--- a/Docs/ICES_JMS/R1/R1_MainDocument.docx
+++ b/Docs/ICES_JMS/R1/R1_MainDocument.docx
@@ -3421,70 +3421,100 @@
           <w:rPr>
             <w:rFonts w:ascii="Times New Roman" w:hAnsi="Times New Roman" w:cs="Times New Roman"/>
           </w:rPr>
-          <w:t xml:space="preserve">laid in a brick of </w:t>
+          <w:t>laid in</w:t>
         </w:r>
-        <w:r>
-          <w:rPr>
-            <w:rFonts w:ascii="Times New Roman" w:hAnsi="Times New Roman" w:cs="Times New Roman"/>
-            <w:highlight w:val="yellow"/>
-            <w:rPrChange w:id="21" w:author="Benjamin J. Makhlouf" w:date="2026-03-01T19:38:00Z" w16du:dateUtc="2026-03-02T03:38:00Z">
-              <w:rPr>
-                <w:rFonts w:ascii="Times New Roman" w:hAnsi="Times New Roman" w:cs="Times New Roman"/>
-              </w:rPr>
-            </w:rPrChange>
-          </w:rPr>
-          <w:t>X</w:t>
-        </w:r>
+      </w:ins>
+      <w:ins w:id="21" w:author="Benjamin J. Makhlouf" w:date="2026-03-02T10:59:00Z" w16du:dateUtc="2026-03-02T18:59:00Z">
         <w:r>
           <w:rPr>
             <w:rFonts w:ascii="Times New Roman" w:hAnsi="Times New Roman" w:cs="Times New Roman"/>
           </w:rPr>
-          <w:t xml:space="preserve"> epoxy and </w:t>
+          <w:t xml:space="preserve"> a brick of</w:t>
         </w:r>
       </w:ins>
-      <w:r>
-        <w:rPr>
-          <w:rFonts w:ascii="Times New Roman" w:hAnsi="Times New Roman" w:cs="Times New Roman"/>
-        </w:rPr>
-        <w:t>cut along the transverse plane</w:t>
-      </w:r>
-      <w:r>
-        <w:rPr>
-          <w:rFonts w:ascii="Times New Roman" w:hAnsi="Times New Roman" w:cs="Times New Roman"/>
-        </w:rPr>
-        <w:t xml:space="preserve"> using a low speed</w:t>
-      </w:r>
-      <w:r>
-        <w:rPr>
-          <w:rFonts w:ascii="Times New Roman" w:hAnsi="Times New Roman" w:cs="Times New Roman"/>
-        </w:rPr>
-        <w:t xml:space="preserve"> </w:t>
-      </w:r>
-      <w:proofErr w:type="spellStart"/>
-      <w:r>
-        <w:rPr>
-          <w:rFonts w:ascii="Times New Roman" w:hAnsi="Times New Roman" w:cs="Times New Roman"/>
-        </w:rPr>
-        <w:t>isomet</w:t>
-      </w:r>
-      <w:proofErr w:type="spellEnd"/>
-      <w:ins w:id="22" w:author="Benjamin J. Makhlouf" w:date="2026-03-01T19:38:00Z" w16du:dateUtc="2026-03-02T03:38:00Z">
+      <w:ins w:id="22" w:author="Benjamin J. Makhlouf" w:date="2026-03-01T19:36:00Z" w16du:dateUtc="2026-03-02T03:36:00Z">
         <w:r>
           <w:rPr>
             <w:rFonts w:ascii="Times New Roman" w:hAnsi="Times New Roman" w:cs="Times New Roman"/>
           </w:rPr>
-          <w:t xml:space="preserve">. In doing so, we </w:t>
+          <w:t xml:space="preserve"> </w:t>
         </w:r>
-        <w:proofErr w:type="gramStart"/>
+      </w:ins>
+      <w:proofErr w:type="gramStart"/>
+      <w:ins w:id="23" w:author="Benjamin J. Makhlouf" w:date="2026-03-02T10:59:00Z" w16du:dateUtc="2026-03-02T18:59:00Z">
         <w:r>
           <w:rPr>
             <w:rFonts w:ascii="Times New Roman" w:hAnsi="Times New Roman" w:cs="Times New Roman"/>
           </w:rPr>
-          <w:t>removed  a</w:t>
+          <w:t>two part</w:t>
+        </w:r>
+        <w:proofErr w:type="gramEnd"/>
+        <w:r>
+          <w:rPr>
+            <w:rFonts w:ascii="Times New Roman" w:hAnsi="Times New Roman" w:cs="Times New Roman"/>
+          </w:rPr>
+          <w:t xml:space="preserve"> epoxy resin</w:t>
         </w:r>
       </w:ins>
-      <w:proofErr w:type="gramEnd"/>
-      <w:del w:id="23" w:author="Benjamin J. Makhlouf" w:date="2026-03-01T19:38:00Z" w16du:dateUtc="2026-03-02T03:38:00Z">
+      <w:ins w:id="24" w:author="Benjamin J. Makhlouf" w:date="2026-03-01T19:36:00Z" w16du:dateUtc="2026-03-02T03:36:00Z">
+        <w:r>
+          <w:rPr>
+            <w:rFonts w:ascii="Times New Roman" w:hAnsi="Times New Roman" w:cs="Times New Roman"/>
+          </w:rPr>
+          <w:t xml:space="preserve"> and </w:t>
+        </w:r>
+      </w:ins>
+      <w:r>
+        <w:rPr>
+          <w:rFonts w:ascii="Times New Roman" w:hAnsi="Times New Roman" w:cs="Times New Roman"/>
+        </w:rPr>
+        <w:t>cut along the transverse plane</w:t>
+      </w:r>
+      <w:r>
+        <w:rPr>
+          <w:rFonts w:ascii="Times New Roman" w:hAnsi="Times New Roman" w:cs="Times New Roman"/>
+        </w:rPr>
+        <w:t xml:space="preserve"> using a low speed</w:t>
+      </w:r>
+      <w:r>
+        <w:rPr>
+          <w:rFonts w:ascii="Times New Roman" w:hAnsi="Times New Roman" w:cs="Times New Roman"/>
+        </w:rPr>
+        <w:t xml:space="preserve"> </w:t>
+      </w:r>
+      <w:proofErr w:type="spellStart"/>
+      <w:r>
+        <w:rPr>
+          <w:rFonts w:ascii="Times New Roman" w:hAnsi="Times New Roman" w:cs="Times New Roman"/>
+        </w:rPr>
+        <w:t>isomet</w:t>
+      </w:r>
+      <w:proofErr w:type="spellEnd"/>
+      <w:ins w:id="25" w:author="Benjamin J. Makhlouf" w:date="2026-03-02T10:59:00Z" w16du:dateUtc="2026-03-02T18:59:00Z">
+        <w:r>
+          <w:rPr>
+            <w:rFonts w:ascii="Times New Roman" w:hAnsi="Times New Roman" w:cs="Times New Roman"/>
+          </w:rPr>
+          <w:t xml:space="preserve"> saw to </w:t>
+        </w:r>
+      </w:ins>
+      <w:ins w:id="26" w:author="Benjamin J. Makhlouf" w:date="2026-03-01T19:38:00Z" w16du:dateUtc="2026-03-02T03:38:00Z">
+        <w:r>
+          <w:rPr>
+            <w:rFonts w:ascii="Times New Roman" w:hAnsi="Times New Roman" w:cs="Times New Roman"/>
+          </w:rPr>
+          <w:t xml:space="preserve">remove </w:t>
+        </w:r>
+      </w:ins>
+      <w:ins w:id="27" w:author="Benjamin J. Makhlouf" w:date="2026-03-02T10:59:00Z" w16du:dateUtc="2026-03-02T18:59:00Z">
+        <w:r>
+          <w:rPr>
+            <w:rFonts w:ascii="Times New Roman" w:hAnsi="Times New Roman" w:cs="Times New Roman"/>
+          </w:rPr>
+          <w:t xml:space="preserve">a </w:t>
+        </w:r>
+      </w:ins>
+      <w:del w:id="28" w:author="Benjamin J. Makhlouf" w:date="2026-03-01T19:38:00Z" w16du:dateUtc="2026-03-02T03:38:00Z">
         <w:r>
           <w:rPr>
             <w:rFonts w:ascii="Times New Roman" w:hAnsi="Times New Roman" w:cs="Times New Roman"/>
@@ -3498,13 +3528,15 @@
           <w:delText xml:space="preserve"> to</w:delText>
         </w:r>
       </w:del>
-      <w:r>
-        <w:rPr>
-          <w:rFonts w:ascii="Times New Roman" w:hAnsi="Times New Roman" w:cs="Times New Roman"/>
-        </w:rPr>
-        <w:t xml:space="preserve"> </w:t>
-      </w:r>
-      <w:del w:id="24" w:author="Benjamin J. Makhlouf" w:date="2026-03-01T19:38:00Z" w16du:dateUtc="2026-03-02T03:38:00Z">
+      <w:del w:id="29" w:author="Benjamin J. Makhlouf" w:date="2026-03-02T10:59:00Z" w16du:dateUtc="2026-03-02T18:59:00Z">
+        <w:r>
+          <w:rPr>
+            <w:rFonts w:ascii="Times New Roman" w:hAnsi="Times New Roman" w:cs="Times New Roman"/>
+          </w:rPr>
+          <w:delText xml:space="preserve"> </w:delText>
+        </w:r>
+      </w:del>
+      <w:del w:id="30" w:author="Benjamin J. Makhlouf" w:date="2026-03-01T19:38:00Z" w16du:dateUtc="2026-03-02T03:38:00Z">
         <w:r>
           <w:rPr>
             <w:rFonts w:ascii="Times New Roman" w:hAnsi="Times New Roman" w:cs="Times New Roman"/>
@@ -3512,12 +3544,12 @@
           <w:delText>re</w:delText>
         </w:r>
       </w:del>
-      <w:ins w:id="25" w:author="Benjamin J. Makhlouf" w:date="2026-03-01T19:37:00Z" w16du:dateUtc="2026-03-02T03:37:00Z">
+      <w:ins w:id="31" w:author="Benjamin J. Makhlouf" w:date="2026-03-01T19:37:00Z" w16du:dateUtc="2026-03-02T03:37:00Z">
         <w:r>
           <w:rPr>
             <w:rFonts w:ascii="Times New Roman" w:hAnsi="Times New Roman" w:cs="Times New Roman"/>
           </w:rPr>
-          <w:t xml:space="preserve">slice of epoxy with an embedded section of the otolith which contained the growth structure and core. </w:t>
+          <w:t xml:space="preserve">section which contained the growth structure and core. </w:t>
         </w:r>
         <w:r>
           <w:rPr>
@@ -3526,7 +3558,7 @@
           <w:t xml:space="preserve">This </w:t>
         </w:r>
       </w:ins>
-      <w:ins w:id="26" w:author="Benjamin J. Makhlouf" w:date="2026-03-01T19:38:00Z" w16du:dateUtc="2026-03-02T03:38:00Z">
+      <w:ins w:id="32" w:author="Benjamin J. Makhlouf" w:date="2026-03-01T19:38:00Z" w16du:dateUtc="2026-03-02T03:38:00Z">
         <w:r>
           <w:rPr>
             <w:rFonts w:ascii="Times New Roman" w:hAnsi="Times New Roman" w:cs="Times New Roman"/>
@@ -3534,7 +3566,7 @@
           <w:t xml:space="preserve">section was </w:t>
         </w:r>
       </w:ins>
-      <w:del w:id="27" w:author="Benjamin J. Makhlouf" w:date="2026-03-01T19:36:00Z" w16du:dateUtc="2026-03-02T03:36:00Z">
+      <w:del w:id="33" w:author="Benjamin J. Makhlouf" w:date="2026-03-01T19:36:00Z" w16du:dateUtc="2026-03-02T03:36:00Z">
         <w:r>
           <w:rPr>
             <w:rFonts w:ascii="Times New Roman" w:hAnsi="Times New Roman" w:cs="Times New Roman"/>
@@ -3542,7 +3574,7 @@
           <w:delText>veal</w:delText>
         </w:r>
       </w:del>
-      <w:del w:id="28" w:author="Benjamin J. Makhlouf" w:date="2026-03-01T19:37:00Z" w16du:dateUtc="2026-03-02T03:37:00Z">
+      <w:del w:id="34" w:author="Benjamin J. Makhlouf" w:date="2026-03-01T19:37:00Z" w16du:dateUtc="2026-03-02T03:37:00Z">
         <w:r>
           <w:rPr>
             <w:rFonts w:ascii="Times New Roman" w:hAnsi="Times New Roman" w:cs="Times New Roman"/>
@@ -3550,7 +3582,7 @@
           <w:delText xml:space="preserve"> the growth structure of the otolith</w:delText>
         </w:r>
       </w:del>
-      <w:del w:id="29" w:author="Benjamin J. Makhlouf" w:date="2026-03-01T19:35:00Z" w16du:dateUtc="2026-03-02T03:35:00Z">
+      <w:del w:id="35" w:author="Benjamin J. Makhlouf" w:date="2026-03-01T19:35:00Z" w16du:dateUtc="2026-03-02T03:35:00Z">
         <w:r>
           <w:rPr>
             <w:rFonts w:ascii="Times New Roman" w:hAnsi="Times New Roman" w:cs="Times New Roman"/>
@@ -3564,40 +3596,39 @@
         </w:rPr>
         <w:t>mounted on microscope slide</w:t>
       </w:r>
-      <w:ins w:id="30" w:author="Benjamin J. Makhlouf" w:date="2026-03-01T19:38:00Z" w16du:dateUtc="2026-03-02T03:38:00Z">
+      <w:ins w:id="36" w:author="Benjamin J. Makhlouf" w:date="2026-03-01T19:38:00Z" w16du:dateUtc="2026-03-02T03:38:00Z">
         <w:r>
           <w:rPr>
             <w:rFonts w:ascii="Times New Roman" w:hAnsi="Times New Roman" w:cs="Times New Roman"/>
           </w:rPr>
-          <w:t xml:space="preserve"> using </w:t>
+          <w:t xml:space="preserve"> </w:t>
         </w:r>
+      </w:ins>
+      <w:ins w:id="37" w:author="Benjamin J. Makhlouf" w:date="2026-03-02T10:54:00Z" w16du:dateUtc="2026-03-02T18:54:00Z">
         <w:r>
           <w:rPr>
             <w:rFonts w:ascii="Times New Roman" w:hAnsi="Times New Roman" w:cs="Times New Roman"/>
-            <w:highlight w:val="yellow"/>
-            <w:rPrChange w:id="31" w:author="Benjamin J. Makhlouf" w:date="2026-03-01T19:39:00Z" w16du:dateUtc="2026-03-02T03:39:00Z">
-              <w:rPr>
-                <w:rFonts w:ascii="Times New Roman" w:hAnsi="Times New Roman" w:cs="Times New Roman"/>
-              </w:rPr>
-            </w:rPrChange>
           </w:rPr>
-          <w:t xml:space="preserve">X </w:t>
+          <w:t xml:space="preserve">using </w:t>
         </w:r>
+      </w:ins>
+      <w:ins w:id="38" w:author="Benjamin J. Makhlouf" w:date="2026-03-02T10:57:00Z" w16du:dateUtc="2026-03-02T18:57:00Z">
         <w:r>
           <w:rPr>
             <w:rFonts w:ascii="Times New Roman" w:hAnsi="Times New Roman" w:cs="Times New Roman"/>
-            <w:color w:val="EE0000"/>
-            <w:highlight w:val="yellow"/>
-            <w:rPrChange w:id="32" w:author="Benjamin J. Makhlouf" w:date="2026-03-01T19:39:00Z" w16du:dateUtc="2026-03-02T03:39:00Z">
-              <w:rPr>
-                <w:rFonts w:ascii="Times New Roman" w:hAnsi="Times New Roman" w:cs="Times New Roman"/>
-              </w:rPr>
-            </w:rPrChange>
           </w:rPr>
-          <w:t>glue</w:t>
+          <w:t xml:space="preserve">liquid </w:t>
         </w:r>
       </w:ins>
-      <w:del w:id="33" w:author="Benjamin J. Makhlouf" w:date="2026-03-01T19:38:00Z" w16du:dateUtc="2026-03-02T03:38:00Z">
+      <w:ins w:id="39" w:author="Benjamin J. Makhlouf" w:date="2026-03-02T10:54:00Z" w16du:dateUtc="2026-03-02T18:54:00Z">
+        <w:r>
+          <w:rPr>
+            <w:rFonts w:ascii="Times New Roman" w:hAnsi="Times New Roman" w:cs="Times New Roman"/>
+          </w:rPr>
+          <w:t xml:space="preserve">superglue </w:t>
+        </w:r>
+      </w:ins>
+      <w:del w:id="40" w:author="Benjamin J. Makhlouf" w:date="2026-03-01T19:38:00Z" w16du:dateUtc="2026-03-02T03:38:00Z">
         <w:r>
           <w:rPr>
             <w:rFonts w:ascii="Times New Roman" w:hAnsi="Times New Roman" w:cs="Times New Roman"/>
@@ -3605,15 +3636,15 @@
           <w:delText>s</w:delText>
         </w:r>
       </w:del>
-      <w:ins w:id="34" w:author="Benjamin J. Makhlouf" w:date="2026-03-01T19:39:00Z" w16du:dateUtc="2026-03-02T03:39:00Z">
+      <w:ins w:id="41" w:author="Benjamin J. Makhlouf" w:date="2026-03-01T19:39:00Z" w16du:dateUtc="2026-03-02T03:39:00Z">
         <w:r>
           <w:rPr>
             <w:rFonts w:ascii="Times New Roman" w:hAnsi="Times New Roman" w:cs="Times New Roman"/>
           </w:rPr>
-          <w:t xml:space="preserve"> and </w:t>
+          <w:t xml:space="preserve">and </w:t>
         </w:r>
       </w:ins>
-      <w:del w:id="35" w:author="Benjamin J. Makhlouf" w:date="2026-03-01T19:39:00Z" w16du:dateUtc="2026-03-02T03:39:00Z">
+      <w:del w:id="42" w:author="Benjamin J. Makhlouf" w:date="2026-03-01T19:39:00Z" w16du:dateUtc="2026-03-02T03:39:00Z">
         <w:r>
           <w:rPr>
             <w:rFonts w:ascii="Times New Roman" w:hAnsi="Times New Roman" w:cs="Times New Roman"/>
@@ -3627,7 +3658,7 @@
         </w:rPr>
         <w:t>polished</w:t>
       </w:r>
-      <w:ins w:id="36" w:author="Benjamin J. Makhlouf" w:date="2026-03-01T19:39:00Z" w16du:dateUtc="2026-03-02T03:39:00Z">
+      <w:ins w:id="43" w:author="Benjamin J. Makhlouf" w:date="2026-03-01T19:39:00Z" w16du:dateUtc="2026-03-02T03:39:00Z">
         <w:r>
           <w:rPr>
             <w:rFonts w:ascii="Times New Roman" w:hAnsi="Times New Roman" w:cs="Times New Roman"/>
@@ -3638,20 +3669,52 @@
           <w:rPr>
             <w:rFonts w:ascii="Times New Roman" w:hAnsi="Times New Roman" w:cs="Times New Roman"/>
             <w:highlight w:val="yellow"/>
-            <w:rPrChange w:id="37" w:author="Benjamin J. Makhlouf" w:date="2026-03-01T19:39:00Z" w16du:dateUtc="2026-03-02T03:39:00Z">
+            <w:rPrChange w:id="44" w:author="Benjamin J. Makhlouf" w:date="2026-03-01T19:39:00Z" w16du:dateUtc="2026-03-02T03:39:00Z">
               <w:rPr>
                 <w:rFonts w:ascii="Times New Roman" w:hAnsi="Times New Roman" w:cs="Times New Roman"/>
               </w:rPr>
             </w:rPrChange>
           </w:rPr>
-          <w:t>using X alumina powder</w:t>
+          <w:t xml:space="preserve">using </w:t>
         </w:r>
       </w:ins>
-      <w:r>
-        <w:rPr>
-          <w:rFonts w:ascii="Times New Roman" w:hAnsi="Times New Roman" w:cs="Times New Roman"/>
-        </w:rPr>
-        <w:t xml:space="preserve"> to enhance clarity</w:t>
+      <w:ins w:id="45" w:author="Benjamin J. Makhlouf" w:date="2026-03-02T10:55:00Z" w16du:dateUtc="2026-03-02T18:55:00Z">
+        <w:r>
+          <w:rPr>
+            <w:rFonts w:ascii="Times New Roman" w:hAnsi="Times New Roman" w:cs="Times New Roman"/>
+          </w:rPr>
+          <w:t>alumina powder (</w:t>
+        </w:r>
+      </w:ins>
+      <w:ins w:id="46" w:author="Benjamin J. Makhlouf" w:date="2026-03-02T10:57:00Z" w16du:dateUtc="2026-03-02T18:57:00Z">
+        <w:r>
+          <w:rPr>
+            <w:rFonts w:ascii="Times New Roman" w:hAnsi="Times New Roman" w:cs="Times New Roman"/>
+          </w:rPr>
+          <w:t xml:space="preserve">Type DX, </w:t>
+        </w:r>
+      </w:ins>
+      <w:ins w:id="47" w:author="Benjamin J. Makhlouf" w:date="2026-03-02T10:55:00Z" w16du:dateUtc="2026-03-02T18:55:00Z">
+        <w:r>
+          <w:rPr>
+            <w:rFonts w:ascii="Times New Roman" w:hAnsi="Times New Roman" w:cs="Times New Roman"/>
+          </w:rPr>
+          <w:t xml:space="preserve">Electron Microscope Sciences) </w:t>
+        </w:r>
+      </w:ins>
+      <w:del w:id="48" w:author="Benjamin J. Makhlouf" w:date="2026-03-02T10:54:00Z" w16du:dateUtc="2026-03-02T18:54:00Z">
+        <w:r>
+          <w:rPr>
+            <w:rFonts w:ascii="Times New Roman" w:hAnsi="Times New Roman" w:cs="Times New Roman"/>
+          </w:rPr>
+          <w:delText xml:space="preserve"> </w:delText>
+        </w:r>
+      </w:del>
+      <w:r>
+        <w:rPr>
+          <w:rFonts w:ascii="Times New Roman" w:hAnsi="Times New Roman" w:cs="Times New Roman"/>
+        </w:rPr>
+        <w:t>to enhance clarity</w:t>
       </w:r>
       <w:r>
         <w:rPr>
@@ -3934,7 +3997,7 @@
         </w:rPr>
         <w:t xml:space="preserve"> assigned following methods outlined in Makhlouf et al., 2025</w:t>
       </w:r>
-      <w:del w:id="38" w:author="Benjamin J. Makhlouf" w:date="2026-03-01T20:03:00Z" w16du:dateUtc="2026-03-02T04:03:00Z">
+      <w:del w:id="49" w:author="Benjamin J. Makhlouf" w:date="2026-03-01T20:03:00Z" w16du:dateUtc="2026-03-02T04:03:00Z">
         <w:r>
           <w:rPr>
             <w:rFonts w:ascii="Times New Roman" w:hAnsi="Times New Roman" w:cs="Times New Roman"/>
@@ -4437,7 +4500,7 @@
         </w:rPr>
         <w:t xml:space="preserve"> randomized </w:t>
       </w:r>
-      <w:ins w:id="39" w:author="Benjamin J. Makhlouf" w:date="2026-03-01T20:13:00Z" w16du:dateUtc="2026-03-02T04:13:00Z">
+      <w:ins w:id="50" w:author="Benjamin J. Makhlouf" w:date="2026-03-01T20:13:00Z" w16du:dateUtc="2026-03-02T04:13:00Z">
         <w:r>
           <w:rPr>
             <w:rFonts w:ascii="Times New Roman" w:hAnsi="Times New Roman" w:cs="Times New Roman"/>
@@ -4445,7 +4508,7 @@
           <w:t xml:space="preserve">among samples and </w:t>
         </w:r>
       </w:ins>
-      <w:ins w:id="40" w:author="Benjamin J. Makhlouf" w:date="2026-03-01T20:12:00Z" w16du:dateUtc="2026-03-02T04:12:00Z">
+      <w:ins w:id="51" w:author="Benjamin J. Makhlouf" w:date="2026-03-01T20:12:00Z" w16du:dateUtc="2026-03-02T04:12:00Z">
         <w:r>
           <w:rPr>
             <w:rFonts w:ascii="Times New Roman" w:hAnsi="Times New Roman" w:cs="Times New Roman"/>
@@ -4453,7 +4516,7 @@
           <w:t xml:space="preserve">done without knowing the </w:t>
         </w:r>
       </w:ins>
-      <w:ins w:id="41" w:author="Benjamin J. Makhlouf" w:date="2026-03-01T20:13:00Z" w16du:dateUtc="2026-03-02T04:13:00Z">
+      <w:ins w:id="52" w:author="Benjamin J. Makhlouf" w:date="2026-03-01T20:13:00Z" w16du:dateUtc="2026-03-02T04:13:00Z">
         <w:r>
           <w:rPr>
             <w:rFonts w:ascii="Times New Roman" w:hAnsi="Times New Roman" w:cs="Times New Roman"/>
@@ -4475,7 +4538,7 @@
           <w:t xml:space="preserve"> </w:t>
         </w:r>
       </w:ins>
-      <w:del w:id="42" w:author="Benjamin J. Makhlouf" w:date="2026-03-01T20:12:00Z" w16du:dateUtc="2026-03-02T04:12:00Z">
+      <w:del w:id="53" w:author="Benjamin J. Makhlouf" w:date="2026-03-01T20:12:00Z" w16du:dateUtc="2026-03-02T04:12:00Z">
         <w:r>
           <w:rPr>
             <w:rFonts w:ascii="Times New Roman" w:hAnsi="Times New Roman" w:cs="Times New Roman"/>
@@ -4483,7 +4546,7 @@
           <w:delText xml:space="preserve">and </w:delText>
         </w:r>
       </w:del>
-      <w:del w:id="43" w:author="Benjamin J. Makhlouf" w:date="2026-03-01T20:13:00Z" w16du:dateUtc="2026-03-02T04:13:00Z">
+      <w:del w:id="54" w:author="Benjamin J. Makhlouf" w:date="2026-03-01T20:13:00Z" w16du:dateUtc="2026-03-02T04:13:00Z">
         <w:r>
           <w:rPr>
             <w:rFonts w:ascii="Times New Roman" w:hAnsi="Times New Roman" w:cs="Times New Roman"/>
@@ -6188,12 +6251,12 @@
       <w:r>
         <w:t xml:space="preserve"> </w:t>
       </w:r>
-      <w:ins w:id="44" w:author="Benjamin J. Makhlouf" w:date="2026-03-01T20:21:00Z" w16du:dateUtc="2026-03-02T04:21:00Z">
+      <w:ins w:id="55" w:author="Benjamin J. Makhlouf" w:date="2026-03-01T20:21:00Z" w16du:dateUtc="2026-03-02T04:21:00Z">
         <w:r>
           <w:t>2</w:t>
         </w:r>
       </w:ins>
-      <w:del w:id="45" w:author="Benjamin J. Makhlouf" w:date="2026-03-01T20:21:00Z" w16du:dateUtc="2026-03-02T04:21:00Z">
+      <w:del w:id="56" w:author="Benjamin J. Makhlouf" w:date="2026-03-01T20:21:00Z" w16du:dateUtc="2026-03-02T04:21:00Z">
         <w:r>
           <w:delText>1.</w:delText>
         </w:r>
@@ -6374,12 +6437,12 @@
       <w:r>
         <w:t xml:space="preserve">Principal component analysis of the full GAM-smoothed dataset (n = 2,531) revealed </w:t>
       </w:r>
-      <w:ins w:id="46" w:author="Benjamin J. Makhlouf" w:date="2026-03-01T20:18:00Z" w16du:dateUtc="2026-03-02T04:18:00Z">
+      <w:ins w:id="57" w:author="Benjamin J. Makhlouf" w:date="2026-03-01T20:18:00Z" w16du:dateUtc="2026-03-02T04:18:00Z">
         <w:r>
           <w:t xml:space="preserve">substantial </w:t>
         </w:r>
       </w:ins>
-      <w:del w:id="47" w:author="Benjamin J. Makhlouf" w:date="2026-03-01T20:18:00Z" w16du:dateUtc="2026-03-02T04:18:00Z">
+      <w:del w:id="58" w:author="Benjamin J. Makhlouf" w:date="2026-03-01T20:18:00Z" w16du:dateUtc="2026-03-02T04:18:00Z">
         <w:r>
           <w:delText xml:space="preserve">significant </w:delText>
         </w:r>
@@ -7309,7 +7372,7 @@
         </w:rPr>
         <w:t xml:space="preserve">Classification accuracy within the CWAK reporting group, which includes the Kuskokwim, Nushagak, and Lower Yukon regions was 90.0%. Classification accuracy for regions in our dataset not within CWAK was 97.9%. Yukon classification accuracy for those within the CWAK group fell to 73.3%. However, it should be noted that the sample size of CWAK Yukon individuals was </w:t>
       </w:r>
-      <w:ins w:id="48" w:author="Benjamin J. Makhlouf" w:date="2026-03-01T20:19:00Z" w16du:dateUtc="2026-03-02T04:19:00Z">
+      <w:ins w:id="59" w:author="Benjamin J. Makhlouf" w:date="2026-03-01T20:19:00Z" w16du:dateUtc="2026-03-02T04:19:00Z">
         <w:r>
           <w:rPr>
             <w:rFonts w:ascii="Times New Roman" w:hAnsi="Times New Roman" w:cs="Times New Roman"/>
@@ -7317,7 +7380,7 @@
           <w:t xml:space="preserve">substantially </w:t>
         </w:r>
       </w:ins>
-      <w:del w:id="49" w:author="Benjamin J. Makhlouf" w:date="2026-03-01T20:19:00Z" w16du:dateUtc="2026-03-02T04:19:00Z">
+      <w:del w:id="60" w:author="Benjamin J. Makhlouf" w:date="2026-03-01T20:19:00Z" w16du:dateUtc="2026-03-02T04:19:00Z">
         <w:r>
           <w:rPr>
             <w:rFonts w:ascii="Times New Roman" w:hAnsi="Times New Roman" w:cs="Times New Roman"/>
@@ -7504,7 +7567,7 @@
         </w:rPr>
         <w:t>accuracy ranged from 91</w:t>
       </w:r>
-      <w:ins w:id="50" w:author="Benjamin J. Makhlouf" w:date="2026-03-01T20:23:00Z" w16du:dateUtc="2026-03-02T04:23:00Z">
+      <w:ins w:id="61" w:author="Benjamin J. Makhlouf" w:date="2026-03-01T20:23:00Z" w16du:dateUtc="2026-03-02T04:23:00Z">
         <w:r>
           <w:rPr>
             <w:rFonts w:ascii="Times New Roman" w:hAnsi="Times New Roman" w:cs="Times New Roman"/>
@@ -7518,7 +7581,7 @@
         </w:rPr>
         <w:t xml:space="preserve"> </w:t>
       </w:r>
-      <w:ins w:id="51" w:author="Benjamin J. Makhlouf" w:date="2026-03-01T20:23:00Z" w16du:dateUtc="2026-03-02T04:23:00Z">
+      <w:ins w:id="62" w:author="Benjamin J. Makhlouf" w:date="2026-03-01T20:23:00Z" w16du:dateUtc="2026-03-02T04:23:00Z">
         <w:r>
           <w:rPr>
             <w:rFonts w:ascii="Times New Roman" w:hAnsi="Times New Roman" w:cs="Times New Roman"/>
@@ -7526,7 +7589,7 @@
           <w:t xml:space="preserve">to </w:t>
         </w:r>
       </w:ins>
-      <w:del w:id="52" w:author="Benjamin J. Makhlouf" w:date="2026-03-01T20:23:00Z" w16du:dateUtc="2026-03-02T04:23:00Z">
+      <w:del w:id="63" w:author="Benjamin J. Makhlouf" w:date="2026-03-01T20:23:00Z" w16du:dateUtc="2026-03-02T04:23:00Z">
         <w:r>
           <w:rPr>
             <w:rFonts w:ascii="Times New Roman" w:hAnsi="Times New Roman" w:cs="Times New Roman"/>
@@ -7774,7 +7837,7 @@
         </w:rPr>
         <w:t xml:space="preserve"> smoothing techniques s</w:t>
       </w:r>
-      <w:ins w:id="53" w:author="Benjamin J. Makhlouf" w:date="2026-03-01T20:17:00Z" w16du:dateUtc="2026-03-02T04:17:00Z">
+      <w:ins w:id="64" w:author="Benjamin J. Makhlouf" w:date="2026-03-01T20:17:00Z" w16du:dateUtc="2026-03-02T04:17:00Z">
         <w:r>
           <w:rPr>
             <w:rFonts w:ascii="Times New Roman" w:hAnsi="Times New Roman" w:cs="Times New Roman"/>
@@ -7782,7 +7845,7 @@
           <w:t xml:space="preserve">ubstantially </w:t>
         </w:r>
       </w:ins>
-      <w:del w:id="54" w:author="Benjamin J. Makhlouf" w:date="2026-03-01T20:17:00Z" w16du:dateUtc="2026-03-02T04:17:00Z">
+      <w:del w:id="65" w:author="Benjamin J. Makhlouf" w:date="2026-03-01T20:17:00Z" w16du:dateUtc="2026-03-02T04:17:00Z">
         <w:r>
           <w:rPr>
             <w:rFonts w:ascii="Times New Roman" w:hAnsi="Times New Roman" w:cs="Times New Roman"/>
@@ -8015,7 +8078,7 @@
         </w:rPr>
         <w:t xml:space="preserve">This limitation is further illustrated in the confidence threshold analysis, in which we imposed the additional requirement that the model must assign to the correct class with a calibrated probability value above a given threshold. Preforming this analysis on the total dataset resulted in a </w:t>
       </w:r>
-      <w:ins w:id="55" w:author="Benjamin J. Makhlouf" w:date="2026-03-01T20:18:00Z" w16du:dateUtc="2026-03-02T04:18:00Z">
+      <w:ins w:id="66" w:author="Benjamin J. Makhlouf" w:date="2026-03-01T20:18:00Z" w16du:dateUtc="2026-03-02T04:18:00Z">
         <w:r>
           <w:rPr>
             <w:rFonts w:ascii="Times New Roman" w:hAnsi="Times New Roman" w:cs="Times New Roman"/>
@@ -8023,7 +8086,7 @@
           <w:t xml:space="preserve">substantial </w:t>
         </w:r>
       </w:ins>
-      <w:del w:id="56" w:author="Benjamin J. Makhlouf" w:date="2026-03-01T20:18:00Z" w16du:dateUtc="2026-03-02T04:18:00Z">
+      <w:del w:id="67" w:author="Benjamin J. Makhlouf" w:date="2026-03-01T20:18:00Z" w16du:dateUtc="2026-03-02T04:18:00Z">
         <w:r>
           <w:rPr>
             <w:rFonts w:ascii="Times New Roman" w:hAnsi="Times New Roman" w:cs="Times New Roman"/>
@@ -8624,6 +8687,7 @@
       <w:r>
         <w:t xml:space="preserve">of hypotheses of declining population health by allowing for an explicit assessment of marine mortality on stock specific health. </w:t>
       </w:r>
+      <w:bookmarkStart w:id="68" w:name="_Hlk223339650"/>
       <w:r>
         <w:t xml:space="preserve">The </w:t>
       </w:r>
@@ -8655,11 +8719,28 @@
         <w:t>provenance and</w:t>
       </w:r>
       <w:r>
-        <w:t xml:space="preserve"> calibrated may be immediately useful for classifying adult Chinook salmon from western Alaska watershed</w:t>
+        <w:t xml:space="preserve"> </w:t>
+      </w:r>
+      <w:ins w:id="69" w:author="Benjamin J. Makhlouf" w:date="2026-03-02T10:14:00Z" w16du:dateUtc="2026-03-02T18:14:00Z">
+        <w:r>
+          <w:t xml:space="preserve">a </w:t>
+        </w:r>
+      </w:ins>
+      <w:r>
+        <w:t xml:space="preserve">calibrated </w:t>
+      </w:r>
+      <w:ins w:id="70" w:author="Benjamin J. Makhlouf" w:date="2026-03-02T10:14:00Z" w16du:dateUtc="2026-03-02T18:14:00Z">
+        <w:r>
+          <w:t xml:space="preserve">classification model that </w:t>
+        </w:r>
+      </w:ins>
+      <w:r>
+        <w:t>may be immediately useful for classifying adult Chinook salmon from western Alaska watershed</w:t>
       </w:r>
       <w:r>
         <w:t>s</w:t>
       </w:r>
+      <w:bookmarkEnd w:id="68"/>
       <w:r>
         <w:t xml:space="preserve">. </w:t>
       </w:r>
@@ -8667,7 +8748,16 @@
         <w:t xml:space="preserve">Our dataset is unusually large for its type and includes samples collected across several years and from nearly all parts of the sampled watersheds. As such, we expect it to be broadly representative of the natural variability among years, and that the model presented here will generalize well to new years of data. However, due to sample size constraints we did not include a true validation set from a year excluded from the training and testing data, leaving open the possibility that some degree of overfitting to this dataset could affect assignment accuracy for unseen years. </w:t>
       </w:r>
       <w:r>
-        <w:t xml:space="preserve">During exploratory analyses, we conducted a preliminary cross-year validation in which one year of Yukon data was withheld in each run and used as a validation set. Classification accuracy across years was generally consistent with testing performance, except for 2019, which performed moderately worse, possibly due to differences in sample preparation or data quality. While these preliminary results were not included in the final </w:t>
+        <w:rPr>
+          <w:highlight w:val="yellow"/>
+          <w:rPrChange w:id="71" w:author="Benjamin J. Makhlouf" w:date="2026-03-02T10:25:00Z" w16du:dateUtc="2026-03-02T18:25:00Z">
+            <w:rPr/>
+          </w:rPrChange>
+        </w:rPr>
+        <w:t>During exploratory analyses, we conducted a preliminary cross-year validation in which one year of Yukon data was withheld in each run and used as a validation set.</w:t>
+      </w:r>
+      <w:r>
+        <w:t xml:space="preserve"> Classification accuracy across years was generally consistent with testing performance, except for 2019, which performed moderately worse, possibly due to differences in sample preparation or data quality. While these preliminary results were not included in the final </w:t>
       </w:r>
       <w:proofErr w:type="gramStart"/>
       <w:r>
@@ -8678,11 +8768,11 @@
         <w:t xml:space="preserve"> they support the potential for this model to generalize to new years of data, </w:t>
       </w:r>
       <w:r>
-        <w:t xml:space="preserve">which we plan to further evaluate as additional, currently unprocessed years </w:t>
+        <w:t xml:space="preserve">which we plan to further </w:t>
       </w:r>
       <w:r>
         <w:lastRenderedPageBreak/>
-        <w:t xml:space="preserve">of otolith data become available. </w:t>
+        <w:t xml:space="preserve">evaluate as additional, currently unprocessed years of otolith data become available. </w:t>
       </w:r>
       <w:r>
         <w:t xml:space="preserve">Additionally, sample preparation procedures and </w:t>
@@ -8712,30 +8802,58 @@
         <w:t xml:space="preserve">dynamic time warping </w:t>
       </w:r>
       <w:r>
-        <w:t>(Arai et al., 2025 (</w:t>
-      </w:r>
-      <w:r>
-        <w:rPr>
-          <w:i/>
-          <w:iCs/>
-        </w:rPr>
-        <w:t xml:space="preserve">in </w:t>
-      </w:r>
-      <w:r>
-        <w:rPr>
-          <w:i/>
-          <w:iCs/>
-        </w:rPr>
-        <w:t>review</w:t>
-      </w:r>
-      <w:r>
-        <w:t>)</w:t>
-      </w:r>
-      <w:r>
-        <w:t>)</w:t>
-      </w:r>
-      <w:r>
-        <w:t xml:space="preserve">, or deep learning approaches which can accommodate variation in time-series length and </w:t>
+        <w:fldChar w:fldCharType="begin"/>
+      </w:r>
+      <w:r>
+        <w:instrText xml:space="preserve"> ADDIN ZOTERO_ITEM CSL_CITATION {"citationID":"j7zBNeS5","properties":{"formattedCitation":"(Arai et al., 2026; Hegg &amp; Kennedy, 2021)","plainCitation":"(Arai et al., 2026; Hegg &amp; Kennedy, 2021)","noteIndex":0},"citationItems":[{"id":6459,"uris":["http://zotero.org/users/8421274/items/DFJGSZE5"],"itemData":{"id":6459,"type":"article-journal","abstract":"Accurate provenance assignment is critical for understanding ecological connectivity and guiding conservation and management. Natural chemical chronologies stored in metabolically inert, incrementally growing tissues (e.g., otoliths) provide a powerful tool for this purpose. However, traditional approaches face biological challenges, collapse chronological data into single values, and require subjective interpretation, limiting accuracy and scalability. We present a novel framework that integrates machine learning, time series analysis, and ensemble modeling to improve provenance assignment from archival tissue chemistry. Using otolith 87Sr/86Sr profiles from 17 distinct natal sources (n = 255) of California Central Valley Chinook salmon, we developed automated feature extraction, explicit time series classification (including dynamic time warping [DTW] with k-nearest neighbors [KNN]), and ensembles combining multiple classifiers. Furthermore, to address gaps in under-sampled life histories within natal sources, we added simulated chemical profiles to the reference baseline and tested whether they improved model performance. Time series approaches (mean accuracy: 0.56–0.62) consistently outperformed traditional methods (0.48), particularly for sources influenced by maternal signatures or early dispersal. Feature extraction approaches performed best when profiles followed predictable life-stage patterns, while explicit time series classification (DTW + KNN) excelled for distinct profile “shapes”. Ensembles leveraged complementary strengths and outperformed any single method. Our results highlight the advantages of treating archival chemical data as time series and applying machine learning and ensemble strategies to enhance the accuracy and scalability of provenance assignment. This framework is broadly applicable across taxa, tissue types, and chemical markers, offering a roadmap for advancing ecological inference and conservation.","container-title":"Ecological Informatics","DOI":"10.1016/j.ecoinf.2026.103604","ISSN":"1574-9541","journalAbbreviation":"Ecological Informatics","page":"103604","source":"ScienceDirect","title":"Advancing provenance assignment using machine learning and time series analysis of chemical chronologies in archival tissues","volume":"93","author":[{"family":"Arai","given":"Kohma"},{"family":"Willmes","given":"Malte"},{"family":"Johnson","given":"Rachel C."},{"family":"Sturrock","given":"Anna M."}],"issued":{"date-parts":[["2026",2,1]]}}},{"id":4390,"uris":["http://zotero.org/users/8421274/items/BD9UPNI2"],"itemData":{"id":4390,"type":"article-journal","abstract":"Ecological patterns are often fundamentally chronological. However, generalization of data is necessarily accompanied by a loss of detail or resolution. Temporal data in particular contain information not only in data values but in the temporal structure, which is lost when these values are aggregated to provide point estimates. Dynamic time warping (DTW) is a time series comparison method that is capable of efficiently comparing series despite temporal offsets that confound other methods. The DTW method is both efficient and remarkably flexible, capable of efficiently matching not only time series but also any sequentially structured data set, which has made it a popular technique in machine learning, artificial intelligence, and big data analytical tasks. DTW is rarely used in ecology despite the ubiquity of temporally structured data. As technological advances have increased the richness of small-scale ecological data, DTW may be an attractive analysis technique because it is able to utilize the additional information contained in the temporal structure of many ecological data sets. In this study, we use an example data set of high-resolution fish movement records obtained from otolith microchemistry to compare traditional analysis techniques with DTW clustering. Our results suggest that DTW is capable of detecting subtle behavioral patterns within otolith data sets which traditional data aggregation techniques cannot. These results provide evidence that the DTW method may be useful across many of the temporal data types commonly collected in ecology, as well other sequentially ordered “pseudo time series” data such as classification of species by shape.","container-title":"Ecosphere","DOI":"10.1002/ecs2.3742","ISSN":"2150-8925","issue":"9","language":"en","note":"_eprint: https://esajournals.onlinelibrary.wiley.com/doi/pdf/10.1002/ecs2.3742","page":"e03742","source":"Wiley Online Library","title":"Let's do the time warp again: non-linear time series matching as a tool for sequentially structured data in ecology","title-short":"Let's do the time warp again","volume":"12","author":[{"family":"Hegg","given":"Jens C."},{"family":"Kennedy","given":"Brian P."}],"issued":{"date-parts":[["2021"]]}}}],"schema":"https://github.com/citation-style-language/schema/raw/master/csl-citation.json"} </w:instrText>
+      </w:r>
+      <w:r>
+        <w:fldChar w:fldCharType="separate"/>
+      </w:r>
+      <w:r>
+        <w:rPr>
+          <w:noProof/>
+        </w:rPr>
+        <w:t>(Arai et al., 2026; Hegg &amp; Kennedy, 2021)</w:t>
+      </w:r>
+      <w:r>
+        <w:fldChar w:fldCharType="end"/>
+      </w:r>
+      <w:ins w:id="72" w:author="Benjamin J. Makhlouf" w:date="2026-03-02T10:27:00Z" w16du:dateUtc="2026-03-02T18:27:00Z">
+        <w:r>
+          <w:t xml:space="preserve"> </w:t>
+        </w:r>
+      </w:ins>
+      <w:del w:id="73" w:author="Benjamin J. Makhlouf" w:date="2026-03-02T10:25:00Z" w16du:dateUtc="2026-03-02T18:25:00Z">
+        <w:r>
+          <w:delText>(Arai et al., 2025 (</w:delText>
+        </w:r>
+        <w:r>
+          <w:rPr>
+            <w:i/>
+            <w:iCs/>
+          </w:rPr>
+          <w:delText xml:space="preserve">in </w:delText>
+        </w:r>
+        <w:r>
+          <w:rPr>
+            <w:i/>
+            <w:iCs/>
+          </w:rPr>
+          <w:delText>review</w:delText>
+        </w:r>
+        <w:r>
+          <w:delText>)</w:delText>
+        </w:r>
+        <w:r>
+          <w:delText>)</w:delText>
+        </w:r>
+        <w:r>
+          <w:delText xml:space="preserve">, </w:delText>
+        </w:r>
+      </w:del>
+      <w:r>
+        <w:t xml:space="preserve">or deep learning approaches which can accommodate variation in time-series length and </w:t>
       </w:r>
       <w:proofErr w:type="spellStart"/>
       <w:r>
@@ -8869,11 +8987,37 @@
         <w:t>s</w:t>
       </w:r>
       <w:r>
-        <w:t xml:space="preserve"> limited for in-season management or rapid research applications. Otolith LA-ICPMS is costly and labor-intensive, making large-scale, real-time assessment of river origin for marine-caught samples impractical. Moreover, otolith </w:t>
+        <w:t xml:space="preserve"> limited for in-season management or rapid research applications. Otolith LA-ICPMS is costly and labor-intensive, making large-scale, </w:t>
       </w:r>
       <w:r>
         <w:lastRenderedPageBreak/>
-        <w:t xml:space="preserve">collection is lethal, which may be prohibitive given the increasingly endangered status of Chinook salmon in this region. The model also relies on a large existing dataset with known river-of-origin labels derived from unique sampling efforts, a resource not available for most other species of concern. For example, comparable datasets do not exist for chum salmon, constraining the </w:t>
+        <w:t>real-time assessment of river origin for marine-caught samples impractical. Moreover, otolith collection is lethal, which may be prohibitive given the increasingly endangered status of Chinook salmon in this region</w:t>
+      </w:r>
+      <w:ins w:id="74" w:author="Benjamin J. Makhlouf" w:date="2026-03-02T10:29:00Z" w16du:dateUtc="2026-03-02T18:29:00Z">
+        <w:r>
+          <w:t xml:space="preserve"> </w:t>
+        </w:r>
+      </w:ins>
+      <w:r>
+        <w:fldChar w:fldCharType="begin"/>
+      </w:r>
+      <w:r>
+        <w:instrText xml:space="preserve"> ADDIN ZOTERO_ITEM CSL_CITATION {"citationID":"L38gIQ1z","properties":{"formattedCitation":"(Feddern et al., 2023; Ohlberger et al., 2018; Schindler et al., 2013)","plainCitation":"(Feddern et al., 2023; Ohlberger et al., 2018; Schindler et al., 2013)","noteIndex":0},"citationItems":[{"id":4226,"uris":["http://zotero.org/users/8421274/items/53AYSP4H"],"itemData":{"id":4226,"type":"article-journal","abstract":"Understanding how species are responding to environmental change is a central challenge for stewards and managers of fish and wildlife who seek to maintain harvest opportunities for communities and Indigenous peoples. This is a particularly daunting but increasingly important task in remote, high-latitude regions where environmental conditions are changing rapidly and data collection is logistically difficult. The Arctic-Yukon-Kuskokwim (AYK) region encompasses the northern extent of the Chinook Salmon Oncorhynchus tshawytscha range where populations are experiencing rapid rates of environmental change across both freshwater and marine habitats due to global climate change. Climate-salmon interactions in the AYK region are a particularly pressing issue as many local communities have a deep reliance on a subsistence way of life. Here, we synthesize perspectives shared at a recent workshop on Chinook Salmon declines in the AYK region. The objectives were to discuss current understandings of climate-Chinook Salmon interactions, develop a set of outstanding questions, review available data and its limitations in addressing these questions, and describe the perspectives expressed by participants in this workshop from diverse backgrounds. We conclude by suggesting pathways forward to integrate different types of information and build relationships among communities, academic partners, and fishery management agencies.","container-title":"FISHERIES","DOI":"10.1002/fsh.10923","ISSN":"0363-2415, 1548-8446","issue":"8","journalAbbreviation":"Fisheries","language":"English","note":"number-of-pages: 13\npublisher-place: Hoboken\nWeb of Science ID: WOS:000998764500001","page":"331-343","publisher":"Wiley","source":"Clarivate Analytics Web of Science","title":"Kings of the North: Bridging Disciplines to Understand the Effects of Changing Climate on Chinook Salmon in the Arctic-Yukon-Kuskokwim Region","title-short":"Kings of the North","volume":"48","author":[{"family":"Feddern","given":"Megan L."},{"family":"Schoen","given":"Erik R."},{"family":"Shaftel","given":"Rebecca"},{"family":"Cunningham","given":"Curry J."},{"family":"Chythlook","given":"Craig"},{"family":"Connors","given":"Brendan M."},{"family":"Murdoch","given":"Alyssa D."},{"family":"Biela","given":"Vanessa R.","non-dropping-particle":"von"},{"family":"Woods","given":"Brooke"}],"issued":{"date-parts":[["2023",8]]}}},{"id":4421,"uris":["http://zotero.org/users/8421274/items/PUA9GF7A"],"itemData":{"id":4421,"type":"article-journal","abstract":"The demographic structure of populations is affected by life history strategies and how these interact with natural and anthropogenic factors such as exploitation, climate change, and biotic interactions. Previous work suggests that the mean size and age of some North American populations of Chinook salmon (Oncorhynchus tshawytscha, Salmonidae) are declining. These trends are of concern because Chinook salmon are highly valued commercially for their exceptional size and because the loss of the largest and oldest individuals may lead to reduced population productivity. Using long-term data from wild and hatchery populations, we quantified changes in the demographic structure of Chinook salmon populations over the past four decades across the Northeast Pacific Ocean, from California through western Alaska. Our results show that wild and hatchery fish are becoming smaller and younger throughout most of the Pacific coast. Proportions of older age classes have decreased over time in most regions. Simultaneously, the length-at-age of older fish has declined while the length-at-age of younger fish has typically increased. However, negative size trends of older ages were weak or non-existent at the southern end of the range. While it remains to be explored whether these trends are caused by changes in climate, fishing practices or species interactions such as predation, our qualitative review of the potential causes of demographic change suggests that selective removal of large fish has likely contributed to the apparent widespread declines in average body sizes.","container-title":"Fish and Fisheries","DOI":"10.1111/faf.12272","ISSN":"1467-2979","issue":"3","language":"en","license":"© 2018 The Authors. Fish and Fisheries published by John Wiley &amp; Sons Ltd.","note":"_eprint: https://onlinelibrary.wiley.com/doi/pdf/10.1111/faf.12272","page":"533-546","source":"Wiley Online Library","title":"Demographic changes in Chinook salmon across the Northeast Pacific Ocean","volume":"19","author":[{"family":"Ohlberger","given":"Jan"},{"family":"Ward","given":"Eric J"},{"family":"Schindler","given":"Daniel E"},{"family":"Lewis","given":"Bert"}],"issued":{"date-parts":[["2018"]]}}},{"id":4426,"uris":["http://zotero.org/users/8421274/items/GRMID2QD"],"itemData":{"id":4426,"type":"report","language":"en","source":"Zotero","title":"Arctic-Yukon-Kuskokwim Chinook Salmon Research Action Plan: Evidence of Decline of Chinook Salmon Populations and Recommendations for Future Research. Prepared for the AYK Sustainable Salmon Initiative","author":[{"family":"Schindler","given":"Daniel E"},{"family":"Krueger","given":"C"},{"family":"Bisson","given":"P"},{"family":"Bradford","given":"Michael J"},{"family":"Clark","given":"B"},{"family":"Conitz","given":"J"},{"family":"Howard","given":"K"},{"family":"Jones","given":"M"},{"family":"Murphy","given":"J"},{"family":"Myers","given":"Katherine W."},{"family":"Scheuerell","given":"Mark"},{"family":"Volk","given":"Eric C"},{"family":"Winton","given":"James"}],"issued":{"date-parts":[["2013",8]]}}}],"schema":"https://github.com/citation-style-language/schema/raw/master/csl-citation.json"} </w:instrText>
+      </w:r>
+      <w:r>
+        <w:fldChar w:fldCharType="separate"/>
+      </w:r>
+      <w:r>
+        <w:rPr>
+          <w:noProof/>
+        </w:rPr>
+        <w:t>(Feddern et al., 2023; Ohlberger et al., 2018; Schindler et al., 2013)</w:t>
+      </w:r>
+      <w:r>
+        <w:fldChar w:fldCharType="end"/>
+      </w:r>
+      <w:r>
+        <w:t xml:space="preserve">. The model also relies on a large existing dataset with known river-of-origin labels derived from unique sampling efforts, a resource not available for most other species of concern. For example, comparable datasets do not exist for chum salmon, constraining the </w:t>
       </w:r>
       <w:r>
         <w:t xml:space="preserve">application of these methods to other similar species of concern in the region. </w:t>
@@ -9063,7 +9207,15 @@
           <w:color w:val="222222"/>
           <w:shd w:val="clear" w:color="auto" w:fill="FFFFFF"/>
         </w:rPr>
-        <w:t>to advance isotope-based methods </w:t>
+        <w:t xml:space="preserve">to advance isotope-based </w:t>
+      </w:r>
+      <w:r>
+        <w:rPr>
+          <w:color w:val="222222"/>
+          <w:shd w:val="clear" w:color="auto" w:fill="FFFFFF"/>
+        </w:rPr>
+        <w:lastRenderedPageBreak/>
+        <w:t>methods </w:t>
       </w:r>
       <w:r>
         <w:rPr>
@@ -9078,15 +9230,7 @@
           <w:color w:val="222222"/>
           <w:shd w:val="clear" w:color="auto" w:fill="FFFFFF"/>
         </w:rPr>
-        <w:t xml:space="preserve">for ecological research in Alaska. We thank the University of </w:t>
-      </w:r>
-      <w:r>
-        <w:rPr>
-          <w:color w:val="222222"/>
-          <w:shd w:val="clear" w:color="auto" w:fill="FFFFFF"/>
-        </w:rPr>
-        <w:lastRenderedPageBreak/>
-        <w:t>Washington’s eScience Institute Data Science and AI Accelerator program, which provided significant mentorship and resources to a</w:t>
+        <w:t>for ecological research in Alaska. We thank the University of Washington’s eScience Institute Data Science and AI Accelerator program, which provided significant mentorship and resources to a</w:t>
       </w:r>
       <w:r>
         <w:rPr>
@@ -9507,6 +9651,7 @@
         </w:rPr>
       </w:pPr>
       <w:r>
+        <w:lastRenderedPageBreak/>
         <w:fldChar w:fldCharType="begin"/>
       </w:r>
       <w:r>
@@ -9565,7 +9710,6 @@
         <w:rPr>
           <w:rFonts w:ascii="Times New Roman" w:hAnsi="Times New Roman" w:cs="Times New Roman"/>
         </w:rPr>
-        <w:lastRenderedPageBreak/>
         <w:t xml:space="preserve">Arai, K., Castonguay, M., </w:t>
       </w:r>
       <w:proofErr w:type="spellStart"/>
@@ -9678,7 +9822,7 @@
         <w:rPr>
           <w:rFonts w:ascii="Times New Roman" w:hAnsi="Times New Roman" w:cs="Times New Roman"/>
         </w:rPr>
-        <w:t xml:space="preserve">Bataille, C. P., &amp; Bowen, G. J. (2012). Mapping 87Sr/86Sr variations in bedrock and water for large scale provenance studies. </w:t>
+        <w:t xml:space="preserve">Arai, K., Willmes, M., Johnson, R. C., &amp; Sturrock, A. M. (2026). Advancing provenance assignment using machine learning and time series analysis of chemical chronologies in archival tissues. </w:t>
       </w:r>
       <w:r>
         <w:rPr>
@@ -9686,7 +9830,7 @@
           <w:i/>
           <w:iCs/>
         </w:rPr>
-        <w:t>Chemical Geology</w:t>
+        <w:t>Ecological Informatics</w:t>
       </w:r>
       <w:r>
         <w:rPr>
@@ -9700,13 +9844,13 @@
           <w:i/>
           <w:iCs/>
         </w:rPr>
-        <w:t>304–305</w:t>
-      </w:r>
-      <w:r>
-        <w:rPr>
-          <w:rFonts w:ascii="Times New Roman" w:hAnsi="Times New Roman" w:cs="Times New Roman"/>
-        </w:rPr>
-        <w:t>, 39–52. https://doi.org/10.1016/j.chemgeo.2012.01.028</w:t>
+        <w:t>93</w:t>
+      </w:r>
+      <w:r>
+        <w:rPr>
+          <w:rFonts w:ascii="Times New Roman" w:hAnsi="Times New Roman" w:cs="Times New Roman"/>
+        </w:rPr>
+        <w:t>, 103604. https://doi.org/10.1016/j.ecoinf.2026.103604</w:t>
       </w:r>
     </w:p>
     <w:p>
@@ -9720,21 +9864,7 @@
         <w:rPr>
           <w:rFonts w:ascii="Times New Roman" w:hAnsi="Times New Roman" w:cs="Times New Roman"/>
         </w:rPr>
-        <w:t xml:space="preserve">Beacham, T. D., Lapointe, M., Candy, J. R., Miller, K. M., &amp; </w:t>
-      </w:r>
-      <w:proofErr w:type="spellStart"/>
-      <w:r>
-        <w:rPr>
-          <w:rFonts w:ascii="Times New Roman" w:hAnsi="Times New Roman" w:cs="Times New Roman"/>
-        </w:rPr>
-        <w:t>Withler</w:t>
-      </w:r>
-      <w:proofErr w:type="spellEnd"/>
-      <w:r>
-        <w:rPr>
-          <w:rFonts w:ascii="Times New Roman" w:hAnsi="Times New Roman" w:cs="Times New Roman"/>
-        </w:rPr>
-        <w:t xml:space="preserve">, R. E. (2004). DNA in Action: Rapid Application of DNA Variation to Sockeye Salmon Fisheries Management. </w:t>
+        <w:t xml:space="preserve">Bataille, C. P., &amp; Bowen, G. J. (2012). Mapping 87Sr/86Sr variations in bedrock and water for large scale provenance studies. </w:t>
       </w:r>
       <w:r>
         <w:rPr>
@@ -9742,7 +9872,7 @@
           <w:i/>
           <w:iCs/>
         </w:rPr>
-        <w:t>Conservation Genetics</w:t>
+        <w:t>Chemical Geology</w:t>
       </w:r>
       <w:r>
         <w:rPr>
@@ -9756,13 +9886,13 @@
           <w:i/>
           <w:iCs/>
         </w:rPr>
-        <w:t>5</w:t>
-      </w:r>
-      <w:r>
-        <w:rPr>
-          <w:rFonts w:ascii="Times New Roman" w:hAnsi="Times New Roman" w:cs="Times New Roman"/>
-        </w:rPr>
-        <w:t>(3), 411–416. https://doi.org/10.1023/B:COGE.0000031140.41379.73</w:t>
+        <w:t>304–305</w:t>
+      </w:r>
+      <w:r>
+        <w:rPr>
+          <w:rFonts w:ascii="Times New Roman" w:hAnsi="Times New Roman" w:cs="Times New Roman"/>
+        </w:rPr>
+        <w:t>, 39–52. https://doi.org/10.1016/j.chemgeo.2012.01.028</w:t>
       </w:r>
     </w:p>
     <w:p>
@@ -9776,7 +9906,21 @@
         <w:rPr>
           <w:rFonts w:ascii="Times New Roman" w:hAnsi="Times New Roman" w:cs="Times New Roman"/>
         </w:rPr>
-        <w:t xml:space="preserve">Brennan, S. R., Cline, T. J., &amp; Schindler, D. E. (2019). Quantifying habitat use of migratory fish across riverscapes using space-time isotope models. </w:t>
+        <w:t xml:space="preserve">Beacham, T. D., Lapointe, M., Candy, J. R., Miller, K. M., &amp; </w:t>
+      </w:r>
+      <w:proofErr w:type="spellStart"/>
+      <w:r>
+        <w:rPr>
+          <w:rFonts w:ascii="Times New Roman" w:hAnsi="Times New Roman" w:cs="Times New Roman"/>
+        </w:rPr>
+        <w:t>Withler</w:t>
+      </w:r>
+      <w:proofErr w:type="spellEnd"/>
+      <w:r>
+        <w:rPr>
+          <w:rFonts w:ascii="Times New Roman" w:hAnsi="Times New Roman" w:cs="Times New Roman"/>
+        </w:rPr>
+        <w:t xml:space="preserve">, R. E. (2004). DNA in Action: Rapid Application of DNA Variation to Sockeye Salmon Fisheries Management. </w:t>
       </w:r>
       <w:r>
         <w:rPr>
@@ -9784,7 +9928,7 @@
           <w:i/>
           <w:iCs/>
         </w:rPr>
-        <w:t>Methods in Ecology and Evolution</w:t>
+        <w:t>Conservation Genetics</w:t>
       </w:r>
       <w:r>
         <w:rPr>
@@ -9798,13 +9942,13 @@
           <w:i/>
           <w:iCs/>
         </w:rPr>
-        <w:t>10</w:t>
-      </w:r>
-      <w:r>
-        <w:rPr>
-          <w:rFonts w:ascii="Times New Roman" w:hAnsi="Times New Roman" w:cs="Times New Roman"/>
-        </w:rPr>
-        <w:t>(7), 1036–1047. https://doi.org/10.1111/2041-210X.13191</w:t>
+        <w:t>5</w:t>
+      </w:r>
+      <w:r>
+        <w:rPr>
+          <w:rFonts w:ascii="Times New Roman" w:hAnsi="Times New Roman" w:cs="Times New Roman"/>
+        </w:rPr>
+        <w:t>(3), 411–416. https://doi.org/10.1023/B:COGE.0000031140.41379.73</w:t>
       </w:r>
     </w:p>
     <w:p>
@@ -9818,21 +9962,7 @@
         <w:rPr>
           <w:rFonts w:ascii="Times New Roman" w:hAnsi="Times New Roman" w:cs="Times New Roman"/>
         </w:rPr>
-        <w:t xml:space="preserve">Brennan, S. R., &amp; Schindler, D. E. (2017). Linking otolith microchemistry and dendritic </w:t>
-      </w:r>
-      <w:proofErr w:type="spellStart"/>
-      <w:r>
-        <w:rPr>
-          <w:rFonts w:ascii="Times New Roman" w:hAnsi="Times New Roman" w:cs="Times New Roman"/>
-        </w:rPr>
-        <w:t>isoscapes</w:t>
-      </w:r>
-      <w:proofErr w:type="spellEnd"/>
-      <w:r>
-        <w:rPr>
-          <w:rFonts w:ascii="Times New Roman" w:hAnsi="Times New Roman" w:cs="Times New Roman"/>
-        </w:rPr>
-        <w:t xml:space="preserve"> to map heterogeneous production of fish across river basins. </w:t>
+        <w:t xml:space="preserve">Brennan, S. R., Cline, T. J., &amp; Schindler, D. E. (2019). Quantifying habitat use of migratory fish across riverscapes using space-time isotope models. </w:t>
       </w:r>
       <w:r>
         <w:rPr>
@@ -9840,7 +9970,7 @@
           <w:i/>
           <w:iCs/>
         </w:rPr>
-        <w:t>Ecological Applications</w:t>
+        <w:t>Methods in Ecology and Evolution</w:t>
       </w:r>
       <w:r>
         <w:rPr>
@@ -9854,13 +9984,13 @@
           <w:i/>
           <w:iCs/>
         </w:rPr>
-        <w:t>27</w:t>
-      </w:r>
-      <w:r>
-        <w:rPr>
-          <w:rFonts w:ascii="Times New Roman" w:hAnsi="Times New Roman" w:cs="Times New Roman"/>
-        </w:rPr>
-        <w:t>(2), 363–377. https://doi.org/10.1002/eap.1474</w:t>
+        <w:t>10</w:t>
+      </w:r>
+      <w:r>
+        <w:rPr>
+          <w:rFonts w:ascii="Times New Roman" w:hAnsi="Times New Roman" w:cs="Times New Roman"/>
+        </w:rPr>
+        <w:t>(7), 1036–1047. https://doi.org/10.1111/2041-210X.13191</w:t>
       </w:r>
     </w:p>
     <w:p>
@@ -9874,21 +10004,21 @@
         <w:rPr>
           <w:rFonts w:ascii="Times New Roman" w:hAnsi="Times New Roman" w:cs="Times New Roman"/>
         </w:rPr>
-        <w:t xml:space="preserve">Brennan, S. R., Zimmerman, C. E., Fernandez, D. P., </w:t>
+        <w:t xml:space="preserve">Brennan, S. R., &amp; Schindler, D. E. (2017). Linking otolith microchemistry and dendritic </w:t>
       </w:r>
       <w:proofErr w:type="spellStart"/>
       <w:r>
         <w:rPr>
           <w:rFonts w:ascii="Times New Roman" w:hAnsi="Times New Roman" w:cs="Times New Roman"/>
         </w:rPr>
-        <w:t>Cerling</w:t>
+        <w:t>isoscapes</w:t>
       </w:r>
       <w:proofErr w:type="spellEnd"/>
       <w:r>
         <w:rPr>
           <w:rFonts w:ascii="Times New Roman" w:hAnsi="Times New Roman" w:cs="Times New Roman"/>
         </w:rPr>
-        <w:t xml:space="preserve">, T. E., McPhee, M. V., &amp; Wooller, M. J. (2015). Strontium isotopes delineate fine-scale natal origins and migration histories of Pacific salmon. </w:t>
+        <w:t xml:space="preserve"> to map heterogeneous production of fish across river basins. </w:t>
       </w:r>
       <w:r>
         <w:rPr>
@@ -9896,7 +10026,7 @@
           <w:i/>
           <w:iCs/>
         </w:rPr>
-        <w:t>Science Advances</w:t>
+        <w:t>Ecological Applications</w:t>
       </w:r>
       <w:r>
         <w:rPr>
@@ -9910,6 +10040,62 @@
           <w:i/>
           <w:iCs/>
         </w:rPr>
+        <w:t>27</w:t>
+      </w:r>
+      <w:r>
+        <w:rPr>
+          <w:rFonts w:ascii="Times New Roman" w:hAnsi="Times New Roman" w:cs="Times New Roman"/>
+        </w:rPr>
+        <w:t>(2), 363–377. https://doi.org/10.1002/eap.1474</w:t>
+      </w:r>
+    </w:p>
+    <w:p>
+      <w:pPr>
+        <w:pStyle w:val="Bibliography"/>
+        <w:rPr>
+          <w:rFonts w:ascii="Times New Roman" w:hAnsi="Times New Roman" w:cs="Times New Roman"/>
+        </w:rPr>
+      </w:pPr>
+      <w:r>
+        <w:rPr>
+          <w:rFonts w:ascii="Times New Roman" w:hAnsi="Times New Roman" w:cs="Times New Roman"/>
+        </w:rPr>
+        <w:t xml:space="preserve">Brennan, S. R., Zimmerman, C. E., Fernandez, D. P., </w:t>
+      </w:r>
+      <w:proofErr w:type="spellStart"/>
+      <w:r>
+        <w:rPr>
+          <w:rFonts w:ascii="Times New Roman" w:hAnsi="Times New Roman" w:cs="Times New Roman"/>
+        </w:rPr>
+        <w:t>Cerling</w:t>
+      </w:r>
+      <w:proofErr w:type="spellEnd"/>
+      <w:r>
+        <w:rPr>
+          <w:rFonts w:ascii="Times New Roman" w:hAnsi="Times New Roman" w:cs="Times New Roman"/>
+        </w:rPr>
+        <w:t xml:space="preserve">, T. E., McPhee, M. V., &amp; Wooller, M. J. (2015). Strontium isotopes delineate fine-scale natal origins and migration histories of Pacific salmon. </w:t>
+      </w:r>
+      <w:r>
+        <w:rPr>
+          <w:rFonts w:ascii="Times New Roman" w:hAnsi="Times New Roman" w:cs="Times New Roman"/>
+          <w:i/>
+          <w:iCs/>
+        </w:rPr>
+        <w:t>Science Advances</w:t>
+      </w:r>
+      <w:r>
+        <w:rPr>
+          <w:rFonts w:ascii="Times New Roman" w:hAnsi="Times New Roman" w:cs="Times New Roman"/>
+        </w:rPr>
+        <w:t xml:space="preserve">, </w:t>
+      </w:r>
+      <w:r>
+        <w:rPr>
+          <w:rFonts w:ascii="Times New Roman" w:hAnsi="Times New Roman" w:cs="Times New Roman"/>
+          <w:i/>
+          <w:iCs/>
+        </w:rPr>
         <w:t>1</w:t>
       </w:r>
       <w:r>
@@ -10032,7 +10218,14 @@
         <w:rPr>
           <w:rFonts w:ascii="Times New Roman" w:hAnsi="Times New Roman" w:cs="Times New Roman"/>
         </w:rPr>
-        <w:t xml:space="preserve">DeMaster, D., Alexander, E., Wiese, F. K., Baker, B., Froehlich, E., Harris, C., Schaeffer, J., Schoen, E., &amp; Shahbazi, A. H. (2025). Food security crisis in the Yukon River Basin: Where have the salmon gone and what can be done? </w:t>
+        <w:t xml:space="preserve">DeMaster, D., Alexander, E., Wiese, F. K., Baker, B., Froehlich, E., Harris, C., Schaeffer, J., Schoen, E., &amp; Shahbazi, A. H. (2025). Food security crisis in the Yukon River Basin: Where </w:t>
+      </w:r>
+      <w:r>
+        <w:rPr>
+          <w:rFonts w:ascii="Times New Roman" w:hAnsi="Times New Roman" w:cs="Times New Roman"/>
+        </w:rPr>
+        <w:lastRenderedPageBreak/>
+        <w:t xml:space="preserve">have the salmon gone and what can be done? </w:t>
       </w:r>
       <w:r>
         <w:rPr>
@@ -10116,7 +10309,6 @@
         <w:rPr>
           <w:rFonts w:ascii="Times New Roman" w:hAnsi="Times New Roman" w:cs="Times New Roman"/>
         </w:rPr>
-        <w:lastRenderedPageBreak/>
         <w:t xml:space="preserve">Dormann, C. F. (2020). Calibration of probability predictions from machine-learning and statistical models. </w:t>
       </w:r>
       <w:r>
@@ -10551,7 +10743,14 @@
         <w:rPr>
           <w:rFonts w:ascii="Times New Roman" w:hAnsi="Times New Roman" w:cs="Times New Roman"/>
         </w:rPr>
-        <w:t xml:space="preserve">Larson, W. A., Seeb, J. E., Pascal, C. E., Templin, W. D., &amp; Seeb, L. W. (2014). Single-nucleotide polymorphisms (SNPs) identified through genotyping-by-sequencing improve genetic stock identification of Chinook salmon (Oncorhynchus tshawytscha) from western Alaska. </w:t>
+        <w:t xml:space="preserve">Larson, W. A., Seeb, J. E., Pascal, C. E., Templin, W. D., &amp; Seeb, L. W. (2014). Single-nucleotide polymorphisms (SNPs) identified through genotyping-by-sequencing improve genetic </w:t>
+      </w:r>
+      <w:r>
+        <w:rPr>
+          <w:rFonts w:ascii="Times New Roman" w:hAnsi="Times New Roman" w:cs="Times New Roman"/>
+        </w:rPr>
+        <w:lastRenderedPageBreak/>
+        <w:t xml:space="preserve">stock identification of Chinook salmon (Oncorhynchus tshawytscha) from western Alaska. </w:t>
       </w:r>
       <w:r>
         <w:rPr>
@@ -10607,14 +10806,7 @@
         <w:rPr>
           <w:rFonts w:ascii="Times New Roman" w:hAnsi="Times New Roman" w:cs="Times New Roman"/>
         </w:rPr>
-        <w:t xml:space="preserve">, S., Whited, D., Zimmerman, C. E., &amp; Schindler, D. E. (2025). Combining genetic and isotope frameworks </w:t>
-      </w:r>
-      <w:r>
-        <w:rPr>
-          <w:rFonts w:ascii="Times New Roman" w:hAnsi="Times New Roman" w:cs="Times New Roman"/>
-        </w:rPr>
-        <w:lastRenderedPageBreak/>
-        <w:t xml:space="preserve">improves reconstruction of fish provenance across riverscapes. </w:t>
+        <w:t xml:space="preserve">, S., Whited, D., Zimmerman, C. E., &amp; Schindler, D. E. (2025). Combining genetic and isotope frameworks improves reconstruction of fish provenance across riverscapes. </w:t>
       </w:r>
       <w:r>
         <w:rPr>
@@ -10722,25 +10914,19 @@
           <w:rFonts w:ascii="Times New Roman" w:hAnsi="Times New Roman" w:cs="Times New Roman"/>
         </w:rPr>
       </w:pPr>
-      <w:r>
-        <w:rPr>
-          <w:rFonts w:ascii="Times New Roman" w:hAnsi="Times New Roman" w:cs="Times New Roman"/>
-        </w:rPr>
-        <w:t xml:space="preserve">Reis-Santos, P., Gillanders, B. M., Sturrock, A. M., Izzo, C., Oxman, D. S., Lueders-Dumont, J. A., </w:t>
-      </w:r>
       <w:proofErr w:type="spellStart"/>
       <w:r>
         <w:rPr>
           <w:rFonts w:ascii="Times New Roman" w:hAnsi="Times New Roman" w:cs="Times New Roman"/>
         </w:rPr>
-        <w:t>Hüssy</w:t>
+        <w:t>Ohlberger</w:t>
       </w:r>
       <w:proofErr w:type="spellEnd"/>
       <w:r>
         <w:rPr>
           <w:rFonts w:ascii="Times New Roman" w:hAnsi="Times New Roman" w:cs="Times New Roman"/>
         </w:rPr>
-        <w:t xml:space="preserve">, K., Tanner, S. E., Rogers, T., Doubleday, Z. A., Andrews, A. H., Trueman, C., Brophy, D., Thiem, J. D., Baumgartner, L. J., Willmes, M., Chung, M.-T., Charapata, P., Johnson, R. C., … Walther, B. D. (2022). Reading the biomineralized book of life: Expanding otolith biogeochemical research and applications for fisheries and ecosystem-based management. </w:t>
+        <w:t xml:space="preserve">, J., Ward, E. J., Schindler, D. E., &amp; Lewis, B. (2018). Demographic changes in Chinook salmon across the Northeast Pacific Ocean. </w:t>
       </w:r>
       <w:r>
         <w:rPr>
@@ -10748,27 +10934,13 @@
           <w:i/>
           <w:iCs/>
         </w:rPr>
-        <w:t>Reviews in Fish Biology and Fisheries</w:t>
-      </w:r>
-      <w:r>
-        <w:rPr>
-          <w:rFonts w:ascii="Times New Roman" w:hAnsi="Times New Roman" w:cs="Times New Roman"/>
-        </w:rPr>
-        <w:t>. https://doi.org/10.1007/s11160-022-09720-z</w:t>
-      </w:r>
-    </w:p>
-    <w:p>
-      <w:pPr>
-        <w:pStyle w:val="Bibliography"/>
-        <w:rPr>
-          <w:rFonts w:ascii="Times New Roman" w:hAnsi="Times New Roman" w:cs="Times New Roman"/>
-        </w:rPr>
-      </w:pPr>
-      <w:r>
-        <w:rPr>
-          <w:rFonts w:ascii="Times New Roman" w:hAnsi="Times New Roman" w:cs="Times New Roman"/>
-        </w:rPr>
-        <w:t xml:space="preserve">Silva Filho, T., Song, H., Perello-Nieto, M., Santos-Rodriguez, R., Kull, M., &amp; Flach, P. (2023). Classifier calibration: A survey on how to assess and improve predicted class probabilities. </w:t>
+        <w:t>Fish and Fisheries</w:t>
+      </w:r>
+      <w:r>
+        <w:rPr>
+          <w:rFonts w:ascii="Times New Roman" w:hAnsi="Times New Roman" w:cs="Times New Roman"/>
+        </w:rPr>
+        <w:t xml:space="preserve">, </w:t>
       </w:r>
       <w:r>
         <w:rPr>
@@ -10776,13 +10948,41 @@
           <w:i/>
           <w:iCs/>
         </w:rPr>
-        <w:t>Machine Learning</w:t>
-      </w:r>
-      <w:r>
-        <w:rPr>
-          <w:rFonts w:ascii="Times New Roman" w:hAnsi="Times New Roman" w:cs="Times New Roman"/>
-        </w:rPr>
-        <w:t xml:space="preserve">, </w:t>
+        <w:t>19</w:t>
+      </w:r>
+      <w:r>
+        <w:rPr>
+          <w:rFonts w:ascii="Times New Roman" w:hAnsi="Times New Roman" w:cs="Times New Roman"/>
+        </w:rPr>
+        <w:t>(3), 533–546. https://doi.org/10.1111/faf.12272</w:t>
+      </w:r>
+    </w:p>
+    <w:p>
+      <w:pPr>
+        <w:pStyle w:val="Bibliography"/>
+        <w:rPr>
+          <w:rFonts w:ascii="Times New Roman" w:hAnsi="Times New Roman" w:cs="Times New Roman"/>
+        </w:rPr>
+      </w:pPr>
+      <w:r>
+        <w:rPr>
+          <w:rFonts w:ascii="Times New Roman" w:hAnsi="Times New Roman" w:cs="Times New Roman"/>
+        </w:rPr>
+        <w:t xml:space="preserve">Reis-Santos, P., Gillanders, B. M., Sturrock, A. M., Izzo, C., Oxman, D. S., Lueders-Dumont, J. A., </w:t>
+      </w:r>
+      <w:proofErr w:type="spellStart"/>
+      <w:r>
+        <w:rPr>
+          <w:rFonts w:ascii="Times New Roman" w:hAnsi="Times New Roman" w:cs="Times New Roman"/>
+        </w:rPr>
+        <w:t>Hüssy</w:t>
+      </w:r>
+      <w:proofErr w:type="spellEnd"/>
+      <w:r>
+        <w:rPr>
+          <w:rFonts w:ascii="Times New Roman" w:hAnsi="Times New Roman" w:cs="Times New Roman"/>
+        </w:rPr>
+        <w:t xml:space="preserve">, K., Tanner, S. E., Rogers, T., Doubleday, Z. A., Andrews, A. H., Trueman, C., Brophy, D., Thiem, J. D., Baumgartner, L. J., Willmes, M., Chung, M.-T., Charapata, P., Johnson, R. C., … Walther, B. D. (2022). Reading the biomineralized book of life: Expanding otolith biogeochemical research and applications for fisheries and ecosystem-based management. </w:t>
       </w:r>
       <w:r>
         <w:rPr>
@@ -10790,13 +10990,13 @@
           <w:i/>
           <w:iCs/>
         </w:rPr>
-        <w:t>112</w:t>
-      </w:r>
-      <w:r>
-        <w:rPr>
-          <w:rFonts w:ascii="Times New Roman" w:hAnsi="Times New Roman" w:cs="Times New Roman"/>
-        </w:rPr>
-        <w:t>(9), 3211–3260. https://doi.org/10.1007/s10994-023-06336-7</w:t>
+        <w:t>Reviews in Fish Biology and Fisheries</w:t>
+      </w:r>
+      <w:r>
+        <w:rPr>
+          <w:rFonts w:ascii="Times New Roman" w:hAnsi="Times New Roman" w:cs="Times New Roman"/>
+        </w:rPr>
+        <w:t>. https://doi.org/10.1007/s11160-022-09720-z</w:t>
       </w:r>
     </w:p>
     <w:p>
@@ -10810,7 +11010,21 @@
         <w:rPr>
           <w:rFonts w:ascii="Times New Roman" w:hAnsi="Times New Roman" w:cs="Times New Roman"/>
         </w:rPr>
-        <w:t xml:space="preserve">Templin, W. D., Seeb, J. E., Jasper, J. R., Barclay, A. W., &amp; Seeb, L. W. (2011). Genetic differentiation of Alaska Chinook salmon: The missing link for migratory studies. </w:t>
+        <w:t xml:space="preserve">Schindler, D. E., Krueger, C., Bisson, P., Bradford, M. J., Clark, B., </w:t>
+      </w:r>
+      <w:proofErr w:type="spellStart"/>
+      <w:r>
+        <w:rPr>
+          <w:rFonts w:ascii="Times New Roman" w:hAnsi="Times New Roman" w:cs="Times New Roman"/>
+        </w:rPr>
+        <w:t>Conitz</w:t>
+      </w:r>
+      <w:proofErr w:type="spellEnd"/>
+      <w:r>
+        <w:rPr>
+          <w:rFonts w:ascii="Times New Roman" w:hAnsi="Times New Roman" w:cs="Times New Roman"/>
+        </w:rPr>
+        <w:t xml:space="preserve">, J., Howard, K., Jones, M., Murphy, J., Myers, K. W., Scheuerell, M., Volk, E. C., &amp; Winton, J. (2013). </w:t>
       </w:r>
       <w:r>
         <w:rPr>
@@ -10818,13 +11032,27 @@
           <w:i/>
           <w:iCs/>
         </w:rPr>
-        <w:t>Molecular Ecology Resources</w:t>
-      </w:r>
-      <w:r>
-        <w:rPr>
-          <w:rFonts w:ascii="Times New Roman" w:hAnsi="Times New Roman" w:cs="Times New Roman"/>
-        </w:rPr>
-        <w:t xml:space="preserve">, </w:t>
+        <w:t>Arctic-Yukon-Kuskokwim Chinook Salmon Research Action Plan: Evidence of Decline of Chinook Salmon Populations and Recommendations for Future Research. Prepared for the AYK Sustainable Salmon Initiative</w:t>
+      </w:r>
+      <w:r>
+        <w:rPr>
+          <w:rFonts w:ascii="Times New Roman" w:hAnsi="Times New Roman" w:cs="Times New Roman"/>
+        </w:rPr>
+        <w:t>.</w:t>
+      </w:r>
+    </w:p>
+    <w:p>
+      <w:pPr>
+        <w:pStyle w:val="Bibliography"/>
+        <w:rPr>
+          <w:rFonts w:ascii="Times New Roman" w:hAnsi="Times New Roman" w:cs="Times New Roman"/>
+        </w:rPr>
+      </w:pPr>
+      <w:r>
+        <w:rPr>
+          <w:rFonts w:ascii="Times New Roman" w:hAnsi="Times New Roman" w:cs="Times New Roman"/>
+        </w:rPr>
+        <w:t xml:space="preserve">Silva Filho, T., Song, H., Perello-Nieto, M., Santos-Rodriguez, R., Kull, M., &amp; Flach, P. (2023). Classifier calibration: A survey on how to assess and improve predicted class probabilities. </w:t>
       </w:r>
       <w:r>
         <w:rPr>
@@ -10832,27 +11060,13 @@
           <w:i/>
           <w:iCs/>
         </w:rPr>
-        <w:t>11</w:t>
-      </w:r>
-      <w:r>
-        <w:rPr>
-          <w:rFonts w:ascii="Times New Roman" w:hAnsi="Times New Roman" w:cs="Times New Roman"/>
-        </w:rPr>
-        <w:t>(s1), 226–246. https://doi.org/10.1111/j.1755-0998.2010.02968.x</w:t>
-      </w:r>
-    </w:p>
-    <w:p>
-      <w:pPr>
-        <w:pStyle w:val="Bibliography"/>
-        <w:rPr>
-          <w:rFonts w:ascii="Times New Roman" w:hAnsi="Times New Roman" w:cs="Times New Roman"/>
-        </w:rPr>
-      </w:pPr>
-      <w:r>
-        <w:rPr>
-          <w:rFonts w:ascii="Times New Roman" w:hAnsi="Times New Roman" w:cs="Times New Roman"/>
-        </w:rPr>
-        <w:t xml:space="preserve">Van Doornik, D. M., Moran, P., Rondeau, E. B., Nichols, K. M., Narum, S. R., Campbell, M. R., Clemento, A. J., Hargrove, J. S., Hess, J. E., Horn, R. L., Seeb, L. W., Stephenson, J. J., &amp; McKinney, G. J. (2024). A new, standardized international Pacific Rim baseline for genetic stock identification (GSI) of Chinook Salmon. </w:t>
+        <w:t>Machine Learning</w:t>
+      </w:r>
+      <w:r>
+        <w:rPr>
+          <w:rFonts w:ascii="Times New Roman" w:hAnsi="Times New Roman" w:cs="Times New Roman"/>
+        </w:rPr>
+        <w:t xml:space="preserve">, </w:t>
       </w:r>
       <w:r>
         <w:rPr>
@@ -10860,13 +11074,27 @@
           <w:i/>
           <w:iCs/>
         </w:rPr>
-        <w:t>North American Journal of Fisheries Management</w:t>
-      </w:r>
-      <w:r>
-        <w:rPr>
-          <w:rFonts w:ascii="Times New Roman" w:hAnsi="Times New Roman" w:cs="Times New Roman"/>
-        </w:rPr>
-        <w:t xml:space="preserve">, </w:t>
+        <w:t>112</w:t>
+      </w:r>
+      <w:r>
+        <w:rPr>
+          <w:rFonts w:ascii="Times New Roman" w:hAnsi="Times New Roman" w:cs="Times New Roman"/>
+        </w:rPr>
+        <w:t>(9), 3211–3260. https://doi.org/10.1007/s10994-023-06336-7</w:t>
+      </w:r>
+    </w:p>
+    <w:p>
+      <w:pPr>
+        <w:pStyle w:val="Bibliography"/>
+        <w:rPr>
+          <w:rFonts w:ascii="Times New Roman" w:hAnsi="Times New Roman" w:cs="Times New Roman"/>
+        </w:rPr>
+      </w:pPr>
+      <w:r>
+        <w:rPr>
+          <w:rFonts w:ascii="Times New Roman" w:hAnsi="Times New Roman" w:cs="Times New Roman"/>
+        </w:rPr>
+        <w:t xml:space="preserve">Templin, W. D., Seeb, J. E., Jasper, J. R., Barclay, A. W., &amp; Seeb, L. W. (2011). Genetic differentiation of Alaska Chinook salmon: The missing link for migratory studies. </w:t>
       </w:r>
       <w:r>
         <w:rPr>
@@ -10874,41 +11102,13 @@
           <w:i/>
           <w:iCs/>
         </w:rPr>
-        <w:t>44</w:t>
-      </w:r>
-      <w:r>
-        <w:rPr>
-          <w:rFonts w:ascii="Times New Roman" w:hAnsi="Times New Roman" w:cs="Times New Roman"/>
-        </w:rPr>
-        <w:t>(4), 857–869. https://doi.org/10.1002/nafm.11019</w:t>
-      </w:r>
-    </w:p>
-    <w:p>
-      <w:pPr>
-        <w:pStyle w:val="Bibliography"/>
-        <w:rPr>
-          <w:rFonts w:ascii="Times New Roman" w:hAnsi="Times New Roman" w:cs="Times New Roman"/>
-        </w:rPr>
-      </w:pPr>
-      <w:r>
-        <w:rPr>
-          <w:rFonts w:ascii="Times New Roman" w:hAnsi="Times New Roman" w:cs="Times New Roman"/>
-        </w:rPr>
-        <w:t xml:space="preserve">Van </w:t>
-      </w:r>
-      <w:proofErr w:type="spellStart"/>
-      <w:r>
-        <w:rPr>
-          <w:rFonts w:ascii="Times New Roman" w:hAnsi="Times New Roman" w:cs="Times New Roman"/>
-        </w:rPr>
-        <w:t>Rijsbergen</w:t>
-      </w:r>
-      <w:proofErr w:type="spellEnd"/>
-      <w:r>
-        <w:rPr>
-          <w:rFonts w:ascii="Times New Roman" w:hAnsi="Times New Roman" w:cs="Times New Roman"/>
-        </w:rPr>
-        <w:t xml:space="preserve">, C. J. (1975). </w:t>
+        <w:t>Molecular Ecology Resources</w:t>
+      </w:r>
+      <w:r>
+        <w:rPr>
+          <w:rFonts w:ascii="Times New Roman" w:hAnsi="Times New Roman" w:cs="Times New Roman"/>
+        </w:rPr>
+        <w:t xml:space="preserve">, </w:t>
       </w:r>
       <w:r>
         <w:rPr>
@@ -10916,13 +11116,13 @@
           <w:i/>
           <w:iCs/>
         </w:rPr>
-        <w:t>Information retrieval</w:t>
-      </w:r>
-      <w:r>
-        <w:rPr>
-          <w:rFonts w:ascii="Times New Roman" w:hAnsi="Times New Roman" w:cs="Times New Roman"/>
-        </w:rPr>
-        <w:t>. Butterworths. https://cir.nii.ac.jp/crid/1970023484860037059</w:t>
+        <w:t>11</w:t>
+      </w:r>
+      <w:r>
+        <w:rPr>
+          <w:rFonts w:ascii="Times New Roman" w:hAnsi="Times New Roman" w:cs="Times New Roman"/>
+        </w:rPr>
+        <w:t>(s1), 226–246. https://doi.org/10.1111/j.1755-0998.2010.02968.x</w:t>
       </w:r>
     </w:p>
     <w:p>
@@ -10936,7 +11136,7 @@
         <w:rPr>
           <w:rFonts w:ascii="Times New Roman" w:hAnsi="Times New Roman" w:cs="Times New Roman"/>
         </w:rPr>
-        <w:t xml:space="preserve">West, F., &amp; Dann, T. (2019). </w:t>
+        <w:t xml:space="preserve">Van Doornik, D. M., Moran, P., Rondeau, E. B., Nichols, K. M., Narum, S. R., Campbell, M. R., Clemento, A. J., Hargrove, J. S., Hess, J. E., Horn, R. L., Seeb, L. W., Stephenson, J. J., &amp; McKinney, G. J. (2024). A new, standardized international Pacific Rim baseline for genetic stock identification (GSI) of Chinook Salmon. </w:t>
       </w:r>
       <w:r>
         <w:rPr>
@@ -10944,13 +11144,70 @@
           <w:i/>
           <w:iCs/>
         </w:rPr>
-        <w:t>Genetic stock identification of Pilot Station Chinook salmon, 2017.</w:t>
-      </w:r>
-      <w:r>
-        <w:rPr>
-          <w:rFonts w:ascii="Times New Roman" w:hAnsi="Times New Roman" w:cs="Times New Roman"/>
-        </w:rPr>
-        <w:t xml:space="preserve"> (Alaska Department of Fish and Game, Division of Commercial Fisheries, Regional Information Report 3A19-08, Anchorage.). https://www.adfg.alaska.gov/FedAidPDFs/RIR.3A.2019.08.pdf.</w:t>
+        <w:t>North American Journal of Fisheries Management</w:t>
+      </w:r>
+      <w:r>
+        <w:rPr>
+          <w:rFonts w:ascii="Times New Roman" w:hAnsi="Times New Roman" w:cs="Times New Roman"/>
+        </w:rPr>
+        <w:t xml:space="preserve">, </w:t>
+      </w:r>
+      <w:r>
+        <w:rPr>
+          <w:rFonts w:ascii="Times New Roman" w:hAnsi="Times New Roman" w:cs="Times New Roman"/>
+          <w:i/>
+          <w:iCs/>
+        </w:rPr>
+        <w:t>44</w:t>
+      </w:r>
+      <w:r>
+        <w:rPr>
+          <w:rFonts w:ascii="Times New Roman" w:hAnsi="Times New Roman" w:cs="Times New Roman"/>
+        </w:rPr>
+        <w:t>(4), 857–869. https://doi.org/10.1002/nafm.11019</w:t>
+      </w:r>
+    </w:p>
+    <w:p>
+      <w:pPr>
+        <w:pStyle w:val="Bibliography"/>
+        <w:rPr>
+          <w:rFonts w:ascii="Times New Roman" w:hAnsi="Times New Roman" w:cs="Times New Roman"/>
+        </w:rPr>
+      </w:pPr>
+      <w:r>
+        <w:rPr>
+          <w:rFonts w:ascii="Times New Roman" w:hAnsi="Times New Roman" w:cs="Times New Roman"/>
+        </w:rPr>
+        <w:lastRenderedPageBreak/>
+        <w:t xml:space="preserve">Van </w:t>
+      </w:r>
+      <w:proofErr w:type="spellStart"/>
+      <w:r>
+        <w:rPr>
+          <w:rFonts w:ascii="Times New Roman" w:hAnsi="Times New Roman" w:cs="Times New Roman"/>
+        </w:rPr>
+        <w:t>Rijsbergen</w:t>
+      </w:r>
+      <w:proofErr w:type="spellEnd"/>
+      <w:r>
+        <w:rPr>
+          <w:rFonts w:ascii="Times New Roman" w:hAnsi="Times New Roman" w:cs="Times New Roman"/>
+        </w:rPr>
+        <w:t xml:space="preserve">, C. J. (1975). </w:t>
+      </w:r>
+      <w:r>
+        <w:rPr>
+          <w:rFonts w:ascii="Times New Roman" w:hAnsi="Times New Roman" w:cs="Times New Roman"/>
+          <w:i/>
+          <w:iCs/>
+        </w:rPr>
+        <w:t>Information retrieval</w:t>
+      </w:r>
+      <w:r>
+        <w:rPr>
+          <w:rFonts w:ascii="Times New Roman" w:hAnsi="Times New Roman" w:cs="Times New Roman"/>
+        </w:rPr>
+        <w:t>. Butterworths. https://cir.nii.ac.jp/crid/1970023484860037059</w:t>
       </w:r>
     </w:p>
     <w:p>
@@ -11473,7 +11730,7 @@
         </w:rPr>
         <w:t xml:space="preserve"> Principal Component analysis of GAM smoothed timeseries data (n = 2,531 otoliths). S</w:t>
       </w:r>
-      <w:ins w:id="57" w:author="Benjamin J. Makhlouf" w:date="2026-03-01T20:18:00Z" w16du:dateUtc="2026-03-02T04:18:00Z">
+      <w:ins w:id="75" w:author="Benjamin J. Makhlouf" w:date="2026-03-01T20:18:00Z" w16du:dateUtc="2026-03-02T04:18:00Z">
         <w:r>
           <w:rPr>
             <w:rFonts w:ascii="Times New Roman" w:hAnsi="Times New Roman" w:cs="Times New Roman"/>
@@ -11481,7 +11738,7 @@
           <w:t>ubstantial</w:t>
         </w:r>
       </w:ins>
-      <w:del w:id="58" w:author="Benjamin J. Makhlouf" w:date="2026-03-01T20:18:00Z" w16du:dateUtc="2026-03-02T04:18:00Z">
+      <w:del w:id="76" w:author="Benjamin J. Makhlouf" w:date="2026-03-01T20:18:00Z" w16du:dateUtc="2026-03-02T04:18:00Z">
         <w:r>
           <w:rPr>
             <w:rFonts w:ascii="Times New Roman" w:hAnsi="Times New Roman" w:cs="Times New Roman"/>
@@ -13143,7 +13400,7 @@
   <w:style w:type="paragraph" w:default="1" w:styleId="Normal">
     <w:name w:val="Normal"/>
     <w:qFormat/>
-    <w:rsid w:val="00F22BAA"/>
+    <w:rsid w:val="00B073DE"/>
   </w:style>
   <w:style w:type="paragraph" w:styleId="Heading1">
     <w:name w:val="heading 1"/>

--- a/Docs/ICES_JMS/R1/R1_MainDocument.docx
+++ b/Docs/ICES_JMS/R1/R1_MainDocument.docx
@@ -3781,7 +3781,21 @@
         <w:rPr>
           <w:rFonts w:ascii="Times New Roman" w:hAnsi="Times New Roman" w:cs="Times New Roman"/>
         </w:rPr>
-        <w:t xml:space="preserve"> analyzed using Laser Ablation Inductively Coupled Plasma Mass Spectrometry (LA-ICP-MS) at the University of Utah Strontium Metals Lab, </w:t>
+        <w:t xml:space="preserve"> analyzed using Laser Ablation Inductively Coupled Plasma Mass Spectrometry (LA-</w:t>
+      </w:r>
+      <w:ins w:id="49" w:author="Benjamin J. Makhlouf" w:date="2026-03-02T16:12:00Z" w16du:dateUtc="2026-03-03T00:12:00Z">
+        <w:r>
+          <w:rPr>
+            <w:rFonts w:ascii="Times New Roman" w:hAnsi="Times New Roman" w:cs="Times New Roman"/>
+          </w:rPr>
+          <w:t>MC-</w:t>
+        </w:r>
+      </w:ins>
+      <w:r>
+        <w:rPr>
+          <w:rFonts w:ascii="Times New Roman" w:hAnsi="Times New Roman" w:cs="Times New Roman"/>
+        </w:rPr>
+        <w:t xml:space="preserve">ICP-MS) at the University of Utah Strontium Metals Lab, </w:t>
       </w:r>
       <w:proofErr w:type="gramStart"/>
       <w:r>
@@ -3997,7 +4011,7 @@
         </w:rPr>
         <w:t xml:space="preserve"> assigned following methods outlined in Makhlouf et al., 2025</w:t>
       </w:r>
-      <w:del w:id="49" w:author="Benjamin J. Makhlouf" w:date="2026-03-01T20:03:00Z" w16du:dateUtc="2026-03-02T04:03:00Z">
+      <w:del w:id="50" w:author="Benjamin J. Makhlouf" w:date="2026-03-01T20:03:00Z" w16du:dateUtc="2026-03-02T04:03:00Z">
         <w:r>
           <w:rPr>
             <w:rFonts w:ascii="Times New Roman" w:hAnsi="Times New Roman" w:cs="Times New Roman"/>
@@ -4131,56 +4145,130 @@
         <w:spacing w:line="480" w:lineRule="auto"/>
         <w:ind w:firstLine="720"/>
         <w:rPr>
-          <w:rFonts w:ascii="Times New Roman" w:hAnsi="Times New Roman" w:cs="Times New Roman"/>
-        </w:rPr>
-      </w:pPr>
-      <w:r>
-        <w:rPr>
-          <w:rFonts w:ascii="Times New Roman" w:hAnsi="Times New Roman" w:cs="Times New Roman"/>
-        </w:rPr>
-        <w:t xml:space="preserve">To standardize all data to the same life history period </w:t>
-      </w:r>
-      <w:r>
-        <w:rPr>
-          <w:rFonts w:ascii="Times New Roman" w:hAnsi="Times New Roman" w:cs="Times New Roman"/>
-        </w:rPr>
-        <w:t xml:space="preserve">full </w:t>
-      </w:r>
-      <w:r>
-        <w:rPr>
-          <w:rFonts w:ascii="Times New Roman" w:hAnsi="Times New Roman" w:cs="Times New Roman"/>
-        </w:rPr>
-        <w:t>laser ablation datasets</w:t>
-      </w:r>
-      <w:r>
-        <w:rPr>
-          <w:rFonts w:ascii="Times New Roman" w:hAnsi="Times New Roman" w:cs="Times New Roman"/>
-        </w:rPr>
-        <w:t xml:space="preserve"> were trimmed to include only data between the </w:t>
-      </w:r>
-      <w:r>
-        <w:rPr>
-          <w:rFonts w:ascii="Times New Roman" w:hAnsi="Times New Roman" w:cs="Times New Roman"/>
-        </w:rPr>
-        <w:t>onset of the natal origin region</w:t>
-      </w:r>
-      <w:r>
-        <w:rPr>
-          <w:rFonts w:ascii="Times New Roman" w:hAnsi="Times New Roman" w:cs="Times New Roman"/>
-        </w:rPr>
-        <w:t xml:space="preserve"> and the </w:t>
-      </w:r>
-      <w:r>
-        <w:rPr>
-          <w:rFonts w:ascii="Times New Roman" w:hAnsi="Times New Roman" w:cs="Times New Roman"/>
-        </w:rPr>
-        <w:t xml:space="preserve">beginning of </w:t>
-      </w:r>
-      <w:r>
-        <w:rPr>
-          <w:rFonts w:ascii="Times New Roman" w:hAnsi="Times New Roman" w:cs="Times New Roman"/>
-        </w:rPr>
-        <w:t>marine residence. These cutoff points were identified by</w:t>
+          <w:ins w:id="51" w:author="Benjamin J. Makhlouf" w:date="2026-03-02T16:15:00Z" w16du:dateUtc="2026-03-03T00:15:00Z"/>
+          <w:rFonts w:ascii="Times New Roman" w:hAnsi="Times New Roman" w:cs="Times New Roman"/>
+        </w:rPr>
+      </w:pPr>
+      <w:ins w:id="52" w:author="Benjamin J. Makhlouf" w:date="2026-03-02T16:14:00Z" w16du:dateUtc="2026-03-03T00:14:00Z">
+        <w:r>
+          <w:rPr>
+            <w:rFonts w:ascii="Times New Roman" w:hAnsi="Times New Roman" w:cs="Times New Roman"/>
+          </w:rPr>
+          <w:t xml:space="preserve">Otolith timeseries data were collected on a transect from otolith core to the edge in many cases. </w:t>
+        </w:r>
+      </w:ins>
+      <w:moveFromRangeStart w:id="53" w:author="Benjamin J. Makhlouf" w:date="2026-03-02T16:17:00Z" w:name="move223360656"/>
+      <w:moveFrom w:id="54" w:author="Benjamin J. Makhlouf" w:date="2026-03-02T16:17:00Z" w16du:dateUtc="2026-03-03T00:17:00Z">
+        <w:r>
+          <w:rPr>
+            <w:rFonts w:ascii="Times New Roman" w:hAnsi="Times New Roman" w:cs="Times New Roman"/>
+          </w:rPr>
+          <w:t xml:space="preserve">To standardize all data to the same life history period </w:t>
+        </w:r>
+        <w:r>
+          <w:rPr>
+            <w:rFonts w:ascii="Times New Roman" w:hAnsi="Times New Roman" w:cs="Times New Roman"/>
+          </w:rPr>
+          <w:t xml:space="preserve">full </w:t>
+        </w:r>
+        <w:r>
+          <w:rPr>
+            <w:rFonts w:ascii="Times New Roman" w:hAnsi="Times New Roman" w:cs="Times New Roman"/>
+          </w:rPr>
+          <w:t>laser ablation datasets</w:t>
+        </w:r>
+        <w:r>
+          <w:rPr>
+            <w:rFonts w:ascii="Times New Roman" w:hAnsi="Times New Roman" w:cs="Times New Roman"/>
+          </w:rPr>
+          <w:t xml:space="preserve"> were trimmed to include only data between the </w:t>
+        </w:r>
+        <w:r>
+          <w:rPr>
+            <w:rFonts w:ascii="Times New Roman" w:hAnsi="Times New Roman" w:cs="Times New Roman"/>
+          </w:rPr>
+          <w:t>onset of the natal origin region</w:t>
+        </w:r>
+        <w:r>
+          <w:rPr>
+            <w:rFonts w:ascii="Times New Roman" w:hAnsi="Times New Roman" w:cs="Times New Roman"/>
+          </w:rPr>
+          <w:t xml:space="preserve"> and the </w:t>
+        </w:r>
+        <w:r>
+          <w:rPr>
+            <w:rFonts w:ascii="Times New Roman" w:hAnsi="Times New Roman" w:cs="Times New Roman"/>
+          </w:rPr>
+          <w:t xml:space="preserve">beginning of </w:t>
+        </w:r>
+        <w:r>
+          <w:rPr>
+            <w:rFonts w:ascii="Times New Roman" w:hAnsi="Times New Roman" w:cs="Times New Roman"/>
+          </w:rPr>
+          <w:t xml:space="preserve">marine residence. </w:t>
+        </w:r>
+      </w:moveFrom>
+      <w:moveFromRangeEnd w:id="53"/>
+      <w:ins w:id="55" w:author="Benjamin J. Makhlouf" w:date="2026-03-02T16:15:00Z" w16du:dateUtc="2026-03-03T00:15:00Z">
+        <w:r>
+          <w:rPr>
+            <w:rFonts w:ascii="Times New Roman" w:hAnsi="Times New Roman" w:cs="Times New Roman"/>
+          </w:rPr>
+          <w:t xml:space="preserve">The region closest to the core reflects a “maternal” signal that reflects both the isotopic environment of rearing and contribution from the mother. Because Pacific Salmon begin maturity in the </w:t>
+        </w:r>
+      </w:ins>
+      <w:ins w:id="56" w:author="Benjamin J. Makhlouf" w:date="2026-03-02T16:16:00Z" w16du:dateUtc="2026-03-03T00:16:00Z">
+        <w:r>
+          <w:rPr>
+            <w:rFonts w:ascii="Times New Roman" w:hAnsi="Times New Roman" w:cs="Times New Roman"/>
+          </w:rPr>
+          <w:t xml:space="preserve">marine environment, the maternal signature resembles a </w:t>
+        </w:r>
+        <w:r>
+          <w:rPr>
+            <w:rFonts w:ascii="Times New Roman" w:hAnsi="Times New Roman" w:cs="Times New Roman"/>
+          </w:rPr>
+          <w:t>⁸⁷Sr/⁸⁶Sr</w:t>
+        </w:r>
+        <w:r>
+          <w:rPr>
+            <w:rFonts w:ascii="Times New Roman" w:hAnsi="Times New Roman" w:cs="Times New Roman"/>
+          </w:rPr>
+          <w:t xml:space="preserve"> close to that of the global marine value (~ 0.7091). As the juvenile develops, this signal transitions to reflect that</w:t>
+        </w:r>
+      </w:ins>
+      <w:ins w:id="57" w:author="Benjamin J. Makhlouf" w:date="2026-03-02T16:17:00Z" w16du:dateUtc="2026-03-03T00:17:00Z">
+        <w:r>
+          <w:rPr>
+            <w:rFonts w:ascii="Times New Roman" w:hAnsi="Times New Roman" w:cs="Times New Roman"/>
+          </w:rPr>
+          <w:t xml:space="preserve"> of the natal freshwater rearing environment. </w:t>
+        </w:r>
+      </w:ins>
+      <w:moveToRangeStart w:id="58" w:author="Benjamin J. Makhlouf" w:date="2026-03-02T16:17:00Z" w:name="move223360656"/>
+      <w:moveTo w:id="59" w:author="Benjamin J. Makhlouf" w:date="2026-03-02T16:17:00Z" w16du:dateUtc="2026-03-03T00:17:00Z">
+        <w:r>
+          <w:rPr>
+            <w:rFonts w:ascii="Times New Roman" w:hAnsi="Times New Roman" w:cs="Times New Roman"/>
+          </w:rPr>
+          <w:t>To standardize all data to the same life history period full laser ablation datasets were trimmed to include only data between the onset of the natal origin region and the beginning of marine residence.</w:t>
+        </w:r>
+      </w:moveTo>
+      <w:moveToRangeEnd w:id="58"/>
+    </w:p>
+    <w:p>
+      <w:pPr>
+        <w:spacing w:line="480" w:lineRule="auto"/>
+        <w:ind w:firstLine="720"/>
+        <w:rPr>
+          <w:rFonts w:ascii="Times New Roman" w:hAnsi="Times New Roman" w:cs="Times New Roman"/>
+        </w:rPr>
+      </w:pPr>
+      <w:r>
+        <w:rPr>
+          <w:rFonts w:ascii="Times New Roman" w:hAnsi="Times New Roman" w:cs="Times New Roman"/>
+        </w:rPr>
+        <w:t>These cutoff points were identified by</w:t>
       </w:r>
       <w:r>
         <w:rPr>
@@ -4266,19 +4354,218 @@
         <w:rPr>
           <w:rFonts w:ascii="Times New Roman" w:hAnsi="Times New Roman" w:cs="Times New Roman"/>
         </w:rPr>
-        <w:t>Sr and movement of ⁸⁷Sr/⁸⁶Sr away from the global marine value (0.7092)</w:t>
-      </w:r>
-      <w:r>
-        <w:rPr>
-          <w:rFonts w:ascii="Times New Roman" w:hAnsi="Times New Roman" w:cs="Times New Roman"/>
-        </w:rPr>
-        <w:t>, which</w:t>
-      </w:r>
-      <w:r>
-        <w:rPr>
-          <w:rFonts w:ascii="Times New Roman" w:hAnsi="Times New Roman" w:cs="Times New Roman"/>
-        </w:rPr>
-        <w:t xml:space="preserve"> represent</w:t>
+        <w:t xml:space="preserve">Sr and movement of ⁸⁷Sr/⁸⁶Sr away from </w:t>
+      </w:r>
+      <w:ins w:id="60" w:author="Benjamin J. Makhlouf" w:date="2026-03-02T16:17:00Z" w16du:dateUtc="2026-03-03T00:17:00Z">
+        <w:r>
+          <w:rPr>
+            <w:rFonts w:ascii="Times New Roman" w:hAnsi="Times New Roman" w:cs="Times New Roman"/>
+          </w:rPr>
+          <w:t>maternal signature</w:t>
+        </w:r>
+      </w:ins>
+      <w:ins w:id="61" w:author="Benjamin J. Makhlouf" w:date="2026-03-02T16:18:00Z" w16du:dateUtc="2026-03-03T00:18:00Z">
+        <w:r>
+          <w:rPr>
+            <w:rFonts w:ascii="Times New Roman" w:hAnsi="Times New Roman" w:cs="Times New Roman"/>
+          </w:rPr>
+          <w:t xml:space="preserve"> (closest to the global marine value)</w:t>
+        </w:r>
+      </w:ins>
+      <w:del w:id="62" w:author="Benjamin J. Makhlouf" w:date="2026-03-02T16:18:00Z" w16du:dateUtc="2026-03-03T00:18:00Z">
+        <w:r>
+          <w:rPr>
+            <w:rFonts w:ascii="Times New Roman" w:hAnsi="Times New Roman" w:cs="Times New Roman"/>
+          </w:rPr>
+          <w:delText>the global marine value (0.7092</w:delText>
+        </w:r>
+      </w:del>
+      <w:del w:id="63" w:author="Benjamin J. Makhlouf" w:date="2026-03-02T16:17:00Z" w16du:dateUtc="2026-03-03T00:17:00Z">
+        <w:r>
+          <w:rPr>
+            <w:rFonts w:ascii="Times New Roman" w:hAnsi="Times New Roman" w:cs="Times New Roman"/>
+          </w:rPr>
+          <w:delText>)</w:delText>
+        </w:r>
+        <w:r>
+          <w:rPr>
+            <w:rFonts w:ascii="Times New Roman" w:hAnsi="Times New Roman" w:cs="Times New Roman"/>
+          </w:rPr>
+          <w:delText>, which</w:delText>
+        </w:r>
+        <w:r>
+          <w:rPr>
+            <w:rFonts w:ascii="Times New Roman" w:hAnsi="Times New Roman" w:cs="Times New Roman"/>
+          </w:rPr>
+          <w:delText xml:space="preserve"> represent</w:delText>
+        </w:r>
+        <w:r>
+          <w:rPr>
+            <w:rFonts w:ascii="Times New Roman" w:hAnsi="Times New Roman" w:cs="Times New Roman"/>
+          </w:rPr>
+          <w:delText>s</w:delText>
+        </w:r>
+        <w:r>
+          <w:rPr>
+            <w:rFonts w:ascii="Times New Roman" w:hAnsi="Times New Roman" w:cs="Times New Roman"/>
+          </w:rPr>
+          <w:delText xml:space="preserve"> the maternal signal in the otolith</w:delText>
+        </w:r>
+      </w:del>
+      <w:r>
+        <w:rPr>
+          <w:rFonts w:ascii="Times New Roman" w:hAnsi="Times New Roman" w:cs="Times New Roman"/>
+        </w:rPr>
+        <w:t>.</w:t>
+      </w:r>
+      <w:r>
+        <w:rPr>
+          <w:rFonts w:ascii="Times New Roman" w:hAnsi="Times New Roman" w:cs="Times New Roman"/>
+        </w:rPr>
+        <w:t xml:space="preserve"> Although we hypothesized that the maternal signature would differ among watersheds</w:t>
+      </w:r>
+      <w:r>
+        <w:rPr>
+          <w:rFonts w:ascii="Times New Roman" w:hAnsi="Times New Roman" w:cs="Times New Roman"/>
+        </w:rPr>
+        <w:t xml:space="preserve">, and thus could be useful for classification, </w:t>
+      </w:r>
+      <w:r>
+        <w:rPr>
+          <w:rFonts w:ascii="Times New Roman" w:hAnsi="Times New Roman" w:cs="Times New Roman"/>
+        </w:rPr>
+        <w:t xml:space="preserve">the start of the laser ablation </w:t>
+      </w:r>
+      <w:proofErr w:type="gramStart"/>
+      <w:r>
+        <w:rPr>
+          <w:rFonts w:ascii="Times New Roman" w:hAnsi="Times New Roman" w:cs="Times New Roman"/>
+        </w:rPr>
+        <w:t>transect</w:t>
+      </w:r>
+      <w:proofErr w:type="gramEnd"/>
+      <w:r>
+        <w:rPr>
+          <w:rFonts w:ascii="Times New Roman" w:hAnsi="Times New Roman" w:cs="Times New Roman"/>
+        </w:rPr>
+        <w:t xml:space="preserve"> and quality of the core signal varied among samples and years. T</w:t>
+      </w:r>
+      <w:r>
+        <w:rPr>
+          <w:rFonts w:ascii="Times New Roman" w:hAnsi="Times New Roman" w:cs="Times New Roman"/>
+        </w:rPr>
+        <w:t xml:space="preserve">herefore, to </w:t>
+      </w:r>
+      <w:proofErr w:type="spellStart"/>
+      <w:r>
+        <w:rPr>
+          <w:rFonts w:ascii="Times New Roman" w:hAnsi="Times New Roman" w:cs="Times New Roman"/>
+        </w:rPr>
+        <w:t>maximise</w:t>
+      </w:r>
+      <w:proofErr w:type="spellEnd"/>
+      <w:r>
+        <w:rPr>
+          <w:rFonts w:ascii="Times New Roman" w:hAnsi="Times New Roman" w:cs="Times New Roman"/>
+        </w:rPr>
+        <w:t xml:space="preserve"> consistency among years we did not include the portion</w:t>
+      </w:r>
+      <w:r>
+        <w:rPr>
+          <w:rFonts w:ascii="Times New Roman" w:hAnsi="Times New Roman" w:cs="Times New Roman"/>
+        </w:rPr>
+        <w:t xml:space="preserve"> of the time series</w:t>
+      </w:r>
+      <w:r>
+        <w:rPr>
+          <w:rFonts w:ascii="Times New Roman" w:hAnsi="Times New Roman" w:cs="Times New Roman"/>
+        </w:rPr>
+        <w:t xml:space="preserve"> before the natal origin region. A </w:t>
+      </w:r>
+      <w:r>
+        <w:rPr>
+          <w:rFonts w:ascii="Times New Roman" w:hAnsi="Times New Roman" w:cs="Times New Roman"/>
+        </w:rPr>
+        <w:t xml:space="preserve">cutoff at the </w:t>
+      </w:r>
+      <w:r>
+        <w:rPr>
+          <w:rFonts w:ascii="Times New Roman" w:hAnsi="Times New Roman" w:cs="Times New Roman"/>
+        </w:rPr>
+        <w:t xml:space="preserve">marine entry was identified </w:t>
+      </w:r>
+      <w:r>
+        <w:rPr>
+          <w:rFonts w:ascii="Times New Roman" w:hAnsi="Times New Roman" w:cs="Times New Roman"/>
+        </w:rPr>
+        <w:t xml:space="preserve">by </w:t>
+      </w:r>
+      <w:r>
+        <w:rPr>
+          <w:rFonts w:ascii="Times New Roman" w:hAnsi="Times New Roman" w:cs="Times New Roman"/>
+        </w:rPr>
+        <w:t xml:space="preserve">the marine check </w:t>
+      </w:r>
+      <w:r>
+        <w:rPr>
+          <w:rFonts w:ascii="Times New Roman" w:hAnsi="Times New Roman" w:cs="Times New Roman"/>
+        </w:rPr>
+        <w:t>on the otolith</w:t>
+      </w:r>
+      <w:r>
+        <w:rPr>
+          <w:rFonts w:ascii="Times New Roman" w:hAnsi="Times New Roman" w:cs="Times New Roman"/>
+        </w:rPr>
+        <w:t xml:space="preserve"> (dark annuli region)</w:t>
+      </w:r>
+      <w:r>
+        <w:rPr>
+          <w:rFonts w:ascii="Times New Roman" w:hAnsi="Times New Roman" w:cs="Times New Roman"/>
+        </w:rPr>
+        <w:t>, a rapid increase in</w:t>
+      </w:r>
+      <w:r>
+        <w:rPr>
+          <w:rFonts w:ascii="Times New Roman" w:hAnsi="Times New Roman" w:cs="Times New Roman"/>
+        </w:rPr>
+        <w:t xml:space="preserve"> </w:t>
+      </w:r>
+      <w:r>
+        <w:rPr>
+          <w:rFonts w:ascii="Times New Roman" w:hAnsi="Times New Roman" w:cs="Times New Roman"/>
+        </w:rPr>
+        <w:lastRenderedPageBreak/>
+        <w:t>⁸⁸Sr</w:t>
+      </w:r>
+      <w:r>
+        <w:rPr>
+          <w:rFonts w:ascii="Times New Roman" w:hAnsi="Times New Roman" w:cs="Times New Roman"/>
+        </w:rPr>
+        <w:t xml:space="preserve"> concentration</w:t>
+      </w:r>
+      <w:r>
+        <w:rPr>
+          <w:rFonts w:ascii="Times New Roman" w:hAnsi="Times New Roman" w:cs="Times New Roman"/>
+        </w:rPr>
+        <w:t xml:space="preserve">, and a </w:t>
+      </w:r>
+      <w:r>
+        <w:rPr>
+          <w:rFonts w:ascii="Times New Roman" w:hAnsi="Times New Roman" w:cs="Times New Roman"/>
+        </w:rPr>
+        <w:t>shift in ⁸⁷Sr/⁸⁶Sr to</w:t>
+      </w:r>
+      <w:r>
+        <w:rPr>
+          <w:rFonts w:ascii="Times New Roman" w:hAnsi="Times New Roman" w:cs="Times New Roman"/>
+        </w:rPr>
+        <w:t>war</w:t>
+      </w:r>
+      <w:r>
+        <w:rPr>
+          <w:rFonts w:ascii="Times New Roman" w:hAnsi="Times New Roman" w:cs="Times New Roman"/>
+        </w:rPr>
+        <w:t>d</w:t>
       </w:r>
       <w:r>
         <w:rPr>
@@ -4290,166 +4577,6 @@
         <w:rPr>
           <w:rFonts w:ascii="Times New Roman" w:hAnsi="Times New Roman" w:cs="Times New Roman"/>
         </w:rPr>
-        <w:t xml:space="preserve"> the maternal signal in the otolith</w:t>
-      </w:r>
-      <w:r>
-        <w:rPr>
-          <w:rFonts w:ascii="Times New Roman" w:hAnsi="Times New Roman" w:cs="Times New Roman"/>
-        </w:rPr>
-        <w:t>.</w:t>
-      </w:r>
-      <w:r>
-        <w:rPr>
-          <w:rFonts w:ascii="Times New Roman" w:hAnsi="Times New Roman" w:cs="Times New Roman"/>
-        </w:rPr>
-        <w:t xml:space="preserve"> Although we hypothesized that the maternal signature would differ among watersheds</w:t>
-      </w:r>
-      <w:r>
-        <w:rPr>
-          <w:rFonts w:ascii="Times New Roman" w:hAnsi="Times New Roman" w:cs="Times New Roman"/>
-        </w:rPr>
-        <w:t xml:space="preserve">, and thus could be useful for classification, </w:t>
-      </w:r>
-      <w:r>
-        <w:rPr>
-          <w:rFonts w:ascii="Times New Roman" w:hAnsi="Times New Roman" w:cs="Times New Roman"/>
-        </w:rPr>
-        <w:t xml:space="preserve">the start of the laser ablation </w:t>
-      </w:r>
-      <w:proofErr w:type="gramStart"/>
-      <w:r>
-        <w:rPr>
-          <w:rFonts w:ascii="Times New Roman" w:hAnsi="Times New Roman" w:cs="Times New Roman"/>
-        </w:rPr>
-        <w:t>transect</w:t>
-      </w:r>
-      <w:proofErr w:type="gramEnd"/>
-      <w:r>
-        <w:rPr>
-          <w:rFonts w:ascii="Times New Roman" w:hAnsi="Times New Roman" w:cs="Times New Roman"/>
-        </w:rPr>
-        <w:t xml:space="preserve"> and quality of the core signal varied among samples and years. T</w:t>
-      </w:r>
-      <w:r>
-        <w:rPr>
-          <w:rFonts w:ascii="Times New Roman" w:hAnsi="Times New Roman" w:cs="Times New Roman"/>
-        </w:rPr>
-        <w:t xml:space="preserve">herefore, to </w:t>
-      </w:r>
-      <w:proofErr w:type="spellStart"/>
-      <w:r>
-        <w:rPr>
-          <w:rFonts w:ascii="Times New Roman" w:hAnsi="Times New Roman" w:cs="Times New Roman"/>
-        </w:rPr>
-        <w:t>maximise</w:t>
-      </w:r>
-      <w:proofErr w:type="spellEnd"/>
-      <w:r>
-        <w:rPr>
-          <w:rFonts w:ascii="Times New Roman" w:hAnsi="Times New Roman" w:cs="Times New Roman"/>
-        </w:rPr>
-        <w:t xml:space="preserve"> consistency among years we did not include the portion</w:t>
-      </w:r>
-      <w:r>
-        <w:rPr>
-          <w:rFonts w:ascii="Times New Roman" w:hAnsi="Times New Roman" w:cs="Times New Roman"/>
-        </w:rPr>
-        <w:t xml:space="preserve"> of the time series</w:t>
-      </w:r>
-      <w:r>
-        <w:rPr>
-          <w:rFonts w:ascii="Times New Roman" w:hAnsi="Times New Roman" w:cs="Times New Roman"/>
-        </w:rPr>
-        <w:t xml:space="preserve"> before the natal origin region. A </w:t>
-      </w:r>
-      <w:r>
-        <w:rPr>
-          <w:rFonts w:ascii="Times New Roman" w:hAnsi="Times New Roman" w:cs="Times New Roman"/>
-        </w:rPr>
-        <w:t xml:space="preserve">cutoff at the </w:t>
-      </w:r>
-      <w:r>
-        <w:rPr>
-          <w:rFonts w:ascii="Times New Roman" w:hAnsi="Times New Roman" w:cs="Times New Roman"/>
-        </w:rPr>
-        <w:t xml:space="preserve">marine entry was identified </w:t>
-      </w:r>
-      <w:r>
-        <w:rPr>
-          <w:rFonts w:ascii="Times New Roman" w:hAnsi="Times New Roman" w:cs="Times New Roman"/>
-        </w:rPr>
-        <w:t xml:space="preserve">by </w:t>
-      </w:r>
-      <w:r>
-        <w:rPr>
-          <w:rFonts w:ascii="Times New Roman" w:hAnsi="Times New Roman" w:cs="Times New Roman"/>
-        </w:rPr>
-        <w:t xml:space="preserve">the marine check </w:t>
-      </w:r>
-      <w:r>
-        <w:rPr>
-          <w:rFonts w:ascii="Times New Roman" w:hAnsi="Times New Roman" w:cs="Times New Roman"/>
-        </w:rPr>
-        <w:t>on the otolith</w:t>
-      </w:r>
-      <w:r>
-        <w:rPr>
-          <w:rFonts w:ascii="Times New Roman" w:hAnsi="Times New Roman" w:cs="Times New Roman"/>
-        </w:rPr>
-        <w:t xml:space="preserve"> (dark annuli region)</w:t>
-      </w:r>
-      <w:r>
-        <w:rPr>
-          <w:rFonts w:ascii="Times New Roman" w:hAnsi="Times New Roman" w:cs="Times New Roman"/>
-        </w:rPr>
-        <w:t>, a rapid increase in</w:t>
-      </w:r>
-      <w:r>
-        <w:rPr>
-          <w:rFonts w:ascii="Times New Roman" w:hAnsi="Times New Roman" w:cs="Times New Roman"/>
-        </w:rPr>
-        <w:t xml:space="preserve"> ⁸⁸Sr</w:t>
-      </w:r>
-      <w:r>
-        <w:rPr>
-          <w:rFonts w:ascii="Times New Roman" w:hAnsi="Times New Roman" w:cs="Times New Roman"/>
-        </w:rPr>
-        <w:t xml:space="preserve"> concentration</w:t>
-      </w:r>
-      <w:r>
-        <w:rPr>
-          <w:rFonts w:ascii="Times New Roman" w:hAnsi="Times New Roman" w:cs="Times New Roman"/>
-        </w:rPr>
-        <w:t xml:space="preserve">, and a </w:t>
-      </w:r>
-      <w:r>
-        <w:rPr>
-          <w:rFonts w:ascii="Times New Roman" w:hAnsi="Times New Roman" w:cs="Times New Roman"/>
-        </w:rPr>
-        <w:t>shift in ⁸⁷Sr/⁸⁶Sr to</w:t>
-      </w:r>
-      <w:r>
-        <w:rPr>
-          <w:rFonts w:ascii="Times New Roman" w:hAnsi="Times New Roman" w:cs="Times New Roman"/>
-        </w:rPr>
-        <w:t>war</w:t>
-      </w:r>
-      <w:r>
-        <w:rPr>
-          <w:rFonts w:ascii="Times New Roman" w:hAnsi="Times New Roman" w:cs="Times New Roman"/>
-        </w:rPr>
-        <w:t>d</w:t>
-      </w:r>
-      <w:r>
-        <w:rPr>
-          <w:rFonts w:ascii="Times New Roman" w:hAnsi="Times New Roman" w:cs="Times New Roman"/>
-        </w:rPr>
-        <w:t>s</w:t>
-      </w:r>
-      <w:r>
-        <w:rPr>
-          <w:rFonts w:ascii="Times New Roman" w:hAnsi="Times New Roman" w:cs="Times New Roman"/>
-        </w:rPr>
         <w:t xml:space="preserve"> the</w:t>
       </w:r>
       <w:r>
@@ -4500,7 +4627,7 @@
         </w:rPr>
         <w:t xml:space="preserve"> randomized </w:t>
       </w:r>
-      <w:ins w:id="50" w:author="Benjamin J. Makhlouf" w:date="2026-03-01T20:13:00Z" w16du:dateUtc="2026-03-02T04:13:00Z">
+      <w:ins w:id="64" w:author="Benjamin J. Makhlouf" w:date="2026-03-01T20:13:00Z" w16du:dateUtc="2026-03-02T04:13:00Z">
         <w:r>
           <w:rPr>
             <w:rFonts w:ascii="Times New Roman" w:hAnsi="Times New Roman" w:cs="Times New Roman"/>
@@ -4508,29 +4635,47 @@
           <w:t xml:space="preserve">among samples and </w:t>
         </w:r>
       </w:ins>
-      <w:ins w:id="51" w:author="Benjamin J. Makhlouf" w:date="2026-03-01T20:12:00Z" w16du:dateUtc="2026-03-02T04:12:00Z">
+      <w:ins w:id="65" w:author="Benjamin J. Makhlouf" w:date="2026-03-01T20:12:00Z" w16du:dateUtc="2026-03-02T04:12:00Z">
         <w:r>
           <w:rPr>
             <w:rFonts w:ascii="Times New Roman" w:hAnsi="Times New Roman" w:cs="Times New Roman"/>
           </w:rPr>
-          <w:t xml:space="preserve">done without knowing the </w:t>
+          <w:t>done without know</w:t>
         </w:r>
       </w:ins>
-      <w:ins w:id="52" w:author="Benjamin J. Makhlouf" w:date="2026-03-01T20:13:00Z" w16du:dateUtc="2026-03-02T04:13:00Z">
+      <w:ins w:id="66" w:author="Benjamin J. Makhlouf" w:date="2026-03-02T16:20:00Z" w16du:dateUtc="2026-03-03T00:20:00Z">
         <w:r>
           <w:rPr>
             <w:rFonts w:ascii="Times New Roman" w:hAnsi="Times New Roman" w:cs="Times New Roman"/>
           </w:rPr>
-          <w:t xml:space="preserve">watershed of origin to avoid </w:t>
+          <w:t>ledge of</w:t>
         </w:r>
-        <w:proofErr w:type="gramStart"/>
+      </w:ins>
+      <w:ins w:id="67" w:author="Benjamin J. Makhlouf" w:date="2026-03-01T20:12:00Z" w16du:dateUtc="2026-03-02T04:12:00Z">
         <w:r>
           <w:rPr>
             <w:rFonts w:ascii="Times New Roman" w:hAnsi="Times New Roman" w:cs="Times New Roman"/>
           </w:rPr>
-          <w:t>bias .</w:t>
+          <w:t xml:space="preserve"> the </w:t>
         </w:r>
-        <w:proofErr w:type="gramEnd"/>
+      </w:ins>
+      <w:ins w:id="68" w:author="Benjamin J. Makhlouf" w:date="2026-03-01T20:13:00Z" w16du:dateUtc="2026-03-02T04:13:00Z">
+        <w:r>
+          <w:rPr>
+            <w:rFonts w:ascii="Times New Roman" w:hAnsi="Times New Roman" w:cs="Times New Roman"/>
+          </w:rPr>
+          <w:t>watershed of origin to avoid bias</w:t>
+        </w:r>
+      </w:ins>
+      <w:ins w:id="69" w:author="Benjamin J. Makhlouf" w:date="2026-03-02T16:19:00Z" w16du:dateUtc="2026-03-03T00:19:00Z">
+        <w:r>
+          <w:rPr>
+            <w:rFonts w:ascii="Times New Roman" w:hAnsi="Times New Roman" w:cs="Times New Roman"/>
+          </w:rPr>
+          <w:t>.</w:t>
+        </w:r>
+      </w:ins>
+      <w:ins w:id="70" w:author="Benjamin J. Makhlouf" w:date="2026-03-01T20:13:00Z" w16du:dateUtc="2026-03-02T04:13:00Z">
         <w:r>
           <w:rPr>
             <w:rFonts w:ascii="Times New Roman" w:hAnsi="Times New Roman" w:cs="Times New Roman"/>
@@ -4538,7 +4683,7 @@
           <w:t xml:space="preserve"> </w:t>
         </w:r>
       </w:ins>
-      <w:del w:id="53" w:author="Benjamin J. Makhlouf" w:date="2026-03-01T20:12:00Z" w16du:dateUtc="2026-03-02T04:12:00Z">
+      <w:del w:id="71" w:author="Benjamin J. Makhlouf" w:date="2026-03-01T20:12:00Z" w16du:dateUtc="2026-03-02T04:12:00Z">
         <w:r>
           <w:rPr>
             <w:rFonts w:ascii="Times New Roman" w:hAnsi="Times New Roman" w:cs="Times New Roman"/>
@@ -4546,7 +4691,7 @@
           <w:delText xml:space="preserve">and </w:delText>
         </w:r>
       </w:del>
-      <w:del w:id="54" w:author="Benjamin J. Makhlouf" w:date="2026-03-01T20:13:00Z" w16du:dateUtc="2026-03-02T04:13:00Z">
+      <w:del w:id="72" w:author="Benjamin J. Makhlouf" w:date="2026-03-01T20:13:00Z" w16du:dateUtc="2026-03-02T04:13:00Z">
         <w:r>
           <w:rPr>
             <w:rFonts w:ascii="Times New Roman" w:hAnsi="Times New Roman" w:cs="Times New Roman"/>
@@ -4650,7 +4795,73 @@
         <w:rPr>
           <w:rFonts w:ascii="Times New Roman" w:hAnsi="Times New Roman" w:cs="Times New Roman"/>
         </w:rPr>
-        <w:t xml:space="preserve"> (971 Yukon, 875 Kuskokwim, and 685 Nushagak). </w:t>
+        <w:t xml:space="preserve"> (97</w:t>
+      </w:r>
+      <w:ins w:id="73" w:author="Benjamin J. Makhlouf" w:date="2026-03-02T16:02:00Z" w16du:dateUtc="2026-03-03T00:02:00Z">
+        <w:r>
+          <w:rPr>
+            <w:rFonts w:ascii="Times New Roman" w:hAnsi="Times New Roman" w:cs="Times New Roman"/>
+          </w:rPr>
+          <w:t>4</w:t>
+        </w:r>
+      </w:ins>
+      <w:del w:id="74" w:author="Benjamin J. Makhlouf" w:date="2026-03-02T16:02:00Z" w16du:dateUtc="2026-03-03T00:02:00Z">
+        <w:r>
+          <w:rPr>
+            <w:rFonts w:ascii="Times New Roman" w:hAnsi="Times New Roman" w:cs="Times New Roman"/>
+          </w:rPr>
+          <w:delText>1</w:delText>
+        </w:r>
+      </w:del>
+      <w:r>
+        <w:rPr>
+          <w:rFonts w:ascii="Times New Roman" w:hAnsi="Times New Roman" w:cs="Times New Roman"/>
+        </w:rPr>
+        <w:t xml:space="preserve"> Yukon, 87</w:t>
+      </w:r>
+      <w:ins w:id="75" w:author="Benjamin J. Makhlouf" w:date="2026-03-02T16:02:00Z" w16du:dateUtc="2026-03-03T00:02:00Z">
+        <w:r>
+          <w:rPr>
+            <w:rFonts w:ascii="Times New Roman" w:hAnsi="Times New Roman" w:cs="Times New Roman"/>
+          </w:rPr>
+          <w:t>7</w:t>
+        </w:r>
+      </w:ins>
+      <w:del w:id="76" w:author="Benjamin J. Makhlouf" w:date="2026-03-02T16:02:00Z" w16du:dateUtc="2026-03-03T00:02:00Z">
+        <w:r>
+          <w:rPr>
+            <w:rFonts w:ascii="Times New Roman" w:hAnsi="Times New Roman" w:cs="Times New Roman"/>
+          </w:rPr>
+          <w:delText>5</w:delText>
+        </w:r>
+      </w:del>
+      <w:r>
+        <w:rPr>
+          <w:rFonts w:ascii="Times New Roman" w:hAnsi="Times New Roman" w:cs="Times New Roman"/>
+        </w:rPr>
+        <w:t xml:space="preserve"> Kuskokwim, and 68</w:t>
+      </w:r>
+      <w:ins w:id="77" w:author="Benjamin J. Makhlouf" w:date="2026-03-02T16:02:00Z" w16du:dateUtc="2026-03-03T00:02:00Z">
+        <w:r>
+          <w:rPr>
+            <w:rFonts w:ascii="Times New Roman" w:hAnsi="Times New Roman" w:cs="Times New Roman"/>
+          </w:rPr>
+          <w:t>6</w:t>
+        </w:r>
+      </w:ins>
+      <w:del w:id="78" w:author="Benjamin J. Makhlouf" w:date="2026-03-02T16:02:00Z" w16du:dateUtc="2026-03-03T00:02:00Z">
+        <w:r>
+          <w:rPr>
+            <w:rFonts w:ascii="Times New Roman" w:hAnsi="Times New Roman" w:cs="Times New Roman"/>
+          </w:rPr>
+          <w:delText>5</w:delText>
+        </w:r>
+      </w:del>
+      <w:r>
+        <w:rPr>
+          <w:rFonts w:ascii="Times New Roman" w:hAnsi="Times New Roman" w:cs="Times New Roman"/>
+        </w:rPr>
+        <w:t xml:space="preserve"> Nushagak). </w:t>
       </w:r>
     </w:p>
     <w:p>
@@ -4665,7 +4876,6 @@
         <w:rPr>
           <w:rFonts w:ascii="Times New Roman" w:hAnsi="Times New Roman" w:cs="Times New Roman"/>
         </w:rPr>
-        <w:lastRenderedPageBreak/>
         <w:t>To test whether</w:t>
       </w:r>
       <w:r>
@@ -5123,7 +5333,14 @@
         <w:rPr>
           <w:rFonts w:ascii="Times New Roman" w:hAnsi="Times New Roman" w:cs="Times New Roman"/>
         </w:rPr>
-        <w:t xml:space="preserve">into uncorrelated principal components that capture the greatest variance in the dataset, thereby highlighting variability among </w:t>
+        <w:t xml:space="preserve">into uncorrelated principal </w:t>
+      </w:r>
+      <w:r>
+        <w:rPr>
+          <w:rFonts w:ascii="Times New Roman" w:hAnsi="Times New Roman" w:cs="Times New Roman"/>
+        </w:rPr>
+        <w:lastRenderedPageBreak/>
+        <w:t xml:space="preserve">components that capture the greatest variance in the dataset, thereby highlighting variability among </w:t>
       </w:r>
       <w:r>
         <w:rPr>
@@ -5285,14 +5502,7 @@
         <w:rPr>
           <w:rFonts w:ascii="Times New Roman" w:hAnsi="Times New Roman" w:cs="Times New Roman"/>
         </w:rPr>
-        <w:t xml:space="preserve">% of variance) </w:t>
-      </w:r>
-      <w:r>
-        <w:rPr>
-          <w:rFonts w:ascii="Times New Roman" w:hAnsi="Times New Roman" w:cs="Times New Roman"/>
-        </w:rPr>
-        <w:lastRenderedPageBreak/>
-        <w:t>and PC2 (20.9% of variance) as well as between PC1 and PC3 (10.2% of variance)</w:t>
+        <w:t>% of variance) and PC2 (20.9% of variance) as well as between PC1 and PC3 (10.2% of variance)</w:t>
       </w:r>
       <w:r>
         <w:rPr>
@@ -5688,6 +5898,7 @@
         <w:ind w:firstLine="720"/>
       </w:pPr>
       <w:r>
+        <w:lastRenderedPageBreak/>
         <w:t xml:space="preserve">Trained models were </w:t>
       </w:r>
       <w:r>
@@ -5745,11 +5956,7 @@
         <w:t>referred</w:t>
       </w:r>
       <w:r>
-        <w:t xml:space="preserve"> to as the </w:t>
-      </w:r>
-      <w:r>
-        <w:lastRenderedPageBreak/>
-        <w:t>“</w:t>
+        <w:t xml:space="preserve"> to as the “</w:t>
       </w:r>
       <w:r>
         <w:t>Restricted”</w:t>
@@ -6000,7 +6207,11 @@
         <w:t xml:space="preserve"> accuracy of fish from within the CWAK (Coastal Western Alaska) genetic reporting group by removing individuals</w:t>
       </w:r>
       <w:r>
-        <w:t xml:space="preserve"> from the testing set</w:t>
+        <w:t xml:space="preserve"> </w:t>
+      </w:r>
+      <w:r>
+        <w:lastRenderedPageBreak/>
+        <w:t>from the testing set</w:t>
       </w:r>
       <w:r>
         <w:t xml:space="preserve"> with genetic assignments </w:t>
@@ -6074,11 +6285,7 @@
         <w:t xml:space="preserve">that </w:t>
       </w:r>
       <w:r>
-        <w:t xml:space="preserve">correctly identify rank class likelihood but produce estimated probability values that </w:t>
-      </w:r>
-      <w:r>
-        <w:lastRenderedPageBreak/>
-        <w:t>do</w:t>
+        <w:t>correctly identify rank class likelihood but produce estimated probability values that do</w:t>
       </w:r>
       <w:r>
         <w:t xml:space="preserve"> not accurately reflect </w:t>
@@ -6251,12 +6458,12 @@
       <w:r>
         <w:t xml:space="preserve"> </w:t>
       </w:r>
-      <w:ins w:id="55" w:author="Benjamin J. Makhlouf" w:date="2026-03-01T20:21:00Z" w16du:dateUtc="2026-03-02T04:21:00Z">
+      <w:ins w:id="79" w:author="Benjamin J. Makhlouf" w:date="2026-03-01T20:21:00Z" w16du:dateUtc="2026-03-02T04:21:00Z">
         <w:r>
           <w:t>2</w:t>
         </w:r>
       </w:ins>
-      <w:del w:id="56" w:author="Benjamin J. Makhlouf" w:date="2026-03-01T20:21:00Z" w16du:dateUtc="2026-03-02T04:21:00Z">
+      <w:del w:id="80" w:author="Benjamin J. Makhlouf" w:date="2026-03-01T20:21:00Z" w16du:dateUtc="2026-03-02T04:21:00Z">
         <w:r>
           <w:delText>1.</w:delText>
         </w:r>
@@ -6331,7 +6538,11 @@
         <w:t>above</w:t>
       </w:r>
       <w:r>
-        <w:t xml:space="preserve"> calibrated</w:t>
+        <w:t xml:space="preserve"> </w:t>
+      </w:r>
+      <w:r>
+        <w:lastRenderedPageBreak/>
+        <w:t>calibrated</w:t>
       </w:r>
       <w:r>
         <w:t xml:space="preserve"> confidence thresholds ranging from </w:t>
@@ -6389,7 +6600,6 @@
           <w:b/>
           <w:bCs/>
         </w:rPr>
-        <w:lastRenderedPageBreak/>
         <w:t xml:space="preserve">Results </w:t>
       </w:r>
     </w:p>
@@ -6437,12 +6647,12 @@
       <w:r>
         <w:t xml:space="preserve">Principal component analysis of the full GAM-smoothed dataset (n = 2,531) revealed </w:t>
       </w:r>
-      <w:ins w:id="57" w:author="Benjamin J. Makhlouf" w:date="2026-03-01T20:18:00Z" w16du:dateUtc="2026-03-02T04:18:00Z">
+      <w:ins w:id="81" w:author="Benjamin J. Makhlouf" w:date="2026-03-01T20:18:00Z" w16du:dateUtc="2026-03-02T04:18:00Z">
         <w:r>
           <w:t xml:space="preserve">substantial </w:t>
         </w:r>
       </w:ins>
-      <w:del w:id="58" w:author="Benjamin J. Makhlouf" w:date="2026-03-01T20:18:00Z" w16du:dateUtc="2026-03-02T04:18:00Z">
+      <w:del w:id="82" w:author="Benjamin J. Makhlouf" w:date="2026-03-01T20:18:00Z" w16du:dateUtc="2026-03-02T04:18:00Z">
         <w:r>
           <w:delText xml:space="preserve">significant </w:delText>
         </w:r>
@@ -6580,7 +6790,14 @@
         <w:rPr>
           <w:rFonts w:ascii="Times New Roman" w:hAnsi="Times New Roman" w:cs="Times New Roman"/>
         </w:rPr>
-        <w:t xml:space="preserve"> revealed distinct regions driving class separation. The first principal component showed high loading values in the middle portion of the </w:t>
+        <w:t xml:space="preserve"> revealed distinct regions driving class separation. The first principal component showed high </w:t>
+      </w:r>
+      <w:r>
+        <w:rPr>
+          <w:rFonts w:ascii="Times New Roman" w:hAnsi="Times New Roman" w:cs="Times New Roman"/>
+        </w:rPr>
+        <w:lastRenderedPageBreak/>
+        <w:t xml:space="preserve">loading values in the middle portion of the </w:t>
       </w:r>
       <w:r>
         <w:rPr>
@@ -6758,14 +6975,7 @@
         <w:rPr>
           <w:rFonts w:ascii="Times New Roman" w:hAnsi="Times New Roman" w:cs="Times New Roman"/>
         </w:rPr>
-        <w:t xml:space="preserve"> either a dip in </w:t>
-      </w:r>
-      <w:r>
-        <w:rPr>
-          <w:rFonts w:ascii="Times New Roman" w:hAnsi="Times New Roman" w:cs="Times New Roman"/>
-        </w:rPr>
-        <w:lastRenderedPageBreak/>
-        <w:t xml:space="preserve">⁸⁷Sr/⁸⁶Sr for Nushagak fish, an increase for Yukon fish, or a more subtle increase for Kuskokwim fish before the marine cutoff (Figure </w:t>
+        <w:t xml:space="preserve"> either a dip in ⁸⁷Sr/⁸⁶Sr for Nushagak fish, an increase for Yukon fish, or a more subtle increase for Kuskokwim fish before the marine cutoff (Figure </w:t>
       </w:r>
       <w:r>
         <w:rPr>
@@ -7070,7 +7280,14 @@
         <w:rPr>
           <w:rFonts w:ascii="Times New Roman" w:hAnsi="Times New Roman" w:cs="Times New Roman"/>
         </w:rPr>
-        <w:t xml:space="preserve"> inhibited model performance by obscuring meaningful patterns. Among model types KNN consistently </w:t>
+        <w:t xml:space="preserve"> inhibited model performance by obscuring meaningful patterns. Among model types </w:t>
+      </w:r>
+      <w:r>
+        <w:rPr>
+          <w:rFonts w:ascii="Times New Roman" w:hAnsi="Times New Roman" w:cs="Times New Roman"/>
+        </w:rPr>
+        <w:lastRenderedPageBreak/>
+        <w:t xml:space="preserve">KNN consistently </w:t>
       </w:r>
       <w:r>
         <w:rPr>
@@ -7181,7 +7398,6 @@
         <w:rPr>
           <w:rFonts w:ascii="Times New Roman" w:hAnsi="Times New Roman" w:cs="Times New Roman"/>
         </w:rPr>
-        <w:lastRenderedPageBreak/>
         <w:t>The best p</w:t>
       </w:r>
       <w:r>
@@ -7372,7 +7588,7 @@
         </w:rPr>
         <w:t xml:space="preserve">Classification accuracy within the CWAK reporting group, which includes the Kuskokwim, Nushagak, and Lower Yukon regions was 90.0%. Classification accuracy for regions in our dataset not within CWAK was 97.9%. Yukon classification accuracy for those within the CWAK group fell to 73.3%. However, it should be noted that the sample size of CWAK Yukon individuals was </w:t>
       </w:r>
-      <w:ins w:id="59" w:author="Benjamin J. Makhlouf" w:date="2026-03-01T20:19:00Z" w16du:dateUtc="2026-03-02T04:19:00Z">
+      <w:ins w:id="83" w:author="Benjamin J. Makhlouf" w:date="2026-03-01T20:19:00Z" w16du:dateUtc="2026-03-02T04:19:00Z">
         <w:r>
           <w:rPr>
             <w:rFonts w:ascii="Times New Roman" w:hAnsi="Times New Roman" w:cs="Times New Roman"/>
@@ -7380,7 +7596,7 @@
           <w:t xml:space="preserve">substantially </w:t>
         </w:r>
       </w:ins>
-      <w:del w:id="60" w:author="Benjamin J. Makhlouf" w:date="2026-03-01T20:19:00Z" w16du:dateUtc="2026-03-02T04:19:00Z">
+      <w:del w:id="84" w:author="Benjamin J. Makhlouf" w:date="2026-03-01T20:19:00Z" w16du:dateUtc="2026-03-02T04:19:00Z">
         <w:r>
           <w:rPr>
             <w:rFonts w:ascii="Times New Roman" w:hAnsi="Times New Roman" w:cs="Times New Roman"/>
@@ -7420,7 +7636,14 @@
         <w:rPr>
           <w:rFonts w:ascii="Times New Roman" w:hAnsi="Times New Roman" w:cs="Times New Roman"/>
         </w:rPr>
-        <w:t xml:space="preserve"> , resulting in a more pronounced impact to class- specific accuracy from misassignment to relatively few individuals. </w:t>
+        <w:t xml:space="preserve"> , resulting in a </w:t>
+      </w:r>
+      <w:r>
+        <w:rPr>
+          <w:rFonts w:ascii="Times New Roman" w:hAnsi="Times New Roman" w:cs="Times New Roman"/>
+        </w:rPr>
+        <w:lastRenderedPageBreak/>
+        <w:t xml:space="preserve">more pronounced impact to class- specific accuracy from misassignment to relatively few individuals. </w:t>
       </w:r>
     </w:p>
     <w:p>
@@ -7522,14 +7745,7 @@
         <w:rPr>
           <w:rFonts w:ascii="Times New Roman" w:hAnsi="Times New Roman" w:cs="Times New Roman"/>
         </w:rPr>
-        <w:t xml:space="preserve"> Visual assessments indicated improved calibration, with the relationship between predicted and </w:t>
-      </w:r>
-      <w:r>
-        <w:rPr>
-          <w:rFonts w:ascii="Times New Roman" w:hAnsi="Times New Roman" w:cs="Times New Roman"/>
-        </w:rPr>
-        <w:lastRenderedPageBreak/>
-        <w:t>observed probabilities approximating a 1:1 line across all classes and model–data type combinations (ex. Supp. Fig</w:t>
+        <w:t xml:space="preserve"> Visual assessments indicated improved calibration, with the relationship between predicted and observed probabilities approximating a 1:1 line across all classes and model–data type combinations (ex. Supp. Fig</w:t>
       </w:r>
       <w:r>
         <w:rPr>
@@ -7567,7 +7783,7 @@
         </w:rPr>
         <w:t>accuracy ranged from 91</w:t>
       </w:r>
-      <w:ins w:id="61" w:author="Benjamin J. Makhlouf" w:date="2026-03-01T20:23:00Z" w16du:dateUtc="2026-03-02T04:23:00Z">
+      <w:ins w:id="85" w:author="Benjamin J. Makhlouf" w:date="2026-03-01T20:23:00Z" w16du:dateUtc="2026-03-02T04:23:00Z">
         <w:r>
           <w:rPr>
             <w:rFonts w:ascii="Times New Roman" w:hAnsi="Times New Roman" w:cs="Times New Roman"/>
@@ -7581,7 +7797,7 @@
         </w:rPr>
         <w:t xml:space="preserve"> </w:t>
       </w:r>
-      <w:ins w:id="62" w:author="Benjamin J. Makhlouf" w:date="2026-03-01T20:23:00Z" w16du:dateUtc="2026-03-02T04:23:00Z">
+      <w:ins w:id="86" w:author="Benjamin J. Makhlouf" w:date="2026-03-01T20:23:00Z" w16du:dateUtc="2026-03-02T04:23:00Z">
         <w:r>
           <w:rPr>
             <w:rFonts w:ascii="Times New Roman" w:hAnsi="Times New Roman" w:cs="Times New Roman"/>
@@ -7589,7 +7805,7 @@
           <w:t xml:space="preserve">to </w:t>
         </w:r>
       </w:ins>
-      <w:del w:id="63" w:author="Benjamin J. Makhlouf" w:date="2026-03-01T20:23:00Z" w16du:dateUtc="2026-03-02T04:23:00Z">
+      <w:del w:id="87" w:author="Benjamin J. Makhlouf" w:date="2026-03-01T20:23:00Z" w16du:dateUtc="2026-03-02T04:23:00Z">
         <w:r>
           <w:rPr>
             <w:rFonts w:ascii="Times New Roman" w:hAnsi="Times New Roman" w:cs="Times New Roman"/>
@@ -7804,14 +8020,7 @@
         <w:rPr>
           <w:rFonts w:ascii="Times New Roman" w:hAnsi="Times New Roman" w:cs="Times New Roman"/>
         </w:rPr>
-        <w:t xml:space="preserve">smoothed datasets. Notably, even our simplest model (KNN) performed </w:t>
-      </w:r>
-      <w:r>
-        <w:rPr>
-          <w:rFonts w:ascii="Times New Roman" w:hAnsi="Times New Roman" w:cs="Times New Roman"/>
-        </w:rPr>
-        <w:lastRenderedPageBreak/>
-        <w:t xml:space="preserve">well, delivering reasonably high classification accuracy across both testing sets. </w:t>
+        <w:t xml:space="preserve">smoothed datasets. Notably, even our simplest model (KNN) performed well, delivering reasonably high classification accuracy across both testing sets. </w:t>
       </w:r>
       <w:r>
         <w:rPr>
@@ -7837,7 +8046,7 @@
         </w:rPr>
         <w:t xml:space="preserve"> smoothing techniques s</w:t>
       </w:r>
-      <w:ins w:id="64" w:author="Benjamin J. Makhlouf" w:date="2026-03-01T20:17:00Z" w16du:dateUtc="2026-03-02T04:17:00Z">
+      <w:ins w:id="88" w:author="Benjamin J. Makhlouf" w:date="2026-03-01T20:17:00Z" w16du:dateUtc="2026-03-02T04:17:00Z">
         <w:r>
           <w:rPr>
             <w:rFonts w:ascii="Times New Roman" w:hAnsi="Times New Roman" w:cs="Times New Roman"/>
@@ -7845,7 +8054,7 @@
           <w:t xml:space="preserve">ubstantially </w:t>
         </w:r>
       </w:ins>
-      <w:del w:id="65" w:author="Benjamin J. Makhlouf" w:date="2026-03-01T20:17:00Z" w16du:dateUtc="2026-03-02T04:17:00Z">
+      <w:del w:id="89" w:author="Benjamin J. Makhlouf" w:date="2026-03-01T20:17:00Z" w16du:dateUtc="2026-03-02T04:17:00Z">
         <w:r>
           <w:rPr>
             <w:rFonts w:ascii="Times New Roman" w:hAnsi="Times New Roman" w:cs="Times New Roman"/>
@@ -8076,9 +8285,16 @@
         <w:rPr>
           <w:rFonts w:ascii="Times New Roman" w:hAnsi="Times New Roman" w:cs="Times New Roman"/>
         </w:rPr>
-        <w:t xml:space="preserve">This limitation is further illustrated in the confidence threshold analysis, in which we imposed the additional requirement that the model must assign to the correct class with a calibrated probability value above a given threshold. Preforming this analysis on the total dataset resulted in a </w:t>
-      </w:r>
-      <w:ins w:id="66" w:author="Benjamin J. Makhlouf" w:date="2026-03-01T20:18:00Z" w16du:dateUtc="2026-03-02T04:18:00Z">
+        <w:t xml:space="preserve">This limitation is further illustrated in the confidence threshold analysis, in which we </w:t>
+      </w:r>
+      <w:r>
+        <w:rPr>
+          <w:rFonts w:ascii="Times New Roman" w:hAnsi="Times New Roman" w:cs="Times New Roman"/>
+        </w:rPr>
+        <w:lastRenderedPageBreak/>
+        <w:t xml:space="preserve">imposed the additional requirement that the model must assign to the correct class with a calibrated probability value above a given threshold. Preforming this analysis on the total dataset resulted in a </w:t>
+      </w:r>
+      <w:ins w:id="90" w:author="Benjamin J. Makhlouf" w:date="2026-03-01T20:18:00Z" w16du:dateUtc="2026-03-02T04:18:00Z">
         <w:r>
           <w:rPr>
             <w:rFonts w:ascii="Times New Roman" w:hAnsi="Times New Roman" w:cs="Times New Roman"/>
@@ -8086,7 +8302,7 @@
           <w:t xml:space="preserve">substantial </w:t>
         </w:r>
       </w:ins>
-      <w:del w:id="67" w:author="Benjamin J. Makhlouf" w:date="2026-03-01T20:18:00Z" w16du:dateUtc="2026-03-02T04:18:00Z">
+      <w:del w:id="91" w:author="Benjamin J. Makhlouf" w:date="2026-03-01T20:18:00Z" w16du:dateUtc="2026-03-02T04:18:00Z">
         <w:r>
           <w:rPr>
             <w:rFonts w:ascii="Times New Roman" w:hAnsi="Times New Roman" w:cs="Times New Roman"/>
@@ -8170,14 +8386,7 @@
         <w:rPr>
           <w:rFonts w:ascii="Times New Roman" w:hAnsi="Times New Roman" w:cs="Times New Roman"/>
         </w:rPr>
-        <w:t xml:space="preserve"> which were distinct compared to the other watersheds either because of natal origin </w:t>
-      </w:r>
-      <w:r>
-        <w:rPr>
-          <w:rFonts w:ascii="Times New Roman" w:hAnsi="Times New Roman" w:cs="Times New Roman"/>
-        </w:rPr>
-        <w:lastRenderedPageBreak/>
-        <w:t>values</w:t>
+        <w:t xml:space="preserve"> which were distinct compared to the other watersheds either because of natal origin values</w:t>
       </w:r>
       <w:r>
         <w:rPr>
@@ -8444,6 +8653,7 @@
         <w:rPr>
           <w:rFonts w:ascii="Times New Roman" w:hAnsi="Times New Roman" w:cs="Times New Roman"/>
         </w:rPr>
+        <w:lastRenderedPageBreak/>
         <w:t>In addition to the ability to distinguish among major watersheds, t</w:t>
       </w:r>
       <w:r>
@@ -8627,14 +8837,7 @@
         <w:rPr>
           <w:rFonts w:ascii="Times New Roman" w:hAnsi="Times New Roman" w:cs="Times New Roman"/>
         </w:rPr>
-        <w:t xml:space="preserve">However, these preliminary observations suggest that similar approaches to the one outlined here may have the </w:t>
-      </w:r>
-      <w:r>
-        <w:rPr>
-          <w:rFonts w:ascii="Times New Roman" w:hAnsi="Times New Roman" w:cs="Times New Roman"/>
-        </w:rPr>
-        <w:lastRenderedPageBreak/>
-        <w:t xml:space="preserve">potential to improve assignment precision to the sub-basin scale without the need for additional data sources. </w:t>
+        <w:t xml:space="preserve">However, these preliminary observations suggest that similar approaches to the one outlined here may have the potential to improve assignment precision to the sub-basin scale without the need for additional data sources. </w:t>
       </w:r>
     </w:p>
     <w:p>
@@ -8687,7 +8890,7 @@
       <w:r>
         <w:t xml:space="preserve">of hypotheses of declining population health by allowing for an explicit assessment of marine mortality on stock specific health. </w:t>
       </w:r>
-      <w:bookmarkStart w:id="68" w:name="_Hlk223339650"/>
+      <w:bookmarkStart w:id="92" w:name="_Hlk223339650"/>
       <w:r>
         <w:t xml:space="preserve">The </w:t>
       </w:r>
@@ -8721,7 +8924,7 @@
       <w:r>
         <w:t xml:space="preserve"> </w:t>
       </w:r>
-      <w:ins w:id="69" w:author="Benjamin J. Makhlouf" w:date="2026-03-02T10:14:00Z" w16du:dateUtc="2026-03-02T18:14:00Z">
+      <w:ins w:id="93" w:author="Benjamin J. Makhlouf" w:date="2026-03-02T10:14:00Z" w16du:dateUtc="2026-03-02T18:14:00Z">
         <w:r>
           <w:t xml:space="preserve">a </w:t>
         </w:r>
@@ -8729,7 +8932,7 @@
       <w:r>
         <w:t xml:space="preserve">calibrated </w:t>
       </w:r>
-      <w:ins w:id="70" w:author="Benjamin J. Makhlouf" w:date="2026-03-02T10:14:00Z" w16du:dateUtc="2026-03-02T18:14:00Z">
+      <w:ins w:id="94" w:author="Benjamin J. Makhlouf" w:date="2026-03-02T10:14:00Z" w16du:dateUtc="2026-03-02T18:14:00Z">
         <w:r>
           <w:t xml:space="preserve">classification model that </w:t>
         </w:r>
@@ -8740,17 +8943,21 @@
       <w:r>
         <w:t>s</w:t>
       </w:r>
-      <w:bookmarkEnd w:id="68"/>
+      <w:bookmarkEnd w:id="92"/>
       <w:r>
         <w:t xml:space="preserve">. </w:t>
       </w:r>
       <w:r>
-        <w:t xml:space="preserve">Our dataset is unusually large for its type and includes samples collected across several years and from nearly all parts of the sampled watersheds. As such, we expect it to be broadly representative of the natural variability among years, and that the model presented here will generalize well to new years of data. However, due to sample size constraints we did not include a true validation set from a year excluded from the training and testing data, leaving open the possibility that some degree of overfitting to this dataset could affect assignment accuracy for unseen years. </w:t>
+        <w:t xml:space="preserve">Our dataset is unusually large for its type and includes samples collected across several years and from nearly all parts of the sampled watersheds. As such, we expect it to be broadly representative of the natural variability among years, and that the model presented here will </w:t>
+      </w:r>
+      <w:r>
+        <w:lastRenderedPageBreak/>
+        <w:t xml:space="preserve">generalize well to new years of data. However, due to sample size constraints we did not include a true validation set from a year excluded from the training and testing data, leaving open the possibility that some degree of overfitting to this dataset could affect assignment accuracy for unseen years. </w:t>
       </w:r>
       <w:r>
         <w:rPr>
           <w:highlight w:val="yellow"/>
-          <w:rPrChange w:id="71" w:author="Benjamin J. Makhlouf" w:date="2026-03-02T10:25:00Z" w16du:dateUtc="2026-03-02T18:25:00Z">
+          <w:rPrChange w:id="95" w:author="Benjamin J. Makhlouf" w:date="2026-03-02T10:25:00Z" w16du:dateUtc="2026-03-02T18:25:00Z">
             <w:rPr/>
           </w:rPrChange>
         </w:rPr>
@@ -8768,11 +8975,7 @@
         <w:t xml:space="preserve"> they support the potential for this model to generalize to new years of data, </w:t>
       </w:r>
       <w:r>
-        <w:t xml:space="preserve">which we plan to further </w:t>
-      </w:r>
-      <w:r>
-        <w:lastRenderedPageBreak/>
-        <w:t xml:space="preserve">evaluate as additional, currently unprocessed years of otolith data become available. </w:t>
+        <w:t xml:space="preserve">which we plan to further evaluate as additional, currently unprocessed years of otolith data become available. </w:t>
       </w:r>
       <w:r>
         <w:t xml:space="preserve">Additionally, sample preparation procedures and </w:t>
@@ -8819,12 +9022,12 @@
       <w:r>
         <w:fldChar w:fldCharType="end"/>
       </w:r>
-      <w:ins w:id="72" w:author="Benjamin J. Makhlouf" w:date="2026-03-02T10:27:00Z" w16du:dateUtc="2026-03-02T18:27:00Z">
+      <w:ins w:id="96" w:author="Benjamin J. Makhlouf" w:date="2026-03-02T10:27:00Z" w16du:dateUtc="2026-03-02T18:27:00Z">
         <w:r>
           <w:t xml:space="preserve"> </w:t>
         </w:r>
       </w:ins>
-      <w:del w:id="73" w:author="Benjamin J. Makhlouf" w:date="2026-03-02T10:25:00Z" w16du:dateUtc="2026-03-02T18:25:00Z">
+      <w:del w:id="97" w:author="Benjamin J. Makhlouf" w:date="2026-03-02T10:25:00Z" w16du:dateUtc="2026-03-02T18:25:00Z">
         <w:r>
           <w:delText>(Arai et al., 2025 (</w:delText>
         </w:r>
@@ -8906,7 +9109,11 @@
         <w:t xml:space="preserve">class estimates with </w:t>
       </w:r>
       <w:r>
-        <w:t xml:space="preserve">a true measure of model uncertainty. </w:t>
+        <w:t xml:space="preserve">a true measure of </w:t>
+      </w:r>
+      <w:r>
+        <w:lastRenderedPageBreak/>
+        <w:t xml:space="preserve">model uncertainty. </w:t>
       </w:r>
       <w:r>
         <w:t xml:space="preserve">In turn, </w:t>
@@ -8987,13 +9194,9 @@
         <w:t>s</w:t>
       </w:r>
       <w:r>
-        <w:t xml:space="preserve"> limited for in-season management or rapid research applications. Otolith LA-ICPMS is costly and labor-intensive, making large-scale, </w:t>
-      </w:r>
-      <w:r>
-        <w:lastRenderedPageBreak/>
-        <w:t>real-time assessment of river origin for marine-caught samples impractical. Moreover, otolith collection is lethal, which may be prohibitive given the increasingly endangered status of Chinook salmon in this region</w:t>
-      </w:r>
-      <w:ins w:id="74" w:author="Benjamin J. Makhlouf" w:date="2026-03-02T10:29:00Z" w16du:dateUtc="2026-03-02T18:29:00Z">
+        <w:t xml:space="preserve"> limited for in-season management or rapid research applications. Otolith LA-ICPMS is costly and labor-intensive, making large-scale, real-time assessment of river origin for marine-caught samples impractical. Moreover, otolith collection is lethal, which may be prohibitive given the increasingly endangered status of Chinook salmon in this region</w:t>
+      </w:r>
+      <w:ins w:id="98" w:author="Benjamin J. Makhlouf" w:date="2026-03-02T10:29:00Z" w16du:dateUtc="2026-03-02T18:29:00Z">
         <w:r>
           <w:t xml:space="preserve"> </w:t>
         </w:r>
@@ -9105,7 +9308,14 @@
         <w:rPr>
           <w:rFonts w:ascii="Times New Roman" w:hAnsi="Times New Roman" w:cs="Times New Roman"/>
         </w:rPr>
-        <w:t xml:space="preserve"> In this case, enabling river-basin scale determination of provenance for marine-caught Chinook salmon allows managers to connect region-wide salmon population patterns with river-specific population health. </w:t>
+        <w:t xml:space="preserve"> In this case, enabling river-basin scale determination of provenance for marine-caught Chinook salmon allows managers to connect region-wide salmon population patterns with river-specific </w:t>
+      </w:r>
+      <w:r>
+        <w:rPr>
+          <w:rFonts w:ascii="Times New Roman" w:hAnsi="Times New Roman" w:cs="Times New Roman"/>
+        </w:rPr>
+        <w:lastRenderedPageBreak/>
+        <w:t xml:space="preserve">population health. </w:t>
       </w:r>
       <w:r>
         <w:rPr>
@@ -9207,15 +9417,7 @@
           <w:color w:val="222222"/>
           <w:shd w:val="clear" w:color="auto" w:fill="FFFFFF"/>
         </w:rPr>
-        <w:t xml:space="preserve">to advance isotope-based </w:t>
-      </w:r>
-      <w:r>
-        <w:rPr>
-          <w:color w:val="222222"/>
-          <w:shd w:val="clear" w:color="auto" w:fill="FFFFFF"/>
-        </w:rPr>
-        <w:lastRenderedPageBreak/>
-        <w:t>methods </w:t>
+        <w:t>to advance isotope-based methods </w:t>
       </w:r>
       <w:r>
         <w:rPr>
@@ -9651,7 +9853,6 @@
         </w:rPr>
       </w:pPr>
       <w:r>
-        <w:lastRenderedPageBreak/>
         <w:fldChar w:fldCharType="begin"/>
       </w:r>
       <w:r>
@@ -9672,31 +9873,55 @@
           <w:i/>
           <w:iCs/>
         </w:rPr>
-        <w:t xml:space="preserve">Nushagak River King Salmon—Stock Status </w:t>
-      </w:r>
-      <w:proofErr w:type="gramStart"/>
+        <w:t>Nushagak River King Salmon—Stock Status And Action Plan</w:t>
+      </w:r>
+      <w:r>
+        <w:rPr>
+          <w:rFonts w:ascii="Times New Roman" w:hAnsi="Times New Roman" w:cs="Times New Roman"/>
+        </w:rPr>
+        <w:t>. https://www.adfg.alaska.gov/static/regulations/regprocess/fisheriesboard/pdfs/2022-2023/bb/rcs/rc004_Nushagak_King_Salmon_Action_Plan.pdf</w:t>
+      </w:r>
+    </w:p>
+    <w:p>
+      <w:pPr>
+        <w:pStyle w:val="Bibliography"/>
+        <w:rPr>
+          <w:rFonts w:ascii="Times New Roman" w:hAnsi="Times New Roman" w:cs="Times New Roman"/>
+        </w:rPr>
+      </w:pPr>
+      <w:r>
+        <w:rPr>
+          <w:rFonts w:ascii="Times New Roman" w:hAnsi="Times New Roman" w:cs="Times New Roman"/>
+        </w:rPr>
+        <w:t xml:space="preserve">Arai, K., Castonguay, M., Lyubchich, V., &amp; Secor, D. H. (2023). Integrating machine learning with otolith isoscapes: Reconstructing connectivity of a marine fish over four decades. </w:t>
+      </w:r>
       <w:r>
         <w:rPr>
           <w:rFonts w:ascii="Times New Roman" w:hAnsi="Times New Roman" w:cs="Times New Roman"/>
           <w:i/>
           <w:iCs/>
         </w:rPr>
-        <w:t>And</w:t>
-      </w:r>
-      <w:proofErr w:type="gramEnd"/>
+        <w:t>PLOS ONE</w:t>
+      </w:r>
+      <w:r>
+        <w:rPr>
+          <w:rFonts w:ascii="Times New Roman" w:hAnsi="Times New Roman" w:cs="Times New Roman"/>
+        </w:rPr>
+        <w:t xml:space="preserve">, </w:t>
+      </w:r>
       <w:r>
         <w:rPr>
           <w:rFonts w:ascii="Times New Roman" w:hAnsi="Times New Roman" w:cs="Times New Roman"/>
           <w:i/>
           <w:iCs/>
         </w:rPr>
-        <w:t xml:space="preserve"> Action Plan</w:t>
-      </w:r>
-      <w:r>
-        <w:rPr>
-          <w:rFonts w:ascii="Times New Roman" w:hAnsi="Times New Roman" w:cs="Times New Roman"/>
-        </w:rPr>
-        <w:t>. https://www.adfg.alaska.gov/static/regulations/regprocess/fisheriesboard/pdfs/2022-2023/bb/rcs/rc004_Nushagak_King_Salmon_Action_Plan.pdf</w:t>
+        <w:t>18</w:t>
+      </w:r>
+      <w:r>
+        <w:rPr>
+          <w:rFonts w:ascii="Times New Roman" w:hAnsi="Times New Roman" w:cs="Times New Roman"/>
+        </w:rPr>
+        <w:t>(5), e0285702. https://doi.org/10.1371/journal.pone.0285702</w:t>
       </w:r>
     </w:p>
     <w:p>
@@ -9710,35 +9935,7 @@
         <w:rPr>
           <w:rFonts w:ascii="Times New Roman" w:hAnsi="Times New Roman" w:cs="Times New Roman"/>
         </w:rPr>
-        <w:t xml:space="preserve">Arai, K., Castonguay, M., </w:t>
-      </w:r>
-      <w:proofErr w:type="spellStart"/>
-      <w:r>
-        <w:rPr>
-          <w:rFonts w:ascii="Times New Roman" w:hAnsi="Times New Roman" w:cs="Times New Roman"/>
-        </w:rPr>
-        <w:t>Lyubchich</w:t>
-      </w:r>
-      <w:proofErr w:type="spellEnd"/>
-      <w:r>
-        <w:rPr>
-          <w:rFonts w:ascii="Times New Roman" w:hAnsi="Times New Roman" w:cs="Times New Roman"/>
-        </w:rPr>
-        <w:t xml:space="preserve">, V., &amp; Secor, D. H. (2023). Integrating machine learning with otolith </w:t>
-      </w:r>
-      <w:proofErr w:type="spellStart"/>
-      <w:r>
-        <w:rPr>
-          <w:rFonts w:ascii="Times New Roman" w:hAnsi="Times New Roman" w:cs="Times New Roman"/>
-        </w:rPr>
-        <w:t>isoscapes</w:t>
-      </w:r>
-      <w:proofErr w:type="spellEnd"/>
-      <w:r>
-        <w:rPr>
-          <w:rFonts w:ascii="Times New Roman" w:hAnsi="Times New Roman" w:cs="Times New Roman"/>
-        </w:rPr>
-        <w:t xml:space="preserve">: Reconstructing connectivity of a marine fish over four decades. </w:t>
+        <w:t xml:space="preserve">Arai, K., Willmes, M., Johnson, R. C., &amp; Sturrock, A. M. (2025). </w:t>
       </w:r>
       <w:r>
         <w:rPr>
@@ -9746,13 +9943,27 @@
           <w:i/>
           <w:iCs/>
         </w:rPr>
-        <w:t>PLOS ONE</w:t>
-      </w:r>
-      <w:r>
-        <w:rPr>
-          <w:rFonts w:ascii="Times New Roman" w:hAnsi="Times New Roman" w:cs="Times New Roman"/>
-        </w:rPr>
-        <w:t xml:space="preserve">, </w:t>
+        <w:t>Advancing Provenance Assignment using Machine Learning and Time Series Analysis of Chemical Chronologies in Archival Tissues</w:t>
+      </w:r>
+      <w:r>
+        <w:rPr>
+          <w:rFonts w:ascii="Times New Roman" w:hAnsi="Times New Roman" w:cs="Times New Roman"/>
+        </w:rPr>
+        <w:t xml:space="preserve"> (p. 2025.08.19.671102). bioRxiv. https://doi.org/10.1101/2025.08.19.671102</w:t>
+      </w:r>
+    </w:p>
+    <w:p>
+      <w:pPr>
+        <w:pStyle w:val="Bibliography"/>
+        <w:rPr>
+          <w:rFonts w:ascii="Times New Roman" w:hAnsi="Times New Roman" w:cs="Times New Roman"/>
+        </w:rPr>
+      </w:pPr>
+      <w:r>
+        <w:rPr>
+          <w:rFonts w:ascii="Times New Roman" w:hAnsi="Times New Roman" w:cs="Times New Roman"/>
+        </w:rPr>
+        <w:t xml:space="preserve">Arai, K., Willmes, M., Johnson, R. C., &amp; Sturrock, A. M. (2026). Advancing provenance assignment using machine learning and time series analysis of chemical chronologies in archival tissues. </w:t>
       </w:r>
       <w:r>
         <w:rPr>
@@ -9760,27 +9971,13 @@
           <w:i/>
           <w:iCs/>
         </w:rPr>
-        <w:t>18</w:t>
-      </w:r>
-      <w:r>
-        <w:rPr>
-          <w:rFonts w:ascii="Times New Roman" w:hAnsi="Times New Roman" w:cs="Times New Roman"/>
-        </w:rPr>
-        <w:t>(5), e0285702. https://doi.org/10.1371/journal.pone.0285702</w:t>
-      </w:r>
-    </w:p>
-    <w:p>
-      <w:pPr>
-        <w:pStyle w:val="Bibliography"/>
-        <w:rPr>
-          <w:rFonts w:ascii="Times New Roman" w:hAnsi="Times New Roman" w:cs="Times New Roman"/>
-        </w:rPr>
-      </w:pPr>
-      <w:r>
-        <w:rPr>
-          <w:rFonts w:ascii="Times New Roman" w:hAnsi="Times New Roman" w:cs="Times New Roman"/>
-        </w:rPr>
-        <w:t xml:space="preserve">Arai, K., Willmes, M., Johnson, R. C., &amp; Sturrock, A. M. (2025). </w:t>
+        <w:t>Ecological Informatics</w:t>
+      </w:r>
+      <w:r>
+        <w:rPr>
+          <w:rFonts w:ascii="Times New Roman" w:hAnsi="Times New Roman" w:cs="Times New Roman"/>
+        </w:rPr>
+        <w:t xml:space="preserve">, </w:t>
       </w:r>
       <w:r>
         <w:rPr>
@@ -9788,27 +9985,13 @@
           <w:i/>
           <w:iCs/>
         </w:rPr>
-        <w:t>Advancing Provenance Assignment using Machine Learning and Time Series Analysis of Chemical Chronologies in Archival Tissues</w:t>
-      </w:r>
-      <w:r>
-        <w:rPr>
-          <w:rFonts w:ascii="Times New Roman" w:hAnsi="Times New Roman" w:cs="Times New Roman"/>
-        </w:rPr>
-        <w:t xml:space="preserve"> (p. 2025.08.19.671102). </w:t>
-      </w:r>
-      <w:proofErr w:type="spellStart"/>
-      <w:r>
-        <w:rPr>
-          <w:rFonts w:ascii="Times New Roman" w:hAnsi="Times New Roman" w:cs="Times New Roman"/>
-        </w:rPr>
-        <w:t>bioRxiv</w:t>
-      </w:r>
-      <w:proofErr w:type="spellEnd"/>
-      <w:r>
-        <w:rPr>
-          <w:rFonts w:ascii="Times New Roman" w:hAnsi="Times New Roman" w:cs="Times New Roman"/>
-        </w:rPr>
-        <w:t>. https://doi.org/10.1101/2025.08.19.671102</w:t>
+        <w:t>93</w:t>
+      </w:r>
+      <w:r>
+        <w:rPr>
+          <w:rFonts w:ascii="Times New Roman" w:hAnsi="Times New Roman" w:cs="Times New Roman"/>
+        </w:rPr>
+        <w:t>, 103604. https://doi.org/10.1016/j.ecoinf.2026.103604</w:t>
       </w:r>
     </w:p>
     <w:p>
@@ -9822,7 +10005,7 @@
         <w:rPr>
           <w:rFonts w:ascii="Times New Roman" w:hAnsi="Times New Roman" w:cs="Times New Roman"/>
         </w:rPr>
-        <w:t xml:space="preserve">Arai, K., Willmes, M., Johnson, R. C., &amp; Sturrock, A. M. (2026). Advancing provenance assignment using machine learning and time series analysis of chemical chronologies in archival tissues. </w:t>
+        <w:t xml:space="preserve">Bataille, C. P., &amp; Bowen, G. J. (2012). Mapping 87Sr/86Sr variations in bedrock and water for large scale provenance studies. </w:t>
       </w:r>
       <w:r>
         <w:rPr>
@@ -9830,7 +10013,7 @@
           <w:i/>
           <w:iCs/>
         </w:rPr>
-        <w:t>Ecological Informatics</w:t>
+        <w:t>Chemical Geology</w:t>
       </w:r>
       <w:r>
         <w:rPr>
@@ -9844,13 +10027,13 @@
           <w:i/>
           <w:iCs/>
         </w:rPr>
-        <w:t>93</w:t>
-      </w:r>
-      <w:r>
-        <w:rPr>
-          <w:rFonts w:ascii="Times New Roman" w:hAnsi="Times New Roman" w:cs="Times New Roman"/>
-        </w:rPr>
-        <w:t>, 103604. https://doi.org/10.1016/j.ecoinf.2026.103604</w:t>
+        <w:t>304–305</w:t>
+      </w:r>
+      <w:r>
+        <w:rPr>
+          <w:rFonts w:ascii="Times New Roman" w:hAnsi="Times New Roman" w:cs="Times New Roman"/>
+        </w:rPr>
+        <w:t>, 39–52. https://doi.org/10.1016/j.chemgeo.2012.01.028</w:t>
       </w:r>
     </w:p>
     <w:p>
@@ -9864,7 +10047,7 @@
         <w:rPr>
           <w:rFonts w:ascii="Times New Roman" w:hAnsi="Times New Roman" w:cs="Times New Roman"/>
         </w:rPr>
-        <w:t xml:space="preserve">Bataille, C. P., &amp; Bowen, G. J. (2012). Mapping 87Sr/86Sr variations in bedrock and water for large scale provenance studies. </w:t>
+        <w:t xml:space="preserve">Beacham, T. D., Lapointe, M., Candy, J. R., Miller, K. M., &amp; Withler, R. E. (2004). DNA in Action: Rapid Application of DNA Variation to Sockeye Salmon Fisheries Management. </w:t>
       </w:r>
       <w:r>
         <w:rPr>
@@ -9872,7 +10055,7 @@
           <w:i/>
           <w:iCs/>
         </w:rPr>
-        <w:t>Chemical Geology</w:t>
+        <w:t>Conservation Genetics</w:t>
       </w:r>
       <w:r>
         <w:rPr>
@@ -9886,13 +10069,13 @@
           <w:i/>
           <w:iCs/>
         </w:rPr>
-        <w:t>304–305</w:t>
-      </w:r>
-      <w:r>
-        <w:rPr>
-          <w:rFonts w:ascii="Times New Roman" w:hAnsi="Times New Roman" w:cs="Times New Roman"/>
-        </w:rPr>
-        <w:t>, 39–52. https://doi.org/10.1016/j.chemgeo.2012.01.028</w:t>
+        <w:t>5</w:t>
+      </w:r>
+      <w:r>
+        <w:rPr>
+          <w:rFonts w:ascii="Times New Roman" w:hAnsi="Times New Roman" w:cs="Times New Roman"/>
+        </w:rPr>
+        <w:t>(3), 411–416. https://doi.org/10.1023/B:COGE.0000031140.41379.73</w:t>
       </w:r>
     </w:p>
     <w:p>
@@ -9906,21 +10089,7 @@
         <w:rPr>
           <w:rFonts w:ascii="Times New Roman" w:hAnsi="Times New Roman" w:cs="Times New Roman"/>
         </w:rPr>
-        <w:t xml:space="preserve">Beacham, T. D., Lapointe, M., Candy, J. R., Miller, K. M., &amp; </w:t>
-      </w:r>
-      <w:proofErr w:type="spellStart"/>
-      <w:r>
-        <w:rPr>
-          <w:rFonts w:ascii="Times New Roman" w:hAnsi="Times New Roman" w:cs="Times New Roman"/>
-        </w:rPr>
-        <w:t>Withler</w:t>
-      </w:r>
-      <w:proofErr w:type="spellEnd"/>
-      <w:r>
-        <w:rPr>
-          <w:rFonts w:ascii="Times New Roman" w:hAnsi="Times New Roman" w:cs="Times New Roman"/>
-        </w:rPr>
-        <w:t xml:space="preserve">, R. E. (2004). DNA in Action: Rapid Application of DNA Variation to Sockeye Salmon Fisheries Management. </w:t>
+        <w:t xml:space="preserve">Brennan, S. R., Cline, T. J., &amp; Schindler, D. E. (2019). Quantifying habitat use of migratory fish across riverscapes using space-time isotope models. </w:t>
       </w:r>
       <w:r>
         <w:rPr>
@@ -9928,7 +10097,7 @@
           <w:i/>
           <w:iCs/>
         </w:rPr>
-        <w:t>Conservation Genetics</w:t>
+        <w:t>Methods in Ecology and Evolution</w:t>
       </w:r>
       <w:r>
         <w:rPr>
@@ -9942,13 +10111,13 @@
           <w:i/>
           <w:iCs/>
         </w:rPr>
-        <w:t>5</w:t>
-      </w:r>
-      <w:r>
-        <w:rPr>
-          <w:rFonts w:ascii="Times New Roman" w:hAnsi="Times New Roman" w:cs="Times New Roman"/>
-        </w:rPr>
-        <w:t>(3), 411–416. https://doi.org/10.1023/B:COGE.0000031140.41379.73</w:t>
+        <w:t>10</w:t>
+      </w:r>
+      <w:r>
+        <w:rPr>
+          <w:rFonts w:ascii="Times New Roman" w:hAnsi="Times New Roman" w:cs="Times New Roman"/>
+        </w:rPr>
+        <w:t>(7), 1036–1047. https://doi.org/10.1111/2041-210X.13191</w:t>
       </w:r>
     </w:p>
     <w:p>
@@ -9962,7 +10131,7 @@
         <w:rPr>
           <w:rFonts w:ascii="Times New Roman" w:hAnsi="Times New Roman" w:cs="Times New Roman"/>
         </w:rPr>
-        <w:t xml:space="preserve">Brennan, S. R., Cline, T. J., &amp; Schindler, D. E. (2019). Quantifying habitat use of migratory fish across riverscapes using space-time isotope models. </w:t>
+        <w:t xml:space="preserve">Brennan, S. R., &amp; Schindler, D. E. (2017). Linking otolith microchemistry and dendritic isoscapes to map heterogeneous production of fish across river basins. </w:t>
       </w:r>
       <w:r>
         <w:rPr>
@@ -9970,7 +10139,7 @@
           <w:i/>
           <w:iCs/>
         </w:rPr>
-        <w:t>Methods in Ecology and Evolution</w:t>
+        <w:t>Ecological Applications</w:t>
       </w:r>
       <w:r>
         <w:rPr>
@@ -9984,13 +10153,13 @@
           <w:i/>
           <w:iCs/>
         </w:rPr>
-        <w:t>10</w:t>
-      </w:r>
-      <w:r>
-        <w:rPr>
-          <w:rFonts w:ascii="Times New Roman" w:hAnsi="Times New Roman" w:cs="Times New Roman"/>
-        </w:rPr>
-        <w:t>(7), 1036–1047. https://doi.org/10.1111/2041-210X.13191</w:t>
+        <w:t>27</w:t>
+      </w:r>
+      <w:r>
+        <w:rPr>
+          <w:rFonts w:ascii="Times New Roman" w:hAnsi="Times New Roman" w:cs="Times New Roman"/>
+        </w:rPr>
+        <w:t>(2), 363–377. https://doi.org/10.1002/eap.1474</w:t>
       </w:r>
     </w:p>
     <w:p>
@@ -10004,21 +10173,8 @@
         <w:rPr>
           <w:rFonts w:ascii="Times New Roman" w:hAnsi="Times New Roman" w:cs="Times New Roman"/>
         </w:rPr>
-        <w:t xml:space="preserve">Brennan, S. R., &amp; Schindler, D. E. (2017). Linking otolith microchemistry and dendritic </w:t>
-      </w:r>
-      <w:proofErr w:type="spellStart"/>
-      <w:r>
-        <w:rPr>
-          <w:rFonts w:ascii="Times New Roman" w:hAnsi="Times New Roman" w:cs="Times New Roman"/>
-        </w:rPr>
-        <w:t>isoscapes</w:t>
-      </w:r>
-      <w:proofErr w:type="spellEnd"/>
-      <w:r>
-        <w:rPr>
-          <w:rFonts w:ascii="Times New Roman" w:hAnsi="Times New Roman" w:cs="Times New Roman"/>
-        </w:rPr>
-        <w:t xml:space="preserve"> to map heterogeneous production of fish across river basins. </w:t>
+        <w:lastRenderedPageBreak/>
+        <w:t xml:space="preserve">Brennan, S. R., Zimmerman, C. E., Fernandez, D. P., Cerling, T. E., McPhee, M. V., &amp; Wooller, M. J. (2015). Strontium isotopes delineate fine-scale natal origins and migration histories of Pacific salmon. </w:t>
       </w:r>
       <w:r>
         <w:rPr>
@@ -10026,7 +10182,7 @@
           <w:i/>
           <w:iCs/>
         </w:rPr>
-        <w:t>Ecological Applications</w:t>
+        <w:t>Science Advances</w:t>
       </w:r>
       <w:r>
         <w:rPr>
@@ -10040,13 +10196,13 @@
           <w:i/>
           <w:iCs/>
         </w:rPr>
-        <w:t>27</w:t>
-      </w:r>
-      <w:r>
-        <w:rPr>
-          <w:rFonts w:ascii="Times New Roman" w:hAnsi="Times New Roman" w:cs="Times New Roman"/>
-        </w:rPr>
-        <w:t>(2), 363–377. https://doi.org/10.1002/eap.1474</w:t>
+        <w:t>1</w:t>
+      </w:r>
+      <w:r>
+        <w:rPr>
+          <w:rFonts w:ascii="Times New Roman" w:hAnsi="Times New Roman" w:cs="Times New Roman"/>
+        </w:rPr>
+        <w:t>(4), e1400124. https://doi.org/10.1126/sciadv.1400124</w:t>
       </w:r>
     </w:p>
     <w:p>
@@ -10060,21 +10216,7 @@
         <w:rPr>
           <w:rFonts w:ascii="Times New Roman" w:hAnsi="Times New Roman" w:cs="Times New Roman"/>
         </w:rPr>
-        <w:t xml:space="preserve">Brennan, S. R., Zimmerman, C. E., Fernandez, D. P., </w:t>
-      </w:r>
-      <w:proofErr w:type="spellStart"/>
-      <w:r>
-        <w:rPr>
-          <w:rFonts w:ascii="Times New Roman" w:hAnsi="Times New Roman" w:cs="Times New Roman"/>
-        </w:rPr>
-        <w:t>Cerling</w:t>
-      </w:r>
-      <w:proofErr w:type="spellEnd"/>
-      <w:r>
-        <w:rPr>
-          <w:rFonts w:ascii="Times New Roman" w:hAnsi="Times New Roman" w:cs="Times New Roman"/>
-        </w:rPr>
-        <w:t xml:space="preserve">, T. E., McPhee, M. V., &amp; Wooller, M. J. (2015). Strontium isotopes delineate fine-scale natal origins and migration histories of Pacific salmon. </w:t>
+        <w:t xml:space="preserve">Campana, S. (1999). Chemistry and composition of fish otoliths:pathways, mechanisms and applications. </w:t>
       </w:r>
       <w:r>
         <w:rPr>
@@ -10082,7 +10224,7 @@
           <w:i/>
           <w:iCs/>
         </w:rPr>
-        <w:t>Science Advances</w:t>
+        <w:t>Marine Ecology Progress Series</w:t>
       </w:r>
       <w:r>
         <w:rPr>
@@ -10096,13 +10238,13 @@
           <w:i/>
           <w:iCs/>
         </w:rPr>
-        <w:t>1</w:t>
-      </w:r>
-      <w:r>
-        <w:rPr>
-          <w:rFonts w:ascii="Times New Roman" w:hAnsi="Times New Roman" w:cs="Times New Roman"/>
-        </w:rPr>
-        <w:t>(4), e1400124. https://doi.org/10.1126/sciadv.1400124</w:t>
+        <w:t>188</w:t>
+      </w:r>
+      <w:r>
+        <w:rPr>
+          <w:rFonts w:ascii="Times New Roman" w:hAnsi="Times New Roman" w:cs="Times New Roman"/>
+        </w:rPr>
+        <w:t>, 263–297. https://doi.org/10.3354/meps188263</w:t>
       </w:r>
     </w:p>
     <w:p>
@@ -10116,23 +10258,7 @@
         <w:rPr>
           <w:rFonts w:ascii="Times New Roman" w:hAnsi="Times New Roman" w:cs="Times New Roman"/>
         </w:rPr>
-        <w:t xml:space="preserve">Campana, S. (1999). Chemistry and composition of fish </w:t>
-      </w:r>
-      <w:proofErr w:type="spellStart"/>
-      <w:proofErr w:type="gramStart"/>
-      <w:r>
-        <w:rPr>
-          <w:rFonts w:ascii="Times New Roman" w:hAnsi="Times New Roman" w:cs="Times New Roman"/>
-        </w:rPr>
-        <w:t>otoliths:pathways</w:t>
-      </w:r>
-      <w:proofErr w:type="spellEnd"/>
-      <w:proofErr w:type="gramEnd"/>
-      <w:r>
-        <w:rPr>
-          <w:rFonts w:ascii="Times New Roman" w:hAnsi="Times New Roman" w:cs="Times New Roman"/>
-        </w:rPr>
-        <w:t xml:space="preserve">, mechanisms and applications. </w:t>
+        <w:t xml:space="preserve">Capo, R. C., Stewart, B. W., &amp; Chadwick, O. A. (1998). Strontium isotopes as tracers of ecosystem processes: Theory and methods. </w:t>
       </w:r>
       <w:r>
         <w:rPr>
@@ -10140,7 +10266,7 @@
           <w:i/>
           <w:iCs/>
         </w:rPr>
-        <w:t>Marine Ecology Progress Series</w:t>
+        <w:t>Geoderma</w:t>
       </w:r>
       <w:r>
         <w:rPr>
@@ -10154,13 +10280,13 @@
           <w:i/>
           <w:iCs/>
         </w:rPr>
-        <w:t>188</w:t>
-      </w:r>
-      <w:r>
-        <w:rPr>
-          <w:rFonts w:ascii="Times New Roman" w:hAnsi="Times New Roman" w:cs="Times New Roman"/>
-        </w:rPr>
-        <w:t>, 263–297. https://doi.org/10.3354/meps188263</w:t>
+        <w:t>82</w:t>
+      </w:r>
+      <w:r>
+        <w:rPr>
+          <w:rFonts w:ascii="Times New Roman" w:hAnsi="Times New Roman" w:cs="Times New Roman"/>
+        </w:rPr>
+        <w:t>(1), 197–225. https://doi.org/10.1016/S0016-7061(97)00102-X</w:t>
       </w:r>
     </w:p>
     <w:p>
@@ -10174,18 +10300,16 @@
         <w:rPr>
           <w:rFonts w:ascii="Times New Roman" w:hAnsi="Times New Roman" w:cs="Times New Roman"/>
         </w:rPr>
-        <w:t xml:space="preserve">Capo, R. C., Stewart, B. W., &amp; Chadwick, O. A. (1998). Strontium isotopes as tracers of ecosystem processes: Theory and methods. </w:t>
-      </w:r>
-      <w:proofErr w:type="spellStart"/>
+        <w:t xml:space="preserve">DeMaster, D., Alexander, E., Wiese, F. K., Baker, B., Froehlich, E., Harris, C., Schaeffer, J., Schoen, E., &amp; Shahbazi, A. H. (2025). Food security crisis in the Yukon River Basin: Where have the salmon gone and what can be done? </w:t>
+      </w:r>
       <w:r>
         <w:rPr>
           <w:rFonts w:ascii="Times New Roman" w:hAnsi="Times New Roman" w:cs="Times New Roman"/>
           <w:i/>
           <w:iCs/>
         </w:rPr>
-        <w:t>Geoderma</w:t>
-      </w:r>
-      <w:proofErr w:type="spellEnd"/>
+        <w:t>Arctic, Antarctic, and Alpine Research</w:t>
+      </w:r>
       <w:r>
         <w:rPr>
           <w:rFonts w:ascii="Times New Roman" w:hAnsi="Times New Roman" w:cs="Times New Roman"/>
@@ -10198,13 +10322,13 @@
           <w:i/>
           <w:iCs/>
         </w:rPr>
-        <w:t>82</w:t>
-      </w:r>
-      <w:r>
-        <w:rPr>
-          <w:rFonts w:ascii="Times New Roman" w:hAnsi="Times New Roman" w:cs="Times New Roman"/>
-        </w:rPr>
-        <w:t>(1), 197–225. https://doi.org/10.1016/S0016-7061(97)00102-X</w:t>
+        <w:t>57</w:t>
+      </w:r>
+      <w:r>
+        <w:rPr>
+          <w:rFonts w:ascii="Times New Roman" w:hAnsi="Times New Roman" w:cs="Times New Roman"/>
+        </w:rPr>
+        <w:t>(1), 2510793. https://doi.org/10.1080/15230430.2025.2510793</w:t>
       </w:r>
     </w:p>
     <w:p>
@@ -10218,14 +10342,7 @@
         <w:rPr>
           <w:rFonts w:ascii="Times New Roman" w:hAnsi="Times New Roman" w:cs="Times New Roman"/>
         </w:rPr>
-        <w:t xml:space="preserve">DeMaster, D., Alexander, E., Wiese, F. K., Baker, B., Froehlich, E., Harris, C., Schaeffer, J., Schoen, E., &amp; Shahbazi, A. H. (2025). Food security crisis in the Yukon River Basin: Where </w:t>
-      </w:r>
-      <w:r>
-        <w:rPr>
-          <w:rFonts w:ascii="Times New Roman" w:hAnsi="Times New Roman" w:cs="Times New Roman"/>
-        </w:rPr>
-        <w:lastRenderedPageBreak/>
-        <w:t xml:space="preserve">have the salmon gone and what can be done? </w:t>
+        <w:t xml:space="preserve">Donohoe, C. J., &amp; Zimmerman, C. E. (2010). A method of mounting multiple otoliths for beam-based microchemical analyses. </w:t>
       </w:r>
       <w:r>
         <w:rPr>
@@ -10233,7 +10350,7 @@
           <w:i/>
           <w:iCs/>
         </w:rPr>
-        <w:t>Arctic, Antarctic, and Alpine Research</w:t>
+        <w:t>Environmental Biology of Fishes</w:t>
       </w:r>
       <w:r>
         <w:rPr>
@@ -10247,13 +10364,13 @@
           <w:i/>
           <w:iCs/>
         </w:rPr>
-        <w:t>57</w:t>
-      </w:r>
-      <w:r>
-        <w:rPr>
-          <w:rFonts w:ascii="Times New Roman" w:hAnsi="Times New Roman" w:cs="Times New Roman"/>
-        </w:rPr>
-        <w:t>(1), 2510793. https://doi.org/10.1080/15230430.2025.2510793</w:t>
+        <w:t>89</w:t>
+      </w:r>
+      <w:r>
+        <w:rPr>
+          <w:rFonts w:ascii="Times New Roman" w:hAnsi="Times New Roman" w:cs="Times New Roman"/>
+        </w:rPr>
+        <w:t>(3), 473–477. https://doi.org/10.1007/s10641-010-9680-3</w:t>
       </w:r>
     </w:p>
     <w:p>
@@ -10267,7 +10384,7 @@
         <w:rPr>
           <w:rFonts w:ascii="Times New Roman" w:hAnsi="Times New Roman" w:cs="Times New Roman"/>
         </w:rPr>
-        <w:t xml:space="preserve">Donohoe, C. J., &amp; Zimmerman, C. E. (2010). A method of mounting multiple otoliths for beam-based microchemical analyses. </w:t>
+        <w:t xml:space="preserve">Dormann, C. F. (2020). Calibration of probability predictions from machine-learning and statistical models. </w:t>
       </w:r>
       <w:r>
         <w:rPr>
@@ -10275,7 +10392,7 @@
           <w:i/>
           <w:iCs/>
         </w:rPr>
-        <w:t>Environmental Biology of Fishes</w:t>
+        <w:t>Global Ecology and Biogeography</w:t>
       </w:r>
       <w:r>
         <w:rPr>
@@ -10289,13 +10406,13 @@
           <w:i/>
           <w:iCs/>
         </w:rPr>
-        <w:t>89</w:t>
-      </w:r>
-      <w:r>
-        <w:rPr>
-          <w:rFonts w:ascii="Times New Roman" w:hAnsi="Times New Roman" w:cs="Times New Roman"/>
-        </w:rPr>
-        <w:t>(3), 473–477. https://doi.org/10.1007/s10641-010-9680-3</w:t>
+        <w:t>29</w:t>
+      </w:r>
+      <w:r>
+        <w:rPr>
+          <w:rFonts w:ascii="Times New Roman" w:hAnsi="Times New Roman" w:cs="Times New Roman"/>
+        </w:rPr>
+        <w:t>(4), 760–765. https://doi.org/10.1111/geb.13070</w:t>
       </w:r>
     </w:p>
     <w:p>
@@ -10309,7 +10426,7 @@
         <w:rPr>
           <w:rFonts w:ascii="Times New Roman" w:hAnsi="Times New Roman" w:cs="Times New Roman"/>
         </w:rPr>
-        <w:t xml:space="preserve">Dormann, C. F. (2020). Calibration of probability predictions from machine-learning and statistical models. </w:t>
+        <w:t xml:space="preserve">Feddern, M. L., Schoen, E. R., Shaftel, R., Cunningham, C. J., Chythlook, C., Connors, B. M., Murdoch, A. D., von Biela, V. R., &amp; Woods, B. (2023). Kings of the North: Bridging Disciplines to Understand the Effects of Changing Climate on Chinook Salmon in the Arctic-Yukon-Kuskokwim Region. </w:t>
       </w:r>
       <w:r>
         <w:rPr>
@@ -10317,7 +10434,7 @@
           <w:i/>
           <w:iCs/>
         </w:rPr>
-        <w:t>Global Ecology and Biogeography</w:t>
+        <w:t>FISHERIES</w:t>
       </w:r>
       <w:r>
         <w:rPr>
@@ -10331,13 +10448,13 @@
           <w:i/>
           <w:iCs/>
         </w:rPr>
-        <w:t>29</w:t>
-      </w:r>
-      <w:r>
-        <w:rPr>
-          <w:rFonts w:ascii="Times New Roman" w:hAnsi="Times New Roman" w:cs="Times New Roman"/>
-        </w:rPr>
-        <w:t>(4), 760–765. https://doi.org/10.1111/geb.13070</w:t>
+        <w:t>48</w:t>
+      </w:r>
+      <w:r>
+        <w:rPr>
+          <w:rFonts w:ascii="Times New Roman" w:hAnsi="Times New Roman" w:cs="Times New Roman"/>
+        </w:rPr>
+        <w:t>(8), 331–343. https://doi.org/10.1002/fsh.10923</w:t>
       </w:r>
     </w:p>
     <w:p>
@@ -10351,35 +10468,7 @@
         <w:rPr>
           <w:rFonts w:ascii="Times New Roman" w:hAnsi="Times New Roman" w:cs="Times New Roman"/>
         </w:rPr>
-        <w:t xml:space="preserve">Feddern, M. L., Schoen, E. R., </w:t>
-      </w:r>
-      <w:proofErr w:type="spellStart"/>
-      <w:r>
-        <w:rPr>
-          <w:rFonts w:ascii="Times New Roman" w:hAnsi="Times New Roman" w:cs="Times New Roman"/>
-        </w:rPr>
-        <w:t>Shaftel</w:t>
-      </w:r>
-      <w:proofErr w:type="spellEnd"/>
-      <w:r>
-        <w:rPr>
-          <w:rFonts w:ascii="Times New Roman" w:hAnsi="Times New Roman" w:cs="Times New Roman"/>
-        </w:rPr>
-        <w:t xml:space="preserve">, R., Cunningham, C. J., </w:t>
-      </w:r>
-      <w:proofErr w:type="spellStart"/>
-      <w:r>
-        <w:rPr>
-          <w:rFonts w:ascii="Times New Roman" w:hAnsi="Times New Roman" w:cs="Times New Roman"/>
-        </w:rPr>
-        <w:t>Chythlook</w:t>
-      </w:r>
-      <w:proofErr w:type="spellEnd"/>
-      <w:r>
-        <w:rPr>
-          <w:rFonts w:ascii="Times New Roman" w:hAnsi="Times New Roman" w:cs="Times New Roman"/>
-        </w:rPr>
-        <w:t xml:space="preserve">, C., Connors, B. M., Murdoch, A. D., von Biela, V. R., &amp; Woods, B. (2023). Kings of the North: Bridging Disciplines to Understand the Effects of Changing Climate on Chinook Salmon in the Arctic-Yukon-Kuskokwim Region. </w:t>
+        <w:t xml:space="preserve">Hegg, J. C., &amp; Kennedy, B. P. (2021). Let’s do the time warp again: Non-linear time series matching as a tool for sequentially structured data in ecology. </w:t>
       </w:r>
       <w:r>
         <w:rPr>
@@ -10387,7 +10476,7 @@
           <w:i/>
           <w:iCs/>
         </w:rPr>
-        <w:t>FISHERIES</w:t>
+        <w:t>Ecosphere</w:t>
       </w:r>
       <w:r>
         <w:rPr>
@@ -10401,13 +10490,13 @@
           <w:i/>
           <w:iCs/>
         </w:rPr>
-        <w:t>48</w:t>
-      </w:r>
-      <w:r>
-        <w:rPr>
-          <w:rFonts w:ascii="Times New Roman" w:hAnsi="Times New Roman" w:cs="Times New Roman"/>
-        </w:rPr>
-        <w:t>(8), 331–343. https://doi.org/10.1002/fsh.10923</w:t>
+        <w:t>12</w:t>
+      </w:r>
+      <w:r>
+        <w:rPr>
+          <w:rFonts w:ascii="Times New Roman" w:hAnsi="Times New Roman" w:cs="Times New Roman"/>
+        </w:rPr>
+        <w:t>(9), e03742. https://doi.org/10.1002/ecs2.3742</w:t>
       </w:r>
     </w:p>
     <w:p>
@@ -10421,7 +10510,7 @@
         <w:rPr>
           <w:rFonts w:ascii="Times New Roman" w:hAnsi="Times New Roman" w:cs="Times New Roman"/>
         </w:rPr>
-        <w:t xml:space="preserve">Hegg, J. C., &amp; Kennedy, B. P. (2021). Let’s do the time warp again: Non-linear time series matching as a tool for sequentially structured data in ecology. </w:t>
+        <w:t xml:space="preserve">Hegg, J. C., Kennedy, B. P., &amp; Chittaro, P. (2019). What did you say about my mother? The complexities of maternally derived chemical signatures in otoliths. </w:t>
       </w:r>
       <w:r>
         <w:rPr>
@@ -10429,7 +10518,7 @@
           <w:i/>
           <w:iCs/>
         </w:rPr>
-        <w:t>Ecosphere</w:t>
+        <w:t>Canadian Journal of Fisheries and Aquatic Sciences</w:t>
       </w:r>
       <w:r>
         <w:rPr>
@@ -10443,13 +10532,13 @@
           <w:i/>
           <w:iCs/>
         </w:rPr>
-        <w:t>12</w:t>
-      </w:r>
-      <w:r>
-        <w:rPr>
-          <w:rFonts w:ascii="Times New Roman" w:hAnsi="Times New Roman" w:cs="Times New Roman"/>
-        </w:rPr>
-        <w:t>(9), e03742. https://doi.org/10.1002/ecs2.3742</w:t>
+        <w:t>76</w:t>
+      </w:r>
+      <w:r>
+        <w:rPr>
+          <w:rFonts w:ascii="Times New Roman" w:hAnsi="Times New Roman" w:cs="Times New Roman"/>
+        </w:rPr>
+        <w:t>(1), 81–94. https://doi.org/10.1139/cjfas-2017-0341</w:t>
       </w:r>
     </w:p>
     <w:p>
@@ -10463,21 +10552,7 @@
         <w:rPr>
           <w:rFonts w:ascii="Times New Roman" w:hAnsi="Times New Roman" w:cs="Times New Roman"/>
         </w:rPr>
-        <w:t xml:space="preserve">Hegg, J. C., Kennedy, B. P., &amp; </w:t>
-      </w:r>
-      <w:proofErr w:type="spellStart"/>
-      <w:r>
-        <w:rPr>
-          <w:rFonts w:ascii="Times New Roman" w:hAnsi="Times New Roman" w:cs="Times New Roman"/>
-        </w:rPr>
-        <w:t>Chittaro</w:t>
-      </w:r>
-      <w:proofErr w:type="spellEnd"/>
-      <w:r>
-        <w:rPr>
-          <w:rFonts w:ascii="Times New Roman" w:hAnsi="Times New Roman" w:cs="Times New Roman"/>
-        </w:rPr>
-        <w:t xml:space="preserve">, P. (2019). What did you say about my mother? The complexities of maternally derived chemical signatures in otoliths. </w:t>
+        <w:t xml:space="preserve">Hess, J. E., Whiteaker, J. M., Fryer, J. K., &amp; Narum, S. R. (2014). Monitoring Stock‐Specific Abundance, Run Timing, and Straying of Chinook Salmon in the Columbia River Using Genetic Stock Identification (GSI). </w:t>
       </w:r>
       <w:r>
         <w:rPr>
@@ -10485,7 +10560,7 @@
           <w:i/>
           <w:iCs/>
         </w:rPr>
-        <w:t>Canadian Journal of Fisheries and Aquatic Sciences</w:t>
+        <w:t>North American Journal of Fisheries Management</w:t>
       </w:r>
       <w:r>
         <w:rPr>
@@ -10499,13 +10574,13 @@
           <w:i/>
           <w:iCs/>
         </w:rPr>
-        <w:t>76</w:t>
-      </w:r>
-      <w:r>
-        <w:rPr>
-          <w:rFonts w:ascii="Times New Roman" w:hAnsi="Times New Roman" w:cs="Times New Roman"/>
-        </w:rPr>
-        <w:t>(1), 81–94. https://doi.org/10.1139/cjfas-2017-0341</w:t>
+        <w:t>34</w:t>
+      </w:r>
+      <w:r>
+        <w:rPr>
+          <w:rFonts w:ascii="Times New Roman" w:hAnsi="Times New Roman" w:cs="Times New Roman"/>
+        </w:rPr>
+        <w:t>(1), 184–201. https://doi.org/10.1080/02755947.2013.862192</w:t>
       </w:r>
     </w:p>
     <w:p>
@@ -10519,7 +10594,7 @@
         <w:rPr>
           <w:rFonts w:ascii="Times New Roman" w:hAnsi="Times New Roman" w:cs="Times New Roman"/>
         </w:rPr>
-        <w:t xml:space="preserve">Hess, J. E., Whiteaker, J. M., Fryer, J. K., &amp; Narum, S. R. (2014). Monitoring Stock‐Specific Abundance, Run Timing, and Straying of Chinook Salmon in the Columbia River Using Genetic Stock Identification (GSI). </w:t>
+        <w:t xml:space="preserve">Kennedy, B. P., Folt, C. L., Blum, J. D., &amp; Chamberlain, C. P. (1997). Natural isotope markers in salmon. </w:t>
       </w:r>
       <w:r>
         <w:rPr>
@@ -10527,7 +10602,7 @@
           <w:i/>
           <w:iCs/>
         </w:rPr>
-        <w:t>North American Journal of Fisheries Management</w:t>
+        <w:t>Nature</w:t>
       </w:r>
       <w:r>
         <w:rPr>
@@ -10541,13 +10616,13 @@
           <w:i/>
           <w:iCs/>
         </w:rPr>
-        <w:t>34</w:t>
-      </w:r>
-      <w:r>
-        <w:rPr>
-          <w:rFonts w:ascii="Times New Roman" w:hAnsi="Times New Roman" w:cs="Times New Roman"/>
-        </w:rPr>
-        <w:t>(1), 184–201. https://doi.org/10.1080/02755947.2013.862192</w:t>
+        <w:t>387</w:t>
+      </w:r>
+      <w:r>
+        <w:rPr>
+          <w:rFonts w:ascii="Times New Roman" w:hAnsi="Times New Roman" w:cs="Times New Roman"/>
+        </w:rPr>
+        <w:t>(6635), Article 6635. https://doi.org/10.1038/42835</w:t>
       </w:r>
     </w:p>
     <w:p>
@@ -10561,7 +10636,8 @@
         <w:rPr>
           <w:rFonts w:ascii="Times New Roman" w:hAnsi="Times New Roman" w:cs="Times New Roman"/>
         </w:rPr>
-        <w:t xml:space="preserve">Kennedy, B. P., Folt, C. L., Blum, J. D., &amp; Chamberlain, C. P. (1997). Natural isotope markers in salmon. </w:t>
+        <w:lastRenderedPageBreak/>
+        <w:t xml:space="preserve">Kuhn, M., Vaughn, D., &amp; Ruiz, E. (2025). </w:t>
       </w:r>
       <w:r>
         <w:rPr>
@@ -10569,13 +10645,27 @@
           <w:i/>
           <w:iCs/>
         </w:rPr>
-        <w:t>Nature</w:t>
-      </w:r>
-      <w:r>
-        <w:rPr>
-          <w:rFonts w:ascii="Times New Roman" w:hAnsi="Times New Roman" w:cs="Times New Roman"/>
-        </w:rPr>
-        <w:t xml:space="preserve">, </w:t>
+        <w:t>probably: Tools for Post-Processing Predicted Values</w:t>
+      </w:r>
+      <w:r>
+        <w:rPr>
+          <w:rFonts w:ascii="Times New Roman" w:hAnsi="Times New Roman" w:cs="Times New Roman"/>
+        </w:rPr>
+        <w:t xml:space="preserve"> [Computer software]. https://github.com/tidymodels/probably</w:t>
+      </w:r>
+    </w:p>
+    <w:p>
+      <w:pPr>
+        <w:pStyle w:val="Bibliography"/>
+        <w:rPr>
+          <w:rFonts w:ascii="Times New Roman" w:hAnsi="Times New Roman" w:cs="Times New Roman"/>
+        </w:rPr>
+      </w:pPr>
+      <w:r>
+        <w:rPr>
+          <w:rFonts w:ascii="Times New Roman" w:hAnsi="Times New Roman" w:cs="Times New Roman"/>
+        </w:rPr>
+        <w:t xml:space="preserve">Kuhn, M., &amp; Wickam, H. (2020). </w:t>
       </w:r>
       <w:r>
         <w:rPr>
@@ -10583,13 +10673,13 @@
           <w:i/>
           <w:iCs/>
         </w:rPr>
-        <w:t>387</w:t>
-      </w:r>
-      <w:r>
-        <w:rPr>
-          <w:rFonts w:ascii="Times New Roman" w:hAnsi="Times New Roman" w:cs="Times New Roman"/>
-        </w:rPr>
-        <w:t>(6635), Article 6635. https://doi.org/10.1038/42835</w:t>
+        <w:t>Tidymodels: A collection of packages for modeling and machine learning using tidyverse principles.</w:t>
+      </w:r>
+      <w:r>
+        <w:rPr>
+          <w:rFonts w:ascii="Times New Roman" w:hAnsi="Times New Roman" w:cs="Times New Roman"/>
+        </w:rPr>
+        <w:t xml:space="preserve"> [Computer software]. https://www.tidymodels.org</w:t>
       </w:r>
     </w:p>
     <w:p>
@@ -10603,7 +10693,7 @@
         <w:rPr>
           <w:rFonts w:ascii="Times New Roman" w:hAnsi="Times New Roman" w:cs="Times New Roman"/>
         </w:rPr>
-        <w:t xml:space="preserve">Kuhn, M., Vaughn, D., &amp; Ruiz, E. (2025). </w:t>
+        <w:t xml:space="preserve">Lamborn, C. C., Ohlberger, J., Walsworth, T. E., Westley, P. A. H., Cunningham, C. J., Wynsma, S., &amp; Smith, J. W. (2025). A Synthesis of Factors Related to Trends in Abundance and Demography of Alaska Chinook Salmon (Oncorhynchus tshawytscha, Salmonidae): Implications for Research, Management, and Policy. </w:t>
       </w:r>
       <w:r>
         <w:rPr>
@@ -10611,97 +10701,97 @@
           <w:i/>
           <w:iCs/>
         </w:rPr>
-        <w:t>probably: Tools for Post-Processing Predicted Values</w:t>
-      </w:r>
-      <w:r>
-        <w:rPr>
-          <w:rFonts w:ascii="Times New Roman" w:hAnsi="Times New Roman" w:cs="Times New Roman"/>
-        </w:rPr>
-        <w:t xml:space="preserve"> [Computer software]. https://github.com/tidymodels/probably</w:t>
-      </w:r>
-    </w:p>
-    <w:p>
-      <w:pPr>
-        <w:pStyle w:val="Bibliography"/>
-        <w:rPr>
-          <w:rFonts w:ascii="Times New Roman" w:hAnsi="Times New Roman" w:cs="Times New Roman"/>
-        </w:rPr>
-      </w:pPr>
-      <w:r>
-        <w:rPr>
-          <w:rFonts w:ascii="Times New Roman" w:hAnsi="Times New Roman" w:cs="Times New Roman"/>
-        </w:rPr>
-        <w:t xml:space="preserve">Kuhn, M., &amp; Wickam, H. (2020). </w:t>
-      </w:r>
-      <w:proofErr w:type="spellStart"/>
+        <w:t>Fish and Fisheries</w:t>
+      </w:r>
+      <w:r>
+        <w:rPr>
+          <w:rFonts w:ascii="Times New Roman" w:hAnsi="Times New Roman" w:cs="Times New Roman"/>
+        </w:rPr>
+        <w:t xml:space="preserve">, </w:t>
+      </w:r>
       <w:r>
         <w:rPr>
           <w:rFonts w:ascii="Times New Roman" w:hAnsi="Times New Roman" w:cs="Times New Roman"/>
           <w:i/>
           <w:iCs/>
         </w:rPr>
-        <w:t>Tidymodels</w:t>
-      </w:r>
-      <w:proofErr w:type="spellEnd"/>
+        <w:t>n/a</w:t>
+      </w:r>
+      <w:r>
+        <w:rPr>
+          <w:rFonts w:ascii="Times New Roman" w:hAnsi="Times New Roman" w:cs="Times New Roman"/>
+        </w:rPr>
+        <w:t>(n/a). https://doi.org/10.1111/faf.12895</w:t>
+      </w:r>
+    </w:p>
+    <w:p>
+      <w:pPr>
+        <w:pStyle w:val="Bibliography"/>
+        <w:rPr>
+          <w:rFonts w:ascii="Times New Roman" w:hAnsi="Times New Roman" w:cs="Times New Roman"/>
+        </w:rPr>
+      </w:pPr>
+      <w:r>
+        <w:rPr>
+          <w:rFonts w:ascii="Times New Roman" w:hAnsi="Times New Roman" w:cs="Times New Roman"/>
+        </w:rPr>
+        <w:t xml:space="preserve">Larson, W. A., Seeb, J. E., Pascal, C. E., Templin, W. D., &amp; Seeb, L. W. (2014). Single-nucleotide polymorphisms (SNPs) identified through genotyping-by-sequencing improve genetic stock identification of Chinook salmon (Oncorhynchus tshawytscha) from western Alaska. </w:t>
+      </w:r>
       <w:r>
         <w:rPr>
           <w:rFonts w:ascii="Times New Roman" w:hAnsi="Times New Roman" w:cs="Times New Roman"/>
           <w:i/>
           <w:iCs/>
         </w:rPr>
-        <w:t xml:space="preserve">: A collection of packages for modeling and machine learning using </w:t>
-      </w:r>
-      <w:proofErr w:type="spellStart"/>
+        <w:t>Canadian Journal of Fisheries and Aquatic Sciences</w:t>
+      </w:r>
+      <w:r>
+        <w:rPr>
+          <w:rFonts w:ascii="Times New Roman" w:hAnsi="Times New Roman" w:cs="Times New Roman"/>
+        </w:rPr>
+        <w:t xml:space="preserve">, </w:t>
+      </w:r>
       <w:r>
         <w:rPr>
           <w:rFonts w:ascii="Times New Roman" w:hAnsi="Times New Roman" w:cs="Times New Roman"/>
           <w:i/>
           <w:iCs/>
         </w:rPr>
-        <w:t>tidyverse</w:t>
-      </w:r>
-      <w:proofErr w:type="spellEnd"/>
+        <w:t>71</w:t>
+      </w:r>
+      <w:r>
+        <w:rPr>
+          <w:rFonts w:ascii="Times New Roman" w:hAnsi="Times New Roman" w:cs="Times New Roman"/>
+        </w:rPr>
+        <w:t>(5), 698–708. https://doi.org/10.1139/cjfas-2013-0502</w:t>
+      </w:r>
+    </w:p>
+    <w:p>
+      <w:pPr>
+        <w:pStyle w:val="Bibliography"/>
+        <w:rPr>
+          <w:rFonts w:ascii="Times New Roman" w:hAnsi="Times New Roman" w:cs="Times New Roman"/>
+        </w:rPr>
+      </w:pPr>
+      <w:r>
+        <w:rPr>
+          <w:rFonts w:ascii="Times New Roman" w:hAnsi="Times New Roman" w:cs="Times New Roman"/>
+        </w:rPr>
+        <w:t xml:space="preserve">Makhlouf, B., Cline, T. J., Fernandez, D., Seeb, L., Lee, E., Gilk-Baumer, S., Whited, D., Zimmerman, C. E., &amp; Schindler, D. E. (2025). Combining genetic and isotope frameworks improves reconstruction of fish provenance across riverscapes. </w:t>
+      </w:r>
       <w:r>
         <w:rPr>
           <w:rFonts w:ascii="Times New Roman" w:hAnsi="Times New Roman" w:cs="Times New Roman"/>
           <w:i/>
           <w:iCs/>
         </w:rPr>
-        <w:t xml:space="preserve"> principles.</w:t>
-      </w:r>
-      <w:r>
-        <w:rPr>
-          <w:rFonts w:ascii="Times New Roman" w:hAnsi="Times New Roman" w:cs="Times New Roman"/>
-        </w:rPr>
-        <w:t xml:space="preserve"> [Computer software]. https://www.tidymodels.org</w:t>
-      </w:r>
-    </w:p>
-    <w:p>
-      <w:pPr>
-        <w:pStyle w:val="Bibliography"/>
-        <w:rPr>
-          <w:rFonts w:ascii="Times New Roman" w:hAnsi="Times New Roman" w:cs="Times New Roman"/>
-        </w:rPr>
-      </w:pPr>
-      <w:r>
-        <w:rPr>
-          <w:rFonts w:ascii="Times New Roman" w:hAnsi="Times New Roman" w:cs="Times New Roman"/>
-        </w:rPr>
-        <w:t xml:space="preserve">Lamborn, C. C., </w:t>
-      </w:r>
-      <w:proofErr w:type="spellStart"/>
-      <w:r>
-        <w:rPr>
-          <w:rFonts w:ascii="Times New Roman" w:hAnsi="Times New Roman" w:cs="Times New Roman"/>
-        </w:rPr>
-        <w:t>Ohlberger</w:t>
-      </w:r>
-      <w:proofErr w:type="spellEnd"/>
-      <w:r>
-        <w:rPr>
-          <w:rFonts w:ascii="Times New Roman" w:hAnsi="Times New Roman" w:cs="Times New Roman"/>
-        </w:rPr>
-        <w:t xml:space="preserve">, J., Walsworth, T. E., Westley, P. A. H., Cunningham, C. J., Wynsma, S., &amp; Smith, J. W. (2025). A Synthesis of Factors Related to Trends in Abundance and Demography of Alaska Chinook Salmon (Oncorhynchus tshawytscha, Salmonidae): Implications for Research, Management, and Policy. </w:t>
+        <w:t>Limnology and Oceanography Letters</w:t>
+      </w:r>
+      <w:r>
+        <w:rPr>
+          <w:rFonts w:ascii="Times New Roman" w:hAnsi="Times New Roman" w:cs="Times New Roman"/>
+        </w:rPr>
+        <w:t xml:space="preserve">, </w:t>
       </w:r>
       <w:r>
         <w:rPr>
@@ -10709,13 +10799,27 @@
           <w:i/>
           <w:iCs/>
         </w:rPr>
-        <w:t>Fish and Fisheries</w:t>
-      </w:r>
-      <w:r>
-        <w:rPr>
-          <w:rFonts w:ascii="Times New Roman" w:hAnsi="Times New Roman" w:cs="Times New Roman"/>
-        </w:rPr>
-        <w:t xml:space="preserve">, </w:t>
+        <w:t>n/a</w:t>
+      </w:r>
+      <w:r>
+        <w:rPr>
+          <w:rFonts w:ascii="Times New Roman" w:hAnsi="Times New Roman" w:cs="Times New Roman"/>
+        </w:rPr>
+        <w:t>(n/a). https://doi.org/10.1002/lol2.70025</w:t>
+      </w:r>
+    </w:p>
+    <w:p>
+      <w:pPr>
+        <w:pStyle w:val="Bibliography"/>
+        <w:rPr>
+          <w:rFonts w:ascii="Times New Roman" w:hAnsi="Times New Roman" w:cs="Times New Roman"/>
+        </w:rPr>
+      </w:pPr>
+      <w:r>
+        <w:rPr>
+          <w:rFonts w:ascii="Times New Roman" w:hAnsi="Times New Roman" w:cs="Times New Roman"/>
+        </w:rPr>
+        <w:t xml:space="preserve">Mercier, L., Darnaude, A. M., Bruguier, O., Vasconcelos, R. P., Cabral, H. N., Costa, M. J., Lara, M., Jones, D. L., &amp; Mouillot, D. (2011). Selecting statistical models and variable combinations for optimal classification using otolith microchemistry. </w:t>
       </w:r>
       <w:r>
         <w:rPr>
@@ -10723,34 +10827,13 @@
           <w:i/>
           <w:iCs/>
         </w:rPr>
-        <w:t>n/a</w:t>
-      </w:r>
-      <w:r>
-        <w:rPr>
-          <w:rFonts w:ascii="Times New Roman" w:hAnsi="Times New Roman" w:cs="Times New Roman"/>
-        </w:rPr>
-        <w:t>(n/a). https://doi.org/10.1111/faf.12895</w:t>
-      </w:r>
-    </w:p>
-    <w:p>
-      <w:pPr>
-        <w:pStyle w:val="Bibliography"/>
-        <w:rPr>
-          <w:rFonts w:ascii="Times New Roman" w:hAnsi="Times New Roman" w:cs="Times New Roman"/>
-        </w:rPr>
-      </w:pPr>
-      <w:r>
-        <w:rPr>
-          <w:rFonts w:ascii="Times New Roman" w:hAnsi="Times New Roman" w:cs="Times New Roman"/>
-        </w:rPr>
-        <w:t xml:space="preserve">Larson, W. A., Seeb, J. E., Pascal, C. E., Templin, W. D., &amp; Seeb, L. W. (2014). Single-nucleotide polymorphisms (SNPs) identified through genotyping-by-sequencing improve genetic </w:t>
-      </w:r>
-      <w:r>
-        <w:rPr>
-          <w:rFonts w:ascii="Times New Roman" w:hAnsi="Times New Roman" w:cs="Times New Roman"/>
-        </w:rPr>
-        <w:lastRenderedPageBreak/>
-        <w:t xml:space="preserve">stock identification of Chinook salmon (Oncorhynchus tshawytscha) from western Alaska. </w:t>
+        <w:t>Ecological Applications</w:t>
+      </w:r>
+      <w:r>
+        <w:rPr>
+          <w:rFonts w:ascii="Times New Roman" w:hAnsi="Times New Roman" w:cs="Times New Roman"/>
+        </w:rPr>
+        <w:t xml:space="preserve">, </w:t>
       </w:r>
       <w:r>
         <w:rPr>
@@ -10758,13 +10841,27 @@
           <w:i/>
           <w:iCs/>
         </w:rPr>
-        <w:t>Canadian Journal of Fisheries and Aquatic Sciences</w:t>
-      </w:r>
-      <w:r>
-        <w:rPr>
-          <w:rFonts w:ascii="Times New Roman" w:hAnsi="Times New Roman" w:cs="Times New Roman"/>
-        </w:rPr>
-        <w:t xml:space="preserve">, </w:t>
+        <w:t>21</w:t>
+      </w:r>
+      <w:r>
+        <w:rPr>
+          <w:rFonts w:ascii="Times New Roman" w:hAnsi="Times New Roman" w:cs="Times New Roman"/>
+        </w:rPr>
+        <w:t>(4), 1352–1364. https://doi.org/10.1890/09-1887.1</w:t>
+      </w:r>
+    </w:p>
+    <w:p>
+      <w:pPr>
+        <w:pStyle w:val="Bibliography"/>
+        <w:rPr>
+          <w:rFonts w:ascii="Times New Roman" w:hAnsi="Times New Roman" w:cs="Times New Roman"/>
+        </w:rPr>
+      </w:pPr>
+      <w:r>
+        <w:rPr>
+          <w:rFonts w:ascii="Times New Roman" w:hAnsi="Times New Roman" w:cs="Times New Roman"/>
+        </w:rPr>
+        <w:t xml:space="preserve">Ohlberger, J., Ward, E. J., Schindler, D. E., &amp; Lewis, B. (2018). Demographic changes in Chinook salmon across the Northeast Pacific Ocean. </w:t>
       </w:r>
       <w:r>
         <w:rPr>
@@ -10772,41 +10869,13 @@
           <w:i/>
           <w:iCs/>
         </w:rPr>
-        <w:t>71</w:t>
-      </w:r>
-      <w:r>
-        <w:rPr>
-          <w:rFonts w:ascii="Times New Roman" w:hAnsi="Times New Roman" w:cs="Times New Roman"/>
-        </w:rPr>
-        <w:t>(5), 698–708. https://doi.org/10.1139/cjfas-2013-0502</w:t>
-      </w:r>
-    </w:p>
-    <w:p>
-      <w:pPr>
-        <w:pStyle w:val="Bibliography"/>
-        <w:rPr>
-          <w:rFonts w:ascii="Times New Roman" w:hAnsi="Times New Roman" w:cs="Times New Roman"/>
-        </w:rPr>
-      </w:pPr>
-      <w:r>
-        <w:rPr>
-          <w:rFonts w:ascii="Times New Roman" w:hAnsi="Times New Roman" w:cs="Times New Roman"/>
-        </w:rPr>
-        <w:t>Makhlouf, B., Cline, T. J., Fernandez, D., Seeb, L., Lee, E., Gilk-</w:t>
-      </w:r>
-      <w:proofErr w:type="spellStart"/>
-      <w:r>
-        <w:rPr>
-          <w:rFonts w:ascii="Times New Roman" w:hAnsi="Times New Roman" w:cs="Times New Roman"/>
-        </w:rPr>
-        <w:t>Baumer</w:t>
-      </w:r>
-      <w:proofErr w:type="spellEnd"/>
-      <w:r>
-        <w:rPr>
-          <w:rFonts w:ascii="Times New Roman" w:hAnsi="Times New Roman" w:cs="Times New Roman"/>
-        </w:rPr>
-        <w:t xml:space="preserve">, S., Whited, D., Zimmerman, C. E., &amp; Schindler, D. E. (2025). Combining genetic and isotope frameworks improves reconstruction of fish provenance across riverscapes. </w:t>
+        <w:t>Fish and Fisheries</w:t>
+      </w:r>
+      <w:r>
+        <w:rPr>
+          <w:rFonts w:ascii="Times New Roman" w:hAnsi="Times New Roman" w:cs="Times New Roman"/>
+        </w:rPr>
+        <w:t xml:space="preserve">, </w:t>
       </w:r>
       <w:r>
         <w:rPr>
@@ -10814,13 +10883,27 @@
           <w:i/>
           <w:iCs/>
         </w:rPr>
-        <w:t>Limnology and Oceanography Letters</w:t>
-      </w:r>
-      <w:r>
-        <w:rPr>
-          <w:rFonts w:ascii="Times New Roman" w:hAnsi="Times New Roman" w:cs="Times New Roman"/>
-        </w:rPr>
-        <w:t xml:space="preserve">, </w:t>
+        <w:t>19</w:t>
+      </w:r>
+      <w:r>
+        <w:rPr>
+          <w:rFonts w:ascii="Times New Roman" w:hAnsi="Times New Roman" w:cs="Times New Roman"/>
+        </w:rPr>
+        <w:t>(3), 533–546. https://doi.org/10.1111/faf.12272</w:t>
+      </w:r>
+    </w:p>
+    <w:p>
+      <w:pPr>
+        <w:pStyle w:val="Bibliography"/>
+        <w:rPr>
+          <w:rFonts w:ascii="Times New Roman" w:hAnsi="Times New Roman" w:cs="Times New Roman"/>
+        </w:rPr>
+      </w:pPr>
+      <w:r>
+        <w:rPr>
+          <w:rFonts w:ascii="Times New Roman" w:hAnsi="Times New Roman" w:cs="Times New Roman"/>
+        </w:rPr>
+        <w:t xml:space="preserve">Reis-Santos, P., Gillanders, B. M., Sturrock, A. M., Izzo, C., Oxman, D. S., Lueders-Dumont, J. A., Hüssy, K., Tanner, S. E., Rogers, T., Doubleday, Z. A., Andrews, A. H., Trueman, C., Brophy, D., Thiem, J. D., Baumgartner, L. J., Willmes, M., Chung, M.-T., Charapata, P., Johnson, R. C., … Walther, B. D. (2022). Reading the biomineralized book of life: Expanding otolith biogeochemical research and applications for fisheries and ecosystem-based management. </w:t>
       </w:r>
       <w:r>
         <w:rPr>
@@ -10828,13 +10911,13 @@
           <w:i/>
           <w:iCs/>
         </w:rPr>
-        <w:t>n/a</w:t>
-      </w:r>
-      <w:r>
-        <w:rPr>
-          <w:rFonts w:ascii="Times New Roman" w:hAnsi="Times New Roman" w:cs="Times New Roman"/>
-        </w:rPr>
-        <w:t>(n/a). https://doi.org/10.1002/lol2.70025</w:t>
+        <w:t>Reviews in Fish Biology and Fisheries</w:t>
+      </w:r>
+      <w:r>
+        <w:rPr>
+          <w:rFonts w:ascii="Times New Roman" w:hAnsi="Times New Roman" w:cs="Times New Roman"/>
+        </w:rPr>
+        <w:t>. https://doi.org/10.1007/s11160-022-09720-z</w:t>
       </w:r>
     </w:p>
     <w:p>
@@ -10848,35 +10931,7 @@
         <w:rPr>
           <w:rFonts w:ascii="Times New Roman" w:hAnsi="Times New Roman" w:cs="Times New Roman"/>
         </w:rPr>
-        <w:t xml:space="preserve">Mercier, L., </w:t>
-      </w:r>
-      <w:proofErr w:type="spellStart"/>
-      <w:r>
-        <w:rPr>
-          <w:rFonts w:ascii="Times New Roman" w:hAnsi="Times New Roman" w:cs="Times New Roman"/>
-        </w:rPr>
-        <w:t>Darnaude</w:t>
-      </w:r>
-      <w:proofErr w:type="spellEnd"/>
-      <w:r>
-        <w:rPr>
-          <w:rFonts w:ascii="Times New Roman" w:hAnsi="Times New Roman" w:cs="Times New Roman"/>
-        </w:rPr>
-        <w:t xml:space="preserve">, A. M., Bruguier, O., Vasconcelos, R. P., Cabral, H. N., Costa, M. J., Lara, M., Jones, D. L., &amp; </w:t>
-      </w:r>
-      <w:proofErr w:type="spellStart"/>
-      <w:r>
-        <w:rPr>
-          <w:rFonts w:ascii="Times New Roman" w:hAnsi="Times New Roman" w:cs="Times New Roman"/>
-        </w:rPr>
-        <w:t>Mouillot</w:t>
-      </w:r>
-      <w:proofErr w:type="spellEnd"/>
-      <w:r>
-        <w:rPr>
-          <w:rFonts w:ascii="Times New Roman" w:hAnsi="Times New Roman" w:cs="Times New Roman"/>
-        </w:rPr>
-        <w:t xml:space="preserve">, D. (2011). Selecting statistical models and variable combinations for optimal classification using otolith microchemistry. </w:t>
+        <w:t xml:space="preserve">Schindler, D. E., Krueger, C., Bisson, P., Bradford, M. J., Clark, B., Conitz, J., Howard, K., Jones, M., Murphy, J., Myers, K. W., Scheuerell, M., Volk, E. C., &amp; Winton, J. (2013). </w:t>
       </w:r>
       <w:r>
         <w:rPr>
@@ -10884,13 +10939,28 @@
           <w:i/>
           <w:iCs/>
         </w:rPr>
-        <w:t>Ecological Applications</w:t>
-      </w:r>
-      <w:r>
-        <w:rPr>
-          <w:rFonts w:ascii="Times New Roman" w:hAnsi="Times New Roman" w:cs="Times New Roman"/>
-        </w:rPr>
-        <w:t xml:space="preserve">, </w:t>
+        <w:t>Arctic-Yukon-Kuskokwim Chinook Salmon Research Action Plan: Evidence of Decline of Chinook Salmon Populations and Recommendations for Future Research. Prepared for the AYK Sustainable Salmon Initiative</w:t>
+      </w:r>
+      <w:r>
+        <w:rPr>
+          <w:rFonts w:ascii="Times New Roman" w:hAnsi="Times New Roman" w:cs="Times New Roman"/>
+        </w:rPr>
+        <w:t>.</w:t>
+      </w:r>
+    </w:p>
+    <w:p>
+      <w:pPr>
+        <w:pStyle w:val="Bibliography"/>
+        <w:rPr>
+          <w:rFonts w:ascii="Times New Roman" w:hAnsi="Times New Roman" w:cs="Times New Roman"/>
+        </w:rPr>
+      </w:pPr>
+      <w:r>
+        <w:rPr>
+          <w:rFonts w:ascii="Times New Roman" w:hAnsi="Times New Roman" w:cs="Times New Roman"/>
+        </w:rPr>
+        <w:lastRenderedPageBreak/>
+        <w:t xml:space="preserve">Silva Filho, T., Song, H., Perello-Nieto, M., Santos-Rodriguez, R., Kull, M., &amp; Flach, P. (2023). Classifier calibration: A survey on how to assess and improve predicted class probabilities. </w:t>
       </w:r>
       <w:r>
         <w:rPr>
@@ -10898,35 +10968,13 @@
           <w:i/>
           <w:iCs/>
         </w:rPr>
-        <w:t>21</w:t>
-      </w:r>
-      <w:r>
-        <w:rPr>
-          <w:rFonts w:ascii="Times New Roman" w:hAnsi="Times New Roman" w:cs="Times New Roman"/>
-        </w:rPr>
-        <w:t>(4), 1352–1364. https://doi.org/10.1890/09-1887.1</w:t>
-      </w:r>
-    </w:p>
-    <w:p>
-      <w:pPr>
-        <w:pStyle w:val="Bibliography"/>
-        <w:rPr>
-          <w:rFonts w:ascii="Times New Roman" w:hAnsi="Times New Roman" w:cs="Times New Roman"/>
-        </w:rPr>
-      </w:pPr>
-      <w:proofErr w:type="spellStart"/>
-      <w:r>
-        <w:rPr>
-          <w:rFonts w:ascii="Times New Roman" w:hAnsi="Times New Roman" w:cs="Times New Roman"/>
-        </w:rPr>
-        <w:t>Ohlberger</w:t>
-      </w:r>
-      <w:proofErr w:type="spellEnd"/>
-      <w:r>
-        <w:rPr>
-          <w:rFonts w:ascii="Times New Roman" w:hAnsi="Times New Roman" w:cs="Times New Roman"/>
-        </w:rPr>
-        <w:t xml:space="preserve">, J., Ward, E. J., Schindler, D. E., &amp; Lewis, B. (2018). Demographic changes in Chinook salmon across the Northeast Pacific Ocean. </w:t>
+        <w:t>Machine Learning</w:t>
+      </w:r>
+      <w:r>
+        <w:rPr>
+          <w:rFonts w:ascii="Times New Roman" w:hAnsi="Times New Roman" w:cs="Times New Roman"/>
+        </w:rPr>
+        <w:t xml:space="preserve">, </w:t>
       </w:r>
       <w:r>
         <w:rPr>
@@ -10934,13 +10982,27 @@
           <w:i/>
           <w:iCs/>
         </w:rPr>
-        <w:t>Fish and Fisheries</w:t>
-      </w:r>
-      <w:r>
-        <w:rPr>
-          <w:rFonts w:ascii="Times New Roman" w:hAnsi="Times New Roman" w:cs="Times New Roman"/>
-        </w:rPr>
-        <w:t xml:space="preserve">, </w:t>
+        <w:t>112</w:t>
+      </w:r>
+      <w:r>
+        <w:rPr>
+          <w:rFonts w:ascii="Times New Roman" w:hAnsi="Times New Roman" w:cs="Times New Roman"/>
+        </w:rPr>
+        <w:t>(9), 3211–3260. https://doi.org/10.1007/s10994-023-06336-7</w:t>
+      </w:r>
+    </w:p>
+    <w:p>
+      <w:pPr>
+        <w:pStyle w:val="Bibliography"/>
+        <w:rPr>
+          <w:rFonts w:ascii="Times New Roman" w:hAnsi="Times New Roman" w:cs="Times New Roman"/>
+        </w:rPr>
+      </w:pPr>
+      <w:r>
+        <w:rPr>
+          <w:rFonts w:ascii="Times New Roman" w:hAnsi="Times New Roman" w:cs="Times New Roman"/>
+        </w:rPr>
+        <w:t xml:space="preserve">Templin, W. D., Seeb, J. E., Jasper, J. R., Barclay, A. W., &amp; Seeb, L. W. (2011). Genetic differentiation of Alaska Chinook salmon: The missing link for migratory studies. </w:t>
       </w:r>
       <w:r>
         <w:rPr>
@@ -10948,41 +11010,13 @@
           <w:i/>
           <w:iCs/>
         </w:rPr>
-        <w:t>19</w:t>
-      </w:r>
-      <w:r>
-        <w:rPr>
-          <w:rFonts w:ascii="Times New Roman" w:hAnsi="Times New Roman" w:cs="Times New Roman"/>
-        </w:rPr>
-        <w:t>(3), 533–546. https://doi.org/10.1111/faf.12272</w:t>
-      </w:r>
-    </w:p>
-    <w:p>
-      <w:pPr>
-        <w:pStyle w:val="Bibliography"/>
-        <w:rPr>
-          <w:rFonts w:ascii="Times New Roman" w:hAnsi="Times New Roman" w:cs="Times New Roman"/>
-        </w:rPr>
-      </w:pPr>
-      <w:r>
-        <w:rPr>
-          <w:rFonts w:ascii="Times New Roman" w:hAnsi="Times New Roman" w:cs="Times New Roman"/>
-        </w:rPr>
-        <w:t xml:space="preserve">Reis-Santos, P., Gillanders, B. M., Sturrock, A. M., Izzo, C., Oxman, D. S., Lueders-Dumont, J. A., </w:t>
-      </w:r>
-      <w:proofErr w:type="spellStart"/>
-      <w:r>
-        <w:rPr>
-          <w:rFonts w:ascii="Times New Roman" w:hAnsi="Times New Roman" w:cs="Times New Roman"/>
-        </w:rPr>
-        <w:t>Hüssy</w:t>
-      </w:r>
-      <w:proofErr w:type="spellEnd"/>
-      <w:r>
-        <w:rPr>
-          <w:rFonts w:ascii="Times New Roman" w:hAnsi="Times New Roman" w:cs="Times New Roman"/>
-        </w:rPr>
-        <w:t xml:space="preserve">, K., Tanner, S. E., Rogers, T., Doubleday, Z. A., Andrews, A. H., Trueman, C., Brophy, D., Thiem, J. D., Baumgartner, L. J., Willmes, M., Chung, M.-T., Charapata, P., Johnson, R. C., … Walther, B. D. (2022). Reading the biomineralized book of life: Expanding otolith biogeochemical research and applications for fisheries and ecosystem-based management. </w:t>
+        <w:t>Molecular Ecology Resources</w:t>
+      </w:r>
+      <w:r>
+        <w:rPr>
+          <w:rFonts w:ascii="Times New Roman" w:hAnsi="Times New Roman" w:cs="Times New Roman"/>
+        </w:rPr>
+        <w:t xml:space="preserve">, </w:t>
       </w:r>
       <w:r>
         <w:rPr>
@@ -10990,13 +11024,13 @@
           <w:i/>
           <w:iCs/>
         </w:rPr>
-        <w:t>Reviews in Fish Biology and Fisheries</w:t>
-      </w:r>
-      <w:r>
-        <w:rPr>
-          <w:rFonts w:ascii="Times New Roman" w:hAnsi="Times New Roman" w:cs="Times New Roman"/>
-        </w:rPr>
-        <w:t>. https://doi.org/10.1007/s11160-022-09720-z</w:t>
+        <w:t>11</w:t>
+      </w:r>
+      <w:r>
+        <w:rPr>
+          <w:rFonts w:ascii="Times New Roman" w:hAnsi="Times New Roman" w:cs="Times New Roman"/>
+        </w:rPr>
+        <w:t>(s1), 226–246. https://doi.org/10.1111/j.1755-0998.2010.02968.x</w:t>
       </w:r>
     </w:p>
     <w:p>
@@ -11010,21 +11044,7 @@
         <w:rPr>
           <w:rFonts w:ascii="Times New Roman" w:hAnsi="Times New Roman" w:cs="Times New Roman"/>
         </w:rPr>
-        <w:t xml:space="preserve">Schindler, D. E., Krueger, C., Bisson, P., Bradford, M. J., Clark, B., </w:t>
-      </w:r>
-      <w:proofErr w:type="spellStart"/>
-      <w:r>
-        <w:rPr>
-          <w:rFonts w:ascii="Times New Roman" w:hAnsi="Times New Roman" w:cs="Times New Roman"/>
-        </w:rPr>
-        <w:t>Conitz</w:t>
-      </w:r>
-      <w:proofErr w:type="spellEnd"/>
-      <w:r>
-        <w:rPr>
-          <w:rFonts w:ascii="Times New Roman" w:hAnsi="Times New Roman" w:cs="Times New Roman"/>
-        </w:rPr>
-        <w:t xml:space="preserve">, J., Howard, K., Jones, M., Murphy, J., Myers, K. W., Scheuerell, M., Volk, E. C., &amp; Winton, J. (2013). </w:t>
+        <w:t xml:space="preserve">Van Doornik, D. M., Moran, P., Rondeau, E. B., Nichols, K. M., Narum, S. R., Campbell, M. R., Clemento, A. J., Hargrove, J. S., Hess, J. E., Horn, R. L., Seeb, L. W., Stephenson, J. J., &amp; McKinney, G. J. (2024). A new, standardized international Pacific Rim baseline for genetic stock identification (GSI) of Chinook Salmon. </w:t>
       </w:r>
       <w:r>
         <w:rPr>
@@ -11032,27 +11052,13 @@
           <w:i/>
           <w:iCs/>
         </w:rPr>
-        <w:t>Arctic-Yukon-Kuskokwim Chinook Salmon Research Action Plan: Evidence of Decline of Chinook Salmon Populations and Recommendations for Future Research. Prepared for the AYK Sustainable Salmon Initiative</w:t>
-      </w:r>
-      <w:r>
-        <w:rPr>
-          <w:rFonts w:ascii="Times New Roman" w:hAnsi="Times New Roman" w:cs="Times New Roman"/>
-        </w:rPr>
-        <w:t>.</w:t>
-      </w:r>
-    </w:p>
-    <w:p>
-      <w:pPr>
-        <w:pStyle w:val="Bibliography"/>
-        <w:rPr>
-          <w:rFonts w:ascii="Times New Roman" w:hAnsi="Times New Roman" w:cs="Times New Roman"/>
-        </w:rPr>
-      </w:pPr>
-      <w:r>
-        <w:rPr>
-          <w:rFonts w:ascii="Times New Roman" w:hAnsi="Times New Roman" w:cs="Times New Roman"/>
-        </w:rPr>
-        <w:t xml:space="preserve">Silva Filho, T., Song, H., Perello-Nieto, M., Santos-Rodriguez, R., Kull, M., &amp; Flach, P. (2023). Classifier calibration: A survey on how to assess and improve predicted class probabilities. </w:t>
+        <w:t>North American Journal of Fisheries Management</w:t>
+      </w:r>
+      <w:r>
+        <w:rPr>
+          <w:rFonts w:ascii="Times New Roman" w:hAnsi="Times New Roman" w:cs="Times New Roman"/>
+        </w:rPr>
+        <w:t xml:space="preserve">, </w:t>
       </w:r>
       <w:r>
         <w:rPr>
@@ -11060,27 +11066,13 @@
           <w:i/>
           <w:iCs/>
         </w:rPr>
-        <w:t>Machine Learning</w:t>
-      </w:r>
-      <w:r>
-        <w:rPr>
-          <w:rFonts w:ascii="Times New Roman" w:hAnsi="Times New Roman" w:cs="Times New Roman"/>
-        </w:rPr>
-        <w:t xml:space="preserve">, </w:t>
-      </w:r>
-      <w:r>
-        <w:rPr>
-          <w:rFonts w:ascii="Times New Roman" w:hAnsi="Times New Roman" w:cs="Times New Roman"/>
-          <w:i/>
-          <w:iCs/>
-        </w:rPr>
-        <w:t>112</w:t>
-      </w:r>
-      <w:r>
-        <w:rPr>
-          <w:rFonts w:ascii="Times New Roman" w:hAnsi="Times New Roman" w:cs="Times New Roman"/>
-        </w:rPr>
-        <w:t>(9), 3211–3260. https://doi.org/10.1007/s10994-023-06336-7</w:t>
+        <w:t>44</w:t>
+      </w:r>
+      <w:r>
+        <w:rPr>
+          <w:rFonts w:ascii="Times New Roman" w:hAnsi="Times New Roman" w:cs="Times New Roman"/>
+        </w:rPr>
+        <w:t>(4), 857–869. https://doi.org/10.1002/nafm.11019</w:t>
       </w:r>
     </w:p>
     <w:p>
@@ -11094,106 +11086,7 @@
         <w:rPr>
           <w:rFonts w:ascii="Times New Roman" w:hAnsi="Times New Roman" w:cs="Times New Roman"/>
         </w:rPr>
-        <w:t xml:space="preserve">Templin, W. D., Seeb, J. E., Jasper, J. R., Barclay, A. W., &amp; Seeb, L. W. (2011). Genetic differentiation of Alaska Chinook salmon: The missing link for migratory studies. </w:t>
-      </w:r>
-      <w:r>
-        <w:rPr>
-          <w:rFonts w:ascii="Times New Roman" w:hAnsi="Times New Roman" w:cs="Times New Roman"/>
-          <w:i/>
-          <w:iCs/>
-        </w:rPr>
-        <w:t>Molecular Ecology Resources</w:t>
-      </w:r>
-      <w:r>
-        <w:rPr>
-          <w:rFonts w:ascii="Times New Roman" w:hAnsi="Times New Roman" w:cs="Times New Roman"/>
-        </w:rPr>
-        <w:t xml:space="preserve">, </w:t>
-      </w:r>
-      <w:r>
-        <w:rPr>
-          <w:rFonts w:ascii="Times New Roman" w:hAnsi="Times New Roman" w:cs="Times New Roman"/>
-          <w:i/>
-          <w:iCs/>
-        </w:rPr>
-        <w:t>11</w:t>
-      </w:r>
-      <w:r>
-        <w:rPr>
-          <w:rFonts w:ascii="Times New Roman" w:hAnsi="Times New Roman" w:cs="Times New Roman"/>
-        </w:rPr>
-        <w:t>(s1), 226–246. https://doi.org/10.1111/j.1755-0998.2010.02968.x</w:t>
-      </w:r>
-    </w:p>
-    <w:p>
-      <w:pPr>
-        <w:pStyle w:val="Bibliography"/>
-        <w:rPr>
-          <w:rFonts w:ascii="Times New Roman" w:hAnsi="Times New Roman" w:cs="Times New Roman"/>
-        </w:rPr>
-      </w:pPr>
-      <w:r>
-        <w:rPr>
-          <w:rFonts w:ascii="Times New Roman" w:hAnsi="Times New Roman" w:cs="Times New Roman"/>
-        </w:rPr>
-        <w:t xml:space="preserve">Van Doornik, D. M., Moran, P., Rondeau, E. B., Nichols, K. M., Narum, S. R., Campbell, M. R., Clemento, A. J., Hargrove, J. S., Hess, J. E., Horn, R. L., Seeb, L. W., Stephenson, J. J., &amp; McKinney, G. J. (2024). A new, standardized international Pacific Rim baseline for genetic stock identification (GSI) of Chinook Salmon. </w:t>
-      </w:r>
-      <w:r>
-        <w:rPr>
-          <w:rFonts w:ascii="Times New Roman" w:hAnsi="Times New Roman" w:cs="Times New Roman"/>
-          <w:i/>
-          <w:iCs/>
-        </w:rPr>
-        <w:t>North American Journal of Fisheries Management</w:t>
-      </w:r>
-      <w:r>
-        <w:rPr>
-          <w:rFonts w:ascii="Times New Roman" w:hAnsi="Times New Roman" w:cs="Times New Roman"/>
-        </w:rPr>
-        <w:t xml:space="preserve">, </w:t>
-      </w:r>
-      <w:r>
-        <w:rPr>
-          <w:rFonts w:ascii="Times New Roman" w:hAnsi="Times New Roman" w:cs="Times New Roman"/>
-          <w:i/>
-          <w:iCs/>
-        </w:rPr>
-        <w:t>44</w:t>
-      </w:r>
-      <w:r>
-        <w:rPr>
-          <w:rFonts w:ascii="Times New Roman" w:hAnsi="Times New Roman" w:cs="Times New Roman"/>
-        </w:rPr>
-        <w:t>(4), 857–869. https://doi.org/10.1002/nafm.11019</w:t>
-      </w:r>
-    </w:p>
-    <w:p>
-      <w:pPr>
-        <w:pStyle w:val="Bibliography"/>
-        <w:rPr>
-          <w:rFonts w:ascii="Times New Roman" w:hAnsi="Times New Roman" w:cs="Times New Roman"/>
-        </w:rPr>
-      </w:pPr>
-      <w:r>
-        <w:rPr>
-          <w:rFonts w:ascii="Times New Roman" w:hAnsi="Times New Roman" w:cs="Times New Roman"/>
-        </w:rPr>
-        <w:lastRenderedPageBreak/>
-        <w:t xml:space="preserve">Van </w:t>
-      </w:r>
-      <w:proofErr w:type="spellStart"/>
-      <w:r>
-        <w:rPr>
-          <w:rFonts w:ascii="Times New Roman" w:hAnsi="Times New Roman" w:cs="Times New Roman"/>
-        </w:rPr>
-        <w:t>Rijsbergen</w:t>
-      </w:r>
-      <w:proofErr w:type="spellEnd"/>
-      <w:r>
-        <w:rPr>
-          <w:rFonts w:ascii="Times New Roman" w:hAnsi="Times New Roman" w:cs="Times New Roman"/>
-        </w:rPr>
-        <w:t xml:space="preserve">, C. J. (1975). </w:t>
+        <w:t xml:space="preserve">Van Rijsbergen, C. J. (1975). </w:t>
       </w:r>
       <w:r>
         <w:rPr>
@@ -11730,7 +11623,7 @@
         </w:rPr>
         <w:t xml:space="preserve"> Principal Component analysis of GAM smoothed timeseries data (n = 2,531 otoliths). S</w:t>
       </w:r>
-      <w:ins w:id="75" w:author="Benjamin J. Makhlouf" w:date="2026-03-01T20:18:00Z" w16du:dateUtc="2026-03-02T04:18:00Z">
+      <w:ins w:id="99" w:author="Benjamin J. Makhlouf" w:date="2026-03-01T20:18:00Z" w16du:dateUtc="2026-03-02T04:18:00Z">
         <w:r>
           <w:rPr>
             <w:rFonts w:ascii="Times New Roman" w:hAnsi="Times New Roman" w:cs="Times New Roman"/>
@@ -11738,7 +11631,7 @@
           <w:t>ubstantial</w:t>
         </w:r>
       </w:ins>
-      <w:del w:id="76" w:author="Benjamin J. Makhlouf" w:date="2026-03-01T20:18:00Z" w16du:dateUtc="2026-03-02T04:18:00Z">
+      <w:del w:id="100" w:author="Benjamin J. Makhlouf" w:date="2026-03-01T20:18:00Z" w16du:dateUtc="2026-03-02T04:18:00Z">
         <w:r>
           <w:rPr>
             <w:rFonts w:ascii="Times New Roman" w:hAnsi="Times New Roman" w:cs="Times New Roman"/>

--- a/Docs/ICES_JMS/R1/R1_MainDocument.docx
+++ b/Docs/ICES_JMS/R1/R1_MainDocument.docx
@@ -11239,10 +11239,10 @@
         </w:rPr>
         <w:lastRenderedPageBreak/>
         <w:drawing>
-          <wp:inline distT="0" distB="0" distL="0" distR="0" wp14:anchorId="205ED14F" wp14:editId="70908A5B">
-            <wp:extent cx="4140485" cy="6398842"/>
-            <wp:effectExtent l="0" t="0" r="0" b="2540"/>
-            <wp:docPr id="956025252" name="Picture 1" descr="A map of the river&#10;&#10;AI-generated content may be incorrect."/>
+          <wp:inline distT="0" distB="0" distL="0" distR="0" wp14:anchorId="67EED484" wp14:editId="296B9702">
+            <wp:extent cx="3813717" cy="5893844"/>
+            <wp:effectExtent l="0" t="0" r="0" b="0"/>
+            <wp:docPr id="1296109259" name="Picture 2" descr="A map of the river&#10;&#10;AI-generated content may be incorrect."/>
             <wp:cNvGraphicFramePr>
               <a:graphicFrameLocks xmlns:a="http://schemas.openxmlformats.org/drawingml/2006/main" noChangeAspect="1"/>
             </wp:cNvGraphicFramePr>
@@ -11250,7 +11250,7 @@
               <a:graphicData uri="http://schemas.openxmlformats.org/drawingml/2006/picture">
                 <pic:pic xmlns:pic="http://schemas.openxmlformats.org/drawingml/2006/picture">
                   <pic:nvPicPr>
-                    <pic:cNvPr id="956025252" name="Picture 1" descr="A map of the river&#10;&#10;AI-generated content may be incorrect."/>
+                    <pic:cNvPr id="1296109259" name="Picture 2" descr="A map of the river&#10;&#10;AI-generated content may be incorrect."/>
                     <pic:cNvPicPr/>
                   </pic:nvPicPr>
                   <pic:blipFill>
@@ -11268,7 +11268,7 @@
                   <pic:spPr>
                     <a:xfrm>
                       <a:off x="0" y="0"/>
-                      <a:ext cx="4166999" cy="6439818"/>
+                      <a:ext cx="3828559" cy="5916781"/>
                     </a:xfrm>
                     <a:prstGeom prst="rect">
                       <a:avLst/>

--- a/Docs/ICES_JMS/R1/R1_MainDocument.docx
+++ b/Docs/ICES_JMS/R1/R1_MainDocument.docx
@@ -6691,7 +6691,75 @@
         <w:t>samples</w:t>
       </w:r>
       <w:r>
-        <w:t>. Yukon samples</w:t>
+        <w:t>.</w:t>
+      </w:r>
+      <w:ins w:id="83" w:author="Benjamin J. Makhlouf" w:date="2026-03-03T12:01:00Z" w16du:dateUtc="2026-03-03T20:01:00Z">
+        <w:r>
+          <w:t xml:space="preserve"> In fact, nearly the entirety of the principal component space occupied by Kuskokwim samples are overlapped </w:t>
+        </w:r>
+      </w:ins>
+      <w:ins w:id="84" w:author="Benjamin J. Makhlouf" w:date="2026-03-03T12:04:00Z" w16du:dateUtc="2026-03-03T20:04:00Z">
+        <w:r>
+          <w:t>by</w:t>
+        </w:r>
+      </w:ins>
+      <w:ins w:id="85" w:author="Benjamin J. Makhlouf" w:date="2026-03-03T12:01:00Z" w16du:dateUtc="2026-03-03T20:01:00Z">
+        <w:r>
+          <w:t xml:space="preserve"> Yukon or Kuskokwim samples</w:t>
+        </w:r>
+      </w:ins>
+      <w:ins w:id="86" w:author="Benjamin J. Makhlouf" w:date="2026-03-03T12:04:00Z" w16du:dateUtc="2026-03-03T20:04:00Z">
+        <w:r>
+          <w:t xml:space="preserve">. This analysis alone indicated </w:t>
+        </w:r>
+      </w:ins>
+      <w:ins w:id="87" w:author="Benjamin J. Makhlouf" w:date="2026-03-03T12:02:00Z" w16du:dateUtc="2026-03-03T20:02:00Z">
+        <w:r>
+          <w:t>very poor discriminat</w:t>
+        </w:r>
+      </w:ins>
+      <w:ins w:id="88" w:author="Benjamin J. Makhlouf" w:date="2026-03-03T12:04:00Z" w16du:dateUtc="2026-03-03T20:04:00Z">
+        <w:r>
+          <w:t xml:space="preserve">ory power </w:t>
+        </w:r>
+      </w:ins>
+      <w:ins w:id="89" w:author="Benjamin J. Makhlouf" w:date="2026-03-03T12:05:00Z" w16du:dateUtc="2026-03-03T20:05:00Z">
+        <w:r>
+          <w:t xml:space="preserve">using </w:t>
+        </w:r>
+      </w:ins>
+      <w:proofErr w:type="spellStart"/>
+      <w:ins w:id="90" w:author="Benjamin J. Makhlouf" w:date="2026-03-03T12:02:00Z" w16du:dateUtc="2026-03-03T20:02:00Z">
+        <w:r>
+          <w:t>using</w:t>
+        </w:r>
+        <w:proofErr w:type="spellEnd"/>
+        <w:r>
+          <w:t xml:space="preserve"> met</w:t>
+        </w:r>
+      </w:ins>
+      <w:ins w:id="91" w:author="Benjamin J. Makhlouf" w:date="2026-03-03T12:03:00Z" w16du:dateUtc="2026-03-03T20:03:00Z">
+        <w:r>
+          <w:t>hods that are not flexible enough to handle complex multidimension relationships in the data</w:t>
+        </w:r>
+      </w:ins>
+      <w:ins w:id="92" w:author="Benjamin J. Makhlouf" w:date="2026-03-03T12:05:00Z" w16du:dateUtc="2026-03-03T20:05:00Z">
+        <w:r>
+          <w:t xml:space="preserve"> beyond those indicated from principal component analysis</w:t>
+        </w:r>
+      </w:ins>
+      <w:ins w:id="93" w:author="Benjamin J. Makhlouf" w:date="2026-03-03T12:03:00Z" w16du:dateUtc="2026-03-03T20:03:00Z">
+        <w:r>
+          <w:t xml:space="preserve">. </w:t>
+        </w:r>
+      </w:ins>
+      <w:del w:id="94" w:author="Benjamin J. Makhlouf" w:date="2026-03-03T12:02:00Z" w16du:dateUtc="2026-03-03T20:02:00Z">
+        <w:r>
+          <w:delText xml:space="preserve"> </w:delText>
+        </w:r>
+      </w:del>
+      <w:r>
+        <w:t>Yukon samples</w:t>
       </w:r>
       <w:r>
         <w:t xml:space="preserve"> (Figure </w:t>
@@ -6724,6 +6792,7 @@
         <w:rPr>
           <w:rFonts w:ascii="Times New Roman" w:hAnsi="Times New Roman" w:cs="Times New Roman"/>
         </w:rPr>
+        <w:lastRenderedPageBreak/>
         <w:t>The pattern observed in the full dataset was also found among only individuals with the same natal origin value (0.7080 – 0.7085)</w:t>
       </w:r>
       <w:r>
@@ -6790,14 +6859,7 @@
         <w:rPr>
           <w:rFonts w:ascii="Times New Roman" w:hAnsi="Times New Roman" w:cs="Times New Roman"/>
         </w:rPr>
-        <w:t xml:space="preserve"> revealed distinct regions driving class separation. The first principal component showed high </w:t>
-      </w:r>
-      <w:r>
-        <w:rPr>
-          <w:rFonts w:ascii="Times New Roman" w:hAnsi="Times New Roman" w:cs="Times New Roman"/>
-        </w:rPr>
-        <w:lastRenderedPageBreak/>
-        <w:t xml:space="preserve">loading values in the middle portion of the </w:t>
+        <w:t xml:space="preserve"> revealed distinct regions driving class separation. The first principal component showed high loading values in the middle portion of the </w:t>
       </w:r>
       <w:r>
         <w:rPr>
@@ -7143,6 +7205,7 @@
           <w:b/>
           <w:bCs/>
         </w:rPr>
+        <w:lastRenderedPageBreak/>
         <w:t xml:space="preserve">Model Performance </w:t>
       </w:r>
     </w:p>
@@ -7280,14 +7343,7 @@
         <w:rPr>
           <w:rFonts w:ascii="Times New Roman" w:hAnsi="Times New Roman" w:cs="Times New Roman"/>
         </w:rPr>
-        <w:t xml:space="preserve"> inhibited model performance by obscuring meaningful patterns. Among model types </w:t>
-      </w:r>
-      <w:r>
-        <w:rPr>
-          <w:rFonts w:ascii="Times New Roman" w:hAnsi="Times New Roman" w:cs="Times New Roman"/>
-        </w:rPr>
-        <w:lastRenderedPageBreak/>
-        <w:t xml:space="preserve">KNN consistently </w:t>
+        <w:t xml:space="preserve"> inhibited model performance by obscuring meaningful patterns. Among model types KNN consistently </w:t>
       </w:r>
       <w:r>
         <w:rPr>
@@ -7568,7 +7624,14 @@
         <w:rPr>
           <w:rFonts w:ascii="Times New Roman" w:hAnsi="Times New Roman" w:cs="Times New Roman"/>
         </w:rPr>
-        <w:t xml:space="preserve"> 8 in the </w:t>
+        <w:t xml:space="preserve"> 8 </w:t>
+      </w:r>
+      <w:r>
+        <w:rPr>
+          <w:rFonts w:ascii="Times New Roman" w:hAnsi="Times New Roman" w:cs="Times New Roman"/>
+        </w:rPr>
+        <w:lastRenderedPageBreak/>
+        <w:t xml:space="preserve">in the </w:t>
       </w:r>
       <w:r>
         <w:rPr>
@@ -7588,7 +7651,7 @@
         </w:rPr>
         <w:t xml:space="preserve">Classification accuracy within the CWAK reporting group, which includes the Kuskokwim, Nushagak, and Lower Yukon regions was 90.0%. Classification accuracy for regions in our dataset not within CWAK was 97.9%. Yukon classification accuracy for those within the CWAK group fell to 73.3%. However, it should be noted that the sample size of CWAK Yukon individuals was </w:t>
       </w:r>
-      <w:ins w:id="83" w:author="Benjamin J. Makhlouf" w:date="2026-03-01T20:19:00Z" w16du:dateUtc="2026-03-02T04:19:00Z">
+      <w:ins w:id="95" w:author="Benjamin J. Makhlouf" w:date="2026-03-01T20:19:00Z" w16du:dateUtc="2026-03-02T04:19:00Z">
         <w:r>
           <w:rPr>
             <w:rFonts w:ascii="Times New Roman" w:hAnsi="Times New Roman" w:cs="Times New Roman"/>
@@ -7596,7 +7659,7 @@
           <w:t xml:space="preserve">substantially </w:t>
         </w:r>
       </w:ins>
-      <w:del w:id="84" w:author="Benjamin J. Makhlouf" w:date="2026-03-01T20:19:00Z" w16du:dateUtc="2026-03-02T04:19:00Z">
+      <w:del w:id="96" w:author="Benjamin J. Makhlouf" w:date="2026-03-01T20:19:00Z" w16du:dateUtc="2026-03-02T04:19:00Z">
         <w:r>
           <w:rPr>
             <w:rFonts w:ascii="Times New Roman" w:hAnsi="Times New Roman" w:cs="Times New Roman"/>
@@ -7610,40 +7673,127 @@
         </w:rPr>
         <w:t xml:space="preserve">lower than other groups </w:t>
       </w:r>
-      <w:proofErr w:type="gramStart"/>
-      <w:r>
-        <w:rPr>
-          <w:rFonts w:ascii="Times New Roman" w:hAnsi="Times New Roman" w:cs="Times New Roman"/>
-        </w:rPr>
-        <w:t>( n</w:t>
-      </w:r>
-      <w:proofErr w:type="gramEnd"/>
-      <w:r>
-        <w:rPr>
-          <w:rFonts w:ascii="Times New Roman" w:hAnsi="Times New Roman" w:cs="Times New Roman"/>
-        </w:rPr>
-        <w:t xml:space="preserve"> = </w:t>
-      </w:r>
-      <w:proofErr w:type="gramStart"/>
-      <w:r>
-        <w:rPr>
-          <w:rFonts w:ascii="Times New Roman" w:hAnsi="Times New Roman" w:cs="Times New Roman"/>
-        </w:rPr>
-        <w:t>29 )</w:t>
-      </w:r>
-      <w:proofErr w:type="gramEnd"/>
-      <w:r>
-        <w:rPr>
-          <w:rFonts w:ascii="Times New Roman" w:hAnsi="Times New Roman" w:cs="Times New Roman"/>
-        </w:rPr>
-        <w:t xml:space="preserve"> , resulting in a </w:t>
-      </w:r>
-      <w:r>
-        <w:rPr>
-          <w:rFonts w:ascii="Times New Roman" w:hAnsi="Times New Roman" w:cs="Times New Roman"/>
-        </w:rPr>
-        <w:lastRenderedPageBreak/>
-        <w:t xml:space="preserve">more pronounced impact to class- specific accuracy from misassignment to relatively few individuals. </w:t>
+      <w:r>
+        <w:rPr>
+          <w:rFonts w:ascii="Times New Roman" w:hAnsi="Times New Roman" w:cs="Times New Roman"/>
+        </w:rPr>
+        <w:t xml:space="preserve">( </w:t>
+      </w:r>
+      <w:del w:id="97" w:author="Benjamin J. Makhlouf" w:date="2026-03-03T12:07:00Z" w16du:dateUtc="2026-03-03T20:07:00Z">
+        <w:r>
+          <w:rPr>
+            <w:rFonts w:ascii="Times New Roman" w:hAnsi="Times New Roman" w:cs="Times New Roman"/>
+          </w:rPr>
+          <w:delText xml:space="preserve">n = 29 </w:delText>
+        </w:r>
+      </w:del>
+      <w:ins w:id="98" w:author="Benjamin J. Makhlouf" w:date="2026-03-03T12:07:00Z" w16du:dateUtc="2026-03-03T20:07:00Z">
+        <w:r>
+          <w:rPr>
+            <w:rFonts w:ascii="Times New Roman" w:hAnsi="Times New Roman" w:cs="Times New Roman"/>
+          </w:rPr>
+          <w:t xml:space="preserve">CWAK Yukon (n = </w:t>
+        </w:r>
+      </w:ins>
+      <w:ins w:id="99" w:author="Benjamin J. Makhlouf" w:date="2026-03-03T12:10:00Z" w16du:dateUtc="2026-03-03T20:10:00Z">
+        <w:r>
+          <w:rPr>
+            <w:rFonts w:ascii="Times New Roman" w:hAnsi="Times New Roman" w:cs="Times New Roman"/>
+            <w:rPrChange w:id="100" w:author="Benjamin J. Makhlouf" w:date="2026-03-03T12:11:00Z" w16du:dateUtc="2026-03-03T20:11:00Z">
+              <w:rPr>
+                <w:rFonts w:ascii="Times New Roman" w:hAnsi="Times New Roman" w:cs="Times New Roman"/>
+                <w:highlight w:val="yellow"/>
+              </w:rPr>
+            </w:rPrChange>
+          </w:rPr>
+          <w:t>2</w:t>
+        </w:r>
+      </w:ins>
+      <w:ins w:id="101" w:author="Benjamin J. Makhlouf" w:date="2026-03-03T12:12:00Z" w16du:dateUtc="2026-03-03T20:12:00Z">
+        <w:r>
+          <w:rPr>
+            <w:rFonts w:ascii="Times New Roman" w:hAnsi="Times New Roman" w:cs="Times New Roman"/>
+          </w:rPr>
+          <w:t>9</w:t>
+        </w:r>
+      </w:ins>
+      <w:ins w:id="102" w:author="Benjamin J. Makhlouf" w:date="2026-03-03T12:07:00Z" w16du:dateUtc="2026-03-03T20:07:00Z">
+        <w:r>
+          <w:rPr>
+            <w:rFonts w:ascii="Times New Roman" w:hAnsi="Times New Roman" w:cs="Times New Roman"/>
+          </w:rPr>
+          <w:t xml:space="preserve">), </w:t>
+        </w:r>
+      </w:ins>
+      <w:ins w:id="103" w:author="Benjamin J. Makhlouf" w:date="2026-03-03T12:11:00Z" w16du:dateUtc="2026-03-03T20:11:00Z">
+        <w:r>
+          <w:rPr>
+            <w:rFonts w:ascii="Times New Roman" w:hAnsi="Times New Roman" w:cs="Times New Roman"/>
+            <w:rPrChange w:id="104" w:author="Benjamin J. Makhlouf" w:date="2026-03-03T12:11:00Z" w16du:dateUtc="2026-03-03T20:11:00Z">
+              <w:rPr>
+                <w:rFonts w:ascii="Times New Roman" w:hAnsi="Times New Roman" w:cs="Times New Roman"/>
+                <w:highlight w:val="yellow"/>
+              </w:rPr>
+            </w:rPrChange>
+          </w:rPr>
+          <w:t xml:space="preserve">non CWAK Yukon (n = 145) </w:t>
+        </w:r>
+      </w:ins>
+      <w:ins w:id="105" w:author="Benjamin J. Makhlouf" w:date="2026-03-03T12:08:00Z" w16du:dateUtc="2026-03-03T20:08:00Z">
+        <w:r>
+          <w:rPr>
+            <w:rFonts w:ascii="Times New Roman" w:hAnsi="Times New Roman" w:cs="Times New Roman"/>
+          </w:rPr>
+          <w:t xml:space="preserve">Kuskokwim </w:t>
+        </w:r>
+      </w:ins>
+      <w:ins w:id="106" w:author="Benjamin J. Makhlouf" w:date="2026-03-03T12:11:00Z" w16du:dateUtc="2026-03-03T20:11:00Z">
+        <w:r>
+          <w:rPr>
+            <w:rFonts w:ascii="Times New Roman" w:hAnsi="Times New Roman" w:cs="Times New Roman"/>
+            <w:rPrChange w:id="107" w:author="Benjamin J. Makhlouf" w:date="2026-03-03T12:11:00Z" w16du:dateUtc="2026-03-03T20:11:00Z">
+              <w:rPr>
+                <w:rFonts w:ascii="Times New Roman" w:hAnsi="Times New Roman" w:cs="Times New Roman"/>
+                <w:highlight w:val="yellow"/>
+              </w:rPr>
+            </w:rPrChange>
+          </w:rPr>
+          <w:t xml:space="preserve">(n = 162) </w:t>
+        </w:r>
+      </w:ins>
+      <w:ins w:id="108" w:author="Benjamin J. Makhlouf" w:date="2026-03-03T12:08:00Z" w16du:dateUtc="2026-03-03T20:08:00Z">
+        <w:r>
+          <w:rPr>
+            <w:rFonts w:ascii="Times New Roman" w:hAnsi="Times New Roman" w:cs="Times New Roman"/>
+          </w:rPr>
+          <w:t xml:space="preserve">, Nushagak </w:t>
+        </w:r>
+      </w:ins>
+      <w:ins w:id="109" w:author="Benjamin J. Makhlouf" w:date="2026-03-03T12:11:00Z" w16du:dateUtc="2026-03-03T20:11:00Z">
+        <w:r>
+          <w:rPr>
+            <w:rFonts w:ascii="Times New Roman" w:hAnsi="Times New Roman" w:cs="Times New Roman"/>
+            <w:rPrChange w:id="110" w:author="Benjamin J. Makhlouf" w:date="2026-03-03T12:11:00Z" w16du:dateUtc="2026-03-03T20:11:00Z">
+              <w:rPr>
+                <w:rFonts w:ascii="Times New Roman" w:hAnsi="Times New Roman" w:cs="Times New Roman"/>
+                <w:highlight w:val="yellow"/>
+              </w:rPr>
+            </w:rPrChange>
+          </w:rPr>
+          <w:t>(n = 139</w:t>
+        </w:r>
+      </w:ins>
+      <w:r>
+        <w:rPr>
+          <w:rFonts w:ascii="Times New Roman" w:hAnsi="Times New Roman" w:cs="Times New Roman"/>
+        </w:rPr>
+        <w:t>)</w:t>
+      </w:r>
+      <w:r>
+        <w:rPr>
+          <w:rFonts w:ascii="Times New Roman" w:hAnsi="Times New Roman" w:cs="Times New Roman"/>
+        </w:rPr>
+        <w:t xml:space="preserve"> , resulting in a more pronounced impact to class- specific accuracy from misassignment to relatively few individuals. </w:t>
       </w:r>
     </w:p>
     <w:p>
@@ -7783,7 +7933,7 @@
         </w:rPr>
         <w:t>accuracy ranged from 91</w:t>
       </w:r>
-      <w:ins w:id="85" w:author="Benjamin J. Makhlouf" w:date="2026-03-01T20:23:00Z" w16du:dateUtc="2026-03-02T04:23:00Z">
+      <w:ins w:id="111" w:author="Benjamin J. Makhlouf" w:date="2026-03-01T20:23:00Z" w16du:dateUtc="2026-03-02T04:23:00Z">
         <w:r>
           <w:rPr>
             <w:rFonts w:ascii="Times New Roman" w:hAnsi="Times New Roman" w:cs="Times New Roman"/>
@@ -7797,7 +7947,7 @@
         </w:rPr>
         <w:t xml:space="preserve"> </w:t>
       </w:r>
-      <w:ins w:id="86" w:author="Benjamin J. Makhlouf" w:date="2026-03-01T20:23:00Z" w16du:dateUtc="2026-03-02T04:23:00Z">
+      <w:ins w:id="112" w:author="Benjamin J. Makhlouf" w:date="2026-03-01T20:23:00Z" w16du:dateUtc="2026-03-02T04:23:00Z">
         <w:r>
           <w:rPr>
             <w:rFonts w:ascii="Times New Roman" w:hAnsi="Times New Roman" w:cs="Times New Roman"/>
@@ -7805,7 +7955,7 @@
           <w:t xml:space="preserve">to </w:t>
         </w:r>
       </w:ins>
-      <w:del w:id="87" w:author="Benjamin J. Makhlouf" w:date="2026-03-01T20:23:00Z" w16du:dateUtc="2026-03-02T04:23:00Z">
+      <w:del w:id="113" w:author="Benjamin J. Makhlouf" w:date="2026-03-01T20:23:00Z" w16du:dateUtc="2026-03-02T04:23:00Z">
         <w:r>
           <w:rPr>
             <w:rFonts w:ascii="Times New Roman" w:hAnsi="Times New Roman" w:cs="Times New Roman"/>
@@ -7895,7 +8045,14 @@
         <w:rPr>
           <w:rFonts w:ascii="Times New Roman" w:hAnsi="Times New Roman" w:cs="Times New Roman"/>
         </w:rPr>
-        <w:t xml:space="preserve">, however, fell steadily as the threshold was raised. Kuskokwim classification accuracy dropped steadily from 87% to 71% whereas Nushagak accuracy declined more quickly at higher probability thresholds from 92% to 75%. The </w:t>
+        <w:t xml:space="preserve">, however, fell steadily as the threshold was raised. Kuskokwim classification accuracy dropped steadily from 87% to 71% </w:t>
+      </w:r>
+      <w:r>
+        <w:rPr>
+          <w:rFonts w:ascii="Times New Roman" w:hAnsi="Times New Roman" w:cs="Times New Roman"/>
+        </w:rPr>
+        <w:lastRenderedPageBreak/>
+        <w:t xml:space="preserve">whereas Nushagak accuracy declined more quickly at higher probability thresholds from 92% to 75%. The </w:t>
       </w:r>
       <w:r>
         <w:rPr>
@@ -7953,6 +8110,7 @@
         <w:spacing w:line="480" w:lineRule="auto"/>
         <w:ind w:firstLine="720"/>
         <w:rPr>
+          <w:ins w:id="114" w:author="Benjamin J. Makhlouf" w:date="2026-03-03T13:42:00Z" w16du:dateUtc="2026-03-03T21:42:00Z"/>
           <w:rFonts w:ascii="Times New Roman" w:hAnsi="Times New Roman" w:cs="Times New Roman"/>
         </w:rPr>
       </w:pPr>
@@ -8046,7 +8204,7 @@
         </w:rPr>
         <w:t xml:space="preserve"> smoothing techniques s</w:t>
       </w:r>
-      <w:ins w:id="88" w:author="Benjamin J. Makhlouf" w:date="2026-03-01T20:17:00Z" w16du:dateUtc="2026-03-02T04:17:00Z">
+      <w:ins w:id="115" w:author="Benjamin J. Makhlouf" w:date="2026-03-01T20:17:00Z" w16du:dateUtc="2026-03-02T04:17:00Z">
         <w:r>
           <w:rPr>
             <w:rFonts w:ascii="Times New Roman" w:hAnsi="Times New Roman" w:cs="Times New Roman"/>
@@ -8054,7 +8212,7 @@
           <w:t xml:space="preserve">ubstantially </w:t>
         </w:r>
       </w:ins>
-      <w:del w:id="89" w:author="Benjamin J. Makhlouf" w:date="2026-03-01T20:17:00Z" w16du:dateUtc="2026-03-02T04:17:00Z">
+      <w:del w:id="116" w:author="Benjamin J. Makhlouf" w:date="2026-03-01T20:17:00Z" w16du:dateUtc="2026-03-02T04:17:00Z">
         <w:r>
           <w:rPr>
             <w:rFonts w:ascii="Times New Roman" w:hAnsi="Times New Roman" w:cs="Times New Roman"/>
@@ -8174,471 +8332,126 @@
         <w:rPr>
           <w:rFonts w:ascii="Times New Roman" w:hAnsi="Times New Roman" w:cs="Times New Roman"/>
         </w:rPr>
-        <w:t xml:space="preserve">. </w:t>
-      </w:r>
-      <w:r>
-        <w:rPr>
-          <w:rFonts w:ascii="Times New Roman" w:hAnsi="Times New Roman" w:cs="Times New Roman"/>
-        </w:rPr>
-        <w:t xml:space="preserve">Given the relatively small sample size in our testing set, we acknowledge that the relatively subtle difference in classification accuracy among methods may not be significant. However, even if the difference is insignificant, all methods presented here provide a high level of classification accuracy. </w:t>
-      </w:r>
+        <w:t>.</w:t>
+      </w:r>
+      <w:ins w:id="117" w:author="Benjamin J. Makhlouf" w:date="2026-03-03T13:44:00Z" w16du:dateUtc="2026-03-03T21:44:00Z">
+        <w:r>
+          <w:rPr>
+            <w:rFonts w:ascii="Times New Roman" w:hAnsi="Times New Roman" w:cs="Times New Roman"/>
+          </w:rPr>
+          <w:t xml:space="preserve"> For example, </w:t>
+        </w:r>
+      </w:ins>
+      <w:del w:id="118" w:author="Benjamin J. Makhlouf" w:date="2026-03-03T13:44:00Z" w16du:dateUtc="2026-03-03T21:44:00Z">
+        <w:r>
+          <w:rPr>
+            <w:rFonts w:ascii="Times New Roman" w:hAnsi="Times New Roman" w:cs="Times New Roman"/>
+          </w:rPr>
+          <w:delText xml:space="preserve"> </w:delText>
+        </w:r>
+      </w:del>
+      <w:ins w:id="119" w:author="Benjamin J. Makhlouf" w:date="2026-03-03T13:41:00Z" w16du:dateUtc="2026-03-03T21:41:00Z">
+        <w:r>
+          <w:rPr>
+            <w:rFonts w:ascii="Times New Roman" w:hAnsi="Times New Roman" w:cs="Times New Roman"/>
+          </w:rPr>
+          <w:t xml:space="preserve">timeseries analysis techniques are </w:t>
+        </w:r>
+      </w:ins>
+      <w:ins w:id="120" w:author="Benjamin J. Makhlouf" w:date="2026-03-03T13:44:00Z" w16du:dateUtc="2026-03-03T21:44:00Z">
+        <w:r>
+          <w:rPr>
+            <w:rFonts w:ascii="Times New Roman" w:hAnsi="Times New Roman" w:cs="Times New Roman"/>
+          </w:rPr>
+          <w:t xml:space="preserve">increasingly applied to </w:t>
+        </w:r>
+      </w:ins>
+      <w:ins w:id="121" w:author="Benjamin J. Makhlouf" w:date="2026-03-03T13:42:00Z" w16du:dateUtc="2026-03-03T21:42:00Z">
+        <w:r>
+          <w:rPr>
+            <w:rFonts w:ascii="Times New Roman" w:hAnsi="Times New Roman" w:cs="Times New Roman"/>
+          </w:rPr>
+          <w:t xml:space="preserve">otolith timeseries data including hidden Markov approaches, changepoint analysis, or smoothing techniques such as state-space models </w:t>
+        </w:r>
+      </w:ins>
+      <w:ins w:id="122" w:author="Benjamin J. Makhlouf" w:date="2026-03-03T13:43:00Z" w16du:dateUtc="2026-03-03T21:43:00Z">
+        <w:r>
+          <w:rPr>
+            <w:rFonts w:ascii="Times New Roman" w:hAnsi="Times New Roman" w:cs="Times New Roman"/>
+          </w:rPr>
+          <w:t>[ref, ref ref]. In addition, there are similar advancements</w:t>
+        </w:r>
+      </w:ins>
+      <w:ins w:id="123" w:author="Benjamin J. Makhlouf" w:date="2026-03-03T13:44:00Z" w16du:dateUtc="2026-03-03T21:44:00Z">
+        <w:r>
+          <w:rPr>
+            <w:rFonts w:ascii="Times New Roman" w:hAnsi="Times New Roman" w:cs="Times New Roman"/>
+          </w:rPr>
+          <w:t xml:space="preserve"> emerging</w:t>
+        </w:r>
+      </w:ins>
+      <w:ins w:id="124" w:author="Benjamin J. Makhlouf" w:date="2026-03-03T13:43:00Z" w16du:dateUtc="2026-03-03T21:43:00Z">
+        <w:r>
+          <w:rPr>
+            <w:rFonts w:ascii="Times New Roman" w:hAnsi="Times New Roman" w:cs="Times New Roman"/>
+          </w:rPr>
+          <w:t xml:space="preserve"> in </w:t>
+        </w:r>
+      </w:ins>
+      <w:ins w:id="125" w:author="Benjamin J. Makhlouf" w:date="2026-03-03T13:44:00Z" w16du:dateUtc="2026-03-03T21:44:00Z">
+        <w:r>
+          <w:rPr>
+            <w:rFonts w:ascii="Times New Roman" w:hAnsi="Times New Roman" w:cs="Times New Roman"/>
+          </w:rPr>
+          <w:t>the use of</w:t>
+        </w:r>
+      </w:ins>
+      <w:ins w:id="126" w:author="Benjamin J. Makhlouf" w:date="2026-03-03T13:45:00Z" w16du:dateUtc="2026-03-03T21:45:00Z">
+        <w:r>
+          <w:rPr>
+            <w:rFonts w:ascii="Times New Roman" w:hAnsi="Times New Roman" w:cs="Times New Roman"/>
+          </w:rPr>
+          <w:t xml:space="preserve"> the unique shape of these time structured data to compare against reference datasets such as those presented here or simulated datasets which </w:t>
+        </w:r>
+        <w:r>
+          <w:rPr>
+            <w:rFonts w:ascii="Times New Roman" w:hAnsi="Times New Roman" w:cs="Times New Roman"/>
+          </w:rPr>
+          <w:lastRenderedPageBreak/>
+          <w:t>replicate the expected patterns in otolith dat</w:t>
+        </w:r>
+      </w:ins>
+      <w:ins w:id="127" w:author="Benjamin J. Makhlouf" w:date="2026-03-03T13:46:00Z" w16du:dateUtc="2026-03-03T21:46:00Z">
+        <w:r>
+          <w:rPr>
+            <w:rFonts w:ascii="Times New Roman" w:hAnsi="Times New Roman" w:cs="Times New Roman"/>
+          </w:rPr>
+          <w:t xml:space="preserve">a [ref]. As our understanding of otolith bioaccumulation processes during migration continues to advance, there is increasing opportunity to extract and utilize time structured </w:t>
+        </w:r>
+      </w:ins>
+      <w:ins w:id="128" w:author="Benjamin J. Makhlouf" w:date="2026-03-03T13:47:00Z" w16du:dateUtc="2026-03-03T21:47:00Z">
+        <w:r>
+          <w:rPr>
+            <w:rFonts w:ascii="Times New Roman" w:hAnsi="Times New Roman" w:cs="Times New Roman"/>
+          </w:rPr>
+          <w:t xml:space="preserve">otolith data to discriminate finer spatial-scale estimates of provenance. </w:t>
+        </w:r>
+      </w:ins>
     </w:p>
     <w:p>
       <w:pPr>
         <w:spacing w:line="480" w:lineRule="auto"/>
         <w:ind w:firstLine="720"/>
         <w:rPr>
-          <w:rFonts w:ascii="Times New Roman" w:hAnsi="Times New Roman" w:cs="Times New Roman"/>
-        </w:rPr>
-      </w:pPr>
-      <w:r>
-        <w:rPr>
-          <w:rFonts w:ascii="Times New Roman" w:hAnsi="Times New Roman" w:cs="Times New Roman"/>
-        </w:rPr>
-        <w:t xml:space="preserve">Using the </w:t>
-      </w:r>
-      <w:r>
-        <w:rPr>
-          <w:rFonts w:ascii="Times New Roman" w:hAnsi="Times New Roman" w:cs="Times New Roman"/>
-        </w:rPr>
-        <w:t>best</w:t>
-      </w:r>
-      <w:r>
-        <w:rPr>
-          <w:rFonts w:ascii="Times New Roman" w:hAnsi="Times New Roman" w:cs="Times New Roman"/>
-        </w:rPr>
-        <w:t xml:space="preserve"> preforming</w:t>
-      </w:r>
-      <w:r>
-        <w:rPr>
-          <w:rFonts w:ascii="Times New Roman" w:hAnsi="Times New Roman" w:cs="Times New Roman"/>
-        </w:rPr>
-        <w:t xml:space="preserve"> model, </w:t>
-      </w:r>
-      <w:r>
-        <w:rPr>
-          <w:rFonts w:ascii="Times New Roman" w:hAnsi="Times New Roman" w:cs="Times New Roman"/>
-        </w:rPr>
-        <w:t xml:space="preserve">watershed-specific </w:t>
-      </w:r>
-      <w:r>
-        <w:rPr>
-          <w:rFonts w:ascii="Times New Roman" w:hAnsi="Times New Roman" w:cs="Times New Roman"/>
-        </w:rPr>
-        <w:t xml:space="preserve">classification </w:t>
-      </w:r>
-      <w:r>
-        <w:rPr>
-          <w:rFonts w:ascii="Times New Roman" w:hAnsi="Times New Roman" w:cs="Times New Roman"/>
-        </w:rPr>
-        <w:t>accuracies</w:t>
-      </w:r>
-      <w:r>
-        <w:rPr>
-          <w:rFonts w:ascii="Times New Roman" w:hAnsi="Times New Roman" w:cs="Times New Roman"/>
-        </w:rPr>
-        <w:t xml:space="preserve"> on the full testing dataset</w:t>
-      </w:r>
-      <w:r>
-        <w:rPr>
-          <w:rFonts w:ascii="Times New Roman" w:hAnsi="Times New Roman" w:cs="Times New Roman"/>
-        </w:rPr>
-        <w:t xml:space="preserve"> exceed</w:t>
-      </w:r>
-      <w:r>
-        <w:rPr>
-          <w:rFonts w:ascii="Times New Roman" w:hAnsi="Times New Roman" w:cs="Times New Roman"/>
-        </w:rPr>
-        <w:t>ed</w:t>
-      </w:r>
-      <w:r>
-        <w:rPr>
-          <w:rFonts w:ascii="Times New Roman" w:hAnsi="Times New Roman" w:cs="Times New Roman"/>
-        </w:rPr>
-        <w:t xml:space="preserve"> 90% for all three watersheds. Most misclassifications occurred between Nushagak and Kuskokwim fish, consistent with expectations given the greater overlap in </w:t>
-      </w:r>
-      <w:r>
-        <w:rPr>
-          <w:rFonts w:ascii="Times New Roman" w:hAnsi="Times New Roman" w:cs="Times New Roman"/>
-        </w:rPr>
-        <w:t xml:space="preserve">⁸⁷Sr/⁸⁶Sr </w:t>
-      </w:r>
-      <w:r>
-        <w:rPr>
-          <w:rFonts w:ascii="Times New Roman" w:hAnsi="Times New Roman" w:cs="Times New Roman"/>
-        </w:rPr>
-        <w:t xml:space="preserve">values </w:t>
-      </w:r>
-      <w:r>
-        <w:rPr>
-          <w:rFonts w:ascii="Times New Roman" w:hAnsi="Times New Roman" w:cs="Times New Roman"/>
-        </w:rPr>
-        <w:t xml:space="preserve">in potential strontium sources and </w:t>
-      </w:r>
-      <w:r>
-        <w:rPr>
-          <w:rFonts w:ascii="Times New Roman" w:hAnsi="Times New Roman" w:cs="Times New Roman"/>
-        </w:rPr>
-        <w:t xml:space="preserve">closer spatial proximity between these watersheds. </w:t>
-      </w:r>
-      <w:r>
-        <w:rPr>
-          <w:rFonts w:ascii="Times New Roman" w:hAnsi="Times New Roman" w:cs="Times New Roman"/>
-        </w:rPr>
-        <w:t xml:space="preserve">This limitation is further illustrated in the confidence threshold analysis, in which we </w:t>
-      </w:r>
-      <w:r>
-        <w:rPr>
-          <w:rFonts w:ascii="Times New Roman" w:hAnsi="Times New Roman" w:cs="Times New Roman"/>
-        </w:rPr>
-        <w:lastRenderedPageBreak/>
-        <w:t xml:space="preserve">imposed the additional requirement that the model must assign to the correct class with a calibrated probability value above a given threshold. Preforming this analysis on the total dataset resulted in a </w:t>
-      </w:r>
-      <w:ins w:id="90" w:author="Benjamin J. Makhlouf" w:date="2026-03-01T20:18:00Z" w16du:dateUtc="2026-03-02T04:18:00Z">
-        <w:r>
-          <w:rPr>
-            <w:rFonts w:ascii="Times New Roman" w:hAnsi="Times New Roman" w:cs="Times New Roman"/>
-          </w:rPr>
-          <w:t xml:space="preserve">substantial </w:t>
-        </w:r>
-      </w:ins>
-      <w:del w:id="91" w:author="Benjamin J. Makhlouf" w:date="2026-03-01T20:18:00Z" w16du:dateUtc="2026-03-02T04:18:00Z">
-        <w:r>
-          <w:rPr>
-            <w:rFonts w:ascii="Times New Roman" w:hAnsi="Times New Roman" w:cs="Times New Roman"/>
-          </w:rPr>
-          <w:delText xml:space="preserve">significant </w:delText>
-        </w:r>
-      </w:del>
-      <w:r>
-        <w:rPr>
-          <w:rFonts w:ascii="Times New Roman" w:hAnsi="Times New Roman" w:cs="Times New Roman"/>
-        </w:rPr>
-        <w:t xml:space="preserve">decrease in classification accuracy in the Nushagak and Kuskokwim as we increased the threshold probability value. This reflects the fact although the model correctly assigns individuals to these watersheds in most cases, the associated confidence of the model is much </w:t>
-      </w:r>
-      <w:r>
-        <w:rPr>
-          <w:rFonts w:ascii="Times New Roman" w:hAnsi="Times New Roman" w:cs="Times New Roman"/>
-        </w:rPr>
-        <w:t xml:space="preserve">lower for these classes given their similarity in time series shape. </w:t>
-      </w:r>
-      <w:r>
-        <w:rPr>
-          <w:rFonts w:ascii="Times New Roman" w:hAnsi="Times New Roman" w:cs="Times New Roman"/>
-        </w:rPr>
-        <w:t xml:space="preserve">In contrast, Yukon fish exhibited </w:t>
-      </w:r>
-      <w:r>
-        <w:rPr>
-          <w:rFonts w:ascii="Times New Roman" w:hAnsi="Times New Roman" w:cs="Times New Roman"/>
-        </w:rPr>
-        <w:t xml:space="preserve">unique </w:t>
-      </w:r>
-      <w:r>
-        <w:rPr>
-          <w:rFonts w:ascii="Times New Roman" w:hAnsi="Times New Roman" w:cs="Times New Roman"/>
-        </w:rPr>
-        <w:t>patterns</w:t>
-      </w:r>
-      <w:r>
-        <w:rPr>
-          <w:rFonts w:ascii="Times New Roman" w:hAnsi="Times New Roman" w:cs="Times New Roman"/>
-        </w:rPr>
-        <w:t xml:space="preserve"> in otolith LA data</w:t>
-      </w:r>
-      <w:r>
-        <w:rPr>
-          <w:rFonts w:ascii="Times New Roman" w:hAnsi="Times New Roman" w:cs="Times New Roman"/>
-        </w:rPr>
-        <w:t xml:space="preserve"> due to the watershed's extreme spatial scale, broader range of isotope values, and extended migration timing</w:t>
-      </w:r>
-      <w:r>
-        <w:rPr>
-          <w:rFonts w:ascii="Times New Roman" w:hAnsi="Times New Roman" w:cs="Times New Roman"/>
-        </w:rPr>
-        <w:t xml:space="preserve"> (</w:t>
-      </w:r>
-      <w:r>
-        <w:rPr>
-          <w:rFonts w:ascii="Times New Roman" w:hAnsi="Times New Roman" w:cs="Times New Roman"/>
-        </w:rPr>
-        <w:t>Figure 2</w:t>
-      </w:r>
-      <w:r>
-        <w:rPr>
-          <w:rFonts w:ascii="Times New Roman" w:hAnsi="Times New Roman" w:cs="Times New Roman"/>
-        </w:rPr>
-        <w:t>)</w:t>
-      </w:r>
-      <w:r>
-        <w:rPr>
-          <w:rFonts w:ascii="Times New Roman" w:hAnsi="Times New Roman" w:cs="Times New Roman"/>
-        </w:rPr>
-        <w:t xml:space="preserve">. This likely resulted in otolith </w:t>
-      </w:r>
-      <w:r>
-        <w:rPr>
-          <w:rFonts w:ascii="Times New Roman" w:hAnsi="Times New Roman" w:cs="Times New Roman"/>
-        </w:rPr>
-        <w:t>time series</w:t>
-      </w:r>
-      <w:r>
-        <w:rPr>
-          <w:rFonts w:ascii="Times New Roman" w:hAnsi="Times New Roman" w:cs="Times New Roman"/>
-        </w:rPr>
-        <w:t xml:space="preserve"> which were distinct compared to the other watersheds either because of natal origin values</w:t>
-      </w:r>
-      <w:r>
-        <w:rPr>
-          <w:rFonts w:ascii="Times New Roman" w:hAnsi="Times New Roman" w:cs="Times New Roman"/>
-        </w:rPr>
-        <w:t xml:space="preserve"> only found in the Yukon (⁸⁷Sr/⁸⁶Sr &gt; 0.71</w:t>
-      </w:r>
-      <w:r>
-        <w:rPr>
-          <w:rFonts w:ascii="Times New Roman" w:hAnsi="Times New Roman" w:cs="Times New Roman"/>
-        </w:rPr>
-        <w:t>3</w:t>
-      </w:r>
-      <w:r>
-        <w:rPr>
-          <w:rFonts w:ascii="Times New Roman" w:hAnsi="Times New Roman" w:cs="Times New Roman"/>
-        </w:rPr>
-        <w:t>)</w:t>
-      </w:r>
-      <w:r>
-        <w:rPr>
-          <w:rFonts w:ascii="Times New Roman" w:hAnsi="Times New Roman" w:cs="Times New Roman"/>
-        </w:rPr>
-        <w:t xml:space="preserve"> or prominent features </w:t>
-      </w:r>
-      <w:r>
-        <w:rPr>
-          <w:rFonts w:ascii="Times New Roman" w:hAnsi="Times New Roman" w:cs="Times New Roman"/>
-        </w:rPr>
-        <w:t xml:space="preserve">resulting from a longer </w:t>
-      </w:r>
-      <w:r>
-        <w:rPr>
-          <w:rFonts w:ascii="Times New Roman" w:hAnsi="Times New Roman" w:cs="Times New Roman"/>
-        </w:rPr>
-        <w:t>migration through the enriched mainstem tributary (</w:t>
-      </w:r>
-      <w:proofErr w:type="spellStart"/>
-      <w:r>
-        <w:rPr>
-          <w:rFonts w:ascii="Times New Roman" w:hAnsi="Times New Roman" w:cs="Times New Roman"/>
-        </w:rPr>
-        <w:t>i.e</w:t>
-      </w:r>
-      <w:proofErr w:type="spellEnd"/>
-      <w:r>
-        <w:rPr>
-          <w:rFonts w:ascii="Times New Roman" w:hAnsi="Times New Roman" w:cs="Times New Roman"/>
-        </w:rPr>
-        <w:t xml:space="preserve"> Figure </w:t>
-      </w:r>
-      <w:r>
-        <w:rPr>
-          <w:rFonts w:ascii="Times New Roman" w:hAnsi="Times New Roman" w:cs="Times New Roman"/>
-        </w:rPr>
-        <w:t>3</w:t>
-      </w:r>
-      <w:r>
-        <w:rPr>
-          <w:rFonts w:ascii="Times New Roman" w:hAnsi="Times New Roman" w:cs="Times New Roman"/>
-        </w:rPr>
-        <w:t xml:space="preserve">b, column 3). </w:t>
-      </w:r>
-      <w:r>
-        <w:rPr>
-          <w:rFonts w:ascii="Times New Roman" w:hAnsi="Times New Roman" w:cs="Times New Roman"/>
-        </w:rPr>
-        <w:t xml:space="preserve">Yukon classification accuracy dropped substantially in the </w:t>
-      </w:r>
-      <w:r>
-        <w:rPr>
-          <w:rFonts w:ascii="Times New Roman" w:hAnsi="Times New Roman" w:cs="Times New Roman"/>
-        </w:rPr>
-        <w:t>restricted</w:t>
-      </w:r>
-      <w:r>
-        <w:rPr>
-          <w:rFonts w:ascii="Times New Roman" w:hAnsi="Times New Roman" w:cs="Times New Roman"/>
-        </w:rPr>
-        <w:t xml:space="preserve"> </w:t>
-      </w:r>
-      <w:r>
-        <w:rPr>
-          <w:rFonts w:ascii="Times New Roman" w:hAnsi="Times New Roman" w:cs="Times New Roman"/>
-        </w:rPr>
-        <w:t xml:space="preserve">testing set (86.86% vs. 93.7% in the total testing set), despite similar numbers of misidentified individuals. </w:t>
-      </w:r>
-      <w:r>
-        <w:rPr>
-          <w:rFonts w:ascii="Times New Roman" w:hAnsi="Times New Roman" w:cs="Times New Roman"/>
-        </w:rPr>
-        <w:t xml:space="preserve">This </w:t>
-      </w:r>
-      <w:r>
-        <w:rPr>
-          <w:rFonts w:ascii="Times New Roman" w:hAnsi="Times New Roman" w:cs="Times New Roman"/>
-        </w:rPr>
-        <w:t>decline likely reflects the removal of the most easily classified cases</w:t>
-      </w:r>
-      <w:r>
-        <w:rPr>
-          <w:rFonts w:ascii="Times New Roman" w:hAnsi="Times New Roman" w:cs="Times New Roman"/>
-        </w:rPr>
-        <w:t>, which is further supported by</w:t>
-      </w:r>
-      <w:r>
-        <w:rPr>
-          <w:rFonts w:ascii="Times New Roman" w:hAnsi="Times New Roman" w:cs="Times New Roman"/>
-        </w:rPr>
-        <w:t xml:space="preserve"> </w:t>
-      </w:r>
-      <w:r>
-        <w:rPr>
-          <w:rFonts w:ascii="Times New Roman" w:hAnsi="Times New Roman" w:cs="Times New Roman"/>
-        </w:rPr>
-        <w:t>higher misclassification rates among CWAK individuals compared to those from the middle and upper Yukon regions</w:t>
-      </w:r>
-      <w:r>
-        <w:rPr>
-          <w:rFonts w:ascii="Times New Roman" w:hAnsi="Times New Roman" w:cs="Times New Roman"/>
-        </w:rPr>
-        <w:t xml:space="preserve"> (Supp. Figure </w:t>
-      </w:r>
-      <w:proofErr w:type="gramStart"/>
-      <w:r>
-        <w:rPr>
-          <w:rFonts w:ascii="Times New Roman" w:hAnsi="Times New Roman" w:cs="Times New Roman"/>
-        </w:rPr>
-        <w:t>2 )</w:t>
-      </w:r>
-      <w:proofErr w:type="gramEnd"/>
-      <w:r>
-        <w:rPr>
-          <w:rFonts w:ascii="Times New Roman" w:hAnsi="Times New Roman" w:cs="Times New Roman"/>
-        </w:rPr>
-        <w:t xml:space="preserve">. </w:t>
-      </w:r>
-      <w:r>
-        <w:rPr>
-          <w:rFonts w:ascii="Times New Roman" w:hAnsi="Times New Roman" w:cs="Times New Roman"/>
-        </w:rPr>
-        <w:t>The</w:t>
-      </w:r>
-      <w:r>
-        <w:rPr>
-          <w:rFonts w:ascii="Times New Roman" w:hAnsi="Times New Roman" w:cs="Times New Roman"/>
-        </w:rPr>
-        <w:t xml:space="preserve">se </w:t>
-      </w:r>
-      <w:r>
-        <w:rPr>
-          <w:rFonts w:ascii="Times New Roman" w:hAnsi="Times New Roman" w:cs="Times New Roman"/>
-        </w:rPr>
-        <w:t xml:space="preserve">challenges </w:t>
-      </w:r>
-      <w:r>
-        <w:rPr>
-          <w:rFonts w:ascii="Times New Roman" w:hAnsi="Times New Roman" w:cs="Times New Roman"/>
-        </w:rPr>
-        <w:t xml:space="preserve">likely stem </w:t>
-      </w:r>
-      <w:r>
-        <w:rPr>
-          <w:rFonts w:ascii="Times New Roman" w:hAnsi="Times New Roman" w:cs="Times New Roman"/>
-        </w:rPr>
-        <w:t>from shorter migration patterns that include less residence time in the mainstem Yukon River</w:t>
-      </w:r>
-      <w:r>
-        <w:rPr>
-          <w:rFonts w:ascii="Times New Roman" w:hAnsi="Times New Roman" w:cs="Times New Roman"/>
-        </w:rPr>
-        <w:t>, and, subsequently, a</w:t>
-      </w:r>
-      <w:r>
-        <w:rPr>
-          <w:rFonts w:ascii="Times New Roman" w:hAnsi="Times New Roman" w:cs="Times New Roman"/>
-        </w:rPr>
-        <w:t xml:space="preserve"> less pronounced increase in isotope values before marine entry</w:t>
-      </w:r>
-      <w:r>
-        <w:rPr>
-          <w:rFonts w:ascii="Times New Roman" w:hAnsi="Times New Roman" w:cs="Times New Roman"/>
-        </w:rPr>
-        <w:t xml:space="preserve">. </w:t>
-      </w:r>
-      <w:r>
-        <w:rPr>
-          <w:rFonts w:ascii="Times New Roman" w:hAnsi="Times New Roman" w:cs="Times New Roman"/>
-        </w:rPr>
-        <w:t xml:space="preserve">Without this distinguishing feature, CWAK individuals from the Yukon (i.e. Figure </w:t>
-      </w:r>
-      <w:r>
-        <w:rPr>
-          <w:rFonts w:ascii="Times New Roman" w:hAnsi="Times New Roman" w:cs="Times New Roman"/>
-        </w:rPr>
-        <w:t>3</w:t>
-      </w:r>
-      <w:r>
-        <w:rPr>
-          <w:rFonts w:ascii="Times New Roman" w:hAnsi="Times New Roman" w:cs="Times New Roman"/>
-        </w:rPr>
-        <w:t>b, column 4) are more likely to be misclassified with Kuskokwim or Nushagak fish, resulting in lower overall accuracy.</w:t>
-      </w:r>
-      <w:r>
-        <w:rPr>
-          <w:rFonts w:ascii="Times New Roman" w:hAnsi="Times New Roman" w:cs="Times New Roman"/>
-        </w:rPr>
-        <w:t xml:space="preserve"> </w:t>
-      </w:r>
-      <w:r>
-        <w:rPr>
-          <w:rFonts w:ascii="Times New Roman" w:hAnsi="Times New Roman" w:cs="Times New Roman"/>
-        </w:rPr>
-        <w:t xml:space="preserve">Nonetheless, even applying the most conservative </w:t>
-      </w:r>
-      <w:r>
-        <w:rPr>
-          <w:rFonts w:ascii="Times New Roman" w:hAnsi="Times New Roman" w:cs="Times New Roman"/>
-        </w:rPr>
-        <w:t xml:space="preserve">methods (90% confidence threshold on the restricted </w:t>
-      </w:r>
-      <w:proofErr w:type="gramStart"/>
-      <w:r>
-        <w:rPr>
-          <w:rFonts w:ascii="Times New Roman" w:hAnsi="Times New Roman" w:cs="Times New Roman"/>
-        </w:rPr>
-        <w:t>dataset</w:t>
-      </w:r>
-      <w:r>
-        <w:rPr>
-          <w:rFonts w:ascii="Times New Roman" w:hAnsi="Times New Roman" w:cs="Times New Roman"/>
-        </w:rPr>
-        <w:t xml:space="preserve"> </w:t>
-      </w:r>
-      <w:r>
-        <w:rPr>
-          <w:rFonts w:ascii="Times New Roman" w:hAnsi="Times New Roman" w:cs="Times New Roman"/>
-        </w:rPr>
-        <w:t>)</w:t>
-      </w:r>
-      <w:proofErr w:type="gramEnd"/>
-      <w:r>
-        <w:rPr>
-          <w:rFonts w:ascii="Times New Roman" w:hAnsi="Times New Roman" w:cs="Times New Roman"/>
-        </w:rPr>
-        <w:t xml:space="preserve"> we achieved 78% classification accuracy across all three datasets.</w:t>
-      </w:r>
-      <w:r>
-        <w:rPr>
-          <w:rFonts w:ascii="Times New Roman" w:hAnsi="Times New Roman" w:cs="Times New Roman"/>
-        </w:rPr>
-        <w:t xml:space="preserve"> </w:t>
+          <w:del w:id="129" w:author="Benjamin J. Makhlouf" w:date="2026-03-03T13:47:00Z" w16du:dateUtc="2026-03-03T21:47:00Z"/>
+          <w:rFonts w:ascii="Times New Roman" w:hAnsi="Times New Roman" w:cs="Times New Roman"/>
+        </w:rPr>
+      </w:pPr>
+      <w:r>
+        <w:rPr>
+          <w:rFonts w:ascii="Times New Roman" w:hAnsi="Times New Roman" w:cs="Times New Roman"/>
+        </w:rPr>
+        <w:t xml:space="preserve">Given the relatively small sample size in our testing set, we acknowledge that the relatively subtle difference in classification accuracy among methods may not be significant. However, even if the difference is insignificant, all methods presented here provide a high level of classification accuracy. </w:t>
       </w:r>
     </w:p>
     <w:p>
@@ -8653,7 +8466,464 @@
         <w:rPr>
           <w:rFonts w:ascii="Times New Roman" w:hAnsi="Times New Roman" w:cs="Times New Roman"/>
         </w:rPr>
+        <w:t xml:space="preserve">Using the </w:t>
+      </w:r>
+      <w:r>
+        <w:rPr>
+          <w:rFonts w:ascii="Times New Roman" w:hAnsi="Times New Roman" w:cs="Times New Roman"/>
+        </w:rPr>
+        <w:t>best</w:t>
+      </w:r>
+      <w:r>
+        <w:rPr>
+          <w:rFonts w:ascii="Times New Roman" w:hAnsi="Times New Roman" w:cs="Times New Roman"/>
+        </w:rPr>
+        <w:t xml:space="preserve"> preforming</w:t>
+      </w:r>
+      <w:r>
+        <w:rPr>
+          <w:rFonts w:ascii="Times New Roman" w:hAnsi="Times New Roman" w:cs="Times New Roman"/>
+        </w:rPr>
+        <w:t xml:space="preserve"> model, </w:t>
+      </w:r>
+      <w:r>
+        <w:rPr>
+          <w:rFonts w:ascii="Times New Roman" w:hAnsi="Times New Roman" w:cs="Times New Roman"/>
+        </w:rPr>
+        <w:t xml:space="preserve">watershed-specific </w:t>
+      </w:r>
+      <w:r>
+        <w:rPr>
+          <w:rFonts w:ascii="Times New Roman" w:hAnsi="Times New Roman" w:cs="Times New Roman"/>
+        </w:rPr>
+        <w:t xml:space="preserve">classification </w:t>
+      </w:r>
+      <w:r>
+        <w:rPr>
+          <w:rFonts w:ascii="Times New Roman" w:hAnsi="Times New Roman" w:cs="Times New Roman"/>
+        </w:rPr>
+        <w:t>accuracies</w:t>
+      </w:r>
+      <w:r>
+        <w:rPr>
+          <w:rFonts w:ascii="Times New Roman" w:hAnsi="Times New Roman" w:cs="Times New Roman"/>
+        </w:rPr>
+        <w:t xml:space="preserve"> on the full testing dataset</w:t>
+      </w:r>
+      <w:r>
+        <w:rPr>
+          <w:rFonts w:ascii="Times New Roman" w:hAnsi="Times New Roman" w:cs="Times New Roman"/>
+        </w:rPr>
+        <w:t xml:space="preserve"> exceed</w:t>
+      </w:r>
+      <w:r>
+        <w:rPr>
+          <w:rFonts w:ascii="Times New Roman" w:hAnsi="Times New Roman" w:cs="Times New Roman"/>
+        </w:rPr>
+        <w:t>ed</w:t>
+      </w:r>
+      <w:r>
+        <w:rPr>
+          <w:rFonts w:ascii="Times New Roman" w:hAnsi="Times New Roman" w:cs="Times New Roman"/>
+        </w:rPr>
+        <w:t xml:space="preserve"> 90% for all three watersheds. Most misclassifications occurred between Nushagak and Kuskokwim fish, consistent with expectations given the greater overlap in </w:t>
+      </w:r>
+      <w:r>
+        <w:rPr>
+          <w:rFonts w:ascii="Times New Roman" w:hAnsi="Times New Roman" w:cs="Times New Roman"/>
+        </w:rPr>
+        <w:t xml:space="preserve">⁸⁷Sr/⁸⁶Sr </w:t>
+      </w:r>
+      <w:r>
+        <w:rPr>
+          <w:rFonts w:ascii="Times New Roman" w:hAnsi="Times New Roman" w:cs="Times New Roman"/>
+        </w:rPr>
+        <w:t xml:space="preserve">values </w:t>
+      </w:r>
+      <w:r>
+        <w:rPr>
+          <w:rFonts w:ascii="Times New Roman" w:hAnsi="Times New Roman" w:cs="Times New Roman"/>
+        </w:rPr>
+        <w:t xml:space="preserve">in potential strontium sources and </w:t>
+      </w:r>
+      <w:r>
+        <w:rPr>
+          <w:rFonts w:ascii="Times New Roman" w:hAnsi="Times New Roman" w:cs="Times New Roman"/>
+        </w:rPr>
+        <w:t xml:space="preserve">closer spatial proximity between these watersheds. </w:t>
+      </w:r>
+      <w:r>
+        <w:rPr>
+          <w:rFonts w:ascii="Times New Roman" w:hAnsi="Times New Roman" w:cs="Times New Roman"/>
+        </w:rPr>
+        <w:t xml:space="preserve">This limitation is further illustrated in the confidence threshold analysis, in which we imposed the additional requirement that the model must assign to the correct class with a calibrated probability value above a given threshold. Preforming this analysis on the total dataset resulted in a </w:t>
+      </w:r>
+      <w:ins w:id="130" w:author="Benjamin J. Makhlouf" w:date="2026-03-01T20:18:00Z" w16du:dateUtc="2026-03-02T04:18:00Z">
+        <w:r>
+          <w:rPr>
+            <w:rFonts w:ascii="Times New Roman" w:hAnsi="Times New Roman" w:cs="Times New Roman"/>
+          </w:rPr>
+          <w:t xml:space="preserve">substantial </w:t>
+        </w:r>
+      </w:ins>
+      <w:del w:id="131" w:author="Benjamin J. Makhlouf" w:date="2026-03-01T20:18:00Z" w16du:dateUtc="2026-03-02T04:18:00Z">
+        <w:r>
+          <w:rPr>
+            <w:rFonts w:ascii="Times New Roman" w:hAnsi="Times New Roman" w:cs="Times New Roman"/>
+          </w:rPr>
+          <w:delText xml:space="preserve">significant </w:delText>
+        </w:r>
+      </w:del>
+      <w:r>
+        <w:rPr>
+          <w:rFonts w:ascii="Times New Roman" w:hAnsi="Times New Roman" w:cs="Times New Roman"/>
+        </w:rPr>
+        <w:t xml:space="preserve">decrease in classification accuracy in the Nushagak and Kuskokwim as we increased the threshold probability value. This reflects the fact although the model correctly assigns individuals to these watersheds in most cases, the associated confidence of the model is much </w:t>
+      </w:r>
+      <w:r>
+        <w:rPr>
+          <w:rFonts w:ascii="Times New Roman" w:hAnsi="Times New Roman" w:cs="Times New Roman"/>
+        </w:rPr>
+        <w:t xml:space="preserve">lower for these classes given their similarity in time series shape. </w:t>
+      </w:r>
+      <w:r>
+        <w:rPr>
+          <w:rFonts w:ascii="Times New Roman" w:hAnsi="Times New Roman" w:cs="Times New Roman"/>
+        </w:rPr>
+        <w:t xml:space="preserve">In contrast, Yukon fish exhibited </w:t>
+      </w:r>
+      <w:r>
+        <w:rPr>
+          <w:rFonts w:ascii="Times New Roman" w:hAnsi="Times New Roman" w:cs="Times New Roman"/>
+        </w:rPr>
+        <w:t xml:space="preserve">unique </w:t>
+      </w:r>
+      <w:r>
+        <w:rPr>
+          <w:rFonts w:ascii="Times New Roman" w:hAnsi="Times New Roman" w:cs="Times New Roman"/>
+        </w:rPr>
+        <w:t>patterns</w:t>
+      </w:r>
+      <w:r>
+        <w:rPr>
+          <w:rFonts w:ascii="Times New Roman" w:hAnsi="Times New Roman" w:cs="Times New Roman"/>
+        </w:rPr>
+        <w:t xml:space="preserve"> in otolith LA data</w:t>
+      </w:r>
+      <w:r>
+        <w:rPr>
+          <w:rFonts w:ascii="Times New Roman" w:hAnsi="Times New Roman" w:cs="Times New Roman"/>
+        </w:rPr>
+        <w:t xml:space="preserve"> due to the watershed's extreme spatial scale, broader range of isotope values, and extended migration timing</w:t>
+      </w:r>
+      <w:r>
+        <w:rPr>
+          <w:rFonts w:ascii="Times New Roman" w:hAnsi="Times New Roman" w:cs="Times New Roman"/>
+        </w:rPr>
+        <w:t xml:space="preserve"> (</w:t>
+      </w:r>
+      <w:r>
+        <w:rPr>
+          <w:rFonts w:ascii="Times New Roman" w:hAnsi="Times New Roman" w:cs="Times New Roman"/>
+        </w:rPr>
+        <w:t>Figure 2</w:t>
+      </w:r>
+      <w:r>
+        <w:rPr>
+          <w:rFonts w:ascii="Times New Roman" w:hAnsi="Times New Roman" w:cs="Times New Roman"/>
+        </w:rPr>
+        <w:t>)</w:t>
+      </w:r>
+      <w:r>
+        <w:rPr>
+          <w:rFonts w:ascii="Times New Roman" w:hAnsi="Times New Roman" w:cs="Times New Roman"/>
+        </w:rPr>
+        <w:t xml:space="preserve">. This likely resulted in otolith </w:t>
+      </w:r>
+      <w:r>
+        <w:rPr>
+          <w:rFonts w:ascii="Times New Roman" w:hAnsi="Times New Roman" w:cs="Times New Roman"/>
+        </w:rPr>
+        <w:t>time series</w:t>
+      </w:r>
+      <w:r>
+        <w:rPr>
+          <w:rFonts w:ascii="Times New Roman" w:hAnsi="Times New Roman" w:cs="Times New Roman"/>
+        </w:rPr>
+        <w:t xml:space="preserve"> which were distinct compared to the other watersheds either because of natal origin values</w:t>
+      </w:r>
+      <w:r>
+        <w:rPr>
+          <w:rFonts w:ascii="Times New Roman" w:hAnsi="Times New Roman" w:cs="Times New Roman"/>
+        </w:rPr>
+        <w:t xml:space="preserve"> only found in the Yukon (⁸⁷Sr/⁸⁶Sr &gt; 0.71</w:t>
+      </w:r>
+      <w:r>
+        <w:rPr>
+          <w:rFonts w:ascii="Times New Roman" w:hAnsi="Times New Roman" w:cs="Times New Roman"/>
+        </w:rPr>
+        <w:t>3</w:t>
+      </w:r>
+      <w:r>
+        <w:rPr>
+          <w:rFonts w:ascii="Times New Roman" w:hAnsi="Times New Roman" w:cs="Times New Roman"/>
+        </w:rPr>
+        <w:t>)</w:t>
+      </w:r>
+      <w:r>
+        <w:rPr>
+          <w:rFonts w:ascii="Times New Roman" w:hAnsi="Times New Roman" w:cs="Times New Roman"/>
+        </w:rPr>
+        <w:t xml:space="preserve"> or prominent features </w:t>
+      </w:r>
+      <w:r>
+        <w:rPr>
+          <w:rFonts w:ascii="Times New Roman" w:hAnsi="Times New Roman" w:cs="Times New Roman"/>
+        </w:rPr>
+        <w:t xml:space="preserve">resulting from a longer </w:t>
+      </w:r>
+      <w:r>
+        <w:rPr>
+          <w:rFonts w:ascii="Times New Roman" w:hAnsi="Times New Roman" w:cs="Times New Roman"/>
+        </w:rPr>
+        <w:t xml:space="preserve">migration through the enriched </w:t>
+      </w:r>
+      <w:r>
+        <w:rPr>
+          <w:rFonts w:ascii="Times New Roman" w:hAnsi="Times New Roman" w:cs="Times New Roman"/>
+        </w:rPr>
         <w:lastRenderedPageBreak/>
+        <w:t>mainstem tributary (</w:t>
+      </w:r>
+      <w:proofErr w:type="spellStart"/>
+      <w:r>
+        <w:rPr>
+          <w:rFonts w:ascii="Times New Roman" w:hAnsi="Times New Roman" w:cs="Times New Roman"/>
+        </w:rPr>
+        <w:t>i.e</w:t>
+      </w:r>
+      <w:proofErr w:type="spellEnd"/>
+      <w:r>
+        <w:rPr>
+          <w:rFonts w:ascii="Times New Roman" w:hAnsi="Times New Roman" w:cs="Times New Roman"/>
+        </w:rPr>
+        <w:t xml:space="preserve"> Figure </w:t>
+      </w:r>
+      <w:r>
+        <w:rPr>
+          <w:rFonts w:ascii="Times New Roman" w:hAnsi="Times New Roman" w:cs="Times New Roman"/>
+        </w:rPr>
+        <w:t>3</w:t>
+      </w:r>
+      <w:r>
+        <w:rPr>
+          <w:rFonts w:ascii="Times New Roman" w:hAnsi="Times New Roman" w:cs="Times New Roman"/>
+        </w:rPr>
+        <w:t xml:space="preserve">b, column 3). </w:t>
+      </w:r>
+      <w:r>
+        <w:rPr>
+          <w:rFonts w:ascii="Times New Roman" w:hAnsi="Times New Roman" w:cs="Times New Roman"/>
+        </w:rPr>
+        <w:t xml:space="preserve">Yukon classification accuracy dropped substantially in the </w:t>
+      </w:r>
+      <w:r>
+        <w:rPr>
+          <w:rFonts w:ascii="Times New Roman" w:hAnsi="Times New Roman" w:cs="Times New Roman"/>
+        </w:rPr>
+        <w:t>restricted</w:t>
+      </w:r>
+      <w:r>
+        <w:rPr>
+          <w:rFonts w:ascii="Times New Roman" w:hAnsi="Times New Roman" w:cs="Times New Roman"/>
+        </w:rPr>
+        <w:t xml:space="preserve"> </w:t>
+      </w:r>
+      <w:r>
+        <w:rPr>
+          <w:rFonts w:ascii="Times New Roman" w:hAnsi="Times New Roman" w:cs="Times New Roman"/>
+        </w:rPr>
+        <w:t xml:space="preserve">testing set (86.86% vs. 93.7% in the total testing set), despite similar numbers of misidentified individuals. </w:t>
+      </w:r>
+      <w:r>
+        <w:rPr>
+          <w:rFonts w:ascii="Times New Roman" w:hAnsi="Times New Roman" w:cs="Times New Roman"/>
+        </w:rPr>
+        <w:t xml:space="preserve">This </w:t>
+      </w:r>
+      <w:r>
+        <w:rPr>
+          <w:rFonts w:ascii="Times New Roman" w:hAnsi="Times New Roman" w:cs="Times New Roman"/>
+        </w:rPr>
+        <w:t>decline likely reflects the removal of the most easily classified cases</w:t>
+      </w:r>
+      <w:r>
+        <w:rPr>
+          <w:rFonts w:ascii="Times New Roman" w:hAnsi="Times New Roman" w:cs="Times New Roman"/>
+        </w:rPr>
+        <w:t>, which is further supported by</w:t>
+      </w:r>
+      <w:r>
+        <w:rPr>
+          <w:rFonts w:ascii="Times New Roman" w:hAnsi="Times New Roman" w:cs="Times New Roman"/>
+        </w:rPr>
+        <w:t xml:space="preserve"> </w:t>
+      </w:r>
+      <w:r>
+        <w:rPr>
+          <w:rFonts w:ascii="Times New Roman" w:hAnsi="Times New Roman" w:cs="Times New Roman"/>
+        </w:rPr>
+        <w:t>higher misclassification rates among CWAK individuals compared to those from the middle and upper Yukon regions</w:t>
+      </w:r>
+      <w:r>
+        <w:rPr>
+          <w:rFonts w:ascii="Times New Roman" w:hAnsi="Times New Roman" w:cs="Times New Roman"/>
+        </w:rPr>
+        <w:t xml:space="preserve"> (Supp. Figure </w:t>
+      </w:r>
+      <w:proofErr w:type="gramStart"/>
+      <w:r>
+        <w:rPr>
+          <w:rFonts w:ascii="Times New Roman" w:hAnsi="Times New Roman" w:cs="Times New Roman"/>
+        </w:rPr>
+        <w:t>2 )</w:t>
+      </w:r>
+      <w:proofErr w:type="gramEnd"/>
+      <w:r>
+        <w:rPr>
+          <w:rFonts w:ascii="Times New Roman" w:hAnsi="Times New Roman" w:cs="Times New Roman"/>
+        </w:rPr>
+        <w:t xml:space="preserve">. </w:t>
+      </w:r>
+      <w:r>
+        <w:rPr>
+          <w:rFonts w:ascii="Times New Roman" w:hAnsi="Times New Roman" w:cs="Times New Roman"/>
+        </w:rPr>
+        <w:t>The</w:t>
+      </w:r>
+      <w:r>
+        <w:rPr>
+          <w:rFonts w:ascii="Times New Roman" w:hAnsi="Times New Roman" w:cs="Times New Roman"/>
+        </w:rPr>
+        <w:t xml:space="preserve">se </w:t>
+      </w:r>
+      <w:r>
+        <w:rPr>
+          <w:rFonts w:ascii="Times New Roman" w:hAnsi="Times New Roman" w:cs="Times New Roman"/>
+        </w:rPr>
+        <w:t xml:space="preserve">challenges </w:t>
+      </w:r>
+      <w:r>
+        <w:rPr>
+          <w:rFonts w:ascii="Times New Roman" w:hAnsi="Times New Roman" w:cs="Times New Roman"/>
+        </w:rPr>
+        <w:t xml:space="preserve">likely stem </w:t>
+      </w:r>
+      <w:r>
+        <w:rPr>
+          <w:rFonts w:ascii="Times New Roman" w:hAnsi="Times New Roman" w:cs="Times New Roman"/>
+        </w:rPr>
+        <w:t>from shorter migration patterns that include less residence time in the mainstem Yukon River</w:t>
+      </w:r>
+      <w:r>
+        <w:rPr>
+          <w:rFonts w:ascii="Times New Roman" w:hAnsi="Times New Roman" w:cs="Times New Roman"/>
+        </w:rPr>
+        <w:t>, and, subsequently, a</w:t>
+      </w:r>
+      <w:r>
+        <w:rPr>
+          <w:rFonts w:ascii="Times New Roman" w:hAnsi="Times New Roman" w:cs="Times New Roman"/>
+        </w:rPr>
+        <w:t xml:space="preserve"> less pronounced increase in isotope values before marine entry</w:t>
+      </w:r>
+      <w:r>
+        <w:rPr>
+          <w:rFonts w:ascii="Times New Roman" w:hAnsi="Times New Roman" w:cs="Times New Roman"/>
+        </w:rPr>
+        <w:t xml:space="preserve">. </w:t>
+      </w:r>
+      <w:r>
+        <w:rPr>
+          <w:rFonts w:ascii="Times New Roman" w:hAnsi="Times New Roman" w:cs="Times New Roman"/>
+        </w:rPr>
+        <w:t xml:space="preserve">Without this distinguishing feature, CWAK individuals from the Yukon (i.e. Figure </w:t>
+      </w:r>
+      <w:r>
+        <w:rPr>
+          <w:rFonts w:ascii="Times New Roman" w:hAnsi="Times New Roman" w:cs="Times New Roman"/>
+        </w:rPr>
+        <w:t>3</w:t>
+      </w:r>
+      <w:r>
+        <w:rPr>
+          <w:rFonts w:ascii="Times New Roman" w:hAnsi="Times New Roman" w:cs="Times New Roman"/>
+        </w:rPr>
+        <w:t>b, column 4) are more likely to be misclassified with Kuskokwim or Nushagak fish, resulting in lower overall accuracy.</w:t>
+      </w:r>
+      <w:r>
+        <w:rPr>
+          <w:rFonts w:ascii="Times New Roman" w:hAnsi="Times New Roman" w:cs="Times New Roman"/>
+        </w:rPr>
+        <w:t xml:space="preserve"> </w:t>
+      </w:r>
+      <w:r>
+        <w:rPr>
+          <w:rFonts w:ascii="Times New Roman" w:hAnsi="Times New Roman" w:cs="Times New Roman"/>
+        </w:rPr>
+        <w:t xml:space="preserve">Nonetheless, even applying the most conservative </w:t>
+      </w:r>
+      <w:r>
+        <w:rPr>
+          <w:rFonts w:ascii="Times New Roman" w:hAnsi="Times New Roman" w:cs="Times New Roman"/>
+        </w:rPr>
+        <w:t xml:space="preserve">methods (90% confidence threshold on the restricted </w:t>
+      </w:r>
+      <w:proofErr w:type="gramStart"/>
+      <w:r>
+        <w:rPr>
+          <w:rFonts w:ascii="Times New Roman" w:hAnsi="Times New Roman" w:cs="Times New Roman"/>
+        </w:rPr>
+        <w:t>dataset</w:t>
+      </w:r>
+      <w:r>
+        <w:rPr>
+          <w:rFonts w:ascii="Times New Roman" w:hAnsi="Times New Roman" w:cs="Times New Roman"/>
+        </w:rPr>
+        <w:t xml:space="preserve"> </w:t>
+      </w:r>
+      <w:r>
+        <w:rPr>
+          <w:rFonts w:ascii="Times New Roman" w:hAnsi="Times New Roman" w:cs="Times New Roman"/>
+        </w:rPr>
+        <w:t>)</w:t>
+      </w:r>
+      <w:proofErr w:type="gramEnd"/>
+      <w:r>
+        <w:rPr>
+          <w:rFonts w:ascii="Times New Roman" w:hAnsi="Times New Roman" w:cs="Times New Roman"/>
+        </w:rPr>
+        <w:t xml:space="preserve"> we achieved 78% classification accuracy across all three datasets.</w:t>
+      </w:r>
+      <w:r>
+        <w:rPr>
+          <w:rFonts w:ascii="Times New Roman" w:hAnsi="Times New Roman" w:cs="Times New Roman"/>
+        </w:rPr>
+        <w:t xml:space="preserve"> </w:t>
+      </w:r>
+    </w:p>
+    <w:p>
+      <w:pPr>
+        <w:spacing w:line="480" w:lineRule="auto"/>
+        <w:ind w:firstLine="720"/>
+        <w:rPr>
+          <w:rFonts w:ascii="Times New Roman" w:hAnsi="Times New Roman" w:cs="Times New Roman"/>
+        </w:rPr>
+      </w:pPr>
+      <w:r>
+        <w:rPr>
+          <w:rFonts w:ascii="Times New Roman" w:hAnsi="Times New Roman" w:cs="Times New Roman"/>
+        </w:rPr>
         <w:t>In addition to the ability to distinguish among major watersheds, t</w:t>
       </w:r>
       <w:r>
@@ -8890,7 +9160,7 @@
       <w:r>
         <w:t xml:space="preserve">of hypotheses of declining population health by allowing for an explicit assessment of marine mortality on stock specific health. </w:t>
       </w:r>
-      <w:bookmarkStart w:id="92" w:name="_Hlk223339650"/>
+      <w:bookmarkStart w:id="132" w:name="_Hlk223339650"/>
       <w:r>
         <w:t xml:space="preserve">The </w:t>
       </w:r>
@@ -8924,7 +9194,7 @@
       <w:r>
         <w:t xml:space="preserve"> </w:t>
       </w:r>
-      <w:ins w:id="93" w:author="Benjamin J. Makhlouf" w:date="2026-03-02T10:14:00Z" w16du:dateUtc="2026-03-02T18:14:00Z">
+      <w:ins w:id="133" w:author="Benjamin J. Makhlouf" w:date="2026-03-02T10:14:00Z" w16du:dateUtc="2026-03-02T18:14:00Z">
         <w:r>
           <w:t xml:space="preserve">a </w:t>
         </w:r>
@@ -8932,7 +9202,7 @@
       <w:r>
         <w:t xml:space="preserve">calibrated </w:t>
       </w:r>
-      <w:ins w:id="94" w:author="Benjamin J. Makhlouf" w:date="2026-03-02T10:14:00Z" w16du:dateUtc="2026-03-02T18:14:00Z">
+      <w:ins w:id="134" w:author="Benjamin J. Makhlouf" w:date="2026-03-02T10:14:00Z" w16du:dateUtc="2026-03-02T18:14:00Z">
         <w:r>
           <w:t xml:space="preserve">classification model that </w:t>
         </w:r>
@@ -8943,60 +9213,230 @@
       <w:r>
         <w:t>s</w:t>
       </w:r>
-      <w:bookmarkEnd w:id="92"/>
+      <w:bookmarkEnd w:id="132"/>
       <w:r>
         <w:t xml:space="preserve">. </w:t>
       </w:r>
       <w:r>
-        <w:t xml:space="preserve">Our dataset is unusually large for its type and includes samples collected across several years and from nearly all parts of the sampled watersheds. As such, we expect it to be broadly representative of the natural variability among years, and that the model presented here will </w:t>
-      </w:r>
-      <w:r>
-        <w:lastRenderedPageBreak/>
-        <w:t xml:space="preserve">generalize well to new years of data. However, due to sample size constraints we did not include a true validation set from a year excluded from the training and testing data, leaving open the possibility that some degree of overfitting to this dataset could affect assignment accuracy for unseen years. </w:t>
+        <w:t xml:space="preserve">Our dataset is unusually large for its type and includes samples collected across several years and from nearly all parts of the sampled watersheds. As such, we expect it to be broadly representative of the natural variability among years, and that the model presented here will generalize well to new years of data. However, due to sample size constraints we did not include a true validation set from a year excluded from the training and testing data, leaving open the possibility that some degree of overfitting to this dataset could affect assignment accuracy for unseen years. </w:t>
       </w:r>
       <w:r>
         <w:rPr>
           <w:highlight w:val="yellow"/>
-          <w:rPrChange w:id="95" w:author="Benjamin J. Makhlouf" w:date="2026-03-02T10:25:00Z" w16du:dateUtc="2026-03-02T18:25:00Z">
+          <w:rPrChange w:id="135" w:author="Benjamin J. Makhlouf" w:date="2026-03-02T10:25:00Z" w16du:dateUtc="2026-03-02T18:25:00Z">
             <w:rPr/>
           </w:rPrChange>
         </w:rPr>
         <w:t>During exploratory analyses, we conducted a preliminary cross-year validation in which one year of Yukon data was withheld in each run and used as a validation set.</w:t>
       </w:r>
       <w:r>
-        <w:t xml:space="preserve"> Classification accuracy across years was generally consistent with testing performance, except for 2019, which performed moderately worse, possibly due to differences in sample preparation or data quality. While these preliminary results were not included in the final </w:t>
-      </w:r>
-      <w:proofErr w:type="gramStart"/>
-      <w:r>
-        <w:t>analysis</w:t>
-      </w:r>
-      <w:proofErr w:type="gramEnd"/>
-      <w:r>
-        <w:t xml:space="preserve"> they support the potential for this model to generalize to new years of data, </w:t>
-      </w:r>
-      <w:r>
-        <w:t xml:space="preserve">which we plan to further evaluate as additional, currently unprocessed years of otolith data become available. </w:t>
-      </w:r>
-      <w:r>
-        <w:t xml:space="preserve">Additionally, sample preparation procedures and </w:t>
-      </w:r>
-      <w:r>
-        <w:t xml:space="preserve">LA-ICPMS </w:t>
-      </w:r>
-      <w:r>
-        <w:t>specifications may vary among research groups, which could complicate direct comparisons between our dataset and others.</w:t>
-      </w:r>
-      <w:r>
-        <w:t xml:space="preserve"> </w:t>
-      </w:r>
-      <w:r>
-        <w:t xml:space="preserve">This consideration also applies to analyses of juvenile Chinook salmon, which should display comparable isotopic patterns </w:t>
-      </w:r>
-      <w:r>
-        <w:t xml:space="preserve">given that </w:t>
-      </w:r>
-      <w:r>
-        <w:t xml:space="preserve">our model used only the freshwater region of the otolith. Nevertheless, differences in analytical approaches, particularly when working with much smaller otoliths, could influence results, and this assumption should be evaluated before large-scale application. Despite these caveats, we expect the patterns identified here to be robust across similar data types, particularly when paired with advanced time-series methods </w:t>
+        <w:t xml:space="preserve"> Classification accuracy across years was generally consistent with testing performance, except for 2019, which performed moderately worse</w:t>
+      </w:r>
+      <w:ins w:id="136" w:author="Benjamin J. Makhlouf" w:date="2026-03-03T13:50:00Z" w16du:dateUtc="2026-03-03T21:50:00Z">
+        <w:r>
+          <w:t xml:space="preserve">. This </w:t>
+        </w:r>
+      </w:ins>
+      <w:ins w:id="137" w:author="Benjamin J. Makhlouf" w:date="2026-03-03T13:51:00Z" w16du:dateUtc="2026-03-03T21:51:00Z">
+        <w:r>
+          <w:t>discrepancy</w:t>
+        </w:r>
+      </w:ins>
+      <w:ins w:id="138" w:author="Benjamin J. Makhlouf" w:date="2026-03-03T13:50:00Z" w16du:dateUtc="2026-03-03T21:50:00Z">
+        <w:r>
+          <w:t xml:space="preserve"> could be due to several sources</w:t>
+        </w:r>
+      </w:ins>
+      <w:ins w:id="139" w:author="Benjamin J. Makhlouf" w:date="2026-03-03T13:53:00Z" w16du:dateUtc="2026-03-03T21:53:00Z">
+        <w:r>
+          <w:t>. F</w:t>
+        </w:r>
+      </w:ins>
+      <w:ins w:id="140" w:author="Benjamin J. Makhlouf" w:date="2026-03-03T13:51:00Z" w16du:dateUtc="2026-03-03T21:51:00Z">
+        <w:r>
+          <w:t>or example, sample preparation across this dataset was undertaken across several years and by several technicians. It is possible that preparation in this year resulted in quality that varied from other</w:t>
+        </w:r>
+      </w:ins>
+      <w:ins w:id="141" w:author="Benjamin J. Makhlouf" w:date="2026-03-03T13:52:00Z" w16du:dateUtc="2026-03-03T21:52:00Z">
+        <w:r>
+          <w:t xml:space="preserve"> years. Alternatively, the spatial composition of the 2019 Kuskokwim Chinook salmon return year may have been meaningfully different from other years, meaning the model was </w:t>
+        </w:r>
+      </w:ins>
+      <w:ins w:id="142" w:author="Benjamin J. Makhlouf" w:date="2026-03-03T13:53:00Z" w16du:dateUtc="2026-03-03T21:53:00Z">
+        <w:r>
+          <w:t xml:space="preserve">asked to classify several patterns with low training representation. </w:t>
+        </w:r>
+      </w:ins>
+      <w:del w:id="143" w:author="Benjamin J. Makhlouf" w:date="2026-03-03T13:50:00Z" w16du:dateUtc="2026-03-03T21:50:00Z">
+        <w:r>
+          <w:delText xml:space="preserve">, </w:delText>
+        </w:r>
+      </w:del>
+      <w:del w:id="144" w:author="Benjamin J. Makhlouf" w:date="2026-03-03T13:53:00Z" w16du:dateUtc="2026-03-03T21:53:00Z">
+        <w:r>
+          <w:delText xml:space="preserve">possibly due to differences in sample preparation or data quality. </w:delText>
+        </w:r>
+      </w:del>
+      <w:r>
+        <w:t xml:space="preserve">While these preliminary </w:t>
+      </w:r>
+      <w:r>
+        <w:lastRenderedPageBreak/>
+        <w:t>results were not included in the final analysis</w:t>
+      </w:r>
+      <w:ins w:id="145" w:author="Benjamin J. Makhlouf" w:date="2026-03-03T13:54:00Z" w16du:dateUtc="2026-03-03T21:54:00Z">
+        <w:r>
+          <w:t xml:space="preserve">, these and other considerations support the need for model validation on datasets which are not </w:t>
+        </w:r>
+      </w:ins>
+      <w:ins w:id="146" w:author="Benjamin J. Makhlouf" w:date="2026-03-03T13:55:00Z" w16du:dateUtc="2026-03-03T21:55:00Z">
+        <w:r>
+          <w:t xml:space="preserve">included </w:t>
+        </w:r>
+      </w:ins>
+      <w:ins w:id="147" w:author="Benjamin J. Makhlouf" w:date="2026-03-03T13:58:00Z" w16du:dateUtc="2026-03-03T21:58:00Z">
+        <w:r>
+          <w:t xml:space="preserve">in model training. </w:t>
+        </w:r>
+      </w:ins>
+      <w:ins w:id="148" w:author="Benjamin J. Makhlouf" w:date="2026-03-03T13:59:00Z" w16du:dateUtc="2026-03-03T21:59:00Z">
+        <w:r>
+          <w:t>V</w:t>
+        </w:r>
+      </w:ins>
+      <w:ins w:id="149" w:author="Benjamin J. Makhlouf" w:date="2026-03-03T13:55:00Z" w16du:dateUtc="2026-03-03T21:55:00Z">
+        <w:r>
+          <w:t>ariation in sample preparation</w:t>
+        </w:r>
+      </w:ins>
+      <w:ins w:id="150" w:author="Benjamin J. Makhlouf" w:date="2026-03-03T13:56:00Z" w16du:dateUtc="2026-03-03T21:56:00Z">
+        <w:r>
+          <w:t xml:space="preserve"> or </w:t>
+        </w:r>
+      </w:ins>
+      <w:ins w:id="151" w:author="Benjamin J. Makhlouf" w:date="2026-03-03T13:55:00Z" w16du:dateUtc="2026-03-03T21:55:00Z">
+        <w:r>
+          <w:t>LA-ICPMS specifications among research groups</w:t>
+        </w:r>
+      </w:ins>
+      <w:ins w:id="152" w:author="Benjamin J. Makhlouf" w:date="2026-03-03T13:59:00Z" w16du:dateUtc="2026-03-03T21:59:00Z">
+        <w:r>
+          <w:t xml:space="preserve"> could lead variable classification accuracy compared to the values demonstrated here. </w:t>
+        </w:r>
+        <w:r>
+          <w:t>This consideration also applies to analyses of juvenile Chinook salmon, which should display comparable isotopic patterns given that our model used only the freshwater region of the otolith. Nevertheless, differences in analytical approaches, particularly when working with much smaller otoliths, could influence results, and this assumption should be evaluated before large-scale application.</w:t>
+        </w:r>
+      </w:ins>
+      <w:ins w:id="153" w:author="Benjamin J. Makhlouf" w:date="2026-03-03T14:00:00Z" w16du:dateUtc="2026-03-03T22:00:00Z">
+        <w:r>
+          <w:t xml:space="preserve"> </w:t>
+        </w:r>
+      </w:ins>
+      <w:ins w:id="154" w:author="Benjamin J. Makhlouf" w:date="2026-03-03T13:56:00Z" w16du:dateUtc="2026-03-03T21:56:00Z">
+        <w:r>
+          <w:t xml:space="preserve">The overall performance of the model across year/watershed combinations in our dataset </w:t>
+        </w:r>
+      </w:ins>
+      <w:ins w:id="155" w:author="Benjamin J. Makhlouf" w:date="2026-03-03T13:57:00Z" w16du:dateUtc="2026-03-03T21:57:00Z">
+        <w:r>
+          <w:t xml:space="preserve">do support the </w:t>
+        </w:r>
+      </w:ins>
+      <w:del w:id="156" w:author="Benjamin J. Makhlouf" w:date="2026-03-03T13:57:00Z" w16du:dateUtc="2026-03-03T21:57:00Z">
+        <w:r>
+          <w:delText xml:space="preserve"> they support the </w:delText>
+        </w:r>
+      </w:del>
+      <w:r>
+        <w:t>potential for this model to generalize to new years of data</w:t>
+      </w:r>
+      <w:ins w:id="157" w:author="Benjamin J. Makhlouf" w:date="2026-03-03T13:57:00Z" w16du:dateUtc="2026-03-03T21:57:00Z">
+        <w:r>
+          <w:t xml:space="preserve">. </w:t>
+        </w:r>
+      </w:ins>
+      <w:ins w:id="158" w:author="Benjamin J. Makhlouf" w:date="2026-03-03T14:01:00Z" w16du:dateUtc="2026-03-03T22:01:00Z">
+        <w:r>
+          <w:t xml:space="preserve">Further, performance of 2022 Kuskokwim samples, which were processed at a different laboratory than all other samples, is comparable to </w:t>
+        </w:r>
+      </w:ins>
+      <w:ins w:id="159" w:author="Benjamin J. Makhlouf" w:date="2026-03-03T14:02:00Z" w16du:dateUtc="2026-03-03T22:02:00Z">
+        <w:r>
+          <w:t>performance across the dataset (ref supp.). These results suggest the ability for the model to reliably classify despite lab-specific variability in laser ablation data.</w:t>
+        </w:r>
+      </w:ins>
+      <w:ins w:id="160" w:author="Benjamin J. Makhlouf" w:date="2026-03-03T14:03:00Z" w16du:dateUtc="2026-03-03T22:03:00Z">
+        <w:r>
+          <w:t xml:space="preserve"> </w:t>
+        </w:r>
+      </w:ins>
+      <w:ins w:id="161" w:author="Benjamin J. Makhlouf" w:date="2026-03-03T13:57:00Z" w16du:dateUtc="2026-03-03T21:57:00Z">
+        <w:r>
+          <w:t xml:space="preserve">However, </w:t>
+        </w:r>
+      </w:ins>
+      <w:del w:id="162" w:author="Benjamin J. Makhlouf" w:date="2026-03-03T13:57:00Z" w16du:dateUtc="2026-03-03T21:57:00Z">
+        <w:r>
+          <w:delText xml:space="preserve">, </w:delText>
+        </w:r>
+        <w:r>
+          <w:delText>which</w:delText>
+        </w:r>
+      </w:del>
+      <w:r>
+        <w:t xml:space="preserve"> we plan to further </w:t>
+      </w:r>
+      <w:ins w:id="163" w:author="Benjamin J. Makhlouf" w:date="2026-03-03T13:57:00Z" w16du:dateUtc="2026-03-03T21:57:00Z">
+        <w:r>
+          <w:t>evaluate</w:t>
+        </w:r>
+        <w:r>
+          <w:t xml:space="preserve"> this performance </w:t>
+        </w:r>
+      </w:ins>
+      <w:del w:id="164" w:author="Benjamin J. Makhlouf" w:date="2026-03-03T13:57:00Z" w16du:dateUtc="2026-03-03T21:57:00Z">
+        <w:r>
+          <w:delText xml:space="preserve">evaluate </w:delText>
+        </w:r>
+      </w:del>
+      <w:r>
+        <w:t xml:space="preserve">as additional, currently unprocessed years of otolith data become available. </w:t>
+      </w:r>
+      <w:del w:id="165" w:author="Benjamin J. Makhlouf" w:date="2026-03-03T13:57:00Z" w16du:dateUtc="2026-03-03T21:57:00Z">
+        <w:r>
+          <w:delText xml:space="preserve">Additionally, sample preparation procedures and </w:delText>
+        </w:r>
+        <w:r>
+          <w:delText xml:space="preserve">LA-ICPMS </w:delText>
+        </w:r>
+        <w:r>
+          <w:delText>specifications may vary among research groups, which could complicate direct comparisons between our dataset and others.</w:delText>
+        </w:r>
+        <w:r>
+          <w:delText xml:space="preserve"> </w:delText>
+        </w:r>
+      </w:del>
+      <w:del w:id="166" w:author="Benjamin J. Makhlouf" w:date="2026-03-03T13:58:00Z" w16du:dateUtc="2026-03-03T21:58:00Z">
+        <w:r>
+          <w:delText xml:space="preserve">This consideration also applies to analyses of juvenile Chinook salmon, which should display comparable isotopic patterns </w:delText>
+        </w:r>
+        <w:r>
+          <w:delText xml:space="preserve">given that </w:delText>
+        </w:r>
+        <w:r>
+          <w:delText xml:space="preserve">our model used only the freshwater region of the otolith. Nevertheless, differences in analytical approaches, particularly when working with much smaller otoliths, could influence results, and this assumption should be evaluated before large-scale application. </w:delText>
+        </w:r>
+      </w:del>
+      <w:r>
+        <w:t xml:space="preserve">Despite these caveats, we expect the </w:t>
+      </w:r>
+      <w:ins w:id="167" w:author="Benjamin J. Makhlouf" w:date="2026-03-03T14:00:00Z" w16du:dateUtc="2026-03-03T22:00:00Z">
+        <w:r>
+          <w:t xml:space="preserve">broad </w:t>
+        </w:r>
+      </w:ins>
+      <w:r>
+        <w:t xml:space="preserve">patterns identified here to be robust across similar data types, particularly when paired with advanced time-series methods </w:t>
       </w:r>
       <w:r>
         <w:t xml:space="preserve">(ex. </w:t>
@@ -9022,12 +9462,12 @@
       <w:r>
         <w:fldChar w:fldCharType="end"/>
       </w:r>
-      <w:ins w:id="96" w:author="Benjamin J. Makhlouf" w:date="2026-03-02T10:27:00Z" w16du:dateUtc="2026-03-02T18:27:00Z">
+      <w:ins w:id="168" w:author="Benjamin J. Makhlouf" w:date="2026-03-02T10:27:00Z" w16du:dateUtc="2026-03-02T18:27:00Z">
         <w:r>
           <w:t xml:space="preserve"> </w:t>
         </w:r>
       </w:ins>
-      <w:del w:id="97" w:author="Benjamin J. Makhlouf" w:date="2026-03-02T10:25:00Z" w16du:dateUtc="2026-03-02T18:25:00Z">
+      <w:del w:id="169" w:author="Benjamin J. Makhlouf" w:date="2026-03-02T10:25:00Z" w16du:dateUtc="2026-03-02T18:25:00Z">
         <w:r>
           <w:delText>(Arai et al., 2025 (</w:delText>
         </w:r>
@@ -9109,26 +9549,26 @@
         <w:t xml:space="preserve">class estimates with </w:t>
       </w:r>
       <w:r>
-        <w:t xml:space="preserve">a true measure of </w:t>
+        <w:t xml:space="preserve">a true measure of model uncertainty. </w:t>
+      </w:r>
+      <w:r>
+        <w:t xml:space="preserve">In turn, </w:t>
+      </w:r>
+      <w:r>
+        <w:t xml:space="preserve">managers </w:t>
+      </w:r>
+      <w:r>
+        <w:t xml:space="preserve">or decision makers may use </w:t>
+      </w:r>
+      <w:r>
+        <w:t xml:space="preserve">the result of the models presented here to make decisions based on flexible </w:t>
+      </w:r>
+      <w:r>
+        <w:t xml:space="preserve">thresholds of misassignment risk which more </w:t>
       </w:r>
       <w:r>
         <w:lastRenderedPageBreak/>
-        <w:t xml:space="preserve">model uncertainty. </w:t>
-      </w:r>
-      <w:r>
-        <w:t xml:space="preserve">In turn, </w:t>
-      </w:r>
-      <w:r>
-        <w:t xml:space="preserve">managers </w:t>
-      </w:r>
-      <w:r>
-        <w:t xml:space="preserve">or decision makers may use </w:t>
-      </w:r>
-      <w:r>
-        <w:t xml:space="preserve">the result of the models presented here to make decisions based on flexible </w:t>
-      </w:r>
-      <w:r>
-        <w:t xml:space="preserve">thresholds of misassignment risk which more accurately </w:t>
+        <w:t xml:space="preserve">accurately </w:t>
       </w:r>
       <w:r>
         <w:t xml:space="preserve">consider </w:t>
@@ -9196,7 +9636,7 @@
       <w:r>
         <w:t xml:space="preserve"> limited for in-season management or rapid research applications. Otolith LA-ICPMS is costly and labor-intensive, making large-scale, real-time assessment of river origin for marine-caught samples impractical. Moreover, otolith collection is lethal, which may be prohibitive given the increasingly endangered status of Chinook salmon in this region</w:t>
       </w:r>
-      <w:ins w:id="98" w:author="Benjamin J. Makhlouf" w:date="2026-03-02T10:29:00Z" w16du:dateUtc="2026-03-02T18:29:00Z">
+      <w:ins w:id="170" w:author="Benjamin J. Makhlouf" w:date="2026-03-02T10:29:00Z" w16du:dateUtc="2026-03-02T18:29:00Z">
         <w:r>
           <w:t xml:space="preserve"> </w:t>
         </w:r>
@@ -9308,38 +9748,38 @@
         <w:rPr>
           <w:rFonts w:ascii="Times New Roman" w:hAnsi="Times New Roman" w:cs="Times New Roman"/>
         </w:rPr>
-        <w:t xml:space="preserve"> In this case, enabling river-basin scale determination of provenance for marine-caught Chinook salmon allows managers to connect region-wide salmon population patterns with river-specific </w:t>
+        <w:t xml:space="preserve"> In this case, enabling river-basin scale determination of provenance for marine-caught Chinook salmon allows managers to connect region-wide salmon population patterns with river-specific population health. </w:t>
+      </w:r>
+      <w:r>
+        <w:rPr>
+          <w:rFonts w:ascii="Times New Roman" w:hAnsi="Times New Roman" w:cs="Times New Roman"/>
+        </w:rPr>
+        <w:t xml:space="preserve">Doing so may allow </w:t>
+      </w:r>
+      <w:r>
+        <w:rPr>
+          <w:rFonts w:ascii="Times New Roman" w:hAnsi="Times New Roman" w:cs="Times New Roman"/>
+        </w:rPr>
+        <w:t xml:space="preserve">researchers </w:t>
+      </w:r>
+      <w:r>
+        <w:rPr>
+          <w:rFonts w:ascii="Times New Roman" w:hAnsi="Times New Roman" w:cs="Times New Roman"/>
+        </w:rPr>
+        <w:t>to</w:t>
+      </w:r>
+      <w:r>
+        <w:rPr>
+          <w:rFonts w:ascii="Times New Roman" w:hAnsi="Times New Roman" w:cs="Times New Roman"/>
+        </w:rPr>
+        <w:t xml:space="preserve"> better understand how ecosystem processes at several spatial scales and across ecosystems are interconnected to informing overall ecosystem </w:t>
       </w:r>
       <w:r>
         <w:rPr>
           <w:rFonts w:ascii="Times New Roman" w:hAnsi="Times New Roman" w:cs="Times New Roman"/>
         </w:rPr>
         <w:lastRenderedPageBreak/>
-        <w:t xml:space="preserve">population health. </w:t>
-      </w:r>
-      <w:r>
-        <w:rPr>
-          <w:rFonts w:ascii="Times New Roman" w:hAnsi="Times New Roman" w:cs="Times New Roman"/>
-        </w:rPr>
-        <w:t xml:space="preserve">Doing so may allow </w:t>
-      </w:r>
-      <w:r>
-        <w:rPr>
-          <w:rFonts w:ascii="Times New Roman" w:hAnsi="Times New Roman" w:cs="Times New Roman"/>
-        </w:rPr>
-        <w:t xml:space="preserve">researchers </w:t>
-      </w:r>
-      <w:r>
-        <w:rPr>
-          <w:rFonts w:ascii="Times New Roman" w:hAnsi="Times New Roman" w:cs="Times New Roman"/>
-        </w:rPr>
-        <w:t>to</w:t>
-      </w:r>
-      <w:r>
-        <w:rPr>
-          <w:rFonts w:ascii="Times New Roman" w:hAnsi="Times New Roman" w:cs="Times New Roman"/>
-        </w:rPr>
-        <w:t xml:space="preserve"> better understand how ecosystem processes at several spatial scales and across ecosystems are interconnected to informing overall ecosystem health. </w:t>
+        <w:t xml:space="preserve">health. </w:t>
       </w:r>
       <w:r>
         <w:rPr>
@@ -9379,7 +9819,13 @@
         <w:ind w:firstLine="720"/>
         <w:outlineLvl w:val="1"/>
         <w:rPr>
-          <w:rFonts w:ascii="Times New Roman" w:hAnsi="Times New Roman" w:cs="Times New Roman"/>
+          <w:color w:val="222222"/>
+          <w:shd w:val="clear" w:color="auto" w:fill="FFFFFF"/>
+          <w:rPrChange w:id="171" w:author="Benjamin J. Makhlouf" w:date="2026-03-03T12:20:00Z" w16du:dateUtc="2026-03-03T20:20:00Z">
+            <w:rPr>
+              <w:rFonts w:ascii="Times New Roman" w:hAnsi="Times New Roman" w:cs="Times New Roman"/>
+            </w:rPr>
+          </w:rPrChange>
         </w:rPr>
       </w:pPr>
       <w:r>
@@ -9402,7 +9848,32 @@
           <w:color w:val="222222"/>
           <w:shd w:val="clear" w:color="auto" w:fill="FFFFFF"/>
         </w:rPr>
-        <w:t>not possible without the efforts of Dr. Sean Brennan, who motivated much of the data collection used in this study, and </w:t>
+        <w:t>not possible without the efforts of Dr. Sean Brennan, who motivated much of the data collection used in this study</w:t>
+      </w:r>
+      <w:ins w:id="172" w:author="Benjamin J. Makhlouf" w:date="2026-03-03T12:18:00Z" w16du:dateUtc="2026-03-03T20:18:00Z">
+        <w:r>
+          <w:rPr>
+            <w:color w:val="222222"/>
+            <w:shd w:val="clear" w:color="auto" w:fill="FFFFFF"/>
+          </w:rPr>
+          <w:t xml:space="preserve"> </w:t>
+        </w:r>
+      </w:ins>
+      <w:del w:id="173" w:author="Benjamin J. Makhlouf" w:date="2026-03-03T12:18:00Z" w16du:dateUtc="2026-03-03T20:18:00Z">
+        <w:r>
+          <w:rPr>
+            <w:color w:val="222222"/>
+            <w:shd w:val="clear" w:color="auto" w:fill="FFFFFF"/>
+          </w:rPr>
+          <w:delText xml:space="preserve">, </w:delText>
+        </w:r>
+      </w:del>
+      <w:r>
+        <w:rPr>
+          <w:color w:val="222222"/>
+          <w:shd w:val="clear" w:color="auto" w:fill="FFFFFF"/>
+        </w:rPr>
+        <w:t>and </w:t>
       </w:r>
       <w:r>
         <w:rPr>
@@ -9432,7 +9903,23 @@
           <w:color w:val="222222"/>
           <w:shd w:val="clear" w:color="auto" w:fill="FFFFFF"/>
         </w:rPr>
-        <w:t>for ecological research in Alaska. We thank the University of Washington’s eScience Institute Data Science and AI Accelerator program, which provided significant mentorship and resources to a</w:t>
+        <w:t>for ecological research</w:t>
+      </w:r>
+      <w:del w:id="174" w:author="Benjamin J. Makhlouf" w:date="2026-03-03T12:18:00Z" w16du:dateUtc="2026-03-03T20:18:00Z">
+        <w:r>
+          <w:rPr>
+            <w:color w:val="222222"/>
+            <w:shd w:val="clear" w:color="auto" w:fill="FFFFFF"/>
+          </w:rPr>
+          <w:delText xml:space="preserve"> in Alaska</w:delText>
+        </w:r>
+      </w:del>
+      <w:r>
+        <w:rPr>
+          <w:color w:val="222222"/>
+          <w:shd w:val="clear" w:color="auto" w:fill="FFFFFF"/>
+        </w:rPr>
+        <w:t>. We thank the University of Washington’s eScience Institute Data Science and AI Accelerator program, which provided significant mentorship and resources to a</w:t>
       </w:r>
       <w:r>
         <w:rPr>
@@ -9447,7 +9934,23 @@
           <w:color w:val="222222"/>
           <w:shd w:val="clear" w:color="auto" w:fill="FFFFFF"/>
         </w:rPr>
-        <w:t>this project. We thank the efforts of Alaska </w:t>
+        <w:t xml:space="preserve">this project. We </w:t>
+      </w:r>
+      <w:ins w:id="175" w:author="Benjamin J. Makhlouf" w:date="2026-03-03T12:18:00Z" w16du:dateUtc="2026-03-03T20:18:00Z">
+        <w:r>
+          <w:rPr>
+            <w:color w:val="222222"/>
+            <w:shd w:val="clear" w:color="auto" w:fill="FFFFFF"/>
+          </w:rPr>
+          <w:t xml:space="preserve">also </w:t>
+        </w:r>
+      </w:ins>
+      <w:r>
+        <w:rPr>
+          <w:color w:val="222222"/>
+          <w:shd w:val="clear" w:color="auto" w:fill="FFFFFF"/>
+        </w:rPr>
+        <w:t>thank the efforts of Alaska </w:t>
       </w:r>
       <w:r>
         <w:rPr>
@@ -9591,7 +10094,50 @@
           <w:color w:val="222222"/>
           <w:shd w:val="clear" w:color="auto" w:fill="FFFFFF"/>
         </w:rPr>
-        <w:t>this study. This work w</w:t>
+        <w:t xml:space="preserve">this study. </w:t>
+      </w:r>
+      <w:ins w:id="176" w:author="Benjamin J. Makhlouf" w:date="2026-03-03T12:19:00Z" w16du:dateUtc="2026-03-03T20:19:00Z">
+        <w:r>
+          <w:rPr>
+            <w:color w:val="222222"/>
+            <w:shd w:val="clear" w:color="auto" w:fill="FFFFFF"/>
+          </w:rPr>
+          <w:t>The University of Utah Strontium Metals lab have been longstanding partners in performing laser ablation and consulting on L</w:t>
+        </w:r>
+      </w:ins>
+      <w:ins w:id="177" w:author="Benjamin J. Makhlouf" w:date="2026-03-03T12:20:00Z" w16du:dateUtc="2026-03-03T20:20:00Z">
+        <w:r>
+          <w:rPr>
+            <w:color w:val="222222"/>
+            <w:shd w:val="clear" w:color="auto" w:fill="FFFFFF"/>
+          </w:rPr>
+          <w:t>A-ICPMS data, and we thank them for their continued support and contribution to producing this dataset.</w:t>
+        </w:r>
+      </w:ins>
+      <w:ins w:id="178" w:author="Benjamin J. Makhlouf" w:date="2026-03-03T12:21:00Z" w16du:dateUtc="2026-03-03T20:21:00Z">
+        <w:r>
+          <w:rPr>
+            <w:color w:val="222222"/>
+            <w:shd w:val="clear" w:color="auto" w:fill="FFFFFF"/>
+          </w:rPr>
+          <w:t xml:space="preserve"> We also acknowledge the Keck lab at Oregon State University for their support and guidance.</w:t>
+        </w:r>
+      </w:ins>
+      <w:ins w:id="179" w:author="Benjamin J. Makhlouf" w:date="2026-03-03T12:20:00Z" w16du:dateUtc="2026-03-03T20:20:00Z">
+        <w:r>
+          <w:rPr>
+            <w:color w:val="222222"/>
+            <w:shd w:val="clear" w:color="auto" w:fill="FFFFFF"/>
+          </w:rPr>
+          <w:t xml:space="preserve"> </w:t>
+        </w:r>
+      </w:ins>
+      <w:r>
+        <w:rPr>
+          <w:color w:val="222222"/>
+          <w:shd w:val="clear" w:color="auto" w:fill="FFFFFF"/>
+        </w:rPr>
+        <w:t>This work w</w:t>
       </w:r>
       <w:r>
         <w:rPr>
@@ -9771,7 +10317,14 @@
         <w:rPr>
           <w:rFonts w:ascii="Times New Roman" w:hAnsi="Times New Roman" w:cs="Times New Roman"/>
         </w:rPr>
-        <w:t xml:space="preserve"> provided technical expertise and provided extensive consultation on project direction. Daniel E. Schindler directed the project and analysis, secured funding, and helped develop the manuscript. All authors contributed to editing the final manuscript. </w:t>
+        <w:t xml:space="preserve"> provided technical expertise and provided extensive consultation on project direction. Daniel E. Schindler </w:t>
+      </w:r>
+      <w:r>
+        <w:rPr>
+          <w:rFonts w:ascii="Times New Roman" w:hAnsi="Times New Roman" w:cs="Times New Roman"/>
+        </w:rPr>
+        <w:lastRenderedPageBreak/>
+        <w:t xml:space="preserve">directed the project and analysis, secured funding, and helped develop the manuscript. All authors contributed to editing the final manuscript. </w:t>
       </w:r>
     </w:p>
     <w:p>
@@ -10089,6 +10642,7 @@
         <w:rPr>
           <w:rFonts w:ascii="Times New Roman" w:hAnsi="Times New Roman" w:cs="Times New Roman"/>
         </w:rPr>
+        <w:lastRenderedPageBreak/>
         <w:t xml:space="preserve">Brennan, S. R., Cline, T. J., &amp; Schindler, D. E. (2019). Quantifying habitat use of migratory fish across riverscapes using space-time isotope models. </w:t>
       </w:r>
       <w:r>
@@ -10173,7 +10727,6 @@
         <w:rPr>
           <w:rFonts w:ascii="Times New Roman" w:hAnsi="Times New Roman" w:cs="Times New Roman"/>
         </w:rPr>
-        <w:lastRenderedPageBreak/>
         <w:t xml:space="preserve">Brennan, S. R., Zimmerman, C. E., Fernandez, D. P., Cerling, T. E., McPhee, M. V., &amp; Wooller, M. J. (2015). Strontium isotopes delineate fine-scale natal origins and migration histories of Pacific salmon. </w:t>
       </w:r>
       <w:r>
@@ -10552,6 +11105,7 @@
         <w:rPr>
           <w:rFonts w:ascii="Times New Roman" w:hAnsi="Times New Roman" w:cs="Times New Roman"/>
         </w:rPr>
+        <w:lastRenderedPageBreak/>
         <w:t xml:space="preserve">Hess, J. E., Whiteaker, J. M., Fryer, J. K., &amp; Narum, S. R. (2014). Monitoring Stock‐Specific Abundance, Run Timing, and Straying of Chinook Salmon in the Columbia River Using Genetic Stock Identification (GSI). </w:t>
       </w:r>
       <w:r>
@@ -10636,7 +11190,6 @@
         <w:rPr>
           <w:rFonts w:ascii="Times New Roman" w:hAnsi="Times New Roman" w:cs="Times New Roman"/>
         </w:rPr>
-        <w:lastRenderedPageBreak/>
         <w:t xml:space="preserve">Kuhn, M., Vaughn, D., &amp; Ruiz, E. (2025). </w:t>
       </w:r>
       <w:r>
@@ -10903,7 +11456,14 @@
         <w:rPr>
           <w:rFonts w:ascii="Times New Roman" w:hAnsi="Times New Roman" w:cs="Times New Roman"/>
         </w:rPr>
-        <w:t xml:space="preserve">Reis-Santos, P., Gillanders, B. M., Sturrock, A. M., Izzo, C., Oxman, D. S., Lueders-Dumont, J. A., Hüssy, K., Tanner, S. E., Rogers, T., Doubleday, Z. A., Andrews, A. H., Trueman, C., Brophy, D., Thiem, J. D., Baumgartner, L. J., Willmes, M., Chung, M.-T., Charapata, P., Johnson, R. C., … Walther, B. D. (2022). Reading the biomineralized book of life: Expanding otolith biogeochemical research and applications for fisheries and ecosystem-based management. </w:t>
+        <w:t xml:space="preserve">Reis-Santos, P., Gillanders, B. M., Sturrock, A. M., Izzo, C., Oxman, D. S., Lueders-Dumont, J. A., Hüssy, K., Tanner, S. E., Rogers, T., Doubleday, Z. A., Andrews, A. H., Trueman, C., Brophy, D., Thiem, J. D., Baumgartner, L. J., Willmes, M., Chung, M.-T., Charapata, P., Johnson, R. C., … Walther, B. D. (2022). Reading the biomineralized book of life: Expanding otolith </w:t>
+      </w:r>
+      <w:r>
+        <w:rPr>
+          <w:rFonts w:ascii="Times New Roman" w:hAnsi="Times New Roman" w:cs="Times New Roman"/>
+        </w:rPr>
+        <w:lastRenderedPageBreak/>
+        <w:t xml:space="preserve">biogeochemical research and applications for fisheries and ecosystem-based management. </w:t>
       </w:r>
       <w:r>
         <w:rPr>
@@ -10959,7 +11519,6 @@
         <w:rPr>
           <w:rFonts w:ascii="Times New Roman" w:hAnsi="Times New Roman" w:cs="Times New Roman"/>
         </w:rPr>
-        <w:lastRenderedPageBreak/>
         <w:t xml:space="preserve">Silva Filho, T., Song, H., Perello-Nieto, M., Santos-Rodriguez, R., Kull, M., &amp; Flach, P. (2023). Classifier calibration: A survey on how to assess and improve predicted class probabilities. </w:t>
       </w:r>
       <w:r>
@@ -11607,13 +12166,20 @@
       <w:pPr>
         <w:rPr>
           <w:rFonts w:ascii="Times New Roman" w:hAnsi="Times New Roman" w:cs="Times New Roman"/>
-        </w:rPr>
-      </w:pPr>
-      <w:r>
-        <w:rPr>
-          <w:rFonts w:ascii="Times New Roman" w:hAnsi="Times New Roman" w:cs="Times New Roman"/>
           <w:b/>
           <w:bCs/>
+          <w:rPrChange w:id="180" w:author="Benjamin J. Makhlouf" w:date="2026-03-03T12:24:00Z" w16du:dateUtc="2026-03-03T20:24:00Z">
+            <w:rPr>
+              <w:rFonts w:ascii="Times New Roman" w:hAnsi="Times New Roman" w:cs="Times New Roman"/>
+            </w:rPr>
+          </w:rPrChange>
+        </w:rPr>
+      </w:pPr>
+      <w:r>
+        <w:rPr>
+          <w:rFonts w:ascii="Times New Roman" w:hAnsi="Times New Roman" w:cs="Times New Roman"/>
+          <w:b/>
+          <w:bCs/>
         </w:rPr>
         <w:t>Figure 2:</w:t>
       </w:r>
@@ -11621,9 +12187,79 @@
         <w:rPr>
           <w:rFonts w:ascii="Times New Roman" w:hAnsi="Times New Roman" w:cs="Times New Roman"/>
         </w:rPr>
-        <w:t xml:space="preserve"> Principal Component analysis of GAM smoothed timeseries data (n = 2,531 otoliths). S</w:t>
-      </w:r>
-      <w:ins w:id="99" w:author="Benjamin J. Makhlouf" w:date="2026-03-01T20:18:00Z" w16du:dateUtc="2026-03-02T04:18:00Z">
+        <w:t xml:space="preserve"> </w:t>
+      </w:r>
+      <w:r>
+        <w:rPr>
+          <w:rFonts w:ascii="Times New Roman" w:hAnsi="Times New Roman" w:cs="Times New Roman"/>
+        </w:rPr>
+        <w:t xml:space="preserve">Principal Component analysis of GAM smoothed </w:t>
+      </w:r>
+      <w:ins w:id="181" w:author="Benjamin J. Makhlouf" w:date="2026-03-03T12:23:00Z" w16du:dateUtc="2026-03-03T20:23:00Z">
+        <w:r>
+          <w:rPr>
+            <w:rFonts w:ascii="Times New Roman" w:hAnsi="Times New Roman" w:cs="Times New Roman"/>
+          </w:rPr>
+          <w:t xml:space="preserve">⁸⁷Sr/⁸⁶Sr </w:t>
+        </w:r>
+      </w:ins>
+      <w:r>
+        <w:rPr>
+          <w:rFonts w:ascii="Times New Roman" w:hAnsi="Times New Roman" w:cs="Times New Roman"/>
+        </w:rPr>
+        <w:t>timeseries data</w:t>
+      </w:r>
+      <w:ins w:id="182" w:author="Benjamin J. Makhlouf" w:date="2026-03-03T12:23:00Z" w16du:dateUtc="2026-03-03T20:23:00Z">
+        <w:r>
+          <w:rPr>
+            <w:rFonts w:ascii="Times New Roman" w:hAnsi="Times New Roman" w:cs="Times New Roman"/>
+          </w:rPr>
+          <w:t xml:space="preserve"> collected from Chinook salmon otoliths in western Alaska</w:t>
+        </w:r>
+      </w:ins>
+      <w:r>
+        <w:rPr>
+          <w:rFonts w:ascii="Times New Roman" w:hAnsi="Times New Roman" w:cs="Times New Roman"/>
+        </w:rPr>
+        <w:t xml:space="preserve"> (n = 2,531 otoliths). </w:t>
+      </w:r>
+      <w:ins w:id="183" w:author="Benjamin J. Makhlouf" w:date="2026-03-03T12:23:00Z" w16du:dateUtc="2026-03-03T20:23:00Z">
+        <w:r>
+          <w:rPr>
+            <w:rFonts w:ascii="Times New Roman" w:hAnsi="Times New Roman" w:cs="Times New Roman"/>
+            <w:rPrChange w:id="184" w:author="Benjamin J. Makhlouf" w:date="2026-03-03T12:25:00Z" w16du:dateUtc="2026-03-03T20:25:00Z">
+              <w:rPr>
+                <w:rFonts w:ascii="Times New Roman" w:hAnsi="Times New Roman" w:cs="Times New Roman"/>
+                <w:b/>
+                <w:bCs/>
+              </w:rPr>
+            </w:rPrChange>
+          </w:rPr>
+          <w:t xml:space="preserve">Each point represents otolith Sr8786 data </w:t>
+        </w:r>
+      </w:ins>
+      <w:ins w:id="185" w:author="Benjamin J. Makhlouf" w:date="2026-03-03T12:24:00Z" w16du:dateUtc="2026-03-03T20:24:00Z">
+        <w:r>
+          <w:rPr>
+            <w:rFonts w:ascii="Times New Roman" w:hAnsi="Times New Roman" w:cs="Times New Roman"/>
+            <w:rPrChange w:id="186" w:author="Benjamin J. Makhlouf" w:date="2026-03-03T12:25:00Z" w16du:dateUtc="2026-03-03T20:25:00Z">
+              <w:rPr>
+                <w:rFonts w:ascii="Times New Roman" w:hAnsi="Times New Roman" w:cs="Times New Roman"/>
+                <w:b/>
+                <w:bCs/>
+              </w:rPr>
+            </w:rPrChange>
+          </w:rPr>
+          <w:t xml:space="preserve">from the onset of the natal origin signature until marine entry, smoothed with a generalized additive model (GAM). </w:t>
+        </w:r>
+      </w:ins>
+      <w:r>
+        <w:rPr>
+          <w:rFonts w:ascii="Times New Roman" w:hAnsi="Times New Roman" w:cs="Times New Roman"/>
+        </w:rPr>
+        <w:t>S</w:t>
+      </w:r>
+      <w:ins w:id="187" w:author="Benjamin J. Makhlouf" w:date="2026-03-01T20:18:00Z" w16du:dateUtc="2026-03-02T04:18:00Z">
         <w:r>
           <w:rPr>
             <w:rFonts w:ascii="Times New Roman" w:hAnsi="Times New Roman" w:cs="Times New Roman"/>
@@ -11631,7 +12267,7 @@
           <w:t>ubstantial</w:t>
         </w:r>
       </w:ins>
-      <w:del w:id="100" w:author="Benjamin J. Makhlouf" w:date="2026-03-01T20:18:00Z" w16du:dateUtc="2026-03-02T04:18:00Z">
+      <w:del w:id="188" w:author="Benjamin J. Makhlouf" w:date="2026-03-01T20:18:00Z" w16du:dateUtc="2026-03-02T04:18:00Z">
         <w:r>
           <w:rPr>
             <w:rFonts w:ascii="Times New Roman" w:hAnsi="Times New Roman" w:cs="Times New Roman"/>
@@ -11643,7 +12279,123 @@
         <w:rPr>
           <w:rFonts w:ascii="Times New Roman" w:hAnsi="Times New Roman" w:cs="Times New Roman"/>
         </w:rPr>
-        <w:t xml:space="preserve"> clustering is evident, but with overlap between all watersheds. Yukon (Blue points) contain a much larger range of values, indicative of the large range in natal ⁸⁷Sr/⁸⁶Sr values in the basin. Kuskokwim (Red points) overlap between both Nushagak and Yukon fish, likely due to its position in the region between both watersheds. </w:t>
+        <w:t xml:space="preserve"> clustering </w:t>
+      </w:r>
+      <w:ins w:id="189" w:author="Benjamin J. Makhlouf" w:date="2026-03-03T12:24:00Z" w16du:dateUtc="2026-03-03T20:24:00Z">
+        <w:r>
+          <w:rPr>
+            <w:rFonts w:ascii="Times New Roman" w:hAnsi="Times New Roman" w:cs="Times New Roman"/>
+          </w:rPr>
+          <w:t xml:space="preserve">by watershed </w:t>
+        </w:r>
+      </w:ins>
+      <w:r>
+        <w:rPr>
+          <w:rFonts w:ascii="Times New Roman" w:hAnsi="Times New Roman" w:cs="Times New Roman"/>
+        </w:rPr>
+        <w:t xml:space="preserve">is evident, </w:t>
+      </w:r>
+      <w:ins w:id="190" w:author="Benjamin J. Makhlouf" w:date="2026-03-03T12:24:00Z" w16du:dateUtc="2026-03-03T20:24:00Z">
+        <w:r>
+          <w:rPr>
+            <w:rFonts w:ascii="Times New Roman" w:hAnsi="Times New Roman" w:cs="Times New Roman"/>
+          </w:rPr>
+          <w:t xml:space="preserve">however, there is significant </w:t>
+        </w:r>
+      </w:ins>
+      <w:del w:id="191" w:author="Benjamin J. Makhlouf" w:date="2026-03-03T12:24:00Z" w16du:dateUtc="2026-03-03T20:24:00Z">
+        <w:r>
+          <w:rPr>
+            <w:rFonts w:ascii="Times New Roman" w:hAnsi="Times New Roman" w:cs="Times New Roman"/>
+          </w:rPr>
+          <w:delText xml:space="preserve">but with </w:delText>
+        </w:r>
+      </w:del>
+      <w:r>
+        <w:rPr>
+          <w:rFonts w:ascii="Times New Roman" w:hAnsi="Times New Roman" w:cs="Times New Roman"/>
+        </w:rPr>
+        <w:t xml:space="preserve">overlap between all watersheds. Yukon (Blue points) contain a much larger range of values, indicative of the large range in natal ⁸⁷Sr/⁸⁶Sr values in the basin. Kuskokwim (Red points) </w:t>
+      </w:r>
+      <w:ins w:id="192" w:author="Benjamin J. Makhlouf" w:date="2026-03-03T12:24:00Z" w16du:dateUtc="2026-03-03T20:24:00Z">
+        <w:r>
+          <w:rPr>
+            <w:rFonts w:ascii="Times New Roman" w:hAnsi="Times New Roman" w:cs="Times New Roman"/>
+          </w:rPr>
+          <w:t xml:space="preserve">are nearly completely </w:t>
+        </w:r>
+      </w:ins>
+      <w:r>
+        <w:rPr>
+          <w:rFonts w:ascii="Times New Roman" w:hAnsi="Times New Roman" w:cs="Times New Roman"/>
+        </w:rPr>
+        <w:t>overlap</w:t>
+      </w:r>
+      <w:ins w:id="193" w:author="Benjamin J. Makhlouf" w:date="2026-03-03T12:24:00Z" w16du:dateUtc="2026-03-03T20:24:00Z">
+        <w:r>
+          <w:rPr>
+            <w:rFonts w:ascii="Times New Roman" w:hAnsi="Times New Roman" w:cs="Times New Roman"/>
+          </w:rPr>
+          <w:t xml:space="preserve">ped </w:t>
+        </w:r>
+      </w:ins>
+      <w:del w:id="194" w:author="Benjamin J. Makhlouf" w:date="2026-03-03T12:24:00Z" w16du:dateUtc="2026-03-03T20:24:00Z">
+        <w:r>
+          <w:rPr>
+            <w:rFonts w:ascii="Times New Roman" w:hAnsi="Times New Roman" w:cs="Times New Roman"/>
+          </w:rPr>
+          <w:delText xml:space="preserve"> </w:delText>
+        </w:r>
+      </w:del>
+      <w:ins w:id="195" w:author="Benjamin J. Makhlouf" w:date="2026-03-03T12:25:00Z" w16du:dateUtc="2026-03-03T20:25:00Z">
+        <w:r>
+          <w:rPr>
+            <w:rFonts w:ascii="Times New Roman" w:hAnsi="Times New Roman" w:cs="Times New Roman"/>
+          </w:rPr>
+          <w:t xml:space="preserve">by </w:t>
+        </w:r>
+      </w:ins>
+      <w:del w:id="196" w:author="Benjamin J. Makhlouf" w:date="2026-03-03T12:25:00Z" w16du:dateUtc="2026-03-03T20:25:00Z">
+        <w:r>
+          <w:rPr>
+            <w:rFonts w:ascii="Times New Roman" w:hAnsi="Times New Roman" w:cs="Times New Roman"/>
+          </w:rPr>
+          <w:delText xml:space="preserve">between </w:delText>
+        </w:r>
+      </w:del>
+      <w:r>
+        <w:rPr>
+          <w:rFonts w:ascii="Times New Roman" w:hAnsi="Times New Roman" w:cs="Times New Roman"/>
+        </w:rPr>
+        <w:t xml:space="preserve">both Nushagak and Yukon </w:t>
+      </w:r>
+      <w:ins w:id="197" w:author="Benjamin J. Makhlouf" w:date="2026-03-03T12:25:00Z" w16du:dateUtc="2026-03-03T20:25:00Z">
+        <w:r>
+          <w:rPr>
+            <w:rFonts w:ascii="Times New Roman" w:hAnsi="Times New Roman" w:cs="Times New Roman"/>
+          </w:rPr>
+          <w:t>samples</w:t>
+        </w:r>
+      </w:ins>
+      <w:del w:id="198" w:author="Benjamin J. Makhlouf" w:date="2026-03-03T12:25:00Z" w16du:dateUtc="2026-03-03T20:25:00Z">
+        <w:r>
+          <w:rPr>
+            <w:rFonts w:ascii="Times New Roman" w:hAnsi="Times New Roman" w:cs="Times New Roman"/>
+          </w:rPr>
+          <w:delText>fish</w:delText>
+        </w:r>
+      </w:del>
+      <w:r>
+        <w:rPr>
+          <w:rFonts w:ascii="Times New Roman" w:hAnsi="Times New Roman" w:cs="Times New Roman"/>
+        </w:rPr>
+        <w:t>, likely due to its position in the region between both watersheds.</w:t>
+      </w:r>
+      <w:r>
+        <w:rPr>
+          <w:rFonts w:ascii="Times New Roman" w:hAnsi="Times New Roman" w:cs="Times New Roman"/>
+        </w:rPr>
+        <w:t xml:space="preserve"> </w:t>
       </w:r>
     </w:p>
     <w:p>
@@ -11738,8 +12490,104 @@
         <w:rPr>
           <w:rFonts w:ascii="Times New Roman" w:hAnsi="Times New Roman" w:cs="Times New Roman"/>
         </w:rPr>
-        <w:t xml:space="preserve">A) Principal component analysis of all samples with a natal origin ⁸⁷Sr/⁸⁶Sr of 0.7080 - 0.7085. Clustering among watersheds is evident between principal components 1 and 2 (68.39% of variance), as well as between principal components 2 and 3 (31.16% of variance). There is some overlap between all three watersheds in both cases. B) Sample otolith LA timeseries </w:t>
-      </w:r>
+        <w:t xml:space="preserve">A) Principal component analysis of </w:t>
+      </w:r>
+      <w:ins w:id="199" w:author="Benjamin J. Makhlouf" w:date="2026-03-03T12:25:00Z" w16du:dateUtc="2026-03-03T20:25:00Z">
+        <w:r>
+          <w:rPr>
+            <w:rFonts w:ascii="Times New Roman" w:hAnsi="Times New Roman" w:cs="Times New Roman"/>
+          </w:rPr>
+          <w:t xml:space="preserve">otolith </w:t>
+        </w:r>
+      </w:ins>
+      <w:ins w:id="200" w:author="Benjamin J. Makhlouf" w:date="2026-03-03T12:26:00Z" w16du:dateUtc="2026-03-03T20:26:00Z">
+        <w:r>
+          <w:rPr>
+            <w:rFonts w:ascii="Times New Roman" w:hAnsi="Times New Roman" w:cs="Times New Roman"/>
+          </w:rPr>
+          <w:t xml:space="preserve">⁸⁷Sr/⁸⁶Sr </w:t>
+        </w:r>
+        <w:r>
+          <w:rPr>
+            <w:rFonts w:ascii="Times New Roman" w:hAnsi="Times New Roman" w:cs="Times New Roman"/>
+          </w:rPr>
+          <w:t>timeseries</w:t>
+        </w:r>
+      </w:ins>
+      <w:del w:id="201" w:author="Benjamin J. Makhlouf" w:date="2026-03-03T12:25:00Z" w16du:dateUtc="2026-03-03T20:25:00Z">
+        <w:r>
+          <w:rPr>
+            <w:rFonts w:ascii="Times New Roman" w:hAnsi="Times New Roman" w:cs="Times New Roman"/>
+          </w:rPr>
+          <w:delText>all</w:delText>
+        </w:r>
+      </w:del>
+      <w:del w:id="202" w:author="Benjamin J. Makhlouf" w:date="2026-03-03T12:26:00Z" w16du:dateUtc="2026-03-03T20:26:00Z">
+        <w:r>
+          <w:rPr>
+            <w:rFonts w:ascii="Times New Roman" w:hAnsi="Times New Roman" w:cs="Times New Roman"/>
+          </w:rPr>
+          <w:delText xml:space="preserve"> samples</w:delText>
+        </w:r>
+      </w:del>
+      <w:r>
+        <w:rPr>
+          <w:rFonts w:ascii="Times New Roman" w:hAnsi="Times New Roman" w:cs="Times New Roman"/>
+        </w:rPr>
+        <w:t xml:space="preserve"> with a natal origin ⁸⁷Sr/⁸⁶Sr of 0.7080 - 0.7085. </w:t>
+      </w:r>
+      <w:ins w:id="203" w:author="Benjamin J. Makhlouf" w:date="2026-03-03T12:26:00Z" w16du:dateUtc="2026-03-03T20:26:00Z">
+        <w:r>
+          <w:rPr>
+            <w:rFonts w:ascii="Times New Roman" w:hAnsi="Times New Roman" w:cs="Times New Roman"/>
+          </w:rPr>
+          <w:t xml:space="preserve">These individuals are unable to be </w:t>
+        </w:r>
+      </w:ins>
+      <w:ins w:id="204" w:author="Benjamin J. Makhlouf" w:date="2026-03-03T12:27:00Z" w16du:dateUtc="2026-03-03T20:27:00Z">
+        <w:r>
+          <w:rPr>
+            <w:rFonts w:ascii="Times New Roman" w:hAnsi="Times New Roman" w:cs="Times New Roman"/>
+          </w:rPr>
+          <w:t xml:space="preserve">distinguished using the natal origin value alone. </w:t>
+        </w:r>
+      </w:ins>
+      <w:r>
+        <w:rPr>
+          <w:rFonts w:ascii="Times New Roman" w:hAnsi="Times New Roman" w:cs="Times New Roman"/>
+        </w:rPr>
+        <w:t xml:space="preserve">Clustering among watersheds is evident between principal components 1 and 2 (68.39% of variance), as well as between principal components 2 and 3 (31.16% of variance). There is some overlap between all three watersheds in both cases. B) </w:t>
+      </w:r>
+      <w:ins w:id="205" w:author="Benjamin J. Makhlouf" w:date="2026-03-03T12:27:00Z" w16du:dateUtc="2026-03-03T20:27:00Z">
+        <w:r>
+          <w:rPr>
+            <w:rFonts w:ascii="Times New Roman" w:hAnsi="Times New Roman" w:cs="Times New Roman"/>
+          </w:rPr>
+          <w:t>A single representative sample of</w:t>
+        </w:r>
+      </w:ins>
+      <w:del w:id="206" w:author="Benjamin J. Makhlouf" w:date="2026-03-03T12:27:00Z" w16du:dateUtc="2026-03-03T20:27:00Z">
+        <w:r>
+          <w:rPr>
+            <w:rFonts w:ascii="Times New Roman" w:hAnsi="Times New Roman" w:cs="Times New Roman"/>
+          </w:rPr>
+          <w:delText>Sample</w:delText>
+        </w:r>
+      </w:del>
+      <w:r>
+        <w:rPr>
+          <w:rFonts w:ascii="Times New Roman" w:hAnsi="Times New Roman" w:cs="Times New Roman"/>
+        </w:rPr>
+        <w:t xml:space="preserve"> otolith LA timeseries </w:t>
+      </w:r>
+      <w:ins w:id="207" w:author="Benjamin J. Makhlouf" w:date="2026-03-03T13:32:00Z" w16du:dateUtc="2026-03-03T21:32:00Z">
+        <w:r>
+          <w:rPr>
+            <w:rFonts w:ascii="Times New Roman" w:hAnsi="Times New Roman" w:cs="Times New Roman"/>
+          </w:rPr>
+          <w:t xml:space="preserve">for each watershed, smoothed by a generalized additive model (GAM). The smoothed line is </w:t>
+        </w:r>
+      </w:ins>
       <w:r>
         <w:rPr>
           <w:rFonts w:ascii="Times New Roman" w:hAnsi="Times New Roman" w:cs="Times New Roman"/>
@@ -11750,7 +12598,35 @@
         <w:rPr>
           <w:rFonts w:ascii="Times New Roman" w:hAnsi="Times New Roman" w:cs="Times New Roman"/>
         </w:rPr>
-        <w:t>d by the absolute value of the PCA loadings at associated timeseries indices. PC1 (top row) shows high loading on the middle section of the timeseries after the natal origin region. PC2 is driven by the region of the timeseries towards the marine entry, likely the result of mainstem migration to the ocean. Separation along PC3 is driven by the very beginning of the timeseries, which is the region associated with the natal origin. Notably, Yukon individuals from the CWAK region contain a less pronounces mainstem signal as compared to their counterpart from the upper or middle Yukon genetic groups.</w:t>
+        <w:t>d by the absolute value of</w:t>
+      </w:r>
+      <w:del w:id="208" w:author="Benjamin J. Makhlouf" w:date="2026-03-03T12:27:00Z" w16du:dateUtc="2026-03-03T20:27:00Z">
+        <w:r>
+          <w:rPr>
+            <w:rFonts w:ascii="Times New Roman" w:hAnsi="Times New Roman" w:cs="Times New Roman"/>
+          </w:rPr>
+          <w:delText xml:space="preserve"> the</w:delText>
+        </w:r>
+      </w:del>
+      <w:r>
+        <w:rPr>
+          <w:rFonts w:ascii="Times New Roman" w:hAnsi="Times New Roman" w:cs="Times New Roman"/>
+        </w:rPr>
+        <w:t xml:space="preserve"> PCA loadings at associated </w:t>
+      </w:r>
+      <w:del w:id="209" w:author="Benjamin J. Makhlouf" w:date="2026-03-03T12:27:00Z" w16du:dateUtc="2026-03-03T20:27:00Z">
+        <w:r>
+          <w:rPr>
+            <w:rFonts w:ascii="Times New Roman" w:hAnsi="Times New Roman" w:cs="Times New Roman"/>
+          </w:rPr>
+          <w:delText xml:space="preserve">timeseries </w:delText>
+        </w:r>
+      </w:del>
+      <w:r>
+        <w:rPr>
+          <w:rFonts w:ascii="Times New Roman" w:hAnsi="Times New Roman" w:cs="Times New Roman"/>
+        </w:rPr>
+        <w:t>indices. PC1 (top row) shows high loading on the middle section of the timeseries after the natal origin region. PC2 is driven by the region of the timeseries towards the marine entry, likely the result of mainstem migration to the ocean. Separation along PC3 is driven by the very beginning of the timeseries, which is the region associated with the natal origin. Notably, Yukon individuals from the CWAK region contain a less pronounces mainstem signal as compared to their counterpart from the upper or middle Yukon genetic groups.</w:t>
       </w:r>
     </w:p>
     <w:p>
@@ -11894,7 +12770,33 @@
         <w:rPr>
           <w:rFonts w:ascii="Times New Roman" w:hAnsi="Times New Roman" w:cs="Times New Roman"/>
         </w:rPr>
-        <w:t xml:space="preserve"> Model Performance comparison among data preprocessing steps and model types. Accuracy indicates the proportion of each class correctly classified. F1-Score is the harmonic mean of precision and recall, providing a balanced performance measure across all watershed classes. Results compare two ⁸⁷Sr/⁸⁶Sr timeseries smoothing methods (GAM, MA) and three machine learning algorithms (Random Forest, SVM, KNN) using either all test data (Total) or only overlapping isotope ranges </w:t>
+        <w:t xml:space="preserve"> Model Performance comparison among data preprocessing steps and model types</w:t>
+      </w:r>
+      <w:ins w:id="210" w:author="Benjamin J. Makhlouf" w:date="2026-03-03T12:28:00Z" w16du:dateUtc="2026-03-03T20:28:00Z">
+        <w:r>
+          <w:rPr>
+            <w:rFonts w:ascii="Times New Roman" w:hAnsi="Times New Roman" w:cs="Times New Roman"/>
+          </w:rPr>
+          <w:t xml:space="preserve"> on otolith </w:t>
+        </w:r>
+        <w:r>
+          <w:rPr>
+            <w:rFonts w:ascii="Times New Roman" w:hAnsi="Times New Roman" w:cs="Times New Roman"/>
+          </w:rPr>
+          <w:t>⁸⁷Sr/⁸⁶Sr</w:t>
+        </w:r>
+        <w:r>
+          <w:rPr>
+            <w:rFonts w:ascii="Times New Roman" w:hAnsi="Times New Roman" w:cs="Times New Roman"/>
+          </w:rPr>
+          <w:t xml:space="preserve"> timeseries from Chinook salmon in Western Alaska watersheds</w:t>
+        </w:r>
+      </w:ins>
+      <w:r>
+        <w:rPr>
+          <w:rFonts w:ascii="Times New Roman" w:hAnsi="Times New Roman" w:cs="Times New Roman"/>
+        </w:rPr>
+        <w:t xml:space="preserve">. Accuracy indicates the proportion of each class correctly classified. F1-Score is the harmonic mean of precision and recall, providing a balanced performance measure across all watershed classes. Results compare two ⁸⁷Sr/⁸⁶Sr timeseries smoothing methods (GAM, MA) and three machine learning algorithms (Random Forest, SVM, KNN) using either all test data (Total) or only overlapping isotope ranges </w:t>
       </w:r>
       <w:r>
         <w:rPr>
@@ -12116,8 +13018,80 @@
         <w:rPr>
           <w:rFonts w:ascii="Times New Roman" w:hAnsi="Times New Roman" w:cs="Times New Roman"/>
         </w:rPr>
-        <w:t xml:space="preserve"> Confusion matrix from the highest performing model (Random Forest on GAM Smoothed data) for both total test set and overlapping subset. Boxes along the horizontal axis indicate correctly classified individuals (red). Vertical axis labels are the actual watershed labels whereas horizontal labels are the predicted class from the model. Percentages indicate the percent of the actual class identified as the predicted class and numbers indicate the number of the actual class assigned to the predicted class. </w:t>
-      </w:r>
+        <w:t xml:space="preserve"> Confusion matrix from the highest performing </w:t>
+      </w:r>
+      <w:ins w:id="211" w:author="Benjamin J. Makhlouf" w:date="2026-03-03T12:29:00Z" w16du:dateUtc="2026-03-03T20:29:00Z">
+        <w:r>
+          <w:rPr>
+            <w:rFonts w:ascii="Times New Roman" w:hAnsi="Times New Roman" w:cs="Times New Roman"/>
+          </w:rPr>
+          <w:t xml:space="preserve">classification </w:t>
+        </w:r>
+      </w:ins>
+      <w:r>
+        <w:rPr>
+          <w:rFonts w:ascii="Times New Roman" w:hAnsi="Times New Roman" w:cs="Times New Roman"/>
+        </w:rPr>
+        <w:t>model (Random Forest on GAM Smoothed data)</w:t>
+      </w:r>
+      <w:ins w:id="212" w:author="Benjamin J. Makhlouf" w:date="2026-03-03T12:29:00Z" w16du:dateUtc="2026-03-03T20:29:00Z">
+        <w:r>
+          <w:rPr>
+            <w:rFonts w:ascii="Times New Roman" w:hAnsi="Times New Roman" w:cs="Times New Roman"/>
+          </w:rPr>
+          <w:t xml:space="preserve"> for </w:t>
+        </w:r>
+      </w:ins>
+      <w:ins w:id="213" w:author="Benjamin J. Makhlouf" w:date="2026-03-03T12:30:00Z" w16du:dateUtc="2026-03-03T20:30:00Z">
+        <w:r>
+          <w:rPr>
+            <w:rFonts w:ascii="Times New Roman" w:hAnsi="Times New Roman" w:cs="Times New Roman"/>
+          </w:rPr>
+          <w:t xml:space="preserve">Chinook salmon in Western Alaska watersheds using otolith </w:t>
+        </w:r>
+        <w:r>
+          <w:rPr>
+            <w:rFonts w:ascii="Times New Roman" w:hAnsi="Times New Roman" w:cs="Times New Roman"/>
+          </w:rPr>
+          <w:t>⁸⁷Sr/⁸⁶Sr</w:t>
+        </w:r>
+        <w:r>
+          <w:rPr>
+            <w:rFonts w:ascii="Times New Roman" w:hAnsi="Times New Roman" w:cs="Times New Roman"/>
+          </w:rPr>
+          <w:t xml:space="preserve">. Results are separated into the total testing set and a testing set limited to only overlapping isotope ranges. </w:t>
+        </w:r>
+      </w:ins>
+      <w:del w:id="214" w:author="Benjamin J. Makhlouf" w:date="2026-03-03T12:31:00Z" w16du:dateUtc="2026-03-03T20:31:00Z">
+        <w:r>
+          <w:rPr>
+            <w:rFonts w:ascii="Times New Roman" w:hAnsi="Times New Roman" w:cs="Times New Roman"/>
+          </w:rPr>
+          <w:delText xml:space="preserve"> for both total test set and overlapping subset. </w:delText>
+        </w:r>
+      </w:del>
+      <w:r>
+        <w:rPr>
+          <w:rFonts w:ascii="Times New Roman" w:hAnsi="Times New Roman" w:cs="Times New Roman"/>
+        </w:rPr>
+        <w:t xml:space="preserve">Boxes along the horizontal axis indicate correctly classified individuals (red). Vertical axis labels are the actual watershed labels whereas horizontal labels are the predicted class from the model. Percentages indicate the percent of the actual class identified as the predicted class and numbers indicate the </w:t>
+      </w:r>
+      <w:ins w:id="215" w:author="Benjamin J. Makhlouf" w:date="2026-03-03T12:31:00Z" w16du:dateUtc="2026-03-03T20:31:00Z">
+        <w:r>
+          <w:rPr>
+            <w:rFonts w:ascii="Times New Roman" w:hAnsi="Times New Roman" w:cs="Times New Roman"/>
+          </w:rPr>
+          <w:t xml:space="preserve">number of individuals in each group. </w:t>
+        </w:r>
+      </w:ins>
+      <w:del w:id="216" w:author="Benjamin J. Makhlouf" w:date="2026-03-03T12:31:00Z" w16du:dateUtc="2026-03-03T20:31:00Z">
+        <w:r>
+          <w:rPr>
+            <w:rFonts w:ascii="Times New Roman" w:hAnsi="Times New Roman" w:cs="Times New Roman"/>
+          </w:rPr>
+          <w:delText xml:space="preserve">number of the actual class assigned to the predicted class. </w:delText>
+        </w:r>
+      </w:del>
     </w:p>
     <w:p>
       <w:pPr>
@@ -12255,7 +13229,49 @@
         <w:rPr>
           <w:rFonts w:ascii="Times New Roman" w:hAnsi="Times New Roman" w:cs="Times New Roman"/>
         </w:rPr>
-        <w:t xml:space="preserve">Classification accuracy with different probability thresholds (60-90%). Points indicate the percentage of correctly classified individuals with a calibrated probability value above the given threshold value. Grey dashed lines represent the overall accuracy, whereas </w:t>
+        <w:t xml:space="preserve">Classification accuracy </w:t>
+      </w:r>
+      <w:ins w:id="217" w:author="Benjamin J. Makhlouf" w:date="2026-03-03T12:31:00Z" w16du:dateUtc="2026-03-03T20:31:00Z">
+        <w:r>
+          <w:rPr>
+            <w:rFonts w:ascii="Times New Roman" w:hAnsi="Times New Roman" w:cs="Times New Roman"/>
+          </w:rPr>
+          <w:t>of Chinook salmon to</w:t>
+        </w:r>
+      </w:ins>
+      <w:ins w:id="218" w:author="Benjamin J. Makhlouf" w:date="2026-03-03T12:32:00Z" w16du:dateUtc="2026-03-03T20:32:00Z">
+        <w:r>
+          <w:rPr>
+            <w:rFonts w:ascii="Times New Roman" w:hAnsi="Times New Roman" w:cs="Times New Roman"/>
+          </w:rPr>
+          <w:t xml:space="preserve"> Western Alaska Watersheds using machine learning models alongside </w:t>
+        </w:r>
+        <w:r>
+          <w:rPr>
+            <w:rFonts w:ascii="Times New Roman" w:hAnsi="Times New Roman" w:cs="Times New Roman"/>
+          </w:rPr>
+          <w:t xml:space="preserve">⁸⁷Sr/⁸⁶Sr </w:t>
+        </w:r>
+        <w:r>
+          <w:rPr>
+            <w:rFonts w:ascii="Times New Roman" w:hAnsi="Times New Roman" w:cs="Times New Roman"/>
+          </w:rPr>
+          <w:t xml:space="preserve">timeseries data. Accuracy is displayed along a range of probability thresholds </w:t>
+        </w:r>
+      </w:ins>
+      <w:del w:id="219" w:author="Benjamin J. Makhlouf" w:date="2026-03-03T12:32:00Z" w16du:dateUtc="2026-03-03T20:32:00Z">
+        <w:r>
+          <w:rPr>
+            <w:rFonts w:ascii="Times New Roman" w:hAnsi="Times New Roman" w:cs="Times New Roman"/>
+          </w:rPr>
+          <w:delText>with different probability thresholds</w:delText>
+        </w:r>
+      </w:del>
+      <w:r>
+        <w:rPr>
+          <w:rFonts w:ascii="Times New Roman" w:hAnsi="Times New Roman" w:cs="Times New Roman"/>
+        </w:rPr>
+        <w:t xml:space="preserve"> (60-90%). Points indicate the percentage of correctly classified individuals with a calibrated probability value above the given threshold value. Grey dashed lines represent the overall accuracy, whereas </w:t>
       </w:r>
       <w:r>
         <w:rPr>

--- a/Docs/ICES_JMS/R1/R1_MainDocument.docx
+++ b/Docs/ICES_JMS/R1/R1_MainDocument.docx
@@ -741,17 +741,25 @@
         <w:t>decision analyses</w:t>
       </w:r>
       <w:r>
-        <w:t xml:space="preserve"> with explicit consideration of misclassification risk tolerance. The success of these models offers immediate utility for estimating marine mortality impacts across the region's three major river systems</w:t>
+        <w:t xml:space="preserve"> with explicit consideration of misclassification risk tolerance. The success of these models offers</w:t>
+      </w:r>
+      <w:del w:id="0" w:author="Benjamin J. Makhlouf" w:date="2026-03-04T11:51:00Z" w16du:dateUtc="2026-03-04T19:51:00Z">
+        <w:r>
+          <w:delText xml:space="preserve"> immediate</w:delText>
+        </w:r>
+      </w:del>
+      <w:r>
+        <w:t xml:space="preserve"> utility for estimating marine mortality impacts across the region's three major river systems</w:t>
       </w:r>
       <w:r>
         <w:t xml:space="preserve"> as well as </w:t>
       </w:r>
       <w:r>
-        <w:t xml:space="preserve">an </w:t>
+        <w:t xml:space="preserve">an opportunity to </w:t>
       </w:r>
       <w:r>
         <w:lastRenderedPageBreak/>
-        <w:t xml:space="preserve">opportunity to understand </w:t>
+        <w:t xml:space="preserve">understand </w:t>
       </w:r>
       <w:r>
         <w:t>commercial fisheries impacts on individual populations</w:t>
@@ -1906,7 +1914,7 @@
         <w:rPr>
           <w:rFonts w:ascii="Times New Roman" w:hAnsi="Times New Roman" w:cs="Times New Roman"/>
         </w:rPr>
-        <w:instrText xml:space="preserve"> ADDIN ZOTERO_ITEM CSL_CITATION {"citationID":"Pqigyra2","properties":{"formattedCitation":"(Brennan et al., 2015; Brennan &amp; Schindler, 2017; Kennedy et al., 1997)","plainCitation":"(Brennan et al., 2015; Brennan &amp; Schindler, 2017; Kennedy et al., 1997)","noteIndex":0},"citationItems":[{"id":2313,"uris":["http://zotero.org/users/8421274/items/AJFVQJVT"],"itemData":{"id":2313,"type":"article-journal","abstract":"Highly migratory organisms present major challenges to conservation efforts. This is especially true for exploited anadromous fish species, which exhibit long-range dispersals from natal sites, complex population structures, and extensive mixing of distinct populations during exploitation. By tracing the migratory histories of individual Chinook salmon caught in fisheries using strontium isotopes, we determined the relative production of natal habitats at fine spatial scales and different life histories. Although strontium isotopes have been widely used in provenance research, we present a new robust framework to simultaneously assess natal sources and migrations of individuals within fishery harvests through time. Our results pave the way for investigating how fine-scale habitat production and life histories of salmon respond to perturbations—providing crucial insights for conservation.","container-title":"Science Advances","DOI":"10.1126/sciadv.1400124","issue":"4","page":"e1400124","publisher":"American Association for the Advancement of Science","source":"science.org (Atypon)","title":"Strontium isotopes delineate fine-scale natal origins and migration histories of Pacific salmon","volume":"1","author":[{"family":"Brennan","given":"Sean R."},{"family":"Zimmerman","given":"Christian E."},{"family":"Fernandez","given":"Diego P."},{"family":"Cerling","given":"Thure E."},{"family":"McPhee","given":"Megan V."},{"family":"Wooller","given":"Matthew J."}],"issued":{"date-parts":[["2015",5,15]]}}},{"id":1694,"uris":["http://zotero.org/users/8421274/items/NSWL6YPN"],"itemData":{"id":1694,"type":"article-journal","abstract":"Production patterns of highly mobile species, such as anadromous fish, often exhibit high spatial and temporal heterogeneity across landscapes. Such variability is often asynchronous in time among habitats, which stabilizes production at aggregate scales of complexity. Reconstructing production patterns explicitly in space and time across multiple scales, however, remains difficult but is important for prioritizing habitat conservation. This is especially true for fishes inhabiting river basins due to long-range dispersal, high mortality at early life stages, complex population structure and elusive life history variation. We develop a new approach for mapping production patterns of Pacific salmon across a large river basin by integrating otolith microchemistry and dendritic isoscape models. The geographically continuous Bayesian assignment framework presented here yielded high accuracies (&gt;90%) and relatively high precisions (precisions &lt;4%; i.e., assignment areas of &lt;530 river km of the 13 100 km total river length) when used to determine the natal source of known-origin juvenile Chinook salmon captured throughout the study region. Integrating these methods enabled us to base estimates of provenance and habitat use of individuals on a per location basis using strontium isotopic data throughout the continuous spatial domain of a river network. Such a framework provides substantial advantages over the more common nominal approach to employing otolith microchemistry to reconstruct movement patterns of fish. In doing so, we reconstructed the spatial production patterns of adult Chinook salmon returning to a large watershed in Bristol Bay, Alaska and illustrate the power of such an approach to conservation efforts.","container-title":"Ecological Applications","DOI":"10.1002/eap.1474","ISSN":"1939-5582","issue":"2","language":"en","note":"_eprint: https://esajournals.onlinelibrary.wiley.com/doi/pdf/10.1002/eap.1474","page":"363-377","source":"Wiley Online Library","title":"Linking otolith microchemistry and dendritic isoscapes to map heterogeneous production of fish across river basins","volume":"27","author":[{"family":"Brennan","given":"Sean R."},{"family":"Schindler","given":"Daniel E."}],"issued":{"date-parts":[["2017"]]}}},{"id":1561,"uris":["http://zotero.org/users/8421274/items/UCQYZW9Z"],"itemData":{"id":1561,"type":"article-journal","abstract":"To optimize conservation and restoration strategies for fish stocks it is important to identify the rearing habitats that produce the most successful individuals. However, tracking millions of migratory fish through multiple life stages seems to be impossible using conventional techniques. Using differences in the ratio of stable isotopes of strontium (Sr), found naturally in stream water, we have been able to distinguish juvenile Atlantic salmon (Salmo salar) from eight of ten rearing sites studied in Vermont streams. This demonstrates the potential for using environmental signals to determine the rearing stream from which salmon originate, and should help to guide restoration activities.","container-title":"Nature","DOI":"10.1038/42835","ISSN":"1476-4687","issue":"6635","language":"en","license":"1997 Macmillan Magazines Ltd.","note":"number: 6635","page":"766-767","publisher":"Nature Publishing Group","source":"www-nature-com.offcampus.lib.washington.edu","title":"Natural isotope markers in salmon","volume":"387","author":[{"family":"Kennedy","given":"Brian P."},{"family":"Folt","given":"Carol L."},{"family":"Blum","given":"Joel D."},{"family":"Chamberlain","given":"C. Page"}],"issued":{"date-parts":[["1997",6]]}}}],"schema":"https://github.com/citation-style-language/schema/raw/master/csl-citation.json"} </w:instrText>
+        <w:instrText xml:space="preserve"> ADDIN ZOTERO_ITEM CSL_CITATION {"citationID":"Pqigyra2","properties":{"formattedCitation":"(S. R. Brennan et al., 2015; S. R. Brennan &amp; Schindler, 2017; Kennedy et al., 1997)","plainCitation":"(S. R. Brennan et al., 2015; S. R. Brennan &amp; Schindler, 2017; Kennedy et al., 1997)","noteIndex":0},"citationItems":[{"id":2313,"uris":["http://zotero.org/users/8421274/items/AJFVQJVT"],"itemData":{"id":2313,"type":"article-journal","abstract":"Highly migratory organisms present major challenges to conservation efforts. This is especially true for exploited anadromous fish species, which exhibit long-range dispersals from natal sites, complex population structures, and extensive mixing of distinct populations during exploitation. By tracing the migratory histories of individual Chinook salmon caught in fisheries using strontium isotopes, we determined the relative production of natal habitats at fine spatial scales and different life histories. Although strontium isotopes have been widely used in provenance research, we present a new robust framework to simultaneously assess natal sources and migrations of individuals within fishery harvests through time. Our results pave the way for investigating how fine-scale habitat production and life histories of salmon respond to perturbations—providing crucial insights for conservation.","container-title":"Science Advances","DOI":"10.1126/sciadv.1400124","issue":"4","page":"e1400124","publisher":"American Association for the Advancement of Science","source":"science.org (Atypon)","title":"Strontium isotopes delineate fine-scale natal origins and migration histories of Pacific salmon","volume":"1","author":[{"family":"Brennan","given":"Sean R."},{"family":"Zimmerman","given":"Christian E."},{"family":"Fernandez","given":"Diego P."},{"family":"Cerling","given":"Thure E."},{"family":"McPhee","given":"Megan V."},{"family":"Wooller","given":"Matthew J."}],"issued":{"date-parts":[["2015",5,15]]}}},{"id":1694,"uris":["http://zotero.org/users/8421274/items/NSWL6YPN"],"itemData":{"id":1694,"type":"article-journal","abstract":"Production patterns of highly mobile species, such as anadromous fish, often exhibit high spatial and temporal heterogeneity across landscapes. Such variability is often asynchronous in time among habitats, which stabilizes production at aggregate scales of complexity. Reconstructing production patterns explicitly in space and time across multiple scales, however, remains difficult but is important for prioritizing habitat conservation. This is especially true for fishes inhabiting river basins due to long-range dispersal, high mortality at early life stages, complex population structure and elusive life history variation. We develop a new approach for mapping production patterns of Pacific salmon across a large river basin by integrating otolith microchemistry and dendritic isoscape models. The geographically continuous Bayesian assignment framework presented here yielded high accuracies (&gt;90%) and relatively high precisions (precisions &lt;4%; i.e., assignment areas of &lt;530 river km of the 13 100 km total river length) when used to determine the natal source of known-origin juvenile Chinook salmon captured throughout the study region. Integrating these methods enabled us to base estimates of provenance and habitat use of individuals on a per location basis using strontium isotopic data throughout the continuous spatial domain of a river network. Such a framework provides substantial advantages over the more common nominal approach to employing otolith microchemistry to reconstruct movement patterns of fish. In doing so, we reconstructed the spatial production patterns of adult Chinook salmon returning to a large watershed in Bristol Bay, Alaska and illustrate the power of such an approach to conservation efforts.","container-title":"Ecological Applications","DOI":"10.1002/eap.1474","ISSN":"1939-5582","issue":"2","language":"en","note":"_eprint: https://esajournals.onlinelibrary.wiley.com/doi/pdf/10.1002/eap.1474","page":"363-377","source":"Wiley Online Library","title":"Linking otolith microchemistry and dendritic isoscapes to map heterogeneous production of fish across river basins","volume":"27","author":[{"family":"Brennan","given":"Sean R."},{"family":"Schindler","given":"Daniel E."}],"issued":{"date-parts":[["2017"]]}}},{"id":1561,"uris":["http://zotero.org/users/8421274/items/UCQYZW9Z"],"itemData":{"id":1561,"type":"article-journal","abstract":"To optimize conservation and restoration strategies for fish stocks it is important to identify the rearing habitats that produce the most successful individuals. However, tracking millions of migratory fish through multiple life stages seems to be impossible using conventional techniques. Using differences in the ratio of stable isotopes of strontium (Sr), found naturally in stream water, we have been able to distinguish juvenile Atlantic salmon (Salmo salar) from eight of ten rearing sites studied in Vermont streams. This demonstrates the potential for using environmental signals to determine the rearing stream from which salmon originate, and should help to guide restoration activities.","container-title":"Nature","DOI":"10.1038/42835","ISSN":"1476-4687","issue":"6635","language":"en","license":"1997 Macmillan Magazines Ltd.","note":"number: 6635","page":"766-767","publisher":"Nature Publishing Group","source":"www-nature-com.offcampus.lib.washington.edu","title":"Natural isotope markers in salmon","volume":"387","author":[{"family":"Kennedy","given":"Brian P."},{"family":"Folt","given":"Carol L."},{"family":"Blum","given":"Joel D."},{"family":"Chamberlain","given":"C. Page"}],"issued":{"date-parts":[["1997",6]]}}}],"schema":"https://github.com/citation-style-language/schema/raw/master/csl-citation.json"} </w:instrText>
       </w:r>
       <w:r>
         <w:rPr>
@@ -1919,7 +1927,7 @@
           <w:rFonts w:ascii="Times New Roman" w:hAnsi="Times New Roman" w:cs="Times New Roman"/>
           <w:noProof/>
         </w:rPr>
-        <w:t>(Brennan et al., 2015; Brennan &amp; Schindler, 2017; Kennedy et al., 1997)</w:t>
+        <w:t>(S. R. Brennan et al., 2015; S. R. Brennan &amp; Schindler, 2017; Kennedy et al., 1997)</w:t>
       </w:r>
       <w:r>
         <w:rPr>
@@ -2003,7 +2011,7 @@
         <w:rPr>
           <w:rFonts w:ascii="Times New Roman" w:hAnsi="Times New Roman" w:cs="Times New Roman"/>
         </w:rPr>
-        <w:instrText xml:space="preserve"> ADDIN ZOTERO_ITEM CSL_CITATION {"citationID":"gCPseI7r","properties":{"formattedCitation":"(Bataille &amp; Bowen, 2012; Brennan et al., 2015; Campana, 1999; Capo et al., 1998)","plainCitation":"(Bataille &amp; Bowen, 2012; Brennan et al., 2015; Campana, 1999; Capo et al., 1998)","noteIndex":0},"citationItems":[{"id":1939,"uris":["http://zotero.org/users/8421274/items/S8GE9LUD"],"itemData":{"id":1939,"type":"article-journal","abstract":"Although variation in 87Sr/86Sr has been widely pursued as a tracer of provenance in environmental studies, forensics, archeology and food traceability, accurate methods for mapping variations in environmental 87Sr/ 86Sr at regional scale are not available. In this paper, we build upon earlier efforts to model 87Sr/86Sr in bedrock by developing GIS-based models for Sr isotopes in rock and water that include the combined effects of lithology and time. Using published data, we ﬁt lithology-speciﬁc model parameters for generalized equations describing the concentration of radiogenic Sr in silicate and carbonate rocks. The new model explained more than 50% of the observed variance in measured Sr isotope values from independent global databases of igneous, metaigneous, and carbonate rocks, but performed more poorly (explaining 33% of the variance) for sedimentary and metasedimentary rocks. In comparison, a previously applied model formulation that did not include lithology-speciﬁc parameters explained only 20% and 8% of the observed variance for igneous and sedimentary rocks, respectively, and exhibited an inverse relationship with measured carbonate rock values. Building upon the bedrock model, we also developed and applied equations to predict the contribution of different rock types to 87Sr/86Sr variations in water as a function of their weathering rates and strontium content. The resulting water model was compared to data from 68 catchments and shown to give more accurate predictions of stream water 87Sr/86Sr (R2 = 0.70) than models that did not include lithological weathering parameters. We applied these models to produce maps (“isoscapes”) predicting 87Sr/86Sr in bedrock and water across the contiguous USA, and compared the mapped Sr isotope distributions to data on Sr isotope ratios of US marijuana crops. Although the maps produced here are demonstrably imperfect and leave signiﬁcant scope for further reﬁnement, they provide an enhanced framework for lithology-based Sr isotope modeling and offer a baseline for provenance studies by constraining the 87Sr/86Sr in strontium sources at regional scales.","container-title":"Chemical Geology","DOI":"10.1016/j.chemgeo.2012.01.028","ISSN":"00092541","journalAbbreviation":"Chemical Geology","language":"en","page":"39-52","source":"DOI.org (Crossref)","title":"Mapping 87Sr/86Sr variations in bedrock and water for large scale provenance studies","volume":"304-305","author":[{"family":"Bataille","given":"Clément P."},{"family":"Bowen","given":"Gabriel J."}],"issued":{"date-parts":[["2012",4]]}}},{"id":2313,"uris":["http://zotero.org/users/8421274/items/AJFVQJVT"],"itemData":{"id":2313,"type":"article-journal","abstract":"Highly migratory organisms present major challenges to conservation efforts. This is especially true for exploited anadromous fish species, which exhibit long-range dispersals from natal sites, complex population structures, and extensive mixing of distinct populations during exploitation. By tracing the migratory histories of individual Chinook salmon caught in fisheries using strontium isotopes, we determined the relative production of natal habitats at fine spatial scales and different life histories. Although strontium isotopes have been widely used in provenance research, we present a new robust framework to simultaneously assess natal sources and migrations of individuals within fishery harvests through time. Our results pave the way for investigating how fine-scale habitat production and life histories of salmon respond to perturbations—providing crucial insights for conservation.","container-title":"Science Advances","DOI":"10.1126/sciadv.1400124","issue":"4","page":"e1400124","publisher":"American Association for the Advancement of Science","source":"science.org (Atypon)","title":"Strontium isotopes delineate fine-scale natal origins and migration histories of Pacific salmon","volume":"1","author":[{"family":"Brennan","given":"Sean R."},{"family":"Zimmerman","given":"Christian E."},{"family":"Fernandez","given":"Diego P."},{"family":"Cerling","given":"Thure E."},{"family":"McPhee","given":"Megan V."},{"family":"Wooller","given":"Matthew J."}],"issued":{"date-parts":[["2015",5,15]]}}},{"id":1441,"uris":["http://zotero.org/users/8421274/items/PHNAKZ8D"],"itemData":{"id":1441,"type":"article-journal","abstract":"The fish otolith (earstone) has long been known as a timekeeper, but interest in its use as a metabolically inert environmental recorder has accelerated in recent years. In part due to technological advances, applications such as stock identification, determination of rnigralon pathways, reconstruction of temperature and salinity history, age validation, detection of anadromy, use as a natural tag and chemical mass marking have been developed, some of which are difficult or impossible to implement using alternative techniques. Microsamphg and the latest advances in beam-based probes allow many elemental assays to be coupled with daily or annual growth increments, thus providing a detailed chronologcal record of the environment. However, few workers have critically assessed the assumptions upon which the environmental reconstructions are based, or considered the possibility that elemental incorporation into the otolith may proceed differently than that into other calcified structures. This paper reviews current applications and their assumptions and suggests future directions. Particular attention is given to the premises that the elemental and isotopic composition of the otolith reflects that of the environment, and the effect of physiological filters on the resulting composition. The roles of temperature, elemental uptake into the fish and the process of otolith crystahzation are also assessed. Drawing upon recent advances in geochemistry and paleoclirnate research as points of contrast, it appears that not all applications of otolith chemistry are firmly based, although others are destined to become powerful and perhaps routine tools for the mainstream fish biologst.","container-title":"Marine Ecology Progress Series","DOI":"10.3354/meps188263","ISSN":"0171-8630, 1616-1599","journalAbbreviation":"Mar. Ecol. Prog. Ser.","language":"en","page":"263-297","source":"DOI.org (Crossref)","title":"Chemistry and composition of fish otoliths:pathways, mechanisms and applications","title-short":"Chemistry and composition of fish otoliths","volume":"188","author":[{"family":"Campana","given":"Se"}],"issued":{"date-parts":[["1999"]]}}},{"id":1457,"uris":["http://zotero.org/users/8421274/items/TDIQBP7K"],"itemData":{"id":1457,"type":"article-journal","abstract":"The strontium (Sr) isotope method can be a powerful tool in studies of chemical weathering and soil genesis, cation provenance and mobility, and the chronostratigraphic correlation of marine sediments. It is a sensitive geochemical tracer, applicable to large-scale ecosystem studies as well as to centimeter-scaled examination of cation mobility within a soil profile. The 87Sr/86Sr ratios of natural materials reflect the sources of strontium available during their formation. Isotopically distinct inputs from precipitation, dryfall, soil parent material, and surface or groundwater allow determination of the relative proportions of those materials entering or leaving an ecosystem. The isotopic compositions of labile (soil exchange complex and soil solution) strontium and Sr in vegetation reflect the sources of cations available to plants. Strontium isotopes can be used to track the biogeochemical cycling of nutrient cations such as calcium. The extent of cation contributions from in situ weathering and external additions to soil from dust and rain can also be resolved with this method. In this paper, we review the geochemistry and isotopic systematics of strontium, and discuss the use of this method as a tracer of earth surface processes.","container-title":"Geoderma","DOI":"10.1016/S0016-7061(97)00102-X","ISSN":"0016-7061","issue":"1","journalAbbreviation":"Geoderma","language":"en","page":"197-225","source":"ScienceDirect","title":"Strontium isotopes as tracers of ecosystem processes: theory and methods","title-short":"Strontium isotopes as tracers of ecosystem processes","volume":"82","author":[{"family":"Capo","given":"Rosemary C."},{"family":"Stewart","given":"Brian W."},{"family":"Chadwick","given":"Oliver A."}],"issued":{"date-parts":[["1998",2,1]]}}}],"schema":"https://github.com/citation-style-language/schema/raw/master/csl-citation.json"} </w:instrText>
+        <w:instrText xml:space="preserve"> ADDIN ZOTERO_ITEM CSL_CITATION {"citationID":"gCPseI7r","properties":{"formattedCitation":"(Bataille &amp; Bowen, 2012; S. R. Brennan et al., 2015; Campana, 1999; Capo et al., 1998)","plainCitation":"(Bataille &amp; Bowen, 2012; S. R. Brennan et al., 2015; Campana, 1999; Capo et al., 1998)","noteIndex":0},"citationItems":[{"id":1939,"uris":["http://zotero.org/users/8421274/items/S8GE9LUD"],"itemData":{"id":1939,"type":"article-journal","abstract":"Although variation in 87Sr/86Sr has been widely pursued as a tracer of provenance in environmental studies, forensics, archeology and food traceability, accurate methods for mapping variations in environmental 87Sr/ 86Sr at regional scale are not available. In this paper, we build upon earlier efforts to model 87Sr/86Sr in bedrock by developing GIS-based models for Sr isotopes in rock and water that include the combined effects of lithology and time. Using published data, we ﬁt lithology-speciﬁc model parameters for generalized equations describing the concentration of radiogenic Sr in silicate and carbonate rocks. The new model explained more than 50% of the observed variance in measured Sr isotope values from independent global databases of igneous, metaigneous, and carbonate rocks, but performed more poorly (explaining 33% of the variance) for sedimentary and metasedimentary rocks. In comparison, a previously applied model formulation that did not include lithology-speciﬁc parameters explained only 20% and 8% of the observed variance for igneous and sedimentary rocks, respectively, and exhibited an inverse relationship with measured carbonate rock values. Building upon the bedrock model, we also developed and applied equations to predict the contribution of different rock types to 87Sr/86Sr variations in water as a function of their weathering rates and strontium content. The resulting water model was compared to data from 68 catchments and shown to give more accurate predictions of stream water 87Sr/86Sr (R2 = 0.70) than models that did not include lithological weathering parameters. We applied these models to produce maps (“isoscapes”) predicting 87Sr/86Sr in bedrock and water across the contiguous USA, and compared the mapped Sr isotope distributions to data on Sr isotope ratios of US marijuana crops. Although the maps produced here are demonstrably imperfect and leave signiﬁcant scope for further reﬁnement, they provide an enhanced framework for lithology-based Sr isotope modeling and offer a baseline for provenance studies by constraining the 87Sr/86Sr in strontium sources at regional scales.","container-title":"Chemical Geology","DOI":"10.1016/j.chemgeo.2012.01.028","ISSN":"00092541","journalAbbreviation":"Chemical Geology","language":"en","page":"39-52","source":"DOI.org (Crossref)","title":"Mapping 87Sr/86Sr variations in bedrock and water for large scale provenance studies","volume":"304-305","author":[{"family":"Bataille","given":"Clément P."},{"family":"Bowen","given":"Gabriel J."}],"issued":{"date-parts":[["2012",4]]}}},{"id":2313,"uris":["http://zotero.org/users/8421274/items/AJFVQJVT"],"itemData":{"id":2313,"type":"article-journal","abstract":"Highly migratory organisms present major challenges to conservation efforts. This is especially true for exploited anadromous fish species, which exhibit long-range dispersals from natal sites, complex population structures, and extensive mixing of distinct populations during exploitation. By tracing the migratory histories of individual Chinook salmon caught in fisheries using strontium isotopes, we determined the relative production of natal habitats at fine spatial scales and different life histories. Although strontium isotopes have been widely used in provenance research, we present a new robust framework to simultaneously assess natal sources and migrations of individuals within fishery harvests through time. Our results pave the way for investigating how fine-scale habitat production and life histories of salmon respond to perturbations—providing crucial insights for conservation.","container-title":"Science Advances","DOI":"10.1126/sciadv.1400124","issue":"4","page":"e1400124","publisher":"American Association for the Advancement of Science","source":"science.org (Atypon)","title":"Strontium isotopes delineate fine-scale natal origins and migration histories of Pacific salmon","volume":"1","author":[{"family":"Brennan","given":"Sean R."},{"family":"Zimmerman","given":"Christian E."},{"family":"Fernandez","given":"Diego P."},{"family":"Cerling","given":"Thure E."},{"family":"McPhee","given":"Megan V."},{"family":"Wooller","given":"Matthew J."}],"issued":{"date-parts":[["2015",5,15]]}}},{"id":1441,"uris":["http://zotero.org/users/8421274/items/PHNAKZ8D"],"itemData":{"id":1441,"type":"article-journal","abstract":"The fish otolith (earstone) has long been known as a timekeeper, but interest in its use as a metabolically inert environmental recorder has accelerated in recent years. In part due to technological advances, applications such as stock identification, determination of rnigralon pathways, reconstruction of temperature and salinity history, age validation, detection of anadromy, use as a natural tag and chemical mass marking have been developed, some of which are difficult or impossible to implement using alternative techniques. Microsamphg and the latest advances in beam-based probes allow many elemental assays to be coupled with daily or annual growth increments, thus providing a detailed chronologcal record of the environment. However, few workers have critically assessed the assumptions upon which the environmental reconstructions are based, or considered the possibility that elemental incorporation into the otolith may proceed differently than that into other calcified structures. This paper reviews current applications and their assumptions and suggests future directions. Particular attention is given to the premises that the elemental and isotopic composition of the otolith reflects that of the environment, and the effect of physiological filters on the resulting composition. The roles of temperature, elemental uptake into the fish and the process of otolith crystahzation are also assessed. Drawing upon recent advances in geochemistry and paleoclirnate research as points of contrast, it appears that not all applications of otolith chemistry are firmly based, although others are destined to become powerful and perhaps routine tools for the mainstream fish biologst.","container-title":"Marine Ecology Progress Series","DOI":"10.3354/meps188263","ISSN":"0171-8630, 1616-1599","journalAbbreviation":"Mar. Ecol. Prog. Ser.","language":"en","page":"263-297","source":"DOI.org (Crossref)","title":"Chemistry and composition of fish otoliths:pathways, mechanisms and applications","title-short":"Chemistry and composition of fish otoliths","volume":"188","author":[{"family":"Campana","given":"Se"}],"issued":{"date-parts":[["1999"]]}}},{"id":1457,"uris":["http://zotero.org/users/8421274/items/TDIQBP7K"],"itemData":{"id":1457,"type":"article-journal","abstract":"The strontium (Sr) isotope method can be a powerful tool in studies of chemical weathering and soil genesis, cation provenance and mobility, and the chronostratigraphic correlation of marine sediments. It is a sensitive geochemical tracer, applicable to large-scale ecosystem studies as well as to centimeter-scaled examination of cation mobility within a soil profile. The 87Sr/86Sr ratios of natural materials reflect the sources of strontium available during their formation. Isotopically distinct inputs from precipitation, dryfall, soil parent material, and surface or groundwater allow determination of the relative proportions of those materials entering or leaving an ecosystem. The isotopic compositions of labile (soil exchange complex and soil solution) strontium and Sr in vegetation reflect the sources of cations available to plants. Strontium isotopes can be used to track the biogeochemical cycling of nutrient cations such as calcium. The extent of cation contributions from in situ weathering and external additions to soil from dust and rain can also be resolved with this method. In this paper, we review the geochemistry and isotopic systematics of strontium, and discuss the use of this method as a tracer of earth surface processes.","container-title":"Geoderma","DOI":"10.1016/S0016-7061(97)00102-X","ISSN":"0016-7061","issue":"1","journalAbbreviation":"Geoderma","language":"en","page":"197-225","source":"ScienceDirect","title":"Strontium isotopes as tracers of ecosystem processes: theory and methods","title-short":"Strontium isotopes as tracers of ecosystem processes","volume":"82","author":[{"family":"Capo","given":"Rosemary C."},{"family":"Stewart","given":"Brian W."},{"family":"Chadwick","given":"Oliver A."}],"issued":{"date-parts":[["1998",2,1]]}}}],"schema":"https://github.com/citation-style-language/schema/raw/master/csl-citation.json"} </w:instrText>
       </w:r>
       <w:r>
         <w:rPr>
@@ -2016,7 +2024,7 @@
           <w:rFonts w:ascii="Times New Roman" w:hAnsi="Times New Roman" w:cs="Times New Roman"/>
           <w:noProof/>
         </w:rPr>
-        <w:t>(Bataille &amp; Bowen, 2012; Brennan et al., 2015; Campana, 1999; Capo et al., 1998)</w:t>
+        <w:t>(Bataille &amp; Bowen, 2012; S. R. Brennan et al., 2015; Campana, 1999; Capo et al., 1998)</w:t>
       </w:r>
       <w:r>
         <w:rPr>
@@ -2166,7 +2174,7 @@
         <w:rPr>
           <w:rFonts w:ascii="Times New Roman" w:hAnsi="Times New Roman" w:cs="Times New Roman"/>
         </w:rPr>
-        <w:instrText xml:space="preserve"> ADDIN ZOTERO_ITEM CSL_CITATION {"citationID":"C7b87fw4","properties":{"formattedCitation":"(Brennan et al., 2015, 2019)","plainCitation":"(Brennan et al., 2015, 2019)","noteIndex":0},"citationItems":[{"id":2313,"uris":["http://zotero.org/users/8421274/items/AJFVQJVT"],"itemData":{"id":2313,"type":"article-journal","abstract":"Highly migratory organisms present major challenges to conservation efforts. This is especially true for exploited anadromous fish species, which exhibit long-range dispersals from natal sites, complex population structures, and extensive mixing of distinct populations during exploitation. By tracing the migratory histories of individual Chinook salmon caught in fisheries using strontium isotopes, we determined the relative production of natal habitats at fine spatial scales and different life histories. Although strontium isotopes have been widely used in provenance research, we present a new robust framework to simultaneously assess natal sources and migrations of individuals within fishery harvests through time. Our results pave the way for investigating how fine-scale habitat production and life histories of salmon respond to perturbations—providing crucial insights for conservation.","container-title":"Science Advances","DOI":"10.1126/sciadv.1400124","issue":"4","page":"e1400124","publisher":"American Association for the Advancement of Science","source":"science.org (Atypon)","title":"Strontium isotopes delineate fine-scale natal origins and migration histories of Pacific salmon","volume":"1","author":[{"family":"Brennan","given":"Sean R."},{"family":"Zimmerman","given":"Christian E."},{"family":"Fernandez","given":"Diego P."},{"family":"Cerling","given":"Thure E."},{"family":"McPhee","given":"Megan V."},{"family":"Wooller","given":"Matthew J."}],"issued":{"date-parts":[["2015",5,15]]}}},{"id":1691,"uris":["http://zotero.org/users/8421274/items/IDMUTED4"],"itemData":{"id":1691,"type":"article-journal","abstract":"Migratory animals pose difficult challenges to conservation and management because identifying critical habitats used throughout their lives is rarely possible. Endogenous tracers (e.g. isotope ratios) recorded in sequentially growing biogenic tissues, however, represent a potential source of unique insights at the more elusive temporal and spatial scales central to understanding the ecology of mobile species. To this end, a general probabilistic framework has emerged that quantitatively compares predictive models of isotopic variation across landscapes (called isoscapes) to the isotopic composition recorded in a biological tissue to determine the provenance and movements of animals throughout their lives. Although this spatially continuous approach to isotope-based geographic assignment is becoming more common across taxa and ecosystems, adopting this framework to take advantage of serial isotope records stored within sequentially growing biogenic tissues (e.g. teeth or otoliths) is less common. Here, we construct a novel space-time isotope model of provenance (STIMP) that determines the habitat use through time of migratory fish across river basins. To do so, this model integrates: strontium isotope (87Sr/86Sr) ratios across a riverscape, the serial records of 87Sr/86Sr within otoliths, habitat geomorphology and the directional movement patterns of fish through river networks. To illustrate an application of the model, we applied it to a published dataset from Chinook salmon (Oncorhynchus tshawytscha) harvested in 2011 during a coastal fishery in Bristol Bay, Alaska, U.S.A. Using this model, we show how individuals exploit an array of habitat types to achieve their juvenile growth prior to ocean migration, and that the intensity of habitat use among habitat types across the basin shifts spatially over the course of freshwater residence (e.g. from headwaters to migration corridors). The STIMP presented here integrates diverse information sources to reveal the cryptic juvenile movement patterns of a highly migratory species, providing new insights critical to their conservation. This general framework is applicable to any migratory taxa that use isotopically heterogeneous landscapes during their lives and record such variation in sequentially growing biogenic tissues.","container-title":"Methods in Ecology and Evolution","DOI":"10.1111/2041-210X.13191","ISSN":"2041-210X","issue":"7","language":"en","note":"_eprint: https://besjournals.onlinelibrary.wiley.com/doi/pdf/10.1111/2041-210X.13191","page":"1036-1047","source":"Wiley Online Library","title":"Quantifying habitat use of migratory fish across riverscapes using space-time isotope models","volume":"10","author":[{"family":"Brennan","given":"Sean R."},{"family":"Cline","given":"Timothy J."},{"family":"Schindler","given":"Daniel E."}],"issued":{"date-parts":[["2019"]]}}}],"schema":"https://github.com/citation-style-language/schema/raw/master/csl-citation.json"} </w:instrText>
+        <w:instrText xml:space="preserve"> ADDIN ZOTERO_ITEM CSL_CITATION {"citationID":"C7b87fw4","properties":{"formattedCitation":"(S. R. Brennan et al., 2015; S. R. Brennan, Cline, et al., 2019)","plainCitation":"(S. R. Brennan et al., 2015; S. R. Brennan, Cline, et al., 2019)","noteIndex":0},"citationItems":[{"id":2313,"uris":["http://zotero.org/users/8421274/items/AJFVQJVT"],"itemData":{"id":2313,"type":"article-journal","abstract":"Highly migratory organisms present major challenges to conservation efforts. This is especially true for exploited anadromous fish species, which exhibit long-range dispersals from natal sites, complex population structures, and extensive mixing of distinct populations during exploitation. By tracing the migratory histories of individual Chinook salmon caught in fisheries using strontium isotopes, we determined the relative production of natal habitats at fine spatial scales and different life histories. Although strontium isotopes have been widely used in provenance research, we present a new robust framework to simultaneously assess natal sources and migrations of individuals within fishery harvests through time. Our results pave the way for investigating how fine-scale habitat production and life histories of salmon respond to perturbations—providing crucial insights for conservation.","container-title":"Science Advances","DOI":"10.1126/sciadv.1400124","issue":"4","page":"e1400124","publisher":"American Association for the Advancement of Science","source":"science.org (Atypon)","title":"Strontium isotopes delineate fine-scale natal origins and migration histories of Pacific salmon","volume":"1","author":[{"family":"Brennan","given":"Sean R."},{"family":"Zimmerman","given":"Christian E."},{"family":"Fernandez","given":"Diego P."},{"family":"Cerling","given":"Thure E."},{"family":"McPhee","given":"Megan V."},{"family":"Wooller","given":"Matthew J."}],"issued":{"date-parts":[["2015",5,15]]}}},{"id":1691,"uris":["http://zotero.org/users/8421274/items/IDMUTED4"],"itemData":{"id":1691,"type":"article-journal","abstract":"Migratory animals pose difficult challenges to conservation and management because identifying critical habitats used throughout their lives is rarely possible. Endogenous tracers (e.g. isotope ratios) recorded in sequentially growing biogenic tissues, however, represent a potential source of unique insights at the more elusive temporal and spatial scales central to understanding the ecology of mobile species. To this end, a general probabilistic framework has emerged that quantitatively compares predictive models of isotopic variation across landscapes (called isoscapes) to the isotopic composition recorded in a biological tissue to determine the provenance and movements of animals throughout their lives. Although this spatially continuous approach to isotope-based geographic assignment is becoming more common across taxa and ecosystems, adopting this framework to take advantage of serial isotope records stored within sequentially growing biogenic tissues (e.g. teeth or otoliths) is less common. Here, we construct a novel space-time isotope model of provenance (STIMP) that determines the habitat use through time of migratory fish across river basins. To do so, this model integrates: strontium isotope (87Sr/86Sr) ratios across a riverscape, the serial records of 87Sr/86Sr within otoliths, habitat geomorphology and the directional movement patterns of fish through river networks. To illustrate an application of the model, we applied it to a published dataset from Chinook salmon (Oncorhynchus tshawytscha) harvested in 2011 during a coastal fishery in Bristol Bay, Alaska, U.S.A. Using this model, we show how individuals exploit an array of habitat types to achieve their juvenile growth prior to ocean migration, and that the intensity of habitat use among habitat types across the basin shifts spatially over the course of freshwater residence (e.g. from headwaters to migration corridors). The STIMP presented here integrates diverse information sources to reveal the cryptic juvenile movement patterns of a highly migratory species, providing new insights critical to their conservation. This general framework is applicable to any migratory taxa that use isotopically heterogeneous landscapes during their lives and record such variation in sequentially growing biogenic tissues.","container-title":"Methods in Ecology and Evolution","DOI":"10.1111/2041-210X.13191","ISSN":"2041-210X","issue":"7","language":"en","note":"_eprint: https://besjournals.onlinelibrary.wiley.com/doi/pdf/10.1111/2041-210X.13191","page":"1036-1047","source":"Wiley Online Library","title":"Quantifying habitat use of migratory fish across riverscapes using space-time isotope models","volume":"10","author":[{"family":"Brennan","given":"Sean R."},{"family":"Cline","given":"Timothy J."},{"family":"Schindler","given":"Daniel E."}],"issued":{"date-parts":[["2019"]]}}}],"schema":"https://github.com/citation-style-language/schema/raw/master/csl-citation.json"} </w:instrText>
       </w:r>
       <w:r>
         <w:rPr>
@@ -2179,7 +2187,15 @@
           <w:rFonts w:ascii="Times New Roman" w:hAnsi="Times New Roman" w:cs="Times New Roman"/>
           <w:noProof/>
         </w:rPr>
-        <w:t>(Brennan et al., 2015, 2019)</w:t>
+        <w:t xml:space="preserve">(S. R. Brennan </w:t>
+      </w:r>
+      <w:r>
+        <w:rPr>
+          <w:rFonts w:ascii="Times New Roman" w:hAnsi="Times New Roman" w:cs="Times New Roman"/>
+          <w:noProof/>
+        </w:rPr>
+        <w:lastRenderedPageBreak/>
+        <w:t>et al., 2015; S. R. Brennan, Cline, et al., 2019)</w:t>
       </w:r>
       <w:r>
         <w:rPr>
@@ -2197,7 +2213,6 @@
         <w:rPr>
           <w:rFonts w:ascii="Times New Roman" w:hAnsi="Times New Roman" w:cs="Times New Roman"/>
         </w:rPr>
-        <w:lastRenderedPageBreak/>
         <w:t>However</w:t>
       </w:r>
       <w:r>
@@ -2696,14 +2711,14 @@
         <w:rPr>
           <w:rFonts w:ascii="Times New Roman" w:hAnsi="Times New Roman" w:cs="Times New Roman"/>
         </w:rPr>
-        <w:t xml:space="preserve">, have only recently been applied to otolith chemical analysis. However, their limited applications have </w:t>
+        <w:t xml:space="preserve">, have only </w:t>
       </w:r>
       <w:r>
         <w:rPr>
           <w:rFonts w:ascii="Times New Roman" w:hAnsi="Times New Roman" w:cs="Times New Roman"/>
         </w:rPr>
         <w:lastRenderedPageBreak/>
-        <w:t xml:space="preserve">shown promising performance relative to traditional techniques </w:t>
+        <w:t xml:space="preserve">recently been applied to otolith chemical analysis. However, their limited applications have shown promising performance relative to traditional techniques </w:t>
       </w:r>
       <w:r>
         <w:rPr>
@@ -2782,7 +2797,7 @@
         <w:rPr>
           <w:rFonts w:ascii="Times New Roman" w:hAnsi="Times New Roman" w:cs="Times New Roman"/>
         </w:rPr>
-        <w:instrText xml:space="preserve"> ADDIN ZOTERO_ITEM CSL_CITATION {"citationID":"jugQvphb","properties":{"formattedCitation":"(Arai et al., 2025; Hegg &amp; Kennedy, 2021)","plainCitation":"(Arai et al., 2025; Hegg &amp; Kennedy, 2021)","dontUpdate":true,"noteIndex":0},"citationItems":[{"id":5965,"uris":["http://zotero.org/users/8421274/items/QAMFKBTU"],"itemData":{"id":5965,"type":"article","abstract":"Accurately assigning the provenance of organisms is critical for understanding ecological connectivity and guiding effective conservation and management. Natural chemical chronologies stored in metabolically inert, incrementally growing tissues (e.g., otoliths) provide a powerful tool for this purpose. However, traditional approaches face biological challenges (e.g., dispersal, maternal effects), collapse chronological data into summary metrics, and rely on subjective interpretation—limiting their accuracy and scalability.We present a novel, flexible framework that integrates machine learning, time-series analysis, and ensemble modeling to improve provenance assignment from archival tissue chemistry. Using otolith 87Sr/86Sr profiles from 17 natal sources of California Central Valley Chinook salmon (Oncorhynchus tshawytscha), we moved beyond conventional summary-based methods by developing fully automated time-series feature extraction, explicit time-series classification (including dynamic time warping [DTW] with k-nearest neighbors [KNN]), and ensemble models that combine multiple classifiers. We further incorporated simulated data to represent under-sampled life history strategies and validated the framework on real-world, known- and unknown- origin samples.Time-series-based approaches consistently outperformed traditional methods, particularly for sources with strong maternal signatures or early dispersal. Feature extraction approaches informed by biological knowledge were most effective when chemical chronologies followed predictable life-stage-specific patterns, whereas explicit time-series classification (DTW + KNN) excelled when sources displayed distinct overall profile “shapes”. Ensemble models leveraged the complementary strengths of individual approaches, outperforming any single method. Incorporating simulated data corrected systematic underrepresentation of key life history phenotypes in real-world applications, improving model performance, population composition estimates, and their relevance for management decisions.Our results highlight the power of treating archival chemical data as time series, combined with machine learning and ensemble strategies, to enhance the accuracy, consistency, and scalability of provenance assignment. This flexible framework is broadly applicable across taxa, tissues, and chemical markers, offering a practical roadmap for advancing ecological inference and informing conservation and management.","DOI":"10.1101/2025.08.19.671102","language":"en","license":"© 2025, Posted by Cold Spring Harbor Laboratory. This pre-print is available under a Creative Commons License (Attribution 4.0 International), CC BY 4.0, as described at http://creativecommons.org/licenses/by/4.0/","note":"ISSN: 2692-8205\npage: 2025.08.19.671102\nsection: New Results","publisher":"bioRxiv","source":"bioRxiv","title":"Advancing Provenance Assignment using Machine Learning and Time Series Analysis of Chemical Chronologies in Archival Tissues","URL":"https://www.biorxiv.org/content/10.1101/2025.08.19.671102v1","author":[{"family":"Arai","given":"Kohma"},{"family":"Willmes","given":"Malte"},{"family":"Johnson","given":"Rachel C."},{"family":"Sturrock","given":"Anna M."}],"accessed":{"date-parts":[["2025",10,29]]},"issued":{"date-parts":[["2025",8,24]]}}},{"id":4390,"uris":["http://zotero.org/users/8421274/items/BD9UPNI2"],"itemData":{"id":4390,"type":"article-journal","abstract":"Ecological patterns are often fundamentally chronological. However, generalization of data is necessarily accompanied by a loss of detail or resolution. Temporal data in particular contain information not only in data values but in the temporal structure, which is lost when these values are aggregated to provide point estimates. Dynamic time warping (DTW) is a time series comparison method that is capable of efficiently comparing series despite temporal offsets that confound other methods. The DTW method is both efficient and remarkably flexible, capable of efficiently matching not only time series but also any sequentially structured data set, which has made it a popular technique in machine learning, artificial intelligence, and big data analytical tasks. DTW is rarely used in ecology despite the ubiquity of temporally structured data. As technological advances have increased the richness of small-scale ecological data, DTW may be an attractive analysis technique because it is able to utilize the additional information contained in the temporal structure of many ecological data sets. In this study, we use an example data set of high-resolution fish movement records obtained from otolith microchemistry to compare traditional analysis techniques with DTW clustering. Our results suggest that DTW is capable of detecting subtle behavioral patterns within otolith data sets which traditional data aggregation techniques cannot. These results provide evidence that the DTW method may be useful across many of the temporal data types commonly collected in ecology, as well other sequentially ordered “pseudo time series” data such as classification of species by shape.","container-title":"Ecosphere","DOI":"10.1002/ecs2.3742","ISSN":"2150-8925","issue":"9","language":"en","note":"_eprint: https://esajournals.onlinelibrary.wiley.com/doi/pdf/10.1002/ecs2.3742","page":"e03742","source":"Wiley Online Library","title":"Let's do the time warp again: non-linear time series matching as a tool for sequentially structured data in ecology","title-short":"Let's do the time warp again","volume":"12","author":[{"family":"Hegg","given":"Jens C."},{"family":"Kennedy","given":"Brian P."}],"issued":{"date-parts":[["2021"]]}}}],"schema":"https://github.com/citation-style-language/schema/raw/master/csl-citation.json"} </w:instrText>
+        <w:instrText xml:space="preserve"> ADDIN ZOTERO_ITEM CSL_CITATION {"citationID":"6llCuihm","properties":{"formattedCitation":"(Arai et al., 2026; Hegg &amp; Kennedy, 2021)","plainCitation":"(Arai et al., 2026; Hegg &amp; Kennedy, 2021)","noteIndex":0},"citationItems":[{"id":6459,"uris":["http://zotero.org/users/8421274/items/DFJGSZE5"],"itemData":{"id":6459,"type":"article-journal","abstract":"Accurate provenance assignment is critical for understanding ecological connectivity and guiding conservation and management. Natural chemical chronologies stored in metabolically inert, incrementally growing tissues (e.g., otoliths) provide a powerful tool for this purpose. However, traditional approaches face biological challenges, collapse chronological data into single values, and require subjective interpretation, limiting accuracy and scalability. We present a novel framework that integrates machine learning, time series analysis, and ensemble modeling to improve provenance assignment from archival tissue chemistry. Using otolith 87Sr/86Sr profiles from 17 distinct natal sources (n = 255) of California Central Valley Chinook salmon, we developed automated feature extraction, explicit time series classification (including dynamic time warping [DTW] with k-nearest neighbors [KNN]), and ensembles combining multiple classifiers. Furthermore, to address gaps in under-sampled life histories within natal sources, we added simulated chemical profiles to the reference baseline and tested whether they improved model performance. Time series approaches (mean accuracy: 0.56–0.62) consistently outperformed traditional methods (0.48), particularly for sources influenced by maternal signatures or early dispersal. Feature extraction approaches performed best when profiles followed predictable life-stage patterns, while explicit time series classification (DTW + KNN) excelled for distinct profile “shapes”. Ensembles leveraged complementary strengths and outperformed any single method. Our results highlight the advantages of treating archival chemical data as time series and applying machine learning and ensemble strategies to enhance the accuracy and scalability of provenance assignment. This framework is broadly applicable across taxa, tissue types, and chemical markers, offering a roadmap for advancing ecological inference and conservation.","container-title":"Ecological Informatics","DOI":"10.1016/j.ecoinf.2026.103604","ISSN":"1574-9541","journalAbbreviation":"Ecological Informatics","page":"103604","source":"ScienceDirect","title":"Advancing provenance assignment using machine learning and time series analysis of chemical chronologies in archival tissues","volume":"93","author":[{"family":"Arai","given":"Kohma"},{"family":"Willmes","given":"Malte"},{"family":"Johnson","given":"Rachel C."},{"family":"Sturrock","given":"Anna M."}],"issued":{"date-parts":[["2026",2,1]]}}},{"id":4390,"uris":["http://zotero.org/users/8421274/items/BD9UPNI2"],"itemData":{"id":4390,"type":"article-journal","abstract":"Ecological patterns are often fundamentally chronological. However, generalization of data is necessarily accompanied by a loss of detail or resolution. Temporal data in particular contain information not only in data values but in the temporal structure, which is lost when these values are aggregated to provide point estimates. Dynamic time warping (DTW) is a time series comparison method that is capable of efficiently comparing series despite temporal offsets that confound other methods. The DTW method is both efficient and remarkably flexible, capable of efficiently matching not only time series but also any sequentially structured data set, which has made it a popular technique in machine learning, artificial intelligence, and big data analytical tasks. DTW is rarely used in ecology despite the ubiquity of temporally structured data. As technological advances have increased the richness of small-scale ecological data, DTW may be an attractive analysis technique because it is able to utilize the additional information contained in the temporal structure of many ecological data sets. In this study, we use an example data set of high-resolution fish movement records obtained from otolith microchemistry to compare traditional analysis techniques with DTW clustering. Our results suggest that DTW is capable of detecting subtle behavioral patterns within otolith data sets which traditional data aggregation techniques cannot. These results provide evidence that the DTW method may be useful across many of the temporal data types commonly collected in ecology, as well other sequentially ordered “pseudo time series” data such as classification of species by shape.","container-title":"Ecosphere","DOI":"10.1002/ecs2.3742","ISSN":"2150-8925","issue":"9","language":"en","note":"_eprint: https://esajournals.onlinelibrary.wiley.com/doi/pdf/10.1002/ecs2.3742","page":"e03742","source":"Wiley Online Library","title":"Let's do the time warp again: non-linear time series matching as a tool for sequentially structured data in ecology","title-short":"Let's do the time warp again","volume":"12","author":[{"family":"Hegg","given":"Jens C."},{"family":"Kennedy","given":"Brian P."}],"issued":{"date-parts":[["2021"]]}}}],"schema":"https://github.com/citation-style-language/schema/raw/master/csl-citation.json"} </w:instrText>
       </w:r>
       <w:r>
         <w:rPr>
@@ -2795,21 +2810,7 @@
           <w:rFonts w:ascii="Times New Roman" w:hAnsi="Times New Roman" w:cs="Times New Roman"/>
           <w:noProof/>
         </w:rPr>
-        <w:t>(Arai et al., 2025 (in</w:t>
-      </w:r>
-      <w:r>
-        <w:rPr>
-          <w:rFonts w:ascii="Times New Roman" w:hAnsi="Times New Roman" w:cs="Times New Roman"/>
-          <w:noProof/>
-        </w:rPr>
-        <w:t xml:space="preserve"> review</w:t>
-      </w:r>
-      <w:r>
-        <w:rPr>
-          <w:rFonts w:ascii="Times New Roman" w:hAnsi="Times New Roman" w:cs="Times New Roman"/>
-          <w:noProof/>
-        </w:rPr>
-        <w:t>); Hegg &amp; Kennedy, 2021)</w:t>
+        <w:t>(Arai et al., 2026; Hegg &amp; Kennedy, 2021)</w:t>
       </w:r>
       <w:r>
         <w:rPr>
@@ -3159,6 +3160,7 @@
         <w:rPr>
           <w:rFonts w:ascii="Times New Roman" w:hAnsi="Times New Roman" w:cs="Times New Roman"/>
         </w:rPr>
+        <w:lastRenderedPageBreak/>
         <w:t xml:space="preserve">with the Alaska Department of Fish and Game Lower Yukon Test Fishery (LYTF), </w:t>
       </w:r>
       <w:proofErr w:type="spellStart"/>
@@ -3173,14 +3175,7 @@
         <w:rPr>
           <w:rFonts w:ascii="Times New Roman" w:hAnsi="Times New Roman" w:cs="Times New Roman"/>
         </w:rPr>
-        <w:t xml:space="preserve"> </w:t>
-      </w:r>
-      <w:r>
-        <w:rPr>
-          <w:rFonts w:ascii="Times New Roman" w:hAnsi="Times New Roman" w:cs="Times New Roman"/>
-        </w:rPr>
-        <w:lastRenderedPageBreak/>
-        <w:t xml:space="preserve">Native Council at the Bethel Test Fishery, and </w:t>
+        <w:t xml:space="preserve"> Native Council at the Bethel Test Fishery, and </w:t>
       </w:r>
       <w:r>
         <w:rPr>
@@ -3200,7 +3195,7 @@
         </w:rPr>
         <w:t>.</w:t>
       </w:r>
-      <w:ins w:id="0" w:author="Benjamin J. Makhlouf" w:date="2026-03-01T19:17:00Z" w16du:dateUtc="2026-03-02T03:17:00Z">
+      <w:ins w:id="1" w:author="Benjamin J. Makhlouf" w:date="2026-03-01T19:17:00Z" w16du:dateUtc="2026-03-02T03:17:00Z">
         <w:r>
           <w:rPr>
             <w:rFonts w:ascii="Times New Roman" w:hAnsi="Times New Roman" w:cs="Times New Roman"/>
@@ -3210,7 +3205,7 @@
         <w:r>
           <w:rPr>
             <w:rFonts w:ascii="Garamond" w:hAnsi="Garamond" w:cs="Times New Roman"/>
-            <w:rPrChange w:id="1" w:author="Benjamin J. Makhlouf" w:date="2026-03-01T19:30:00Z" w16du:dateUtc="2026-03-02T03:30:00Z">
+            <w:rPrChange w:id="2" w:author="Benjamin J. Makhlouf" w:date="2026-03-01T19:30:00Z" w16du:dateUtc="2026-03-02T03:30:00Z">
               <w:rPr>
                 <w:rFonts w:ascii="Times New Roman" w:hAnsi="Times New Roman" w:cs="Times New Roman"/>
               </w:rPr>
@@ -3219,11 +3214,11 @@
           <w:t xml:space="preserve">It has been well established that </w:t>
         </w:r>
       </w:ins>
-      <w:ins w:id="2" w:author="Benjamin J. Makhlouf" w:date="2026-03-01T19:23:00Z" w16du:dateUtc="2026-03-02T03:23:00Z">
+      <w:ins w:id="3" w:author="Benjamin J. Makhlouf" w:date="2026-03-01T19:23:00Z" w16du:dateUtc="2026-03-02T03:23:00Z">
         <w:r>
           <w:rPr>
             <w:rFonts w:ascii="Garamond" w:hAnsi="Garamond" w:cs="Times New Roman"/>
-            <w:rPrChange w:id="3" w:author="Benjamin J. Makhlouf" w:date="2026-03-01T19:30:00Z" w16du:dateUtc="2026-03-02T03:30:00Z">
+            <w:rPrChange w:id="4" w:author="Benjamin J. Makhlouf" w:date="2026-03-01T19:30:00Z" w16du:dateUtc="2026-03-02T03:30:00Z">
               <w:rPr>
                 <w:rFonts w:ascii="Times New Roman" w:hAnsi="Times New Roman" w:cs="Times New Roman"/>
               </w:rPr>
@@ -3232,30 +3227,25 @@
           <w:t xml:space="preserve">nearly all </w:t>
         </w:r>
       </w:ins>
-      <w:ins w:id="4" w:author="Benjamin J. Makhlouf" w:date="2026-03-01T19:17:00Z" w16du:dateUtc="2026-03-02T03:17:00Z">
+      <w:ins w:id="5" w:author="Benjamin J. Makhlouf" w:date="2026-03-01T19:17:00Z" w16du:dateUtc="2026-03-02T03:17:00Z">
         <w:r>
           <w:rPr>
             <w:rFonts w:ascii="Garamond" w:hAnsi="Garamond" w:cs="Times New Roman"/>
-            <w:rPrChange w:id="5" w:author="Benjamin J. Makhlouf" w:date="2026-03-01T19:30:00Z" w16du:dateUtc="2026-03-02T03:30:00Z">
+            <w:rPrChange w:id="6" w:author="Benjamin J. Makhlouf" w:date="2026-03-01T19:30:00Z" w16du:dateUtc="2026-03-02T03:30:00Z">
               <w:rPr>
                 <w:rFonts w:ascii="Times New Roman" w:hAnsi="Times New Roman" w:cs="Times New Roman"/>
               </w:rPr>
             </w:rPrChange>
           </w:rPr>
-          <w:t xml:space="preserve">commercially caught Chinook salmon in this fishing district are of Nushagak River origin. As such, all otoliths collected from in this district were assumed to be </w:t>
-        </w:r>
-      </w:ins>
-      <w:ins w:id="6" w:author="Benjamin J. Makhlouf" w:date="2026-03-01T19:24:00Z" w16du:dateUtc="2026-03-02T03:24:00Z">
+          <w:t>commercially caught Chinook salmon in this fishing district are of Nushagak</w:t>
+        </w:r>
+      </w:ins>
+      <w:ins w:id="7" w:author="Benjamin J. Makhlouf" w:date="2026-03-04T11:59:00Z" w16du:dateUtc="2026-03-04T19:59:00Z">
         <w:r>
           <w:rPr>
             <w:rFonts w:ascii="Garamond" w:hAnsi="Garamond" w:cs="Times New Roman"/>
-            <w:rPrChange w:id="7" w:author="Benjamin J. Makhlouf" w:date="2026-03-01T19:30:00Z" w16du:dateUtc="2026-03-02T03:30:00Z">
-              <w:rPr>
-                <w:rFonts w:ascii="Times New Roman" w:hAnsi="Times New Roman" w:cs="Times New Roman"/>
-              </w:rPr>
-            </w:rPrChange>
-          </w:rPr>
-          <w:t>of</w:t>
+          </w:rPr>
+          <w:t xml:space="preserve"> </w:t>
         </w:r>
       </w:ins>
       <w:ins w:id="8" w:author="Benjamin J. Makhlouf" w:date="2026-03-01T19:17:00Z" w16du:dateUtc="2026-03-02T03:17:00Z">
@@ -3268,104 +3258,99 @@
               </w:rPr>
             </w:rPrChange>
           </w:rPr>
-          <w:t xml:space="preserve">  Nushagak River</w:t>
-        </w:r>
-      </w:ins>
-      <w:ins w:id="10" w:author="Benjamin J. Makhlouf" w:date="2026-03-01T19:23:00Z" w16du:dateUtc="2026-03-02T03:23:00Z">
+          <w:t xml:space="preserve">origin. As such, all otoliths collected from in this district were assumed to be </w:t>
+        </w:r>
+      </w:ins>
+      <w:ins w:id="10" w:author="Benjamin J. Makhlouf" w:date="2026-03-04T11:59:00Z" w16du:dateUtc="2026-03-04T19:59:00Z">
         <w:r>
           <w:rPr>
             <w:rFonts w:ascii="Garamond" w:hAnsi="Garamond" w:cs="Times New Roman"/>
-            <w:rPrChange w:id="11" w:author="Benjamin J. Makhlouf" w:date="2026-03-01T19:30:00Z" w16du:dateUtc="2026-03-02T03:30:00Z">
-              <w:rPr>
-                <w:rFonts w:ascii="Times New Roman" w:hAnsi="Times New Roman" w:cs="Times New Roman"/>
-              </w:rPr>
+          </w:rPr>
+          <w:t xml:space="preserve">from the Nushagak river </w:t>
+        </w:r>
+      </w:ins>
+      <w:r>
+        <w:rPr>
+          <w:rFonts w:ascii="Times New Roman" w:hAnsi="Times New Roman" w:cs="Times New Roman"/>
+        </w:rPr>
+        <w:fldChar w:fldCharType="begin"/>
+      </w:r>
+      <w:r>
+        <w:rPr>
+          <w:rFonts w:ascii="Times New Roman" w:hAnsi="Times New Roman" w:cs="Times New Roman"/>
+        </w:rPr>
+        <w:instrText xml:space="preserve"> ADDIN ZOTERO_ITEM CSL_CITATION {"citationID":"WdqVQusp","properties":{"formattedCitation":"(ADFG, 2022)","plainCitation":"(ADFG, 2022)","noteIndex":0},"citationItems":[{"id":6458,"uris":["http://zotero.org/users/8421274/items/BNNCXL6I"],"itemData":{"id":6458,"type":"report","title":"Nushagak River King Salmon - Stock Status And Action Plan","URL":"https://www.adfg.alaska.gov/static/regulations/regprocess/fisheriesboard/pdfs/2022-2023/bb/rcs/rc004_Nushagak_King_Salmon_Action_Plan.pdf","author":[{"family":"ADFG","given":""}],"accessed":{"date-parts":[["2026",3,1]]},"issued":{"date-parts":[["2022"]]}}}],"schema":"https://github.com/citation-style-language/schema/raw/master/csl-citation.json"} </w:instrText>
+      </w:r>
+      <w:r>
+        <w:rPr>
+          <w:rFonts w:ascii="Times New Roman" w:hAnsi="Times New Roman" w:cs="Times New Roman"/>
+        </w:rPr>
+        <w:fldChar w:fldCharType="separate"/>
+      </w:r>
+      <w:r>
+        <w:rPr>
+          <w:rFonts w:ascii="Times New Roman" w:hAnsi="Times New Roman" w:cs="Times New Roman"/>
+          <w:noProof/>
+        </w:rPr>
+        <w:t>(ADFG, 2022)</w:t>
+      </w:r>
+      <w:r>
+        <w:rPr>
+          <w:rFonts w:ascii="Times New Roman" w:hAnsi="Times New Roman" w:cs="Times New Roman"/>
+        </w:rPr>
+        <w:fldChar w:fldCharType="end"/>
+      </w:r>
+      <w:ins w:id="11" w:author="Benjamin J. Makhlouf" w:date="2026-03-01T19:24:00Z" w16du:dateUtc="2026-03-02T03:24:00Z">
+        <w:r>
+          <w:rPr>
+            <w:rFonts w:ascii="Times New Roman" w:hAnsi="Times New Roman" w:cs="Times New Roman"/>
+          </w:rPr>
+          <w:t>,</w:t>
+        </w:r>
+      </w:ins>
+      <w:r>
+        <w:rPr>
+          <w:rFonts w:ascii="Times New Roman" w:hAnsi="Times New Roman" w:cs="Times New Roman"/>
+        </w:rPr>
+        <w:t xml:space="preserve"> </w:t>
+      </w:r>
+      <w:r>
+        <w:rPr>
+          <w:rFonts w:ascii="Times New Roman" w:hAnsi="Times New Roman" w:cs="Times New Roman"/>
+        </w:rPr>
+        <w:t xml:space="preserve">For each year approximately 500 otoliths were collected throughout the season. From these, </w:t>
+      </w:r>
+      <w:r>
+        <w:rPr>
+          <w:rFonts w:ascii="Times New Roman" w:hAnsi="Times New Roman" w:cs="Times New Roman"/>
+        </w:rPr>
+        <w:t>~250 otoliths from each year were selected for further analysis</w:t>
+      </w:r>
+      <w:ins w:id="12" w:author="Benjamin J. Makhlouf" w:date="2026-03-01T19:26:00Z" w16du:dateUtc="2026-03-02T03:26:00Z">
+        <w:r>
+          <w:rPr>
+            <w:rFonts w:ascii="Times New Roman" w:hAnsi="Times New Roman" w:cs="Times New Roman"/>
+          </w:rPr>
+          <w:t xml:space="preserve">. </w:t>
+        </w:r>
+      </w:ins>
+      <w:ins w:id="13" w:author="Benjamin J. Makhlouf" w:date="2026-03-01T19:30:00Z" w16du:dateUtc="2026-03-02T03:30:00Z">
+        <w:r>
+          <w:rPr>
+            <w:rFonts w:ascii="Garamond" w:hAnsi="Garamond"/>
+            <w:rPrChange w:id="14" w:author="Benjamin J. Makhlouf" w:date="2026-03-01T19:30:00Z" w16du:dateUtc="2026-03-02T03:30:00Z">
+              <w:rPr/>
             </w:rPrChange>
           </w:rPr>
-          <w:t xml:space="preserve"> </w:t>
-        </w:r>
-      </w:ins>
-      <w:ins w:id="12" w:author="Benjamin J. Makhlouf" w:date="2026-03-01T19:24:00Z" w16du:dateUtc="2026-03-02T03:24:00Z">
-        <w:r>
-          <w:rPr>
-            <w:rFonts w:ascii="Garamond" w:hAnsi="Garamond" w:cs="Times New Roman"/>
-            <w:rPrChange w:id="13" w:author="Benjamin J. Makhlouf" w:date="2026-03-01T19:30:00Z" w16du:dateUtc="2026-03-02T03:30:00Z">
-              <w:rPr>
-                <w:rFonts w:ascii="Times New Roman" w:hAnsi="Times New Roman" w:cs="Times New Roman"/>
-              </w:rPr>
-            </w:rPrChange>
-          </w:rPr>
-          <w:t xml:space="preserve"> Origin</w:t>
-        </w:r>
-        <w:r>
-          <w:rPr>
-            <w:rFonts w:ascii="Times New Roman" w:hAnsi="Times New Roman" w:cs="Times New Roman"/>
-          </w:rPr>
-          <w:t xml:space="preserve"> </w:t>
-        </w:r>
-      </w:ins>
-      <w:r>
-        <w:rPr>
-          <w:rFonts w:ascii="Times New Roman" w:hAnsi="Times New Roman" w:cs="Times New Roman"/>
-        </w:rPr>
-        <w:fldChar w:fldCharType="begin"/>
-      </w:r>
-      <w:r>
-        <w:rPr>
-          <w:rFonts w:ascii="Times New Roman" w:hAnsi="Times New Roman" w:cs="Times New Roman"/>
-        </w:rPr>
-        <w:instrText xml:space="preserve"> ADDIN ZOTERO_ITEM CSL_CITATION {"citationID":"WdqVQusp","properties":{"formattedCitation":"(ADFG, 2022)","plainCitation":"(ADFG, 2022)","noteIndex":0},"citationItems":[{"id":6458,"uris":["http://zotero.org/users/8421274/items/BNNCXL6I"],"itemData":{"id":6458,"type":"report","title":"Nushagak River King Salmon - Stock Status And Action Plan","URL":"https://www.adfg.alaska.gov/static/regulations/regprocess/fisheriesboard/pdfs/2022-2023/bb/rcs/rc004_Nushagak_King_Salmon_Action_Plan.pdf","author":[{"family":"ADFG","given":""}],"accessed":{"date-parts":[["2026",3,1]]},"issued":{"date-parts":[["2022"]]}}}],"schema":"https://github.com/citation-style-language/schema/raw/master/csl-citation.json"} </w:instrText>
-      </w:r>
-      <w:r>
-        <w:rPr>
-          <w:rFonts w:ascii="Times New Roman" w:hAnsi="Times New Roman" w:cs="Times New Roman"/>
-        </w:rPr>
-        <w:fldChar w:fldCharType="separate"/>
-      </w:r>
-      <w:r>
-        <w:rPr>
-          <w:rFonts w:ascii="Times New Roman" w:hAnsi="Times New Roman" w:cs="Times New Roman"/>
-          <w:noProof/>
-        </w:rPr>
-        <w:t>(ADFG, 2022)</w:t>
-      </w:r>
-      <w:r>
-        <w:rPr>
-          <w:rFonts w:ascii="Times New Roman" w:hAnsi="Times New Roman" w:cs="Times New Roman"/>
-        </w:rPr>
-        <w:fldChar w:fldCharType="end"/>
-      </w:r>
-      <w:ins w:id="14" w:author="Benjamin J. Makhlouf" w:date="2026-03-01T19:24:00Z" w16du:dateUtc="2026-03-02T03:24:00Z">
-        <w:r>
-          <w:rPr>
-            <w:rFonts w:ascii="Times New Roman" w:hAnsi="Times New Roman" w:cs="Times New Roman"/>
-          </w:rPr>
-          <w:t>,</w:t>
-        </w:r>
-      </w:ins>
-      <w:r>
-        <w:rPr>
-          <w:rFonts w:ascii="Times New Roman" w:hAnsi="Times New Roman" w:cs="Times New Roman"/>
-        </w:rPr>
-        <w:t xml:space="preserve"> </w:t>
-      </w:r>
-      <w:r>
-        <w:rPr>
-          <w:rFonts w:ascii="Times New Roman" w:hAnsi="Times New Roman" w:cs="Times New Roman"/>
-        </w:rPr>
-        <w:t xml:space="preserve">For each year approximately 500 otoliths were collected throughout the season. From these, </w:t>
-      </w:r>
-      <w:r>
-        <w:rPr>
-          <w:rFonts w:ascii="Times New Roman" w:hAnsi="Times New Roman" w:cs="Times New Roman"/>
-        </w:rPr>
-        <w:t>~250 otoliths from each year were selected for further analysis</w:t>
-      </w:r>
-      <w:ins w:id="15" w:author="Benjamin J. Makhlouf" w:date="2026-03-01T19:26:00Z" w16du:dateUtc="2026-03-02T03:26:00Z">
-        <w:r>
-          <w:rPr>
-            <w:rFonts w:ascii="Times New Roman" w:hAnsi="Times New Roman" w:cs="Times New Roman"/>
-          </w:rPr>
-          <w:t xml:space="preserve">. </w:t>
+          <w:t>Otolith samples were selected to ensure full temporal representation of the run, with the number of otoliths drawn from each time stratum scaled to approximate observed seasonal variation in CPUE</w:t>
+        </w:r>
+      </w:ins>
+      <w:ins w:id="15" w:author="Benjamin J. Makhlouf" w:date="2026-03-04T12:00:00Z" w16du:dateUtc="2026-03-04T20:00:00Z">
+        <w:r>
+          <w:rPr>
+            <w:rFonts w:ascii="Garamond" w:hAnsi="Garamond"/>
+          </w:rPr>
+          <w:t>. W</w:t>
         </w:r>
       </w:ins>
       <w:ins w:id="16" w:author="Benjamin J. Makhlouf" w:date="2026-03-01T19:30:00Z" w16du:dateUtc="2026-03-02T03:30:00Z">
@@ -3376,7 +3361,7 @@
               <w:rPr/>
             </w:rPrChange>
           </w:rPr>
-          <w:t>Otolith samples were selected to ensure full temporal representation of the run, with the number of otoliths drawn from each time stratum scaled to approximate observed seasonal variation in CPUE; within each stratum, individual otoliths were randomly selected.</w:t>
+          <w:t>ithin each stratum, individual otoliths were randomly selected.</w:t>
         </w:r>
       </w:ins>
       <w:del w:id="18" w:author="Benjamin J. Makhlouf" w:date="2026-03-01T19:26:00Z" w16du:dateUtc="2026-03-02T03:26:00Z">
@@ -3609,7 +3594,7 @@
           <w:rPr>
             <w:rFonts w:ascii="Times New Roman" w:hAnsi="Times New Roman" w:cs="Times New Roman"/>
           </w:rPr>
-          <w:t xml:space="preserve">using </w:t>
+          <w:t>using</w:t>
         </w:r>
       </w:ins>
       <w:ins w:id="38" w:author="Benjamin J. Makhlouf" w:date="2026-03-02T10:57:00Z" w16du:dateUtc="2026-03-02T18:57:00Z">
@@ -3617,7 +3602,7 @@
           <w:rPr>
             <w:rFonts w:ascii="Times New Roman" w:hAnsi="Times New Roman" w:cs="Times New Roman"/>
           </w:rPr>
-          <w:t xml:space="preserve">liquid </w:t>
+          <w:t xml:space="preserve"> </w:t>
         </w:r>
       </w:ins>
       <w:ins w:id="39" w:author="Benjamin J. Makhlouf" w:date="2026-03-02T10:54:00Z" w16du:dateUtc="2026-03-02T18:54:00Z">
@@ -3668,53 +3653,252 @@
         <w:r>
           <w:rPr>
             <w:rFonts w:ascii="Times New Roman" w:hAnsi="Times New Roman" w:cs="Times New Roman"/>
+          </w:rPr>
+          <w:t xml:space="preserve">using </w:t>
+        </w:r>
+      </w:ins>
+      <w:ins w:id="44" w:author="Benjamin J. Makhlouf" w:date="2026-03-02T10:55:00Z" w16du:dateUtc="2026-03-02T18:55:00Z">
+        <w:r>
+          <w:rPr>
+            <w:rFonts w:ascii="Times New Roman" w:hAnsi="Times New Roman" w:cs="Times New Roman"/>
+          </w:rPr>
+          <w:t>alumina powder (</w:t>
+        </w:r>
+      </w:ins>
+      <w:ins w:id="45" w:author="Benjamin J. Makhlouf" w:date="2026-03-02T10:57:00Z" w16du:dateUtc="2026-03-02T18:57:00Z">
+        <w:r>
+          <w:rPr>
+            <w:rFonts w:ascii="Times New Roman" w:hAnsi="Times New Roman" w:cs="Times New Roman"/>
+          </w:rPr>
+          <w:t xml:space="preserve">Type DX, </w:t>
+        </w:r>
+      </w:ins>
+      <w:ins w:id="46" w:author="Benjamin J. Makhlouf" w:date="2026-03-02T10:55:00Z" w16du:dateUtc="2026-03-02T18:55:00Z">
+        <w:r>
+          <w:rPr>
+            <w:rFonts w:ascii="Times New Roman" w:hAnsi="Times New Roman" w:cs="Times New Roman"/>
+          </w:rPr>
+          <w:t xml:space="preserve">Electron Microscope Sciences) </w:t>
+        </w:r>
+      </w:ins>
+      <w:del w:id="47" w:author="Benjamin J. Makhlouf" w:date="2026-03-02T10:54:00Z" w16du:dateUtc="2026-03-02T18:54:00Z">
+        <w:r>
+          <w:rPr>
+            <w:rFonts w:ascii="Times New Roman" w:hAnsi="Times New Roman" w:cs="Times New Roman"/>
+          </w:rPr>
+          <w:delText xml:space="preserve"> </w:delText>
+        </w:r>
+      </w:del>
+      <w:r>
+        <w:rPr>
+          <w:rFonts w:ascii="Times New Roman" w:hAnsi="Times New Roman" w:cs="Times New Roman"/>
+        </w:rPr>
+        <w:t>to enhance clarity</w:t>
+      </w:r>
+      <w:r>
+        <w:rPr>
+          <w:rFonts w:ascii="Times New Roman" w:hAnsi="Times New Roman" w:cs="Times New Roman"/>
+        </w:rPr>
+        <w:t xml:space="preserve"> </w:t>
+      </w:r>
+      <w:r>
+        <w:rPr>
+          <w:rFonts w:ascii="Times New Roman" w:hAnsi="Times New Roman" w:cs="Times New Roman"/>
+        </w:rPr>
+        <w:fldChar w:fldCharType="begin"/>
+      </w:r>
+      <w:r>
+        <w:rPr>
+          <w:rFonts w:ascii="Times New Roman" w:hAnsi="Times New Roman" w:cs="Times New Roman"/>
+        </w:rPr>
+        <w:instrText xml:space="preserve"> ADDIN ZOTERO_ITEM CSL_CITATION {"citationID":"UdeDBfeN","properties":{"formattedCitation":"(Donohoe &amp; Zimmerman, 2010; Zimmerman &amp; Reeves, 2002)","plainCitation":"(Donohoe &amp; Zimmerman, 2010; Zimmerman &amp; Reeves, 2002)","noteIndex":0},"citationItems":[{"id":4778,"uris":["http://zotero.org/users/8421274/items/QJZIBTQC"],"itemData":{"id":4778,"type":"article-journal","abstract":"Beam-based analytical methods are widely used to measure the concentrations of elements and isotopes in otoliths. These methods usually require that otoliths be individually mounted and prepared to properly expose the desired growth region to the analytical beam. Most analytical instruments, such as LA-ICPMS and ion and electron microprobes, have sample holders that will accept only one to six slides or mounts at a time. We describe a method of mounting otoliths that allows for easy transfer of many otoliths to a single mount after they have been prepared. Such an approach increases the number of otoliths that can be analyzed in a single session by reducing the need open the sample chamber to exchange slides—a particularly time consuming step on instruments that operate under vacuum. For ion and electron microprobes, the method also greatly reduces the number of slides that must be coated with an electrical conductor prior to analysis. In this method, a narrow strip of cover glass is first glued at one end to a standard microscope slide. The otolith is then mounted in thermoplastic resin on the opposite, free end of the strip. The otolith can then be ground and flipped, if needed, by reheating the mounting medium. After otolith preparation is complete, the cover glass is cut with a scribe to free the otolith and up to 20 small otoliths can be arranged on a single petrographic slide.","container-title":"Environmental Biology of Fishes","DOI":"10.1007/s10641-010-9680-3","ISSN":"1573-5133","issue":"3","journalAbbreviation":"Environ Biol Fish","language":"en","page":"473-477","source":"Springer Link","title":"A method of mounting multiple otoliths for beam-based microchemical analyses","volume":"89","author":[{"family":"Donohoe","given":"Christopher J."},{"family":"Zimmerman","given":"Christian E."}],"issued":{"date-parts":[["2010",11,1]]}}},{"id":4132,"uris":["http://zotero.org/users/8421274/items/5YINANGC"],"itemData":{"id":4132,"type":"article-journal","abstract":"Comparisons of strontium:calcium (Sr: Ca) ratios in otolith primordia and freshwater growth regions were used to identify the progeny of steelhead Oncorhynchus mykiss (anadromous rainbow trout) and resident rainbow trout in the Deschutes River, Oregon. We cultured progeny of known adult steelhead and resident rainbow trout to confirm the relationship between Sr:Ca ratios in otolith primordia and the life history of the maternal parent. The mean (±SD) Sr:Ca ratio was significantly higher in the otolith primordia of the progeny of steelhead (0.001461 ± 0.00029; n = 100) than in those of the progeny of resident rainbow trout (0.000829 ± 0.000012; n = 100). We used comparisons of Sr:Ca ratios in the primordia and first-summer growth regions of otoliths to determine the maternal origin of unknown O. mykiss juveniles (n = 272) collected from rearing habitats within the main-stem Deschutes River and tributary rearing habitats and thus to ascertain the relative proportion of each life history morph in each rearing habitat. Resident rainbow trout fry dominated the bimonthly samples collected from main-stem rearing habitats between May and November 1995. Steelhead fry dominated samples collected from below waterfalls on two tributaries in 1996 and 1998.","container-title":"Transactions of the American Fisheries Society","DOI":"10.1577/1548-8659(2002)131&lt;0986:IOSARR&gt;2.0.CO;2","ISSN":"0002-8487","issue":"5","note":"_eprint: https://doi.org/10.1577/1548-8659(2002)131&lt;0986:IOSARR&gt;2.0.CO;2","page":"986-993","publisher":"Taylor &amp; Francis","source":"Taylor and Francis+NEJM","title":"Identification of Steelhead and Resident Rainbow Trout Progeny in the Deschutes River, Oregon, Revealed with Otolith Microchemistry","volume":"131","author":[{"family":"Zimmerman","given":"Christian E."},{"family":"Reeves","given":"Gordon H."}],"issued":{"date-parts":[["2002",9,1]]}}}],"schema":"https://github.com/citation-style-language/schema/raw/master/csl-citation.json"} </w:instrText>
+      </w:r>
+      <w:r>
+        <w:rPr>
+          <w:rFonts w:ascii="Times New Roman" w:hAnsi="Times New Roman" w:cs="Times New Roman"/>
+        </w:rPr>
+        <w:fldChar w:fldCharType="separate"/>
+      </w:r>
+      <w:r>
+        <w:rPr>
+          <w:rFonts w:ascii="Times New Roman" w:hAnsi="Times New Roman" w:cs="Times New Roman"/>
+          <w:noProof/>
+        </w:rPr>
+        <w:t>(Donohoe &amp; Zimmerman, 2010; Zimmerman &amp; Reeves, 2002)</w:t>
+      </w:r>
+      <w:r>
+        <w:rPr>
+          <w:rFonts w:ascii="Times New Roman" w:hAnsi="Times New Roman" w:cs="Times New Roman"/>
+        </w:rPr>
+        <w:fldChar w:fldCharType="end"/>
+      </w:r>
+      <w:r>
+        <w:rPr>
+          <w:rFonts w:ascii="Times New Roman" w:hAnsi="Times New Roman" w:cs="Times New Roman"/>
+        </w:rPr>
+        <w:t xml:space="preserve">. </w:t>
+      </w:r>
+      <w:r>
+        <w:rPr>
+          <w:rFonts w:ascii="Times New Roman" w:hAnsi="Times New Roman" w:cs="Times New Roman"/>
+        </w:rPr>
+        <w:t>Samples</w:t>
+      </w:r>
+      <w:r>
+        <w:rPr>
+          <w:rFonts w:ascii="Times New Roman" w:hAnsi="Times New Roman" w:cs="Times New Roman"/>
+        </w:rPr>
+        <w:t xml:space="preserve"> were</w:t>
+      </w:r>
+      <w:r>
+        <w:rPr>
+          <w:rFonts w:ascii="Times New Roman" w:hAnsi="Times New Roman" w:cs="Times New Roman"/>
+        </w:rPr>
+        <w:t xml:space="preserve"> then</w:t>
+      </w:r>
+      <w:r>
+        <w:rPr>
+          <w:rFonts w:ascii="Times New Roman" w:hAnsi="Times New Roman" w:cs="Times New Roman"/>
+        </w:rPr>
+        <w:t xml:space="preserve"> analyzed using Laser Ablation Inductively Coupled Plasma Mass Spectrometry (LA-</w:t>
+      </w:r>
+      <w:ins w:id="48" w:author="Benjamin J. Makhlouf" w:date="2026-03-02T16:12:00Z" w16du:dateUtc="2026-03-03T00:12:00Z">
+        <w:r>
+          <w:rPr>
+            <w:rFonts w:ascii="Times New Roman" w:hAnsi="Times New Roman" w:cs="Times New Roman"/>
+          </w:rPr>
+          <w:t>MC-</w:t>
+        </w:r>
+      </w:ins>
+      <w:r>
+        <w:rPr>
+          <w:rFonts w:ascii="Times New Roman" w:hAnsi="Times New Roman" w:cs="Times New Roman"/>
+        </w:rPr>
+        <w:t xml:space="preserve">ICP-MS) at the University of Utah Strontium Metals Lab, </w:t>
+      </w:r>
+      <w:proofErr w:type="gramStart"/>
+      <w:r>
+        <w:rPr>
+          <w:rFonts w:ascii="Times New Roman" w:hAnsi="Times New Roman" w:cs="Times New Roman"/>
+        </w:rPr>
+        <w:t>with the exception of</w:t>
+      </w:r>
+      <w:proofErr w:type="gramEnd"/>
+      <w:r>
+        <w:rPr>
+          <w:rFonts w:ascii="Times New Roman" w:hAnsi="Times New Roman" w:cs="Times New Roman"/>
+        </w:rPr>
+        <w:t xml:space="preserve"> 2022 Kuskokwim samples</w:t>
+      </w:r>
+      <w:r>
+        <w:rPr>
+          <w:rFonts w:ascii="Times New Roman" w:hAnsi="Times New Roman" w:cs="Times New Roman"/>
+        </w:rPr>
+        <w:t xml:space="preserve"> </w:t>
+      </w:r>
+      <w:r>
+        <w:rPr>
+          <w:rFonts w:ascii="Times New Roman" w:hAnsi="Times New Roman" w:cs="Times New Roman"/>
+        </w:rPr>
+        <w:t>which were processed at the</w:t>
+      </w:r>
+      <w:r>
+        <w:rPr>
+          <w:rFonts w:ascii="Times New Roman" w:hAnsi="Times New Roman" w:cs="Times New Roman"/>
+        </w:rPr>
+        <w:t xml:space="preserve"> W.M. Keck Collaboratory for Plasma Spectrometry </w:t>
+      </w:r>
+      <w:r>
+        <w:rPr>
+          <w:rFonts w:ascii="Times New Roman" w:hAnsi="Times New Roman" w:cs="Times New Roman"/>
+        </w:rPr>
+        <w:t>at Oregon State University.</w:t>
+      </w:r>
+      <w:r>
+        <w:rPr>
+          <w:rFonts w:ascii="Times New Roman" w:hAnsi="Times New Roman" w:cs="Times New Roman"/>
+        </w:rPr>
+        <w:t xml:space="preserve"> </w:t>
+      </w:r>
+      <w:ins w:id="49" w:author="Benjamin J. Makhlouf" w:date="2026-03-04T12:01:00Z" w16du:dateUtc="2026-03-04T20:01:00Z">
+        <w:r>
+          <w:rPr>
+            <w:rFonts w:ascii="Times New Roman" w:hAnsi="Times New Roman" w:cs="Times New Roman"/>
             <w:highlight w:val="yellow"/>
-            <w:rPrChange w:id="44" w:author="Benjamin J. Makhlouf" w:date="2026-03-01T19:39:00Z" w16du:dateUtc="2026-03-02T03:39:00Z">
+            <w:rPrChange w:id="50" w:author="Benjamin J. Makhlouf" w:date="2026-03-04T12:01:00Z" w16du:dateUtc="2026-03-04T20:01:00Z">
               <w:rPr>
                 <w:rFonts w:ascii="Times New Roman" w:hAnsi="Times New Roman" w:cs="Times New Roman"/>
               </w:rPr>
             </w:rPrChange>
           </w:rPr>
-          <w:t xml:space="preserve">using </w:t>
-        </w:r>
-      </w:ins>
-      <w:ins w:id="45" w:author="Benjamin J. Makhlouf" w:date="2026-03-02T10:55:00Z" w16du:dateUtc="2026-03-02T18:55:00Z">
-        <w:r>
-          <w:rPr>
-            <w:rFonts w:ascii="Times New Roman" w:hAnsi="Times New Roman" w:cs="Times New Roman"/>
-          </w:rPr>
-          <w:t>alumina powder (</w:t>
-        </w:r>
-      </w:ins>
-      <w:ins w:id="46" w:author="Benjamin J. Makhlouf" w:date="2026-03-02T10:57:00Z" w16du:dateUtc="2026-03-02T18:57:00Z">
-        <w:r>
-          <w:rPr>
-            <w:rFonts w:ascii="Times New Roman" w:hAnsi="Times New Roman" w:cs="Times New Roman"/>
-          </w:rPr>
-          <w:t xml:space="preserve">Type DX, </w:t>
-        </w:r>
-      </w:ins>
-      <w:ins w:id="47" w:author="Benjamin J. Makhlouf" w:date="2026-03-02T10:55:00Z" w16du:dateUtc="2026-03-02T18:55:00Z">
-        <w:r>
-          <w:rPr>
-            <w:rFonts w:ascii="Times New Roman" w:hAnsi="Times New Roman" w:cs="Times New Roman"/>
-          </w:rPr>
-          <w:t xml:space="preserve">Electron Microscope Sciences) </w:t>
-        </w:r>
-      </w:ins>
-      <w:del w:id="48" w:author="Benjamin J. Makhlouf" w:date="2026-03-02T10:54:00Z" w16du:dateUtc="2026-03-02T18:54:00Z">
-        <w:r>
-          <w:rPr>
-            <w:rFonts w:ascii="Times New Roman" w:hAnsi="Times New Roman" w:cs="Times New Roman"/>
-          </w:rPr>
-          <w:delText xml:space="preserve"> </w:delText>
-        </w:r>
-      </w:del>
-      <w:r>
-        <w:rPr>
-          <w:rFonts w:ascii="Times New Roman" w:hAnsi="Times New Roman" w:cs="Times New Roman"/>
-        </w:rPr>
-        <w:t>to enhance clarity</w:t>
+          <w:t>REFERENCE SUPP OR ADD</w:t>
+        </w:r>
+        <w:r>
+          <w:rPr>
+            <w:rFonts w:ascii="Times New Roman" w:hAnsi="Times New Roman" w:cs="Times New Roman"/>
+          </w:rPr>
+          <w:t xml:space="preserve"> </w:t>
+        </w:r>
+      </w:ins>
+      <w:r>
+        <w:rPr>
+          <w:rFonts w:ascii="Times New Roman" w:hAnsi="Times New Roman" w:cs="Times New Roman"/>
+        </w:rPr>
+        <w:t xml:space="preserve">Laser ablation </w:t>
+      </w:r>
+      <w:r>
+        <w:rPr>
+          <w:rFonts w:ascii="Times New Roman" w:hAnsi="Times New Roman" w:cs="Times New Roman"/>
+        </w:rPr>
+        <w:t>was pe</w:t>
+      </w:r>
+      <w:r>
+        <w:rPr>
+          <w:rFonts w:ascii="Times New Roman" w:hAnsi="Times New Roman" w:cs="Times New Roman"/>
+        </w:rPr>
+        <w:t>r</w:t>
+      </w:r>
+      <w:r>
+        <w:rPr>
+          <w:rFonts w:ascii="Times New Roman" w:hAnsi="Times New Roman" w:cs="Times New Roman"/>
+        </w:rPr>
+        <w:t xml:space="preserve">formed from the </w:t>
+      </w:r>
+      <w:r>
+        <w:rPr>
+          <w:rFonts w:ascii="Times New Roman" w:hAnsi="Times New Roman" w:cs="Times New Roman"/>
+        </w:rPr>
+        <w:t xml:space="preserve">otolith </w:t>
+      </w:r>
+      <w:r>
+        <w:rPr>
+          <w:rFonts w:ascii="Times New Roman" w:hAnsi="Times New Roman" w:cs="Times New Roman"/>
+        </w:rPr>
+        <w:t xml:space="preserve">core to just after the onset of the marine signature along the dorsal lobe scanning at </w:t>
+      </w:r>
+      <w:r>
+        <w:rPr>
+          <w:rFonts w:ascii="Times New Roman" w:hAnsi="Times New Roman" w:cs="Times New Roman"/>
+        </w:rPr>
+        <w:t xml:space="preserve">2 microns/second. </w:t>
+      </w:r>
+      <w:r>
+        <w:rPr>
+          <w:rFonts w:ascii="Times New Roman" w:hAnsi="Times New Roman" w:cs="Times New Roman"/>
+        </w:rPr>
+        <w:t>The resulting data</w:t>
+      </w:r>
+      <w:r>
+        <w:rPr>
+          <w:rFonts w:ascii="Times New Roman" w:hAnsi="Times New Roman" w:cs="Times New Roman"/>
+        </w:rPr>
+        <w:t xml:space="preserve">set </w:t>
+      </w:r>
+      <w:r>
+        <w:rPr>
+          <w:rFonts w:ascii="Times New Roman" w:hAnsi="Times New Roman" w:cs="Times New Roman"/>
+        </w:rPr>
+        <w:t>includes</w:t>
       </w:r>
       <w:r>
         <w:rPr>
@@ -3726,90 +3910,81 @@
         <w:rPr>
           <w:rFonts w:ascii="Times New Roman" w:hAnsi="Times New Roman" w:cs="Times New Roman"/>
         </w:rPr>
-        <w:fldChar w:fldCharType="begin"/>
-      </w:r>
-      <w:r>
-        <w:rPr>
-          <w:rFonts w:ascii="Times New Roman" w:hAnsi="Times New Roman" w:cs="Times New Roman"/>
-        </w:rPr>
-        <w:instrText xml:space="preserve"> ADDIN ZOTERO_ITEM CSL_CITATION {"citationID":"UdeDBfeN","properties":{"formattedCitation":"(Donohoe &amp; Zimmerman, 2010; Zimmerman &amp; Reeves, 2002)","plainCitation":"(Donohoe &amp; Zimmerman, 2010; Zimmerman &amp; Reeves, 2002)","noteIndex":0},"citationItems":[{"id":4778,"uris":["http://zotero.org/users/8421274/items/QJZIBTQC"],"itemData":{"id":4778,"type":"article-journal","abstract":"Beam-based analytical methods are widely used to measure the concentrations of elements and isotopes in otoliths. These methods usually require that otoliths be individually mounted and prepared to properly expose the desired growth region to the analytical beam. Most analytical instruments, such as LA-ICPMS and ion and electron microprobes, have sample holders that will accept only one to six slides or mounts at a time. We describe a method of mounting otoliths that allows for easy transfer of many otoliths to a single mount after they have been prepared. Such an approach increases the number of otoliths that can be analyzed in a single session by reducing the need open the sample chamber to exchange slides—a particularly time consuming step on instruments that operate under vacuum. For ion and electron microprobes, the method also greatly reduces the number of slides that must be coated with an electrical conductor prior to analysis. In this method, a narrow strip of cover glass is first glued at one end to a standard microscope slide. The otolith is then mounted in thermoplastic resin on the opposite, free end of the strip. The otolith can then be ground and flipped, if needed, by reheating the mounting medium. After otolith preparation is complete, the cover glass is cut with a scribe to free the otolith and up to 20 small otoliths can be arranged on a single petrographic slide.","container-title":"Environmental Biology of Fishes","DOI":"10.1007/s10641-010-9680-3","ISSN":"1573-5133","issue":"3","journalAbbreviation":"Environ Biol Fish","language":"en","page":"473-477","source":"Springer Link","title":"A method of mounting multiple otoliths for beam-based microchemical analyses","volume":"89","author":[{"family":"Donohoe","given":"Christopher J."},{"family":"Zimmerman","given":"Christian E."}],"issued":{"date-parts":[["2010",11,1]]}}},{"id":4132,"uris":["http://zotero.org/users/8421274/items/5YINANGC"],"itemData":{"id":4132,"type":"article-journal","abstract":"Comparisons of strontium:calcium (Sr: Ca) ratios in otolith primordia and freshwater growth regions were used to identify the progeny of steelhead Oncorhynchus mykiss (anadromous rainbow trout) and resident rainbow trout in the Deschutes River, Oregon. We cultured progeny of known adult steelhead and resident rainbow trout to confirm the relationship between Sr:Ca ratios in otolith primordia and the life history of the maternal parent. The mean (±SD) Sr:Ca ratio was significantly higher in the otolith primordia of the progeny of steelhead (0.001461 ± 0.00029; n = 100) than in those of the progeny of resident rainbow trout (0.000829 ± 0.000012; n = 100). We used comparisons of Sr:Ca ratios in the primordia and first-summer growth regions of otoliths to determine the maternal origin of unknown O. mykiss juveniles (n = 272) collected from rearing habitats within the main-stem Deschutes River and tributary rearing habitats and thus to ascertain the relative proportion of each life history morph in each rearing habitat. Resident rainbow trout fry dominated the bimonthly samples collected from main-stem rearing habitats between May and November 1995. Steelhead fry dominated samples collected from below waterfalls on two tributaries in 1996 and 1998.","container-title":"Transactions of the American Fisheries Society","DOI":"10.1577/1548-8659(2002)131&lt;0986:IOSARR&gt;2.0.CO;2","ISSN":"0002-8487","issue":"5","note":"_eprint: https://doi.org/10.1577/1548-8659(2002)131&lt;0986:IOSARR&gt;2.0.CO;2","page":"986-993","publisher":"Taylor &amp; Francis","source":"Taylor and Francis+NEJM","title":"Identification of Steelhead and Resident Rainbow Trout Progeny in the Deschutes River, Oregon, Revealed with Otolith Microchemistry","volume":"131","author":[{"family":"Zimmerman","given":"Christian E."},{"family":"Reeves","given":"Gordon H."}],"issued":{"date-parts":[["2002",9,1]]}}}],"schema":"https://github.com/citation-style-language/schema/raw/master/csl-citation.json"} </w:instrText>
-      </w:r>
-      <w:r>
-        <w:rPr>
-          <w:rFonts w:ascii="Times New Roman" w:hAnsi="Times New Roman" w:cs="Times New Roman"/>
-        </w:rPr>
-        <w:fldChar w:fldCharType="separate"/>
-      </w:r>
-      <w:r>
-        <w:rPr>
-          <w:rFonts w:ascii="Times New Roman" w:hAnsi="Times New Roman" w:cs="Times New Roman"/>
-          <w:noProof/>
-        </w:rPr>
-        <w:t>(Donohoe &amp; Zimmerman, 2010; Zimmerman &amp; Reeves, 2002)</w:t>
-      </w:r>
-      <w:r>
-        <w:rPr>
-          <w:rFonts w:ascii="Times New Roman" w:hAnsi="Times New Roman" w:cs="Times New Roman"/>
-        </w:rPr>
-        <w:fldChar w:fldCharType="end"/>
-      </w:r>
-      <w:r>
-        <w:rPr>
-          <w:rFonts w:ascii="Times New Roman" w:hAnsi="Times New Roman" w:cs="Times New Roman"/>
-        </w:rPr>
-        <w:t xml:space="preserve">. </w:t>
-      </w:r>
-      <w:r>
-        <w:rPr>
-          <w:rFonts w:ascii="Times New Roman" w:hAnsi="Times New Roman" w:cs="Times New Roman"/>
-        </w:rPr>
-        <w:t>Samples</w:t>
-      </w:r>
-      <w:r>
-        <w:rPr>
-          <w:rFonts w:ascii="Times New Roman" w:hAnsi="Times New Roman" w:cs="Times New Roman"/>
-        </w:rPr>
-        <w:t xml:space="preserve"> were</w:t>
-      </w:r>
-      <w:r>
-        <w:rPr>
-          <w:rFonts w:ascii="Times New Roman" w:hAnsi="Times New Roman" w:cs="Times New Roman"/>
-        </w:rPr>
-        <w:t xml:space="preserve"> then</w:t>
-      </w:r>
-      <w:r>
-        <w:rPr>
-          <w:rFonts w:ascii="Times New Roman" w:hAnsi="Times New Roman" w:cs="Times New Roman"/>
-        </w:rPr>
-        <w:t xml:space="preserve"> analyzed using Laser Ablation Inductively Coupled Plasma Mass Spectrometry (LA-</w:t>
-      </w:r>
-      <w:ins w:id="49" w:author="Benjamin J. Makhlouf" w:date="2026-03-02T16:12:00Z" w16du:dateUtc="2026-03-03T00:12:00Z">
-        <w:r>
-          <w:rPr>
-            <w:rFonts w:ascii="Times New Roman" w:hAnsi="Times New Roman" w:cs="Times New Roman"/>
-          </w:rPr>
-          <w:t>MC-</w:t>
-        </w:r>
-      </w:ins>
-      <w:r>
-        <w:rPr>
-          <w:rFonts w:ascii="Times New Roman" w:hAnsi="Times New Roman" w:cs="Times New Roman"/>
-        </w:rPr>
-        <w:t xml:space="preserve">ICP-MS) at the University of Utah Strontium Metals Lab, </w:t>
-      </w:r>
-      <w:proofErr w:type="gramStart"/>
-      <w:r>
-        <w:rPr>
-          <w:rFonts w:ascii="Times New Roman" w:hAnsi="Times New Roman" w:cs="Times New Roman"/>
-        </w:rPr>
-        <w:t>with the exception of</w:t>
-      </w:r>
-      <w:proofErr w:type="gramEnd"/>
-      <w:r>
-        <w:rPr>
-          <w:rFonts w:ascii="Times New Roman" w:hAnsi="Times New Roman" w:cs="Times New Roman"/>
-        </w:rPr>
-        <w:t xml:space="preserve"> 2022 Kuskokwim samples</w:t>
+        <w:t xml:space="preserve">a concurrently collected </w:t>
+      </w:r>
+      <w:r>
+        <w:rPr>
+          <w:rFonts w:ascii="Times New Roman" w:hAnsi="Times New Roman" w:cs="Times New Roman"/>
+        </w:rPr>
+        <w:t>time series</w:t>
+      </w:r>
+      <w:r>
+        <w:rPr>
+          <w:rFonts w:ascii="Times New Roman" w:hAnsi="Times New Roman" w:cs="Times New Roman"/>
+        </w:rPr>
+        <w:t xml:space="preserve"> of </w:t>
+      </w:r>
+      <w:r>
+        <w:rPr>
+          <w:rFonts w:ascii="Times New Roman" w:hAnsi="Times New Roman" w:cs="Times New Roman"/>
+        </w:rPr>
+        <w:t>⁸⁷Sr/⁸⁶Sr</w:t>
+      </w:r>
+      <w:r>
+        <w:rPr>
+          <w:rFonts w:ascii="Times New Roman" w:hAnsi="Times New Roman" w:cs="Times New Roman"/>
+        </w:rPr>
+        <w:t xml:space="preserve"> and Sr</w:t>
+      </w:r>
+      <w:r>
+        <w:rPr>
+          <w:rFonts w:ascii="Times New Roman" w:hAnsi="Times New Roman" w:cs="Times New Roman"/>
+          <w:vertAlign w:val="superscript"/>
+        </w:rPr>
+        <w:t>88</w:t>
+      </w:r>
+      <w:r>
+        <w:rPr>
+          <w:rFonts w:ascii="Times New Roman" w:hAnsi="Times New Roman" w:cs="Times New Roman"/>
+        </w:rPr>
+        <w:t xml:space="preserve"> along the same transect for all individuals. </w:t>
+      </w:r>
+      <w:r>
+        <w:rPr>
+          <w:rFonts w:ascii="Times New Roman" w:hAnsi="Times New Roman" w:cs="Times New Roman"/>
+        </w:rPr>
+        <w:t>Because</w:t>
+      </w:r>
+      <w:r>
+        <w:rPr>
+          <w:rFonts w:ascii="Times New Roman" w:hAnsi="Times New Roman" w:cs="Times New Roman"/>
+        </w:rPr>
+        <w:t xml:space="preserve"> the Yukon </w:t>
+      </w:r>
+      <w:r>
+        <w:rPr>
+          <w:rFonts w:ascii="Times New Roman" w:hAnsi="Times New Roman" w:cs="Times New Roman"/>
+        </w:rPr>
+        <w:t>river-</w:t>
+      </w:r>
+      <w:r>
+        <w:rPr>
+          <w:rFonts w:ascii="Times New Roman" w:hAnsi="Times New Roman" w:cs="Times New Roman"/>
+        </w:rPr>
+        <w:t xml:space="preserve">basin contains multiple distinct genetic reporting groups, fin clip samples were collected from a subset of Yukon individuals for genetic </w:t>
+      </w:r>
+      <w:r>
+        <w:rPr>
+          <w:rFonts w:ascii="Times New Roman" w:hAnsi="Times New Roman" w:cs="Times New Roman"/>
+        </w:rPr>
+        <w:lastRenderedPageBreak/>
+        <w:t xml:space="preserve">stock </w:t>
+      </w:r>
+      <w:r>
+        <w:rPr>
+          <w:rFonts w:ascii="Times New Roman" w:hAnsi="Times New Roman" w:cs="Times New Roman"/>
+        </w:rPr>
+        <w:t>assignment.</w:t>
       </w:r>
       <w:r>
         <w:rPr>
@@ -3821,183 +3996,7 @@
         <w:rPr>
           <w:rFonts w:ascii="Times New Roman" w:hAnsi="Times New Roman" w:cs="Times New Roman"/>
         </w:rPr>
-        <w:t>which were processed at the</w:t>
-      </w:r>
-      <w:r>
-        <w:rPr>
-          <w:rFonts w:ascii="Times New Roman" w:hAnsi="Times New Roman" w:cs="Times New Roman"/>
-        </w:rPr>
-        <w:t xml:space="preserve"> W.M. Keck Collaboratory for Plasma Spectrometry </w:t>
-      </w:r>
-      <w:r>
-        <w:rPr>
-          <w:rFonts w:ascii="Times New Roman" w:hAnsi="Times New Roman" w:cs="Times New Roman"/>
-        </w:rPr>
-        <w:t>at Oregon State University.</w:t>
-      </w:r>
-      <w:r>
-        <w:rPr>
-          <w:rFonts w:ascii="Times New Roman" w:hAnsi="Times New Roman" w:cs="Times New Roman"/>
-        </w:rPr>
-        <w:t xml:space="preserve"> </w:t>
-      </w:r>
-      <w:r>
-        <w:rPr>
-          <w:rFonts w:ascii="Times New Roman" w:hAnsi="Times New Roman" w:cs="Times New Roman"/>
-        </w:rPr>
-        <w:t xml:space="preserve">Laser ablation </w:t>
-      </w:r>
-      <w:r>
-        <w:rPr>
-          <w:rFonts w:ascii="Times New Roman" w:hAnsi="Times New Roman" w:cs="Times New Roman"/>
-        </w:rPr>
-        <w:t>was pe</w:t>
-      </w:r>
-      <w:r>
-        <w:rPr>
-          <w:rFonts w:ascii="Times New Roman" w:hAnsi="Times New Roman" w:cs="Times New Roman"/>
-        </w:rPr>
-        <w:t>r</w:t>
-      </w:r>
-      <w:r>
-        <w:rPr>
-          <w:rFonts w:ascii="Times New Roman" w:hAnsi="Times New Roman" w:cs="Times New Roman"/>
-        </w:rPr>
-        <w:t xml:space="preserve">formed from the </w:t>
-      </w:r>
-      <w:r>
-        <w:rPr>
-          <w:rFonts w:ascii="Times New Roman" w:hAnsi="Times New Roman" w:cs="Times New Roman"/>
-        </w:rPr>
-        <w:t xml:space="preserve">otolith </w:t>
-      </w:r>
-      <w:r>
-        <w:rPr>
-          <w:rFonts w:ascii="Times New Roman" w:hAnsi="Times New Roman" w:cs="Times New Roman"/>
-        </w:rPr>
-        <w:t xml:space="preserve">core to just after the onset of the marine signature along the dorsal lobe scanning at </w:t>
-      </w:r>
-      <w:r>
-        <w:rPr>
-          <w:rFonts w:ascii="Times New Roman" w:hAnsi="Times New Roman" w:cs="Times New Roman"/>
-        </w:rPr>
-        <w:t xml:space="preserve">2 microns/second. </w:t>
-      </w:r>
-      <w:r>
-        <w:rPr>
-          <w:rFonts w:ascii="Times New Roman" w:hAnsi="Times New Roman" w:cs="Times New Roman"/>
-        </w:rPr>
-        <w:t>The resulting data</w:t>
-      </w:r>
-      <w:r>
-        <w:rPr>
-          <w:rFonts w:ascii="Times New Roman" w:hAnsi="Times New Roman" w:cs="Times New Roman"/>
-        </w:rPr>
-        <w:t xml:space="preserve">set </w:t>
-      </w:r>
-      <w:r>
-        <w:rPr>
-          <w:rFonts w:ascii="Times New Roman" w:hAnsi="Times New Roman" w:cs="Times New Roman"/>
-        </w:rPr>
-        <w:t>includes</w:t>
-      </w:r>
-      <w:r>
-        <w:rPr>
-          <w:rFonts w:ascii="Times New Roman" w:hAnsi="Times New Roman" w:cs="Times New Roman"/>
-        </w:rPr>
-        <w:t xml:space="preserve"> </w:t>
-      </w:r>
-      <w:r>
-        <w:rPr>
-          <w:rFonts w:ascii="Times New Roman" w:hAnsi="Times New Roman" w:cs="Times New Roman"/>
-        </w:rPr>
-        <w:t xml:space="preserve">a concurrently collected </w:t>
-      </w:r>
-      <w:r>
-        <w:rPr>
-          <w:rFonts w:ascii="Times New Roman" w:hAnsi="Times New Roman" w:cs="Times New Roman"/>
-        </w:rPr>
-        <w:t>time series</w:t>
-      </w:r>
-      <w:r>
-        <w:rPr>
-          <w:rFonts w:ascii="Times New Roman" w:hAnsi="Times New Roman" w:cs="Times New Roman"/>
-        </w:rPr>
-        <w:t xml:space="preserve"> of </w:t>
-      </w:r>
-      <w:r>
-        <w:rPr>
-          <w:rFonts w:ascii="Times New Roman" w:hAnsi="Times New Roman" w:cs="Times New Roman"/>
-        </w:rPr>
-        <w:t>⁸⁷Sr/⁸⁶Sr</w:t>
-      </w:r>
-      <w:r>
-        <w:rPr>
-          <w:rFonts w:ascii="Times New Roman" w:hAnsi="Times New Roman" w:cs="Times New Roman"/>
-        </w:rPr>
-        <w:t xml:space="preserve"> and Sr</w:t>
-      </w:r>
-      <w:r>
-        <w:rPr>
-          <w:rFonts w:ascii="Times New Roman" w:hAnsi="Times New Roman" w:cs="Times New Roman"/>
-          <w:vertAlign w:val="superscript"/>
-        </w:rPr>
-        <w:t>88</w:t>
-      </w:r>
-      <w:r>
-        <w:rPr>
-          <w:rFonts w:ascii="Times New Roman" w:hAnsi="Times New Roman" w:cs="Times New Roman"/>
-        </w:rPr>
-        <w:t xml:space="preserve"> along the same transect for all individuals. </w:t>
-      </w:r>
-      <w:r>
-        <w:rPr>
-          <w:rFonts w:ascii="Times New Roman" w:hAnsi="Times New Roman" w:cs="Times New Roman"/>
-        </w:rPr>
-        <w:t>Because</w:t>
-      </w:r>
-      <w:r>
-        <w:rPr>
-          <w:rFonts w:ascii="Times New Roman" w:hAnsi="Times New Roman" w:cs="Times New Roman"/>
-        </w:rPr>
-        <w:t xml:space="preserve"> the Yukon </w:t>
-      </w:r>
-      <w:r>
-        <w:rPr>
-          <w:rFonts w:ascii="Times New Roman" w:hAnsi="Times New Roman" w:cs="Times New Roman"/>
-        </w:rPr>
-        <w:t>river-</w:t>
-      </w:r>
-      <w:r>
-        <w:rPr>
-          <w:rFonts w:ascii="Times New Roman" w:hAnsi="Times New Roman" w:cs="Times New Roman"/>
-        </w:rPr>
-        <w:t xml:space="preserve">basin contains multiple distinct genetic reporting groups, fin clip samples were collected from a subset of Yukon individuals for genetic stock </w:t>
-      </w:r>
-      <w:r>
-        <w:rPr>
-          <w:rFonts w:ascii="Times New Roman" w:hAnsi="Times New Roman" w:cs="Times New Roman"/>
-        </w:rPr>
-        <w:t>assignment.</w:t>
-      </w:r>
-      <w:r>
-        <w:rPr>
-          <w:rFonts w:ascii="Times New Roman" w:hAnsi="Times New Roman" w:cs="Times New Roman"/>
-        </w:rPr>
-        <w:t xml:space="preserve"> </w:t>
-      </w:r>
-      <w:r>
-        <w:rPr>
-          <w:rFonts w:ascii="Times New Roman" w:hAnsi="Times New Roman" w:cs="Times New Roman"/>
-        </w:rPr>
-        <w:t xml:space="preserve">From these samples, a posterior probability of occupancy for three genetic reporting groups (Lower, Middle, and Upper </w:t>
-      </w:r>
-      <w:r>
-        <w:rPr>
-          <w:rFonts w:ascii="Times New Roman" w:hAnsi="Times New Roman" w:cs="Times New Roman"/>
-        </w:rPr>
-        <w:lastRenderedPageBreak/>
-        <w:t>Yukon) w</w:t>
+        <w:t>From these samples, a posterior probability of occupancy for three genetic reporting groups (Lower, Middle, and Upper Yukon) w</w:t>
       </w:r>
       <w:r>
         <w:rPr>
@@ -4011,7 +4010,7 @@
         </w:rPr>
         <w:t xml:space="preserve"> assigned following methods outlined in Makhlouf et al., 2025</w:t>
       </w:r>
-      <w:del w:id="50" w:author="Benjamin J. Makhlouf" w:date="2026-03-01T20:03:00Z" w16du:dateUtc="2026-03-02T04:03:00Z">
+      <w:del w:id="51" w:author="Benjamin J. Makhlouf" w:date="2026-03-01T20:03:00Z" w16du:dateUtc="2026-03-02T04:03:00Z">
         <w:r>
           <w:rPr>
             <w:rFonts w:ascii="Times New Roman" w:hAnsi="Times New Roman" w:cs="Times New Roman"/>
@@ -4145,7 +4144,6 @@
         <w:spacing w:line="480" w:lineRule="auto"/>
         <w:ind w:firstLine="720"/>
         <w:rPr>
-          <w:ins w:id="51" w:author="Benjamin J. Makhlouf" w:date="2026-03-02T16:15:00Z" w16du:dateUtc="2026-03-03T00:15:00Z"/>
           <w:rFonts w:ascii="Times New Roman" w:hAnsi="Times New Roman" w:cs="Times New Roman"/>
         </w:rPr>
       </w:pPr>
@@ -4154,7 +4152,7 @@
           <w:rPr>
             <w:rFonts w:ascii="Times New Roman" w:hAnsi="Times New Roman" w:cs="Times New Roman"/>
           </w:rPr>
-          <w:t xml:space="preserve">Otolith timeseries data were collected on a transect from otolith core to the edge in many cases. </w:t>
+          <w:t xml:space="preserve">Otolith timeseries data were collected on a transect from otolith core to the edge. </w:t>
         </w:r>
       </w:ins>
       <w:moveFromRangeStart w:id="53" w:author="Benjamin J. Makhlouf" w:date="2026-03-02T16:17:00Z" w:name="move223360656"/>
@@ -4214,15 +4212,91 @@
           <w:rPr>
             <w:rFonts w:ascii="Times New Roman" w:hAnsi="Times New Roman" w:cs="Times New Roman"/>
           </w:rPr>
-          <w:t xml:space="preserve">The region closest to the core reflects a “maternal” signal that reflects both the isotopic environment of rearing and contribution from the mother. Because Pacific Salmon begin maturity in the </w:t>
-        </w:r>
-      </w:ins>
-      <w:ins w:id="56" w:author="Benjamin J. Makhlouf" w:date="2026-03-02T16:16:00Z" w16du:dateUtc="2026-03-03T00:16:00Z">
-        <w:r>
-          <w:rPr>
-            <w:rFonts w:ascii="Times New Roman" w:hAnsi="Times New Roman" w:cs="Times New Roman"/>
-          </w:rPr>
-          <w:t xml:space="preserve">marine environment, the maternal signature resembles a </w:t>
+          <w:t xml:space="preserve">The region closest to the core reflects a “maternal” signal </w:t>
+        </w:r>
+      </w:ins>
+      <w:ins w:id="56" w:author="Benjamin J. Makhlouf" w:date="2026-03-04T12:02:00Z" w16du:dateUtc="2026-03-04T20:02:00Z">
+        <w:r>
+          <w:rPr>
+            <w:rFonts w:ascii="Times New Roman" w:hAnsi="Times New Roman" w:cs="Times New Roman"/>
+          </w:rPr>
+          <w:t>derived from</w:t>
+        </w:r>
+      </w:ins>
+      <w:ins w:id="57" w:author="Benjamin J. Makhlouf" w:date="2026-03-02T16:15:00Z" w16du:dateUtc="2026-03-03T00:15:00Z">
+        <w:r>
+          <w:rPr>
+            <w:rFonts w:ascii="Times New Roman" w:hAnsi="Times New Roman" w:cs="Times New Roman"/>
+          </w:rPr>
+          <w:t xml:space="preserve"> both the isotopic environment </w:t>
+        </w:r>
+      </w:ins>
+      <w:ins w:id="58" w:author="Benjamin J. Makhlouf" w:date="2026-03-04T12:02:00Z" w16du:dateUtc="2026-03-04T20:02:00Z">
+        <w:r>
+          <w:rPr>
+            <w:rFonts w:ascii="Times New Roman" w:hAnsi="Times New Roman" w:cs="Times New Roman"/>
+          </w:rPr>
+          <w:t xml:space="preserve">of egg development </w:t>
+        </w:r>
+      </w:ins>
+      <w:ins w:id="59" w:author="Benjamin J. Makhlouf" w:date="2026-03-02T16:15:00Z" w16du:dateUtc="2026-03-03T00:15:00Z">
+        <w:r>
+          <w:rPr>
+            <w:rFonts w:ascii="Times New Roman" w:hAnsi="Times New Roman" w:cs="Times New Roman"/>
+          </w:rPr>
+          <w:t>a</w:t>
+        </w:r>
+      </w:ins>
+      <w:ins w:id="60" w:author="Benjamin J. Makhlouf" w:date="2026-03-04T12:03:00Z" w16du:dateUtc="2026-03-04T20:03:00Z">
+        <w:r>
+          <w:rPr>
+            <w:rFonts w:ascii="Times New Roman" w:hAnsi="Times New Roman" w:cs="Times New Roman"/>
+          </w:rPr>
+          <w:t xml:space="preserve">s well as a contribution from the maternal isotope signature </w:t>
+        </w:r>
+        <w:r>
+          <w:rPr>
+            <w:rFonts w:ascii="Times New Roman" w:hAnsi="Times New Roman" w:cs="Times New Roman"/>
+            <w:highlight w:val="yellow"/>
+            <w:rPrChange w:id="61" w:author="Benjamin J. Makhlouf" w:date="2026-03-04T12:03:00Z" w16du:dateUtc="2026-03-04T20:03:00Z">
+              <w:rPr>
+                <w:rFonts w:ascii="Times New Roman" w:hAnsi="Times New Roman" w:cs="Times New Roman"/>
+              </w:rPr>
+            </w:rPrChange>
+          </w:rPr>
+          <w:t>[ref].</w:t>
+        </w:r>
+      </w:ins>
+      <w:ins w:id="62" w:author="Benjamin J. Makhlouf" w:date="2026-03-02T16:15:00Z" w16du:dateUtc="2026-03-03T00:15:00Z">
+        <w:r>
+          <w:rPr>
+            <w:rFonts w:ascii="Times New Roman" w:hAnsi="Times New Roman" w:cs="Times New Roman"/>
+          </w:rPr>
+          <w:t xml:space="preserve"> Because Pacific Salmon begin maturity in the </w:t>
+        </w:r>
+      </w:ins>
+      <w:ins w:id="63" w:author="Benjamin J. Makhlouf" w:date="2026-03-02T16:16:00Z" w16du:dateUtc="2026-03-03T00:16:00Z">
+        <w:r>
+          <w:rPr>
+            <w:rFonts w:ascii="Times New Roman" w:hAnsi="Times New Roman" w:cs="Times New Roman"/>
+          </w:rPr>
+          <w:t>marine environment, th</w:t>
+        </w:r>
+      </w:ins>
+      <w:ins w:id="64" w:author="Benjamin J. Makhlouf" w:date="2026-03-04T12:03:00Z" w16du:dateUtc="2026-03-04T20:03:00Z">
+        <w:r>
+          <w:rPr>
+            <w:rFonts w:ascii="Times New Roman" w:hAnsi="Times New Roman" w:cs="Times New Roman"/>
+          </w:rPr>
+          <w:t xml:space="preserve">is “core” </w:t>
+        </w:r>
+      </w:ins>
+      <w:ins w:id="65" w:author="Benjamin J. Makhlouf" w:date="2026-03-02T16:16:00Z" w16du:dateUtc="2026-03-03T00:16:00Z">
+        <w:r>
+          <w:rPr>
+            <w:rFonts w:ascii="Times New Roman" w:hAnsi="Times New Roman" w:cs="Times New Roman"/>
+          </w:rPr>
+          <w:t xml:space="preserve">maternal signature resembles a </w:t>
         </w:r>
         <w:r>
           <w:rPr>
@@ -4234,10 +4308,50 @@
           <w:rPr>
             <w:rFonts w:ascii="Times New Roman" w:hAnsi="Times New Roman" w:cs="Times New Roman"/>
           </w:rPr>
-          <w:t xml:space="preserve"> close to that of the global marine value (~ 0.7091). As the juvenile develops, this signal transitions to reflect that</w:t>
-        </w:r>
-      </w:ins>
-      <w:ins w:id="57" w:author="Benjamin J. Makhlouf" w:date="2026-03-02T16:17:00Z" w16du:dateUtc="2026-03-03T00:17:00Z">
+          <w:t xml:space="preserve"> </w:t>
+        </w:r>
+      </w:ins>
+      <w:ins w:id="66" w:author="Benjamin J. Makhlouf" w:date="2026-03-04T12:03:00Z" w16du:dateUtc="2026-03-04T20:03:00Z">
+        <w:r>
+          <w:rPr>
+            <w:rFonts w:ascii="Times New Roman" w:hAnsi="Times New Roman" w:cs="Times New Roman"/>
+          </w:rPr>
+          <w:t>valu</w:t>
+        </w:r>
+      </w:ins>
+      <w:ins w:id="67" w:author="Benjamin J. Makhlouf" w:date="2026-03-04T12:04:00Z" w16du:dateUtc="2026-03-04T20:04:00Z">
+        <w:r>
+          <w:rPr>
+            <w:rFonts w:ascii="Times New Roman" w:hAnsi="Times New Roman" w:cs="Times New Roman"/>
+          </w:rPr>
+          <w:t xml:space="preserve">e </w:t>
+        </w:r>
+      </w:ins>
+      <w:ins w:id="68" w:author="Benjamin J. Makhlouf" w:date="2026-03-02T16:16:00Z" w16du:dateUtc="2026-03-03T00:16:00Z">
+        <w:r>
+          <w:rPr>
+            <w:rFonts w:ascii="Times New Roman" w:hAnsi="Times New Roman" w:cs="Times New Roman"/>
+          </w:rPr>
+          <w:t>close to that of the global marine value (~ 0.7091). As the juvenile</w:t>
+        </w:r>
+      </w:ins>
+      <w:ins w:id="69" w:author="Benjamin J. Makhlouf" w:date="2026-03-04T12:04:00Z" w16du:dateUtc="2026-03-04T20:04:00Z">
+        <w:r>
+          <w:rPr>
+            <w:rFonts w:ascii="Times New Roman" w:hAnsi="Times New Roman" w:cs="Times New Roman"/>
+          </w:rPr>
+          <w:t xml:space="preserve"> fish</w:t>
+        </w:r>
+      </w:ins>
+      <w:ins w:id="70" w:author="Benjamin J. Makhlouf" w:date="2026-03-02T16:16:00Z" w16du:dateUtc="2026-03-03T00:16:00Z">
+        <w:r>
+          <w:rPr>
+            <w:rFonts w:ascii="Times New Roman" w:hAnsi="Times New Roman" w:cs="Times New Roman"/>
+          </w:rPr>
+          <w:t xml:space="preserve"> develops, this signal transitions to reflect that</w:t>
+        </w:r>
+      </w:ins>
+      <w:ins w:id="71" w:author="Benjamin J. Makhlouf" w:date="2026-03-02T16:17:00Z" w16du:dateUtc="2026-03-03T00:17:00Z">
         <w:r>
           <w:rPr>
             <w:rFonts w:ascii="Times New Roman" w:hAnsi="Times New Roman" w:cs="Times New Roman"/>
@@ -4245,30 +4359,59 @@
           <w:t xml:space="preserve"> of the natal freshwater rearing environment. </w:t>
         </w:r>
       </w:ins>
-      <w:moveToRangeStart w:id="58" w:author="Benjamin J. Makhlouf" w:date="2026-03-02T16:17:00Z" w:name="move223360656"/>
-      <w:moveTo w:id="59" w:author="Benjamin J. Makhlouf" w:date="2026-03-02T16:17:00Z" w16du:dateUtc="2026-03-03T00:17:00Z">
-        <w:r>
-          <w:rPr>
-            <w:rFonts w:ascii="Times New Roman" w:hAnsi="Times New Roman" w:cs="Times New Roman"/>
-          </w:rPr>
-          <w:t>To standardize all data to the same life history period full laser ablation datasets were trimmed to include only data between the onset of the natal origin region and the beginning of marine residence.</w:t>
+      <w:moveToRangeStart w:id="72" w:author="Benjamin J. Makhlouf" w:date="2026-03-02T16:17:00Z" w:name="move223360656"/>
+      <w:moveTo w:id="73" w:author="Benjamin J. Makhlouf" w:date="2026-03-02T16:17:00Z" w16du:dateUtc="2026-03-03T00:17:00Z">
+        <w:r>
+          <w:rPr>
+            <w:rFonts w:ascii="Times New Roman" w:hAnsi="Times New Roman" w:cs="Times New Roman"/>
+          </w:rPr>
+          <w:t>To standardize all data to the same life history period full laser ablation datasets were trimmed to include only data between the onset of th</w:t>
         </w:r>
       </w:moveTo>
-      <w:moveToRangeEnd w:id="58"/>
-    </w:p>
-    <w:p>
-      <w:pPr>
-        <w:spacing w:line="480" w:lineRule="auto"/>
-        <w:ind w:firstLine="720"/>
-        <w:rPr>
-          <w:rFonts w:ascii="Times New Roman" w:hAnsi="Times New Roman" w:cs="Times New Roman"/>
-        </w:rPr>
-      </w:pPr>
-      <w:r>
-        <w:rPr>
-          <w:rFonts w:ascii="Times New Roman" w:hAnsi="Times New Roman" w:cs="Times New Roman"/>
-        </w:rPr>
-        <w:t>These cutoff points were identified by</w:t>
+      <w:ins w:id="74" w:author="Benjamin J. Makhlouf" w:date="2026-03-04T12:04:00Z" w16du:dateUtc="2026-03-04T20:04:00Z">
+        <w:r>
+          <w:rPr>
+            <w:rFonts w:ascii="Times New Roman" w:hAnsi="Times New Roman" w:cs="Times New Roman"/>
+          </w:rPr>
+          <w:t xml:space="preserve">is </w:t>
+        </w:r>
+      </w:ins>
+      <w:moveTo w:id="75" w:author="Benjamin J. Makhlouf" w:date="2026-03-02T16:17:00Z" w16du:dateUtc="2026-03-03T00:17:00Z">
+        <w:del w:id="76" w:author="Benjamin J. Makhlouf" w:date="2026-03-04T12:04:00Z" w16du:dateUtc="2026-03-04T20:04:00Z">
+          <w:r>
+            <w:rPr>
+              <w:rFonts w:ascii="Times New Roman" w:hAnsi="Times New Roman" w:cs="Times New Roman"/>
+            </w:rPr>
+            <w:delText xml:space="preserve">e </w:delText>
+          </w:r>
+        </w:del>
+        <w:r>
+          <w:rPr>
+            <w:rFonts w:ascii="Times New Roman" w:hAnsi="Times New Roman" w:cs="Times New Roman"/>
+          </w:rPr>
+          <w:t xml:space="preserve">natal origin region and the beginning of marine </w:t>
+        </w:r>
+        <w:proofErr w:type="spellStart"/>
+        <w:r>
+          <w:rPr>
+            <w:rFonts w:ascii="Times New Roman" w:hAnsi="Times New Roman" w:cs="Times New Roman"/>
+          </w:rPr>
+          <w:t>residence.</w:t>
+        </w:r>
+      </w:moveTo>
+      <w:moveToRangeEnd w:id="72"/>
+      <w:r>
+        <w:rPr>
+          <w:rFonts w:ascii="Times New Roman" w:hAnsi="Times New Roman" w:cs="Times New Roman"/>
+        </w:rPr>
+        <w:t>These</w:t>
+      </w:r>
+      <w:proofErr w:type="spellEnd"/>
+      <w:r>
+        <w:rPr>
+          <w:rFonts w:ascii="Times New Roman" w:hAnsi="Times New Roman" w:cs="Times New Roman"/>
+        </w:rPr>
+        <w:t xml:space="preserve"> cutoff points were identified by</w:t>
       </w:r>
       <w:r>
         <w:rPr>
@@ -4304,7 +4447,7 @@
         <w:rPr>
           <w:rFonts w:ascii="Times New Roman" w:hAnsi="Times New Roman" w:cs="Times New Roman"/>
         </w:rPr>
-        <w:instrText xml:space="preserve"> ADDIN ZOTERO_ITEM CSL_CITATION {"citationID":"DX3Ucg21","properties":{"formattedCitation":"(Brennan &amp; Schindler, 2017)","plainCitation":"(Brennan &amp; Schindler, 2017)","noteIndex":0},"citationItems":[{"id":1694,"uris":["http://zotero.org/users/8421274/items/NSWL6YPN"],"itemData":{"id":1694,"type":"article-journal","abstract":"Production patterns of highly mobile species, such as anadromous fish, often exhibit high spatial and temporal heterogeneity across landscapes. Such variability is often asynchronous in time among habitats, which stabilizes production at aggregate scales of complexity. Reconstructing production patterns explicitly in space and time across multiple scales, however, remains difficult but is important for prioritizing habitat conservation. This is especially true for fishes inhabiting river basins due to long-range dispersal, high mortality at early life stages, complex population structure and elusive life history variation. We develop a new approach for mapping production patterns of Pacific salmon across a large river basin by integrating otolith microchemistry and dendritic isoscape models. The geographically continuous Bayesian assignment framework presented here yielded high accuracies (&gt;90%) and relatively high precisions (precisions &lt;4%; i.e., assignment areas of &lt;530 river km of the 13 100 km total river length) when used to determine the natal source of known-origin juvenile Chinook salmon captured throughout the study region. Integrating these methods enabled us to base estimates of provenance and habitat use of individuals on a per location basis using strontium isotopic data throughout the continuous spatial domain of a river network. Such a framework provides substantial advantages over the more common nominal approach to employing otolith microchemistry to reconstruct movement patterns of fish. In doing so, we reconstructed the spatial production patterns of adult Chinook salmon returning to a large watershed in Bristol Bay, Alaska and illustrate the power of such an approach to conservation efforts.","container-title":"Ecological Applications","DOI":"10.1002/eap.1474","ISSN":"1939-5582","issue":"2","language":"en","note":"_eprint: https://esajournals.onlinelibrary.wiley.com/doi/pdf/10.1002/eap.1474","page":"363-377","source":"Wiley Online Library","title":"Linking otolith microchemistry and dendritic isoscapes to map heterogeneous production of fish across river basins","volume":"27","author":[{"family":"Brennan","given":"Sean R."},{"family":"Schindler","given":"Daniel E."}],"issued":{"date-parts":[["2017"]]}}}],"schema":"https://github.com/citation-style-language/schema/raw/master/csl-citation.json"} </w:instrText>
+        <w:instrText xml:space="preserve"> ADDIN ZOTERO_ITEM CSL_CITATION {"citationID":"DX3Ucg21","properties":{"formattedCitation":"(S. R. Brennan &amp; Schindler, 2017)","plainCitation":"(S. R. Brennan &amp; Schindler, 2017)","noteIndex":0},"citationItems":[{"id":1694,"uris":["http://zotero.org/users/8421274/items/NSWL6YPN"],"itemData":{"id":1694,"type":"article-journal","abstract":"Production patterns of highly mobile species, such as anadromous fish, often exhibit high spatial and temporal heterogeneity across landscapes. Such variability is often asynchronous in time among habitats, which stabilizes production at aggregate scales of complexity. Reconstructing production patterns explicitly in space and time across multiple scales, however, remains difficult but is important for prioritizing habitat conservation. This is especially true for fishes inhabiting river basins due to long-range dispersal, high mortality at early life stages, complex population structure and elusive life history variation. We develop a new approach for mapping production patterns of Pacific salmon across a large river basin by integrating otolith microchemistry and dendritic isoscape models. The geographically continuous Bayesian assignment framework presented here yielded high accuracies (&gt;90%) and relatively high precisions (precisions &lt;4%; i.e., assignment areas of &lt;530 river km of the 13 100 km total river length) when used to determine the natal source of known-origin juvenile Chinook salmon captured throughout the study region. Integrating these methods enabled us to base estimates of provenance and habitat use of individuals on a per location basis using strontium isotopic data throughout the continuous spatial domain of a river network. Such a framework provides substantial advantages over the more common nominal approach to employing otolith microchemistry to reconstruct movement patterns of fish. In doing so, we reconstructed the spatial production patterns of adult Chinook salmon returning to a large watershed in Bristol Bay, Alaska and illustrate the power of such an approach to conservation efforts.","container-title":"Ecological Applications","DOI":"10.1002/eap.1474","ISSN":"1939-5582","issue":"2","language":"en","note":"_eprint: https://esajournals.onlinelibrary.wiley.com/doi/pdf/10.1002/eap.1474","page":"363-377","source":"Wiley Online Library","title":"Linking otolith microchemistry and dendritic isoscapes to map heterogeneous production of fish across river basins","volume":"27","author":[{"family":"Brennan","given":"Sean R."},{"family":"Schindler","given":"Daniel E."}],"issued":{"date-parts":[["2017"]]}}}],"schema":"https://github.com/citation-style-language/schema/raw/master/csl-citation.json"} </w:instrText>
       </w:r>
       <w:r>
         <w:rPr>
@@ -4317,7 +4460,7 @@
           <w:rFonts w:ascii="Times New Roman" w:hAnsi="Times New Roman" w:cs="Times New Roman"/>
           <w:noProof/>
         </w:rPr>
-        <w:t>(Brennan &amp; Schindler, 2017)</w:t>
+        <w:t>(S. R. Brennan &amp; Schindler, 2017)</w:t>
       </w:r>
       <w:r>
         <w:rPr>
@@ -4356,7 +4499,7 @@
         </w:rPr>
         <w:t xml:space="preserve">Sr and movement of ⁸⁷Sr/⁸⁶Sr away from </w:t>
       </w:r>
-      <w:ins w:id="60" w:author="Benjamin J. Makhlouf" w:date="2026-03-02T16:17:00Z" w16du:dateUtc="2026-03-03T00:17:00Z">
+      <w:ins w:id="77" w:author="Benjamin J. Makhlouf" w:date="2026-03-02T16:17:00Z" w16du:dateUtc="2026-03-03T00:17:00Z">
         <w:r>
           <w:rPr>
             <w:rFonts w:ascii="Times New Roman" w:hAnsi="Times New Roman" w:cs="Times New Roman"/>
@@ -4364,15 +4507,15 @@
           <w:t>maternal signature</w:t>
         </w:r>
       </w:ins>
-      <w:ins w:id="61" w:author="Benjamin J. Makhlouf" w:date="2026-03-02T16:18:00Z" w16du:dateUtc="2026-03-03T00:18:00Z">
-        <w:r>
-          <w:rPr>
-            <w:rFonts w:ascii="Times New Roman" w:hAnsi="Times New Roman" w:cs="Times New Roman"/>
-          </w:rPr>
-          <w:t xml:space="preserve"> (closest to the global marine value)</w:t>
-        </w:r>
-      </w:ins>
-      <w:del w:id="62" w:author="Benjamin J. Makhlouf" w:date="2026-03-02T16:18:00Z" w16du:dateUtc="2026-03-03T00:18:00Z">
+      <w:ins w:id="78" w:author="Benjamin J. Makhlouf" w:date="2026-03-04T12:04:00Z" w16du:dateUtc="2026-03-04T20:04:00Z">
+        <w:r>
+          <w:rPr>
+            <w:rFonts w:ascii="Times New Roman" w:hAnsi="Times New Roman" w:cs="Times New Roman"/>
+          </w:rPr>
+          <w:t xml:space="preserve">. </w:t>
+        </w:r>
+      </w:ins>
+      <w:del w:id="79" w:author="Benjamin J. Makhlouf" w:date="2026-03-02T16:18:00Z" w16du:dateUtc="2026-03-03T00:18:00Z">
         <w:r>
           <w:rPr>
             <w:rFonts w:ascii="Times New Roman" w:hAnsi="Times New Roman" w:cs="Times New Roman"/>
@@ -4380,7 +4523,7 @@
           <w:delText>the global marine value (0.7092</w:delText>
         </w:r>
       </w:del>
-      <w:del w:id="63" w:author="Benjamin J. Makhlouf" w:date="2026-03-02T16:17:00Z" w16du:dateUtc="2026-03-03T00:17:00Z">
+      <w:del w:id="80" w:author="Benjamin J. Makhlouf" w:date="2026-03-02T16:17:00Z" w16du:dateUtc="2026-03-03T00:17:00Z">
         <w:r>
           <w:rPr>
             <w:rFonts w:ascii="Times New Roman" w:hAnsi="Times New Roman" w:cs="Times New Roman"/>
@@ -4412,17 +4555,25 @@
           <w:delText xml:space="preserve"> the maternal signal in the otolith</w:delText>
         </w:r>
       </w:del>
-      <w:r>
-        <w:rPr>
-          <w:rFonts w:ascii="Times New Roman" w:hAnsi="Times New Roman" w:cs="Times New Roman"/>
-        </w:rPr>
-        <w:t>.</w:t>
-      </w:r>
-      <w:r>
-        <w:rPr>
-          <w:rFonts w:ascii="Times New Roman" w:hAnsi="Times New Roman" w:cs="Times New Roman"/>
-        </w:rPr>
-        <w:t xml:space="preserve"> Although we hypothesized that the maternal signature would differ among watersheds</w:t>
+      <w:del w:id="81" w:author="Benjamin J. Makhlouf" w:date="2026-03-04T12:04:00Z" w16du:dateUtc="2026-03-04T20:04:00Z">
+        <w:r>
+          <w:rPr>
+            <w:rFonts w:ascii="Times New Roman" w:hAnsi="Times New Roman" w:cs="Times New Roman"/>
+          </w:rPr>
+          <w:delText>.</w:delText>
+        </w:r>
+        <w:r>
+          <w:rPr>
+            <w:rFonts w:ascii="Times New Roman" w:hAnsi="Times New Roman" w:cs="Times New Roman"/>
+          </w:rPr>
+          <w:delText xml:space="preserve"> </w:delText>
+        </w:r>
+      </w:del>
+      <w:r>
+        <w:rPr>
+          <w:rFonts w:ascii="Times New Roman" w:hAnsi="Times New Roman" w:cs="Times New Roman"/>
+        </w:rPr>
+        <w:t>Although we hypothesized that the maternal signature would differ among watersheds</w:t>
       </w:r>
       <w:r>
         <w:rPr>
@@ -4528,68 +4679,266 @@
         <w:rPr>
           <w:rFonts w:ascii="Times New Roman" w:hAnsi="Times New Roman" w:cs="Times New Roman"/>
         </w:rPr>
+        <w:t xml:space="preserve"> ⁸⁸Sr</w:t>
+      </w:r>
+      <w:r>
+        <w:rPr>
+          <w:rFonts w:ascii="Times New Roman" w:hAnsi="Times New Roman" w:cs="Times New Roman"/>
+        </w:rPr>
+        <w:t xml:space="preserve"> concentration</w:t>
+      </w:r>
+      <w:r>
+        <w:rPr>
+          <w:rFonts w:ascii="Times New Roman" w:hAnsi="Times New Roman" w:cs="Times New Roman"/>
+        </w:rPr>
+        <w:t xml:space="preserve">, and a </w:t>
+      </w:r>
+      <w:r>
+        <w:rPr>
+          <w:rFonts w:ascii="Times New Roman" w:hAnsi="Times New Roman" w:cs="Times New Roman"/>
+        </w:rPr>
+        <w:lastRenderedPageBreak/>
+        <w:t>shift in ⁸⁷Sr/⁸⁶Sr to</w:t>
+      </w:r>
+      <w:r>
+        <w:rPr>
+          <w:rFonts w:ascii="Times New Roman" w:hAnsi="Times New Roman" w:cs="Times New Roman"/>
+        </w:rPr>
+        <w:t>war</w:t>
+      </w:r>
+      <w:r>
+        <w:rPr>
+          <w:rFonts w:ascii="Times New Roman" w:hAnsi="Times New Roman" w:cs="Times New Roman"/>
+        </w:rPr>
+        <w:t>d</w:t>
+      </w:r>
+      <w:r>
+        <w:rPr>
+          <w:rFonts w:ascii="Times New Roman" w:hAnsi="Times New Roman" w:cs="Times New Roman"/>
+        </w:rPr>
+        <w:t>s</w:t>
+      </w:r>
+      <w:r>
+        <w:rPr>
+          <w:rFonts w:ascii="Times New Roman" w:hAnsi="Times New Roman" w:cs="Times New Roman"/>
+        </w:rPr>
+        <w:t xml:space="preserve"> the</w:t>
+      </w:r>
+      <w:r>
+        <w:rPr>
+          <w:rFonts w:ascii="Times New Roman" w:hAnsi="Times New Roman" w:cs="Times New Roman"/>
+        </w:rPr>
+        <w:t xml:space="preserve"> global marine value</w:t>
+      </w:r>
+      <w:r>
+        <w:rPr>
+          <w:rFonts w:ascii="Times New Roman" w:hAnsi="Times New Roman" w:cs="Times New Roman"/>
+        </w:rPr>
+        <w:t xml:space="preserve"> at the end of the </w:t>
+      </w:r>
+      <w:r>
+        <w:rPr>
+          <w:rFonts w:ascii="Times New Roman" w:hAnsi="Times New Roman" w:cs="Times New Roman"/>
+        </w:rPr>
+        <w:t>time series</w:t>
+      </w:r>
+      <w:r>
+        <w:rPr>
+          <w:rFonts w:ascii="Times New Roman" w:hAnsi="Times New Roman" w:cs="Times New Roman"/>
+        </w:rPr>
+        <w:t xml:space="preserve">. </w:t>
+      </w:r>
+      <w:r>
+        <w:rPr>
+          <w:rFonts w:ascii="Times New Roman" w:hAnsi="Times New Roman" w:cs="Times New Roman"/>
+        </w:rPr>
+        <w:t>Manual s</w:t>
+      </w:r>
+      <w:r>
+        <w:rPr>
+          <w:rFonts w:ascii="Times New Roman" w:hAnsi="Times New Roman" w:cs="Times New Roman"/>
+        </w:rPr>
+        <w:t xml:space="preserve">election of trimming locations </w:t>
+      </w:r>
+      <w:r>
+        <w:rPr>
+          <w:rFonts w:ascii="Times New Roman" w:hAnsi="Times New Roman" w:cs="Times New Roman"/>
+        </w:rPr>
+        <w:t>was</w:t>
+      </w:r>
+      <w:r>
+        <w:rPr>
+          <w:rFonts w:ascii="Times New Roman" w:hAnsi="Times New Roman" w:cs="Times New Roman"/>
+        </w:rPr>
+        <w:t xml:space="preserve"> randomized </w:t>
+      </w:r>
+      <w:ins w:id="82" w:author="Benjamin J. Makhlouf" w:date="2026-03-01T20:13:00Z" w16du:dateUtc="2026-03-02T04:13:00Z">
+        <w:r>
+          <w:rPr>
+            <w:rFonts w:ascii="Times New Roman" w:hAnsi="Times New Roman" w:cs="Times New Roman"/>
+          </w:rPr>
+          <w:t>among samples</w:t>
+        </w:r>
+      </w:ins>
+      <w:ins w:id="83" w:author="Benjamin J. Makhlouf" w:date="2026-03-04T12:05:00Z" w16du:dateUtc="2026-03-04T20:05:00Z">
+        <w:r>
+          <w:rPr>
+            <w:rFonts w:ascii="Times New Roman" w:hAnsi="Times New Roman" w:cs="Times New Roman"/>
+          </w:rPr>
+          <w:t xml:space="preserve"> </w:t>
+        </w:r>
+      </w:ins>
+      <w:ins w:id="84" w:author="Benjamin J. Makhlouf" w:date="2026-03-01T20:13:00Z" w16du:dateUtc="2026-03-02T04:13:00Z">
+        <w:r>
+          <w:rPr>
+            <w:rFonts w:ascii="Times New Roman" w:hAnsi="Times New Roman" w:cs="Times New Roman"/>
+          </w:rPr>
+          <w:t xml:space="preserve">and </w:t>
+        </w:r>
+      </w:ins>
+      <w:ins w:id="85" w:author="Benjamin J. Makhlouf" w:date="2026-03-01T20:12:00Z" w16du:dateUtc="2026-03-02T04:12:00Z">
+        <w:r>
+          <w:rPr>
+            <w:rFonts w:ascii="Times New Roman" w:hAnsi="Times New Roman" w:cs="Times New Roman"/>
+          </w:rPr>
+          <w:t>without know</w:t>
+        </w:r>
+      </w:ins>
+      <w:ins w:id="86" w:author="Benjamin J. Makhlouf" w:date="2026-03-02T16:20:00Z" w16du:dateUtc="2026-03-03T00:20:00Z">
+        <w:r>
+          <w:rPr>
+            <w:rFonts w:ascii="Times New Roman" w:hAnsi="Times New Roman" w:cs="Times New Roman"/>
+          </w:rPr>
+          <w:t>ledge of</w:t>
+        </w:r>
+      </w:ins>
+      <w:ins w:id="87" w:author="Benjamin J. Makhlouf" w:date="2026-03-01T20:12:00Z" w16du:dateUtc="2026-03-02T04:12:00Z">
+        <w:r>
+          <w:rPr>
+            <w:rFonts w:ascii="Times New Roman" w:hAnsi="Times New Roman" w:cs="Times New Roman"/>
+          </w:rPr>
+          <w:t xml:space="preserve"> the </w:t>
+        </w:r>
+      </w:ins>
+      <w:ins w:id="88" w:author="Benjamin J. Makhlouf" w:date="2026-03-01T20:13:00Z" w16du:dateUtc="2026-03-02T04:13:00Z">
+        <w:r>
+          <w:rPr>
+            <w:rFonts w:ascii="Times New Roman" w:hAnsi="Times New Roman" w:cs="Times New Roman"/>
+          </w:rPr>
+          <w:t>watershed of origin to avoid bias</w:t>
+        </w:r>
+      </w:ins>
+      <w:ins w:id="89" w:author="Benjamin J. Makhlouf" w:date="2026-03-02T16:19:00Z" w16du:dateUtc="2026-03-03T00:19:00Z">
+        <w:r>
+          <w:rPr>
+            <w:rFonts w:ascii="Times New Roman" w:hAnsi="Times New Roman" w:cs="Times New Roman"/>
+          </w:rPr>
+          <w:t>.</w:t>
+        </w:r>
+      </w:ins>
+      <w:ins w:id="90" w:author="Benjamin J. Makhlouf" w:date="2026-03-01T20:13:00Z" w16du:dateUtc="2026-03-02T04:13:00Z">
+        <w:r>
+          <w:rPr>
+            <w:rFonts w:ascii="Times New Roman" w:hAnsi="Times New Roman" w:cs="Times New Roman"/>
+          </w:rPr>
+          <w:t xml:space="preserve"> </w:t>
+        </w:r>
+      </w:ins>
+      <w:del w:id="91" w:author="Benjamin J. Makhlouf" w:date="2026-03-01T20:12:00Z" w16du:dateUtc="2026-03-02T04:12:00Z">
+        <w:r>
+          <w:rPr>
+            <w:rFonts w:ascii="Times New Roman" w:hAnsi="Times New Roman" w:cs="Times New Roman"/>
+          </w:rPr>
+          <w:delText xml:space="preserve">and </w:delText>
+        </w:r>
+      </w:del>
+      <w:del w:id="92" w:author="Benjamin J. Makhlouf" w:date="2026-03-01T20:13:00Z" w16du:dateUtc="2026-03-02T04:13:00Z">
+        <w:r>
+          <w:rPr>
+            <w:rFonts w:ascii="Times New Roman" w:hAnsi="Times New Roman" w:cs="Times New Roman"/>
+          </w:rPr>
+          <w:delText xml:space="preserve">blinded to avoid </w:delText>
+        </w:r>
+        <w:r>
+          <w:rPr>
+            <w:rFonts w:ascii="Times New Roman" w:hAnsi="Times New Roman" w:cs="Times New Roman"/>
+          </w:rPr>
+          <w:delText>bias.</w:delText>
+        </w:r>
+      </w:del>
+      <w:r>
+        <w:rPr>
+          <w:rFonts w:ascii="Times New Roman" w:hAnsi="Times New Roman" w:cs="Times New Roman"/>
+        </w:rPr>
         <w:t xml:space="preserve"> </w:t>
       </w:r>
       <w:r>
         <w:rPr>
           <w:rFonts w:ascii="Times New Roman" w:hAnsi="Times New Roman" w:cs="Times New Roman"/>
         </w:rPr>
-        <w:lastRenderedPageBreak/>
-        <w:t>⁸⁸Sr</w:t>
-      </w:r>
-      <w:r>
-        <w:rPr>
-          <w:rFonts w:ascii="Times New Roman" w:hAnsi="Times New Roman" w:cs="Times New Roman"/>
-        </w:rPr>
-        <w:t xml:space="preserve"> concentration</w:t>
-      </w:r>
-      <w:r>
-        <w:rPr>
-          <w:rFonts w:ascii="Times New Roman" w:hAnsi="Times New Roman" w:cs="Times New Roman"/>
-        </w:rPr>
-        <w:t xml:space="preserve">, and a </w:t>
-      </w:r>
-      <w:r>
-        <w:rPr>
-          <w:rFonts w:ascii="Times New Roman" w:hAnsi="Times New Roman" w:cs="Times New Roman"/>
-        </w:rPr>
-        <w:t>shift in ⁸⁷Sr/⁸⁶Sr to</w:t>
-      </w:r>
-      <w:r>
-        <w:rPr>
-          <w:rFonts w:ascii="Times New Roman" w:hAnsi="Times New Roman" w:cs="Times New Roman"/>
-        </w:rPr>
-        <w:t>war</w:t>
-      </w:r>
-      <w:r>
-        <w:rPr>
-          <w:rFonts w:ascii="Times New Roman" w:hAnsi="Times New Roman" w:cs="Times New Roman"/>
-        </w:rPr>
-        <w:t>d</w:t>
-      </w:r>
-      <w:r>
-        <w:rPr>
-          <w:rFonts w:ascii="Times New Roman" w:hAnsi="Times New Roman" w:cs="Times New Roman"/>
-        </w:rPr>
-        <w:t>s</w:t>
-      </w:r>
-      <w:r>
-        <w:rPr>
-          <w:rFonts w:ascii="Times New Roman" w:hAnsi="Times New Roman" w:cs="Times New Roman"/>
-        </w:rPr>
-        <w:t xml:space="preserve"> the</w:t>
-      </w:r>
-      <w:r>
-        <w:rPr>
-          <w:rFonts w:ascii="Times New Roman" w:hAnsi="Times New Roman" w:cs="Times New Roman"/>
-        </w:rPr>
-        <w:t xml:space="preserve"> global marine value</w:t>
-      </w:r>
-      <w:r>
-        <w:rPr>
-          <w:rFonts w:ascii="Times New Roman" w:hAnsi="Times New Roman" w:cs="Times New Roman"/>
-        </w:rPr>
-        <w:t xml:space="preserve"> at the end of the </w:t>
+        <w:t>All trimmed datasets were then manually</w:t>
+      </w:r>
+      <w:r>
+        <w:rPr>
+          <w:rFonts w:ascii="Times New Roman" w:hAnsi="Times New Roman" w:cs="Times New Roman"/>
+        </w:rPr>
+        <w:t xml:space="preserve"> checked for quality</w:t>
+      </w:r>
+      <w:r>
+        <w:rPr>
+          <w:rFonts w:ascii="Times New Roman" w:hAnsi="Times New Roman" w:cs="Times New Roman"/>
+        </w:rPr>
+        <w:t xml:space="preserve"> and s</w:t>
+      </w:r>
+      <w:r>
+        <w:rPr>
+          <w:rFonts w:ascii="Times New Roman" w:hAnsi="Times New Roman" w:cs="Times New Roman"/>
+        </w:rPr>
+        <w:t>amples with significant error (</w:t>
+      </w:r>
+      <w:proofErr w:type="spellStart"/>
+      <w:r>
+        <w:rPr>
+          <w:rFonts w:ascii="Times New Roman" w:hAnsi="Times New Roman" w:cs="Times New Roman"/>
+        </w:rPr>
+        <w:t>i.e</w:t>
+      </w:r>
+      <w:proofErr w:type="spellEnd"/>
+      <w:r>
+        <w:rPr>
+          <w:rFonts w:ascii="Times New Roman" w:hAnsi="Times New Roman" w:cs="Times New Roman"/>
+        </w:rPr>
+        <w:t xml:space="preserve"> large cracks) </w:t>
+      </w:r>
+      <w:r>
+        <w:rPr>
+          <w:rFonts w:ascii="Times New Roman" w:hAnsi="Times New Roman" w:cs="Times New Roman"/>
+        </w:rPr>
+        <w:t>or</w:t>
+      </w:r>
+      <w:r>
+        <w:rPr>
+          <w:rFonts w:ascii="Times New Roman" w:hAnsi="Times New Roman" w:cs="Times New Roman"/>
+        </w:rPr>
+        <w:t xml:space="preserve"> without a clear core </w:t>
+      </w:r>
+      <w:r>
+        <w:rPr>
+          <w:rFonts w:ascii="Times New Roman" w:hAnsi="Times New Roman" w:cs="Times New Roman"/>
+        </w:rPr>
+        <w:t xml:space="preserve">and marine </w:t>
+      </w:r>
+      <w:r>
+        <w:rPr>
+          <w:rFonts w:ascii="Times New Roman" w:hAnsi="Times New Roman" w:cs="Times New Roman"/>
+        </w:rPr>
+        <w:t xml:space="preserve">signal were removed from the dataset. </w:t>
+      </w:r>
+      <w:r>
+        <w:rPr>
+          <w:rFonts w:ascii="Times New Roman" w:hAnsi="Times New Roman" w:cs="Times New Roman"/>
+        </w:rPr>
+        <w:t xml:space="preserve">The resulting dataset contained </w:t>
       </w:r>
       <w:r>
         <w:rPr>
@@ -4601,233 +4950,89 @@
         <w:rPr>
           <w:rFonts w:ascii="Times New Roman" w:hAnsi="Times New Roman" w:cs="Times New Roman"/>
         </w:rPr>
-        <w:t xml:space="preserve">. </w:t>
-      </w:r>
-      <w:r>
-        <w:rPr>
-          <w:rFonts w:ascii="Times New Roman" w:hAnsi="Times New Roman" w:cs="Times New Roman"/>
-        </w:rPr>
-        <w:t>Manual s</w:t>
-      </w:r>
-      <w:r>
-        <w:rPr>
-          <w:rFonts w:ascii="Times New Roman" w:hAnsi="Times New Roman" w:cs="Times New Roman"/>
-        </w:rPr>
-        <w:t xml:space="preserve">election of trimming locations </w:t>
-      </w:r>
-      <w:r>
-        <w:rPr>
-          <w:rFonts w:ascii="Times New Roman" w:hAnsi="Times New Roman" w:cs="Times New Roman"/>
-        </w:rPr>
-        <w:t>was</w:t>
-      </w:r>
-      <w:r>
-        <w:rPr>
-          <w:rFonts w:ascii="Times New Roman" w:hAnsi="Times New Roman" w:cs="Times New Roman"/>
-        </w:rPr>
-        <w:t xml:space="preserve"> randomized </w:t>
-      </w:r>
-      <w:ins w:id="64" w:author="Benjamin J. Makhlouf" w:date="2026-03-01T20:13:00Z" w16du:dateUtc="2026-03-02T04:13:00Z">
-        <w:r>
-          <w:rPr>
-            <w:rFonts w:ascii="Times New Roman" w:hAnsi="Times New Roman" w:cs="Times New Roman"/>
-          </w:rPr>
-          <w:t xml:space="preserve">among samples and </w:t>
-        </w:r>
-      </w:ins>
-      <w:ins w:id="65" w:author="Benjamin J. Makhlouf" w:date="2026-03-01T20:12:00Z" w16du:dateUtc="2026-03-02T04:12:00Z">
-        <w:r>
-          <w:rPr>
-            <w:rFonts w:ascii="Times New Roman" w:hAnsi="Times New Roman" w:cs="Times New Roman"/>
-          </w:rPr>
-          <w:t>done without know</w:t>
-        </w:r>
-      </w:ins>
-      <w:ins w:id="66" w:author="Benjamin J. Makhlouf" w:date="2026-03-02T16:20:00Z" w16du:dateUtc="2026-03-03T00:20:00Z">
-        <w:r>
-          <w:rPr>
-            <w:rFonts w:ascii="Times New Roman" w:hAnsi="Times New Roman" w:cs="Times New Roman"/>
-          </w:rPr>
-          <w:t>ledge of</w:t>
-        </w:r>
-      </w:ins>
-      <w:ins w:id="67" w:author="Benjamin J. Makhlouf" w:date="2026-03-01T20:12:00Z" w16du:dateUtc="2026-03-02T04:12:00Z">
-        <w:r>
-          <w:rPr>
-            <w:rFonts w:ascii="Times New Roman" w:hAnsi="Times New Roman" w:cs="Times New Roman"/>
-          </w:rPr>
-          <w:t xml:space="preserve"> the </w:t>
-        </w:r>
-      </w:ins>
-      <w:ins w:id="68" w:author="Benjamin J. Makhlouf" w:date="2026-03-01T20:13:00Z" w16du:dateUtc="2026-03-02T04:13:00Z">
-        <w:r>
-          <w:rPr>
-            <w:rFonts w:ascii="Times New Roman" w:hAnsi="Times New Roman" w:cs="Times New Roman"/>
-          </w:rPr>
-          <w:t>watershed of origin to avoid bias</w:t>
-        </w:r>
-      </w:ins>
-      <w:ins w:id="69" w:author="Benjamin J. Makhlouf" w:date="2026-03-02T16:19:00Z" w16du:dateUtc="2026-03-03T00:19:00Z">
-        <w:r>
-          <w:rPr>
-            <w:rFonts w:ascii="Times New Roman" w:hAnsi="Times New Roman" w:cs="Times New Roman"/>
-          </w:rPr>
-          <w:t>.</w:t>
-        </w:r>
-      </w:ins>
-      <w:ins w:id="70" w:author="Benjamin J. Makhlouf" w:date="2026-03-01T20:13:00Z" w16du:dateUtc="2026-03-02T04:13:00Z">
-        <w:r>
-          <w:rPr>
-            <w:rFonts w:ascii="Times New Roman" w:hAnsi="Times New Roman" w:cs="Times New Roman"/>
-          </w:rPr>
-          <w:t xml:space="preserve"> </w:t>
-        </w:r>
-      </w:ins>
-      <w:del w:id="71" w:author="Benjamin J. Makhlouf" w:date="2026-03-01T20:12:00Z" w16du:dateUtc="2026-03-02T04:12:00Z">
-        <w:r>
-          <w:rPr>
-            <w:rFonts w:ascii="Times New Roman" w:hAnsi="Times New Roman" w:cs="Times New Roman"/>
-          </w:rPr>
-          <w:delText xml:space="preserve">and </w:delText>
+        <w:t xml:space="preserve"> from 2,53</w:t>
+      </w:r>
+      <w:ins w:id="93" w:author="Benjamin J. Makhlouf" w:date="2026-03-04T12:06:00Z" w16du:dateUtc="2026-03-04T20:06:00Z">
+        <w:r>
+          <w:rPr>
+            <w:rFonts w:ascii="Times New Roman" w:hAnsi="Times New Roman" w:cs="Times New Roman"/>
+          </w:rPr>
+          <w:t>7</w:t>
+        </w:r>
+      </w:ins>
+      <w:del w:id="94" w:author="Benjamin J. Makhlouf" w:date="2026-03-04T12:06:00Z" w16du:dateUtc="2026-03-04T20:06:00Z">
+        <w:r>
+          <w:rPr>
+            <w:rFonts w:ascii="Times New Roman" w:hAnsi="Times New Roman" w:cs="Times New Roman"/>
+          </w:rPr>
+          <w:delText>1</w:delText>
         </w:r>
       </w:del>
-      <w:del w:id="72" w:author="Benjamin J. Makhlouf" w:date="2026-03-01T20:13:00Z" w16du:dateUtc="2026-03-02T04:13:00Z">
-        <w:r>
-          <w:rPr>
-            <w:rFonts w:ascii="Times New Roman" w:hAnsi="Times New Roman" w:cs="Times New Roman"/>
-          </w:rPr>
-          <w:delText xml:space="preserve">blinded to avoid </w:delText>
-        </w:r>
-        <w:r>
-          <w:rPr>
-            <w:rFonts w:ascii="Times New Roman" w:hAnsi="Times New Roman" w:cs="Times New Roman"/>
-          </w:rPr>
-          <w:delText>bias.</w:delText>
+      <w:r>
+        <w:rPr>
+          <w:rFonts w:ascii="Times New Roman" w:hAnsi="Times New Roman" w:cs="Times New Roman"/>
+        </w:rPr>
+        <w:t xml:space="preserve"> individual otoliths</w:t>
+      </w:r>
+      <w:r>
+        <w:rPr>
+          <w:rFonts w:ascii="Times New Roman" w:hAnsi="Times New Roman" w:cs="Times New Roman"/>
+        </w:rPr>
+        <w:t xml:space="preserve"> (97</w:t>
+      </w:r>
+      <w:ins w:id="95" w:author="Benjamin J. Makhlouf" w:date="2026-03-02T16:02:00Z" w16du:dateUtc="2026-03-03T00:02:00Z">
+        <w:r>
+          <w:rPr>
+            <w:rFonts w:ascii="Times New Roman" w:hAnsi="Times New Roman" w:cs="Times New Roman"/>
+          </w:rPr>
+          <w:t>4</w:t>
+        </w:r>
+      </w:ins>
+      <w:del w:id="96" w:author="Benjamin J. Makhlouf" w:date="2026-03-02T16:02:00Z" w16du:dateUtc="2026-03-03T00:02:00Z">
+        <w:r>
+          <w:rPr>
+            <w:rFonts w:ascii="Times New Roman" w:hAnsi="Times New Roman" w:cs="Times New Roman"/>
+          </w:rPr>
+          <w:delText>1</w:delText>
         </w:r>
       </w:del>
       <w:r>
         <w:rPr>
           <w:rFonts w:ascii="Times New Roman" w:hAnsi="Times New Roman" w:cs="Times New Roman"/>
         </w:rPr>
-        <w:t xml:space="preserve"> </w:t>
-      </w:r>
-      <w:r>
-        <w:rPr>
-          <w:rFonts w:ascii="Times New Roman" w:hAnsi="Times New Roman" w:cs="Times New Roman"/>
-        </w:rPr>
-        <w:t>All trimmed datasets were then manually</w:t>
-      </w:r>
-      <w:r>
-        <w:rPr>
-          <w:rFonts w:ascii="Times New Roman" w:hAnsi="Times New Roman" w:cs="Times New Roman"/>
-        </w:rPr>
-        <w:t xml:space="preserve"> checked for quality</w:t>
-      </w:r>
-      <w:r>
-        <w:rPr>
-          <w:rFonts w:ascii="Times New Roman" w:hAnsi="Times New Roman" w:cs="Times New Roman"/>
-        </w:rPr>
-        <w:t xml:space="preserve"> and s</w:t>
-      </w:r>
-      <w:r>
-        <w:rPr>
-          <w:rFonts w:ascii="Times New Roman" w:hAnsi="Times New Roman" w:cs="Times New Roman"/>
-        </w:rPr>
-        <w:t>amples with significant error (</w:t>
-      </w:r>
-      <w:proofErr w:type="spellStart"/>
-      <w:r>
-        <w:rPr>
-          <w:rFonts w:ascii="Times New Roman" w:hAnsi="Times New Roman" w:cs="Times New Roman"/>
-        </w:rPr>
-        <w:t>i.e</w:t>
-      </w:r>
-      <w:proofErr w:type="spellEnd"/>
-      <w:r>
-        <w:rPr>
-          <w:rFonts w:ascii="Times New Roman" w:hAnsi="Times New Roman" w:cs="Times New Roman"/>
-        </w:rPr>
-        <w:t xml:space="preserve"> large cracks) </w:t>
-      </w:r>
-      <w:r>
-        <w:rPr>
-          <w:rFonts w:ascii="Times New Roman" w:hAnsi="Times New Roman" w:cs="Times New Roman"/>
-        </w:rPr>
-        <w:t>or</w:t>
-      </w:r>
-      <w:r>
-        <w:rPr>
-          <w:rFonts w:ascii="Times New Roman" w:hAnsi="Times New Roman" w:cs="Times New Roman"/>
-        </w:rPr>
-        <w:t xml:space="preserve"> without a clear core </w:t>
-      </w:r>
-      <w:r>
-        <w:rPr>
-          <w:rFonts w:ascii="Times New Roman" w:hAnsi="Times New Roman" w:cs="Times New Roman"/>
-        </w:rPr>
-        <w:t xml:space="preserve">and marine </w:t>
-      </w:r>
-      <w:r>
-        <w:rPr>
-          <w:rFonts w:ascii="Times New Roman" w:hAnsi="Times New Roman" w:cs="Times New Roman"/>
-        </w:rPr>
-        <w:t xml:space="preserve">signal were removed from the dataset. </w:t>
-      </w:r>
-      <w:r>
-        <w:rPr>
-          <w:rFonts w:ascii="Times New Roman" w:hAnsi="Times New Roman" w:cs="Times New Roman"/>
-        </w:rPr>
-        <w:t xml:space="preserve">The resulting dataset contained </w:t>
-      </w:r>
-      <w:r>
-        <w:rPr>
-          <w:rFonts w:ascii="Times New Roman" w:hAnsi="Times New Roman" w:cs="Times New Roman"/>
-        </w:rPr>
-        <w:t>time series</w:t>
-      </w:r>
-      <w:r>
-        <w:rPr>
-          <w:rFonts w:ascii="Times New Roman" w:hAnsi="Times New Roman" w:cs="Times New Roman"/>
-        </w:rPr>
-        <w:t xml:space="preserve"> from 2,531 individual otoliths</w:t>
-      </w:r>
-      <w:r>
-        <w:rPr>
-          <w:rFonts w:ascii="Times New Roman" w:hAnsi="Times New Roman" w:cs="Times New Roman"/>
-        </w:rPr>
-        <w:t xml:space="preserve"> (97</w:t>
-      </w:r>
-      <w:ins w:id="73" w:author="Benjamin J. Makhlouf" w:date="2026-03-02T16:02:00Z" w16du:dateUtc="2026-03-03T00:02:00Z">
-        <w:r>
-          <w:rPr>
-            <w:rFonts w:ascii="Times New Roman" w:hAnsi="Times New Roman" w:cs="Times New Roman"/>
-          </w:rPr>
-          <w:t>4</w:t>
-        </w:r>
-      </w:ins>
-      <w:del w:id="74" w:author="Benjamin J. Makhlouf" w:date="2026-03-02T16:02:00Z" w16du:dateUtc="2026-03-03T00:02:00Z">
-        <w:r>
-          <w:rPr>
-            <w:rFonts w:ascii="Times New Roman" w:hAnsi="Times New Roman" w:cs="Times New Roman"/>
-          </w:rPr>
-          <w:delText>1</w:delText>
+        <w:t xml:space="preserve"> Yukon, 87</w:t>
+      </w:r>
+      <w:ins w:id="97" w:author="Benjamin J. Makhlouf" w:date="2026-03-02T16:02:00Z" w16du:dateUtc="2026-03-03T00:02:00Z">
+        <w:r>
+          <w:rPr>
+            <w:rFonts w:ascii="Times New Roman" w:hAnsi="Times New Roman" w:cs="Times New Roman"/>
+          </w:rPr>
+          <w:t>7</w:t>
+        </w:r>
+      </w:ins>
+      <w:del w:id="98" w:author="Benjamin J. Makhlouf" w:date="2026-03-02T16:02:00Z" w16du:dateUtc="2026-03-03T00:02:00Z">
+        <w:r>
+          <w:rPr>
+            <w:rFonts w:ascii="Times New Roman" w:hAnsi="Times New Roman" w:cs="Times New Roman"/>
+          </w:rPr>
+          <w:delText>5</w:delText>
         </w:r>
       </w:del>
       <w:r>
         <w:rPr>
           <w:rFonts w:ascii="Times New Roman" w:hAnsi="Times New Roman" w:cs="Times New Roman"/>
         </w:rPr>
-        <w:t xml:space="preserve"> Yukon, 87</w:t>
-      </w:r>
-      <w:ins w:id="75" w:author="Benjamin J. Makhlouf" w:date="2026-03-02T16:02:00Z" w16du:dateUtc="2026-03-03T00:02:00Z">
-        <w:r>
-          <w:rPr>
-            <w:rFonts w:ascii="Times New Roman" w:hAnsi="Times New Roman" w:cs="Times New Roman"/>
-          </w:rPr>
-          <w:t>7</w:t>
-        </w:r>
-      </w:ins>
-      <w:del w:id="76" w:author="Benjamin J. Makhlouf" w:date="2026-03-02T16:02:00Z" w16du:dateUtc="2026-03-03T00:02:00Z">
+        <w:t xml:space="preserve"> Kuskokwim, and 68</w:t>
+      </w:r>
+      <w:ins w:id="99" w:author="Benjamin J. Makhlouf" w:date="2026-03-02T16:02:00Z" w16du:dateUtc="2026-03-03T00:02:00Z">
+        <w:r>
+          <w:rPr>
+            <w:rFonts w:ascii="Times New Roman" w:hAnsi="Times New Roman" w:cs="Times New Roman"/>
+          </w:rPr>
+          <w:t>6</w:t>
+        </w:r>
+      </w:ins>
+      <w:del w:id="100" w:author="Benjamin J. Makhlouf" w:date="2026-03-02T16:02:00Z" w16du:dateUtc="2026-03-03T00:02:00Z">
         <w:r>
           <w:rPr>
             <w:rFonts w:ascii="Times New Roman" w:hAnsi="Times New Roman" w:cs="Times New Roman"/>
@@ -4839,30 +5044,24 @@
         <w:rPr>
           <w:rFonts w:ascii="Times New Roman" w:hAnsi="Times New Roman" w:cs="Times New Roman"/>
         </w:rPr>
-        <w:t xml:space="preserve"> Kuskokwim, and 68</w:t>
-      </w:r>
-      <w:ins w:id="77" w:author="Benjamin J. Makhlouf" w:date="2026-03-02T16:02:00Z" w16du:dateUtc="2026-03-03T00:02:00Z">
-        <w:r>
-          <w:rPr>
-            <w:rFonts w:ascii="Times New Roman" w:hAnsi="Times New Roman" w:cs="Times New Roman"/>
-          </w:rPr>
-          <w:t>6</w:t>
-        </w:r>
-      </w:ins>
-      <w:del w:id="78" w:author="Benjamin J. Makhlouf" w:date="2026-03-02T16:02:00Z" w16du:dateUtc="2026-03-03T00:02:00Z">
-        <w:r>
-          <w:rPr>
-            <w:rFonts w:ascii="Times New Roman" w:hAnsi="Times New Roman" w:cs="Times New Roman"/>
-          </w:rPr>
-          <w:delText>5</w:delText>
+        <w:t xml:space="preserve"> Nushaga</w:t>
+      </w:r>
+      <w:ins w:id="101" w:author="Benjamin J. Makhlouf" w:date="2026-03-04T12:06:00Z" w16du:dateUtc="2026-03-04T20:06:00Z">
+        <w:r>
+          <w:rPr>
+            <w:rFonts w:ascii="Times New Roman" w:hAnsi="Times New Roman" w:cs="Times New Roman"/>
+          </w:rPr>
+          <w:t xml:space="preserve">k, Supp. Table 1) </w:t>
+        </w:r>
+      </w:ins>
+      <w:del w:id="102" w:author="Benjamin J. Makhlouf" w:date="2026-03-04T12:06:00Z" w16du:dateUtc="2026-03-04T20:06:00Z">
+        <w:r>
+          <w:rPr>
+            <w:rFonts w:ascii="Times New Roman" w:hAnsi="Times New Roman" w:cs="Times New Roman"/>
+          </w:rPr>
+          <w:delText xml:space="preserve">k). </w:delText>
         </w:r>
       </w:del>
-      <w:r>
-        <w:rPr>
-          <w:rFonts w:ascii="Times New Roman" w:hAnsi="Times New Roman" w:cs="Times New Roman"/>
-        </w:rPr>
-        <w:t xml:space="preserve"> Nushagak). </w:t>
-      </w:r>
     </w:p>
     <w:p>
       <w:pPr>
@@ -6458,12 +6657,12 @@
       <w:r>
         <w:t xml:space="preserve"> </w:t>
       </w:r>
-      <w:ins w:id="79" w:author="Benjamin J. Makhlouf" w:date="2026-03-01T20:21:00Z" w16du:dateUtc="2026-03-02T04:21:00Z">
+      <w:ins w:id="103" w:author="Benjamin J. Makhlouf" w:date="2026-03-01T20:21:00Z" w16du:dateUtc="2026-03-02T04:21:00Z">
         <w:r>
           <w:t>2</w:t>
         </w:r>
       </w:ins>
-      <w:del w:id="80" w:author="Benjamin J. Makhlouf" w:date="2026-03-01T20:21:00Z" w16du:dateUtc="2026-03-02T04:21:00Z">
+      <w:del w:id="104" w:author="Benjamin J. Makhlouf" w:date="2026-03-01T20:21:00Z" w16du:dateUtc="2026-03-02T04:21:00Z">
         <w:r>
           <w:delText>1.</w:delText>
         </w:r>
@@ -6553,16 +6752,13 @@
       <w:r>
         <w:t xml:space="preserve"> For a given confidence threshold, we calculated the number of individuals assigned to </w:t>
       </w:r>
-      <w:proofErr w:type="gramStart"/>
-      <w:r>
-        <w:t xml:space="preserve">a </w:t>
-      </w:r>
-      <w:r>
-        <w:t>the</w:t>
-      </w:r>
-      <w:proofErr w:type="gramEnd"/>
-      <w:r>
-        <w:t xml:space="preserve"> correct </w:t>
+      <w:del w:id="105" w:author="Benjamin J. Makhlouf" w:date="2026-03-04T12:22:00Z" w16du:dateUtc="2026-03-04T20:22:00Z">
+        <w:r>
+          <w:delText xml:space="preserve">a </w:delText>
+        </w:r>
+      </w:del>
+      <w:r>
+        <w:t xml:space="preserve">the correct </w:t>
       </w:r>
       <w:r>
         <w:t>class with a calibrated probability value at or above the given threshold</w:t>
@@ -6580,8 +6776,18 @@
         <w:t xml:space="preserve"> a calibrated probability value below the threshold. </w:t>
       </w:r>
       <w:r>
-        <w:t>Class-specific and overall accuracies were recorded for each threshold value (Figure 6).</w:t>
-      </w:r>
+        <w:t>Class-specific and overall accuracies were recorded for each threshold value</w:t>
+      </w:r>
+      <w:ins w:id="106" w:author="Benjamin J. Makhlouf" w:date="2026-03-04T12:23:00Z" w16du:dateUtc="2026-03-04T20:23:00Z">
+        <w:r>
+          <w:t>.</w:t>
+        </w:r>
+      </w:ins>
+      <w:del w:id="107" w:author="Benjamin J. Makhlouf" w:date="2026-03-04T12:23:00Z" w16du:dateUtc="2026-03-04T20:23:00Z">
+        <w:r>
+          <w:delText xml:space="preserve"> (Figure 6).</w:delText>
+        </w:r>
+      </w:del>
     </w:p>
     <w:p>
       <w:pPr>
@@ -6647,12 +6853,12 @@
       <w:r>
         <w:t xml:space="preserve">Principal component analysis of the full GAM-smoothed dataset (n = 2,531) revealed </w:t>
       </w:r>
-      <w:ins w:id="81" w:author="Benjamin J. Makhlouf" w:date="2026-03-01T20:18:00Z" w16du:dateUtc="2026-03-02T04:18:00Z">
+      <w:ins w:id="108" w:author="Benjamin J. Makhlouf" w:date="2026-03-01T20:18:00Z" w16du:dateUtc="2026-03-02T04:18:00Z">
         <w:r>
           <w:t xml:space="preserve">substantial </w:t>
         </w:r>
       </w:ins>
-      <w:del w:id="82" w:author="Benjamin J. Makhlouf" w:date="2026-03-01T20:18:00Z" w16du:dateUtc="2026-03-02T04:18:00Z">
+      <w:del w:id="109" w:author="Benjamin J. Makhlouf" w:date="2026-03-01T20:18:00Z" w16du:dateUtc="2026-03-02T04:18:00Z">
         <w:r>
           <w:delText xml:space="preserve">significant </w:delText>
         </w:r>
@@ -6693,67 +6899,57 @@
       <w:r>
         <w:t>.</w:t>
       </w:r>
-      <w:ins w:id="83" w:author="Benjamin J. Makhlouf" w:date="2026-03-03T12:01:00Z" w16du:dateUtc="2026-03-03T20:01:00Z">
+      <w:ins w:id="110" w:author="Benjamin J. Makhlouf" w:date="2026-03-03T12:01:00Z" w16du:dateUtc="2026-03-03T20:01:00Z">
         <w:r>
           <w:t xml:space="preserve"> In fact, nearly the entirety of the principal component space occupied by Kuskokwim samples are overlapped </w:t>
         </w:r>
       </w:ins>
-      <w:ins w:id="84" w:author="Benjamin J. Makhlouf" w:date="2026-03-03T12:04:00Z" w16du:dateUtc="2026-03-03T20:04:00Z">
+      <w:ins w:id="111" w:author="Benjamin J. Makhlouf" w:date="2026-03-03T12:04:00Z" w16du:dateUtc="2026-03-03T20:04:00Z">
         <w:r>
           <w:t>by</w:t>
         </w:r>
       </w:ins>
-      <w:ins w:id="85" w:author="Benjamin J. Makhlouf" w:date="2026-03-03T12:01:00Z" w16du:dateUtc="2026-03-03T20:01:00Z">
+      <w:ins w:id="112" w:author="Benjamin J. Makhlouf" w:date="2026-03-03T12:01:00Z" w16du:dateUtc="2026-03-03T20:01:00Z">
         <w:r>
           <w:t xml:space="preserve"> Yukon or Kuskokwim samples</w:t>
         </w:r>
       </w:ins>
-      <w:ins w:id="86" w:author="Benjamin J. Makhlouf" w:date="2026-03-03T12:04:00Z" w16du:dateUtc="2026-03-03T20:04:00Z">
-        <w:r>
-          <w:t xml:space="preserve">. This analysis alone indicated </w:t>
-        </w:r>
-      </w:ins>
-      <w:ins w:id="87" w:author="Benjamin J. Makhlouf" w:date="2026-03-03T12:02:00Z" w16du:dateUtc="2026-03-03T20:02:00Z">
+      <w:ins w:id="113" w:author="Benjamin J. Makhlouf" w:date="2026-03-04T12:22:00Z" w16du:dateUtc="2026-03-04T20:22:00Z">
+        <w:r>
+          <w:t xml:space="preserve">, indicating </w:t>
+        </w:r>
+      </w:ins>
+      <w:ins w:id="114" w:author="Benjamin J. Makhlouf" w:date="2026-03-03T12:02:00Z" w16du:dateUtc="2026-03-03T20:02:00Z">
         <w:r>
           <w:t>very poor discriminat</w:t>
         </w:r>
       </w:ins>
-      <w:ins w:id="88" w:author="Benjamin J. Makhlouf" w:date="2026-03-03T12:04:00Z" w16du:dateUtc="2026-03-03T20:04:00Z">
+      <w:ins w:id="115" w:author="Benjamin J. Makhlouf" w:date="2026-03-03T12:04:00Z" w16du:dateUtc="2026-03-03T20:04:00Z">
         <w:r>
           <w:t xml:space="preserve">ory power </w:t>
         </w:r>
       </w:ins>
-      <w:ins w:id="89" w:author="Benjamin J. Makhlouf" w:date="2026-03-03T12:05:00Z" w16du:dateUtc="2026-03-03T20:05:00Z">
+      <w:ins w:id="116" w:author="Benjamin J. Makhlouf" w:date="2026-03-03T12:05:00Z" w16du:dateUtc="2026-03-03T20:05:00Z">
         <w:r>
           <w:t xml:space="preserve">using </w:t>
         </w:r>
       </w:ins>
-      <w:proofErr w:type="spellStart"/>
-      <w:ins w:id="90" w:author="Benjamin J. Makhlouf" w:date="2026-03-03T12:02:00Z" w16du:dateUtc="2026-03-03T20:02:00Z">
-        <w:r>
-          <w:t>using</w:t>
-        </w:r>
-        <w:proofErr w:type="spellEnd"/>
-        <w:r>
-          <w:t xml:space="preserve"> met</w:t>
-        </w:r>
-      </w:ins>
-      <w:ins w:id="91" w:author="Benjamin J. Makhlouf" w:date="2026-03-03T12:03:00Z" w16du:dateUtc="2026-03-03T20:03:00Z">
-        <w:r>
-          <w:t>hods that are not flexible enough to handle complex multidimension relationships in the data</w:t>
-        </w:r>
-      </w:ins>
-      <w:ins w:id="92" w:author="Benjamin J. Makhlouf" w:date="2026-03-03T12:05:00Z" w16du:dateUtc="2026-03-03T20:05:00Z">
-        <w:r>
-          <w:t xml:space="preserve"> beyond those indicated from principal component analysis</w:t>
-        </w:r>
-      </w:ins>
-      <w:ins w:id="93" w:author="Benjamin J. Makhlouf" w:date="2026-03-03T12:03:00Z" w16du:dateUtc="2026-03-03T20:03:00Z">
-        <w:r>
-          <w:t xml:space="preserve">. </w:t>
-        </w:r>
-      </w:ins>
-      <w:del w:id="94" w:author="Benjamin J. Makhlouf" w:date="2026-03-03T12:02:00Z" w16du:dateUtc="2026-03-03T20:02:00Z">
+      <w:ins w:id="117" w:author="Benjamin J. Makhlouf" w:date="2026-03-03T12:02:00Z" w16du:dateUtc="2026-03-03T20:02:00Z">
+        <w:r>
+          <w:t>met</w:t>
+        </w:r>
+      </w:ins>
+      <w:ins w:id="118" w:author="Benjamin J. Makhlouf" w:date="2026-03-03T12:03:00Z" w16du:dateUtc="2026-03-03T20:03:00Z">
+        <w:r>
+          <w:t>hods</w:t>
+        </w:r>
+      </w:ins>
+      <w:ins w:id="119" w:author="Benjamin J. Makhlouf" w:date="2026-03-04T12:23:00Z" w16du:dateUtc="2026-03-04T20:23:00Z">
+        <w:r>
+          <w:t xml:space="preserve"> such as principal component analysis alone. </w:t>
+        </w:r>
+      </w:ins>
+      <w:del w:id="120" w:author="Benjamin J. Makhlouf" w:date="2026-03-03T12:02:00Z" w16du:dateUtc="2026-03-03T20:02:00Z">
         <w:r>
           <w:delText xml:space="preserve"> </w:delText>
         </w:r>
@@ -6792,37 +6988,37 @@
         <w:rPr>
           <w:rFonts w:ascii="Times New Roman" w:hAnsi="Times New Roman" w:cs="Times New Roman"/>
         </w:rPr>
+        <w:t>The pattern observed in the full dataset was also found among only individuals with the same natal origin value (0.7080 – 0.7085)</w:t>
+      </w:r>
+      <w:r>
+        <w:rPr>
+          <w:rFonts w:ascii="Times New Roman" w:hAnsi="Times New Roman" w:cs="Times New Roman"/>
+        </w:rPr>
+        <w:t xml:space="preserve"> (Figure 3a).</w:t>
+      </w:r>
+      <w:r>
+        <w:rPr>
+          <w:rFonts w:ascii="Times New Roman" w:hAnsi="Times New Roman" w:cs="Times New Roman"/>
+        </w:rPr>
+        <w:t xml:space="preserve"> The PCA results </w:t>
+      </w:r>
+      <w:r>
+        <w:rPr>
+          <w:rFonts w:ascii="Times New Roman" w:hAnsi="Times New Roman" w:cs="Times New Roman"/>
+        </w:rPr>
+        <w:t xml:space="preserve">for this subset </w:t>
+      </w:r>
+      <w:r>
+        <w:rPr>
+          <w:rFonts w:ascii="Times New Roman" w:hAnsi="Times New Roman" w:cs="Times New Roman"/>
+        </w:rPr>
+        <w:t xml:space="preserve">displayed </w:t>
+      </w:r>
+      <w:r>
+        <w:rPr>
+          <w:rFonts w:ascii="Times New Roman" w:hAnsi="Times New Roman" w:cs="Times New Roman"/>
+        </w:rPr>
         <w:lastRenderedPageBreak/>
-        <w:t>The pattern observed in the full dataset was also found among only individuals with the same natal origin value (0.7080 – 0.7085)</w:t>
-      </w:r>
-      <w:r>
-        <w:rPr>
-          <w:rFonts w:ascii="Times New Roman" w:hAnsi="Times New Roman" w:cs="Times New Roman"/>
-        </w:rPr>
-        <w:t xml:space="preserve"> (Figure 3a).</w:t>
-      </w:r>
-      <w:r>
-        <w:rPr>
-          <w:rFonts w:ascii="Times New Roman" w:hAnsi="Times New Roman" w:cs="Times New Roman"/>
-        </w:rPr>
-        <w:t xml:space="preserve"> The PCA results </w:t>
-      </w:r>
-      <w:r>
-        <w:rPr>
-          <w:rFonts w:ascii="Times New Roman" w:hAnsi="Times New Roman" w:cs="Times New Roman"/>
-        </w:rPr>
-        <w:t xml:space="preserve">for this subset </w:t>
-      </w:r>
-      <w:r>
-        <w:rPr>
-          <w:rFonts w:ascii="Times New Roman" w:hAnsi="Times New Roman" w:cs="Times New Roman"/>
-        </w:rPr>
-        <w:t xml:space="preserve">displayed </w:t>
-      </w:r>
-      <w:r>
-        <w:rPr>
-          <w:rFonts w:ascii="Times New Roman" w:hAnsi="Times New Roman" w:cs="Times New Roman"/>
-        </w:rPr>
         <w:t xml:space="preserve">similar </w:t>
       </w:r>
       <w:r>
@@ -7205,7 +7401,6 @@
           <w:b/>
           <w:bCs/>
         </w:rPr>
-        <w:lastRenderedPageBreak/>
         <w:t xml:space="preserve">Model Performance </w:t>
       </w:r>
     </w:p>
@@ -7259,7 +7454,14 @@
         <w:rPr>
           <w:rFonts w:ascii="Times New Roman" w:hAnsi="Times New Roman" w:cs="Times New Roman"/>
         </w:rPr>
-        <w:t xml:space="preserve"> achieved by the random forest model </w:t>
+        <w:t xml:space="preserve"> achieved by the </w:t>
+      </w:r>
+      <w:r>
+        <w:rPr>
+          <w:rFonts w:ascii="Times New Roman" w:hAnsi="Times New Roman" w:cs="Times New Roman"/>
+        </w:rPr>
+        <w:lastRenderedPageBreak/>
+        <w:t xml:space="preserve">random forest model </w:t>
       </w:r>
       <w:r>
         <w:rPr>
@@ -7624,34 +7826,34 @@
         <w:rPr>
           <w:rFonts w:ascii="Times New Roman" w:hAnsi="Times New Roman" w:cs="Times New Roman"/>
         </w:rPr>
-        <w:t xml:space="preserve"> 8 </w:t>
+        <w:t xml:space="preserve"> 8 in the </w:t>
+      </w:r>
+      <w:r>
+        <w:rPr>
+          <w:rFonts w:ascii="Times New Roman" w:hAnsi="Times New Roman" w:cs="Times New Roman"/>
+        </w:rPr>
+        <w:t>restricted</w:t>
+      </w:r>
+      <w:r>
+        <w:rPr>
+          <w:rFonts w:ascii="Times New Roman" w:hAnsi="Times New Roman" w:cs="Times New Roman"/>
+        </w:rPr>
+        <w:t xml:space="preserve"> analysis). </w:t>
+      </w:r>
+      <w:r>
+        <w:rPr>
+          <w:rFonts w:ascii="Times New Roman" w:hAnsi="Times New Roman" w:cs="Times New Roman"/>
+        </w:rPr>
+        <w:t xml:space="preserve">Classification accuracy within the CWAK reporting group, which includes the Kuskokwim, Nushagak, and Lower Yukon regions was 90.0%. Classification accuracy for regions in our dataset not within CWAK was 97.9%. Yukon classification accuracy </w:t>
       </w:r>
       <w:r>
         <w:rPr>
           <w:rFonts w:ascii="Times New Roman" w:hAnsi="Times New Roman" w:cs="Times New Roman"/>
         </w:rPr>
         <w:lastRenderedPageBreak/>
-        <w:t xml:space="preserve">in the </w:t>
-      </w:r>
-      <w:r>
-        <w:rPr>
-          <w:rFonts w:ascii="Times New Roman" w:hAnsi="Times New Roman" w:cs="Times New Roman"/>
-        </w:rPr>
-        <w:t>restricted</w:t>
-      </w:r>
-      <w:r>
-        <w:rPr>
-          <w:rFonts w:ascii="Times New Roman" w:hAnsi="Times New Roman" w:cs="Times New Roman"/>
-        </w:rPr>
-        <w:t xml:space="preserve"> analysis). </w:t>
-      </w:r>
-      <w:r>
-        <w:rPr>
-          <w:rFonts w:ascii="Times New Roman" w:hAnsi="Times New Roman" w:cs="Times New Roman"/>
-        </w:rPr>
-        <w:t xml:space="preserve">Classification accuracy within the CWAK reporting group, which includes the Kuskokwim, Nushagak, and Lower Yukon regions was 90.0%. Classification accuracy for regions in our dataset not within CWAK was 97.9%. Yukon classification accuracy for those within the CWAK group fell to 73.3%. However, it should be noted that the sample size of CWAK Yukon individuals was </w:t>
-      </w:r>
-      <w:ins w:id="95" w:author="Benjamin J. Makhlouf" w:date="2026-03-01T20:19:00Z" w16du:dateUtc="2026-03-02T04:19:00Z">
+        <w:t xml:space="preserve">for those within the CWAK group fell to 73.3%. However, it should be noted that the sample size of CWAK Yukon individuals was </w:t>
+      </w:r>
+      <w:ins w:id="121" w:author="Benjamin J. Makhlouf" w:date="2026-03-01T20:19:00Z" w16du:dateUtc="2026-03-02T04:19:00Z">
         <w:r>
           <w:rPr>
             <w:rFonts w:ascii="Times New Roman" w:hAnsi="Times New Roman" w:cs="Times New Roman"/>
@@ -7659,7 +7861,7 @@
           <w:t xml:space="preserve">substantially </w:t>
         </w:r>
       </w:ins>
-      <w:del w:id="96" w:author="Benjamin J. Makhlouf" w:date="2026-03-01T20:19:00Z" w16du:dateUtc="2026-03-02T04:19:00Z">
+      <w:del w:id="122" w:author="Benjamin J. Makhlouf" w:date="2026-03-01T20:19:00Z" w16du:dateUtc="2026-03-02T04:19:00Z">
         <w:r>
           <w:rPr>
             <w:rFonts w:ascii="Times New Roman" w:hAnsi="Times New Roman" w:cs="Times New Roman"/>
@@ -7679,7 +7881,7 @@
         </w:rPr>
         <w:t xml:space="preserve">( </w:t>
       </w:r>
-      <w:del w:id="97" w:author="Benjamin J. Makhlouf" w:date="2026-03-03T12:07:00Z" w16du:dateUtc="2026-03-03T20:07:00Z">
+      <w:del w:id="123" w:author="Benjamin J. Makhlouf" w:date="2026-03-03T12:07:00Z" w16du:dateUtc="2026-03-03T20:07:00Z">
         <w:r>
           <w:rPr>
             <w:rFonts w:ascii="Times New Roman" w:hAnsi="Times New Roman" w:cs="Times New Roman"/>
@@ -7687,7 +7889,7 @@
           <w:delText xml:space="preserve">n = 29 </w:delText>
         </w:r>
       </w:del>
-      <w:ins w:id="98" w:author="Benjamin J. Makhlouf" w:date="2026-03-03T12:07:00Z" w16du:dateUtc="2026-03-03T20:07:00Z">
+      <w:ins w:id="124" w:author="Benjamin J. Makhlouf" w:date="2026-03-03T12:07:00Z" w16du:dateUtc="2026-03-03T20:07:00Z">
         <w:r>
           <w:rPr>
             <w:rFonts w:ascii="Times New Roman" w:hAnsi="Times New Roman" w:cs="Times New Roman"/>
@@ -7695,11 +7897,11 @@
           <w:t xml:space="preserve">CWAK Yukon (n = </w:t>
         </w:r>
       </w:ins>
-      <w:ins w:id="99" w:author="Benjamin J. Makhlouf" w:date="2026-03-03T12:10:00Z" w16du:dateUtc="2026-03-03T20:10:00Z">
-        <w:r>
-          <w:rPr>
-            <w:rFonts w:ascii="Times New Roman" w:hAnsi="Times New Roman" w:cs="Times New Roman"/>
-            <w:rPrChange w:id="100" w:author="Benjamin J. Makhlouf" w:date="2026-03-03T12:11:00Z" w16du:dateUtc="2026-03-03T20:11:00Z">
+      <w:ins w:id="125" w:author="Benjamin J. Makhlouf" w:date="2026-03-03T12:10:00Z" w16du:dateUtc="2026-03-03T20:10:00Z">
+        <w:r>
+          <w:rPr>
+            <w:rFonts w:ascii="Times New Roman" w:hAnsi="Times New Roman" w:cs="Times New Roman"/>
+            <w:rPrChange w:id="126" w:author="Benjamin J. Makhlouf" w:date="2026-03-03T12:11:00Z" w16du:dateUtc="2026-03-03T20:11:00Z">
               <w:rPr>
                 <w:rFonts w:ascii="Times New Roman" w:hAnsi="Times New Roman" w:cs="Times New Roman"/>
                 <w:highlight w:val="yellow"/>
@@ -7709,7 +7911,7 @@
           <w:t>2</w:t>
         </w:r>
       </w:ins>
-      <w:ins w:id="101" w:author="Benjamin J. Makhlouf" w:date="2026-03-03T12:12:00Z" w16du:dateUtc="2026-03-03T20:12:00Z">
+      <w:ins w:id="127" w:author="Benjamin J. Makhlouf" w:date="2026-03-03T12:12:00Z" w16du:dateUtc="2026-03-03T20:12:00Z">
         <w:r>
           <w:rPr>
             <w:rFonts w:ascii="Times New Roman" w:hAnsi="Times New Roman" w:cs="Times New Roman"/>
@@ -7717,7 +7919,7 @@
           <w:t>9</w:t>
         </w:r>
       </w:ins>
-      <w:ins w:id="102" w:author="Benjamin J. Makhlouf" w:date="2026-03-03T12:07:00Z" w16du:dateUtc="2026-03-03T20:07:00Z">
+      <w:ins w:id="128" w:author="Benjamin J. Makhlouf" w:date="2026-03-03T12:07:00Z" w16du:dateUtc="2026-03-03T20:07:00Z">
         <w:r>
           <w:rPr>
             <w:rFonts w:ascii="Times New Roman" w:hAnsi="Times New Roman" w:cs="Times New Roman"/>
@@ -7725,11 +7927,11 @@
           <w:t xml:space="preserve">), </w:t>
         </w:r>
       </w:ins>
-      <w:ins w:id="103" w:author="Benjamin J. Makhlouf" w:date="2026-03-03T12:11:00Z" w16du:dateUtc="2026-03-03T20:11:00Z">
-        <w:r>
-          <w:rPr>
-            <w:rFonts w:ascii="Times New Roman" w:hAnsi="Times New Roman" w:cs="Times New Roman"/>
-            <w:rPrChange w:id="104" w:author="Benjamin J. Makhlouf" w:date="2026-03-03T12:11:00Z" w16du:dateUtc="2026-03-03T20:11:00Z">
+      <w:ins w:id="129" w:author="Benjamin J. Makhlouf" w:date="2026-03-03T12:11:00Z" w16du:dateUtc="2026-03-03T20:11:00Z">
+        <w:r>
+          <w:rPr>
+            <w:rFonts w:ascii="Times New Roman" w:hAnsi="Times New Roman" w:cs="Times New Roman"/>
+            <w:rPrChange w:id="130" w:author="Benjamin J. Makhlouf" w:date="2026-03-03T12:11:00Z" w16du:dateUtc="2026-03-03T20:11:00Z">
               <w:rPr>
                 <w:rFonts w:ascii="Times New Roman" w:hAnsi="Times New Roman" w:cs="Times New Roman"/>
                 <w:highlight w:val="yellow"/>
@@ -7739,7 +7941,7 @@
           <w:t xml:space="preserve">non CWAK Yukon (n = 145) </w:t>
         </w:r>
       </w:ins>
-      <w:ins w:id="105" w:author="Benjamin J. Makhlouf" w:date="2026-03-03T12:08:00Z" w16du:dateUtc="2026-03-03T20:08:00Z">
+      <w:ins w:id="131" w:author="Benjamin J. Makhlouf" w:date="2026-03-03T12:08:00Z" w16du:dateUtc="2026-03-03T20:08:00Z">
         <w:r>
           <w:rPr>
             <w:rFonts w:ascii="Times New Roman" w:hAnsi="Times New Roman" w:cs="Times New Roman"/>
@@ -7747,11 +7949,11 @@
           <w:t xml:space="preserve">Kuskokwim </w:t>
         </w:r>
       </w:ins>
-      <w:ins w:id="106" w:author="Benjamin J. Makhlouf" w:date="2026-03-03T12:11:00Z" w16du:dateUtc="2026-03-03T20:11:00Z">
-        <w:r>
-          <w:rPr>
-            <w:rFonts w:ascii="Times New Roman" w:hAnsi="Times New Roman" w:cs="Times New Roman"/>
-            <w:rPrChange w:id="107" w:author="Benjamin J. Makhlouf" w:date="2026-03-03T12:11:00Z" w16du:dateUtc="2026-03-03T20:11:00Z">
+      <w:ins w:id="132" w:author="Benjamin J. Makhlouf" w:date="2026-03-03T12:11:00Z" w16du:dateUtc="2026-03-03T20:11:00Z">
+        <w:r>
+          <w:rPr>
+            <w:rFonts w:ascii="Times New Roman" w:hAnsi="Times New Roman" w:cs="Times New Roman"/>
+            <w:rPrChange w:id="133" w:author="Benjamin J. Makhlouf" w:date="2026-03-03T12:11:00Z" w16du:dateUtc="2026-03-03T20:11:00Z">
               <w:rPr>
                 <w:rFonts w:ascii="Times New Roman" w:hAnsi="Times New Roman" w:cs="Times New Roman"/>
                 <w:highlight w:val="yellow"/>
@@ -7761,7 +7963,7 @@
           <w:t xml:space="preserve">(n = 162) </w:t>
         </w:r>
       </w:ins>
-      <w:ins w:id="108" w:author="Benjamin J. Makhlouf" w:date="2026-03-03T12:08:00Z" w16du:dateUtc="2026-03-03T20:08:00Z">
+      <w:ins w:id="134" w:author="Benjamin J. Makhlouf" w:date="2026-03-03T12:08:00Z" w16du:dateUtc="2026-03-03T20:08:00Z">
         <w:r>
           <w:rPr>
             <w:rFonts w:ascii="Times New Roman" w:hAnsi="Times New Roman" w:cs="Times New Roman"/>
@@ -7769,11 +7971,11 @@
           <w:t xml:space="preserve">, Nushagak </w:t>
         </w:r>
       </w:ins>
-      <w:ins w:id="109" w:author="Benjamin J. Makhlouf" w:date="2026-03-03T12:11:00Z" w16du:dateUtc="2026-03-03T20:11:00Z">
-        <w:r>
-          <w:rPr>
-            <w:rFonts w:ascii="Times New Roman" w:hAnsi="Times New Roman" w:cs="Times New Roman"/>
-            <w:rPrChange w:id="110" w:author="Benjamin J. Makhlouf" w:date="2026-03-03T12:11:00Z" w16du:dateUtc="2026-03-03T20:11:00Z">
+      <w:ins w:id="135" w:author="Benjamin J. Makhlouf" w:date="2026-03-03T12:11:00Z" w16du:dateUtc="2026-03-03T20:11:00Z">
+        <w:r>
+          <w:rPr>
+            <w:rFonts w:ascii="Times New Roman" w:hAnsi="Times New Roman" w:cs="Times New Roman"/>
+            <w:rPrChange w:id="136" w:author="Benjamin J. Makhlouf" w:date="2026-03-03T12:11:00Z" w16du:dateUtc="2026-03-03T20:11:00Z">
               <w:rPr>
                 <w:rFonts w:ascii="Times New Roman" w:hAnsi="Times New Roman" w:cs="Times New Roman"/>
                 <w:highlight w:val="yellow"/>
@@ -7933,7 +8135,7 @@
         </w:rPr>
         <w:t>accuracy ranged from 91</w:t>
       </w:r>
-      <w:ins w:id="111" w:author="Benjamin J. Makhlouf" w:date="2026-03-01T20:23:00Z" w16du:dateUtc="2026-03-02T04:23:00Z">
+      <w:ins w:id="137" w:author="Benjamin J. Makhlouf" w:date="2026-03-01T20:23:00Z" w16du:dateUtc="2026-03-02T04:23:00Z">
         <w:r>
           <w:rPr>
             <w:rFonts w:ascii="Times New Roman" w:hAnsi="Times New Roman" w:cs="Times New Roman"/>
@@ -7947,7 +8149,7 @@
         </w:rPr>
         <w:t xml:space="preserve"> </w:t>
       </w:r>
-      <w:ins w:id="112" w:author="Benjamin J. Makhlouf" w:date="2026-03-01T20:23:00Z" w16du:dateUtc="2026-03-02T04:23:00Z">
+      <w:ins w:id="138" w:author="Benjamin J. Makhlouf" w:date="2026-03-01T20:23:00Z" w16du:dateUtc="2026-03-02T04:23:00Z">
         <w:r>
           <w:rPr>
             <w:rFonts w:ascii="Times New Roman" w:hAnsi="Times New Roman" w:cs="Times New Roman"/>
@@ -7955,7 +8157,7 @@
           <w:t xml:space="preserve">to </w:t>
         </w:r>
       </w:ins>
-      <w:del w:id="113" w:author="Benjamin J. Makhlouf" w:date="2026-03-01T20:23:00Z" w16du:dateUtc="2026-03-02T04:23:00Z">
+      <w:del w:id="139" w:author="Benjamin J. Makhlouf" w:date="2026-03-01T20:23:00Z" w16du:dateUtc="2026-03-02T04:23:00Z">
         <w:r>
           <w:rPr>
             <w:rFonts w:ascii="Times New Roman" w:hAnsi="Times New Roman" w:cs="Times New Roman"/>
@@ -8015,7 +8217,57 @@
         <w:rPr>
           <w:rFonts w:ascii="Times New Roman" w:hAnsi="Times New Roman" w:cs="Times New Roman"/>
         </w:rPr>
-        <w:t xml:space="preserve">This reflect the declining number of individuals which can be assigned be correct defined by the model with an added requirement of a high probability value. </w:t>
+        <w:t>This reflect</w:t>
+      </w:r>
+      <w:ins w:id="140" w:author="Benjamin J. Makhlouf" w:date="2026-03-04T11:42:00Z" w16du:dateUtc="2026-03-04T19:42:00Z">
+        <w:r>
+          <w:rPr>
+            <w:rFonts w:ascii="Times New Roman" w:hAnsi="Times New Roman" w:cs="Times New Roman"/>
+          </w:rPr>
+          <w:t xml:space="preserve">s </w:t>
+        </w:r>
+      </w:ins>
+      <w:del w:id="141" w:author="Benjamin J. Makhlouf" w:date="2026-03-04T11:42:00Z" w16du:dateUtc="2026-03-04T19:42:00Z">
+        <w:r>
+          <w:rPr>
+            <w:rFonts w:ascii="Times New Roman" w:hAnsi="Times New Roman" w:cs="Times New Roman"/>
+          </w:rPr>
+          <w:delText xml:space="preserve"> </w:delText>
+        </w:r>
+      </w:del>
+      <w:r>
+        <w:rPr>
+          <w:rFonts w:ascii="Times New Roman" w:hAnsi="Times New Roman" w:cs="Times New Roman"/>
+        </w:rPr>
+        <w:t xml:space="preserve">the declining number of individuals which can be </w:t>
+      </w:r>
+      <w:ins w:id="142" w:author="Benjamin J. Makhlouf" w:date="2026-03-04T11:43:00Z" w16du:dateUtc="2026-03-04T19:43:00Z">
+        <w:r>
+          <w:rPr>
+            <w:rFonts w:ascii="Times New Roman" w:hAnsi="Times New Roman" w:cs="Times New Roman"/>
+          </w:rPr>
+          <w:t xml:space="preserve">accurately </w:t>
+        </w:r>
+      </w:ins>
+      <w:r>
+        <w:rPr>
+          <w:rFonts w:ascii="Times New Roman" w:hAnsi="Times New Roman" w:cs="Times New Roman"/>
+        </w:rPr>
+        <w:t xml:space="preserve">assigned </w:t>
+      </w:r>
+      <w:del w:id="143" w:author="Benjamin J. Makhlouf" w:date="2026-03-04T11:43:00Z" w16du:dateUtc="2026-03-04T19:43:00Z">
+        <w:r>
+          <w:rPr>
+            <w:rFonts w:ascii="Times New Roman" w:hAnsi="Times New Roman" w:cs="Times New Roman"/>
+          </w:rPr>
+          <w:delText xml:space="preserve">be correct defined </w:delText>
+        </w:r>
+      </w:del>
+      <w:r>
+        <w:rPr>
+          <w:rFonts w:ascii="Times New Roman" w:hAnsi="Times New Roman" w:cs="Times New Roman"/>
+        </w:rPr>
+        <w:t xml:space="preserve">by the model with an added requirement of a high probability value. </w:t>
       </w:r>
       <w:r>
         <w:rPr>
@@ -8045,37 +8297,31 @@
         <w:rPr>
           <w:rFonts w:ascii="Times New Roman" w:hAnsi="Times New Roman" w:cs="Times New Roman"/>
         </w:rPr>
-        <w:t xml:space="preserve">, however, fell steadily as the threshold was raised. Kuskokwim classification accuracy dropped steadily from 87% to 71% </w:t>
+        <w:t xml:space="preserve">, however, fell steadily as the threshold was raised. Kuskokwim classification accuracy dropped steadily from 87% to 71% whereas Nushagak accuracy declined more quickly at higher probability thresholds from 92% to 75%. The </w:t>
+      </w:r>
+      <w:r>
+        <w:rPr>
+          <w:rFonts w:ascii="Times New Roman" w:hAnsi="Times New Roman" w:cs="Times New Roman"/>
+        </w:rPr>
+        <w:t>restricted</w:t>
+      </w:r>
+      <w:r>
+        <w:rPr>
+          <w:rFonts w:ascii="Times New Roman" w:hAnsi="Times New Roman" w:cs="Times New Roman"/>
+        </w:rPr>
+        <w:t xml:space="preserve"> dataset contained slightly different trends, with Yukon accuracy remaining relatively stable between 89% and 83% over the full range of threshold values. In this testing set</w:t>
+      </w:r>
+      <w:r>
+        <w:rPr>
+          <w:rFonts w:ascii="Times New Roman" w:hAnsi="Times New Roman" w:cs="Times New Roman"/>
+        </w:rPr>
+        <w:t xml:space="preserve">, </w:t>
       </w:r>
       <w:r>
         <w:rPr>
           <w:rFonts w:ascii="Times New Roman" w:hAnsi="Times New Roman" w:cs="Times New Roman"/>
         </w:rPr>
         <w:lastRenderedPageBreak/>
-        <w:t xml:space="preserve">whereas Nushagak accuracy declined more quickly at higher probability thresholds from 92% to 75%. The </w:t>
-      </w:r>
-      <w:r>
-        <w:rPr>
-          <w:rFonts w:ascii="Times New Roman" w:hAnsi="Times New Roman" w:cs="Times New Roman"/>
-        </w:rPr>
-        <w:t>restricted</w:t>
-      </w:r>
-      <w:r>
-        <w:rPr>
-          <w:rFonts w:ascii="Times New Roman" w:hAnsi="Times New Roman" w:cs="Times New Roman"/>
-        </w:rPr>
-        <w:t xml:space="preserve"> dataset contained slightly different trends, with Yukon accuracy remaining relatively stable between 89% and 83% over the full range of threshold values. In this testing set</w:t>
-      </w:r>
-      <w:r>
-        <w:rPr>
-          <w:rFonts w:ascii="Times New Roman" w:hAnsi="Times New Roman" w:cs="Times New Roman"/>
-        </w:rPr>
-        <w:t xml:space="preserve">, </w:t>
-      </w:r>
-      <w:r>
-        <w:rPr>
-          <w:rFonts w:ascii="Times New Roman" w:hAnsi="Times New Roman" w:cs="Times New Roman"/>
-        </w:rPr>
         <w:t>Nushagak accuracy dropped steadily from 91% to 84%, whereas Kuskokwim accuracy declined rapidly from 89% to 69%.</w:t>
       </w:r>
     </w:p>
@@ -8110,7 +8356,7 @@
         <w:spacing w:line="480" w:lineRule="auto"/>
         <w:ind w:firstLine="720"/>
         <w:rPr>
-          <w:ins w:id="114" w:author="Benjamin J. Makhlouf" w:date="2026-03-03T13:42:00Z" w16du:dateUtc="2026-03-03T21:42:00Z"/>
+          <w:ins w:id="144" w:author="Benjamin J. Makhlouf" w:date="2026-03-03T13:42:00Z" w16du:dateUtc="2026-03-03T21:42:00Z"/>
           <w:rFonts w:ascii="Times New Roman" w:hAnsi="Times New Roman" w:cs="Times New Roman"/>
         </w:rPr>
       </w:pPr>
@@ -8204,7 +8450,7 @@
         </w:rPr>
         <w:t xml:space="preserve"> smoothing techniques s</w:t>
       </w:r>
-      <w:ins w:id="115" w:author="Benjamin J. Makhlouf" w:date="2026-03-01T20:17:00Z" w16du:dateUtc="2026-03-02T04:17:00Z">
+      <w:ins w:id="145" w:author="Benjamin J. Makhlouf" w:date="2026-03-01T20:17:00Z" w16du:dateUtc="2026-03-02T04:17:00Z">
         <w:r>
           <w:rPr>
             <w:rFonts w:ascii="Times New Roman" w:hAnsi="Times New Roman" w:cs="Times New Roman"/>
@@ -8212,7 +8458,7 @@
           <w:t xml:space="preserve">ubstantially </w:t>
         </w:r>
       </w:ins>
-      <w:del w:id="116" w:author="Benjamin J. Makhlouf" w:date="2026-03-01T20:17:00Z" w16du:dateUtc="2026-03-02T04:17:00Z">
+      <w:del w:id="146" w:author="Benjamin J. Makhlouf" w:date="2026-03-01T20:17:00Z" w16du:dateUtc="2026-03-02T04:17:00Z">
         <w:r>
           <w:rPr>
             <w:rFonts w:ascii="Times New Roman" w:hAnsi="Times New Roman" w:cs="Times New Roman"/>
@@ -8334,7 +8580,7 @@
         </w:rPr>
         <w:t>.</w:t>
       </w:r>
-      <w:ins w:id="117" w:author="Benjamin J. Makhlouf" w:date="2026-03-03T13:44:00Z" w16du:dateUtc="2026-03-03T21:44:00Z">
+      <w:ins w:id="147" w:author="Benjamin J. Makhlouf" w:date="2026-03-03T13:44:00Z" w16du:dateUtc="2026-03-03T21:44:00Z">
         <w:r>
           <w:rPr>
             <w:rFonts w:ascii="Times New Roman" w:hAnsi="Times New Roman" w:cs="Times New Roman"/>
@@ -8342,7 +8588,7 @@
           <w:t xml:space="preserve"> For example, </w:t>
         </w:r>
       </w:ins>
-      <w:del w:id="118" w:author="Benjamin J. Makhlouf" w:date="2026-03-03T13:44:00Z" w16du:dateUtc="2026-03-03T21:44:00Z">
+      <w:del w:id="148" w:author="Benjamin J. Makhlouf" w:date="2026-03-03T13:44:00Z" w16du:dateUtc="2026-03-03T21:44:00Z">
         <w:r>
           <w:rPr>
             <w:rFonts w:ascii="Times New Roman" w:hAnsi="Times New Roman" w:cs="Times New Roman"/>
@@ -8350,7 +8596,7 @@
           <w:delText xml:space="preserve"> </w:delText>
         </w:r>
       </w:del>
-      <w:ins w:id="119" w:author="Benjamin J. Makhlouf" w:date="2026-03-03T13:41:00Z" w16du:dateUtc="2026-03-03T21:41:00Z">
+      <w:ins w:id="149" w:author="Benjamin J. Makhlouf" w:date="2026-03-03T13:41:00Z" w16du:dateUtc="2026-03-03T21:41:00Z">
         <w:r>
           <w:rPr>
             <w:rFonts w:ascii="Times New Roman" w:hAnsi="Times New Roman" w:cs="Times New Roman"/>
@@ -8358,7 +8604,7 @@
           <w:t xml:space="preserve">timeseries analysis techniques are </w:t>
         </w:r>
       </w:ins>
-      <w:ins w:id="120" w:author="Benjamin J. Makhlouf" w:date="2026-03-03T13:44:00Z" w16du:dateUtc="2026-03-03T21:44:00Z">
+      <w:ins w:id="150" w:author="Benjamin J. Makhlouf" w:date="2026-03-03T13:44:00Z" w16du:dateUtc="2026-03-03T21:44:00Z">
         <w:r>
           <w:rPr>
             <w:rFonts w:ascii="Times New Roman" w:hAnsi="Times New Roman" w:cs="Times New Roman"/>
@@ -8366,7 +8612,7 @@
           <w:t xml:space="preserve">increasingly applied to </w:t>
         </w:r>
       </w:ins>
-      <w:ins w:id="121" w:author="Benjamin J. Makhlouf" w:date="2026-03-03T13:42:00Z" w16du:dateUtc="2026-03-03T21:42:00Z">
+      <w:ins w:id="151" w:author="Benjamin J. Makhlouf" w:date="2026-03-03T13:42:00Z" w16du:dateUtc="2026-03-03T21:42:00Z">
         <w:r>
           <w:rPr>
             <w:rFonts w:ascii="Times New Roman" w:hAnsi="Times New Roman" w:cs="Times New Roman"/>
@@ -8374,67 +8620,232 @@
           <w:t xml:space="preserve">otolith timeseries data including hidden Markov approaches, changepoint analysis, or smoothing techniques such as state-space models </w:t>
         </w:r>
       </w:ins>
-      <w:ins w:id="122" w:author="Benjamin J. Makhlouf" w:date="2026-03-03T13:43:00Z" w16du:dateUtc="2026-03-03T21:43:00Z">
-        <w:r>
-          <w:rPr>
-            <w:rFonts w:ascii="Times New Roman" w:hAnsi="Times New Roman" w:cs="Times New Roman"/>
-          </w:rPr>
-          <w:t>[ref, ref ref]. In addition, there are similar advancements</w:t>
-        </w:r>
-      </w:ins>
-      <w:ins w:id="123" w:author="Benjamin J. Makhlouf" w:date="2026-03-03T13:44:00Z" w16du:dateUtc="2026-03-03T21:44:00Z">
-        <w:r>
-          <w:rPr>
-            <w:rFonts w:ascii="Times New Roman" w:hAnsi="Times New Roman" w:cs="Times New Roman"/>
-          </w:rPr>
-          <w:t xml:space="preserve"> emerging</w:t>
-        </w:r>
-      </w:ins>
-      <w:ins w:id="124" w:author="Benjamin J. Makhlouf" w:date="2026-03-03T13:43:00Z" w16du:dateUtc="2026-03-03T21:43:00Z">
-        <w:r>
-          <w:rPr>
-            <w:rFonts w:ascii="Times New Roman" w:hAnsi="Times New Roman" w:cs="Times New Roman"/>
-          </w:rPr>
-          <w:t xml:space="preserve"> in </w:t>
-        </w:r>
-      </w:ins>
-      <w:ins w:id="125" w:author="Benjamin J. Makhlouf" w:date="2026-03-03T13:44:00Z" w16du:dateUtc="2026-03-03T21:44:00Z">
-        <w:r>
-          <w:rPr>
-            <w:rFonts w:ascii="Times New Roman" w:hAnsi="Times New Roman" w:cs="Times New Roman"/>
-          </w:rPr>
-          <w:t>the use of</w:t>
-        </w:r>
-      </w:ins>
-      <w:ins w:id="126" w:author="Benjamin J. Makhlouf" w:date="2026-03-03T13:45:00Z" w16du:dateUtc="2026-03-03T21:45:00Z">
-        <w:r>
-          <w:rPr>
-            <w:rFonts w:ascii="Times New Roman" w:hAnsi="Times New Roman" w:cs="Times New Roman"/>
-          </w:rPr>
-          <w:t xml:space="preserve"> the unique shape of these time structured data to compare against reference datasets such as those presented here or simulated datasets which </w:t>
+      <w:r>
+        <w:rPr>
+          <w:rFonts w:ascii="Times New Roman" w:hAnsi="Times New Roman" w:cs="Times New Roman"/>
+        </w:rPr>
+        <w:fldChar w:fldCharType="begin"/>
+      </w:r>
+      <w:r>
+        <w:rPr>
+          <w:rFonts w:ascii="Times New Roman" w:hAnsi="Times New Roman" w:cs="Times New Roman"/>
+        </w:rPr>
+        <w:instrText xml:space="preserve"> ADDIN ZOTERO_ITEM CSL_CITATION {"citationID":"LqEyqjGL","properties":{"formattedCitation":"(K. G. Brennan et al., 2024; Hodgson et al., 2020)","plainCitation":"(K. G. Brennan et al., 2024; Hodgson et al., 2020)","noteIndex":0},"citationItems":[{"id":4539,"uris":["http://zotero.org/users/8421274/items/C45J27UR"],"itemData":{"id":4539,"type":"article-journal","abstract":"Conserving wild fisheries requires identifying and monitoring distinct populations, yet prevalent genetic approaches often do not integrate habitat data and may not fully delineate these structures. This issue is critical in sea/river-type sockeye salmon (Oncorhynchus nerka), an ecotype whose specific spawning habitats better define distinct breeding populations. Despite possessing traits that confer greater resilience to climate change and significant contributions to wild fisheries, gene flow among groups dilutes genetic structure, making it difficult to track populations. We focus on sea/river sockeye from one of the Pacific Rim's largest Sockeye fisheries, combining river strontium (Sr) isotope predictions, otolith Sr isotope measurements, and a Bayesian assignment model with a 4-yr radiotelemetry and genetic dataset (n = 1994) to delineate the geographic structure of spawning habitats. Our results identify four distinct subpopulations with unique natal habitat Sr isotope ratios previously undifferentiated by genetic methods, providing a novel approach to monitor critical groups over multiple years.","container-title":"Limnology and Oceanography Letters","DOI":"10.1002/lol2.10437","ISSN":"2378-2242","issue":"n/a","language":"en","note":"_eprint: https://aslopubs.onlinelibrary.wiley.com/doi/pdf/10.1002/lol2.10437","source":"Wiley Online Library","title":"Delineating population structure of resilient sea/river-type sockeye salmon","URL":"https://onlinelibrary.wiley.com/doi/abs/10.1002/lol2.10437","volume":"n/a","author":[{"family":"Brennan","given":"Kyle G."},{"family":"Brennan","given":"Sean R."},{"family":"Cline","given":"Timothy"},{"family":"Bowen","given":"Gabriel J."}],"accessed":{"date-parts":[["2024",9,21]]},"issued":{"date-parts":[["2024"]]}}},{"id":1845,"uris":["http://zotero.org/users/8421274/items/89X9ZF2V"],"itemData":{"id":1845,"type":"article-journal","abstract":"Arctic regions are warming more than twice as quickly as other parts of the globe, threatening Arctic fish and wildlife and the human communities that rely on them. Assessing species' vulnerability to this change requires understanding their life histories and ecology, including movement patterns and habitat use. However, this information has not been documented for many Arctic species, which may not follow predicable movements in these vast and changing landscapes. In the Gwich'in Settlement Area of western Canadian Arctic, one such species is łuk dagaii (in Gwich'in) or broad whitefish (Coregonus nasus). This species is the most important food fish for the Gwich'in Peoples of the region. We present results from a collaborative community-based research program established to build research capacity and address pressing research questions. Using otoliths extracted from fish caught by community monitors along the Peel River, we investigated migratory patterns using the isotopic ratio, 87Sr/86Sr. Applying a hidden Markov model to the otolith laser ablation transects, we explored emergent model states and linked them to regions of the watershed. Across and within individuals, fish occupied the ocean and three different identified freshwater locations; however, while all fish were captured in the Peel River, none expressed an otolith signature that would suggest they grew there. Across individuals, we found large variability in migratory patterns, suggesting that migrations are not obligate and that individual fish utilize the watershed very differently. This diversity may buffer whitefish and reliant human communities against change, but indicates dependence on a large, intact watershed.","container-title":"Biological Conservation","DOI":"10.1016/j.biocon.2020.108685","ISSN":"0006-3207","journalAbbreviation":"Biological Conservation","language":"en","page":"108685","source":"ScienceDirect","title":"Migratory diversity in an Arctic fish supporting subsistence harvest","volume":"248","author":[{"family":"Hodgson","given":"Emma E."},{"family":"Hovel","given":"Rachel A."},{"family":"Ward","given":"Eric J."},{"family":"Lord","given":"Sarah"},{"family":"Moore","given":"Jonathan W."}],"issued":{"date-parts":[["2020",8,1]]}}}],"schema":"https://github.com/citation-style-language/schema/raw/master/csl-citation.json"} </w:instrText>
+      </w:r>
+      <w:r>
+        <w:rPr>
+          <w:rFonts w:ascii="Times New Roman" w:hAnsi="Times New Roman" w:cs="Times New Roman"/>
+        </w:rPr>
+        <w:fldChar w:fldCharType="separate"/>
+      </w:r>
+      <w:r>
+        <w:rPr>
+          <w:rFonts w:ascii="Times New Roman" w:hAnsi="Times New Roman" w:cs="Times New Roman"/>
+          <w:noProof/>
+        </w:rPr>
+        <w:t>(K. G. Brennan et al., 2024; Hodgson et al., 2020)</w:t>
+      </w:r>
+      <w:r>
+        <w:rPr>
+          <w:rFonts w:ascii="Times New Roman" w:hAnsi="Times New Roman" w:cs="Times New Roman"/>
+        </w:rPr>
+        <w:fldChar w:fldCharType="end"/>
+      </w:r>
+      <w:ins w:id="152" w:author="Benjamin J. Makhlouf" w:date="2026-03-04T12:26:00Z" w16du:dateUtc="2026-03-04T20:26:00Z">
+        <w:r>
+          <w:rPr>
+            <w:rFonts w:ascii="Times New Roman" w:hAnsi="Times New Roman" w:cs="Times New Roman"/>
+          </w:rPr>
+          <w:t>.</w:t>
+        </w:r>
+      </w:ins>
+      <w:ins w:id="153" w:author="Benjamin J. Makhlouf" w:date="2026-03-03T13:43:00Z" w16du:dateUtc="2026-03-03T21:43:00Z">
+        <w:r>
+          <w:rPr>
+            <w:rFonts w:ascii="Times New Roman" w:hAnsi="Times New Roman" w:cs="Times New Roman"/>
+          </w:rPr>
+          <w:t xml:space="preserve"> </w:t>
+        </w:r>
+      </w:ins>
+      <w:ins w:id="154" w:author="Benjamin J. Makhlouf" w:date="2026-03-04T12:27:00Z" w16du:dateUtc="2026-03-04T20:27:00Z">
+        <w:r>
+          <w:rPr>
+            <w:rFonts w:ascii="Times New Roman" w:hAnsi="Times New Roman" w:cs="Times New Roman"/>
+          </w:rPr>
+          <w:t>S</w:t>
+        </w:r>
+      </w:ins>
+      <w:ins w:id="155" w:author="Benjamin J. Makhlouf" w:date="2026-03-04T12:26:00Z" w16du:dateUtc="2026-03-04T20:26:00Z">
+        <w:r>
+          <w:rPr>
+            <w:rFonts w:ascii="Times New Roman" w:hAnsi="Times New Roman" w:cs="Times New Roman"/>
+          </w:rPr>
+          <w:t xml:space="preserve">imilar applications have demonstrated the added power of explicitly considering the </w:t>
+        </w:r>
+      </w:ins>
+      <w:ins w:id="156" w:author="Benjamin J. Makhlouf" w:date="2026-03-04T12:27:00Z" w16du:dateUtc="2026-03-04T20:27:00Z">
+        <w:r>
+          <w:rPr>
+            <w:rFonts w:ascii="Times New Roman" w:hAnsi="Times New Roman" w:cs="Times New Roman"/>
+          </w:rPr>
+          <w:t>time structured and sequential nature of isotopic signature in the shape of laser ablation data (</w:t>
+        </w:r>
+        <w:proofErr w:type="spellStart"/>
+        <w:r>
+          <w:rPr>
+            <w:rFonts w:ascii="Times New Roman" w:hAnsi="Times New Roman" w:cs="Times New Roman"/>
+          </w:rPr>
+          <w:t>e.</w:t>
+        </w:r>
+      </w:ins>
+      <w:ins w:id="157" w:author="Benjamin J. Makhlouf" w:date="2026-03-04T12:28:00Z" w16du:dateUtc="2026-03-04T20:28:00Z">
+        <w:r>
+          <w:rPr>
+            <w:rFonts w:ascii="Times New Roman" w:hAnsi="Times New Roman" w:cs="Times New Roman"/>
+          </w:rPr>
+          <w:t>x</w:t>
+        </w:r>
+      </w:ins>
+      <w:proofErr w:type="spellEnd"/>
+      <w:ins w:id="158" w:author="Benjamin J. Makhlouf" w:date="2026-03-04T12:27:00Z" w16du:dateUtc="2026-03-04T20:27:00Z">
+        <w:r>
+          <w:rPr>
+            <w:rFonts w:ascii="Times New Roman" w:hAnsi="Times New Roman" w:cs="Times New Roman"/>
+          </w:rPr>
+          <w:t xml:space="preserve">. </w:t>
+        </w:r>
+      </w:ins>
+      <w:r>
+        <w:rPr>
+          <w:rFonts w:ascii="Times New Roman" w:hAnsi="Times New Roman" w:cs="Times New Roman"/>
+        </w:rPr>
+        <w:fldChar w:fldCharType="begin"/>
+      </w:r>
+      <w:r>
+        <w:rPr>
+          <w:rFonts w:ascii="Times New Roman" w:hAnsi="Times New Roman" w:cs="Times New Roman"/>
+        </w:rPr>
+        <w:instrText xml:space="preserve"> ADDIN ZOTERO_ITEM CSL_CITATION {"citationID":"3ZKQtcq1","properties":{"formattedCitation":"(Arai et al., 2026; Hegg &amp; Kennedy, 2021)","plainCitation":"(Arai et al., 2026; Hegg &amp; Kennedy, 2021)","noteIndex":0},"citationItems":[{"id":6459,"uris":["http://zotero.org/users/8421274/items/DFJGSZE5"],"itemData":{"id":6459,"type":"article-journal","abstract":"Accurate provenance assignment is critical for understanding ecological connectivity and guiding conservation and management. Natural chemical chronologies stored in metabolically inert, incrementally growing tissues (e.g., otoliths) provide a powerful tool for this purpose. However, traditional approaches face biological challenges, collapse chronological data into single values, and require subjective interpretation, limiting accuracy and scalability. We present a novel framework that integrates machine learning, time series analysis, and ensemble modeling to improve provenance assignment from archival tissue chemistry. Using otolith 87Sr/86Sr profiles from 17 distinct natal sources (n = 255) of California Central Valley Chinook salmon, we developed automated feature extraction, explicit time series classification (including dynamic time warping [DTW] with k-nearest neighbors [KNN]), and ensembles combining multiple classifiers. Furthermore, to address gaps in under-sampled life histories within natal sources, we added simulated chemical profiles to the reference baseline and tested whether they improved model performance. Time series approaches (mean accuracy: 0.56–0.62) consistently outperformed traditional methods (0.48), particularly for sources influenced by maternal signatures or early dispersal. Feature extraction approaches performed best when profiles followed predictable life-stage patterns, while explicit time series classification (DTW + KNN) excelled for distinct profile “shapes”. Ensembles leveraged complementary strengths and outperformed any single method. Our results highlight the advantages of treating archival chemical data as time series and applying machine learning and ensemble strategies to enhance the accuracy and scalability of provenance assignment. This framework is broadly applicable across taxa, tissue types, and chemical markers, offering a roadmap for advancing ecological inference and conservation.","container-title":"Ecological Informatics","DOI":"10.1016/j.ecoinf.2026.103604","ISSN":"1574-9541","journalAbbreviation":"Ecological Informatics","page":"103604","source":"ScienceDirect","title":"Advancing provenance assignment using machine learning and time series analysis of chemical chronologies in archival tissues","volume":"93","author":[{"family":"Arai","given":"Kohma"},{"family":"Willmes","given":"Malte"},{"family":"Johnson","given":"Rachel C."},{"family":"Sturrock","given":"Anna M."}],"issued":{"date-parts":[["2026",2,1]]}}},{"id":4390,"uris":["http://zotero.org/users/8421274/items/BD9UPNI2"],"itemData":{"id":4390,"type":"article-journal","abstract":"Ecological patterns are often fundamentally chronological. However, generalization of data is necessarily accompanied by a loss of detail or resolution. Temporal data in particular contain information not only in data values but in the temporal structure, which is lost when these values are aggregated to provide point estimates. Dynamic time warping (DTW) is a time series comparison method that is capable of efficiently comparing series despite temporal offsets that confound other methods. The DTW method is both efficient and remarkably flexible, capable of efficiently matching not only time series but also any sequentially structured data set, which has made it a popular technique in machine learning, artificial intelligence, and big data analytical tasks. DTW is rarely used in ecology despite the ubiquity of temporally structured data. As technological advances have increased the richness of small-scale ecological data, DTW may be an attractive analysis technique because it is able to utilize the additional information contained in the temporal structure of many ecological data sets. In this study, we use an example data set of high-resolution fish movement records obtained from otolith microchemistry to compare traditional analysis techniques with DTW clustering. Our results suggest that DTW is capable of detecting subtle behavioral patterns within otolith data sets which traditional data aggregation techniques cannot. These results provide evidence that the DTW method may be useful across many of the temporal data types commonly collected in ecology, as well other sequentially ordered “pseudo time series” data such as classification of species by shape.","container-title":"Ecosphere","DOI":"10.1002/ecs2.3742","ISSN":"2150-8925","issue":"9","language":"en","note":"_eprint: https://esajournals.onlinelibrary.wiley.com/doi/pdf/10.1002/ecs2.3742","page":"e03742","source":"Wiley Online Library","title":"Let's do the time warp again: non-linear time series matching as a tool for sequentially structured data in ecology","title-short":"Let's do the time warp again","volume":"12","author":[{"family":"Hegg","given":"Jens C."},{"family":"Kennedy","given":"Brian P."}],"issued":{"date-parts":[["2021"]]}}}],"schema":"https://github.com/citation-style-language/schema/raw/master/csl-citation.json"} </w:instrText>
+      </w:r>
+      <w:r>
+        <w:rPr>
+          <w:rFonts w:ascii="Times New Roman" w:hAnsi="Times New Roman" w:cs="Times New Roman"/>
+        </w:rPr>
+        <w:fldChar w:fldCharType="separate"/>
+      </w:r>
+      <w:del w:id="159" w:author="Benjamin J. Makhlouf" w:date="2026-03-04T12:28:00Z" w16du:dateUtc="2026-03-04T20:28:00Z">
+        <w:r>
+          <w:rPr>
+            <w:rFonts w:ascii="Times New Roman" w:hAnsi="Times New Roman" w:cs="Times New Roman"/>
+            <w:noProof/>
+          </w:rPr>
+          <w:delText>(</w:delText>
+        </w:r>
+      </w:del>
+      <w:r>
+        <w:rPr>
+          <w:rFonts w:ascii="Times New Roman" w:hAnsi="Times New Roman" w:cs="Times New Roman"/>
+          <w:noProof/>
+        </w:rPr>
+        <w:t>Arai et al., 2026; Hegg &amp; Kennedy, 2021)</w:t>
+      </w:r>
+      <w:r>
+        <w:rPr>
+          <w:rFonts w:ascii="Times New Roman" w:hAnsi="Times New Roman" w:cs="Times New Roman"/>
+        </w:rPr>
+        <w:fldChar w:fldCharType="end"/>
+      </w:r>
+      <w:ins w:id="160" w:author="Benjamin J. Makhlouf" w:date="2026-03-04T12:28:00Z" w16du:dateUtc="2026-03-04T20:28:00Z">
+        <w:r>
+          <w:rPr>
+            <w:rFonts w:ascii="Times New Roman" w:hAnsi="Times New Roman" w:cs="Times New Roman"/>
+          </w:rPr>
+          <w:t xml:space="preserve">. </w:t>
+        </w:r>
+      </w:ins>
+      <w:ins w:id="161" w:author="Benjamin J. Makhlouf" w:date="2026-03-03T13:46:00Z" w16du:dateUtc="2026-03-03T21:46:00Z">
+        <w:r>
+          <w:rPr>
+            <w:rFonts w:ascii="Times New Roman" w:hAnsi="Times New Roman" w:cs="Times New Roman"/>
+          </w:rPr>
+          <w:t xml:space="preserve">As our understanding of otolith bioaccumulation processes </w:t>
+        </w:r>
+      </w:ins>
+      <w:ins w:id="162" w:author="Benjamin J. Makhlouf" w:date="2026-03-04T12:28:00Z" w16du:dateUtc="2026-03-04T20:28:00Z">
+        <w:r>
+          <w:rPr>
+            <w:rFonts w:ascii="Times New Roman" w:hAnsi="Times New Roman" w:cs="Times New Roman"/>
+          </w:rPr>
+          <w:t xml:space="preserve">continue </w:t>
+        </w:r>
+      </w:ins>
+      <w:ins w:id="163" w:author="Benjamin J. Makhlouf" w:date="2026-03-03T13:46:00Z" w16du:dateUtc="2026-03-03T21:46:00Z">
+        <w:r>
+          <w:rPr>
+            <w:rFonts w:ascii="Times New Roman" w:hAnsi="Times New Roman" w:cs="Times New Roman"/>
+          </w:rPr>
+          <w:t>to advance</w:t>
+        </w:r>
+      </w:ins>
+      <w:ins w:id="164" w:author="Benjamin J. Makhlouf" w:date="2026-03-04T12:28:00Z" w16du:dateUtc="2026-03-04T20:28:00Z">
+        <w:r>
+          <w:rPr>
+            <w:rFonts w:ascii="Times New Roman" w:hAnsi="Times New Roman" w:cs="Times New Roman"/>
+          </w:rPr>
+          <w:t xml:space="preserve"> alongside statistical and data science techniques </w:t>
         </w:r>
         <w:r>
           <w:rPr>
             <w:rFonts w:ascii="Times New Roman" w:hAnsi="Times New Roman" w:cs="Times New Roman"/>
           </w:rPr>
           <w:lastRenderedPageBreak/>
-          <w:t>replicate the expected patterns in otolith dat</w:t>
-        </w:r>
-      </w:ins>
-      <w:ins w:id="127" w:author="Benjamin J. Makhlouf" w:date="2026-03-03T13:46:00Z" w16du:dateUtc="2026-03-03T21:46:00Z">
-        <w:r>
-          <w:rPr>
-            <w:rFonts w:ascii="Times New Roman" w:hAnsi="Times New Roman" w:cs="Times New Roman"/>
-          </w:rPr>
-          <w:t xml:space="preserve">a [ref]. As our understanding of otolith bioaccumulation processes during migration continues to advance, there is increasing opportunity to extract and utilize time structured </w:t>
-        </w:r>
-      </w:ins>
-      <w:ins w:id="128" w:author="Benjamin J. Makhlouf" w:date="2026-03-03T13:47:00Z" w16du:dateUtc="2026-03-03T21:47:00Z">
-        <w:r>
-          <w:rPr>
-            <w:rFonts w:ascii="Times New Roman" w:hAnsi="Times New Roman" w:cs="Times New Roman"/>
-          </w:rPr>
-          <w:t xml:space="preserve">otolith data to discriminate finer spatial-scale estimates of provenance. </w:t>
+          <w:t xml:space="preserve">to interpret </w:t>
+        </w:r>
+      </w:ins>
+      <w:ins w:id="165" w:author="Benjamin J. Makhlouf" w:date="2026-03-04T12:29:00Z" w16du:dateUtc="2026-03-04T20:29:00Z">
+        <w:r>
+          <w:rPr>
+            <w:rFonts w:ascii="Times New Roman" w:hAnsi="Times New Roman" w:cs="Times New Roman"/>
+          </w:rPr>
+          <w:t>otolith laser ablation datasets, there are increasing opportunities t</w:t>
+        </w:r>
+        <w:r>
+          <w:rPr>
+            <w:rFonts w:ascii="Times New Roman" w:hAnsi="Times New Roman" w:cs="Times New Roman"/>
+          </w:rPr>
+          <w:t>o harness the</w:t>
+        </w:r>
+      </w:ins>
+      <w:ins w:id="166" w:author="Benjamin J. Makhlouf" w:date="2026-03-03T13:46:00Z" w16du:dateUtc="2026-03-03T21:46:00Z">
+        <w:r>
+          <w:rPr>
+            <w:rFonts w:ascii="Times New Roman" w:hAnsi="Times New Roman" w:cs="Times New Roman"/>
+          </w:rPr>
+          <w:t xml:space="preserve"> time structured </w:t>
+        </w:r>
+      </w:ins>
+      <w:ins w:id="167" w:author="Benjamin J. Makhlouf" w:date="2026-03-04T12:29:00Z" w16du:dateUtc="2026-03-04T20:29:00Z">
+        <w:r>
+          <w:rPr>
+            <w:rFonts w:ascii="Times New Roman" w:hAnsi="Times New Roman" w:cs="Times New Roman"/>
+          </w:rPr>
+          <w:t xml:space="preserve">nature of these data to </w:t>
+        </w:r>
+      </w:ins>
+      <w:proofErr w:type="spellStart"/>
+      <w:ins w:id="168" w:author="Benjamin J. Makhlouf" w:date="2026-03-03T13:47:00Z" w16du:dateUtc="2026-03-03T21:47:00Z">
+        <w:r>
+          <w:rPr>
+            <w:rFonts w:ascii="Times New Roman" w:hAnsi="Times New Roman" w:cs="Times New Roman"/>
+          </w:rPr>
+          <w:t>to</w:t>
+        </w:r>
+        <w:proofErr w:type="spellEnd"/>
+        <w:r>
+          <w:rPr>
+            <w:rFonts w:ascii="Times New Roman" w:hAnsi="Times New Roman" w:cs="Times New Roman"/>
+          </w:rPr>
+          <w:t xml:space="preserve"> discriminate finer spatial-scale estimates of provenance. </w:t>
         </w:r>
       </w:ins>
     </w:p>
@@ -8443,7 +8854,7 @@
         <w:spacing w:line="480" w:lineRule="auto"/>
         <w:ind w:firstLine="720"/>
         <w:rPr>
-          <w:del w:id="129" w:author="Benjamin J. Makhlouf" w:date="2026-03-03T13:47:00Z" w16du:dateUtc="2026-03-03T21:47:00Z"/>
+          <w:del w:id="169" w:author="Benjamin J. Makhlouf" w:date="2026-03-03T13:47:00Z" w16du:dateUtc="2026-03-03T21:47:00Z"/>
           <w:rFonts w:ascii="Times New Roman" w:hAnsi="Times New Roman" w:cs="Times New Roman"/>
         </w:rPr>
       </w:pPr>
@@ -8558,7 +8969,7 @@
         </w:rPr>
         <w:t xml:space="preserve">This limitation is further illustrated in the confidence threshold analysis, in which we imposed the additional requirement that the model must assign to the correct class with a calibrated probability value above a given threshold. Preforming this analysis on the total dataset resulted in a </w:t>
       </w:r>
-      <w:ins w:id="130" w:author="Benjamin J. Makhlouf" w:date="2026-03-01T20:18:00Z" w16du:dateUtc="2026-03-02T04:18:00Z">
+      <w:ins w:id="170" w:author="Benjamin J. Makhlouf" w:date="2026-03-01T20:18:00Z" w16du:dateUtc="2026-03-02T04:18:00Z">
         <w:r>
           <w:rPr>
             <w:rFonts w:ascii="Times New Roman" w:hAnsi="Times New Roman" w:cs="Times New Roman"/>
@@ -8566,7 +8977,7 @@
           <w:t xml:space="preserve">substantial </w:t>
         </w:r>
       </w:ins>
-      <w:del w:id="131" w:author="Benjamin J. Makhlouf" w:date="2026-03-01T20:18:00Z" w16du:dateUtc="2026-03-02T04:18:00Z">
+      <w:del w:id="171" w:author="Benjamin J. Makhlouf" w:date="2026-03-01T20:18:00Z" w16du:dateUtc="2026-03-02T04:18:00Z">
         <w:r>
           <w:rPr>
             <w:rFonts w:ascii="Times New Roman" w:hAnsi="Times New Roman" w:cs="Times New Roman"/>
@@ -8686,28 +9097,168 @@
         <w:rPr>
           <w:rFonts w:ascii="Times New Roman" w:hAnsi="Times New Roman" w:cs="Times New Roman"/>
         </w:rPr>
-        <w:t xml:space="preserve">migration through the enriched </w:t>
+        <w:t>migration through the enriched mainstem tributary (</w:t>
+      </w:r>
+      <w:proofErr w:type="spellStart"/>
+      <w:r>
+        <w:rPr>
+          <w:rFonts w:ascii="Times New Roman" w:hAnsi="Times New Roman" w:cs="Times New Roman"/>
+        </w:rPr>
+        <w:t>i.e</w:t>
+      </w:r>
+      <w:proofErr w:type="spellEnd"/>
+      <w:r>
+        <w:rPr>
+          <w:rFonts w:ascii="Times New Roman" w:hAnsi="Times New Roman" w:cs="Times New Roman"/>
+        </w:rPr>
+        <w:t xml:space="preserve"> Figure </w:t>
+      </w:r>
+      <w:r>
+        <w:rPr>
+          <w:rFonts w:ascii="Times New Roman" w:hAnsi="Times New Roman" w:cs="Times New Roman"/>
+        </w:rPr>
+        <w:t>3</w:t>
+      </w:r>
+      <w:r>
+        <w:rPr>
+          <w:rFonts w:ascii="Times New Roman" w:hAnsi="Times New Roman" w:cs="Times New Roman"/>
+        </w:rPr>
+        <w:t xml:space="preserve">b, column 3). </w:t>
+      </w:r>
+      <w:r>
+        <w:rPr>
+          <w:rFonts w:ascii="Times New Roman" w:hAnsi="Times New Roman" w:cs="Times New Roman"/>
+        </w:rPr>
+        <w:t xml:space="preserve">Yukon classification accuracy dropped substantially in the </w:t>
+      </w:r>
+      <w:r>
+        <w:rPr>
+          <w:rFonts w:ascii="Times New Roman" w:hAnsi="Times New Roman" w:cs="Times New Roman"/>
+        </w:rPr>
+        <w:t>restricted</w:t>
+      </w:r>
+      <w:r>
+        <w:rPr>
+          <w:rFonts w:ascii="Times New Roman" w:hAnsi="Times New Roman" w:cs="Times New Roman"/>
+        </w:rPr>
+        <w:t xml:space="preserve"> </w:t>
+      </w:r>
+      <w:r>
+        <w:rPr>
+          <w:rFonts w:ascii="Times New Roman" w:hAnsi="Times New Roman" w:cs="Times New Roman"/>
+        </w:rPr>
+        <w:t xml:space="preserve">testing set (86.86% vs. 93.7% in the total testing set), despite </w:t>
       </w:r>
       <w:r>
         <w:rPr>
           <w:rFonts w:ascii="Times New Roman" w:hAnsi="Times New Roman" w:cs="Times New Roman"/>
         </w:rPr>
         <w:lastRenderedPageBreak/>
-        <w:t>mainstem tributary (</w:t>
-      </w:r>
-      <w:proofErr w:type="spellStart"/>
-      <w:r>
-        <w:rPr>
-          <w:rFonts w:ascii="Times New Roman" w:hAnsi="Times New Roman" w:cs="Times New Roman"/>
-        </w:rPr>
-        <w:t>i.e</w:t>
-      </w:r>
-      <w:proofErr w:type="spellEnd"/>
-      <w:r>
-        <w:rPr>
-          <w:rFonts w:ascii="Times New Roman" w:hAnsi="Times New Roman" w:cs="Times New Roman"/>
-        </w:rPr>
-        <w:t xml:space="preserve"> Figure </w:t>
+        <w:t xml:space="preserve">similar numbers of misidentified individuals. </w:t>
+      </w:r>
+      <w:r>
+        <w:rPr>
+          <w:rFonts w:ascii="Times New Roman" w:hAnsi="Times New Roman" w:cs="Times New Roman"/>
+        </w:rPr>
+        <w:t xml:space="preserve">This </w:t>
+      </w:r>
+      <w:r>
+        <w:rPr>
+          <w:rFonts w:ascii="Times New Roman" w:hAnsi="Times New Roman" w:cs="Times New Roman"/>
+        </w:rPr>
+        <w:t>decline likely reflects the removal of the most easily classified cases</w:t>
+      </w:r>
+      <w:r>
+        <w:rPr>
+          <w:rFonts w:ascii="Times New Roman" w:hAnsi="Times New Roman" w:cs="Times New Roman"/>
+        </w:rPr>
+        <w:t>, which is further supported by</w:t>
+      </w:r>
+      <w:r>
+        <w:rPr>
+          <w:rFonts w:ascii="Times New Roman" w:hAnsi="Times New Roman" w:cs="Times New Roman"/>
+        </w:rPr>
+        <w:t xml:space="preserve"> </w:t>
+      </w:r>
+      <w:r>
+        <w:rPr>
+          <w:rFonts w:ascii="Times New Roman" w:hAnsi="Times New Roman" w:cs="Times New Roman"/>
+        </w:rPr>
+        <w:t>higher misclassification rates among CWAK individuals compared to those from the middle and upper Yukon regions</w:t>
+      </w:r>
+      <w:r>
+        <w:rPr>
+          <w:rFonts w:ascii="Times New Roman" w:hAnsi="Times New Roman" w:cs="Times New Roman"/>
+        </w:rPr>
+        <w:t xml:space="preserve"> (Supp. Figure </w:t>
+      </w:r>
+      <w:proofErr w:type="gramStart"/>
+      <w:r>
+        <w:rPr>
+          <w:rFonts w:ascii="Times New Roman" w:hAnsi="Times New Roman" w:cs="Times New Roman"/>
+        </w:rPr>
+        <w:t>2 )</w:t>
+      </w:r>
+      <w:proofErr w:type="gramEnd"/>
+      <w:r>
+        <w:rPr>
+          <w:rFonts w:ascii="Times New Roman" w:hAnsi="Times New Roman" w:cs="Times New Roman"/>
+        </w:rPr>
+        <w:t xml:space="preserve">. </w:t>
+      </w:r>
+      <w:r>
+        <w:rPr>
+          <w:rFonts w:ascii="Times New Roman" w:hAnsi="Times New Roman" w:cs="Times New Roman"/>
+        </w:rPr>
+        <w:t>The</w:t>
+      </w:r>
+      <w:r>
+        <w:rPr>
+          <w:rFonts w:ascii="Times New Roman" w:hAnsi="Times New Roman" w:cs="Times New Roman"/>
+        </w:rPr>
+        <w:t xml:space="preserve">se </w:t>
+      </w:r>
+      <w:r>
+        <w:rPr>
+          <w:rFonts w:ascii="Times New Roman" w:hAnsi="Times New Roman" w:cs="Times New Roman"/>
+        </w:rPr>
+        <w:t xml:space="preserve">challenges </w:t>
+      </w:r>
+      <w:r>
+        <w:rPr>
+          <w:rFonts w:ascii="Times New Roman" w:hAnsi="Times New Roman" w:cs="Times New Roman"/>
+        </w:rPr>
+        <w:t xml:space="preserve">likely stem </w:t>
+      </w:r>
+      <w:r>
+        <w:rPr>
+          <w:rFonts w:ascii="Times New Roman" w:hAnsi="Times New Roman" w:cs="Times New Roman"/>
+        </w:rPr>
+        <w:t>from shorter migration patterns that include less residence time in the mainstem Yukon River</w:t>
+      </w:r>
+      <w:r>
+        <w:rPr>
+          <w:rFonts w:ascii="Times New Roman" w:hAnsi="Times New Roman" w:cs="Times New Roman"/>
+        </w:rPr>
+        <w:t>, and, subsequently, a</w:t>
+      </w:r>
+      <w:r>
+        <w:rPr>
+          <w:rFonts w:ascii="Times New Roman" w:hAnsi="Times New Roman" w:cs="Times New Roman"/>
+        </w:rPr>
+        <w:t xml:space="preserve"> less pronounced increase in isotope values before marine entry</w:t>
+      </w:r>
+      <w:r>
+        <w:rPr>
+          <w:rFonts w:ascii="Times New Roman" w:hAnsi="Times New Roman" w:cs="Times New Roman"/>
+        </w:rPr>
+        <w:t xml:space="preserve">. </w:t>
+      </w:r>
+      <w:r>
+        <w:rPr>
+          <w:rFonts w:ascii="Times New Roman" w:hAnsi="Times New Roman" w:cs="Times New Roman"/>
+        </w:rPr>
+        <w:t xml:space="preserve">Without this distinguishing feature, CWAK individuals from the Yukon (i.e. Figure </w:t>
       </w:r>
       <w:r>
         <w:rPr>
@@ -8719,19 +9270,7 @@
         <w:rPr>
           <w:rFonts w:ascii="Times New Roman" w:hAnsi="Times New Roman" w:cs="Times New Roman"/>
         </w:rPr>
-        <w:t xml:space="preserve">b, column 3). </w:t>
-      </w:r>
-      <w:r>
-        <w:rPr>
-          <w:rFonts w:ascii="Times New Roman" w:hAnsi="Times New Roman" w:cs="Times New Roman"/>
-        </w:rPr>
-        <w:t xml:space="preserve">Yukon classification accuracy dropped substantially in the </w:t>
-      </w:r>
-      <w:r>
-        <w:rPr>
-          <w:rFonts w:ascii="Times New Roman" w:hAnsi="Times New Roman" w:cs="Times New Roman"/>
-        </w:rPr>
-        <w:t>restricted</w:t>
+        <w:t>b, column 4) are more likely to be misclassified with Kuskokwim or Nushagak fish, resulting in lower overall accuracy.</w:t>
       </w:r>
       <w:r>
         <w:rPr>
@@ -8743,25 +9282,20 @@
         <w:rPr>
           <w:rFonts w:ascii="Times New Roman" w:hAnsi="Times New Roman" w:cs="Times New Roman"/>
         </w:rPr>
-        <w:t xml:space="preserve">testing set (86.86% vs. 93.7% in the total testing set), despite similar numbers of misidentified individuals. </w:t>
-      </w:r>
-      <w:r>
-        <w:rPr>
-          <w:rFonts w:ascii="Times New Roman" w:hAnsi="Times New Roman" w:cs="Times New Roman"/>
-        </w:rPr>
-        <w:t xml:space="preserve">This </w:t>
-      </w:r>
-      <w:r>
-        <w:rPr>
-          <w:rFonts w:ascii="Times New Roman" w:hAnsi="Times New Roman" w:cs="Times New Roman"/>
-        </w:rPr>
-        <w:t>decline likely reflects the removal of the most easily classified cases</w:t>
-      </w:r>
-      <w:r>
-        <w:rPr>
-          <w:rFonts w:ascii="Times New Roman" w:hAnsi="Times New Roman" w:cs="Times New Roman"/>
-        </w:rPr>
-        <w:t>, which is further supported by</w:t>
+        <w:t xml:space="preserve">Nonetheless, even applying the most conservative </w:t>
+      </w:r>
+      <w:r>
+        <w:rPr>
+          <w:rFonts w:ascii="Times New Roman" w:hAnsi="Times New Roman" w:cs="Times New Roman"/>
+        </w:rPr>
+        <w:t xml:space="preserve">methods (90% confidence threshold on the restricted </w:t>
+      </w:r>
+      <w:proofErr w:type="gramStart"/>
+      <w:r>
+        <w:rPr>
+          <w:rFonts w:ascii="Times New Roman" w:hAnsi="Times New Roman" w:cs="Times New Roman"/>
+        </w:rPr>
+        <w:t>dataset</w:t>
       </w:r>
       <w:r>
         <w:rPr>
@@ -8773,93 +9307,14 @@
         <w:rPr>
           <w:rFonts w:ascii="Times New Roman" w:hAnsi="Times New Roman" w:cs="Times New Roman"/>
         </w:rPr>
-        <w:t>higher misclassification rates among CWAK individuals compared to those from the middle and upper Yukon regions</w:t>
-      </w:r>
-      <w:r>
-        <w:rPr>
-          <w:rFonts w:ascii="Times New Roman" w:hAnsi="Times New Roman" w:cs="Times New Roman"/>
-        </w:rPr>
-        <w:t xml:space="preserve"> (Supp. Figure </w:t>
-      </w:r>
-      <w:proofErr w:type="gramStart"/>
-      <w:r>
-        <w:rPr>
-          <w:rFonts w:ascii="Times New Roman" w:hAnsi="Times New Roman" w:cs="Times New Roman"/>
-        </w:rPr>
-        <w:t>2 )</w:t>
+        <w:t>)</w:t>
       </w:r>
       <w:proofErr w:type="gramEnd"/>
       <w:r>
         <w:rPr>
           <w:rFonts w:ascii="Times New Roman" w:hAnsi="Times New Roman" w:cs="Times New Roman"/>
         </w:rPr>
-        <w:t xml:space="preserve">. </w:t>
-      </w:r>
-      <w:r>
-        <w:rPr>
-          <w:rFonts w:ascii="Times New Roman" w:hAnsi="Times New Roman" w:cs="Times New Roman"/>
-        </w:rPr>
-        <w:t>The</w:t>
-      </w:r>
-      <w:r>
-        <w:rPr>
-          <w:rFonts w:ascii="Times New Roman" w:hAnsi="Times New Roman" w:cs="Times New Roman"/>
-        </w:rPr>
-        <w:t xml:space="preserve">se </w:t>
-      </w:r>
-      <w:r>
-        <w:rPr>
-          <w:rFonts w:ascii="Times New Roman" w:hAnsi="Times New Roman" w:cs="Times New Roman"/>
-        </w:rPr>
-        <w:t xml:space="preserve">challenges </w:t>
-      </w:r>
-      <w:r>
-        <w:rPr>
-          <w:rFonts w:ascii="Times New Roman" w:hAnsi="Times New Roman" w:cs="Times New Roman"/>
-        </w:rPr>
-        <w:t xml:space="preserve">likely stem </w:t>
-      </w:r>
-      <w:r>
-        <w:rPr>
-          <w:rFonts w:ascii="Times New Roman" w:hAnsi="Times New Roman" w:cs="Times New Roman"/>
-        </w:rPr>
-        <w:t>from shorter migration patterns that include less residence time in the mainstem Yukon River</w:t>
-      </w:r>
-      <w:r>
-        <w:rPr>
-          <w:rFonts w:ascii="Times New Roman" w:hAnsi="Times New Roman" w:cs="Times New Roman"/>
-        </w:rPr>
-        <w:t>, and, subsequently, a</w:t>
-      </w:r>
-      <w:r>
-        <w:rPr>
-          <w:rFonts w:ascii="Times New Roman" w:hAnsi="Times New Roman" w:cs="Times New Roman"/>
-        </w:rPr>
-        <w:t xml:space="preserve"> less pronounced increase in isotope values before marine entry</w:t>
-      </w:r>
-      <w:r>
-        <w:rPr>
-          <w:rFonts w:ascii="Times New Roman" w:hAnsi="Times New Roman" w:cs="Times New Roman"/>
-        </w:rPr>
-        <w:t xml:space="preserve">. </w:t>
-      </w:r>
-      <w:r>
-        <w:rPr>
-          <w:rFonts w:ascii="Times New Roman" w:hAnsi="Times New Roman" w:cs="Times New Roman"/>
-        </w:rPr>
-        <w:t xml:space="preserve">Without this distinguishing feature, CWAK individuals from the Yukon (i.e. Figure </w:t>
-      </w:r>
-      <w:r>
-        <w:rPr>
-          <w:rFonts w:ascii="Times New Roman" w:hAnsi="Times New Roman" w:cs="Times New Roman"/>
-        </w:rPr>
-        <w:t>3</w:t>
-      </w:r>
-      <w:r>
-        <w:rPr>
-          <w:rFonts w:ascii="Times New Roman" w:hAnsi="Times New Roman" w:cs="Times New Roman"/>
-        </w:rPr>
-        <w:t>b, column 4) are more likely to be misclassified with Kuskokwim or Nushagak fish, resulting in lower overall accuracy.</w:t>
+        <w:t xml:space="preserve"> we achieved 78% classification accuracy across all three datasets.</w:t>
       </w:r>
       <w:r>
         <w:rPr>
@@ -8867,50 +9322,128 @@
         </w:rPr>
         <w:t xml:space="preserve"> </w:t>
       </w:r>
-      <w:r>
-        <w:rPr>
-          <w:rFonts w:ascii="Times New Roman" w:hAnsi="Times New Roman" w:cs="Times New Roman"/>
-        </w:rPr>
-        <w:t xml:space="preserve">Nonetheless, even applying the most conservative </w:t>
-      </w:r>
-      <w:r>
-        <w:rPr>
-          <w:rFonts w:ascii="Times New Roman" w:hAnsi="Times New Roman" w:cs="Times New Roman"/>
-        </w:rPr>
-        <w:t xml:space="preserve">methods (90% confidence threshold on the restricted </w:t>
-      </w:r>
-      <w:proofErr w:type="gramStart"/>
-      <w:r>
-        <w:rPr>
-          <w:rFonts w:ascii="Times New Roman" w:hAnsi="Times New Roman" w:cs="Times New Roman"/>
-        </w:rPr>
-        <w:t>dataset</w:t>
-      </w:r>
-      <w:r>
-        <w:rPr>
-          <w:rFonts w:ascii="Times New Roman" w:hAnsi="Times New Roman" w:cs="Times New Roman"/>
-        </w:rPr>
-        <w:t xml:space="preserve"> </w:t>
-      </w:r>
-      <w:r>
-        <w:rPr>
-          <w:rFonts w:ascii="Times New Roman" w:hAnsi="Times New Roman" w:cs="Times New Roman"/>
-        </w:rPr>
-        <w:t>)</w:t>
-      </w:r>
-      <w:proofErr w:type="gramEnd"/>
-      <w:r>
-        <w:rPr>
-          <w:rFonts w:ascii="Times New Roman" w:hAnsi="Times New Roman" w:cs="Times New Roman"/>
-        </w:rPr>
-        <w:t xml:space="preserve"> we achieved 78% classification accuracy across all three datasets.</w:t>
-      </w:r>
-      <w:r>
-        <w:rPr>
-          <w:rFonts w:ascii="Times New Roman" w:hAnsi="Times New Roman" w:cs="Times New Roman"/>
-        </w:rPr>
-        <w:t xml:space="preserve"> </w:t>
-      </w:r>
+      <w:ins w:id="172" w:author="Benjamin J. Makhlouf" w:date="2026-03-04T12:32:00Z" w16du:dateUtc="2026-03-04T20:32:00Z">
+        <w:r>
+          <w:rPr>
+            <w:rFonts w:ascii="Times New Roman" w:hAnsi="Times New Roman" w:cs="Times New Roman"/>
+          </w:rPr>
+          <w:t xml:space="preserve">This </w:t>
+        </w:r>
+        <w:r>
+          <w:rPr>
+            <w:rFonts w:ascii="Times New Roman" w:hAnsi="Times New Roman" w:cs="Times New Roman"/>
+          </w:rPr>
+          <w:t xml:space="preserve">performance </w:t>
+        </w:r>
+        <w:r>
+          <w:rPr>
+            <w:rFonts w:ascii="Times New Roman" w:hAnsi="Times New Roman" w:cs="Times New Roman"/>
+          </w:rPr>
+          <w:t xml:space="preserve">is notable when compared against expectations from </w:t>
+        </w:r>
+        <w:r>
+          <w:rPr>
+            <w:rFonts w:ascii="Times New Roman" w:hAnsi="Times New Roman" w:cs="Times New Roman"/>
+          </w:rPr>
+          <w:t>preliminary PCA analysis, where a very high degree of overlap would have suggested very poor</w:t>
+        </w:r>
+      </w:ins>
+      <w:ins w:id="173" w:author="Benjamin J. Makhlouf" w:date="2026-03-04T12:33:00Z" w16du:dateUtc="2026-03-04T20:33:00Z">
+        <w:r>
+          <w:rPr>
+            <w:rFonts w:ascii="Times New Roman" w:hAnsi="Times New Roman" w:cs="Times New Roman"/>
+          </w:rPr>
+          <w:t xml:space="preserve"> discriminatory power. This is </w:t>
+        </w:r>
+      </w:ins>
+      <w:ins w:id="174" w:author="Benjamin J. Makhlouf" w:date="2026-03-04T12:35:00Z" w16du:dateUtc="2026-03-04T20:35:00Z">
+        <w:r>
+          <w:rPr>
+            <w:rFonts w:ascii="Times New Roman" w:hAnsi="Times New Roman" w:cs="Times New Roman"/>
+          </w:rPr>
+          <w:t>particularly</w:t>
+        </w:r>
+      </w:ins>
+      <w:ins w:id="175" w:author="Benjamin J. Makhlouf" w:date="2026-03-04T12:33:00Z" w16du:dateUtc="2026-03-04T20:33:00Z">
+        <w:r>
+          <w:rPr>
+            <w:rFonts w:ascii="Times New Roman" w:hAnsi="Times New Roman" w:cs="Times New Roman"/>
+          </w:rPr>
+          <w:t xml:space="preserve"> true for Kuskokwim individuals, which displayed nearly complete overlap with other watersheds in principal compo</w:t>
+        </w:r>
+      </w:ins>
+      <w:ins w:id="176" w:author="Benjamin J. Makhlouf" w:date="2026-03-04T12:34:00Z" w16du:dateUtc="2026-03-04T20:34:00Z">
+        <w:r>
+          <w:rPr>
+            <w:rFonts w:ascii="Times New Roman" w:hAnsi="Times New Roman" w:cs="Times New Roman"/>
+          </w:rPr>
+          <w:t xml:space="preserve">nent space. Despite limitations at high confidence threshold values, the classification accuracy achieved using machine learning models </w:t>
+        </w:r>
+      </w:ins>
+      <w:ins w:id="177" w:author="Benjamin J. Makhlouf" w:date="2026-03-04T12:36:00Z" w16du:dateUtc="2026-03-04T20:36:00Z">
+        <w:r>
+          <w:rPr>
+            <w:rFonts w:ascii="Times New Roman" w:hAnsi="Times New Roman" w:cs="Times New Roman"/>
+          </w:rPr>
+          <w:t xml:space="preserve">here </w:t>
+        </w:r>
+      </w:ins>
+      <w:ins w:id="178" w:author="Benjamin J. Makhlouf" w:date="2026-03-04T12:34:00Z" w16du:dateUtc="2026-03-04T20:34:00Z">
+        <w:r>
+          <w:rPr>
+            <w:rFonts w:ascii="Times New Roman" w:hAnsi="Times New Roman" w:cs="Times New Roman"/>
+          </w:rPr>
+          <w:t xml:space="preserve">highlights the </w:t>
+        </w:r>
+      </w:ins>
+      <w:ins w:id="179" w:author="Benjamin J. Makhlouf" w:date="2026-03-04T12:35:00Z" w16du:dateUtc="2026-03-04T20:35:00Z">
+        <w:r>
+          <w:rPr>
+            <w:rFonts w:ascii="Times New Roman" w:hAnsi="Times New Roman" w:cs="Times New Roman"/>
+          </w:rPr>
+          <w:t xml:space="preserve">added power </w:t>
+        </w:r>
+      </w:ins>
+      <w:ins w:id="180" w:author="Benjamin J. Makhlouf" w:date="2026-03-04T12:36:00Z" w16du:dateUtc="2026-03-04T20:36:00Z">
+        <w:r>
+          <w:rPr>
+            <w:rFonts w:ascii="Times New Roman" w:hAnsi="Times New Roman" w:cs="Times New Roman"/>
+          </w:rPr>
+          <w:t>that these approaches offer</w:t>
+        </w:r>
+      </w:ins>
+      <w:ins w:id="181" w:author="Benjamin J. Makhlouf" w:date="2026-03-04T12:37:00Z" w16du:dateUtc="2026-03-04T20:37:00Z">
+        <w:r>
+          <w:rPr>
+            <w:rFonts w:ascii="Times New Roman" w:hAnsi="Times New Roman" w:cs="Times New Roman"/>
+          </w:rPr>
+          <w:t>. As compared to traditional statistical approaches, machine</w:t>
+        </w:r>
+      </w:ins>
+      <w:ins w:id="182" w:author="Benjamin J. Makhlouf" w:date="2026-03-04T12:38:00Z" w16du:dateUtc="2026-03-04T20:38:00Z">
+        <w:r>
+          <w:rPr>
+            <w:rFonts w:ascii="Times New Roman" w:hAnsi="Times New Roman" w:cs="Times New Roman"/>
+          </w:rPr>
+          <w:t xml:space="preserve"> </w:t>
+        </w:r>
+      </w:ins>
+      <w:ins w:id="183" w:author="Benjamin J. Makhlouf" w:date="2026-03-04T12:37:00Z" w16du:dateUtc="2026-03-04T20:37:00Z">
+        <w:r>
+          <w:rPr>
+            <w:rFonts w:ascii="Times New Roman" w:hAnsi="Times New Roman" w:cs="Times New Roman"/>
+          </w:rPr>
+          <w:t xml:space="preserve">learning approaches </w:t>
+        </w:r>
+      </w:ins>
+      <w:ins w:id="184" w:author="Benjamin J. Makhlouf" w:date="2026-03-04T12:38:00Z" w16du:dateUtc="2026-03-04T20:38:00Z">
+        <w:r>
+          <w:rPr>
+            <w:rFonts w:ascii="Times New Roman" w:hAnsi="Times New Roman" w:cs="Times New Roman"/>
+          </w:rPr>
+          <w:t xml:space="preserve">can be a useful tool for identifying meaningful patterns in complex, multidimensional data that may otherwise confound or limit interpretation. </w:t>
+        </w:r>
+      </w:ins>
     </w:p>
     <w:p>
       <w:pPr>
@@ -9004,7 +9537,14 @@
         <w:rPr>
           <w:rFonts w:ascii="Times New Roman" w:hAnsi="Times New Roman" w:cs="Times New Roman"/>
         </w:rPr>
-        <w:t xml:space="preserve"> known sub-watershed labels, which, given sufficient sample size, could be used to train a model to distinguish among genetic regions in the Yukon</w:t>
+        <w:t xml:space="preserve"> known sub-watershed labels, which, given sufficient sample size, could be used to train a model to </w:t>
+      </w:r>
+      <w:r>
+        <w:rPr>
+          <w:rFonts w:ascii="Times New Roman" w:hAnsi="Times New Roman" w:cs="Times New Roman"/>
+        </w:rPr>
+        <w:lastRenderedPageBreak/>
+        <w:t>distinguish among genetic regions in the Yukon</w:t>
       </w:r>
       <w:r>
         <w:rPr>
@@ -9147,6 +9687,9 @@
         <w:pStyle w:val="NormalWeb"/>
         <w:spacing w:line="480" w:lineRule="auto"/>
         <w:ind w:firstLine="720"/>
+        <w:rPr>
+          <w:ins w:id="185" w:author="Benjamin J. Makhlouf" w:date="2026-03-04T12:44:00Z" w16du:dateUtc="2026-03-04T20:44:00Z"/>
+        </w:rPr>
       </w:pPr>
       <w:r>
         <w:t xml:space="preserve">A tool to estimate provenance of marine-caught Chinook salmon in </w:t>
@@ -9160,7 +9703,8 @@
       <w:r>
         <w:t xml:space="preserve">of hypotheses of declining population health by allowing for an explicit assessment of marine mortality on stock specific health. </w:t>
       </w:r>
-      <w:bookmarkStart w:id="132" w:name="_Hlk223339650"/>
+      <w:bookmarkStart w:id="186" w:name="_Hlk223339650"/>
+      <w:bookmarkStart w:id="187" w:name="_Hlk223517882"/>
       <w:r>
         <w:t xml:space="preserve">The </w:t>
       </w:r>
@@ -9189,160 +9733,302 @@
         <w:t xml:space="preserve"> to provide probabilistic estimates of </w:t>
       </w:r>
       <w:r>
-        <w:t>provenance and</w:t>
-      </w:r>
+        <w:t>provenance</w:t>
+      </w:r>
+      <w:ins w:id="188" w:author="Benjamin J. Makhlouf" w:date="2026-03-04T12:39:00Z" w16du:dateUtc="2026-03-04T20:39:00Z">
+        <w:r>
+          <w:t xml:space="preserve">. Further, a calibrated </w:t>
+        </w:r>
+      </w:ins>
+      <w:del w:id="189" w:author="Benjamin J. Makhlouf" w:date="2026-03-04T12:39:00Z" w16du:dateUtc="2026-03-04T20:39:00Z">
+        <w:r>
+          <w:delText xml:space="preserve"> and</w:delText>
+        </w:r>
+        <w:r>
+          <w:delText xml:space="preserve"> calibrated </w:delText>
+        </w:r>
+      </w:del>
+      <w:ins w:id="190" w:author="Benjamin J. Makhlouf" w:date="2026-03-02T10:14:00Z" w16du:dateUtc="2026-03-02T18:14:00Z">
+        <w:r>
+          <w:t>classification model</w:t>
+        </w:r>
+      </w:ins>
+      <w:ins w:id="191" w:author="Benjamin J. Makhlouf" w:date="2026-03-04T12:39:00Z" w16du:dateUtc="2026-03-04T20:39:00Z">
+        <w:r>
+          <w:t xml:space="preserve"> presented here can be</w:t>
+        </w:r>
+      </w:ins>
+      <w:ins w:id="192" w:author="Benjamin J. Makhlouf" w:date="2026-03-04T11:46:00Z" w16du:dateUtc="2026-03-04T19:46:00Z">
+        <w:r>
+          <w:t xml:space="preserve"> used to </w:t>
+        </w:r>
+      </w:ins>
+      <w:del w:id="193" w:author="Benjamin J. Makhlouf" w:date="2026-03-04T11:46:00Z" w16du:dateUtc="2026-03-04T19:46:00Z">
+        <w:r>
+          <w:delText xml:space="preserve">may be </w:delText>
+        </w:r>
+      </w:del>
+      <w:del w:id="194" w:author="Benjamin J. Makhlouf" w:date="2026-03-04T11:45:00Z" w16du:dateUtc="2026-03-04T19:45:00Z">
+        <w:r>
+          <w:delText xml:space="preserve">immediately </w:delText>
+        </w:r>
+      </w:del>
+      <w:del w:id="195" w:author="Benjamin J. Makhlouf" w:date="2026-03-04T11:46:00Z" w16du:dateUtc="2026-03-04T19:46:00Z">
+        <w:r>
+          <w:delText xml:space="preserve">useful for </w:delText>
+        </w:r>
+      </w:del>
+      <w:r>
+        <w:t>classify</w:t>
+      </w:r>
+      <w:del w:id="196" w:author="Benjamin J. Makhlouf" w:date="2026-03-04T11:46:00Z" w16du:dateUtc="2026-03-04T19:46:00Z">
+        <w:r>
+          <w:delText>ing</w:delText>
+        </w:r>
+      </w:del>
+      <w:r>
+        <w:t xml:space="preserve"> adult Chinook salmon from western Alaska watershed</w:t>
+      </w:r>
+      <w:r>
+        <w:t>s</w:t>
+      </w:r>
+      <w:bookmarkEnd w:id="186"/>
+      <w:ins w:id="197" w:author="Benjamin J. Makhlouf" w:date="2026-03-04T12:39:00Z" w16du:dateUtc="2026-03-04T20:39:00Z">
+        <w:r>
+          <w:t xml:space="preserve"> while </w:t>
+        </w:r>
+        <w:proofErr w:type="spellStart"/>
+        <w:r>
+          <w:t>propogating</w:t>
+        </w:r>
+        <w:proofErr w:type="spellEnd"/>
+        <w:r>
+          <w:t xml:space="preserve"> model uncertainty</w:t>
+        </w:r>
+      </w:ins>
+      <w:r>
+        <w:t>.</w:t>
+      </w:r>
+      <w:bookmarkEnd w:id="187"/>
       <w:r>
         <w:t xml:space="preserve"> </w:t>
       </w:r>
-      <w:ins w:id="133" w:author="Benjamin J. Makhlouf" w:date="2026-03-02T10:14:00Z" w16du:dateUtc="2026-03-02T18:14:00Z">
-        <w:r>
-          <w:t xml:space="preserve">a </w:t>
-        </w:r>
-      </w:ins>
-      <w:r>
-        <w:t xml:space="preserve">calibrated </w:t>
-      </w:r>
-      <w:ins w:id="134" w:author="Benjamin J. Makhlouf" w:date="2026-03-02T10:14:00Z" w16du:dateUtc="2026-03-02T18:14:00Z">
-        <w:r>
-          <w:t xml:space="preserve">classification model that </w:t>
-        </w:r>
-      </w:ins>
-      <w:r>
-        <w:t>may be immediately useful for classifying adult Chinook salmon from western Alaska watershed</w:t>
-      </w:r>
-      <w:r>
-        <w:t>s</w:t>
-      </w:r>
-      <w:bookmarkEnd w:id="132"/>
-      <w:r>
-        <w:t xml:space="preserve">. </w:t>
-      </w:r>
-      <w:r>
-        <w:t xml:space="preserve">Our dataset is unusually large for its type and includes samples collected across several years and from nearly all parts of the sampled watersheds. As such, we expect it to be broadly representative of the natural variability among years, and that the model presented here will generalize well to new years of data. However, due to sample size constraints we did not include a true validation set from a year excluded from the training and testing data, leaving open the possibility that some degree of overfitting to this dataset could affect assignment accuracy for unseen years. </w:t>
-      </w:r>
-      <w:r>
-        <w:rPr>
-          <w:highlight w:val="yellow"/>
-          <w:rPrChange w:id="135" w:author="Benjamin J. Makhlouf" w:date="2026-03-02T10:25:00Z" w16du:dateUtc="2026-03-02T18:25:00Z">
-            <w:rPr/>
-          </w:rPrChange>
-        </w:rPr>
-        <w:t>During exploratory analyses, we conducted a preliminary cross-year validation in which one year of Yukon data was withheld in each run and used as a validation set.</w:t>
-      </w:r>
-      <w:r>
-        <w:t xml:space="preserve"> Classification accuracy across years was generally consistent with testing performance, except for 2019, which performed moderately worse</w:t>
-      </w:r>
-      <w:ins w:id="136" w:author="Benjamin J. Makhlouf" w:date="2026-03-03T13:50:00Z" w16du:dateUtc="2026-03-03T21:50:00Z">
+      <w:r>
+        <w:t>Our dataset is unusually large for its type and includes samples collected across several years and from nearly all parts of the sampled watersheds. As such, we expect it to be broadly representative of the natural variability among years</w:t>
+      </w:r>
+      <w:ins w:id="198" w:author="Benjamin J. Makhlouf" w:date="2026-03-04T12:40:00Z" w16du:dateUtc="2026-03-04T20:40:00Z">
+        <w:r>
+          <w:t xml:space="preserve"> </w:t>
+        </w:r>
+      </w:ins>
+      <w:del w:id="199" w:author="Benjamin J. Makhlouf" w:date="2026-03-04T12:40:00Z" w16du:dateUtc="2026-03-04T20:40:00Z">
+        <w:r>
+          <w:delText xml:space="preserve">, </w:delText>
+        </w:r>
+      </w:del>
+      <w:r>
+        <w:t xml:space="preserve">and </w:t>
+      </w:r>
+      <w:del w:id="200" w:author="Benjamin J. Makhlouf" w:date="2026-03-04T12:40:00Z" w16du:dateUtc="2026-03-04T20:40:00Z">
+        <w:r>
+          <w:delText xml:space="preserve">that the model presented here will </w:delText>
+        </w:r>
+      </w:del>
+      <w:r>
+        <w:t>generaliz</w:t>
+      </w:r>
+      <w:ins w:id="201" w:author="Benjamin J. Makhlouf" w:date="2026-03-04T12:40:00Z" w16du:dateUtc="2026-03-04T20:40:00Z">
+        <w:r>
+          <w:t xml:space="preserve">able to </w:t>
+        </w:r>
+      </w:ins>
+      <w:del w:id="202" w:author="Benjamin J. Makhlouf" w:date="2026-03-04T12:40:00Z" w16du:dateUtc="2026-03-04T20:40:00Z">
+        <w:r>
+          <w:delText xml:space="preserve">e well to </w:delText>
+        </w:r>
+      </w:del>
+      <w:r>
+        <w:t xml:space="preserve">new years of data. However, due to sample size constraints we did not include a true validation set from a year excluded from the training and testing data, leaving open the possibility that some degree of overfitting to this dataset could affect assignment accuracy for unseen years. </w:t>
+      </w:r>
+      <w:r>
+        <w:t xml:space="preserve">During exploratory analyses, we conducted a preliminary cross-year validation in which one year of Yukon data was withheld in each run and used as a validation set. </w:t>
+      </w:r>
+      <w:r>
+        <w:t xml:space="preserve">Classification accuracy across years was </w:t>
+      </w:r>
+      <w:r>
+        <w:lastRenderedPageBreak/>
+        <w:t>generally consistent with testing performance, except for 2019, which performed moderately worse</w:t>
+      </w:r>
+      <w:ins w:id="203" w:author="Benjamin J. Makhlouf" w:date="2026-03-03T13:50:00Z" w16du:dateUtc="2026-03-03T21:50:00Z">
         <w:r>
           <w:t xml:space="preserve">. This </w:t>
         </w:r>
       </w:ins>
-      <w:ins w:id="137" w:author="Benjamin J. Makhlouf" w:date="2026-03-03T13:51:00Z" w16du:dateUtc="2026-03-03T21:51:00Z">
+      <w:ins w:id="204" w:author="Benjamin J. Makhlouf" w:date="2026-03-03T13:51:00Z" w16du:dateUtc="2026-03-03T21:51:00Z">
         <w:r>
           <w:t>discrepancy</w:t>
         </w:r>
       </w:ins>
-      <w:ins w:id="138" w:author="Benjamin J. Makhlouf" w:date="2026-03-03T13:50:00Z" w16du:dateUtc="2026-03-03T21:50:00Z">
+      <w:ins w:id="205" w:author="Benjamin J. Makhlouf" w:date="2026-03-03T13:50:00Z" w16du:dateUtc="2026-03-03T21:50:00Z">
         <w:r>
           <w:t xml:space="preserve"> could be due to several sources</w:t>
         </w:r>
       </w:ins>
-      <w:ins w:id="139" w:author="Benjamin J. Makhlouf" w:date="2026-03-03T13:53:00Z" w16du:dateUtc="2026-03-03T21:53:00Z">
+      <w:ins w:id="206" w:author="Benjamin J. Makhlouf" w:date="2026-03-03T13:53:00Z" w16du:dateUtc="2026-03-03T21:53:00Z">
         <w:r>
           <w:t>. F</w:t>
         </w:r>
       </w:ins>
-      <w:ins w:id="140" w:author="Benjamin J. Makhlouf" w:date="2026-03-03T13:51:00Z" w16du:dateUtc="2026-03-03T21:51:00Z">
-        <w:r>
-          <w:t>or example, sample preparation across this dataset was undertaken across several years and by several technicians. It is possible that preparation in this year resulted in quality that varied from other</w:t>
-        </w:r>
-      </w:ins>
-      <w:ins w:id="141" w:author="Benjamin J. Makhlouf" w:date="2026-03-03T13:52:00Z" w16du:dateUtc="2026-03-03T21:52:00Z">
-        <w:r>
-          <w:t xml:space="preserve"> years. Alternatively, the spatial composition of the 2019 Kuskokwim Chinook salmon return year may have been meaningfully different from other years, meaning the model was </w:t>
-        </w:r>
-      </w:ins>
-      <w:ins w:id="142" w:author="Benjamin J. Makhlouf" w:date="2026-03-03T13:53:00Z" w16du:dateUtc="2026-03-03T21:53:00Z">
-        <w:r>
-          <w:t xml:space="preserve">asked to classify several patterns with low training representation. </w:t>
-        </w:r>
-      </w:ins>
-      <w:del w:id="143" w:author="Benjamin J. Makhlouf" w:date="2026-03-03T13:50:00Z" w16du:dateUtc="2026-03-03T21:50:00Z">
+      <w:ins w:id="207" w:author="Benjamin J. Makhlouf" w:date="2026-03-03T13:51:00Z" w16du:dateUtc="2026-03-03T21:51:00Z">
+        <w:r>
+          <w:t xml:space="preserve">or example, sample preparation across this dataset was undertaken across several years and by several technicians. It is possible that </w:t>
+        </w:r>
+      </w:ins>
+      <w:ins w:id="208" w:author="Benjamin J. Makhlouf" w:date="2026-03-04T12:41:00Z" w16du:dateUtc="2026-03-04T20:41:00Z">
+        <w:r>
+          <w:t xml:space="preserve">this variability in preparation quality altered data quality or resolution. </w:t>
+        </w:r>
+      </w:ins>
+      <w:ins w:id="209" w:author="Benjamin J. Makhlouf" w:date="2026-03-03T13:52:00Z" w16du:dateUtc="2026-03-03T21:52:00Z">
+        <w:r>
+          <w:t>Alternatively, the spatial composition of the 2019 Kuskokwim Chinook salmon return year may have been meaningfully different from other years</w:t>
+        </w:r>
+      </w:ins>
+      <w:ins w:id="210" w:author="Benjamin J. Makhlouf" w:date="2026-03-04T12:42:00Z" w16du:dateUtc="2026-03-04T20:42:00Z">
+        <w:r>
+          <w:t xml:space="preserve"> due to natural ecological variability</w:t>
+        </w:r>
+      </w:ins>
+      <w:ins w:id="211" w:author="Benjamin J. Makhlouf" w:date="2026-03-04T12:43:00Z" w16du:dateUtc="2026-03-04T20:43:00Z">
+        <w:r>
+          <w:t>, leading to classification based on patterns with low representation in the training set</w:t>
+        </w:r>
+      </w:ins>
+      <w:ins w:id="212" w:author="Benjamin J. Makhlouf" w:date="2026-03-04T12:42:00Z" w16du:dateUtc="2026-03-04T20:42:00Z">
+        <w:r>
+          <w:t xml:space="preserve"> </w:t>
+        </w:r>
+      </w:ins>
+      <w:r>
+        <w:fldChar w:fldCharType="begin"/>
+      </w:r>
+      <w:r>
+        <w:instrText xml:space="preserve"> ADDIN ZOTERO_ITEM CSL_CITATION {"citationID":"LjewDEbf","properties":{"formattedCitation":"(S. R. Brennan, Schindler, et al., 2019)","plainCitation":"(S. R. Brennan, Schindler, et al., 2019)","noteIndex":0},"citationItems":[{"id":3844,"uris":["http://zotero.org/users/8421274/items/RXD5IA9D"],"itemData":{"id":3844,"type":"article-journal","abstract":"Watersheds are complex mosaics of habitats whose conditions vary across space and time as landscape features filter overriding climate forcing, yet the extent to which the reliability of ecosystem services depends on these dynamics remains unknown. We quantified how shifting habitat mosaics are expressed across a range of spatial scales within a large, free-flowing river, and how they stabilize the production of Pacific salmon that support valuable fisheries. The strontium isotope records of ear stones (otoliths) show that the relative productivity of locations across the river network, as both natal- and juvenile-rearing habitat, varies widely among years and that this variability is expressed across a broad range of spatial scales, ultimately stabilizing the interannual production of fish at the scale of the entire basin.","container-title":"Science","DOI":"10.1126/science.aav4313","issue":"6442","page":"783-786","publisher":"American Association for the Advancement of Science","source":"science.org (Atypon)","title":"Shifting habitat mosaics and fish production across river basins","volume":"364","author":[{"family":"Brennan","given":"Sean R."},{"family":"Schindler","given":"Daniel E."},{"family":"Cline","given":"Timothy J."},{"family":"Walsworth","given":"Timothy E."},{"family":"Buck","given":"Greg"},{"family":"Fernandez","given":"Diego P."}],"issued":{"date-parts":[["2019"]]}}}],"schema":"https://github.com/citation-style-language/schema/raw/master/csl-citation.json"} </w:instrText>
+      </w:r>
+      <w:r>
+        <w:fldChar w:fldCharType="separate"/>
+      </w:r>
+      <w:r>
+        <w:rPr>
+          <w:noProof/>
+        </w:rPr>
+        <w:t>(S. R. Brennan, Schindler, et al., 2019)</w:t>
+      </w:r>
+      <w:r>
+        <w:fldChar w:fldCharType="end"/>
+      </w:r>
+      <w:ins w:id="213" w:author="Benjamin J. Makhlouf" w:date="2026-03-04T12:43:00Z" w16du:dateUtc="2026-03-04T20:43:00Z">
+        <w:r>
+          <w:t xml:space="preserve">. </w:t>
+        </w:r>
+      </w:ins>
+      <w:del w:id="214" w:author="Benjamin J. Makhlouf" w:date="2026-03-03T13:50:00Z" w16du:dateUtc="2026-03-03T21:50:00Z">
         <w:r>
           <w:delText xml:space="preserve">, </w:delText>
         </w:r>
       </w:del>
-      <w:del w:id="144" w:author="Benjamin J. Makhlouf" w:date="2026-03-03T13:53:00Z" w16du:dateUtc="2026-03-03T21:53:00Z">
+      <w:del w:id="215" w:author="Benjamin J. Makhlouf" w:date="2026-03-03T13:53:00Z" w16du:dateUtc="2026-03-03T21:53:00Z">
         <w:r>
           <w:delText xml:space="preserve">possibly due to differences in sample preparation or data quality. </w:delText>
         </w:r>
       </w:del>
       <w:r>
-        <w:t xml:space="preserve">While these preliminary </w:t>
-      </w:r>
-      <w:r>
-        <w:lastRenderedPageBreak/>
-        <w:t>results were not included in the final analysis</w:t>
-      </w:r>
-      <w:ins w:id="145" w:author="Benjamin J. Makhlouf" w:date="2026-03-03T13:54:00Z" w16du:dateUtc="2026-03-03T21:54:00Z">
-        <w:r>
-          <w:t xml:space="preserve">, these and other considerations support the need for model validation on datasets which are not </w:t>
-        </w:r>
-      </w:ins>
-      <w:ins w:id="146" w:author="Benjamin J. Makhlouf" w:date="2026-03-03T13:55:00Z" w16du:dateUtc="2026-03-03T21:55:00Z">
+        <w:t>While these preliminary results were not included in the final analysis</w:t>
+      </w:r>
+      <w:ins w:id="216" w:author="Benjamin J. Makhlouf" w:date="2026-03-03T13:54:00Z" w16du:dateUtc="2026-03-03T21:54:00Z">
+        <w:r>
+          <w:t xml:space="preserve">, these considerations support the need for model validation on datasets which are not </w:t>
+        </w:r>
+      </w:ins>
+      <w:ins w:id="217" w:author="Benjamin J. Makhlouf" w:date="2026-03-03T13:55:00Z" w16du:dateUtc="2026-03-03T21:55:00Z">
         <w:r>
           <w:t xml:space="preserve">included </w:t>
         </w:r>
       </w:ins>
-      <w:ins w:id="147" w:author="Benjamin J. Makhlouf" w:date="2026-03-03T13:58:00Z" w16du:dateUtc="2026-03-03T21:58:00Z">
+      <w:ins w:id="218" w:author="Benjamin J. Makhlouf" w:date="2026-03-03T13:58:00Z" w16du:dateUtc="2026-03-03T21:58:00Z">
         <w:r>
           <w:t xml:space="preserve">in model training. </w:t>
         </w:r>
       </w:ins>
-      <w:ins w:id="148" w:author="Benjamin J. Makhlouf" w:date="2026-03-03T13:59:00Z" w16du:dateUtc="2026-03-03T21:59:00Z">
+      <w:ins w:id="219" w:author="Benjamin J. Makhlouf" w:date="2026-03-03T13:59:00Z" w16du:dateUtc="2026-03-03T21:59:00Z">
         <w:r>
           <w:t>V</w:t>
         </w:r>
       </w:ins>
-      <w:ins w:id="149" w:author="Benjamin J. Makhlouf" w:date="2026-03-03T13:55:00Z" w16du:dateUtc="2026-03-03T21:55:00Z">
+      <w:ins w:id="220" w:author="Benjamin J. Makhlouf" w:date="2026-03-03T13:55:00Z" w16du:dateUtc="2026-03-03T21:55:00Z">
         <w:r>
           <w:t>ariation in sample preparation</w:t>
         </w:r>
       </w:ins>
-      <w:ins w:id="150" w:author="Benjamin J. Makhlouf" w:date="2026-03-03T13:56:00Z" w16du:dateUtc="2026-03-03T21:56:00Z">
+      <w:ins w:id="221" w:author="Benjamin J. Makhlouf" w:date="2026-03-03T13:56:00Z" w16du:dateUtc="2026-03-03T21:56:00Z">
         <w:r>
           <w:t xml:space="preserve"> or </w:t>
         </w:r>
       </w:ins>
-      <w:ins w:id="151" w:author="Benjamin J. Makhlouf" w:date="2026-03-03T13:55:00Z" w16du:dateUtc="2026-03-03T21:55:00Z">
+      <w:ins w:id="222" w:author="Benjamin J. Makhlouf" w:date="2026-03-03T13:55:00Z" w16du:dateUtc="2026-03-03T21:55:00Z">
         <w:r>
           <w:t>LA-ICPMS specifications among research groups</w:t>
         </w:r>
       </w:ins>
-      <w:ins w:id="152" w:author="Benjamin J. Makhlouf" w:date="2026-03-03T13:59:00Z" w16du:dateUtc="2026-03-03T21:59:00Z">
-        <w:r>
-          <w:t xml:space="preserve"> could lead variable classification accuracy compared to the values demonstrated here. </w:t>
-        </w:r>
+      <w:ins w:id="223" w:author="Benjamin J. Makhlouf" w:date="2026-03-03T13:59:00Z" w16du:dateUtc="2026-03-03T21:59:00Z">
+        <w:r>
+          <w:t xml:space="preserve"> could lead </w:t>
+        </w:r>
+      </w:ins>
+      <w:ins w:id="224" w:author="Benjamin J. Makhlouf" w:date="2026-03-04T12:44:00Z" w16du:dateUtc="2026-03-04T20:44:00Z">
+        <w:r>
+          <w:t xml:space="preserve">to similar variation in </w:t>
+        </w:r>
+      </w:ins>
+      <w:ins w:id="225" w:author="Benjamin J. Makhlouf" w:date="2026-03-03T13:59:00Z" w16du:dateUtc="2026-03-03T21:59:00Z">
+        <w:r>
+          <w:t>classification accuracy compared to the values demonstrated here</w:t>
+        </w:r>
+      </w:ins>
+      <w:ins w:id="226" w:author="Benjamin J. Makhlouf" w:date="2026-03-04T12:44:00Z" w16du:dateUtc="2026-03-04T20:44:00Z">
+        <w:r>
+          <w:t xml:space="preserve"> on previously unseen datasets. </w:t>
+        </w:r>
+      </w:ins>
+      <w:ins w:id="227" w:author="Benjamin J. Makhlouf" w:date="2026-03-03T13:59:00Z" w16du:dateUtc="2026-03-03T21:59:00Z">
         <w:r>
           <w:t>This consideration also applies to analyses of juvenile Chinook salmon, which should display comparable isotopic patterns given that our model used only the freshwater region of the otolith. Nevertheless, differences in analytical approaches, particularly when working with much smaller otoliths, could influence results, and this assumption should be evaluated before large-scale application.</w:t>
         </w:r>
       </w:ins>
-      <w:ins w:id="153" w:author="Benjamin J. Makhlouf" w:date="2026-03-03T14:00:00Z" w16du:dateUtc="2026-03-03T22:00:00Z">
+      <w:ins w:id="228" w:author="Benjamin J. Makhlouf" w:date="2026-03-03T14:00:00Z" w16du:dateUtc="2026-03-03T22:00:00Z">
         <w:r>
           <w:t xml:space="preserve"> </w:t>
         </w:r>
       </w:ins>
-      <w:ins w:id="154" w:author="Benjamin J. Makhlouf" w:date="2026-03-03T13:56:00Z" w16du:dateUtc="2026-03-03T21:56:00Z">
+    </w:p>
+    <w:p>
+      <w:pPr>
+        <w:pStyle w:val="NormalWeb"/>
+        <w:spacing w:line="480" w:lineRule="auto"/>
+        <w:ind w:firstLine="720"/>
+      </w:pPr>
+      <w:ins w:id="229" w:author="Benjamin J. Makhlouf" w:date="2026-03-03T13:56:00Z" w16du:dateUtc="2026-03-03T21:56:00Z">
         <w:r>
           <w:t xml:space="preserve">The overall performance of the model across year/watershed combinations in our dataset </w:t>
         </w:r>
       </w:ins>
-      <w:ins w:id="155" w:author="Benjamin J. Makhlouf" w:date="2026-03-03T13:57:00Z" w16du:dateUtc="2026-03-03T21:57:00Z">
+      <w:ins w:id="230" w:author="Benjamin J. Makhlouf" w:date="2026-03-03T13:57:00Z" w16du:dateUtc="2026-03-03T21:57:00Z">
         <w:r>
           <w:t xml:space="preserve">do support the </w:t>
         </w:r>
       </w:ins>
-      <w:del w:id="156" w:author="Benjamin J. Makhlouf" w:date="2026-03-03T13:57:00Z" w16du:dateUtc="2026-03-03T21:57:00Z">
+      <w:del w:id="231" w:author="Benjamin J. Makhlouf" w:date="2026-03-03T13:57:00Z" w16du:dateUtc="2026-03-03T21:57:00Z">
         <w:r>
           <w:delText xml:space="preserve"> they support the </w:delText>
         </w:r>
@@ -9350,32 +10036,80 @@
       <w:r>
         <w:t>potential for this model to generalize to new years of data</w:t>
       </w:r>
-      <w:ins w:id="157" w:author="Benjamin J. Makhlouf" w:date="2026-03-03T13:57:00Z" w16du:dateUtc="2026-03-03T21:57:00Z">
-        <w:r>
-          <w:t xml:space="preserve">. </w:t>
-        </w:r>
-      </w:ins>
-      <w:ins w:id="158" w:author="Benjamin J. Makhlouf" w:date="2026-03-03T14:01:00Z" w16du:dateUtc="2026-03-03T22:01:00Z">
-        <w:r>
-          <w:t xml:space="preserve">Further, performance of 2022 Kuskokwim samples, which were processed at a different laboratory than all other samples, is comparable to </w:t>
-        </w:r>
-      </w:ins>
-      <w:ins w:id="159" w:author="Benjamin J. Makhlouf" w:date="2026-03-03T14:02:00Z" w16du:dateUtc="2026-03-03T22:02:00Z">
-        <w:r>
-          <w:t>performance across the dataset (ref supp.). These results suggest the ability for the model to reliably classify despite lab-specific variability in laser ablation data.</w:t>
-        </w:r>
-      </w:ins>
-      <w:ins w:id="160" w:author="Benjamin J. Makhlouf" w:date="2026-03-03T14:03:00Z" w16du:dateUtc="2026-03-03T22:03:00Z">
+      <w:ins w:id="232" w:author="Benjamin J. Makhlouf" w:date="2026-03-04T12:45:00Z" w16du:dateUtc="2026-03-04T20:45:00Z">
+        <w:r>
+          <w:t xml:space="preserve"> (Supp. Figure 4).</w:t>
+        </w:r>
+      </w:ins>
+      <w:ins w:id="233" w:author="Benjamin J. Makhlouf" w:date="2026-03-04T12:46:00Z" w16du:dateUtc="2026-03-04T20:46:00Z">
+        <w:r>
+          <w:t xml:space="preserve"> This includes the p</w:t>
+        </w:r>
+      </w:ins>
+      <w:ins w:id="234" w:author="Benjamin J. Makhlouf" w:date="2026-03-03T14:01:00Z" w16du:dateUtc="2026-03-03T22:01:00Z">
+        <w:r>
+          <w:t>erformance o</w:t>
+        </w:r>
+      </w:ins>
+      <w:ins w:id="235" w:author="Benjamin J. Makhlouf" w:date="2026-03-04T12:46:00Z" w16du:dateUtc="2026-03-04T20:46:00Z">
+        <w:r>
+          <w:t>n</w:t>
+        </w:r>
+      </w:ins>
+      <w:ins w:id="236" w:author="Benjamin J. Makhlouf" w:date="2026-03-03T14:01:00Z" w16du:dateUtc="2026-03-03T22:01:00Z">
+        <w:r>
+          <w:t xml:space="preserve"> 2022 Kuskokwim samples</w:t>
+        </w:r>
+      </w:ins>
+      <w:ins w:id="237" w:author="Benjamin J. Makhlouf" w:date="2026-03-04T12:45:00Z" w16du:dateUtc="2026-03-04T20:45:00Z">
+        <w:r>
+          <w:t xml:space="preserve">, </w:t>
+        </w:r>
+      </w:ins>
+      <w:ins w:id="238" w:author="Benjamin J. Makhlouf" w:date="2026-03-03T14:01:00Z" w16du:dateUtc="2026-03-03T22:01:00Z">
+        <w:r>
+          <w:t xml:space="preserve">which were processed at a different laboratory than all other samples, </w:t>
+        </w:r>
+      </w:ins>
+      <w:ins w:id="239" w:author="Benjamin J. Makhlouf" w:date="2026-03-04T12:46:00Z" w16du:dateUtc="2026-03-04T20:46:00Z">
+        <w:r>
+          <w:t xml:space="preserve">suggesting </w:t>
+        </w:r>
+      </w:ins>
+      <w:ins w:id="240" w:author="Benjamin J. Makhlouf" w:date="2026-03-03T14:02:00Z" w16du:dateUtc="2026-03-03T22:02:00Z">
+        <w:r>
+          <w:t xml:space="preserve">the </w:t>
+        </w:r>
+      </w:ins>
+      <w:ins w:id="241" w:author="Benjamin J. Makhlouf" w:date="2026-03-04T12:46:00Z" w16du:dateUtc="2026-03-04T20:46:00Z">
+        <w:r>
+          <w:t xml:space="preserve">generalizability of our model to some degree </w:t>
+        </w:r>
+        <w:proofErr w:type="gramStart"/>
+        <w:r>
+          <w:t xml:space="preserve">of </w:t>
+        </w:r>
+      </w:ins>
+      <w:ins w:id="242" w:author="Benjamin J. Makhlouf" w:date="2026-03-03T14:02:00Z" w16du:dateUtc="2026-03-03T22:02:00Z">
+        <w:r>
+          <w:t xml:space="preserve"> lab</w:t>
+        </w:r>
+        <w:proofErr w:type="gramEnd"/>
+        <w:r>
+          <w:t>-specific variability.</w:t>
+        </w:r>
+      </w:ins>
+      <w:ins w:id="243" w:author="Benjamin J. Makhlouf" w:date="2026-03-03T14:03:00Z" w16du:dateUtc="2026-03-03T22:03:00Z">
         <w:r>
           <w:t xml:space="preserve"> </w:t>
         </w:r>
       </w:ins>
-      <w:ins w:id="161" w:author="Benjamin J. Makhlouf" w:date="2026-03-03T13:57:00Z" w16du:dateUtc="2026-03-03T21:57:00Z">
+      <w:ins w:id="244" w:author="Benjamin J. Makhlouf" w:date="2026-03-03T13:57:00Z" w16du:dateUtc="2026-03-03T21:57:00Z">
         <w:r>
           <w:t xml:space="preserve">However, </w:t>
         </w:r>
       </w:ins>
-      <w:del w:id="162" w:author="Benjamin J. Makhlouf" w:date="2026-03-03T13:57:00Z" w16du:dateUtc="2026-03-03T21:57:00Z">
+      <w:del w:id="245" w:author="Benjamin J. Makhlouf" w:date="2026-03-03T13:57:00Z" w16du:dateUtc="2026-03-03T21:57:00Z">
         <w:r>
           <w:delText xml:space="preserve">, </w:delText>
         </w:r>
@@ -9386,15 +10120,12 @@
       <w:r>
         <w:t xml:space="preserve"> we plan to further </w:t>
       </w:r>
-      <w:ins w:id="163" w:author="Benjamin J. Makhlouf" w:date="2026-03-03T13:57:00Z" w16du:dateUtc="2026-03-03T21:57:00Z">
-        <w:r>
-          <w:t>evaluate</w:t>
-        </w:r>
-        <w:r>
-          <w:t xml:space="preserve"> this performance </w:t>
-        </w:r>
-      </w:ins>
-      <w:del w:id="164" w:author="Benjamin J. Makhlouf" w:date="2026-03-03T13:57:00Z" w16du:dateUtc="2026-03-03T21:57:00Z">
+      <w:ins w:id="246" w:author="Benjamin J. Makhlouf" w:date="2026-03-03T13:57:00Z" w16du:dateUtc="2026-03-03T21:57:00Z">
+        <w:r>
+          <w:t xml:space="preserve">evaluate this performance </w:t>
+        </w:r>
+      </w:ins>
+      <w:del w:id="247" w:author="Benjamin J. Makhlouf" w:date="2026-03-03T13:57:00Z" w16du:dateUtc="2026-03-03T21:57:00Z">
         <w:r>
           <w:delText xml:space="preserve">evaluate </w:delText>
         </w:r>
@@ -9402,7 +10133,7 @@
       <w:r>
         <w:t xml:space="preserve">as additional, currently unprocessed years of otolith data become available. </w:t>
       </w:r>
-      <w:del w:id="165" w:author="Benjamin J. Makhlouf" w:date="2026-03-03T13:57:00Z" w16du:dateUtc="2026-03-03T21:57:00Z">
+      <w:del w:id="248" w:author="Benjamin J. Makhlouf" w:date="2026-03-03T13:57:00Z" w16du:dateUtc="2026-03-03T21:57:00Z">
         <w:r>
           <w:delText xml:space="preserve">Additionally, sample preparation procedures and </w:delText>
         </w:r>
@@ -9416,7 +10147,7 @@
           <w:delText xml:space="preserve"> </w:delText>
         </w:r>
       </w:del>
-      <w:del w:id="166" w:author="Benjamin J. Makhlouf" w:date="2026-03-03T13:58:00Z" w16du:dateUtc="2026-03-03T21:58:00Z">
+      <w:del w:id="249" w:author="Benjamin J. Makhlouf" w:date="2026-03-03T13:58:00Z" w16du:dateUtc="2026-03-03T21:58:00Z">
         <w:r>
           <w:delText xml:space="preserve">This consideration also applies to analyses of juvenile Chinook salmon, which should display comparable isotopic patterns </w:delText>
         </w:r>
@@ -9428,15 +10159,78 @@
         </w:r>
       </w:del>
       <w:r>
-        <w:t xml:space="preserve">Despite these caveats, we expect the </w:t>
-      </w:r>
-      <w:ins w:id="167" w:author="Benjamin J. Makhlouf" w:date="2026-03-03T14:00:00Z" w16du:dateUtc="2026-03-03T22:00:00Z">
+        <w:t>D</w:t>
+      </w:r>
+      <w:ins w:id="250" w:author="Benjamin J. Makhlouf" w:date="2026-03-04T12:47:00Z" w16du:dateUtc="2026-03-04T20:47:00Z">
+        <w:r>
+          <w:t xml:space="preserve">espite these considerations, </w:t>
+        </w:r>
+      </w:ins>
+      <w:del w:id="251" w:author="Benjamin J. Makhlouf" w:date="2026-03-04T12:47:00Z" w16du:dateUtc="2026-03-04T20:47:00Z">
+        <w:r>
+          <w:delText>espite these</w:delText>
+        </w:r>
+      </w:del>
+      <w:r>
+        <w:t xml:space="preserve"> </w:t>
+      </w:r>
+      <w:del w:id="252" w:author="Benjamin J. Makhlouf" w:date="2026-03-04T12:47:00Z" w16du:dateUtc="2026-03-04T20:47:00Z">
+        <w:r>
+          <w:delText xml:space="preserve">caveats, </w:delText>
+        </w:r>
+      </w:del>
+      <w:r>
+        <w:t xml:space="preserve">we expect the </w:t>
+      </w:r>
+      <w:ins w:id="253" w:author="Benjamin J. Makhlouf" w:date="2026-03-03T14:00:00Z" w16du:dateUtc="2026-03-03T22:00:00Z">
         <w:r>
           <w:t xml:space="preserve">broad </w:t>
         </w:r>
       </w:ins>
       <w:r>
-        <w:t xml:space="preserve">patterns identified here to be robust across similar data types, particularly when paired with advanced time-series methods </w:t>
+        <w:t xml:space="preserve">patterns </w:t>
+      </w:r>
+      <w:ins w:id="254" w:author="Benjamin J. Makhlouf" w:date="2026-03-04T12:47:00Z" w16du:dateUtc="2026-03-04T20:47:00Z">
+        <w:r>
+          <w:t xml:space="preserve">in otolith laser ablation timeseries </w:t>
+        </w:r>
+      </w:ins>
+      <w:r>
+        <w:t xml:space="preserve">identified here to be robust across </w:t>
+      </w:r>
+      <w:ins w:id="255" w:author="Benjamin J. Makhlouf" w:date="2026-03-04T12:48:00Z" w16du:dateUtc="2026-03-04T20:48:00Z">
+        <w:r>
+          <w:lastRenderedPageBreak/>
+          <w:t>similar samples from this region. This is particularly true if these</w:t>
+        </w:r>
+      </w:ins>
+      <w:ins w:id="256" w:author="Benjamin J. Makhlouf" w:date="2026-03-04T12:49:00Z" w16du:dateUtc="2026-03-04T20:49:00Z">
+        <w:r>
+          <w:t xml:space="preserve"> models can be paired with </w:t>
+        </w:r>
+      </w:ins>
+      <w:ins w:id="257" w:author="Benjamin J. Makhlouf" w:date="2026-03-04T12:48:00Z" w16du:dateUtc="2026-03-04T20:48:00Z">
+        <w:r>
+          <w:t xml:space="preserve"> </w:t>
+        </w:r>
+      </w:ins>
+      <w:del w:id="258" w:author="Benjamin J. Makhlouf" w:date="2026-03-04T12:48:00Z" w16du:dateUtc="2026-03-04T20:48:00Z">
+        <w:r>
+          <w:delText xml:space="preserve">similar data types, </w:delText>
+        </w:r>
+      </w:del>
+      <w:del w:id="259" w:author="Benjamin J. Makhlouf" w:date="2026-03-04T12:49:00Z" w16du:dateUtc="2026-03-04T20:49:00Z">
+        <w:r>
+          <w:delText xml:space="preserve">particularly when paired </w:delText>
+        </w:r>
+      </w:del>
+      <w:proofErr w:type="spellStart"/>
+      <w:r>
+        <w:t>with</w:t>
+      </w:r>
+      <w:proofErr w:type="spellEnd"/>
+      <w:r>
+        <w:t xml:space="preserve"> advanced time-series methods </w:t>
       </w:r>
       <w:r>
         <w:t xml:space="preserve">(ex. </w:t>
@@ -9462,12 +10256,12 @@
       <w:r>
         <w:fldChar w:fldCharType="end"/>
       </w:r>
-      <w:ins w:id="168" w:author="Benjamin J. Makhlouf" w:date="2026-03-02T10:27:00Z" w16du:dateUtc="2026-03-02T18:27:00Z">
+      <w:ins w:id="260" w:author="Benjamin J. Makhlouf" w:date="2026-03-02T10:27:00Z" w16du:dateUtc="2026-03-02T18:27:00Z">
         <w:r>
           <w:t xml:space="preserve"> </w:t>
         </w:r>
       </w:ins>
-      <w:del w:id="169" w:author="Benjamin J. Makhlouf" w:date="2026-03-02T10:25:00Z" w16du:dateUtc="2026-03-02T18:25:00Z">
+      <w:del w:id="261" w:author="Benjamin J. Makhlouf" w:date="2026-03-02T10:25:00Z" w16du:dateUtc="2026-03-02T18:25:00Z">
         <w:r>
           <w:delText>(Arai et al., 2025 (</w:delText>
         </w:r>
@@ -9551,9 +10345,16 @@
       <w:r>
         <w:t xml:space="preserve">a true measure of model uncertainty. </w:t>
       </w:r>
-      <w:r>
-        <w:t xml:space="preserve">In turn, </w:t>
-      </w:r>
+      <w:ins w:id="262" w:author="Benjamin J. Makhlouf" w:date="2026-03-04T12:50:00Z" w16du:dateUtc="2026-03-04T20:50:00Z">
+        <w:r>
+          <w:t xml:space="preserve">Assuming additional model validation is undertaken, </w:t>
+        </w:r>
+      </w:ins>
+      <w:del w:id="263" w:author="Benjamin J. Makhlouf" w:date="2026-03-04T12:50:00Z" w16du:dateUtc="2026-03-04T20:50:00Z">
+        <w:r>
+          <w:delText xml:space="preserve">In turn, </w:delText>
+        </w:r>
+      </w:del>
       <w:r>
         <w:t xml:space="preserve">managers </w:t>
       </w:r>
@@ -9561,14 +10362,23 @@
         <w:t xml:space="preserve">or decision makers may use </w:t>
       </w:r>
       <w:r>
-        <w:t xml:space="preserve">the result of the models presented here to make decisions based on flexible </w:t>
-      </w:r>
-      <w:r>
-        <w:t xml:space="preserve">thresholds of misassignment risk which more </w:t>
-      </w:r>
-      <w:r>
-        <w:lastRenderedPageBreak/>
-        <w:t xml:space="preserve">accurately </w:t>
+        <w:t xml:space="preserve">the result of the models presented here to </w:t>
+      </w:r>
+      <w:ins w:id="264" w:author="Benjamin J. Makhlouf" w:date="2026-03-04T12:50:00Z" w16du:dateUtc="2026-03-04T20:50:00Z">
+        <w:r>
+          <w:t xml:space="preserve">inform </w:t>
+        </w:r>
+      </w:ins>
+      <w:del w:id="265" w:author="Benjamin J. Makhlouf" w:date="2026-03-04T12:50:00Z" w16du:dateUtc="2026-03-04T20:50:00Z">
+        <w:r>
+          <w:delText xml:space="preserve">make </w:delText>
+        </w:r>
+      </w:del>
+      <w:r>
+        <w:t xml:space="preserve">decisions based on flexible </w:t>
+      </w:r>
+      <w:r>
+        <w:t xml:space="preserve">thresholds of misassignment risk which more accurately </w:t>
       </w:r>
       <w:r>
         <w:t xml:space="preserve">consider </w:t>
@@ -9605,6 +10415,9 @@
       <w:pPr>
         <w:pStyle w:val="whitespace-normal"/>
         <w:spacing w:line="480" w:lineRule="auto"/>
+        <w:rPr>
+          <w:del w:id="266" w:author="Benjamin J. Makhlouf" w:date="2026-03-04T12:51:00Z" w16du:dateUtc="2026-03-04T20:51:00Z"/>
+        </w:rPr>
       </w:pPr>
       <w:r>
         <w:tab/>
@@ -9636,7 +10449,7 @@
       <w:r>
         <w:t xml:space="preserve"> limited for in-season management or rapid research applications. Otolith LA-ICPMS is costly and labor-intensive, making large-scale, real-time assessment of river origin for marine-caught samples impractical. Moreover, otolith collection is lethal, which may be prohibitive given the increasingly endangered status of Chinook salmon in this region</w:t>
       </w:r>
-      <w:ins w:id="170" w:author="Benjamin J. Makhlouf" w:date="2026-03-02T10:29:00Z" w16du:dateUtc="2026-03-02T18:29:00Z">
+      <w:ins w:id="267" w:author="Benjamin J. Makhlouf" w:date="2026-03-02T10:29:00Z" w16du:dateUtc="2026-03-02T18:29:00Z">
         <w:r>
           <w:t xml:space="preserve"> </w:t>
         </w:r>
@@ -9672,7 +10485,11 @@
         <w:t xml:space="preserve">if these </w:t>
       </w:r>
       <w:r>
-        <w:t>data and logistical limitations</w:t>
+        <w:t xml:space="preserve">data and logistical </w:t>
+      </w:r>
+      <w:r>
+        <w:lastRenderedPageBreak/>
+        <w:t>limitations</w:t>
       </w:r>
       <w:r>
         <w:t xml:space="preserve"> are satisfied</w:t>
@@ -9685,6 +10502,194 @@
       </w:r>
       <w:r>
         <w:t>.</w:t>
+      </w:r>
+      <w:ins w:id="268" w:author="Benjamin J. Makhlouf" w:date="2026-03-04T12:51:00Z" w16du:dateUtc="2026-03-04T20:51:00Z">
+        <w:r>
+          <w:t xml:space="preserve"> </w:t>
+        </w:r>
+      </w:ins>
+    </w:p>
+    <w:p>
+      <w:pPr>
+        <w:pStyle w:val="whitespace-normal"/>
+        <w:spacing w:line="480" w:lineRule="auto"/>
+        <w:pPrChange w:id="269" w:author="Benjamin J. Makhlouf" w:date="2026-03-04T12:51:00Z" w16du:dateUtc="2026-03-04T20:51:00Z">
+          <w:pPr>
+            <w:spacing w:before="100" w:beforeAutospacing="1" w:after="100" w:afterAutospacing="1" w:line="480" w:lineRule="auto"/>
+            <w:ind w:firstLine="720"/>
+            <w:outlineLvl w:val="1"/>
+          </w:pPr>
+        </w:pPrChange>
+      </w:pPr>
+      <w:r>
+        <w:t xml:space="preserve">Machine learning methods </w:t>
+      </w:r>
+      <w:ins w:id="270" w:author="Benjamin J. Makhlouf" w:date="2026-03-04T12:51:00Z" w16du:dateUtc="2026-03-04T20:51:00Z">
+        <w:r>
+          <w:t xml:space="preserve"> offer </w:t>
+        </w:r>
+      </w:ins>
+      <w:ins w:id="271" w:author="Benjamin J. Makhlouf" w:date="2026-03-04T12:52:00Z" w16du:dateUtc="2026-03-04T20:52:00Z">
+        <w:r>
+          <w:t xml:space="preserve">opportunities </w:t>
+        </w:r>
+      </w:ins>
+      <w:del w:id="272" w:author="Benjamin J. Makhlouf" w:date="2026-03-04T12:52:00Z" w16du:dateUtc="2026-03-04T20:52:00Z">
+        <w:r>
+          <w:delText xml:space="preserve">provide </w:delText>
+        </w:r>
+        <w:r>
+          <w:delText xml:space="preserve">an opportunity </w:delText>
+        </w:r>
+      </w:del>
+      <w:r>
+        <w:t>to uncover new insights in ecological datasets</w:t>
+      </w:r>
+      <w:ins w:id="273" w:author="Benjamin J. Makhlouf" w:date="2026-03-04T12:52:00Z" w16du:dateUtc="2026-03-04T20:52:00Z">
+        <w:r>
+          <w:t xml:space="preserve"> more broadly.</w:t>
+        </w:r>
+      </w:ins>
+      <w:del w:id="274" w:author="Benjamin J. Makhlouf" w:date="2026-03-04T12:52:00Z" w16du:dateUtc="2026-03-04T20:52:00Z">
+        <w:r>
+          <w:delText>.</w:delText>
+        </w:r>
+      </w:del>
+      <w:r>
+        <w:t xml:space="preserve"> </w:t>
+      </w:r>
+      <w:ins w:id="275" w:author="Benjamin J. Makhlouf" w:date="2026-03-04T12:53:00Z" w16du:dateUtc="2026-03-04T20:53:00Z">
+        <w:r>
+          <w:t xml:space="preserve">The </w:t>
+        </w:r>
+      </w:ins>
+      <w:del w:id="276" w:author="Benjamin J. Makhlouf" w:date="2026-03-04T12:53:00Z" w16du:dateUtc="2026-03-04T20:53:00Z">
+        <w:r>
+          <w:delText>In some cases,</w:delText>
+        </w:r>
+      </w:del>
+      <w:ins w:id="277" w:author="Benjamin J. Makhlouf" w:date="2026-03-04T12:52:00Z" w16du:dateUtc="2026-03-04T20:52:00Z">
+        <w:r>
+          <w:t>additional analytical power of these tools</w:t>
+        </w:r>
+      </w:ins>
+      <w:r>
+        <w:t xml:space="preserve"> </w:t>
+      </w:r>
+      <w:del w:id="278" w:author="Benjamin J. Makhlouf" w:date="2026-03-04T12:53:00Z" w16du:dateUtc="2026-03-04T20:53:00Z">
+        <w:r>
+          <w:delText xml:space="preserve">this </w:delText>
+        </w:r>
+      </w:del>
+      <w:r>
+        <w:t xml:space="preserve">may be critical for </w:t>
+      </w:r>
+      <w:r>
+        <w:t xml:space="preserve">ecosystem-based </w:t>
+      </w:r>
+      <w:r>
+        <w:t xml:space="preserve">management </w:t>
+      </w:r>
+      <w:r>
+        <w:t xml:space="preserve">attempting to </w:t>
+      </w:r>
+      <w:ins w:id="279" w:author="Benjamin J. Makhlouf" w:date="2026-03-04T12:53:00Z" w16du:dateUtc="2026-03-04T20:53:00Z">
+        <w:r>
+          <w:t xml:space="preserve">balance </w:t>
+        </w:r>
+      </w:ins>
+      <w:ins w:id="280" w:author="Benjamin J. Makhlouf" w:date="2026-03-04T12:54:00Z" w16du:dateUtc="2026-03-04T20:54:00Z">
+        <w:r>
+          <w:t>fishing</w:t>
+        </w:r>
+      </w:ins>
+      <w:ins w:id="281" w:author="Benjamin J. Makhlouf" w:date="2026-03-04T12:53:00Z" w16du:dateUtc="2026-03-04T20:53:00Z">
+        <w:r>
+          <w:t xml:space="preserve"> opportunity with </w:t>
+        </w:r>
+      </w:ins>
+      <w:ins w:id="282" w:author="Benjamin J. Makhlouf" w:date="2026-03-04T12:54:00Z" w16du:dateUtc="2026-03-04T20:54:00Z">
+        <w:r>
+          <w:t>the protection of</w:t>
+        </w:r>
+      </w:ins>
+      <w:del w:id="283" w:author="Benjamin J. Makhlouf" w:date="2026-03-04T12:53:00Z" w16du:dateUtc="2026-03-04T20:53:00Z">
+        <w:r>
+          <w:delText xml:space="preserve">maintain fishing opportunity </w:delText>
+        </w:r>
+      </w:del>
+      <w:del w:id="284" w:author="Benjamin J. Makhlouf" w:date="2026-03-04T12:54:00Z" w16du:dateUtc="2026-03-04T20:54:00Z">
+        <w:r>
+          <w:delText xml:space="preserve">while </w:delText>
+        </w:r>
+      </w:del>
+      <w:ins w:id="285" w:author="Benjamin J. Makhlouf" w:date="2026-03-04T12:54:00Z" w16du:dateUtc="2026-03-04T20:54:00Z">
+        <w:r>
+          <w:t xml:space="preserve"> </w:t>
+        </w:r>
+      </w:ins>
+      <w:del w:id="286" w:author="Benjamin J. Makhlouf" w:date="2026-03-04T12:54:00Z" w16du:dateUtc="2026-03-04T20:54:00Z">
+        <w:r>
+          <w:delText xml:space="preserve">protecting </w:delText>
+        </w:r>
+      </w:del>
+      <w:r>
+        <w:t xml:space="preserve">species and populations of conservation </w:t>
+      </w:r>
+      <w:r>
+        <w:t>concern.</w:t>
+      </w:r>
+      <w:r>
+        <w:t xml:space="preserve"> In this case, enabling river-basin scale determination of provenance for marine-caught Chinook salmon allows managers to connect region-wide salmon population patterns with river-specific population health. </w:t>
+      </w:r>
+      <w:r>
+        <w:t xml:space="preserve">Doing so may allow </w:t>
+      </w:r>
+      <w:r>
+        <w:t xml:space="preserve">researchers </w:t>
+      </w:r>
+      <w:r>
+        <w:t>to</w:t>
+      </w:r>
+      <w:r>
+        <w:t xml:space="preserve"> better understand how ecosystem processes at several spatial scales and across ecosystems are interconnected to informing overall ecosystem health. </w:t>
+      </w:r>
+      <w:r>
+        <w:t>Developing this knowledge of ecosystem function across scales is essential for informing management and conservation strategies that sustain the services provided by healthy, functioning ecosystems</w:t>
+      </w:r>
+      <w:r>
+        <w:t xml:space="preserve">. </w:t>
+      </w:r>
+    </w:p>
+    <w:p>
+      <w:pPr>
+        <w:spacing w:before="100" w:beforeAutospacing="1" w:after="100" w:afterAutospacing="1" w:line="480" w:lineRule="auto"/>
+        <w:outlineLvl w:val="1"/>
+        <w:rPr>
+          <w:ins w:id="287" w:author="Benjamin J. Makhlouf" w:date="2026-03-04T12:52:00Z" w16du:dateUtc="2026-03-04T20:52:00Z"/>
+          <w:rFonts w:ascii="Times New Roman" w:hAnsi="Times New Roman" w:cs="Times New Roman"/>
+          <w:b/>
+          <w:bCs/>
+        </w:rPr>
+      </w:pPr>
+    </w:p>
+    <w:p>
+      <w:pPr>
+        <w:spacing w:before="100" w:beforeAutospacing="1" w:after="100" w:afterAutospacing="1" w:line="480" w:lineRule="auto"/>
+        <w:outlineLvl w:val="1"/>
+        <w:rPr>
+          <w:rFonts w:ascii="Times New Roman" w:hAnsi="Times New Roman" w:cs="Times New Roman"/>
+          <w:b/>
+          <w:bCs/>
+        </w:rPr>
+      </w:pPr>
+      <w:r>
+        <w:rPr>
+          <w:rFonts w:ascii="Times New Roman" w:hAnsi="Times New Roman" w:cs="Times New Roman"/>
+          <w:b/>
+          <w:bCs/>
+        </w:rPr>
+        <w:t xml:space="preserve">Acknowledgements: </w:t>
       </w:r>
     </w:p>
     <w:p>
@@ -9693,135 +10698,9 @@
         <w:ind w:firstLine="720"/>
         <w:outlineLvl w:val="1"/>
         <w:rPr>
-          <w:rFonts w:ascii="Times New Roman" w:hAnsi="Times New Roman" w:cs="Times New Roman"/>
-        </w:rPr>
-      </w:pPr>
-      <w:r>
-        <w:rPr>
-          <w:rFonts w:ascii="Times New Roman" w:hAnsi="Times New Roman" w:cs="Times New Roman"/>
-        </w:rPr>
-        <w:t xml:space="preserve">Machine learning methods provide </w:t>
-      </w:r>
-      <w:r>
-        <w:rPr>
-          <w:rFonts w:ascii="Times New Roman" w:hAnsi="Times New Roman" w:cs="Times New Roman"/>
-        </w:rPr>
-        <w:t>an opportunity to uncover new insights in ecological datasets</w:t>
-      </w:r>
-      <w:r>
-        <w:rPr>
-          <w:rFonts w:ascii="Times New Roman" w:hAnsi="Times New Roman" w:cs="Times New Roman"/>
-        </w:rPr>
-        <w:t xml:space="preserve">. In some cases, this </w:t>
-      </w:r>
-      <w:r>
-        <w:rPr>
-          <w:rFonts w:ascii="Times New Roman" w:hAnsi="Times New Roman" w:cs="Times New Roman"/>
-        </w:rPr>
-        <w:t xml:space="preserve">may be critical for </w:t>
-      </w:r>
-      <w:r>
-        <w:rPr>
-          <w:rFonts w:ascii="Times New Roman" w:hAnsi="Times New Roman" w:cs="Times New Roman"/>
-        </w:rPr>
-        <w:t xml:space="preserve">ecosystem-based </w:t>
-      </w:r>
-      <w:r>
-        <w:rPr>
-          <w:rFonts w:ascii="Times New Roman" w:hAnsi="Times New Roman" w:cs="Times New Roman"/>
-        </w:rPr>
-        <w:t xml:space="preserve">management </w:t>
-      </w:r>
-      <w:r>
-        <w:rPr>
-          <w:rFonts w:ascii="Times New Roman" w:hAnsi="Times New Roman" w:cs="Times New Roman"/>
-        </w:rPr>
-        <w:t xml:space="preserve">attempting to maintain fishing opportunity while protecting species and populations of conservation </w:t>
-      </w:r>
-      <w:r>
-        <w:rPr>
-          <w:rFonts w:ascii="Times New Roman" w:hAnsi="Times New Roman" w:cs="Times New Roman"/>
-        </w:rPr>
-        <w:t>concern.</w:t>
-      </w:r>
-      <w:r>
-        <w:rPr>
-          <w:rFonts w:ascii="Times New Roman" w:hAnsi="Times New Roman" w:cs="Times New Roman"/>
-        </w:rPr>
-        <w:t xml:space="preserve"> In this case, enabling river-basin scale determination of provenance for marine-caught Chinook salmon allows managers to connect region-wide salmon population patterns with river-specific population health. </w:t>
-      </w:r>
-      <w:r>
-        <w:rPr>
-          <w:rFonts w:ascii="Times New Roman" w:hAnsi="Times New Roman" w:cs="Times New Roman"/>
-        </w:rPr>
-        <w:t xml:space="preserve">Doing so may allow </w:t>
-      </w:r>
-      <w:r>
-        <w:rPr>
-          <w:rFonts w:ascii="Times New Roman" w:hAnsi="Times New Roman" w:cs="Times New Roman"/>
-        </w:rPr>
-        <w:t xml:space="preserve">researchers </w:t>
-      </w:r>
-      <w:r>
-        <w:rPr>
-          <w:rFonts w:ascii="Times New Roman" w:hAnsi="Times New Roman" w:cs="Times New Roman"/>
-        </w:rPr>
-        <w:t>to</w:t>
-      </w:r>
-      <w:r>
-        <w:rPr>
-          <w:rFonts w:ascii="Times New Roman" w:hAnsi="Times New Roman" w:cs="Times New Roman"/>
-        </w:rPr>
-        <w:t xml:space="preserve"> better understand how ecosystem processes at several spatial scales and across ecosystems are interconnected to informing overall ecosystem </w:t>
-      </w:r>
-      <w:r>
-        <w:rPr>
-          <w:rFonts w:ascii="Times New Roman" w:hAnsi="Times New Roman" w:cs="Times New Roman"/>
-        </w:rPr>
-        <w:lastRenderedPageBreak/>
-        <w:t xml:space="preserve">health. </w:t>
-      </w:r>
-      <w:r>
-        <w:rPr>
-          <w:rFonts w:ascii="Times New Roman" w:hAnsi="Times New Roman" w:cs="Times New Roman"/>
-        </w:rPr>
-        <w:t>Developing this knowledge of ecosystem function across scales is essential for informing management and conservation strategies that sustain the services provided by healthy, functioning ecosystems</w:t>
-      </w:r>
-      <w:r>
-        <w:rPr>
-          <w:rFonts w:ascii="Times New Roman" w:hAnsi="Times New Roman" w:cs="Times New Roman"/>
-        </w:rPr>
-        <w:t xml:space="preserve">. </w:t>
-      </w:r>
-    </w:p>
-    <w:p>
-      <w:pPr>
-        <w:spacing w:before="100" w:beforeAutospacing="1" w:after="100" w:afterAutospacing="1" w:line="480" w:lineRule="auto"/>
-        <w:outlineLvl w:val="1"/>
-        <w:rPr>
-          <w:rFonts w:ascii="Times New Roman" w:hAnsi="Times New Roman" w:cs="Times New Roman"/>
-          <w:b/>
-          <w:bCs/>
-        </w:rPr>
-      </w:pPr>
-      <w:r>
-        <w:rPr>
-          <w:rFonts w:ascii="Times New Roman" w:hAnsi="Times New Roman" w:cs="Times New Roman"/>
-          <w:b/>
-          <w:bCs/>
-        </w:rPr>
-        <w:t xml:space="preserve">Acknowledgements: </w:t>
-      </w:r>
-    </w:p>
-    <w:p>
-      <w:pPr>
-        <w:spacing w:before="100" w:beforeAutospacing="1" w:after="100" w:afterAutospacing="1" w:line="480" w:lineRule="auto"/>
-        <w:ind w:firstLine="720"/>
-        <w:outlineLvl w:val="1"/>
-        <w:rPr>
           <w:color w:val="222222"/>
           <w:shd w:val="clear" w:color="auto" w:fill="FFFFFF"/>
-          <w:rPrChange w:id="171" w:author="Benjamin J. Makhlouf" w:date="2026-03-03T12:20:00Z" w16du:dateUtc="2026-03-03T20:20:00Z">
+          <w:rPrChange w:id="288" w:author="Benjamin J. Makhlouf" w:date="2026-03-03T12:20:00Z" w16du:dateUtc="2026-03-03T20:20:00Z">
             <w:rPr>
               <w:rFonts w:ascii="Times New Roman" w:hAnsi="Times New Roman" w:cs="Times New Roman"/>
             </w:rPr>
@@ -9850,7 +10729,7 @@
         </w:rPr>
         <w:t>not possible without the efforts of Dr. Sean Brennan, who motivated much of the data collection used in this study</w:t>
       </w:r>
-      <w:ins w:id="172" w:author="Benjamin J. Makhlouf" w:date="2026-03-03T12:18:00Z" w16du:dateUtc="2026-03-03T20:18:00Z">
+      <w:ins w:id="289" w:author="Benjamin J. Makhlouf" w:date="2026-03-03T12:18:00Z" w16du:dateUtc="2026-03-03T20:18:00Z">
         <w:r>
           <w:rPr>
             <w:color w:val="222222"/>
@@ -9859,7 +10738,7 @@
           <w:t xml:space="preserve"> </w:t>
         </w:r>
       </w:ins>
-      <w:del w:id="173" w:author="Benjamin J. Makhlouf" w:date="2026-03-03T12:18:00Z" w16du:dateUtc="2026-03-03T20:18:00Z">
+      <w:del w:id="290" w:author="Benjamin J. Makhlouf" w:date="2026-03-03T12:18:00Z" w16du:dateUtc="2026-03-03T20:18:00Z">
         <w:r>
           <w:rPr>
             <w:color w:val="222222"/>
@@ -9905,7 +10784,7 @@
         </w:rPr>
         <w:t>for ecological research</w:t>
       </w:r>
-      <w:del w:id="174" w:author="Benjamin J. Makhlouf" w:date="2026-03-03T12:18:00Z" w16du:dateUtc="2026-03-03T20:18:00Z">
+      <w:del w:id="291" w:author="Benjamin J. Makhlouf" w:date="2026-03-03T12:18:00Z" w16du:dateUtc="2026-03-03T20:18:00Z">
         <w:r>
           <w:rPr>
             <w:color w:val="222222"/>
@@ -9936,7 +10815,7 @@
         </w:rPr>
         <w:t xml:space="preserve">this project. We </w:t>
       </w:r>
-      <w:ins w:id="175" w:author="Benjamin J. Makhlouf" w:date="2026-03-03T12:18:00Z" w16du:dateUtc="2026-03-03T20:18:00Z">
+      <w:ins w:id="292" w:author="Benjamin J. Makhlouf" w:date="2026-03-03T12:18:00Z" w16du:dateUtc="2026-03-03T20:18:00Z">
         <w:r>
           <w:rPr>
             <w:color w:val="222222"/>
@@ -10034,7 +10913,15 @@
           <w:color w:val="222222"/>
           <w:shd w:val="clear" w:color="auto" w:fill="FFFFFF"/>
         </w:rPr>
-        <w:t> sample collection, and for the employees of the Alaska Department of Fish and Game </w:t>
+        <w:t xml:space="preserve"> sample collection, and for the employees of the Alaska Department of Fish and </w:t>
+      </w:r>
+      <w:r>
+        <w:rPr>
+          <w:color w:val="222222"/>
+          <w:shd w:val="clear" w:color="auto" w:fill="FFFFFF"/>
+        </w:rPr>
+        <w:lastRenderedPageBreak/>
+        <w:t>Game </w:t>
       </w:r>
       <w:r>
         <w:rPr>
@@ -10096,7 +10983,7 @@
         </w:rPr>
         <w:t xml:space="preserve">this study. </w:t>
       </w:r>
-      <w:ins w:id="176" w:author="Benjamin J. Makhlouf" w:date="2026-03-03T12:19:00Z" w16du:dateUtc="2026-03-03T20:19:00Z">
+      <w:ins w:id="293" w:author="Benjamin J. Makhlouf" w:date="2026-03-03T12:19:00Z" w16du:dateUtc="2026-03-03T20:19:00Z">
         <w:r>
           <w:rPr>
             <w:color w:val="222222"/>
@@ -10105,7 +10992,7 @@
           <w:t>The University of Utah Strontium Metals lab have been longstanding partners in performing laser ablation and consulting on L</w:t>
         </w:r>
       </w:ins>
-      <w:ins w:id="177" w:author="Benjamin J. Makhlouf" w:date="2026-03-03T12:20:00Z" w16du:dateUtc="2026-03-03T20:20:00Z">
+      <w:ins w:id="294" w:author="Benjamin J. Makhlouf" w:date="2026-03-03T12:20:00Z" w16du:dateUtc="2026-03-03T20:20:00Z">
         <w:r>
           <w:rPr>
             <w:color w:val="222222"/>
@@ -10114,7 +11001,7 @@
           <w:t>A-ICPMS data, and we thank them for their continued support and contribution to producing this dataset.</w:t>
         </w:r>
       </w:ins>
-      <w:ins w:id="178" w:author="Benjamin J. Makhlouf" w:date="2026-03-03T12:21:00Z" w16du:dateUtc="2026-03-03T20:21:00Z">
+      <w:ins w:id="295" w:author="Benjamin J. Makhlouf" w:date="2026-03-03T12:21:00Z" w16du:dateUtc="2026-03-03T20:21:00Z">
         <w:r>
           <w:rPr>
             <w:color w:val="222222"/>
@@ -10123,7 +11010,7 @@
           <w:t xml:space="preserve"> We also acknowledge the Keck lab at Oregon State University for their support and guidance.</w:t>
         </w:r>
       </w:ins>
-      <w:ins w:id="179" w:author="Benjamin J. Makhlouf" w:date="2026-03-03T12:20:00Z" w16du:dateUtc="2026-03-03T20:20:00Z">
+      <w:ins w:id="296" w:author="Benjamin J. Makhlouf" w:date="2026-03-03T12:20:00Z" w16du:dateUtc="2026-03-03T20:20:00Z">
         <w:r>
           <w:rPr>
             <w:color w:val="222222"/>
@@ -10317,14 +11204,7 @@
         <w:rPr>
           <w:rFonts w:ascii="Times New Roman" w:hAnsi="Times New Roman" w:cs="Times New Roman"/>
         </w:rPr>
-        <w:t xml:space="preserve"> provided technical expertise and provided extensive consultation on project direction. Daniel E. Schindler </w:t>
-      </w:r>
-      <w:r>
-        <w:rPr>
-          <w:rFonts w:ascii="Times New Roman" w:hAnsi="Times New Roman" w:cs="Times New Roman"/>
-        </w:rPr>
-        <w:lastRenderedPageBreak/>
-        <w:t xml:space="preserve">directed the project and analysis, secured funding, and helped develop the manuscript. All authors contributed to editing the final manuscript. </w:t>
+        <w:t xml:space="preserve"> provided technical expertise and provided extensive consultation on project direction. Daniel E. Schindler directed the project and analysis, secured funding, and helped develop the manuscript. All authors contributed to editing the final manuscript. </w:t>
       </w:r>
     </w:p>
     <w:p>
@@ -10426,55 +11306,31 @@
           <w:i/>
           <w:iCs/>
         </w:rPr>
-        <w:t>Nushagak River King Salmon—Stock Status And Action Plan</w:t>
-      </w:r>
-      <w:r>
-        <w:rPr>
-          <w:rFonts w:ascii="Times New Roman" w:hAnsi="Times New Roman" w:cs="Times New Roman"/>
-        </w:rPr>
-        <w:t>. https://www.adfg.alaska.gov/static/regulations/regprocess/fisheriesboard/pdfs/2022-2023/bb/rcs/rc004_Nushagak_King_Salmon_Action_Plan.pdf</w:t>
-      </w:r>
-    </w:p>
-    <w:p>
-      <w:pPr>
-        <w:pStyle w:val="Bibliography"/>
-        <w:rPr>
-          <w:rFonts w:ascii="Times New Roman" w:hAnsi="Times New Roman" w:cs="Times New Roman"/>
-        </w:rPr>
-      </w:pPr>
-      <w:r>
-        <w:rPr>
-          <w:rFonts w:ascii="Times New Roman" w:hAnsi="Times New Roman" w:cs="Times New Roman"/>
-        </w:rPr>
-        <w:t xml:space="preserve">Arai, K., Castonguay, M., Lyubchich, V., &amp; Secor, D. H. (2023). Integrating machine learning with otolith isoscapes: Reconstructing connectivity of a marine fish over four decades. </w:t>
-      </w:r>
+        <w:t xml:space="preserve">Nushagak River King Salmon—Stock Status </w:t>
+      </w:r>
+      <w:proofErr w:type="gramStart"/>
       <w:r>
         <w:rPr>
           <w:rFonts w:ascii="Times New Roman" w:hAnsi="Times New Roman" w:cs="Times New Roman"/>
           <w:i/>
           <w:iCs/>
         </w:rPr>
-        <w:t>PLOS ONE</w:t>
-      </w:r>
-      <w:r>
-        <w:rPr>
-          <w:rFonts w:ascii="Times New Roman" w:hAnsi="Times New Roman" w:cs="Times New Roman"/>
-        </w:rPr>
-        <w:t xml:space="preserve">, </w:t>
-      </w:r>
+        <w:t>And</w:t>
+      </w:r>
+      <w:proofErr w:type="gramEnd"/>
       <w:r>
         <w:rPr>
           <w:rFonts w:ascii="Times New Roman" w:hAnsi="Times New Roman" w:cs="Times New Roman"/>
           <w:i/>
           <w:iCs/>
         </w:rPr>
-        <w:t>18</w:t>
-      </w:r>
-      <w:r>
-        <w:rPr>
-          <w:rFonts w:ascii="Times New Roman" w:hAnsi="Times New Roman" w:cs="Times New Roman"/>
-        </w:rPr>
-        <w:t>(5), e0285702. https://doi.org/10.1371/journal.pone.0285702</w:t>
+        <w:t xml:space="preserve"> Action Plan</w:t>
+      </w:r>
+      <w:r>
+        <w:rPr>
+          <w:rFonts w:ascii="Times New Roman" w:hAnsi="Times New Roman" w:cs="Times New Roman"/>
+        </w:rPr>
+        <w:t>. https://www.adfg.alaska.gov/static/regulations/regprocess/fisheriesboard/pdfs/2022-2023/bb/rcs/rc004_Nushagak_King_Salmon_Action_Plan.pdf</w:t>
       </w:r>
     </w:p>
     <w:p>
@@ -10488,7 +11344,36 @@
         <w:rPr>
           <w:rFonts w:ascii="Times New Roman" w:hAnsi="Times New Roman" w:cs="Times New Roman"/>
         </w:rPr>
-        <w:t xml:space="preserve">Arai, K., Willmes, M., Johnson, R. C., &amp; Sturrock, A. M. (2025). </w:t>
+        <w:lastRenderedPageBreak/>
+        <w:t xml:space="preserve">Arai, K., Castonguay, M., </w:t>
+      </w:r>
+      <w:proofErr w:type="spellStart"/>
+      <w:r>
+        <w:rPr>
+          <w:rFonts w:ascii="Times New Roman" w:hAnsi="Times New Roman" w:cs="Times New Roman"/>
+        </w:rPr>
+        <w:t>Lyubchich</w:t>
+      </w:r>
+      <w:proofErr w:type="spellEnd"/>
+      <w:r>
+        <w:rPr>
+          <w:rFonts w:ascii="Times New Roman" w:hAnsi="Times New Roman" w:cs="Times New Roman"/>
+        </w:rPr>
+        <w:t xml:space="preserve">, V., &amp; Secor, D. H. (2023). Integrating machine learning with otolith </w:t>
+      </w:r>
+      <w:proofErr w:type="spellStart"/>
+      <w:r>
+        <w:rPr>
+          <w:rFonts w:ascii="Times New Roman" w:hAnsi="Times New Roman" w:cs="Times New Roman"/>
+        </w:rPr>
+        <w:t>isoscapes</w:t>
+      </w:r>
+      <w:proofErr w:type="spellEnd"/>
+      <w:r>
+        <w:rPr>
+          <w:rFonts w:ascii="Times New Roman" w:hAnsi="Times New Roman" w:cs="Times New Roman"/>
+        </w:rPr>
+        <w:t xml:space="preserve">: Reconstructing connectivity of a marine fish over four decades. </w:t>
       </w:r>
       <w:r>
         <w:rPr>
@@ -10496,27 +11381,13 @@
           <w:i/>
           <w:iCs/>
         </w:rPr>
-        <w:t>Advancing Provenance Assignment using Machine Learning and Time Series Analysis of Chemical Chronologies in Archival Tissues</w:t>
-      </w:r>
-      <w:r>
-        <w:rPr>
-          <w:rFonts w:ascii="Times New Roman" w:hAnsi="Times New Roman" w:cs="Times New Roman"/>
-        </w:rPr>
-        <w:t xml:space="preserve"> (p. 2025.08.19.671102). bioRxiv. https://doi.org/10.1101/2025.08.19.671102</w:t>
-      </w:r>
-    </w:p>
-    <w:p>
-      <w:pPr>
-        <w:pStyle w:val="Bibliography"/>
-        <w:rPr>
-          <w:rFonts w:ascii="Times New Roman" w:hAnsi="Times New Roman" w:cs="Times New Roman"/>
-        </w:rPr>
-      </w:pPr>
-      <w:r>
-        <w:rPr>
-          <w:rFonts w:ascii="Times New Roman" w:hAnsi="Times New Roman" w:cs="Times New Roman"/>
-        </w:rPr>
-        <w:t xml:space="preserve">Arai, K., Willmes, M., Johnson, R. C., &amp; Sturrock, A. M. (2026). Advancing provenance assignment using machine learning and time series analysis of chemical chronologies in archival tissues. </w:t>
+        <w:t>PLOS ONE</w:t>
+      </w:r>
+      <w:r>
+        <w:rPr>
+          <w:rFonts w:ascii="Times New Roman" w:hAnsi="Times New Roman" w:cs="Times New Roman"/>
+        </w:rPr>
+        <w:t xml:space="preserve">, </w:t>
       </w:r>
       <w:r>
         <w:rPr>
@@ -10524,13 +11395,27 @@
           <w:i/>
           <w:iCs/>
         </w:rPr>
-        <w:t>Ecological Informatics</w:t>
-      </w:r>
-      <w:r>
-        <w:rPr>
-          <w:rFonts w:ascii="Times New Roman" w:hAnsi="Times New Roman" w:cs="Times New Roman"/>
-        </w:rPr>
-        <w:t xml:space="preserve">, </w:t>
+        <w:t>18</w:t>
+      </w:r>
+      <w:r>
+        <w:rPr>
+          <w:rFonts w:ascii="Times New Roman" w:hAnsi="Times New Roman" w:cs="Times New Roman"/>
+        </w:rPr>
+        <w:t>(5), e0285702. https://doi.org/10.1371/journal.pone.0285702</w:t>
+      </w:r>
+    </w:p>
+    <w:p>
+      <w:pPr>
+        <w:pStyle w:val="Bibliography"/>
+        <w:rPr>
+          <w:rFonts w:ascii="Times New Roman" w:hAnsi="Times New Roman" w:cs="Times New Roman"/>
+        </w:rPr>
+      </w:pPr>
+      <w:r>
+        <w:rPr>
+          <w:rFonts w:ascii="Times New Roman" w:hAnsi="Times New Roman" w:cs="Times New Roman"/>
+        </w:rPr>
+        <w:t xml:space="preserve">Arai, K., Willmes, M., Johnson, R. C., &amp; Sturrock, A. M. (2026). Advancing provenance assignment using machine learning and time series analysis of chemical chronologies in archival tissues. </w:t>
       </w:r>
       <w:r>
         <w:rPr>
@@ -10538,27 +11423,13 @@
           <w:i/>
           <w:iCs/>
         </w:rPr>
-        <w:t>93</w:t>
-      </w:r>
-      <w:r>
-        <w:rPr>
-          <w:rFonts w:ascii="Times New Roman" w:hAnsi="Times New Roman" w:cs="Times New Roman"/>
-        </w:rPr>
-        <w:t>, 103604. https://doi.org/10.1016/j.ecoinf.2026.103604</w:t>
-      </w:r>
-    </w:p>
-    <w:p>
-      <w:pPr>
-        <w:pStyle w:val="Bibliography"/>
-        <w:rPr>
-          <w:rFonts w:ascii="Times New Roman" w:hAnsi="Times New Roman" w:cs="Times New Roman"/>
-        </w:rPr>
-      </w:pPr>
-      <w:r>
-        <w:rPr>
-          <w:rFonts w:ascii="Times New Roman" w:hAnsi="Times New Roman" w:cs="Times New Roman"/>
-        </w:rPr>
-        <w:t xml:space="preserve">Bataille, C. P., &amp; Bowen, G. J. (2012). Mapping 87Sr/86Sr variations in bedrock and water for large scale provenance studies. </w:t>
+        <w:t>Ecological Informatics</w:t>
+      </w:r>
+      <w:r>
+        <w:rPr>
+          <w:rFonts w:ascii="Times New Roman" w:hAnsi="Times New Roman" w:cs="Times New Roman"/>
+        </w:rPr>
+        <w:t xml:space="preserve">, </w:t>
       </w:r>
       <w:r>
         <w:rPr>
@@ -10566,13 +11437,27 @@
           <w:i/>
           <w:iCs/>
         </w:rPr>
-        <w:t>Chemical Geology</w:t>
-      </w:r>
-      <w:r>
-        <w:rPr>
-          <w:rFonts w:ascii="Times New Roman" w:hAnsi="Times New Roman" w:cs="Times New Roman"/>
-        </w:rPr>
-        <w:t xml:space="preserve">, </w:t>
+        <w:t>93</w:t>
+      </w:r>
+      <w:r>
+        <w:rPr>
+          <w:rFonts w:ascii="Times New Roman" w:hAnsi="Times New Roman" w:cs="Times New Roman"/>
+        </w:rPr>
+        <w:t>, 103604. https://doi.org/10.1016/j.ecoinf.2026.103604</w:t>
+      </w:r>
+    </w:p>
+    <w:p>
+      <w:pPr>
+        <w:pStyle w:val="Bibliography"/>
+        <w:rPr>
+          <w:rFonts w:ascii="Times New Roman" w:hAnsi="Times New Roman" w:cs="Times New Roman"/>
+        </w:rPr>
+      </w:pPr>
+      <w:r>
+        <w:rPr>
+          <w:rFonts w:ascii="Times New Roman" w:hAnsi="Times New Roman" w:cs="Times New Roman"/>
+        </w:rPr>
+        <w:t xml:space="preserve">Bataille, C. P., &amp; Bowen, G. J. (2012). Mapping 87Sr/86Sr variations in bedrock and water for large scale provenance studies. </w:t>
       </w:r>
       <w:r>
         <w:rPr>
@@ -10580,27 +11465,13 @@
           <w:i/>
           <w:iCs/>
         </w:rPr>
-        <w:t>304–305</w:t>
-      </w:r>
-      <w:r>
-        <w:rPr>
-          <w:rFonts w:ascii="Times New Roman" w:hAnsi="Times New Roman" w:cs="Times New Roman"/>
-        </w:rPr>
-        <w:t>, 39–52. https://doi.org/10.1016/j.chemgeo.2012.01.028</w:t>
-      </w:r>
-    </w:p>
-    <w:p>
-      <w:pPr>
-        <w:pStyle w:val="Bibliography"/>
-        <w:rPr>
-          <w:rFonts w:ascii="Times New Roman" w:hAnsi="Times New Roman" w:cs="Times New Roman"/>
-        </w:rPr>
-      </w:pPr>
-      <w:r>
-        <w:rPr>
-          <w:rFonts w:ascii="Times New Roman" w:hAnsi="Times New Roman" w:cs="Times New Roman"/>
-        </w:rPr>
-        <w:t xml:space="preserve">Beacham, T. D., Lapointe, M., Candy, J. R., Miller, K. M., &amp; Withler, R. E. (2004). DNA in Action: Rapid Application of DNA Variation to Sockeye Salmon Fisheries Management. </w:t>
+        <w:t>Chemical Geology</w:t>
+      </w:r>
+      <w:r>
+        <w:rPr>
+          <w:rFonts w:ascii="Times New Roman" w:hAnsi="Times New Roman" w:cs="Times New Roman"/>
+        </w:rPr>
+        <w:t xml:space="preserve">, </w:t>
       </w:r>
       <w:r>
         <w:rPr>
@@ -10608,13 +11479,41 @@
           <w:i/>
           <w:iCs/>
         </w:rPr>
-        <w:t>Conservation Genetics</w:t>
-      </w:r>
-      <w:r>
-        <w:rPr>
-          <w:rFonts w:ascii="Times New Roman" w:hAnsi="Times New Roman" w:cs="Times New Roman"/>
-        </w:rPr>
-        <w:t xml:space="preserve">, </w:t>
+        <w:t>304–305</w:t>
+      </w:r>
+      <w:r>
+        <w:rPr>
+          <w:rFonts w:ascii="Times New Roman" w:hAnsi="Times New Roman" w:cs="Times New Roman"/>
+        </w:rPr>
+        <w:t>, 39–52. https://doi.org/10.1016/j.chemgeo.2012.01.028</w:t>
+      </w:r>
+    </w:p>
+    <w:p>
+      <w:pPr>
+        <w:pStyle w:val="Bibliography"/>
+        <w:rPr>
+          <w:rFonts w:ascii="Times New Roman" w:hAnsi="Times New Roman" w:cs="Times New Roman"/>
+        </w:rPr>
+      </w:pPr>
+      <w:r>
+        <w:rPr>
+          <w:rFonts w:ascii="Times New Roman" w:hAnsi="Times New Roman" w:cs="Times New Roman"/>
+        </w:rPr>
+        <w:t xml:space="preserve">Beacham, T. D., Lapointe, M., Candy, J. R., Miller, K. M., &amp; </w:t>
+      </w:r>
+      <w:proofErr w:type="spellStart"/>
+      <w:r>
+        <w:rPr>
+          <w:rFonts w:ascii="Times New Roman" w:hAnsi="Times New Roman" w:cs="Times New Roman"/>
+        </w:rPr>
+        <w:t>Withler</w:t>
+      </w:r>
+      <w:proofErr w:type="spellEnd"/>
+      <w:r>
+        <w:rPr>
+          <w:rFonts w:ascii="Times New Roman" w:hAnsi="Times New Roman" w:cs="Times New Roman"/>
+        </w:rPr>
+        <w:t xml:space="preserve">, R. E. (2004). DNA in Action: Rapid Application of DNA Variation to Sockeye Salmon Fisheries Management. </w:t>
       </w:r>
       <w:r>
         <w:rPr>
@@ -10622,28 +11521,13 @@
           <w:i/>
           <w:iCs/>
         </w:rPr>
-        <w:t>5</w:t>
-      </w:r>
-      <w:r>
-        <w:rPr>
-          <w:rFonts w:ascii="Times New Roman" w:hAnsi="Times New Roman" w:cs="Times New Roman"/>
-        </w:rPr>
-        <w:t>(3), 411–416. https://doi.org/10.1023/B:COGE.0000031140.41379.73</w:t>
-      </w:r>
-    </w:p>
-    <w:p>
-      <w:pPr>
-        <w:pStyle w:val="Bibliography"/>
-        <w:rPr>
-          <w:rFonts w:ascii="Times New Roman" w:hAnsi="Times New Roman" w:cs="Times New Roman"/>
-        </w:rPr>
-      </w:pPr>
-      <w:r>
-        <w:rPr>
-          <w:rFonts w:ascii="Times New Roman" w:hAnsi="Times New Roman" w:cs="Times New Roman"/>
-        </w:rPr>
-        <w:lastRenderedPageBreak/>
-        <w:t xml:space="preserve">Brennan, S. R., Cline, T. J., &amp; Schindler, D. E. (2019). Quantifying habitat use of migratory fish across riverscapes using space-time isotope models. </w:t>
+        <w:t>Conservation Genetics</w:t>
+      </w:r>
+      <w:r>
+        <w:rPr>
+          <w:rFonts w:ascii="Times New Roman" w:hAnsi="Times New Roman" w:cs="Times New Roman"/>
+        </w:rPr>
+        <w:t xml:space="preserve">, </w:t>
       </w:r>
       <w:r>
         <w:rPr>
@@ -10651,13 +11535,27 @@
           <w:i/>
           <w:iCs/>
         </w:rPr>
-        <w:t>Methods in Ecology and Evolution</w:t>
-      </w:r>
-      <w:r>
-        <w:rPr>
-          <w:rFonts w:ascii="Times New Roman" w:hAnsi="Times New Roman" w:cs="Times New Roman"/>
-        </w:rPr>
-        <w:t xml:space="preserve">, </w:t>
+        <w:t>5</w:t>
+      </w:r>
+      <w:r>
+        <w:rPr>
+          <w:rFonts w:ascii="Times New Roman" w:hAnsi="Times New Roman" w:cs="Times New Roman"/>
+        </w:rPr>
+        <w:t>(3), 411–416. https://doi.org/10.1023/B:COGE.0000031140.41379.73</w:t>
+      </w:r>
+    </w:p>
+    <w:p>
+      <w:pPr>
+        <w:pStyle w:val="Bibliography"/>
+        <w:rPr>
+          <w:rFonts w:ascii="Times New Roman" w:hAnsi="Times New Roman" w:cs="Times New Roman"/>
+        </w:rPr>
+      </w:pPr>
+      <w:r>
+        <w:rPr>
+          <w:rFonts w:ascii="Times New Roman" w:hAnsi="Times New Roman" w:cs="Times New Roman"/>
+        </w:rPr>
+        <w:t xml:space="preserve">Brennan, K. G., Brennan, S. R., Cline, T., &amp; Bowen, G. J. (2024). Delineating population structure of resilient sea/river-type sockeye salmon. </w:t>
       </w:r>
       <w:r>
         <w:rPr>
@@ -10665,27 +11563,13 @@
           <w:i/>
           <w:iCs/>
         </w:rPr>
-        <w:t>10</w:t>
-      </w:r>
-      <w:r>
-        <w:rPr>
-          <w:rFonts w:ascii="Times New Roman" w:hAnsi="Times New Roman" w:cs="Times New Roman"/>
-        </w:rPr>
-        <w:t>(7), 1036–1047. https://doi.org/10.1111/2041-210X.13191</w:t>
-      </w:r>
-    </w:p>
-    <w:p>
-      <w:pPr>
-        <w:pStyle w:val="Bibliography"/>
-        <w:rPr>
-          <w:rFonts w:ascii="Times New Roman" w:hAnsi="Times New Roman" w:cs="Times New Roman"/>
-        </w:rPr>
-      </w:pPr>
-      <w:r>
-        <w:rPr>
-          <w:rFonts w:ascii="Times New Roman" w:hAnsi="Times New Roman" w:cs="Times New Roman"/>
-        </w:rPr>
-        <w:t xml:space="preserve">Brennan, S. R., &amp; Schindler, D. E. (2017). Linking otolith microchemistry and dendritic isoscapes to map heterogeneous production of fish across river basins. </w:t>
+        <w:t>Limnology and Oceanography Letters</w:t>
+      </w:r>
+      <w:r>
+        <w:rPr>
+          <w:rFonts w:ascii="Times New Roman" w:hAnsi="Times New Roman" w:cs="Times New Roman"/>
+        </w:rPr>
+        <w:t xml:space="preserve">, </w:t>
       </w:r>
       <w:r>
         <w:rPr>
@@ -10693,13 +11577,27 @@
           <w:i/>
           <w:iCs/>
         </w:rPr>
-        <w:t>Ecological Applications</w:t>
-      </w:r>
-      <w:r>
-        <w:rPr>
-          <w:rFonts w:ascii="Times New Roman" w:hAnsi="Times New Roman" w:cs="Times New Roman"/>
-        </w:rPr>
-        <w:t xml:space="preserve">, </w:t>
+        <w:t>n/a</w:t>
+      </w:r>
+      <w:r>
+        <w:rPr>
+          <w:rFonts w:ascii="Times New Roman" w:hAnsi="Times New Roman" w:cs="Times New Roman"/>
+        </w:rPr>
+        <w:t>(n/a). https://doi.org/10.1002/lol2.10437</w:t>
+      </w:r>
+    </w:p>
+    <w:p>
+      <w:pPr>
+        <w:pStyle w:val="Bibliography"/>
+        <w:rPr>
+          <w:rFonts w:ascii="Times New Roman" w:hAnsi="Times New Roman" w:cs="Times New Roman"/>
+        </w:rPr>
+      </w:pPr>
+      <w:r>
+        <w:rPr>
+          <w:rFonts w:ascii="Times New Roman" w:hAnsi="Times New Roman" w:cs="Times New Roman"/>
+        </w:rPr>
+        <w:t xml:space="preserve">Brennan, S. R., Cline, T. J., &amp; Schindler, D. E. (2019). Quantifying habitat use of migratory fish across riverscapes using space-time isotope models. </w:t>
       </w:r>
       <w:r>
         <w:rPr>
@@ -10707,27 +11605,13 @@
           <w:i/>
           <w:iCs/>
         </w:rPr>
-        <w:t>27</w:t>
-      </w:r>
-      <w:r>
-        <w:rPr>
-          <w:rFonts w:ascii="Times New Roman" w:hAnsi="Times New Roman" w:cs="Times New Roman"/>
-        </w:rPr>
-        <w:t>(2), 363–377. https://doi.org/10.1002/eap.1474</w:t>
-      </w:r>
-    </w:p>
-    <w:p>
-      <w:pPr>
-        <w:pStyle w:val="Bibliography"/>
-        <w:rPr>
-          <w:rFonts w:ascii="Times New Roman" w:hAnsi="Times New Roman" w:cs="Times New Roman"/>
-        </w:rPr>
-      </w:pPr>
-      <w:r>
-        <w:rPr>
-          <w:rFonts w:ascii="Times New Roman" w:hAnsi="Times New Roman" w:cs="Times New Roman"/>
-        </w:rPr>
-        <w:t xml:space="preserve">Brennan, S. R., Zimmerman, C. E., Fernandez, D. P., Cerling, T. E., McPhee, M. V., &amp; Wooller, M. J. (2015). Strontium isotopes delineate fine-scale natal origins and migration histories of Pacific salmon. </w:t>
+        <w:t>Methods in Ecology and Evolution</w:t>
+      </w:r>
+      <w:r>
+        <w:rPr>
+          <w:rFonts w:ascii="Times New Roman" w:hAnsi="Times New Roman" w:cs="Times New Roman"/>
+        </w:rPr>
+        <w:t xml:space="preserve">, </w:t>
       </w:r>
       <w:r>
         <w:rPr>
@@ -10735,13 +11619,41 @@
           <w:i/>
           <w:iCs/>
         </w:rPr>
-        <w:t>Science Advances</w:t>
-      </w:r>
-      <w:r>
-        <w:rPr>
-          <w:rFonts w:ascii="Times New Roman" w:hAnsi="Times New Roman" w:cs="Times New Roman"/>
-        </w:rPr>
-        <w:t xml:space="preserve">, </w:t>
+        <w:t>10</w:t>
+      </w:r>
+      <w:r>
+        <w:rPr>
+          <w:rFonts w:ascii="Times New Roman" w:hAnsi="Times New Roman" w:cs="Times New Roman"/>
+        </w:rPr>
+        <w:t>(7), 1036–1047. https://doi.org/10.1111/2041-210X.13191</w:t>
+      </w:r>
+    </w:p>
+    <w:p>
+      <w:pPr>
+        <w:pStyle w:val="Bibliography"/>
+        <w:rPr>
+          <w:rFonts w:ascii="Times New Roman" w:hAnsi="Times New Roman" w:cs="Times New Roman"/>
+        </w:rPr>
+      </w:pPr>
+      <w:r>
+        <w:rPr>
+          <w:rFonts w:ascii="Times New Roman" w:hAnsi="Times New Roman" w:cs="Times New Roman"/>
+        </w:rPr>
+        <w:t xml:space="preserve">Brennan, S. R., &amp; Schindler, D. E. (2017). Linking otolith microchemistry and dendritic </w:t>
+      </w:r>
+      <w:proofErr w:type="spellStart"/>
+      <w:r>
+        <w:rPr>
+          <w:rFonts w:ascii="Times New Roman" w:hAnsi="Times New Roman" w:cs="Times New Roman"/>
+        </w:rPr>
+        <w:t>isoscapes</w:t>
+      </w:r>
+      <w:proofErr w:type="spellEnd"/>
+      <w:r>
+        <w:rPr>
+          <w:rFonts w:ascii="Times New Roman" w:hAnsi="Times New Roman" w:cs="Times New Roman"/>
+        </w:rPr>
+        <w:t xml:space="preserve"> to map heterogeneous production of fish across river basins. </w:t>
       </w:r>
       <w:r>
         <w:rPr>
@@ -10749,27 +11661,13 @@
           <w:i/>
           <w:iCs/>
         </w:rPr>
-        <w:t>1</w:t>
-      </w:r>
-      <w:r>
-        <w:rPr>
-          <w:rFonts w:ascii="Times New Roman" w:hAnsi="Times New Roman" w:cs="Times New Roman"/>
-        </w:rPr>
-        <w:t>(4), e1400124. https://doi.org/10.1126/sciadv.1400124</w:t>
-      </w:r>
-    </w:p>
-    <w:p>
-      <w:pPr>
-        <w:pStyle w:val="Bibliography"/>
-        <w:rPr>
-          <w:rFonts w:ascii="Times New Roman" w:hAnsi="Times New Roman" w:cs="Times New Roman"/>
-        </w:rPr>
-      </w:pPr>
-      <w:r>
-        <w:rPr>
-          <w:rFonts w:ascii="Times New Roman" w:hAnsi="Times New Roman" w:cs="Times New Roman"/>
-        </w:rPr>
-        <w:t xml:space="preserve">Campana, S. (1999). Chemistry and composition of fish otoliths:pathways, mechanisms and applications. </w:t>
+        <w:t>Ecological Applications</w:t>
+      </w:r>
+      <w:r>
+        <w:rPr>
+          <w:rFonts w:ascii="Times New Roman" w:hAnsi="Times New Roman" w:cs="Times New Roman"/>
+        </w:rPr>
+        <w:t xml:space="preserve">, </w:t>
       </w:r>
       <w:r>
         <w:rPr>
@@ -10777,13 +11675,27 @@
           <w:i/>
           <w:iCs/>
         </w:rPr>
-        <w:t>Marine Ecology Progress Series</w:t>
-      </w:r>
-      <w:r>
-        <w:rPr>
-          <w:rFonts w:ascii="Times New Roman" w:hAnsi="Times New Roman" w:cs="Times New Roman"/>
-        </w:rPr>
-        <w:t xml:space="preserve">, </w:t>
+        <w:t>27</w:t>
+      </w:r>
+      <w:r>
+        <w:rPr>
+          <w:rFonts w:ascii="Times New Roman" w:hAnsi="Times New Roman" w:cs="Times New Roman"/>
+        </w:rPr>
+        <w:t>(2), 363–377. https://doi.org/10.1002/eap.1474</w:t>
+      </w:r>
+    </w:p>
+    <w:p>
+      <w:pPr>
+        <w:pStyle w:val="Bibliography"/>
+        <w:rPr>
+          <w:rFonts w:ascii="Times New Roman" w:hAnsi="Times New Roman" w:cs="Times New Roman"/>
+        </w:rPr>
+      </w:pPr>
+      <w:r>
+        <w:rPr>
+          <w:rFonts w:ascii="Times New Roman" w:hAnsi="Times New Roman" w:cs="Times New Roman"/>
+        </w:rPr>
+        <w:t xml:space="preserve">Brennan, S. R., Schindler, D. E., Cline, T. J., Walsworth, T. E., Buck, G., &amp; Fernandez, D. P. (2019). Shifting habitat mosaics and fish production across river basins. </w:t>
       </w:r>
       <w:r>
         <w:rPr>
@@ -10791,27 +11703,13 @@
           <w:i/>
           <w:iCs/>
         </w:rPr>
-        <w:t>188</w:t>
-      </w:r>
-      <w:r>
-        <w:rPr>
-          <w:rFonts w:ascii="Times New Roman" w:hAnsi="Times New Roman" w:cs="Times New Roman"/>
-        </w:rPr>
-        <w:t>, 263–297. https://doi.org/10.3354/meps188263</w:t>
-      </w:r>
-    </w:p>
-    <w:p>
-      <w:pPr>
-        <w:pStyle w:val="Bibliography"/>
-        <w:rPr>
-          <w:rFonts w:ascii="Times New Roman" w:hAnsi="Times New Roman" w:cs="Times New Roman"/>
-        </w:rPr>
-      </w:pPr>
-      <w:r>
-        <w:rPr>
-          <w:rFonts w:ascii="Times New Roman" w:hAnsi="Times New Roman" w:cs="Times New Roman"/>
-        </w:rPr>
-        <w:t xml:space="preserve">Capo, R. C., Stewart, B. W., &amp; Chadwick, O. A. (1998). Strontium isotopes as tracers of ecosystem processes: Theory and methods. </w:t>
+        <w:t>Science</w:t>
+      </w:r>
+      <w:r>
+        <w:rPr>
+          <w:rFonts w:ascii="Times New Roman" w:hAnsi="Times New Roman" w:cs="Times New Roman"/>
+        </w:rPr>
+        <w:t xml:space="preserve">, </w:t>
       </w:r>
       <w:r>
         <w:rPr>
@@ -10819,13 +11717,41 @@
           <w:i/>
           <w:iCs/>
         </w:rPr>
-        <w:t>Geoderma</w:t>
-      </w:r>
-      <w:r>
-        <w:rPr>
-          <w:rFonts w:ascii="Times New Roman" w:hAnsi="Times New Roman" w:cs="Times New Roman"/>
-        </w:rPr>
-        <w:t xml:space="preserve">, </w:t>
+        <w:t>364</w:t>
+      </w:r>
+      <w:r>
+        <w:rPr>
+          <w:rFonts w:ascii="Times New Roman" w:hAnsi="Times New Roman" w:cs="Times New Roman"/>
+        </w:rPr>
+        <w:t>(6442), 783–786. https://doi.org/10.1126/science.aav4313</w:t>
+      </w:r>
+    </w:p>
+    <w:p>
+      <w:pPr>
+        <w:pStyle w:val="Bibliography"/>
+        <w:rPr>
+          <w:rFonts w:ascii="Times New Roman" w:hAnsi="Times New Roman" w:cs="Times New Roman"/>
+        </w:rPr>
+      </w:pPr>
+      <w:r>
+        <w:rPr>
+          <w:rFonts w:ascii="Times New Roman" w:hAnsi="Times New Roman" w:cs="Times New Roman"/>
+        </w:rPr>
+        <w:t xml:space="preserve">Brennan, S. R., Zimmerman, C. E., Fernandez, D. P., </w:t>
+      </w:r>
+      <w:proofErr w:type="spellStart"/>
+      <w:r>
+        <w:rPr>
+          <w:rFonts w:ascii="Times New Roman" w:hAnsi="Times New Roman" w:cs="Times New Roman"/>
+        </w:rPr>
+        <w:t>Cerling</w:t>
+      </w:r>
+      <w:proofErr w:type="spellEnd"/>
+      <w:r>
+        <w:rPr>
+          <w:rFonts w:ascii="Times New Roman" w:hAnsi="Times New Roman" w:cs="Times New Roman"/>
+        </w:rPr>
+        <w:t xml:space="preserve">, T. E., McPhee, M. V., &amp; Wooller, M. J. (2015). Strontium isotopes delineate fine-scale natal origins and migration histories of Pacific salmon. </w:t>
       </w:r>
       <w:r>
         <w:rPr>
@@ -10833,27 +11759,13 @@
           <w:i/>
           <w:iCs/>
         </w:rPr>
-        <w:t>82</w:t>
-      </w:r>
-      <w:r>
-        <w:rPr>
-          <w:rFonts w:ascii="Times New Roman" w:hAnsi="Times New Roman" w:cs="Times New Roman"/>
-        </w:rPr>
-        <w:t>(1), 197–225. https://doi.org/10.1016/S0016-7061(97)00102-X</w:t>
-      </w:r>
-    </w:p>
-    <w:p>
-      <w:pPr>
-        <w:pStyle w:val="Bibliography"/>
-        <w:rPr>
-          <w:rFonts w:ascii="Times New Roman" w:hAnsi="Times New Roman" w:cs="Times New Roman"/>
-        </w:rPr>
-      </w:pPr>
-      <w:r>
-        <w:rPr>
-          <w:rFonts w:ascii="Times New Roman" w:hAnsi="Times New Roman" w:cs="Times New Roman"/>
-        </w:rPr>
-        <w:t xml:space="preserve">DeMaster, D., Alexander, E., Wiese, F. K., Baker, B., Froehlich, E., Harris, C., Schaeffer, J., Schoen, E., &amp; Shahbazi, A. H. (2025). Food security crisis in the Yukon River Basin: Where have the salmon gone and what can be done? </w:t>
+        <w:t>Science Advances</w:t>
+      </w:r>
+      <w:r>
+        <w:rPr>
+          <w:rFonts w:ascii="Times New Roman" w:hAnsi="Times New Roman" w:cs="Times New Roman"/>
+        </w:rPr>
+        <w:t xml:space="preserve">, </w:t>
       </w:r>
       <w:r>
         <w:rPr>
@@ -10861,13 +11773,43 @@
           <w:i/>
           <w:iCs/>
         </w:rPr>
-        <w:t>Arctic, Antarctic, and Alpine Research</w:t>
-      </w:r>
-      <w:r>
-        <w:rPr>
-          <w:rFonts w:ascii="Times New Roman" w:hAnsi="Times New Roman" w:cs="Times New Roman"/>
-        </w:rPr>
-        <w:t xml:space="preserve">, </w:t>
+        <w:t>1</w:t>
+      </w:r>
+      <w:r>
+        <w:rPr>
+          <w:rFonts w:ascii="Times New Roman" w:hAnsi="Times New Roman" w:cs="Times New Roman"/>
+        </w:rPr>
+        <w:t>(4), e1400124. https://doi.org/10.1126/sciadv.1400124</w:t>
+      </w:r>
+    </w:p>
+    <w:p>
+      <w:pPr>
+        <w:pStyle w:val="Bibliography"/>
+        <w:rPr>
+          <w:rFonts w:ascii="Times New Roman" w:hAnsi="Times New Roman" w:cs="Times New Roman"/>
+        </w:rPr>
+      </w:pPr>
+      <w:r>
+        <w:rPr>
+          <w:rFonts w:ascii="Times New Roman" w:hAnsi="Times New Roman" w:cs="Times New Roman"/>
+        </w:rPr>
+        <w:t xml:space="preserve">Campana, S. (1999). Chemistry and composition of fish </w:t>
+      </w:r>
+      <w:proofErr w:type="spellStart"/>
+      <w:proofErr w:type="gramStart"/>
+      <w:r>
+        <w:rPr>
+          <w:rFonts w:ascii="Times New Roman" w:hAnsi="Times New Roman" w:cs="Times New Roman"/>
+        </w:rPr>
+        <w:t>otoliths:pathways</w:t>
+      </w:r>
+      <w:proofErr w:type="spellEnd"/>
+      <w:proofErr w:type="gramEnd"/>
+      <w:r>
+        <w:rPr>
+          <w:rFonts w:ascii="Times New Roman" w:hAnsi="Times New Roman" w:cs="Times New Roman"/>
+        </w:rPr>
+        <w:t xml:space="preserve">, mechanisms and applications. </w:t>
       </w:r>
       <w:r>
         <w:rPr>
@@ -10875,27 +11817,13 @@
           <w:i/>
           <w:iCs/>
         </w:rPr>
-        <w:t>57</w:t>
-      </w:r>
-      <w:r>
-        <w:rPr>
-          <w:rFonts w:ascii="Times New Roman" w:hAnsi="Times New Roman" w:cs="Times New Roman"/>
-        </w:rPr>
-        <w:t>(1), 2510793. https://doi.org/10.1080/15230430.2025.2510793</w:t>
-      </w:r>
-    </w:p>
-    <w:p>
-      <w:pPr>
-        <w:pStyle w:val="Bibliography"/>
-        <w:rPr>
-          <w:rFonts w:ascii="Times New Roman" w:hAnsi="Times New Roman" w:cs="Times New Roman"/>
-        </w:rPr>
-      </w:pPr>
-      <w:r>
-        <w:rPr>
-          <w:rFonts w:ascii="Times New Roman" w:hAnsi="Times New Roman" w:cs="Times New Roman"/>
-        </w:rPr>
-        <w:t xml:space="preserve">Donohoe, C. J., &amp; Zimmerman, C. E. (2010). A method of mounting multiple otoliths for beam-based microchemical analyses. </w:t>
+        <w:t>Marine Ecology Progress Series</w:t>
+      </w:r>
+      <w:r>
+        <w:rPr>
+          <w:rFonts w:ascii="Times New Roman" w:hAnsi="Times New Roman" w:cs="Times New Roman"/>
+        </w:rPr>
+        <w:t xml:space="preserve">, </w:t>
       </w:r>
       <w:r>
         <w:rPr>
@@ -10903,41 +11831,43 @@
           <w:i/>
           <w:iCs/>
         </w:rPr>
-        <w:t>Environmental Biology of Fishes</w:t>
-      </w:r>
-      <w:r>
-        <w:rPr>
-          <w:rFonts w:ascii="Times New Roman" w:hAnsi="Times New Roman" w:cs="Times New Roman"/>
-        </w:rPr>
-        <w:t xml:space="preserve">, </w:t>
-      </w:r>
+        <w:t>188</w:t>
+      </w:r>
+      <w:r>
+        <w:rPr>
+          <w:rFonts w:ascii="Times New Roman" w:hAnsi="Times New Roman" w:cs="Times New Roman"/>
+        </w:rPr>
+        <w:t>, 263–297. https://doi.org/10.3354/meps188263</w:t>
+      </w:r>
+    </w:p>
+    <w:p>
+      <w:pPr>
+        <w:pStyle w:val="Bibliography"/>
+        <w:rPr>
+          <w:rFonts w:ascii="Times New Roman" w:hAnsi="Times New Roman" w:cs="Times New Roman"/>
+        </w:rPr>
+      </w:pPr>
+      <w:r>
+        <w:rPr>
+          <w:rFonts w:ascii="Times New Roman" w:hAnsi="Times New Roman" w:cs="Times New Roman"/>
+        </w:rPr>
+        <w:t xml:space="preserve">Capo, R. C., Stewart, B. W., &amp; Chadwick, O. A. (1998). Strontium isotopes as tracers of ecosystem processes: Theory and methods. </w:t>
+      </w:r>
+      <w:proofErr w:type="spellStart"/>
       <w:r>
         <w:rPr>
           <w:rFonts w:ascii="Times New Roman" w:hAnsi="Times New Roman" w:cs="Times New Roman"/>
           <w:i/>
           <w:iCs/>
         </w:rPr>
-        <w:t>89</w:t>
-      </w:r>
-      <w:r>
-        <w:rPr>
-          <w:rFonts w:ascii="Times New Roman" w:hAnsi="Times New Roman" w:cs="Times New Roman"/>
-        </w:rPr>
-        <w:t>(3), 473–477. https://doi.org/10.1007/s10641-010-9680-3</w:t>
-      </w:r>
-    </w:p>
-    <w:p>
-      <w:pPr>
-        <w:pStyle w:val="Bibliography"/>
-        <w:rPr>
-          <w:rFonts w:ascii="Times New Roman" w:hAnsi="Times New Roman" w:cs="Times New Roman"/>
-        </w:rPr>
-      </w:pPr>
-      <w:r>
-        <w:rPr>
-          <w:rFonts w:ascii="Times New Roman" w:hAnsi="Times New Roman" w:cs="Times New Roman"/>
-        </w:rPr>
-        <w:t xml:space="preserve">Dormann, C. F. (2020). Calibration of probability predictions from machine-learning and statistical models. </w:t>
+        <w:t>Geoderma</w:t>
+      </w:r>
+      <w:proofErr w:type="spellEnd"/>
+      <w:r>
+        <w:rPr>
+          <w:rFonts w:ascii="Times New Roman" w:hAnsi="Times New Roman" w:cs="Times New Roman"/>
+        </w:rPr>
+        <w:t xml:space="preserve">, </w:t>
       </w:r>
       <w:r>
         <w:rPr>
@@ -10945,13 +11875,34 @@
           <w:i/>
           <w:iCs/>
         </w:rPr>
-        <w:t>Global Ecology and Biogeography</w:t>
-      </w:r>
-      <w:r>
-        <w:rPr>
-          <w:rFonts w:ascii="Times New Roman" w:hAnsi="Times New Roman" w:cs="Times New Roman"/>
-        </w:rPr>
-        <w:t xml:space="preserve">, </w:t>
+        <w:t>82</w:t>
+      </w:r>
+      <w:r>
+        <w:rPr>
+          <w:rFonts w:ascii="Times New Roman" w:hAnsi="Times New Roman" w:cs="Times New Roman"/>
+        </w:rPr>
+        <w:t>(1), 197–225. https://doi.org/10.1016/S0016-7061(97)00102-X</w:t>
+      </w:r>
+    </w:p>
+    <w:p>
+      <w:pPr>
+        <w:pStyle w:val="Bibliography"/>
+        <w:rPr>
+          <w:rFonts w:ascii="Times New Roman" w:hAnsi="Times New Roman" w:cs="Times New Roman"/>
+        </w:rPr>
+      </w:pPr>
+      <w:r>
+        <w:rPr>
+          <w:rFonts w:ascii="Times New Roman" w:hAnsi="Times New Roman" w:cs="Times New Roman"/>
+        </w:rPr>
+        <w:t xml:space="preserve">DeMaster, D., Alexander, E., Wiese, F. K., Baker, B., Froehlich, E., Harris, C., Schaeffer, J., Schoen, E., &amp; Shahbazi, A. H. (2025). Food security crisis in the Yukon River Basin: Where </w:t>
+      </w:r>
+      <w:r>
+        <w:rPr>
+          <w:rFonts w:ascii="Times New Roman" w:hAnsi="Times New Roman" w:cs="Times New Roman"/>
+        </w:rPr>
+        <w:lastRenderedPageBreak/>
+        <w:t xml:space="preserve">have the salmon gone and what can be done? </w:t>
       </w:r>
       <w:r>
         <w:rPr>
@@ -10959,27 +11910,13 @@
           <w:i/>
           <w:iCs/>
         </w:rPr>
-        <w:t>29</w:t>
-      </w:r>
-      <w:r>
-        <w:rPr>
-          <w:rFonts w:ascii="Times New Roman" w:hAnsi="Times New Roman" w:cs="Times New Roman"/>
-        </w:rPr>
-        <w:t>(4), 760–765. https://doi.org/10.1111/geb.13070</w:t>
-      </w:r>
-    </w:p>
-    <w:p>
-      <w:pPr>
-        <w:pStyle w:val="Bibliography"/>
-        <w:rPr>
-          <w:rFonts w:ascii="Times New Roman" w:hAnsi="Times New Roman" w:cs="Times New Roman"/>
-        </w:rPr>
-      </w:pPr>
-      <w:r>
-        <w:rPr>
-          <w:rFonts w:ascii="Times New Roman" w:hAnsi="Times New Roman" w:cs="Times New Roman"/>
-        </w:rPr>
-        <w:t xml:space="preserve">Feddern, M. L., Schoen, E. R., Shaftel, R., Cunningham, C. J., Chythlook, C., Connors, B. M., Murdoch, A. D., von Biela, V. R., &amp; Woods, B. (2023). Kings of the North: Bridging Disciplines to Understand the Effects of Changing Climate on Chinook Salmon in the Arctic-Yukon-Kuskokwim Region. </w:t>
+        <w:t>Arctic, Antarctic, and Alpine Research</w:t>
+      </w:r>
+      <w:r>
+        <w:rPr>
+          <w:rFonts w:ascii="Times New Roman" w:hAnsi="Times New Roman" w:cs="Times New Roman"/>
+        </w:rPr>
+        <w:t xml:space="preserve">, </w:t>
       </w:r>
       <w:r>
         <w:rPr>
@@ -10987,13 +11924,27 @@
           <w:i/>
           <w:iCs/>
         </w:rPr>
-        <w:t>FISHERIES</w:t>
-      </w:r>
-      <w:r>
-        <w:rPr>
-          <w:rFonts w:ascii="Times New Roman" w:hAnsi="Times New Roman" w:cs="Times New Roman"/>
-        </w:rPr>
-        <w:t xml:space="preserve">, </w:t>
+        <w:t>57</w:t>
+      </w:r>
+      <w:r>
+        <w:rPr>
+          <w:rFonts w:ascii="Times New Roman" w:hAnsi="Times New Roman" w:cs="Times New Roman"/>
+        </w:rPr>
+        <w:t>(1), 2510793. https://doi.org/10.1080/15230430.2025.2510793</w:t>
+      </w:r>
+    </w:p>
+    <w:p>
+      <w:pPr>
+        <w:pStyle w:val="Bibliography"/>
+        <w:rPr>
+          <w:rFonts w:ascii="Times New Roman" w:hAnsi="Times New Roman" w:cs="Times New Roman"/>
+        </w:rPr>
+      </w:pPr>
+      <w:r>
+        <w:rPr>
+          <w:rFonts w:ascii="Times New Roman" w:hAnsi="Times New Roman" w:cs="Times New Roman"/>
+        </w:rPr>
+        <w:t xml:space="preserve">Donohoe, C. J., &amp; Zimmerman, C. E. (2010). A method of mounting multiple otoliths for beam-based microchemical analyses. </w:t>
       </w:r>
       <w:r>
         <w:rPr>
@@ -11001,27 +11952,13 @@
           <w:i/>
           <w:iCs/>
         </w:rPr>
-        <w:t>48</w:t>
-      </w:r>
-      <w:r>
-        <w:rPr>
-          <w:rFonts w:ascii="Times New Roman" w:hAnsi="Times New Roman" w:cs="Times New Roman"/>
-        </w:rPr>
-        <w:t>(8), 331–343. https://doi.org/10.1002/fsh.10923</w:t>
-      </w:r>
-    </w:p>
-    <w:p>
-      <w:pPr>
-        <w:pStyle w:val="Bibliography"/>
-        <w:rPr>
-          <w:rFonts w:ascii="Times New Roman" w:hAnsi="Times New Roman" w:cs="Times New Roman"/>
-        </w:rPr>
-      </w:pPr>
-      <w:r>
-        <w:rPr>
-          <w:rFonts w:ascii="Times New Roman" w:hAnsi="Times New Roman" w:cs="Times New Roman"/>
-        </w:rPr>
-        <w:t xml:space="preserve">Hegg, J. C., &amp; Kennedy, B. P. (2021). Let’s do the time warp again: Non-linear time series matching as a tool for sequentially structured data in ecology. </w:t>
+        <w:t>Environmental Biology of Fishes</w:t>
+      </w:r>
+      <w:r>
+        <w:rPr>
+          <w:rFonts w:ascii="Times New Roman" w:hAnsi="Times New Roman" w:cs="Times New Roman"/>
+        </w:rPr>
+        <w:t xml:space="preserve">, </w:t>
       </w:r>
       <w:r>
         <w:rPr>
@@ -11029,13 +11966,27 @@
           <w:i/>
           <w:iCs/>
         </w:rPr>
-        <w:t>Ecosphere</w:t>
-      </w:r>
-      <w:r>
-        <w:rPr>
-          <w:rFonts w:ascii="Times New Roman" w:hAnsi="Times New Roman" w:cs="Times New Roman"/>
-        </w:rPr>
-        <w:t xml:space="preserve">, </w:t>
+        <w:t>89</w:t>
+      </w:r>
+      <w:r>
+        <w:rPr>
+          <w:rFonts w:ascii="Times New Roman" w:hAnsi="Times New Roman" w:cs="Times New Roman"/>
+        </w:rPr>
+        <w:t>(3), 473–477. https://doi.org/10.1007/s10641-010-9680-3</w:t>
+      </w:r>
+    </w:p>
+    <w:p>
+      <w:pPr>
+        <w:pStyle w:val="Bibliography"/>
+        <w:rPr>
+          <w:rFonts w:ascii="Times New Roman" w:hAnsi="Times New Roman" w:cs="Times New Roman"/>
+        </w:rPr>
+      </w:pPr>
+      <w:r>
+        <w:rPr>
+          <w:rFonts w:ascii="Times New Roman" w:hAnsi="Times New Roman" w:cs="Times New Roman"/>
+        </w:rPr>
+        <w:t xml:space="preserve">Dormann, C. F. (2020). Calibration of probability predictions from machine-learning and statistical models. </w:t>
       </w:r>
       <w:r>
         <w:rPr>
@@ -11043,27 +11994,13 @@
           <w:i/>
           <w:iCs/>
         </w:rPr>
-        <w:t>12</w:t>
-      </w:r>
-      <w:r>
-        <w:rPr>
-          <w:rFonts w:ascii="Times New Roman" w:hAnsi="Times New Roman" w:cs="Times New Roman"/>
-        </w:rPr>
-        <w:t>(9), e03742. https://doi.org/10.1002/ecs2.3742</w:t>
-      </w:r>
-    </w:p>
-    <w:p>
-      <w:pPr>
-        <w:pStyle w:val="Bibliography"/>
-        <w:rPr>
-          <w:rFonts w:ascii="Times New Roman" w:hAnsi="Times New Roman" w:cs="Times New Roman"/>
-        </w:rPr>
-      </w:pPr>
-      <w:r>
-        <w:rPr>
-          <w:rFonts w:ascii="Times New Roman" w:hAnsi="Times New Roman" w:cs="Times New Roman"/>
-        </w:rPr>
-        <w:t xml:space="preserve">Hegg, J. C., Kennedy, B. P., &amp; Chittaro, P. (2019). What did you say about my mother? The complexities of maternally derived chemical signatures in otoliths. </w:t>
+        <w:t>Global Ecology and Biogeography</w:t>
+      </w:r>
+      <w:r>
+        <w:rPr>
+          <w:rFonts w:ascii="Times New Roman" w:hAnsi="Times New Roman" w:cs="Times New Roman"/>
+        </w:rPr>
+        <w:t xml:space="preserve">, </w:t>
       </w:r>
       <w:r>
         <w:rPr>
@@ -11071,13 +12008,55 @@
           <w:i/>
           <w:iCs/>
         </w:rPr>
-        <w:t>Canadian Journal of Fisheries and Aquatic Sciences</w:t>
-      </w:r>
-      <w:r>
-        <w:rPr>
-          <w:rFonts w:ascii="Times New Roman" w:hAnsi="Times New Roman" w:cs="Times New Roman"/>
-        </w:rPr>
-        <w:t xml:space="preserve">, </w:t>
+        <w:t>29</w:t>
+      </w:r>
+      <w:r>
+        <w:rPr>
+          <w:rFonts w:ascii="Times New Roman" w:hAnsi="Times New Roman" w:cs="Times New Roman"/>
+        </w:rPr>
+        <w:t>(4), 760–765. https://doi.org/10.1111/geb.13070</w:t>
+      </w:r>
+    </w:p>
+    <w:p>
+      <w:pPr>
+        <w:pStyle w:val="Bibliography"/>
+        <w:rPr>
+          <w:rFonts w:ascii="Times New Roman" w:hAnsi="Times New Roman" w:cs="Times New Roman"/>
+        </w:rPr>
+      </w:pPr>
+      <w:r>
+        <w:rPr>
+          <w:rFonts w:ascii="Times New Roman" w:hAnsi="Times New Roman" w:cs="Times New Roman"/>
+        </w:rPr>
+        <w:t xml:space="preserve">Feddern, M. L., Schoen, E. R., </w:t>
+      </w:r>
+      <w:proofErr w:type="spellStart"/>
+      <w:r>
+        <w:rPr>
+          <w:rFonts w:ascii="Times New Roman" w:hAnsi="Times New Roman" w:cs="Times New Roman"/>
+        </w:rPr>
+        <w:t>Shaftel</w:t>
+      </w:r>
+      <w:proofErr w:type="spellEnd"/>
+      <w:r>
+        <w:rPr>
+          <w:rFonts w:ascii="Times New Roman" w:hAnsi="Times New Roman" w:cs="Times New Roman"/>
+        </w:rPr>
+        <w:t xml:space="preserve">, R., Cunningham, C. J., </w:t>
+      </w:r>
+      <w:proofErr w:type="spellStart"/>
+      <w:r>
+        <w:rPr>
+          <w:rFonts w:ascii="Times New Roman" w:hAnsi="Times New Roman" w:cs="Times New Roman"/>
+        </w:rPr>
+        <w:t>Chythlook</w:t>
+      </w:r>
+      <w:proofErr w:type="spellEnd"/>
+      <w:r>
+        <w:rPr>
+          <w:rFonts w:ascii="Times New Roman" w:hAnsi="Times New Roman" w:cs="Times New Roman"/>
+        </w:rPr>
+        <w:t xml:space="preserve">, C., Connors, B. M., Murdoch, A. D., von Biela, V. R., &amp; Woods, B. (2023). Kings of the North: Bridging Disciplines to Understand the Effects of Changing Climate on Chinook Salmon in the Arctic-Yukon-Kuskokwim Region. </w:t>
       </w:r>
       <w:r>
         <w:rPr>
@@ -11085,28 +12064,13 @@
           <w:i/>
           <w:iCs/>
         </w:rPr>
-        <w:t>76</w:t>
-      </w:r>
-      <w:r>
-        <w:rPr>
-          <w:rFonts w:ascii="Times New Roman" w:hAnsi="Times New Roman" w:cs="Times New Roman"/>
-        </w:rPr>
-        <w:t>(1), 81–94. https://doi.org/10.1139/cjfas-2017-0341</w:t>
-      </w:r>
-    </w:p>
-    <w:p>
-      <w:pPr>
-        <w:pStyle w:val="Bibliography"/>
-        <w:rPr>
-          <w:rFonts w:ascii="Times New Roman" w:hAnsi="Times New Roman" w:cs="Times New Roman"/>
-        </w:rPr>
-      </w:pPr>
-      <w:r>
-        <w:rPr>
-          <w:rFonts w:ascii="Times New Roman" w:hAnsi="Times New Roman" w:cs="Times New Roman"/>
-        </w:rPr>
-        <w:lastRenderedPageBreak/>
-        <w:t xml:space="preserve">Hess, J. E., Whiteaker, J. M., Fryer, J. K., &amp; Narum, S. R. (2014). Monitoring Stock‐Specific Abundance, Run Timing, and Straying of Chinook Salmon in the Columbia River Using Genetic Stock Identification (GSI). </w:t>
+        <w:t>FISHERIES</w:t>
+      </w:r>
+      <w:r>
+        <w:rPr>
+          <w:rFonts w:ascii="Times New Roman" w:hAnsi="Times New Roman" w:cs="Times New Roman"/>
+        </w:rPr>
+        <w:t xml:space="preserve">, </w:t>
       </w:r>
       <w:r>
         <w:rPr>
@@ -11114,13 +12078,27 @@
           <w:i/>
           <w:iCs/>
         </w:rPr>
-        <w:t>North American Journal of Fisheries Management</w:t>
-      </w:r>
-      <w:r>
-        <w:rPr>
-          <w:rFonts w:ascii="Times New Roman" w:hAnsi="Times New Roman" w:cs="Times New Roman"/>
-        </w:rPr>
-        <w:t xml:space="preserve">, </w:t>
+        <w:t>48</w:t>
+      </w:r>
+      <w:r>
+        <w:rPr>
+          <w:rFonts w:ascii="Times New Roman" w:hAnsi="Times New Roman" w:cs="Times New Roman"/>
+        </w:rPr>
+        <w:t>(8), 331–343. https://doi.org/10.1002/fsh.10923</w:t>
+      </w:r>
+    </w:p>
+    <w:p>
+      <w:pPr>
+        <w:pStyle w:val="Bibliography"/>
+        <w:rPr>
+          <w:rFonts w:ascii="Times New Roman" w:hAnsi="Times New Roman" w:cs="Times New Roman"/>
+        </w:rPr>
+      </w:pPr>
+      <w:r>
+        <w:rPr>
+          <w:rFonts w:ascii="Times New Roman" w:hAnsi="Times New Roman" w:cs="Times New Roman"/>
+        </w:rPr>
+        <w:t xml:space="preserve">Hegg, J. C., &amp; Kennedy, B. P. (2021). Let’s do the time warp again: Non-linear time series matching as a tool for sequentially structured data in ecology. </w:t>
       </w:r>
       <w:r>
         <w:rPr>
@@ -11128,27 +12106,13 @@
           <w:i/>
           <w:iCs/>
         </w:rPr>
-        <w:t>34</w:t>
-      </w:r>
-      <w:r>
-        <w:rPr>
-          <w:rFonts w:ascii="Times New Roman" w:hAnsi="Times New Roman" w:cs="Times New Roman"/>
-        </w:rPr>
-        <w:t>(1), 184–201. https://doi.org/10.1080/02755947.2013.862192</w:t>
-      </w:r>
-    </w:p>
-    <w:p>
-      <w:pPr>
-        <w:pStyle w:val="Bibliography"/>
-        <w:rPr>
-          <w:rFonts w:ascii="Times New Roman" w:hAnsi="Times New Roman" w:cs="Times New Roman"/>
-        </w:rPr>
-      </w:pPr>
-      <w:r>
-        <w:rPr>
-          <w:rFonts w:ascii="Times New Roman" w:hAnsi="Times New Roman" w:cs="Times New Roman"/>
-        </w:rPr>
-        <w:t xml:space="preserve">Kennedy, B. P., Folt, C. L., Blum, J. D., &amp; Chamberlain, C. P. (1997). Natural isotope markers in salmon. </w:t>
+        <w:t>Ecosphere</w:t>
+      </w:r>
+      <w:r>
+        <w:rPr>
+          <w:rFonts w:ascii="Times New Roman" w:hAnsi="Times New Roman" w:cs="Times New Roman"/>
+        </w:rPr>
+        <w:t xml:space="preserve">, </w:t>
       </w:r>
       <w:r>
         <w:rPr>
@@ -11156,13 +12120,41 @@
           <w:i/>
           <w:iCs/>
         </w:rPr>
-        <w:t>Nature</w:t>
-      </w:r>
-      <w:r>
-        <w:rPr>
-          <w:rFonts w:ascii="Times New Roman" w:hAnsi="Times New Roman" w:cs="Times New Roman"/>
-        </w:rPr>
-        <w:t xml:space="preserve">, </w:t>
+        <w:t>12</w:t>
+      </w:r>
+      <w:r>
+        <w:rPr>
+          <w:rFonts w:ascii="Times New Roman" w:hAnsi="Times New Roman" w:cs="Times New Roman"/>
+        </w:rPr>
+        <w:t>(9), e03742. https://doi.org/10.1002/ecs2.3742</w:t>
+      </w:r>
+    </w:p>
+    <w:p>
+      <w:pPr>
+        <w:pStyle w:val="Bibliography"/>
+        <w:rPr>
+          <w:rFonts w:ascii="Times New Roman" w:hAnsi="Times New Roman" w:cs="Times New Roman"/>
+        </w:rPr>
+      </w:pPr>
+      <w:r>
+        <w:rPr>
+          <w:rFonts w:ascii="Times New Roman" w:hAnsi="Times New Roman" w:cs="Times New Roman"/>
+        </w:rPr>
+        <w:t xml:space="preserve">Hegg, J. C., Kennedy, B. P., &amp; </w:t>
+      </w:r>
+      <w:proofErr w:type="spellStart"/>
+      <w:r>
+        <w:rPr>
+          <w:rFonts w:ascii="Times New Roman" w:hAnsi="Times New Roman" w:cs="Times New Roman"/>
+        </w:rPr>
+        <w:t>Chittaro</w:t>
+      </w:r>
+      <w:proofErr w:type="spellEnd"/>
+      <w:r>
+        <w:rPr>
+          <w:rFonts w:ascii="Times New Roman" w:hAnsi="Times New Roman" w:cs="Times New Roman"/>
+        </w:rPr>
+        <w:t xml:space="preserve">, P. (2019). What did you say about my mother? The complexities of maternally derived chemical signatures in otoliths. </w:t>
       </w:r>
       <w:r>
         <w:rPr>
@@ -11170,27 +12162,13 @@
           <w:i/>
           <w:iCs/>
         </w:rPr>
-        <w:t>387</w:t>
-      </w:r>
-      <w:r>
-        <w:rPr>
-          <w:rFonts w:ascii="Times New Roman" w:hAnsi="Times New Roman" w:cs="Times New Roman"/>
-        </w:rPr>
-        <w:t>(6635), Article 6635. https://doi.org/10.1038/42835</w:t>
-      </w:r>
-    </w:p>
-    <w:p>
-      <w:pPr>
-        <w:pStyle w:val="Bibliography"/>
-        <w:rPr>
-          <w:rFonts w:ascii="Times New Roman" w:hAnsi="Times New Roman" w:cs="Times New Roman"/>
-        </w:rPr>
-      </w:pPr>
-      <w:r>
-        <w:rPr>
-          <w:rFonts w:ascii="Times New Roman" w:hAnsi="Times New Roman" w:cs="Times New Roman"/>
-        </w:rPr>
-        <w:t xml:space="preserve">Kuhn, M., Vaughn, D., &amp; Ruiz, E. (2025). </w:t>
+        <w:t>Canadian Journal of Fisheries and Aquatic Sciences</w:t>
+      </w:r>
+      <w:r>
+        <w:rPr>
+          <w:rFonts w:ascii="Times New Roman" w:hAnsi="Times New Roman" w:cs="Times New Roman"/>
+        </w:rPr>
+        <w:t xml:space="preserve">, </w:t>
       </w:r>
       <w:r>
         <w:rPr>
@@ -11198,13 +12176,13 @@
           <w:i/>
           <w:iCs/>
         </w:rPr>
-        <w:t>probably: Tools for Post-Processing Predicted Values</w:t>
-      </w:r>
-      <w:r>
-        <w:rPr>
-          <w:rFonts w:ascii="Times New Roman" w:hAnsi="Times New Roman" w:cs="Times New Roman"/>
-        </w:rPr>
-        <w:t xml:space="preserve"> [Computer software]. https://github.com/tidymodels/probably</w:t>
+        <w:t>76</w:t>
+      </w:r>
+      <w:r>
+        <w:rPr>
+          <w:rFonts w:ascii="Times New Roman" w:hAnsi="Times New Roman" w:cs="Times New Roman"/>
+        </w:rPr>
+        <w:t>(1), 81–94. https://doi.org/10.1139/cjfas-2017-0341</w:t>
       </w:r>
     </w:p>
     <w:p>
@@ -11218,7 +12196,7 @@
         <w:rPr>
           <w:rFonts w:ascii="Times New Roman" w:hAnsi="Times New Roman" w:cs="Times New Roman"/>
         </w:rPr>
-        <w:t xml:space="preserve">Kuhn, M., &amp; Wickam, H. (2020). </w:t>
+        <w:t xml:space="preserve">Hess, J. E., Whiteaker, J. M., Fryer, J. K., &amp; Narum, S. R. (2014). Monitoring Stock‐Specific Abundance, Run Timing, and Straying of Chinook Salmon in the Columbia River Using Genetic Stock Identification (GSI). </w:t>
       </w:r>
       <w:r>
         <w:rPr>
@@ -11226,27 +12204,13 @@
           <w:i/>
           <w:iCs/>
         </w:rPr>
-        <w:t>Tidymodels: A collection of packages for modeling and machine learning using tidyverse principles.</w:t>
-      </w:r>
-      <w:r>
-        <w:rPr>
-          <w:rFonts w:ascii="Times New Roman" w:hAnsi="Times New Roman" w:cs="Times New Roman"/>
-        </w:rPr>
-        <w:t xml:space="preserve"> [Computer software]. https://www.tidymodels.org</w:t>
-      </w:r>
-    </w:p>
-    <w:p>
-      <w:pPr>
-        <w:pStyle w:val="Bibliography"/>
-        <w:rPr>
-          <w:rFonts w:ascii="Times New Roman" w:hAnsi="Times New Roman" w:cs="Times New Roman"/>
-        </w:rPr>
-      </w:pPr>
-      <w:r>
-        <w:rPr>
-          <w:rFonts w:ascii="Times New Roman" w:hAnsi="Times New Roman" w:cs="Times New Roman"/>
-        </w:rPr>
-        <w:t xml:space="preserve">Lamborn, C. C., Ohlberger, J., Walsworth, T. E., Westley, P. A. H., Cunningham, C. J., Wynsma, S., &amp; Smith, J. W. (2025). A Synthesis of Factors Related to Trends in Abundance and Demography of Alaska Chinook Salmon (Oncorhynchus tshawytscha, Salmonidae): Implications for Research, Management, and Policy. </w:t>
+        <w:t>North American Journal of Fisheries Management</w:t>
+      </w:r>
+      <w:r>
+        <w:rPr>
+          <w:rFonts w:ascii="Times New Roman" w:hAnsi="Times New Roman" w:cs="Times New Roman"/>
+        </w:rPr>
+        <w:t xml:space="preserve">, </w:t>
       </w:r>
       <w:r>
         <w:rPr>
@@ -11254,13 +12218,27 @@
           <w:i/>
           <w:iCs/>
         </w:rPr>
-        <w:t>Fish and Fisheries</w:t>
-      </w:r>
-      <w:r>
-        <w:rPr>
-          <w:rFonts w:ascii="Times New Roman" w:hAnsi="Times New Roman" w:cs="Times New Roman"/>
-        </w:rPr>
-        <w:t xml:space="preserve">, </w:t>
+        <w:t>34</w:t>
+      </w:r>
+      <w:r>
+        <w:rPr>
+          <w:rFonts w:ascii="Times New Roman" w:hAnsi="Times New Roman" w:cs="Times New Roman"/>
+        </w:rPr>
+        <w:t>(1), 184–201. https://doi.org/10.1080/02755947.2013.862192</w:t>
+      </w:r>
+    </w:p>
+    <w:p>
+      <w:pPr>
+        <w:pStyle w:val="Bibliography"/>
+        <w:rPr>
+          <w:rFonts w:ascii="Times New Roman" w:hAnsi="Times New Roman" w:cs="Times New Roman"/>
+        </w:rPr>
+      </w:pPr>
+      <w:r>
+        <w:rPr>
+          <w:rFonts w:ascii="Times New Roman" w:hAnsi="Times New Roman" w:cs="Times New Roman"/>
+        </w:rPr>
+        <w:t xml:space="preserve">Hodgson, E. E., Hovel, R. A., Ward, E. J., Lord, S., &amp; Moore, J. W. (2020). Migratory diversity in an Arctic fish supporting subsistence harvest. </w:t>
       </w:r>
       <w:r>
         <w:rPr>
@@ -11268,27 +12246,13 @@
           <w:i/>
           <w:iCs/>
         </w:rPr>
-        <w:t>n/a</w:t>
-      </w:r>
-      <w:r>
-        <w:rPr>
-          <w:rFonts w:ascii="Times New Roman" w:hAnsi="Times New Roman" w:cs="Times New Roman"/>
-        </w:rPr>
-        <w:t>(n/a). https://doi.org/10.1111/faf.12895</w:t>
-      </w:r>
-    </w:p>
-    <w:p>
-      <w:pPr>
-        <w:pStyle w:val="Bibliography"/>
-        <w:rPr>
-          <w:rFonts w:ascii="Times New Roman" w:hAnsi="Times New Roman" w:cs="Times New Roman"/>
-        </w:rPr>
-      </w:pPr>
-      <w:r>
-        <w:rPr>
-          <w:rFonts w:ascii="Times New Roman" w:hAnsi="Times New Roman" w:cs="Times New Roman"/>
-        </w:rPr>
-        <w:t xml:space="preserve">Larson, W. A., Seeb, J. E., Pascal, C. E., Templin, W. D., &amp; Seeb, L. W. (2014). Single-nucleotide polymorphisms (SNPs) identified through genotyping-by-sequencing improve genetic stock identification of Chinook salmon (Oncorhynchus tshawytscha) from western Alaska. </w:t>
+        <w:t>Biological Conservation</w:t>
+      </w:r>
+      <w:r>
+        <w:rPr>
+          <w:rFonts w:ascii="Times New Roman" w:hAnsi="Times New Roman" w:cs="Times New Roman"/>
+        </w:rPr>
+        <w:t xml:space="preserve">, </w:t>
       </w:r>
       <w:r>
         <w:rPr>
@@ -11296,13 +12260,27 @@
           <w:i/>
           <w:iCs/>
         </w:rPr>
-        <w:t>Canadian Journal of Fisheries and Aquatic Sciences</w:t>
-      </w:r>
-      <w:r>
-        <w:rPr>
-          <w:rFonts w:ascii="Times New Roman" w:hAnsi="Times New Roman" w:cs="Times New Roman"/>
-        </w:rPr>
-        <w:t xml:space="preserve">, </w:t>
+        <w:t>248</w:t>
+      </w:r>
+      <w:r>
+        <w:rPr>
+          <w:rFonts w:ascii="Times New Roman" w:hAnsi="Times New Roman" w:cs="Times New Roman"/>
+        </w:rPr>
+        <w:t>, 108685. https://doi.org/10.1016/j.biocon.2020.108685</w:t>
+      </w:r>
+    </w:p>
+    <w:p>
+      <w:pPr>
+        <w:pStyle w:val="Bibliography"/>
+        <w:rPr>
+          <w:rFonts w:ascii="Times New Roman" w:hAnsi="Times New Roman" w:cs="Times New Roman"/>
+        </w:rPr>
+      </w:pPr>
+      <w:r>
+        <w:rPr>
+          <w:rFonts w:ascii="Times New Roman" w:hAnsi="Times New Roman" w:cs="Times New Roman"/>
+        </w:rPr>
+        <w:t xml:space="preserve">Kennedy, B. P., Folt, C. L., Blum, J. D., &amp; Chamberlain, C. P. (1997). Natural isotope markers in salmon. </w:t>
       </w:r>
       <w:r>
         <w:rPr>
@@ -11310,27 +12288,13 @@
           <w:i/>
           <w:iCs/>
         </w:rPr>
-        <w:t>71</w:t>
-      </w:r>
-      <w:r>
-        <w:rPr>
-          <w:rFonts w:ascii="Times New Roman" w:hAnsi="Times New Roman" w:cs="Times New Roman"/>
-        </w:rPr>
-        <w:t>(5), 698–708. https://doi.org/10.1139/cjfas-2013-0502</w:t>
-      </w:r>
-    </w:p>
-    <w:p>
-      <w:pPr>
-        <w:pStyle w:val="Bibliography"/>
-        <w:rPr>
-          <w:rFonts w:ascii="Times New Roman" w:hAnsi="Times New Roman" w:cs="Times New Roman"/>
-        </w:rPr>
-      </w:pPr>
-      <w:r>
-        <w:rPr>
-          <w:rFonts w:ascii="Times New Roman" w:hAnsi="Times New Roman" w:cs="Times New Roman"/>
-        </w:rPr>
-        <w:t xml:space="preserve">Makhlouf, B., Cline, T. J., Fernandez, D., Seeb, L., Lee, E., Gilk-Baumer, S., Whited, D., Zimmerman, C. E., &amp; Schindler, D. E. (2025). Combining genetic and isotope frameworks improves reconstruction of fish provenance across riverscapes. </w:t>
+        <w:t>Nature</w:t>
+      </w:r>
+      <w:r>
+        <w:rPr>
+          <w:rFonts w:ascii="Times New Roman" w:hAnsi="Times New Roman" w:cs="Times New Roman"/>
+        </w:rPr>
+        <w:t xml:space="preserve">, </w:t>
       </w:r>
       <w:r>
         <w:rPr>
@@ -11338,13 +12302,27 @@
           <w:i/>
           <w:iCs/>
         </w:rPr>
-        <w:t>Limnology and Oceanography Letters</w:t>
-      </w:r>
-      <w:r>
-        <w:rPr>
-          <w:rFonts w:ascii="Times New Roman" w:hAnsi="Times New Roman" w:cs="Times New Roman"/>
-        </w:rPr>
-        <w:t xml:space="preserve">, </w:t>
+        <w:t>387</w:t>
+      </w:r>
+      <w:r>
+        <w:rPr>
+          <w:rFonts w:ascii="Times New Roman" w:hAnsi="Times New Roman" w:cs="Times New Roman"/>
+        </w:rPr>
+        <w:t>(6635), Article 6635. https://doi.org/10.1038/42835</w:t>
+      </w:r>
+    </w:p>
+    <w:p>
+      <w:pPr>
+        <w:pStyle w:val="Bibliography"/>
+        <w:rPr>
+          <w:rFonts w:ascii="Times New Roman" w:hAnsi="Times New Roman" w:cs="Times New Roman"/>
+        </w:rPr>
+      </w:pPr>
+      <w:r>
+        <w:rPr>
+          <w:rFonts w:ascii="Times New Roman" w:hAnsi="Times New Roman" w:cs="Times New Roman"/>
+        </w:rPr>
+        <w:t xml:space="preserve">Kuhn, M., Vaughn, D., &amp; Ruiz, E. (2025). </w:t>
       </w:r>
       <w:r>
         <w:rPr>
@@ -11352,13 +12330,13 @@
           <w:i/>
           <w:iCs/>
         </w:rPr>
-        <w:t>n/a</w:t>
-      </w:r>
-      <w:r>
-        <w:rPr>
-          <w:rFonts w:ascii="Times New Roman" w:hAnsi="Times New Roman" w:cs="Times New Roman"/>
-        </w:rPr>
-        <w:t>(n/a). https://doi.org/10.1002/lol2.70025</w:t>
+        <w:t>probably: Tools for Post-Processing Predicted Values</w:t>
+      </w:r>
+      <w:r>
+        <w:rPr>
+          <w:rFonts w:ascii="Times New Roman" w:hAnsi="Times New Roman" w:cs="Times New Roman"/>
+        </w:rPr>
+        <w:t xml:space="preserve"> [Computer software]. https://github.com/tidymodels/probably</w:t>
       </w:r>
     </w:p>
     <w:p>
@@ -11372,77 +12350,49 @@
         <w:rPr>
           <w:rFonts w:ascii="Times New Roman" w:hAnsi="Times New Roman" w:cs="Times New Roman"/>
         </w:rPr>
-        <w:t xml:space="preserve">Mercier, L., Darnaude, A. M., Bruguier, O., Vasconcelos, R. P., Cabral, H. N., Costa, M. J., Lara, M., Jones, D. L., &amp; Mouillot, D. (2011). Selecting statistical models and variable combinations for optimal classification using otolith microchemistry. </w:t>
-      </w:r>
+        <w:t xml:space="preserve">Kuhn, M., &amp; Wickam, H. (2020). </w:t>
+      </w:r>
+      <w:proofErr w:type="spellStart"/>
       <w:r>
         <w:rPr>
           <w:rFonts w:ascii="Times New Roman" w:hAnsi="Times New Roman" w:cs="Times New Roman"/>
           <w:i/>
           <w:iCs/>
         </w:rPr>
-        <w:t>Ecological Applications</w:t>
-      </w:r>
-      <w:r>
-        <w:rPr>
-          <w:rFonts w:ascii="Times New Roman" w:hAnsi="Times New Roman" w:cs="Times New Roman"/>
-        </w:rPr>
-        <w:t xml:space="preserve">, </w:t>
-      </w:r>
+        <w:t>Tidymodels</w:t>
+      </w:r>
+      <w:proofErr w:type="spellEnd"/>
       <w:r>
         <w:rPr>
           <w:rFonts w:ascii="Times New Roman" w:hAnsi="Times New Roman" w:cs="Times New Roman"/>
           <w:i/>
           <w:iCs/>
         </w:rPr>
-        <w:t>21</w:t>
-      </w:r>
-      <w:r>
-        <w:rPr>
-          <w:rFonts w:ascii="Times New Roman" w:hAnsi="Times New Roman" w:cs="Times New Roman"/>
-        </w:rPr>
-        <w:t>(4), 1352–1364. https://doi.org/10.1890/09-1887.1</w:t>
-      </w:r>
-    </w:p>
-    <w:p>
-      <w:pPr>
-        <w:pStyle w:val="Bibliography"/>
-        <w:rPr>
-          <w:rFonts w:ascii="Times New Roman" w:hAnsi="Times New Roman" w:cs="Times New Roman"/>
-        </w:rPr>
-      </w:pPr>
-      <w:r>
-        <w:rPr>
-          <w:rFonts w:ascii="Times New Roman" w:hAnsi="Times New Roman" w:cs="Times New Roman"/>
-        </w:rPr>
-        <w:t xml:space="preserve">Ohlberger, J., Ward, E. J., Schindler, D. E., &amp; Lewis, B. (2018). Demographic changes in Chinook salmon across the Northeast Pacific Ocean. </w:t>
-      </w:r>
+        <w:t xml:space="preserve">: A collection of packages for modeling and machine learning using </w:t>
+      </w:r>
+      <w:proofErr w:type="spellStart"/>
       <w:r>
         <w:rPr>
           <w:rFonts w:ascii="Times New Roman" w:hAnsi="Times New Roman" w:cs="Times New Roman"/>
           <w:i/>
           <w:iCs/>
         </w:rPr>
-        <w:t>Fish and Fisheries</w:t>
-      </w:r>
-      <w:r>
-        <w:rPr>
-          <w:rFonts w:ascii="Times New Roman" w:hAnsi="Times New Roman" w:cs="Times New Roman"/>
-        </w:rPr>
-        <w:t xml:space="preserve">, </w:t>
-      </w:r>
+        <w:t>tidyverse</w:t>
+      </w:r>
+      <w:proofErr w:type="spellEnd"/>
       <w:r>
         <w:rPr>
           <w:rFonts w:ascii="Times New Roman" w:hAnsi="Times New Roman" w:cs="Times New Roman"/>
           <w:i/>
           <w:iCs/>
         </w:rPr>
-        <w:t>19</w:t>
-      </w:r>
-      <w:r>
-        <w:rPr>
-          <w:rFonts w:ascii="Times New Roman" w:hAnsi="Times New Roman" w:cs="Times New Roman"/>
-        </w:rPr>
-        <w:t>(3), 533–546. https://doi.org/10.1111/faf.12272</w:t>
+        <w:t xml:space="preserve"> principles.</w:t>
+      </w:r>
+      <w:r>
+        <w:rPr>
+          <w:rFonts w:ascii="Times New Roman" w:hAnsi="Times New Roman" w:cs="Times New Roman"/>
+        </w:rPr>
+        <w:t xml:space="preserve"> [Computer software]. https://www.tidymodels.org</w:t>
       </w:r>
     </w:p>
     <w:p>
@@ -11456,14 +12406,28 @@
         <w:rPr>
           <w:rFonts w:ascii="Times New Roman" w:hAnsi="Times New Roman" w:cs="Times New Roman"/>
         </w:rPr>
-        <w:t xml:space="preserve">Reis-Santos, P., Gillanders, B. M., Sturrock, A. M., Izzo, C., Oxman, D. S., Lueders-Dumont, J. A., Hüssy, K., Tanner, S. E., Rogers, T., Doubleday, Z. A., Andrews, A. H., Trueman, C., Brophy, D., Thiem, J. D., Baumgartner, L. J., Willmes, M., Chung, M.-T., Charapata, P., Johnson, R. C., … Walther, B. D. (2022). Reading the biomineralized book of life: Expanding otolith </w:t>
+        <w:t xml:space="preserve">Lamborn, C. C., </w:t>
+      </w:r>
+      <w:proofErr w:type="spellStart"/>
+      <w:r>
+        <w:rPr>
+          <w:rFonts w:ascii="Times New Roman" w:hAnsi="Times New Roman" w:cs="Times New Roman"/>
+        </w:rPr>
+        <w:t>Ohlberger</w:t>
+      </w:r>
+      <w:proofErr w:type="spellEnd"/>
+      <w:r>
+        <w:rPr>
+          <w:rFonts w:ascii="Times New Roman" w:hAnsi="Times New Roman" w:cs="Times New Roman"/>
+        </w:rPr>
+        <w:t xml:space="preserve">, J., Walsworth, T. E., Westley, P. A. H., Cunningham, C. J., Wynsma, S., &amp; Smith, J. W. (2025). A Synthesis of Factors Related to Trends in Abundance and Demography of Alaska Chinook Salmon (Oncorhynchus tshawytscha, Salmonidae): Implications </w:t>
       </w:r>
       <w:r>
         <w:rPr>
           <w:rFonts w:ascii="Times New Roman" w:hAnsi="Times New Roman" w:cs="Times New Roman"/>
         </w:rPr>
         <w:lastRenderedPageBreak/>
-        <w:t xml:space="preserve">biogeochemical research and applications for fisheries and ecosystem-based management. </w:t>
+        <w:t xml:space="preserve">for Research, Management, and Policy. </w:t>
       </w:r>
       <w:r>
         <w:rPr>
@@ -11471,27 +12435,13 @@
           <w:i/>
           <w:iCs/>
         </w:rPr>
-        <w:t>Reviews in Fish Biology and Fisheries</w:t>
-      </w:r>
-      <w:r>
-        <w:rPr>
-          <w:rFonts w:ascii="Times New Roman" w:hAnsi="Times New Roman" w:cs="Times New Roman"/>
-        </w:rPr>
-        <w:t>. https://doi.org/10.1007/s11160-022-09720-z</w:t>
-      </w:r>
-    </w:p>
-    <w:p>
-      <w:pPr>
-        <w:pStyle w:val="Bibliography"/>
-        <w:rPr>
-          <w:rFonts w:ascii="Times New Roman" w:hAnsi="Times New Roman" w:cs="Times New Roman"/>
-        </w:rPr>
-      </w:pPr>
-      <w:r>
-        <w:rPr>
-          <w:rFonts w:ascii="Times New Roman" w:hAnsi="Times New Roman" w:cs="Times New Roman"/>
-        </w:rPr>
-        <w:t xml:space="preserve">Schindler, D. E., Krueger, C., Bisson, P., Bradford, M. J., Clark, B., Conitz, J., Howard, K., Jones, M., Murphy, J., Myers, K. W., Scheuerell, M., Volk, E. C., &amp; Winton, J. (2013). </w:t>
+        <w:t>Fish and Fisheries</w:t>
+      </w:r>
+      <w:r>
+        <w:rPr>
+          <w:rFonts w:ascii="Times New Roman" w:hAnsi="Times New Roman" w:cs="Times New Roman"/>
+        </w:rPr>
+        <w:t xml:space="preserve">, </w:t>
       </w:r>
       <w:r>
         <w:rPr>
@@ -11499,13 +12449,13 @@
           <w:i/>
           <w:iCs/>
         </w:rPr>
-        <w:t>Arctic-Yukon-Kuskokwim Chinook Salmon Research Action Plan: Evidence of Decline of Chinook Salmon Populations and Recommendations for Future Research. Prepared for the AYK Sustainable Salmon Initiative</w:t>
-      </w:r>
-      <w:r>
-        <w:rPr>
-          <w:rFonts w:ascii="Times New Roman" w:hAnsi="Times New Roman" w:cs="Times New Roman"/>
-        </w:rPr>
-        <w:t>.</w:t>
+        <w:t>n/a</w:t>
+      </w:r>
+      <w:r>
+        <w:rPr>
+          <w:rFonts w:ascii="Times New Roman" w:hAnsi="Times New Roman" w:cs="Times New Roman"/>
+        </w:rPr>
+        <w:t>(n/a). https://doi.org/10.1111/faf.12895</w:t>
       </w:r>
     </w:p>
     <w:p>
@@ -11519,7 +12469,7 @@
         <w:rPr>
           <w:rFonts w:ascii="Times New Roman" w:hAnsi="Times New Roman" w:cs="Times New Roman"/>
         </w:rPr>
-        <w:t xml:space="preserve">Silva Filho, T., Song, H., Perello-Nieto, M., Santos-Rodriguez, R., Kull, M., &amp; Flach, P. (2023). Classifier calibration: A survey on how to assess and improve predicted class probabilities. </w:t>
+        <w:t xml:space="preserve">Larson, W. A., Seeb, J. E., Pascal, C. E., Templin, W. D., &amp; Seeb, L. W. (2014). Single-nucleotide polymorphisms (SNPs) identified through genotyping-by-sequencing improve genetic stock identification of Chinook salmon (Oncorhynchus tshawytscha) from western Alaska. </w:t>
       </w:r>
       <w:r>
         <w:rPr>
@@ -11527,7 +12477,7 @@
           <w:i/>
           <w:iCs/>
         </w:rPr>
-        <w:t>Machine Learning</w:t>
+        <w:t>Canadian Journal of Fisheries and Aquatic Sciences</w:t>
       </w:r>
       <w:r>
         <w:rPr>
@@ -11541,13 +12491,13 @@
           <w:i/>
           <w:iCs/>
         </w:rPr>
-        <w:t>112</w:t>
-      </w:r>
-      <w:r>
-        <w:rPr>
-          <w:rFonts w:ascii="Times New Roman" w:hAnsi="Times New Roman" w:cs="Times New Roman"/>
-        </w:rPr>
-        <w:t>(9), 3211–3260. https://doi.org/10.1007/s10994-023-06336-7</w:t>
+        <w:t>71</w:t>
+      </w:r>
+      <w:r>
+        <w:rPr>
+          <w:rFonts w:ascii="Times New Roman" w:hAnsi="Times New Roman" w:cs="Times New Roman"/>
+        </w:rPr>
+        <w:t>(5), 698–708. https://doi.org/10.1139/cjfas-2013-0502</w:t>
       </w:r>
     </w:p>
     <w:p>
@@ -11561,7 +12511,21 @@
         <w:rPr>
           <w:rFonts w:ascii="Times New Roman" w:hAnsi="Times New Roman" w:cs="Times New Roman"/>
         </w:rPr>
-        <w:t xml:space="preserve">Templin, W. D., Seeb, J. E., Jasper, J. R., Barclay, A. W., &amp; Seeb, L. W. (2011). Genetic differentiation of Alaska Chinook salmon: The missing link for migratory studies. </w:t>
+        <w:t>Makhlouf, B., Cline, T. J., Fernandez, D., Seeb, L., Lee, E., Gilk-</w:t>
+      </w:r>
+      <w:proofErr w:type="spellStart"/>
+      <w:r>
+        <w:rPr>
+          <w:rFonts w:ascii="Times New Roman" w:hAnsi="Times New Roman" w:cs="Times New Roman"/>
+        </w:rPr>
+        <w:t>Baumer</w:t>
+      </w:r>
+      <w:proofErr w:type="spellEnd"/>
+      <w:r>
+        <w:rPr>
+          <w:rFonts w:ascii="Times New Roman" w:hAnsi="Times New Roman" w:cs="Times New Roman"/>
+        </w:rPr>
+        <w:t xml:space="preserve">, S., Whited, D., Zimmerman, C. E., &amp; Schindler, D. E. (2025). Combining genetic and isotope frameworks improves reconstruction of fish provenance across riverscapes. </w:t>
       </w:r>
       <w:r>
         <w:rPr>
@@ -11569,7 +12533,7 @@
           <w:i/>
           <w:iCs/>
         </w:rPr>
-        <w:t>Molecular Ecology Resources</w:t>
+        <w:t>Limnology and Oceanography Letters</w:t>
       </w:r>
       <w:r>
         <w:rPr>
@@ -11583,13 +12547,13 @@
           <w:i/>
           <w:iCs/>
         </w:rPr>
-        <w:t>11</w:t>
-      </w:r>
-      <w:r>
-        <w:rPr>
-          <w:rFonts w:ascii="Times New Roman" w:hAnsi="Times New Roman" w:cs="Times New Roman"/>
-        </w:rPr>
-        <w:t>(s1), 226–246. https://doi.org/10.1111/j.1755-0998.2010.02968.x</w:t>
+        <w:t>n/a</w:t>
+      </w:r>
+      <w:r>
+        <w:rPr>
+          <w:rFonts w:ascii="Times New Roman" w:hAnsi="Times New Roman" w:cs="Times New Roman"/>
+        </w:rPr>
+        <w:t>(n/a). https://doi.org/10.1002/lol2.70025</w:t>
       </w:r>
     </w:p>
     <w:p>
@@ -11603,7 +12567,35 @@
         <w:rPr>
           <w:rFonts w:ascii="Times New Roman" w:hAnsi="Times New Roman" w:cs="Times New Roman"/>
         </w:rPr>
-        <w:t xml:space="preserve">Van Doornik, D. M., Moran, P., Rondeau, E. B., Nichols, K. M., Narum, S. R., Campbell, M. R., Clemento, A. J., Hargrove, J. S., Hess, J. E., Horn, R. L., Seeb, L. W., Stephenson, J. J., &amp; McKinney, G. J. (2024). A new, standardized international Pacific Rim baseline for genetic stock identification (GSI) of Chinook Salmon. </w:t>
+        <w:t xml:space="preserve">Mercier, L., </w:t>
+      </w:r>
+      <w:proofErr w:type="spellStart"/>
+      <w:r>
+        <w:rPr>
+          <w:rFonts w:ascii="Times New Roman" w:hAnsi="Times New Roman" w:cs="Times New Roman"/>
+        </w:rPr>
+        <w:t>Darnaude</w:t>
+      </w:r>
+      <w:proofErr w:type="spellEnd"/>
+      <w:r>
+        <w:rPr>
+          <w:rFonts w:ascii="Times New Roman" w:hAnsi="Times New Roman" w:cs="Times New Roman"/>
+        </w:rPr>
+        <w:t xml:space="preserve">, A. M., Bruguier, O., Vasconcelos, R. P., Cabral, H. N., Costa, M. J., Lara, M., Jones, D. L., &amp; </w:t>
+      </w:r>
+      <w:proofErr w:type="spellStart"/>
+      <w:r>
+        <w:rPr>
+          <w:rFonts w:ascii="Times New Roman" w:hAnsi="Times New Roman" w:cs="Times New Roman"/>
+        </w:rPr>
+        <w:t>Mouillot</w:t>
+      </w:r>
+      <w:proofErr w:type="spellEnd"/>
+      <w:r>
+        <w:rPr>
+          <w:rFonts w:ascii="Times New Roman" w:hAnsi="Times New Roman" w:cs="Times New Roman"/>
+        </w:rPr>
+        <w:t xml:space="preserve">, D. (2011). Selecting statistical models and variable combinations for optimal classification using otolith microchemistry. </w:t>
       </w:r>
       <w:r>
         <w:rPr>
@@ -11611,7 +12603,7 @@
           <w:i/>
           <w:iCs/>
         </w:rPr>
-        <w:t>North American Journal of Fisheries Management</w:t>
+        <w:t>Ecological Applications</w:t>
       </w:r>
       <w:r>
         <w:rPr>
@@ -11625,6 +12617,267 @@
           <w:i/>
           <w:iCs/>
         </w:rPr>
+        <w:t>21</w:t>
+      </w:r>
+      <w:r>
+        <w:rPr>
+          <w:rFonts w:ascii="Times New Roman" w:hAnsi="Times New Roman" w:cs="Times New Roman"/>
+        </w:rPr>
+        <w:t>(4), 1352–1364. https://doi.org/10.1890/09-1887.1</w:t>
+      </w:r>
+    </w:p>
+    <w:p>
+      <w:pPr>
+        <w:pStyle w:val="Bibliography"/>
+        <w:rPr>
+          <w:rFonts w:ascii="Times New Roman" w:hAnsi="Times New Roman" w:cs="Times New Roman"/>
+        </w:rPr>
+      </w:pPr>
+      <w:proofErr w:type="spellStart"/>
+      <w:r>
+        <w:rPr>
+          <w:rFonts w:ascii="Times New Roman" w:hAnsi="Times New Roman" w:cs="Times New Roman"/>
+        </w:rPr>
+        <w:t>Ohlberger</w:t>
+      </w:r>
+      <w:proofErr w:type="spellEnd"/>
+      <w:r>
+        <w:rPr>
+          <w:rFonts w:ascii="Times New Roman" w:hAnsi="Times New Roman" w:cs="Times New Roman"/>
+        </w:rPr>
+        <w:t xml:space="preserve">, J., Ward, E. J., Schindler, D. E., &amp; Lewis, B. (2018). Demographic changes in Chinook salmon across the Northeast Pacific Ocean. </w:t>
+      </w:r>
+      <w:r>
+        <w:rPr>
+          <w:rFonts w:ascii="Times New Roman" w:hAnsi="Times New Roman" w:cs="Times New Roman"/>
+          <w:i/>
+          <w:iCs/>
+        </w:rPr>
+        <w:t>Fish and Fisheries</w:t>
+      </w:r>
+      <w:r>
+        <w:rPr>
+          <w:rFonts w:ascii="Times New Roman" w:hAnsi="Times New Roman" w:cs="Times New Roman"/>
+        </w:rPr>
+        <w:t xml:space="preserve">, </w:t>
+      </w:r>
+      <w:r>
+        <w:rPr>
+          <w:rFonts w:ascii="Times New Roman" w:hAnsi="Times New Roman" w:cs="Times New Roman"/>
+          <w:i/>
+          <w:iCs/>
+        </w:rPr>
+        <w:t>19</w:t>
+      </w:r>
+      <w:r>
+        <w:rPr>
+          <w:rFonts w:ascii="Times New Roman" w:hAnsi="Times New Roman" w:cs="Times New Roman"/>
+        </w:rPr>
+        <w:t>(3), 533–546. https://doi.org/10.1111/faf.12272</w:t>
+      </w:r>
+    </w:p>
+    <w:p>
+      <w:pPr>
+        <w:pStyle w:val="Bibliography"/>
+        <w:rPr>
+          <w:rFonts w:ascii="Times New Roman" w:hAnsi="Times New Roman" w:cs="Times New Roman"/>
+        </w:rPr>
+      </w:pPr>
+      <w:r>
+        <w:rPr>
+          <w:rFonts w:ascii="Times New Roman" w:hAnsi="Times New Roman" w:cs="Times New Roman"/>
+        </w:rPr>
+        <w:t xml:space="preserve">Reis-Santos, P., Gillanders, B. M., Sturrock, A. M., Izzo, C., Oxman, D. S., Lueders-Dumont, J. A., </w:t>
+      </w:r>
+      <w:proofErr w:type="spellStart"/>
+      <w:r>
+        <w:rPr>
+          <w:rFonts w:ascii="Times New Roman" w:hAnsi="Times New Roman" w:cs="Times New Roman"/>
+        </w:rPr>
+        <w:t>Hüssy</w:t>
+      </w:r>
+      <w:proofErr w:type="spellEnd"/>
+      <w:r>
+        <w:rPr>
+          <w:rFonts w:ascii="Times New Roman" w:hAnsi="Times New Roman" w:cs="Times New Roman"/>
+        </w:rPr>
+        <w:t xml:space="preserve">, K., Tanner, S. E., Rogers, T., Doubleday, Z. A., Andrews, A. H., Trueman, C., Brophy, D., Thiem, J. D., Baumgartner, L. J., Willmes, M., Chung, M.-T., Charapata, P., Johnson, R. C., … Walther, B. D. (2022). Reading the biomineralized book of life: Expanding otolith biogeochemical research and applications for fisheries and ecosystem-based management. </w:t>
+      </w:r>
+      <w:r>
+        <w:rPr>
+          <w:rFonts w:ascii="Times New Roman" w:hAnsi="Times New Roman" w:cs="Times New Roman"/>
+          <w:i/>
+          <w:iCs/>
+        </w:rPr>
+        <w:t>Reviews in Fish Biology and Fisheries</w:t>
+      </w:r>
+      <w:r>
+        <w:rPr>
+          <w:rFonts w:ascii="Times New Roman" w:hAnsi="Times New Roman" w:cs="Times New Roman"/>
+        </w:rPr>
+        <w:t>. https://doi.org/10.1007/s11160-022-09720-z</w:t>
+      </w:r>
+    </w:p>
+    <w:p>
+      <w:pPr>
+        <w:pStyle w:val="Bibliography"/>
+        <w:rPr>
+          <w:rFonts w:ascii="Times New Roman" w:hAnsi="Times New Roman" w:cs="Times New Roman"/>
+        </w:rPr>
+      </w:pPr>
+      <w:r>
+        <w:rPr>
+          <w:rFonts w:ascii="Times New Roman" w:hAnsi="Times New Roman" w:cs="Times New Roman"/>
+        </w:rPr>
+        <w:t xml:space="preserve">Schindler, D. E., Krueger, C., Bisson, P., Bradford, M. J., Clark, B., </w:t>
+      </w:r>
+      <w:proofErr w:type="spellStart"/>
+      <w:r>
+        <w:rPr>
+          <w:rFonts w:ascii="Times New Roman" w:hAnsi="Times New Roman" w:cs="Times New Roman"/>
+        </w:rPr>
+        <w:t>Conitz</w:t>
+      </w:r>
+      <w:proofErr w:type="spellEnd"/>
+      <w:r>
+        <w:rPr>
+          <w:rFonts w:ascii="Times New Roman" w:hAnsi="Times New Roman" w:cs="Times New Roman"/>
+        </w:rPr>
+        <w:t xml:space="preserve">, J., Howard, K., Jones, M., Murphy, J., Myers, K. W., Scheuerell, M., Volk, E. C., &amp; Winton, J. (2013). </w:t>
+      </w:r>
+      <w:r>
+        <w:rPr>
+          <w:rFonts w:ascii="Times New Roman" w:hAnsi="Times New Roman" w:cs="Times New Roman"/>
+          <w:i/>
+          <w:iCs/>
+        </w:rPr>
+        <w:t>Arctic-Yukon-Kuskokwim Chinook Salmon Research Action Plan: Evidence of Decline of Chinook Salmon Populations and Recommendations for Future Research. Prepared for the AYK Sustainable Salmon Initiative</w:t>
+      </w:r>
+      <w:r>
+        <w:rPr>
+          <w:rFonts w:ascii="Times New Roman" w:hAnsi="Times New Roman" w:cs="Times New Roman"/>
+        </w:rPr>
+        <w:t>.</w:t>
+      </w:r>
+    </w:p>
+    <w:p>
+      <w:pPr>
+        <w:pStyle w:val="Bibliography"/>
+        <w:rPr>
+          <w:rFonts w:ascii="Times New Roman" w:hAnsi="Times New Roman" w:cs="Times New Roman"/>
+        </w:rPr>
+      </w:pPr>
+      <w:r>
+        <w:rPr>
+          <w:rFonts w:ascii="Times New Roman" w:hAnsi="Times New Roman" w:cs="Times New Roman"/>
+        </w:rPr>
+        <w:t xml:space="preserve">Silva Filho, T., Song, H., Perello-Nieto, M., Santos-Rodriguez, R., Kull, M., &amp; Flach, P. (2023). Classifier calibration: A survey on how to assess and improve predicted class probabilities. </w:t>
+      </w:r>
+      <w:r>
+        <w:rPr>
+          <w:rFonts w:ascii="Times New Roman" w:hAnsi="Times New Roman" w:cs="Times New Roman"/>
+          <w:i/>
+          <w:iCs/>
+        </w:rPr>
+        <w:t>Machine Learning</w:t>
+      </w:r>
+      <w:r>
+        <w:rPr>
+          <w:rFonts w:ascii="Times New Roman" w:hAnsi="Times New Roman" w:cs="Times New Roman"/>
+        </w:rPr>
+        <w:t xml:space="preserve">, </w:t>
+      </w:r>
+      <w:r>
+        <w:rPr>
+          <w:rFonts w:ascii="Times New Roman" w:hAnsi="Times New Roman" w:cs="Times New Roman"/>
+          <w:i/>
+          <w:iCs/>
+        </w:rPr>
+        <w:t>112</w:t>
+      </w:r>
+      <w:r>
+        <w:rPr>
+          <w:rFonts w:ascii="Times New Roman" w:hAnsi="Times New Roman" w:cs="Times New Roman"/>
+        </w:rPr>
+        <w:t>(9), 3211–3260. https://doi.org/10.1007/s10994-023-06336-7</w:t>
+      </w:r>
+    </w:p>
+    <w:p>
+      <w:pPr>
+        <w:pStyle w:val="Bibliography"/>
+        <w:rPr>
+          <w:rFonts w:ascii="Times New Roman" w:hAnsi="Times New Roman" w:cs="Times New Roman"/>
+        </w:rPr>
+      </w:pPr>
+      <w:r>
+        <w:rPr>
+          <w:rFonts w:ascii="Times New Roman" w:hAnsi="Times New Roman" w:cs="Times New Roman"/>
+        </w:rPr>
+        <w:t xml:space="preserve">Templin, W. D., Seeb, J. E., Jasper, J. R., Barclay, A. W., &amp; Seeb, L. W. (2011). Genetic differentiation of Alaska Chinook salmon: The missing link for migratory studies. </w:t>
+      </w:r>
+      <w:r>
+        <w:rPr>
+          <w:rFonts w:ascii="Times New Roman" w:hAnsi="Times New Roman" w:cs="Times New Roman"/>
+          <w:i/>
+          <w:iCs/>
+        </w:rPr>
+        <w:t>Molecular Ecology Resources</w:t>
+      </w:r>
+      <w:r>
+        <w:rPr>
+          <w:rFonts w:ascii="Times New Roman" w:hAnsi="Times New Roman" w:cs="Times New Roman"/>
+        </w:rPr>
+        <w:t xml:space="preserve">, </w:t>
+      </w:r>
+      <w:r>
+        <w:rPr>
+          <w:rFonts w:ascii="Times New Roman" w:hAnsi="Times New Roman" w:cs="Times New Roman"/>
+          <w:i/>
+          <w:iCs/>
+        </w:rPr>
+        <w:t>11</w:t>
+      </w:r>
+      <w:r>
+        <w:rPr>
+          <w:rFonts w:ascii="Times New Roman" w:hAnsi="Times New Roman" w:cs="Times New Roman"/>
+        </w:rPr>
+        <w:t>(s1), 226–246. https://doi.org/10.1111/j.1755-0998.2010.02968.x</w:t>
+      </w:r>
+    </w:p>
+    <w:p>
+      <w:pPr>
+        <w:pStyle w:val="Bibliography"/>
+        <w:rPr>
+          <w:rFonts w:ascii="Times New Roman" w:hAnsi="Times New Roman" w:cs="Times New Roman"/>
+        </w:rPr>
+      </w:pPr>
+      <w:r>
+        <w:rPr>
+          <w:rFonts w:ascii="Times New Roman" w:hAnsi="Times New Roman" w:cs="Times New Roman"/>
+        </w:rPr>
+        <w:lastRenderedPageBreak/>
+        <w:t xml:space="preserve">Van Doornik, D. M., Moran, P., Rondeau, E. B., Nichols, K. M., Narum, S. R., Campbell, M. R., Clemento, A. J., Hargrove, J. S., Hess, J. E., Horn, R. L., Seeb, L. W., Stephenson, J. J., &amp; McKinney, G. J. (2024). A new, standardized international Pacific Rim baseline for genetic stock identification (GSI) of Chinook Salmon. </w:t>
+      </w:r>
+      <w:r>
+        <w:rPr>
+          <w:rFonts w:ascii="Times New Roman" w:hAnsi="Times New Roman" w:cs="Times New Roman"/>
+          <w:i/>
+          <w:iCs/>
+        </w:rPr>
+        <w:t>North American Journal of Fisheries Management</w:t>
+      </w:r>
+      <w:r>
+        <w:rPr>
+          <w:rFonts w:ascii="Times New Roman" w:hAnsi="Times New Roman" w:cs="Times New Roman"/>
+        </w:rPr>
+        <w:t xml:space="preserve">, </w:t>
+      </w:r>
+      <w:r>
+        <w:rPr>
+          <w:rFonts w:ascii="Times New Roman" w:hAnsi="Times New Roman" w:cs="Times New Roman"/>
+          <w:i/>
+          <w:iCs/>
+        </w:rPr>
         <w:t>44</w:t>
       </w:r>
       <w:r>
@@ -11645,7 +12898,21 @@
         <w:rPr>
           <w:rFonts w:ascii="Times New Roman" w:hAnsi="Times New Roman" w:cs="Times New Roman"/>
         </w:rPr>
-        <w:t xml:space="preserve">Van Rijsbergen, C. J. (1975). </w:t>
+        <w:t xml:space="preserve">Van </w:t>
+      </w:r>
+      <w:proofErr w:type="spellStart"/>
+      <w:r>
+        <w:rPr>
+          <w:rFonts w:ascii="Times New Roman" w:hAnsi="Times New Roman" w:cs="Times New Roman"/>
+        </w:rPr>
+        <w:t>Rijsbergen</w:t>
+      </w:r>
+      <w:proofErr w:type="spellEnd"/>
+      <w:r>
+        <w:rPr>
+          <w:rFonts w:ascii="Times New Roman" w:hAnsi="Times New Roman" w:cs="Times New Roman"/>
+        </w:rPr>
+        <w:t xml:space="preserve">, C. J. (1975). </w:t>
       </w:r>
       <w:r>
         <w:rPr>
@@ -12168,7 +13435,7 @@
           <w:rFonts w:ascii="Times New Roman" w:hAnsi="Times New Roman" w:cs="Times New Roman"/>
           <w:b/>
           <w:bCs/>
-          <w:rPrChange w:id="180" w:author="Benjamin J. Makhlouf" w:date="2026-03-03T12:24:00Z" w16du:dateUtc="2026-03-03T20:24:00Z">
+          <w:rPrChange w:id="297" w:author="Benjamin J. Makhlouf" w:date="2026-03-03T12:24:00Z" w16du:dateUtc="2026-03-03T20:24:00Z">
             <w:rPr>
               <w:rFonts w:ascii="Times New Roman" w:hAnsi="Times New Roman" w:cs="Times New Roman"/>
             </w:rPr>
@@ -12195,7 +13462,7 @@
         </w:rPr>
         <w:t xml:space="preserve">Principal Component analysis of GAM smoothed </w:t>
       </w:r>
-      <w:ins w:id="181" w:author="Benjamin J. Makhlouf" w:date="2026-03-03T12:23:00Z" w16du:dateUtc="2026-03-03T20:23:00Z">
+      <w:ins w:id="298" w:author="Benjamin J. Makhlouf" w:date="2026-03-03T12:23:00Z" w16du:dateUtc="2026-03-03T20:23:00Z">
         <w:r>
           <w:rPr>
             <w:rFonts w:ascii="Times New Roman" w:hAnsi="Times New Roman" w:cs="Times New Roman"/>
@@ -12209,7 +13476,7 @@
         </w:rPr>
         <w:t>timeseries data</w:t>
       </w:r>
-      <w:ins w:id="182" w:author="Benjamin J. Makhlouf" w:date="2026-03-03T12:23:00Z" w16du:dateUtc="2026-03-03T20:23:00Z">
+      <w:ins w:id="299" w:author="Benjamin J. Makhlouf" w:date="2026-03-03T12:23:00Z" w16du:dateUtc="2026-03-03T20:23:00Z">
         <w:r>
           <w:rPr>
             <w:rFonts w:ascii="Times New Roman" w:hAnsi="Times New Roman" w:cs="Times New Roman"/>
@@ -12223,11 +13490,11 @@
         </w:rPr>
         <w:t xml:space="preserve"> (n = 2,531 otoliths). </w:t>
       </w:r>
-      <w:ins w:id="183" w:author="Benjamin J. Makhlouf" w:date="2026-03-03T12:23:00Z" w16du:dateUtc="2026-03-03T20:23:00Z">
-        <w:r>
-          <w:rPr>
-            <w:rFonts w:ascii="Times New Roman" w:hAnsi="Times New Roman" w:cs="Times New Roman"/>
-            <w:rPrChange w:id="184" w:author="Benjamin J. Makhlouf" w:date="2026-03-03T12:25:00Z" w16du:dateUtc="2026-03-03T20:25:00Z">
+      <w:ins w:id="300" w:author="Benjamin J. Makhlouf" w:date="2026-03-03T12:23:00Z" w16du:dateUtc="2026-03-03T20:23:00Z">
+        <w:r>
+          <w:rPr>
+            <w:rFonts w:ascii="Times New Roman" w:hAnsi="Times New Roman" w:cs="Times New Roman"/>
+            <w:rPrChange w:id="301" w:author="Benjamin J. Makhlouf" w:date="2026-03-03T12:25:00Z" w16du:dateUtc="2026-03-03T20:25:00Z">
               <w:rPr>
                 <w:rFonts w:ascii="Times New Roman" w:hAnsi="Times New Roman" w:cs="Times New Roman"/>
                 <w:b/>
@@ -12238,11 +13505,11 @@
           <w:t xml:space="preserve">Each point represents otolith Sr8786 data </w:t>
         </w:r>
       </w:ins>
-      <w:ins w:id="185" w:author="Benjamin J. Makhlouf" w:date="2026-03-03T12:24:00Z" w16du:dateUtc="2026-03-03T20:24:00Z">
-        <w:r>
-          <w:rPr>
-            <w:rFonts w:ascii="Times New Roman" w:hAnsi="Times New Roman" w:cs="Times New Roman"/>
-            <w:rPrChange w:id="186" w:author="Benjamin J. Makhlouf" w:date="2026-03-03T12:25:00Z" w16du:dateUtc="2026-03-03T20:25:00Z">
+      <w:ins w:id="302" w:author="Benjamin J. Makhlouf" w:date="2026-03-03T12:24:00Z" w16du:dateUtc="2026-03-03T20:24:00Z">
+        <w:r>
+          <w:rPr>
+            <w:rFonts w:ascii="Times New Roman" w:hAnsi="Times New Roman" w:cs="Times New Roman"/>
+            <w:rPrChange w:id="303" w:author="Benjamin J. Makhlouf" w:date="2026-03-03T12:25:00Z" w16du:dateUtc="2026-03-03T20:25:00Z">
               <w:rPr>
                 <w:rFonts w:ascii="Times New Roman" w:hAnsi="Times New Roman" w:cs="Times New Roman"/>
                 <w:b/>
@@ -12259,7 +13526,7 @@
         </w:rPr>
         <w:t>S</w:t>
       </w:r>
-      <w:ins w:id="187" w:author="Benjamin J. Makhlouf" w:date="2026-03-01T20:18:00Z" w16du:dateUtc="2026-03-02T04:18:00Z">
+      <w:ins w:id="304" w:author="Benjamin J. Makhlouf" w:date="2026-03-01T20:18:00Z" w16du:dateUtc="2026-03-02T04:18:00Z">
         <w:r>
           <w:rPr>
             <w:rFonts w:ascii="Times New Roman" w:hAnsi="Times New Roman" w:cs="Times New Roman"/>
@@ -12267,7 +13534,7 @@
           <w:t>ubstantial</w:t>
         </w:r>
       </w:ins>
-      <w:del w:id="188" w:author="Benjamin J. Makhlouf" w:date="2026-03-01T20:18:00Z" w16du:dateUtc="2026-03-02T04:18:00Z">
+      <w:del w:id="305" w:author="Benjamin J. Makhlouf" w:date="2026-03-01T20:18:00Z" w16du:dateUtc="2026-03-02T04:18:00Z">
         <w:r>
           <w:rPr>
             <w:rFonts w:ascii="Times New Roman" w:hAnsi="Times New Roman" w:cs="Times New Roman"/>
@@ -12281,7 +13548,7 @@
         </w:rPr>
         <w:t xml:space="preserve"> clustering </w:t>
       </w:r>
-      <w:ins w:id="189" w:author="Benjamin J. Makhlouf" w:date="2026-03-03T12:24:00Z" w16du:dateUtc="2026-03-03T20:24:00Z">
+      <w:ins w:id="306" w:author="Benjamin J. Makhlouf" w:date="2026-03-03T12:24:00Z" w16du:dateUtc="2026-03-03T20:24:00Z">
         <w:r>
           <w:rPr>
             <w:rFonts w:ascii="Times New Roman" w:hAnsi="Times New Roman" w:cs="Times New Roman"/>
@@ -12295,7 +13562,7 @@
         </w:rPr>
         <w:t xml:space="preserve">is evident, </w:t>
       </w:r>
-      <w:ins w:id="190" w:author="Benjamin J. Makhlouf" w:date="2026-03-03T12:24:00Z" w16du:dateUtc="2026-03-03T20:24:00Z">
+      <w:ins w:id="307" w:author="Benjamin J. Makhlouf" w:date="2026-03-03T12:24:00Z" w16du:dateUtc="2026-03-03T20:24:00Z">
         <w:r>
           <w:rPr>
             <w:rFonts w:ascii="Times New Roman" w:hAnsi="Times New Roman" w:cs="Times New Roman"/>
@@ -12303,7 +13570,7 @@
           <w:t xml:space="preserve">however, there is significant </w:t>
         </w:r>
       </w:ins>
-      <w:del w:id="191" w:author="Benjamin J. Makhlouf" w:date="2026-03-03T12:24:00Z" w16du:dateUtc="2026-03-03T20:24:00Z">
+      <w:del w:id="308" w:author="Benjamin J. Makhlouf" w:date="2026-03-03T12:24:00Z" w16du:dateUtc="2026-03-03T20:24:00Z">
         <w:r>
           <w:rPr>
             <w:rFonts w:ascii="Times New Roman" w:hAnsi="Times New Roman" w:cs="Times New Roman"/>
@@ -12317,7 +13584,7 @@
         </w:rPr>
         <w:t xml:space="preserve">overlap between all watersheds. Yukon (Blue points) contain a much larger range of values, indicative of the large range in natal ⁸⁷Sr/⁸⁶Sr values in the basin. Kuskokwim (Red points) </w:t>
       </w:r>
-      <w:ins w:id="192" w:author="Benjamin J. Makhlouf" w:date="2026-03-03T12:24:00Z" w16du:dateUtc="2026-03-03T20:24:00Z">
+      <w:ins w:id="309" w:author="Benjamin J. Makhlouf" w:date="2026-03-03T12:24:00Z" w16du:dateUtc="2026-03-03T20:24:00Z">
         <w:r>
           <w:rPr>
             <w:rFonts w:ascii="Times New Roman" w:hAnsi="Times New Roman" w:cs="Times New Roman"/>
@@ -12331,7 +13598,7 @@
         </w:rPr>
         <w:t>overlap</w:t>
       </w:r>
-      <w:ins w:id="193" w:author="Benjamin J. Makhlouf" w:date="2026-03-03T12:24:00Z" w16du:dateUtc="2026-03-03T20:24:00Z">
+      <w:ins w:id="310" w:author="Benjamin J. Makhlouf" w:date="2026-03-03T12:24:00Z" w16du:dateUtc="2026-03-03T20:24:00Z">
         <w:r>
           <w:rPr>
             <w:rFonts w:ascii="Times New Roman" w:hAnsi="Times New Roman" w:cs="Times New Roman"/>
@@ -12339,7 +13606,7 @@
           <w:t xml:space="preserve">ped </w:t>
         </w:r>
       </w:ins>
-      <w:del w:id="194" w:author="Benjamin J. Makhlouf" w:date="2026-03-03T12:24:00Z" w16du:dateUtc="2026-03-03T20:24:00Z">
+      <w:del w:id="311" w:author="Benjamin J. Makhlouf" w:date="2026-03-03T12:24:00Z" w16du:dateUtc="2026-03-03T20:24:00Z">
         <w:r>
           <w:rPr>
             <w:rFonts w:ascii="Times New Roman" w:hAnsi="Times New Roman" w:cs="Times New Roman"/>
@@ -12347,7 +13614,7 @@
           <w:delText xml:space="preserve"> </w:delText>
         </w:r>
       </w:del>
-      <w:ins w:id="195" w:author="Benjamin J. Makhlouf" w:date="2026-03-03T12:25:00Z" w16du:dateUtc="2026-03-03T20:25:00Z">
+      <w:ins w:id="312" w:author="Benjamin J. Makhlouf" w:date="2026-03-03T12:25:00Z" w16du:dateUtc="2026-03-03T20:25:00Z">
         <w:r>
           <w:rPr>
             <w:rFonts w:ascii="Times New Roman" w:hAnsi="Times New Roman" w:cs="Times New Roman"/>
@@ -12355,7 +13622,7 @@
           <w:t xml:space="preserve">by </w:t>
         </w:r>
       </w:ins>
-      <w:del w:id="196" w:author="Benjamin J. Makhlouf" w:date="2026-03-03T12:25:00Z" w16du:dateUtc="2026-03-03T20:25:00Z">
+      <w:del w:id="313" w:author="Benjamin J. Makhlouf" w:date="2026-03-03T12:25:00Z" w16du:dateUtc="2026-03-03T20:25:00Z">
         <w:r>
           <w:rPr>
             <w:rFonts w:ascii="Times New Roman" w:hAnsi="Times New Roman" w:cs="Times New Roman"/>
@@ -12369,7 +13636,7 @@
         </w:rPr>
         <w:t xml:space="preserve">both Nushagak and Yukon </w:t>
       </w:r>
-      <w:ins w:id="197" w:author="Benjamin J. Makhlouf" w:date="2026-03-03T12:25:00Z" w16du:dateUtc="2026-03-03T20:25:00Z">
+      <w:ins w:id="314" w:author="Benjamin J. Makhlouf" w:date="2026-03-03T12:25:00Z" w16du:dateUtc="2026-03-03T20:25:00Z">
         <w:r>
           <w:rPr>
             <w:rFonts w:ascii="Times New Roman" w:hAnsi="Times New Roman" w:cs="Times New Roman"/>
@@ -12377,7 +13644,7 @@
           <w:t>samples</w:t>
         </w:r>
       </w:ins>
-      <w:del w:id="198" w:author="Benjamin J. Makhlouf" w:date="2026-03-03T12:25:00Z" w16du:dateUtc="2026-03-03T20:25:00Z">
+      <w:del w:id="315" w:author="Benjamin J. Makhlouf" w:date="2026-03-03T12:25:00Z" w16du:dateUtc="2026-03-03T20:25:00Z">
         <w:r>
           <w:rPr>
             <w:rFonts w:ascii="Times New Roman" w:hAnsi="Times New Roman" w:cs="Times New Roman"/>
@@ -12492,7 +13759,7 @@
         </w:rPr>
         <w:t xml:space="preserve">A) Principal component analysis of </w:t>
       </w:r>
-      <w:ins w:id="199" w:author="Benjamin J. Makhlouf" w:date="2026-03-03T12:25:00Z" w16du:dateUtc="2026-03-03T20:25:00Z">
+      <w:ins w:id="316" w:author="Benjamin J. Makhlouf" w:date="2026-03-03T12:25:00Z" w16du:dateUtc="2026-03-03T20:25:00Z">
         <w:r>
           <w:rPr>
             <w:rFonts w:ascii="Times New Roman" w:hAnsi="Times New Roman" w:cs="Times New Roman"/>
@@ -12500,7 +13767,7 @@
           <w:t xml:space="preserve">otolith </w:t>
         </w:r>
       </w:ins>
-      <w:ins w:id="200" w:author="Benjamin J. Makhlouf" w:date="2026-03-03T12:26:00Z" w16du:dateUtc="2026-03-03T20:26:00Z">
+      <w:ins w:id="317" w:author="Benjamin J. Makhlouf" w:date="2026-03-03T12:26:00Z" w16du:dateUtc="2026-03-03T20:26:00Z">
         <w:r>
           <w:rPr>
             <w:rFonts w:ascii="Times New Roman" w:hAnsi="Times New Roman" w:cs="Times New Roman"/>
@@ -12514,7 +13781,7 @@
           <w:t>timeseries</w:t>
         </w:r>
       </w:ins>
-      <w:del w:id="201" w:author="Benjamin J. Makhlouf" w:date="2026-03-03T12:25:00Z" w16du:dateUtc="2026-03-03T20:25:00Z">
+      <w:del w:id="318" w:author="Benjamin J. Makhlouf" w:date="2026-03-03T12:25:00Z" w16du:dateUtc="2026-03-03T20:25:00Z">
         <w:r>
           <w:rPr>
             <w:rFonts w:ascii="Times New Roman" w:hAnsi="Times New Roman" w:cs="Times New Roman"/>
@@ -12522,7 +13789,7 @@
           <w:delText>all</w:delText>
         </w:r>
       </w:del>
-      <w:del w:id="202" w:author="Benjamin J. Makhlouf" w:date="2026-03-03T12:26:00Z" w16du:dateUtc="2026-03-03T20:26:00Z">
+      <w:del w:id="319" w:author="Benjamin J. Makhlouf" w:date="2026-03-03T12:26:00Z" w16du:dateUtc="2026-03-03T20:26:00Z">
         <w:r>
           <w:rPr>
             <w:rFonts w:ascii="Times New Roman" w:hAnsi="Times New Roman" w:cs="Times New Roman"/>
@@ -12536,7 +13803,7 @@
         </w:rPr>
         <w:t xml:space="preserve"> with a natal origin ⁸⁷Sr/⁸⁶Sr of 0.7080 - 0.7085. </w:t>
       </w:r>
-      <w:ins w:id="203" w:author="Benjamin J. Makhlouf" w:date="2026-03-03T12:26:00Z" w16du:dateUtc="2026-03-03T20:26:00Z">
+      <w:ins w:id="320" w:author="Benjamin J. Makhlouf" w:date="2026-03-03T12:26:00Z" w16du:dateUtc="2026-03-03T20:26:00Z">
         <w:r>
           <w:rPr>
             <w:rFonts w:ascii="Times New Roman" w:hAnsi="Times New Roman" w:cs="Times New Roman"/>
@@ -12544,7 +13811,7 @@
           <w:t xml:space="preserve">These individuals are unable to be </w:t>
         </w:r>
       </w:ins>
-      <w:ins w:id="204" w:author="Benjamin J. Makhlouf" w:date="2026-03-03T12:27:00Z" w16du:dateUtc="2026-03-03T20:27:00Z">
+      <w:ins w:id="321" w:author="Benjamin J. Makhlouf" w:date="2026-03-03T12:27:00Z" w16du:dateUtc="2026-03-03T20:27:00Z">
         <w:r>
           <w:rPr>
             <w:rFonts w:ascii="Times New Roman" w:hAnsi="Times New Roman" w:cs="Times New Roman"/>
@@ -12558,7 +13825,7 @@
         </w:rPr>
         <w:t xml:space="preserve">Clustering among watersheds is evident between principal components 1 and 2 (68.39% of variance), as well as between principal components 2 and 3 (31.16% of variance). There is some overlap between all three watersheds in both cases. B) </w:t>
       </w:r>
-      <w:ins w:id="205" w:author="Benjamin J. Makhlouf" w:date="2026-03-03T12:27:00Z" w16du:dateUtc="2026-03-03T20:27:00Z">
+      <w:ins w:id="322" w:author="Benjamin J. Makhlouf" w:date="2026-03-03T12:27:00Z" w16du:dateUtc="2026-03-03T20:27:00Z">
         <w:r>
           <w:rPr>
             <w:rFonts w:ascii="Times New Roman" w:hAnsi="Times New Roman" w:cs="Times New Roman"/>
@@ -12566,7 +13833,7 @@
           <w:t>A single representative sample of</w:t>
         </w:r>
       </w:ins>
-      <w:del w:id="206" w:author="Benjamin J. Makhlouf" w:date="2026-03-03T12:27:00Z" w16du:dateUtc="2026-03-03T20:27:00Z">
+      <w:del w:id="323" w:author="Benjamin J. Makhlouf" w:date="2026-03-03T12:27:00Z" w16du:dateUtc="2026-03-03T20:27:00Z">
         <w:r>
           <w:rPr>
             <w:rFonts w:ascii="Times New Roman" w:hAnsi="Times New Roman" w:cs="Times New Roman"/>
@@ -12580,7 +13847,7 @@
         </w:rPr>
         <w:t xml:space="preserve"> otolith LA timeseries </w:t>
       </w:r>
-      <w:ins w:id="207" w:author="Benjamin J. Makhlouf" w:date="2026-03-03T13:32:00Z" w16du:dateUtc="2026-03-03T21:32:00Z">
+      <w:ins w:id="324" w:author="Benjamin J. Makhlouf" w:date="2026-03-03T13:32:00Z" w16du:dateUtc="2026-03-03T21:32:00Z">
         <w:r>
           <w:rPr>
             <w:rFonts w:ascii="Times New Roman" w:hAnsi="Times New Roman" w:cs="Times New Roman"/>
@@ -12600,7 +13867,7 @@
         </w:rPr>
         <w:t>d by the absolute value of</w:t>
       </w:r>
-      <w:del w:id="208" w:author="Benjamin J. Makhlouf" w:date="2026-03-03T12:27:00Z" w16du:dateUtc="2026-03-03T20:27:00Z">
+      <w:del w:id="325" w:author="Benjamin J. Makhlouf" w:date="2026-03-03T12:27:00Z" w16du:dateUtc="2026-03-03T20:27:00Z">
         <w:r>
           <w:rPr>
             <w:rFonts w:ascii="Times New Roman" w:hAnsi="Times New Roman" w:cs="Times New Roman"/>
@@ -12614,7 +13881,7 @@
         </w:rPr>
         <w:t xml:space="preserve"> PCA loadings at associated </w:t>
       </w:r>
-      <w:del w:id="209" w:author="Benjamin J. Makhlouf" w:date="2026-03-03T12:27:00Z" w16du:dateUtc="2026-03-03T20:27:00Z">
+      <w:del w:id="326" w:author="Benjamin J. Makhlouf" w:date="2026-03-03T12:27:00Z" w16du:dateUtc="2026-03-03T20:27:00Z">
         <w:r>
           <w:rPr>
             <w:rFonts w:ascii="Times New Roman" w:hAnsi="Times New Roman" w:cs="Times New Roman"/>
@@ -12772,7 +14039,7 @@
         </w:rPr>
         <w:t xml:space="preserve"> Model Performance comparison among data preprocessing steps and model types</w:t>
       </w:r>
-      <w:ins w:id="210" w:author="Benjamin J. Makhlouf" w:date="2026-03-03T12:28:00Z" w16du:dateUtc="2026-03-03T20:28:00Z">
+      <w:ins w:id="327" w:author="Benjamin J. Makhlouf" w:date="2026-03-03T12:28:00Z" w16du:dateUtc="2026-03-03T20:28:00Z">
         <w:r>
           <w:rPr>
             <w:rFonts w:ascii="Times New Roman" w:hAnsi="Times New Roman" w:cs="Times New Roman"/>
@@ -13020,7 +14287,7 @@
         </w:rPr>
         <w:t xml:space="preserve"> Confusion matrix from the highest performing </w:t>
       </w:r>
-      <w:ins w:id="211" w:author="Benjamin J. Makhlouf" w:date="2026-03-03T12:29:00Z" w16du:dateUtc="2026-03-03T20:29:00Z">
+      <w:ins w:id="328" w:author="Benjamin J. Makhlouf" w:date="2026-03-03T12:29:00Z" w16du:dateUtc="2026-03-03T20:29:00Z">
         <w:r>
           <w:rPr>
             <w:rFonts w:ascii="Times New Roman" w:hAnsi="Times New Roman" w:cs="Times New Roman"/>
@@ -13034,7 +14301,7 @@
         </w:rPr>
         <w:t>model (Random Forest on GAM Smoothed data)</w:t>
       </w:r>
-      <w:ins w:id="212" w:author="Benjamin J. Makhlouf" w:date="2026-03-03T12:29:00Z" w16du:dateUtc="2026-03-03T20:29:00Z">
+      <w:ins w:id="329" w:author="Benjamin J. Makhlouf" w:date="2026-03-03T12:29:00Z" w16du:dateUtc="2026-03-03T20:29:00Z">
         <w:r>
           <w:rPr>
             <w:rFonts w:ascii="Times New Roman" w:hAnsi="Times New Roman" w:cs="Times New Roman"/>
@@ -13042,7 +14309,7 @@
           <w:t xml:space="preserve"> for </w:t>
         </w:r>
       </w:ins>
-      <w:ins w:id="213" w:author="Benjamin J. Makhlouf" w:date="2026-03-03T12:30:00Z" w16du:dateUtc="2026-03-03T20:30:00Z">
+      <w:ins w:id="330" w:author="Benjamin J. Makhlouf" w:date="2026-03-03T12:30:00Z" w16du:dateUtc="2026-03-03T20:30:00Z">
         <w:r>
           <w:rPr>
             <w:rFonts w:ascii="Times New Roman" w:hAnsi="Times New Roman" w:cs="Times New Roman"/>
@@ -13062,7 +14329,7 @@
           <w:t xml:space="preserve">. Results are separated into the total testing set and a testing set limited to only overlapping isotope ranges. </w:t>
         </w:r>
       </w:ins>
-      <w:del w:id="214" w:author="Benjamin J. Makhlouf" w:date="2026-03-03T12:31:00Z" w16du:dateUtc="2026-03-03T20:31:00Z">
+      <w:del w:id="331" w:author="Benjamin J. Makhlouf" w:date="2026-03-03T12:31:00Z" w16du:dateUtc="2026-03-03T20:31:00Z">
         <w:r>
           <w:rPr>
             <w:rFonts w:ascii="Times New Roman" w:hAnsi="Times New Roman" w:cs="Times New Roman"/>
@@ -13076,7 +14343,7 @@
         </w:rPr>
         <w:t xml:space="preserve">Boxes along the horizontal axis indicate correctly classified individuals (red). Vertical axis labels are the actual watershed labels whereas horizontal labels are the predicted class from the model. Percentages indicate the percent of the actual class identified as the predicted class and numbers indicate the </w:t>
       </w:r>
-      <w:ins w:id="215" w:author="Benjamin J. Makhlouf" w:date="2026-03-03T12:31:00Z" w16du:dateUtc="2026-03-03T20:31:00Z">
+      <w:ins w:id="332" w:author="Benjamin J. Makhlouf" w:date="2026-03-03T12:31:00Z" w16du:dateUtc="2026-03-03T20:31:00Z">
         <w:r>
           <w:rPr>
             <w:rFonts w:ascii="Times New Roman" w:hAnsi="Times New Roman" w:cs="Times New Roman"/>
@@ -13084,7 +14351,7 @@
           <w:t xml:space="preserve">number of individuals in each group. </w:t>
         </w:r>
       </w:ins>
-      <w:del w:id="216" w:author="Benjamin J. Makhlouf" w:date="2026-03-03T12:31:00Z" w16du:dateUtc="2026-03-03T20:31:00Z">
+      <w:del w:id="333" w:author="Benjamin J. Makhlouf" w:date="2026-03-03T12:31:00Z" w16du:dateUtc="2026-03-03T20:31:00Z">
         <w:r>
           <w:rPr>
             <w:rFonts w:ascii="Times New Roman" w:hAnsi="Times New Roman" w:cs="Times New Roman"/>
@@ -13231,7 +14498,7 @@
         </w:rPr>
         <w:t xml:space="preserve">Classification accuracy </w:t>
       </w:r>
-      <w:ins w:id="217" w:author="Benjamin J. Makhlouf" w:date="2026-03-03T12:31:00Z" w16du:dateUtc="2026-03-03T20:31:00Z">
+      <w:ins w:id="334" w:author="Benjamin J. Makhlouf" w:date="2026-03-03T12:31:00Z" w16du:dateUtc="2026-03-03T20:31:00Z">
         <w:r>
           <w:rPr>
             <w:rFonts w:ascii="Times New Roman" w:hAnsi="Times New Roman" w:cs="Times New Roman"/>
@@ -13239,7 +14506,7 @@
           <w:t>of Chinook salmon to</w:t>
         </w:r>
       </w:ins>
-      <w:ins w:id="218" w:author="Benjamin J. Makhlouf" w:date="2026-03-03T12:32:00Z" w16du:dateUtc="2026-03-03T20:32:00Z">
+      <w:ins w:id="335" w:author="Benjamin J. Makhlouf" w:date="2026-03-03T12:32:00Z" w16du:dateUtc="2026-03-03T20:32:00Z">
         <w:r>
           <w:rPr>
             <w:rFonts w:ascii="Times New Roman" w:hAnsi="Times New Roman" w:cs="Times New Roman"/>
@@ -13259,7 +14526,7 @@
           <w:t xml:space="preserve">timeseries data. Accuracy is displayed along a range of probability thresholds </w:t>
         </w:r>
       </w:ins>
-      <w:del w:id="219" w:author="Benjamin J. Makhlouf" w:date="2026-03-03T12:32:00Z" w16du:dateUtc="2026-03-03T20:32:00Z">
+      <w:del w:id="336" w:author="Benjamin J. Makhlouf" w:date="2026-03-03T12:32:00Z" w16du:dateUtc="2026-03-03T20:32:00Z">
         <w:r>
           <w:rPr>
             <w:rFonts w:ascii="Times New Roman" w:hAnsi="Times New Roman" w:cs="Times New Roman"/>
@@ -14309,7 +15576,7 @@
   <w:style w:type="paragraph" w:default="1" w:styleId="Normal">
     <w:name w:val="Normal"/>
     <w:qFormat/>
-    <w:rsid w:val="00B073DE"/>
+    <w:rsid w:val="00B937C0"/>
   </w:style>
   <w:style w:type="paragraph" w:styleId="Heading1">
     <w:name w:val="heading 1"/>
